--- a/Documents/Final Dissertation Doc.docx
+++ b/Documents/Final Dissertation Doc.docx
@@ -1106,6 +1106,15 @@
     </w:sdt>
     <w:sdt>
       <w:sdtPr>
+        <w:rPr>
+          <w:rFonts w:asciiTheme="minorHAnsi" w:eastAsiaTheme="minorHAnsi" w:hAnsiTheme="minorHAnsi" w:cstheme="minorBidi"/>
+          <w:color w:val="auto"/>
+          <w:kern w:val="2"/>
+          <w:sz w:val="22"/>
+          <w:szCs w:val="22"/>
+          <w:lang w:val="en-GB"/>
+          <w14:ligatures w14:val="standardContextual"/>
+        </w:rPr>
         <w:id w:val="1415044789"/>
         <w:docPartObj>
           <w:docPartGallery w:val="Table of Contents"/>
@@ -1114,16 +1123,9 @@
       </w:sdtPr>
       <w:sdtEndPr>
         <w:rPr>
-          <w:rFonts w:asciiTheme="minorHAnsi" w:eastAsiaTheme="minorHAnsi" w:hAnsiTheme="minorHAnsi" w:cstheme="minorBidi"/>
           <w:b/>
           <w:bCs/>
           <w:noProof/>
-          <w:color w:val="auto"/>
-          <w:kern w:val="2"/>
-          <w:sz w:val="22"/>
-          <w:szCs w:val="22"/>
-          <w:lang w:val="en-GB"/>
-          <w14:ligatures w14:val="standardContextual"/>
         </w:rPr>
       </w:sdtEndPr>
       <w:sdtContent>
@@ -1158,7 +1160,7 @@
           <w:r>
             <w:fldChar w:fldCharType="separate"/>
           </w:r>
-          <w:hyperlink w:anchor="_Toc220938325" w:history="1">
+          <w:hyperlink w:anchor="_Toc221181035" w:history="1">
             <w:r>
               <w:rPr>
                 <w:rStyle w:val="Hyperlink"/>
@@ -1185,7 +1187,7 @@
                 <w:noProof/>
                 <w:webHidden/>
               </w:rPr>
-              <w:instrText xml:space="preserve"> PAGEREF _Toc220938325 \h </w:instrText>
+              <w:instrText xml:space="preserve"> PAGEREF _Toc221181035 \h </w:instrText>
             </w:r>
             <w:r>
               <w:rPr>
@@ -1205,7 +1207,7 @@
                 <w:noProof/>
                 <w:webHidden/>
               </w:rPr>
-              <w:t>1</w:t>
+              <w:t>2</w:t>
             </w:r>
             <w:r>
               <w:rPr>
@@ -1230,7 +1232,7 @@
               <w:lang w:eastAsia="en-GB"/>
             </w:rPr>
           </w:pPr>
-          <w:hyperlink w:anchor="_Toc220938326" w:history="1">
+          <w:hyperlink w:anchor="_Toc221181036" w:history="1">
             <w:r>
               <w:rPr>
                 <w:rStyle w:val="Hyperlink"/>
@@ -1257,7 +1259,7 @@
                 <w:noProof/>
                 <w:webHidden/>
               </w:rPr>
-              <w:instrText xml:space="preserve"> PAGEREF _Toc220938326 \h </w:instrText>
+              <w:instrText xml:space="preserve"> PAGEREF _Toc221181036 \h </w:instrText>
             </w:r>
             <w:r>
               <w:rPr>
@@ -1277,7 +1279,7 @@
                 <w:noProof/>
                 <w:webHidden/>
               </w:rPr>
-              <w:t>1</w:t>
+              <w:t>2</w:t>
             </w:r>
             <w:r>
               <w:rPr>
@@ -1302,7 +1304,7 @@
               <w:lang w:eastAsia="en-GB"/>
             </w:rPr>
           </w:pPr>
-          <w:hyperlink w:anchor="_Toc220938327" w:history="1">
+          <w:hyperlink w:anchor="_Toc221181037" w:history="1">
             <w:r>
               <w:rPr>
                 <w:rStyle w:val="Hyperlink"/>
@@ -1329,7 +1331,7 @@
                 <w:noProof/>
                 <w:webHidden/>
               </w:rPr>
-              <w:instrText xml:space="preserve"> PAGEREF _Toc220938327 \h </w:instrText>
+              <w:instrText xml:space="preserve"> PAGEREF _Toc221181037 \h </w:instrText>
             </w:r>
             <w:r>
               <w:rPr>
@@ -1374,7 +1376,7 @@
               <w:lang w:eastAsia="en-GB"/>
             </w:rPr>
           </w:pPr>
-          <w:hyperlink w:anchor="_Toc220938328" w:history="1">
+          <w:hyperlink w:anchor="_Toc221181038" w:history="1">
             <w:r>
               <w:rPr>
                 <w:rStyle w:val="Hyperlink"/>
@@ -1401,7 +1403,7 @@
                 <w:noProof/>
                 <w:webHidden/>
               </w:rPr>
-              <w:instrText xml:space="preserve"> PAGEREF _Toc220938328 \h </w:instrText>
+              <w:instrText xml:space="preserve"> PAGEREF _Toc221181038 \h </w:instrText>
             </w:r>
             <w:r>
               <w:rPr>
@@ -1421,7 +1423,7 @@
                 <w:noProof/>
                 <w:webHidden/>
               </w:rPr>
-              <w:t>2</w:t>
+              <w:t>3</w:t>
             </w:r>
             <w:r>
               <w:rPr>
@@ -1446,7 +1448,7 @@
               <w:lang w:eastAsia="en-GB"/>
             </w:rPr>
           </w:pPr>
-          <w:hyperlink w:anchor="_Toc220938329" w:history="1">
+          <w:hyperlink w:anchor="_Toc221181039" w:history="1">
             <w:r>
               <w:rPr>
                 <w:rStyle w:val="Hyperlink"/>
@@ -1473,7 +1475,7 @@
                 <w:noProof/>
                 <w:webHidden/>
               </w:rPr>
-              <w:instrText xml:space="preserve"> PAGEREF _Toc220938329 \h </w:instrText>
+              <w:instrText xml:space="preserve"> PAGEREF _Toc221181039 \h </w:instrText>
             </w:r>
             <w:r>
               <w:rPr>
@@ -1493,7 +1495,7 @@
                 <w:noProof/>
                 <w:webHidden/>
               </w:rPr>
-              <w:t>4</w:t>
+              <w:t>5</w:t>
             </w:r>
             <w:r>
               <w:rPr>
@@ -1518,7 +1520,7 @@
               <w:lang w:eastAsia="en-GB"/>
             </w:rPr>
           </w:pPr>
-          <w:hyperlink w:anchor="_Toc220938330" w:history="1">
+          <w:hyperlink w:anchor="_Toc221181040" w:history="1">
             <w:r>
               <w:rPr>
                 <w:rStyle w:val="Hyperlink"/>
@@ -1545,7 +1547,7 @@
                 <w:noProof/>
                 <w:webHidden/>
               </w:rPr>
-              <w:instrText xml:space="preserve"> PAGEREF _Toc220938330 \h </w:instrText>
+              <w:instrText xml:space="preserve"> PAGEREF _Toc221181040 \h </w:instrText>
             </w:r>
             <w:r>
               <w:rPr>
@@ -1565,7 +1567,7 @@
                 <w:noProof/>
                 <w:webHidden/>
               </w:rPr>
-              <w:t>5</w:t>
+              <w:t>6</w:t>
             </w:r>
             <w:r>
               <w:rPr>
@@ -1590,7 +1592,7 @@
               <w:lang w:eastAsia="en-GB"/>
             </w:rPr>
           </w:pPr>
-          <w:hyperlink w:anchor="_Toc220938331" w:history="1">
+          <w:hyperlink w:anchor="_Toc221181041" w:history="1">
             <w:r>
               <w:rPr>
                 <w:rStyle w:val="Hyperlink"/>
@@ -1617,7 +1619,7 @@
                 <w:noProof/>
                 <w:webHidden/>
               </w:rPr>
-              <w:instrText xml:space="preserve"> PAGEREF _Toc220938331 \h </w:instrText>
+              <w:instrText xml:space="preserve"> PAGEREF _Toc221181041 \h </w:instrText>
             </w:r>
             <w:r>
               <w:rPr>
@@ -1637,7 +1639,7 @@
                 <w:noProof/>
                 <w:webHidden/>
               </w:rPr>
-              <w:t>6</w:t>
+              <w:t>7</w:t>
             </w:r>
             <w:r>
               <w:rPr>
@@ -1662,7 +1664,7 @@
               <w:lang w:eastAsia="en-GB"/>
             </w:rPr>
           </w:pPr>
-          <w:hyperlink w:anchor="_Toc220938332" w:history="1">
+          <w:hyperlink w:anchor="_Toc221181042" w:history="1">
             <w:r>
               <w:rPr>
                 <w:rStyle w:val="Hyperlink"/>
@@ -1689,7 +1691,7 @@
                 <w:noProof/>
                 <w:webHidden/>
               </w:rPr>
-              <w:instrText xml:space="preserve"> PAGEREF _Toc220938332 \h </w:instrText>
+              <w:instrText xml:space="preserve"> PAGEREF _Toc221181042 \h </w:instrText>
             </w:r>
             <w:r>
               <w:rPr>
@@ -1709,7 +1711,7 @@
                 <w:noProof/>
                 <w:webHidden/>
               </w:rPr>
-              <w:t>6</w:t>
+              <w:t>7</w:t>
             </w:r>
             <w:r>
               <w:rPr>
@@ -1734,7 +1736,7 @@
               <w:lang w:eastAsia="en-GB"/>
             </w:rPr>
           </w:pPr>
-          <w:hyperlink w:anchor="_Toc220938333" w:history="1">
+          <w:hyperlink w:anchor="_Toc221181043" w:history="1">
             <w:r>
               <w:rPr>
                 <w:rStyle w:val="Hyperlink"/>
@@ -1761,7 +1763,7 @@
                 <w:noProof/>
                 <w:webHidden/>
               </w:rPr>
-              <w:instrText xml:space="preserve"> PAGEREF _Toc220938333 \h </w:instrText>
+              <w:instrText xml:space="preserve"> PAGEREF _Toc221181043 \h </w:instrText>
             </w:r>
             <w:r>
               <w:rPr>
@@ -1781,7 +1783,7 @@
                 <w:noProof/>
                 <w:webHidden/>
               </w:rPr>
-              <w:t>6</w:t>
+              <w:t>7</w:t>
             </w:r>
             <w:r>
               <w:rPr>
@@ -1806,7 +1808,7 @@
               <w:lang w:eastAsia="en-GB"/>
             </w:rPr>
           </w:pPr>
-          <w:hyperlink w:anchor="_Toc220938334" w:history="1">
+          <w:hyperlink w:anchor="_Toc221181044" w:history="1">
             <w:r>
               <w:rPr>
                 <w:rStyle w:val="Hyperlink"/>
@@ -1833,7 +1835,7 @@
                 <w:noProof/>
                 <w:webHidden/>
               </w:rPr>
-              <w:instrText xml:space="preserve"> PAGEREF _Toc220938334 \h </w:instrText>
+              <w:instrText xml:space="preserve"> PAGEREF _Toc221181044 \h </w:instrText>
             </w:r>
             <w:r>
               <w:rPr>
@@ -1853,7 +1855,7 @@
                 <w:noProof/>
                 <w:webHidden/>
               </w:rPr>
-              <w:t>6</w:t>
+              <w:t>7</w:t>
             </w:r>
             <w:r>
               <w:rPr>
@@ -1878,7 +1880,7 @@
               <w:lang w:eastAsia="en-GB"/>
             </w:rPr>
           </w:pPr>
-          <w:hyperlink w:anchor="_Toc220938335" w:history="1">
+          <w:hyperlink w:anchor="_Toc221181045" w:history="1">
             <w:r>
               <w:rPr>
                 <w:rStyle w:val="Hyperlink"/>
@@ -1905,7 +1907,7 @@
                 <w:noProof/>
                 <w:webHidden/>
               </w:rPr>
-              <w:instrText xml:space="preserve"> PAGEREF _Toc220938335 \h </w:instrText>
+              <w:instrText xml:space="preserve"> PAGEREF _Toc221181045 \h </w:instrText>
             </w:r>
             <w:r>
               <w:rPr>
@@ -1925,7 +1927,7 @@
                 <w:noProof/>
                 <w:webHidden/>
               </w:rPr>
-              <w:t>6</w:t>
+              <w:t>7</w:t>
             </w:r>
             <w:r>
               <w:rPr>
@@ -1950,7 +1952,7 @@
               <w:lang w:eastAsia="en-GB"/>
             </w:rPr>
           </w:pPr>
-          <w:hyperlink w:anchor="_Toc220938336" w:history="1">
+          <w:hyperlink w:anchor="_Toc221181046" w:history="1">
             <w:r>
               <w:rPr>
                 <w:rStyle w:val="Hyperlink"/>
@@ -1977,7 +1979,7 @@
                 <w:noProof/>
                 <w:webHidden/>
               </w:rPr>
-              <w:instrText xml:space="preserve"> PAGEREF _Toc220938336 \h </w:instrText>
+              <w:instrText xml:space="preserve"> PAGEREF _Toc221181046 \h </w:instrText>
             </w:r>
             <w:r>
               <w:rPr>
@@ -2185,7 +2187,7 @@
       <w:pPr>
         <w:pStyle w:val="Heading1"/>
       </w:pPr>
-      <w:bookmarkStart w:id="0" w:name="_Toc220938325"/>
+      <w:bookmarkStart w:id="0" w:name="_Toc221181035"/>
       <w:r>
         <w:lastRenderedPageBreak/>
         <w:t>Chapter</w:t>
@@ -2211,7 +2213,7 @@
       <w:pPr>
         <w:pStyle w:val="Heading2"/>
       </w:pPr>
-      <w:bookmarkStart w:id="1" w:name="_Toc220938326"/>
+      <w:bookmarkStart w:id="1" w:name="_Toc221181036"/>
       <w:r>
         <w:t>1.Project Definition and Users (~0.5 pages)</w:t>
       </w:r>
@@ -2381,7 +2383,7 @@
       <w:pPr>
         <w:pStyle w:val="Heading2"/>
       </w:pPr>
-      <w:bookmarkStart w:id="2" w:name="_Toc220938327"/>
+      <w:bookmarkStart w:id="2" w:name="_Toc221181037"/>
       <w:r>
         <w:t>2.Contexuals Analysis and Project Rationale (~1 page)</w:t>
       </w:r>
@@ -2456,7 +2458,11 @@
         <w:spacing w:line="240" w:lineRule="auto"/>
       </w:pPr>
       <w:r>
-        <w:t>Many climbers, particularly indoor boulderers, tend to visit their local gym without a structured training plan. Instead, they would often climb whichever routes appear most interesting at the time, completely neglecting targeted exercises or training plans. This type of mindset can future goals and performance of climbers and can make progress harder to measure without a baseline.</w:t>
+        <w:t xml:space="preserve">Many climbers, particularly indoor boulderers, tend to visit their local gym without a structured training plan. Instead, they would often climb whichever routes appear most interesting at the time, completely neglecting targeted exercises or training plans. This type of mindset can future </w:t>
+      </w:r>
+      <w:r>
+        <w:lastRenderedPageBreak/>
+        <w:t>goals and performance of climbers and can make progress harder to measure without a baseline.</w:t>
       </w:r>
     </w:p>
     <w:p>
@@ -2658,7 +2664,7 @@
       <w:pPr>
         <w:pStyle w:val="Heading2"/>
       </w:pPr>
-      <w:bookmarkStart w:id="3" w:name="_Toc220938328"/>
+      <w:bookmarkStart w:id="3" w:name="_Toc221181038"/>
       <w:r>
         <w:t>3.1 Technical Strategy and Requirements (~1.5 pages)</w:t>
       </w:r>
@@ -3127,6 +3133,7 @@
                 <w:sz w:val="22"/>
                 <w:szCs w:val="22"/>
               </w:rPr>
+              <w:lastRenderedPageBreak/>
               <w:t>NFR 2 (UI)</w:t>
             </w:r>
           </w:p>
@@ -3979,6 +3986,7 @@
                 <w:sz w:val="22"/>
                 <w:szCs w:val="22"/>
               </w:rPr>
+              <w:lastRenderedPageBreak/>
               <w:t>Chart.js</w:t>
             </w:r>
           </w:p>
@@ -4065,7 +4073,7 @@
       <w:pPr>
         <w:pStyle w:val="Heading2"/>
       </w:pPr>
-      <w:bookmarkStart w:id="4" w:name="_Toc220938329"/>
+      <w:bookmarkStart w:id="4" w:name="_Toc221181039"/>
       <w:r>
         <w:t>4. High-Level Work Plan (~1 page)</w:t>
       </w:r>
@@ -4089,7 +4097,7 @@
           <w:noProof/>
         </w:rPr>
         <w:drawing>
-          <wp:inline distT="0" distB="0" distL="0" distR="0" wp14:anchorId="16DDD3A0" wp14:editId="2EDF3806">
+          <wp:inline distT="0" distB="0" distL="0" distR="0" wp14:anchorId="16DDD3A0" wp14:editId="5E5B0FC1">
             <wp:extent cx="5731510" cy="1630018"/>
             <wp:effectExtent l="0" t="0" r="2540" b="8890"/>
             <wp:docPr id="1100710146" name="Picture 1" descr="A graph with blue and gray bars&#10;&#10;AI-generated content may be incorrect."/>
@@ -4104,7 +4112,7 @@
                     <pic:cNvPicPr/>
                   </pic:nvPicPr>
                   <pic:blipFill>
-                    <a:blip r:embed="rId7" cstate="print">
+                    <a:blip r:embed="rId9" cstate="print">
                       <a:extLst>
                         <a:ext uri="{28A0092B-C50C-407E-A947-70E740481C1C}">
                           <a14:useLocalDpi xmlns:a14="http://schemas.microsoft.com/office/drawing/2010/main" val="0"/>
@@ -4981,6 +4989,7 @@
                 <w:sz w:val="22"/>
                 <w:szCs w:val="22"/>
               </w:rPr>
+              <w:lastRenderedPageBreak/>
               <w:t>Final Submission</w:t>
             </w:r>
           </w:p>
@@ -5069,7 +5078,7 @@
       <w:pPr>
         <w:pStyle w:val="Heading2"/>
       </w:pPr>
-      <w:bookmarkStart w:id="5" w:name="_Toc220938330"/>
+      <w:bookmarkStart w:id="5" w:name="_Toc221181040"/>
       <w:r>
         <w:t>Appendix:</w:t>
       </w:r>
@@ -5817,6 +5826,7 @@
                 <w:sz w:val="22"/>
                 <w:szCs w:val="22"/>
               </w:rPr>
+              <w:lastRenderedPageBreak/>
               <w:t>I would find it helpful to be able to filter through forums to find specific content.</w:t>
             </w:r>
           </w:p>
@@ -5901,7 +5911,7 @@
       <w:pPr>
         <w:pStyle w:val="Heading1"/>
       </w:pPr>
-      <w:bookmarkStart w:id="6" w:name="_Toc220938331"/>
+      <w:bookmarkStart w:id="6" w:name="_Toc221181041"/>
       <w:r>
         <w:t xml:space="preserve">Chapter </w:t>
       </w:r>
@@ -5938,7 +5948,7 @@
       <w:pPr>
         <w:pStyle w:val="Heading2"/>
       </w:pPr>
-      <w:bookmarkStart w:id="7" w:name="_Toc220938332"/>
+      <w:bookmarkStart w:id="7" w:name="_Toc221181042"/>
       <w:r>
         <w:t>Test Strategy</w:t>
       </w:r>
@@ -5948,7 +5958,7 @@
       <w:pPr>
         <w:pStyle w:val="Heading2"/>
       </w:pPr>
-      <w:bookmarkStart w:id="8" w:name="_Toc220938333"/>
+      <w:bookmarkStart w:id="8" w:name="_Toc221181043"/>
       <w:r>
         <w:t>Test cases</w:t>
       </w:r>
@@ -5958,7 +5968,7 @@
       <w:pPr>
         <w:pStyle w:val="Heading2"/>
       </w:pPr>
-      <w:bookmarkStart w:id="9" w:name="_Toc220938334"/>
+      <w:bookmarkStart w:id="9" w:name="_Toc221181044"/>
       <w:r>
         <w:t>R</w:t>
       </w:r>
@@ -5971,7 +5981,7 @@
       <w:pPr>
         <w:pStyle w:val="Heading2"/>
       </w:pPr>
-      <w:bookmarkStart w:id="10" w:name="_Toc220938335"/>
+      <w:bookmarkStart w:id="10" w:name="_Toc221181045"/>
       <w:r>
         <w:t>Summary of testcases</w:t>
       </w:r>
@@ -5990,7 +6000,7 @@
       <w:pPr>
         <w:pStyle w:val="Heading1"/>
       </w:pPr>
-      <w:bookmarkStart w:id="11" w:name="_Toc220938336"/>
+      <w:bookmarkStart w:id="11" w:name="_Toc221181046"/>
       <w:r>
         <w:t>Chapter Evaluation</w:t>
       </w:r>
@@ -6011,6 +6021,56 @@
     </w:sectPr>
   </w:body>
 </w:document>
+</file>
+
+<file path=word/endnotes.xml><?xml version="1.0" encoding="utf-8"?>
+<w:endnotes xmlns:wpc="http://schemas.microsoft.com/office/word/2010/wordprocessingCanvas" xmlns:cx="http://schemas.microsoft.com/office/drawing/2014/chartex" xmlns:cx1="http://schemas.microsoft.com/office/drawing/2015/9/8/chartex" xmlns:cx2="http://schemas.microsoft.com/office/drawing/2015/10/21/chartex" xmlns:cx3="http://schemas.microsoft.com/office/drawing/2016/5/9/chartex" xmlns:cx4="http://schemas.microsoft.com/office/drawing/2016/5/10/chartex" xmlns:cx5="http://schemas.microsoft.com/office/drawing/2016/5/11/chartex" xmlns:cx6="http://schemas.microsoft.com/office/drawing/2016/5/12/chartex" xmlns:cx7="http://schemas.microsoft.com/office/drawing/2016/5/13/chartex" xmlns:cx8="http://schemas.microsoft.com/office/drawing/2016/5/14/chartex" xmlns:mc="http://schemas.openxmlformats.org/markup-compatibility/2006" xmlns:aink="http://schemas.microsoft.com/office/drawing/2016/ink" xmlns:am3d="http://schemas.microsoft.com/office/drawing/2017/model3d" xmlns:o="urn:schemas-microsoft-com:office:office" xmlns:oel="http://schemas.microsoft.com/office/2019/extlst" xmlns:r="http://schemas.openxmlformats.org/officeDocument/2006/relationships" xmlns:m="http://schemas.openxmlformats.org/officeDocument/2006/math" xmlns:v="urn:schemas-microsoft-com:vml" xmlns:wp14="http://schemas.microsoft.com/office/word/2010/wordprocessingDrawing" xmlns:wp="http://schemas.openxmlformats.org/drawingml/2006/wordprocessingDrawing" xmlns:w10="urn:schemas-microsoft-com:office:word" xmlns:w="http://schemas.openxmlformats.org/wordprocessingml/2006/main" xmlns:w14="http://schemas.microsoft.com/office/word/2010/wordml" xmlns:w15="http://schemas.microsoft.com/office/word/2012/wordml" xmlns:w16cex="http://schemas.microsoft.com/office/word/2018/wordml/cex" xmlns:w16cid="http://schemas.microsoft.com/office/word/2016/wordml/cid" xmlns:w16="http://schemas.microsoft.com/office/word/2018/wordml" xmlns:w16du="http://schemas.microsoft.com/office/word/2023/wordml/word16du" xmlns:w16sdtdh="http://schemas.microsoft.com/office/word/2020/wordml/sdtdatahash" xmlns:w16sdtfl="http://schemas.microsoft.com/office/word/2024/wordml/sdtformatlock" xmlns:w16se="http://schemas.microsoft.com/office/word/2015/wordml/symex" xmlns:wpg="http://schemas.microsoft.com/office/word/2010/wordprocessingGroup" xmlns:wpi="http://schemas.microsoft.com/office/word/2010/wordprocessingInk" xmlns:wne="http://schemas.microsoft.com/office/word/2006/wordml" xmlns:wps="http://schemas.microsoft.com/office/word/2010/wordprocessingShape" mc:Ignorable="w14 w15 w16se w16cid w16 w16cex w16sdtdh w16sdtfl w16du wp14">
+  <w:endnote w:type="separator" w:id="-1">
+    <w:p>
+      <w:pPr>
+        <w:spacing w:after="0" w:line="240" w:lineRule="auto"/>
+      </w:pPr>
+      <w:r>
+        <w:separator/>
+      </w:r>
+    </w:p>
+  </w:endnote>
+  <w:endnote w:type="continuationSeparator" w:id="0">
+    <w:p>
+      <w:pPr>
+        <w:spacing w:after="0" w:line="240" w:lineRule="auto"/>
+      </w:pPr>
+      <w:r>
+        <w:continuationSeparator/>
+      </w:r>
+    </w:p>
+  </w:endnote>
+</w:endnotes>
+</file>
+
+<file path=word/footnotes.xml><?xml version="1.0" encoding="utf-8"?>
+<w:footnotes xmlns:wpc="http://schemas.microsoft.com/office/word/2010/wordprocessingCanvas" xmlns:cx="http://schemas.microsoft.com/office/drawing/2014/chartex" xmlns:cx1="http://schemas.microsoft.com/office/drawing/2015/9/8/chartex" xmlns:cx2="http://schemas.microsoft.com/office/drawing/2015/10/21/chartex" xmlns:cx3="http://schemas.microsoft.com/office/drawing/2016/5/9/chartex" xmlns:cx4="http://schemas.microsoft.com/office/drawing/2016/5/10/chartex" xmlns:cx5="http://schemas.microsoft.com/office/drawing/2016/5/11/chartex" xmlns:cx6="http://schemas.microsoft.com/office/drawing/2016/5/12/chartex" xmlns:cx7="http://schemas.microsoft.com/office/drawing/2016/5/13/chartex" xmlns:cx8="http://schemas.microsoft.com/office/drawing/2016/5/14/chartex" xmlns:mc="http://schemas.openxmlformats.org/markup-compatibility/2006" xmlns:aink="http://schemas.microsoft.com/office/drawing/2016/ink" xmlns:am3d="http://schemas.microsoft.com/office/drawing/2017/model3d" xmlns:o="urn:schemas-microsoft-com:office:office" xmlns:oel="http://schemas.microsoft.com/office/2019/extlst" xmlns:r="http://schemas.openxmlformats.org/officeDocument/2006/relationships" xmlns:m="http://schemas.openxmlformats.org/officeDocument/2006/math" xmlns:v="urn:schemas-microsoft-com:vml" xmlns:wp14="http://schemas.microsoft.com/office/word/2010/wordprocessingDrawing" xmlns:wp="http://schemas.openxmlformats.org/drawingml/2006/wordprocessingDrawing" xmlns:w10="urn:schemas-microsoft-com:office:word" xmlns:w="http://schemas.openxmlformats.org/wordprocessingml/2006/main" xmlns:w14="http://schemas.microsoft.com/office/word/2010/wordml" xmlns:w15="http://schemas.microsoft.com/office/word/2012/wordml" xmlns:w16cex="http://schemas.microsoft.com/office/word/2018/wordml/cex" xmlns:w16cid="http://schemas.microsoft.com/office/word/2016/wordml/cid" xmlns:w16="http://schemas.microsoft.com/office/word/2018/wordml" xmlns:w16du="http://schemas.microsoft.com/office/word/2023/wordml/word16du" xmlns:w16sdtdh="http://schemas.microsoft.com/office/word/2020/wordml/sdtdatahash" xmlns:w16sdtfl="http://schemas.microsoft.com/office/word/2024/wordml/sdtformatlock" xmlns:w16se="http://schemas.microsoft.com/office/word/2015/wordml/symex" xmlns:wpg="http://schemas.microsoft.com/office/word/2010/wordprocessingGroup" xmlns:wpi="http://schemas.microsoft.com/office/word/2010/wordprocessingInk" xmlns:wne="http://schemas.microsoft.com/office/word/2006/wordml" xmlns:wps="http://schemas.microsoft.com/office/word/2010/wordprocessingShape" mc:Ignorable="w14 w15 w16se w16cid w16 w16cex w16sdtdh w16sdtfl w16du wp14">
+  <w:footnote w:type="separator" w:id="-1">
+    <w:p>
+      <w:pPr>
+        <w:spacing w:after="0" w:line="240" w:lineRule="auto"/>
+      </w:pPr>
+      <w:r>
+        <w:separator/>
+      </w:r>
+    </w:p>
+  </w:footnote>
+  <w:footnote w:type="continuationSeparator" w:id="0">
+    <w:p>
+      <w:pPr>
+        <w:spacing w:after="0" w:line="240" w:lineRule="auto"/>
+      </w:pPr>
+      <w:r>
+        <w:continuationSeparator/>
+      </w:r>
+    </w:p>
+  </w:footnote>
+</w:footnotes>
 </file>
 
 <file path=word/numbering.xml><?xml version="1.0" encoding="utf-8"?>
@@ -7621,6 +7681,50 @@
       </w:tblBorders>
     </w:tblPr>
   </w:style>
+  <w:style w:type="paragraph" w:styleId="Header">
+    <w:name w:val="header"/>
+    <w:basedOn w:val="Normal"/>
+    <w:link w:val="HeaderChar"/>
+    <w:uiPriority w:val="99"/>
+    <w:unhideWhenUsed/>
+    <w:rsid w:val="006B073A"/>
+    <w:pPr>
+      <w:tabs>
+        <w:tab w:val="center" w:pos="4513"/>
+        <w:tab w:val="right" w:pos="9026"/>
+      </w:tabs>
+      <w:spacing w:after="0" w:line="240" w:lineRule="auto"/>
+    </w:pPr>
+  </w:style>
+  <w:style w:type="character" w:customStyle="1" w:styleId="HeaderChar">
+    <w:name w:val="Header Char"/>
+    <w:basedOn w:val="DefaultParagraphFont"/>
+    <w:link w:val="Header"/>
+    <w:uiPriority w:val="99"/>
+    <w:rsid w:val="006B073A"/>
+  </w:style>
+  <w:style w:type="paragraph" w:styleId="Footer">
+    <w:name w:val="footer"/>
+    <w:basedOn w:val="Normal"/>
+    <w:link w:val="FooterChar"/>
+    <w:uiPriority w:val="99"/>
+    <w:unhideWhenUsed/>
+    <w:rsid w:val="006B073A"/>
+    <w:pPr>
+      <w:tabs>
+        <w:tab w:val="center" w:pos="4513"/>
+        <w:tab w:val="right" w:pos="9026"/>
+      </w:tabs>
+      <w:spacing w:after="0" w:line="240" w:lineRule="auto"/>
+    </w:pPr>
+  </w:style>
+  <w:style w:type="character" w:customStyle="1" w:styleId="FooterChar">
+    <w:name w:val="Footer Char"/>
+    <w:basedOn w:val="DefaultParagraphFont"/>
+    <w:link w:val="Footer"/>
+    <w:uiPriority w:val="99"/>
+    <w:rsid w:val="006B073A"/>
+  </w:style>
 </w:styles>
 </file>
 

--- a/Documents/Final Dissertation Doc.docx
+++ b/Documents/Final Dissertation Doc.docx
@@ -1160,10 +1160,12 @@
           <w:r>
             <w:fldChar w:fldCharType="separate"/>
           </w:r>
-          <w:hyperlink w:anchor="_Toc221181035" w:history="1">
+          <w:hyperlink w:anchor="_Toc222237660" w:history="1">
             <w:r>
               <w:rPr>
                 <w:rStyle w:val="Hyperlink"/>
+                <w:b/>
+                <w:bCs/>
                 <w:noProof/>
               </w:rPr>
               <w:t>Chapter 1 Spec Revamp and Analysis</w:t>
@@ -1187,7 +1189,7 @@
                 <w:noProof/>
                 <w:webHidden/>
               </w:rPr>
-              <w:instrText xml:space="preserve"> PAGEREF _Toc221181035 \h </w:instrText>
+              <w:instrText xml:space="preserve"> PAGEREF _Toc222237660 \h </w:instrText>
             </w:r>
             <w:r>
               <w:rPr>
@@ -1232,7 +1234,7 @@
               <w:lang w:eastAsia="en-GB"/>
             </w:rPr>
           </w:pPr>
-          <w:hyperlink w:anchor="_Toc221181036" w:history="1">
+          <w:hyperlink w:anchor="_Toc222237661" w:history="1">
             <w:r>
               <w:rPr>
                 <w:rStyle w:val="Hyperlink"/>
@@ -1259,7 +1261,7 @@
                 <w:noProof/>
                 <w:webHidden/>
               </w:rPr>
-              <w:instrText xml:space="preserve"> PAGEREF _Toc221181036 \h </w:instrText>
+              <w:instrText xml:space="preserve"> PAGEREF _Toc222237661 \h </w:instrText>
             </w:r>
             <w:r>
               <w:rPr>
@@ -1304,7 +1306,7 @@
               <w:lang w:eastAsia="en-GB"/>
             </w:rPr>
           </w:pPr>
-          <w:hyperlink w:anchor="_Toc221181037" w:history="1">
+          <w:hyperlink w:anchor="_Toc222237662" w:history="1">
             <w:r>
               <w:rPr>
                 <w:rStyle w:val="Hyperlink"/>
@@ -1331,7 +1333,7 @@
                 <w:noProof/>
                 <w:webHidden/>
               </w:rPr>
-              <w:instrText xml:space="preserve"> PAGEREF _Toc221181037 \h </w:instrText>
+              <w:instrText xml:space="preserve"> PAGEREF _Toc222237662 \h </w:instrText>
             </w:r>
             <w:r>
               <w:rPr>
@@ -1376,7 +1378,7 @@
               <w:lang w:eastAsia="en-GB"/>
             </w:rPr>
           </w:pPr>
-          <w:hyperlink w:anchor="_Toc221181038" w:history="1">
+          <w:hyperlink w:anchor="_Toc222237663" w:history="1">
             <w:r>
               <w:rPr>
                 <w:rStyle w:val="Hyperlink"/>
@@ -1403,7 +1405,7 @@
                 <w:noProof/>
                 <w:webHidden/>
               </w:rPr>
-              <w:instrText xml:space="preserve"> PAGEREF _Toc221181038 \h </w:instrText>
+              <w:instrText xml:space="preserve"> PAGEREF _Toc222237663 \h </w:instrText>
             </w:r>
             <w:r>
               <w:rPr>
@@ -1448,7 +1450,7 @@
               <w:lang w:eastAsia="en-GB"/>
             </w:rPr>
           </w:pPr>
-          <w:hyperlink w:anchor="_Toc221181039" w:history="1">
+          <w:hyperlink w:anchor="_Toc222237664" w:history="1">
             <w:r>
               <w:rPr>
                 <w:rStyle w:val="Hyperlink"/>
@@ -1475,7 +1477,7 @@
                 <w:noProof/>
                 <w:webHidden/>
               </w:rPr>
-              <w:instrText xml:space="preserve"> PAGEREF _Toc221181039 \h </w:instrText>
+              <w:instrText xml:space="preserve"> PAGEREF _Toc222237664 \h </w:instrText>
             </w:r>
             <w:r>
               <w:rPr>
@@ -1520,7 +1522,7 @@
               <w:lang w:eastAsia="en-GB"/>
             </w:rPr>
           </w:pPr>
-          <w:hyperlink w:anchor="_Toc221181040" w:history="1">
+          <w:hyperlink w:anchor="_Toc222237665" w:history="1">
             <w:r>
               <w:rPr>
                 <w:rStyle w:val="Hyperlink"/>
@@ -1547,7 +1549,7 @@
                 <w:noProof/>
                 <w:webHidden/>
               </w:rPr>
-              <w:instrText xml:space="preserve"> PAGEREF _Toc221181040 \h </w:instrText>
+              <w:instrText xml:space="preserve"> PAGEREF _Toc222237665 \h </w:instrText>
             </w:r>
             <w:r>
               <w:rPr>
@@ -1592,10 +1594,12 @@
               <w:lang w:eastAsia="en-GB"/>
             </w:rPr>
           </w:pPr>
-          <w:hyperlink w:anchor="_Toc221181041" w:history="1">
+          <w:hyperlink w:anchor="_Toc222237666" w:history="1">
             <w:r>
               <w:rPr>
                 <w:rStyle w:val="Hyperlink"/>
+                <w:b/>
+                <w:bCs/>
                 <w:noProof/>
               </w:rPr>
               <w:t>Chapter Testing</w:t>
@@ -1619,7 +1623,7 @@
                 <w:noProof/>
                 <w:webHidden/>
               </w:rPr>
-              <w:instrText xml:space="preserve"> PAGEREF _Toc221181041 \h </w:instrText>
+              <w:instrText xml:space="preserve"> PAGEREF _Toc222237666 \h </w:instrText>
             </w:r>
             <w:r>
               <w:rPr>
@@ -1664,7 +1668,7 @@
               <w:lang w:eastAsia="en-GB"/>
             </w:rPr>
           </w:pPr>
-          <w:hyperlink w:anchor="_Toc221181042" w:history="1">
+          <w:hyperlink w:anchor="_Toc222237667" w:history="1">
             <w:r>
               <w:rPr>
                 <w:rStyle w:val="Hyperlink"/>
@@ -1691,7 +1695,7 @@
                 <w:noProof/>
                 <w:webHidden/>
               </w:rPr>
-              <w:instrText xml:space="preserve"> PAGEREF _Toc221181042 \h </w:instrText>
+              <w:instrText xml:space="preserve"> PAGEREF _Toc222237667 \h </w:instrText>
             </w:r>
             <w:r>
               <w:rPr>
@@ -1736,7 +1740,7 @@
               <w:lang w:eastAsia="en-GB"/>
             </w:rPr>
           </w:pPr>
-          <w:hyperlink w:anchor="_Toc221181043" w:history="1">
+          <w:hyperlink w:anchor="_Toc222237668" w:history="1">
             <w:r>
               <w:rPr>
                 <w:rStyle w:val="Hyperlink"/>
@@ -1763,7 +1767,7 @@
                 <w:noProof/>
                 <w:webHidden/>
               </w:rPr>
-              <w:instrText xml:space="preserve"> PAGEREF _Toc221181043 \h </w:instrText>
+              <w:instrText xml:space="preserve"> PAGEREF _Toc222237668 \h </w:instrText>
             </w:r>
             <w:r>
               <w:rPr>
@@ -1808,7 +1812,7 @@
               <w:lang w:eastAsia="en-GB"/>
             </w:rPr>
           </w:pPr>
-          <w:hyperlink w:anchor="_Toc221181044" w:history="1">
+          <w:hyperlink w:anchor="_Toc222237669" w:history="1">
             <w:r>
               <w:rPr>
                 <w:rStyle w:val="Hyperlink"/>
@@ -1835,7 +1839,7 @@
                 <w:noProof/>
                 <w:webHidden/>
               </w:rPr>
-              <w:instrText xml:space="preserve"> PAGEREF _Toc221181044 \h </w:instrText>
+              <w:instrText xml:space="preserve"> PAGEREF _Toc222237669 \h </w:instrText>
             </w:r>
             <w:r>
               <w:rPr>
@@ -1880,7 +1884,7 @@
               <w:lang w:eastAsia="en-GB"/>
             </w:rPr>
           </w:pPr>
-          <w:hyperlink w:anchor="_Toc221181045" w:history="1">
+          <w:hyperlink w:anchor="_Toc222237670" w:history="1">
             <w:r>
               <w:rPr>
                 <w:rStyle w:val="Hyperlink"/>
@@ -1907,7 +1911,7 @@
                 <w:noProof/>
                 <w:webHidden/>
               </w:rPr>
-              <w:instrText xml:space="preserve"> PAGEREF _Toc221181045 \h </w:instrText>
+              <w:instrText xml:space="preserve"> PAGEREF _Toc222237670 \h </w:instrText>
             </w:r>
             <w:r>
               <w:rPr>
@@ -1952,10 +1956,12 @@
               <w:lang w:eastAsia="en-GB"/>
             </w:rPr>
           </w:pPr>
-          <w:hyperlink w:anchor="_Toc221181046" w:history="1">
+          <w:hyperlink w:anchor="_Toc222237671" w:history="1">
             <w:r>
               <w:rPr>
                 <w:rStyle w:val="Hyperlink"/>
+                <w:b/>
+                <w:bCs/>
                 <w:noProof/>
               </w:rPr>
               <w:t>Chapter Evaluation</w:t>
@@ -1979,7 +1985,81 @@
                 <w:noProof/>
                 <w:webHidden/>
               </w:rPr>
-              <w:instrText xml:space="preserve"> PAGEREF _Toc221181046 \h </w:instrText>
+              <w:instrText xml:space="preserve"> PAGEREF _Toc222237671 \h </w:instrText>
+            </w:r>
+            <w:r>
+              <w:rPr>
+                <w:noProof/>
+                <w:webHidden/>
+              </w:rPr>
+            </w:r>
+            <w:r>
+              <w:rPr>
+                <w:noProof/>
+                <w:webHidden/>
+              </w:rPr>
+              <w:fldChar w:fldCharType="separate"/>
+            </w:r>
+            <w:r>
+              <w:rPr>
+                <w:noProof/>
+                <w:webHidden/>
+              </w:rPr>
+              <w:t>7</w:t>
+            </w:r>
+            <w:r>
+              <w:rPr>
+                <w:noProof/>
+                <w:webHidden/>
+              </w:rPr>
+              <w:fldChar w:fldCharType="end"/>
+            </w:r>
+          </w:hyperlink>
+        </w:p>
+        <w:p>
+          <w:pPr>
+            <w:pStyle w:val="TOC1"/>
+            <w:tabs>
+              <w:tab w:val="right" w:leader="dot" w:pos="9016"/>
+            </w:tabs>
+            <w:rPr>
+              <w:rFonts w:eastAsiaTheme="minorEastAsia"/>
+              <w:noProof/>
+              <w:sz w:val="24"/>
+              <w:szCs w:val="24"/>
+              <w:lang w:eastAsia="en-GB"/>
+            </w:rPr>
+          </w:pPr>
+          <w:hyperlink w:anchor="_Toc222237672" w:history="1">
+            <w:r>
+              <w:rPr>
+                <w:rStyle w:val="Hyperlink"/>
+                <w:b/>
+                <w:bCs/>
+                <w:noProof/>
+              </w:rPr>
+              <w:t>Chapter references for creation of webapp</w:t>
+            </w:r>
+            <w:r>
+              <w:rPr>
+                <w:noProof/>
+                <w:webHidden/>
+              </w:rPr>
+              <w:tab/>
+            </w:r>
+            <w:r>
+              <w:rPr>
+                <w:noProof/>
+                <w:webHidden/>
+              </w:rPr>
+              <w:fldChar w:fldCharType="begin"/>
+            </w:r>
+            <w:r>
+              <w:rPr>
+                <w:noProof/>
+                <w:webHidden/>
+              </w:rPr>
+              <w:instrText xml:space="preserve"> PAGEREF _Toc222237672 \h </w:instrText>
             </w:r>
             <w:r>
               <w:rPr>
@@ -2085,21 +2165,23 @@
     </w:p>
     <w:p>
       <w:pPr>
+        <w:tabs>
+          <w:tab w:val="left" w:pos="2649"/>
+        </w:tabs>
         <w:rPr>
           <w:b/>
           <w:bCs/>
           <w:noProof/>
         </w:rPr>
       </w:pPr>
-    </w:p>
-    <w:p>
-      <w:pPr>
+      <w:r>
         <w:rPr>
           <w:b/>
           <w:bCs/>
           <w:noProof/>
         </w:rPr>
-      </w:pPr>
+        <w:tab/>
+      </w:r>
     </w:p>
     <w:p>
       <w:pPr>
@@ -2182,30 +2264,60 @@
         </w:rPr>
       </w:pPr>
     </w:p>
+    <w:p>
+      <w:pPr>
+        <w:rPr>
+          <w:b/>
+          <w:bCs/>
+          <w:noProof/>
+        </w:rPr>
+      </w:pPr>
+    </w:p>
     <w:p/>
     <w:p>
       <w:pPr>
         <w:pStyle w:val="Heading1"/>
-      </w:pPr>
-      <w:bookmarkStart w:id="0" w:name="_Toc221181035"/>
+        <w:rPr>
+          <w:b/>
+          <w:bCs/>
+        </w:rPr>
+      </w:pPr>
+      <w:bookmarkStart w:id="0" w:name="_Toc222237660"/>
       <w:r>
+        <w:rPr>
+          <w:b/>
+          <w:bCs/>
+        </w:rPr>
         <w:lastRenderedPageBreak/>
         <w:t>Chapter</w:t>
       </w:r>
       <w:r>
+        <w:rPr>
+          <w:b/>
+          <w:bCs/>
+        </w:rPr>
         <w:t xml:space="preserve"> </w:t>
       </w:r>
       <w:r>
+        <w:rPr>
+          <w:b/>
+          <w:bCs/>
+        </w:rPr>
         <w:t>1</w:t>
       </w:r>
       <w:r>
+        <w:rPr>
+          <w:b/>
+          <w:bCs/>
+        </w:rPr>
         <w:t xml:space="preserve"> Spec Revamp and </w:t>
       </w:r>
       <w:r>
-        <w:t>A</w:t>
-      </w:r>
-      <w:r>
-        <w:t>nalysis</w:t>
+        <w:rPr>
+          <w:b/>
+          <w:bCs/>
+        </w:rPr>
+        <w:t>Analysis</w:t>
       </w:r>
       <w:bookmarkEnd w:id="0"/>
     </w:p>
@@ -2213,7 +2325,7 @@
       <w:pPr>
         <w:pStyle w:val="Heading2"/>
       </w:pPr>
-      <w:bookmarkStart w:id="1" w:name="_Toc221181036"/>
+      <w:bookmarkStart w:id="1" w:name="_Toc222237661"/>
       <w:r>
         <w:t>1.Project Definition and Users (~0.5 pages)</w:t>
       </w:r>
@@ -2383,7 +2495,7 @@
       <w:pPr>
         <w:pStyle w:val="Heading2"/>
       </w:pPr>
-      <w:bookmarkStart w:id="2" w:name="_Toc221181037"/>
+      <w:bookmarkStart w:id="2" w:name="_Toc222237662"/>
       <w:r>
         <w:t>2.Contexuals Analysis and Project Rationale (~1 page)</w:t>
       </w:r>
@@ -2664,7 +2776,7 @@
       <w:pPr>
         <w:pStyle w:val="Heading2"/>
       </w:pPr>
-      <w:bookmarkStart w:id="3" w:name="_Toc221181038"/>
+      <w:bookmarkStart w:id="3" w:name="_Toc222237663"/>
       <w:r>
         <w:t>3.1 Technical Strategy and Requirements (~1.5 pages)</w:t>
       </w:r>
@@ -4073,7 +4185,7 @@
       <w:pPr>
         <w:pStyle w:val="Heading2"/>
       </w:pPr>
-      <w:bookmarkStart w:id="4" w:name="_Toc221181039"/>
+      <w:bookmarkStart w:id="4" w:name="_Toc222237664"/>
       <w:r>
         <w:t>4. High-Level Work Plan (~1 page)</w:t>
       </w:r>
@@ -4097,7 +4209,7 @@
           <w:noProof/>
         </w:rPr>
         <w:drawing>
-          <wp:inline distT="0" distB="0" distL="0" distR="0" wp14:anchorId="16DDD3A0" wp14:editId="5E5B0FC1">
+          <wp:inline distT="0" distB="0" distL="0" distR="0" wp14:anchorId="16DDD3A0" wp14:editId="5F7D3555">
             <wp:extent cx="5731510" cy="1630018"/>
             <wp:effectExtent l="0" t="0" r="2540" b="8890"/>
             <wp:docPr id="1100710146" name="Picture 1" descr="A graph with blue and gray bars&#10;&#10;AI-generated content may be incorrect."/>
@@ -5078,7 +5190,7 @@
       <w:pPr>
         <w:pStyle w:val="Heading2"/>
       </w:pPr>
-      <w:bookmarkStart w:id="5" w:name="_Toc221181040"/>
+      <w:bookmarkStart w:id="5" w:name="_Toc222237665"/>
       <w:r>
         <w:t>Appendix:</w:t>
       </w:r>
@@ -5910,16 +6022,25 @@
     <w:p>
       <w:pPr>
         <w:pStyle w:val="Heading1"/>
-      </w:pPr>
-      <w:bookmarkStart w:id="6" w:name="_Toc221181041"/>
+        <w:rPr>
+          <w:b/>
+          <w:bCs/>
+        </w:rPr>
+      </w:pPr>
+      <w:bookmarkStart w:id="6" w:name="_Toc222237666"/>
       <w:r>
+        <w:rPr>
+          <w:b/>
+          <w:bCs/>
+        </w:rPr>
         <w:t xml:space="preserve">Chapter </w:t>
       </w:r>
       <w:r>
-        <w:t>Test</w:t>
-      </w:r>
-      <w:r>
-        <w:t>ing</w:t>
+        <w:rPr>
+          <w:b/>
+          <w:bCs/>
+        </w:rPr>
+        <w:t>Testing</w:t>
       </w:r>
       <w:bookmarkEnd w:id="6"/>
     </w:p>
@@ -5948,7 +6069,7 @@
       <w:pPr>
         <w:pStyle w:val="Heading2"/>
       </w:pPr>
-      <w:bookmarkStart w:id="7" w:name="_Toc221181042"/>
+      <w:bookmarkStart w:id="7" w:name="_Toc222237667"/>
       <w:r>
         <w:t>Test Strategy</w:t>
       </w:r>
@@ -5958,7 +6079,7 @@
       <w:pPr>
         <w:pStyle w:val="Heading2"/>
       </w:pPr>
-      <w:bookmarkStart w:id="8" w:name="_Toc221181043"/>
+      <w:bookmarkStart w:id="8" w:name="_Toc222237668"/>
       <w:r>
         <w:t>Test cases</w:t>
       </w:r>
@@ -5968,7 +6089,7 @@
       <w:pPr>
         <w:pStyle w:val="Heading2"/>
       </w:pPr>
-      <w:bookmarkStart w:id="9" w:name="_Toc221181044"/>
+      <w:bookmarkStart w:id="9" w:name="_Toc222237669"/>
       <w:r>
         <w:t>R</w:t>
       </w:r>
@@ -5981,7 +6102,7 @@
       <w:pPr>
         <w:pStyle w:val="Heading2"/>
       </w:pPr>
-      <w:bookmarkStart w:id="10" w:name="_Toc221181045"/>
+      <w:bookmarkStart w:id="10" w:name="_Toc222237670"/>
       <w:r>
         <w:t>Summary of testcases</w:t>
       </w:r>
@@ -5999,9 +6120,17 @@
     <w:p>
       <w:pPr>
         <w:pStyle w:val="Heading1"/>
-      </w:pPr>
-      <w:bookmarkStart w:id="11" w:name="_Toc221181046"/>
+        <w:rPr>
+          <w:b/>
+          <w:bCs/>
+        </w:rPr>
+      </w:pPr>
+      <w:bookmarkStart w:id="11" w:name="_Toc222237671"/>
       <w:r>
+        <w:rPr>
+          <w:b/>
+          <w:bCs/>
+        </w:rPr>
         <w:t>Chapter Evaluation</w:t>
       </w:r>
       <w:bookmarkEnd w:id="11"/>
@@ -6011,6 +6140,41 @@
         <w:t>What you would do in the future if you could and how you would go about doing it.</w:t>
       </w:r>
     </w:p>
+    <w:p/>
+    <w:p>
+      <w:pPr>
+        <w:pStyle w:val="Heading1"/>
+        <w:rPr>
+          <w:b/>
+          <w:bCs/>
+        </w:rPr>
+      </w:pPr>
+      <w:bookmarkStart w:id="12" w:name="_Toc222237672"/>
+      <w:r>
+        <w:rPr>
+          <w:b/>
+          <w:bCs/>
+        </w:rPr>
+        <w:t>Chapter references for creation of webapp</w:t>
+      </w:r>
+      <w:bookmarkEnd w:id="12"/>
+    </w:p>
+    <w:p>
+      <w:r>
+        <w:t>General architecture and understanding of web development</w:t>
+      </w:r>
+    </w:p>
+    <w:p>
+      <w:hyperlink r:id="rId10" w:history="1">
+        <w:r>
+          <w:rPr>
+            <w:rStyle w:val="Hyperlink"/>
+          </w:rPr>
+          <w:t>https://youtu.be/i_j9-vQPCpk?si=_Sin5K46mbF7_PR6</w:t>
+        </w:r>
+      </w:hyperlink>
+    </w:p>
+    <w:p/>
     <w:sectPr>
       <w:pgSz w:w="11906" w:h="16838"/>
       <w:pgMar w:top="1440" w:right="1440" w:bottom="1440" w:left="1440" w:header="708" w:footer="708" w:gutter="0"/>
@@ -6189,9 +6353,9 @@
     </w:lvl>
   </w:abstractNum>
   <w:abstractNum w:abstractNumId="1" w15:restartNumberingAfterBreak="0">
-    <w:nsid w:val="37C70AEF"/>
+    <w:nsid w:val="2EB810B8"/>
     <w:multiLevelType w:val="hybridMultilevel"/>
-    <w:tmpl w:val="6B9CDF78"/>
+    <w:tmpl w:val="25F453FA"/>
     <w:lvl w:ilvl="0" w:tplc="08090001">
       <w:start w:val="1"/>
       <w:numFmt w:val="bullet"/>
@@ -6302,9 +6466,9 @@
     </w:lvl>
   </w:abstractNum>
   <w:abstractNum w:abstractNumId="2" w15:restartNumberingAfterBreak="0">
-    <w:nsid w:val="43C522B4"/>
+    <w:nsid w:val="37C70AEF"/>
     <w:multiLevelType w:val="hybridMultilevel"/>
-    <w:tmpl w:val="2968ED54"/>
+    <w:tmpl w:val="6B9CDF78"/>
     <w:lvl w:ilvl="0" w:tplc="08090001">
       <w:start w:val="1"/>
       <w:numFmt w:val="bullet"/>
@@ -6415,6 +6579,119 @@
     </w:lvl>
   </w:abstractNum>
   <w:abstractNum w:abstractNumId="3" w15:restartNumberingAfterBreak="0">
+    <w:nsid w:val="43C522B4"/>
+    <w:multiLevelType w:val="hybridMultilevel"/>
+    <w:tmpl w:val="2968ED54"/>
+    <w:lvl w:ilvl="0" w:tplc="08090001">
+      <w:start w:val="1"/>
+      <w:numFmt w:val="bullet"/>
+      <w:lvlText w:val=""/>
+      <w:lvlJc w:val="left"/>
+      <w:pPr>
+        <w:ind w:left="720" w:hanging="360"/>
+      </w:pPr>
+      <w:rPr>
+        <w:rFonts w:ascii="Symbol" w:hAnsi="Symbol" w:hint="default"/>
+      </w:rPr>
+    </w:lvl>
+    <w:lvl w:ilvl="1" w:tplc="08090003" w:tentative="1">
+      <w:start w:val="1"/>
+      <w:numFmt w:val="bullet"/>
+      <w:lvlText w:val="o"/>
+      <w:lvlJc w:val="left"/>
+      <w:pPr>
+        <w:ind w:left="1440" w:hanging="360"/>
+      </w:pPr>
+      <w:rPr>
+        <w:rFonts w:ascii="Courier New" w:hAnsi="Courier New" w:cs="Courier New" w:hint="default"/>
+      </w:rPr>
+    </w:lvl>
+    <w:lvl w:ilvl="2" w:tplc="08090005" w:tentative="1">
+      <w:start w:val="1"/>
+      <w:numFmt w:val="bullet"/>
+      <w:lvlText w:val=""/>
+      <w:lvlJc w:val="left"/>
+      <w:pPr>
+        <w:ind w:left="2160" w:hanging="360"/>
+      </w:pPr>
+      <w:rPr>
+        <w:rFonts w:ascii="Wingdings" w:hAnsi="Wingdings" w:hint="default"/>
+      </w:rPr>
+    </w:lvl>
+    <w:lvl w:ilvl="3" w:tplc="08090001" w:tentative="1">
+      <w:start w:val="1"/>
+      <w:numFmt w:val="bullet"/>
+      <w:lvlText w:val=""/>
+      <w:lvlJc w:val="left"/>
+      <w:pPr>
+        <w:ind w:left="2880" w:hanging="360"/>
+      </w:pPr>
+      <w:rPr>
+        <w:rFonts w:ascii="Symbol" w:hAnsi="Symbol" w:hint="default"/>
+      </w:rPr>
+    </w:lvl>
+    <w:lvl w:ilvl="4" w:tplc="08090003" w:tentative="1">
+      <w:start w:val="1"/>
+      <w:numFmt w:val="bullet"/>
+      <w:lvlText w:val="o"/>
+      <w:lvlJc w:val="left"/>
+      <w:pPr>
+        <w:ind w:left="3600" w:hanging="360"/>
+      </w:pPr>
+      <w:rPr>
+        <w:rFonts w:ascii="Courier New" w:hAnsi="Courier New" w:cs="Courier New" w:hint="default"/>
+      </w:rPr>
+    </w:lvl>
+    <w:lvl w:ilvl="5" w:tplc="08090005" w:tentative="1">
+      <w:start w:val="1"/>
+      <w:numFmt w:val="bullet"/>
+      <w:lvlText w:val=""/>
+      <w:lvlJc w:val="left"/>
+      <w:pPr>
+        <w:ind w:left="4320" w:hanging="360"/>
+      </w:pPr>
+      <w:rPr>
+        <w:rFonts w:ascii="Wingdings" w:hAnsi="Wingdings" w:hint="default"/>
+      </w:rPr>
+    </w:lvl>
+    <w:lvl w:ilvl="6" w:tplc="08090001" w:tentative="1">
+      <w:start w:val="1"/>
+      <w:numFmt w:val="bullet"/>
+      <w:lvlText w:val=""/>
+      <w:lvlJc w:val="left"/>
+      <w:pPr>
+        <w:ind w:left="5040" w:hanging="360"/>
+      </w:pPr>
+      <w:rPr>
+        <w:rFonts w:ascii="Symbol" w:hAnsi="Symbol" w:hint="default"/>
+      </w:rPr>
+    </w:lvl>
+    <w:lvl w:ilvl="7" w:tplc="08090003" w:tentative="1">
+      <w:start w:val="1"/>
+      <w:numFmt w:val="bullet"/>
+      <w:lvlText w:val="o"/>
+      <w:lvlJc w:val="left"/>
+      <w:pPr>
+        <w:ind w:left="5760" w:hanging="360"/>
+      </w:pPr>
+      <w:rPr>
+        <w:rFonts w:ascii="Courier New" w:hAnsi="Courier New" w:cs="Courier New" w:hint="default"/>
+      </w:rPr>
+    </w:lvl>
+    <w:lvl w:ilvl="8" w:tplc="08090005" w:tentative="1">
+      <w:start w:val="1"/>
+      <w:numFmt w:val="bullet"/>
+      <w:lvlText w:val=""/>
+      <w:lvlJc w:val="left"/>
+      <w:pPr>
+        <w:ind w:left="6480" w:hanging="360"/>
+      </w:pPr>
+      <w:rPr>
+        <w:rFonts w:ascii="Wingdings" w:hAnsi="Wingdings" w:hint="default"/>
+      </w:rPr>
+    </w:lvl>
+  </w:abstractNum>
+  <w:abstractNum w:abstractNumId="4" w15:restartNumberingAfterBreak="0">
     <w:nsid w:val="4D2B352D"/>
     <w:multiLevelType w:val="multilevel"/>
     <w:tmpl w:val="8CCCD84E"/>
@@ -6527,7 +6804,7 @@
       </w:rPr>
     </w:lvl>
   </w:abstractNum>
-  <w:abstractNum w:abstractNumId="4" w15:restartNumberingAfterBreak="0">
+  <w:abstractNum w:abstractNumId="5" w15:restartNumberingAfterBreak="0">
     <w:nsid w:val="51C25337"/>
     <w:multiLevelType w:val="hybridMultilevel"/>
     <w:tmpl w:val="C5F619BE"/>
@@ -6641,19 +6918,22 @@
     </w:lvl>
   </w:abstractNum>
   <w:num w:numId="1" w16cid:durableId="1969623289">
-    <w:abstractNumId w:val="3"/>
+    <w:abstractNumId w:val="4"/>
   </w:num>
   <w:num w:numId="2" w16cid:durableId="1446194719">
     <w:abstractNumId w:val="0"/>
   </w:num>
   <w:num w:numId="3" w16cid:durableId="815610231">
-    <w:abstractNumId w:val="4"/>
+    <w:abstractNumId w:val="5"/>
   </w:num>
   <w:num w:numId="4" w16cid:durableId="72167951">
-    <w:abstractNumId w:val="1"/>
+    <w:abstractNumId w:val="2"/>
   </w:num>
   <w:num w:numId="5" w16cid:durableId="297808430">
-    <w:abstractNumId w:val="2"/>
+    <w:abstractNumId w:val="3"/>
+  </w:num>
+  <w:num w:numId="6" w16cid:durableId="865604873">
+    <w:abstractNumId w:val="1"/>
   </w:num>
 </w:numbering>
 </file>
@@ -7725,6 +8005,18 @@
     <w:uiPriority w:val="99"/>
     <w:rsid w:val="006B073A"/>
   </w:style>
+  <w:style w:type="character" w:styleId="UnresolvedMention">
+    <w:name w:val="Unresolved Mention"/>
+    <w:basedOn w:val="DefaultParagraphFont"/>
+    <w:uiPriority w:val="99"/>
+    <w:semiHidden/>
+    <w:unhideWhenUsed/>
+    <w:rsid w:val="000A4308"/>
+    <w:rPr>
+      <w:color w:val="605E5C"/>
+      <w:shd w:val="clear" w:color="auto" w:fill="E1DFDD"/>
+    </w:rPr>
+  </w:style>
 </w:styles>
 </file>
 

--- a/Documents/Final Dissertation Doc.docx
+++ b/Documents/Final Dissertation Doc.docx
@@ -1160,7 +1160,7 @@
           <w:r>
             <w:fldChar w:fldCharType="separate"/>
           </w:r>
-          <w:hyperlink w:anchor="_Toc222237660" w:history="1">
+          <w:hyperlink w:anchor="_Toc226158877" w:history="1">
             <w:r>
               <w:rPr>
                 <w:rStyle w:val="Hyperlink"/>
@@ -1168,7 +1168,7 @@
                 <w:bCs/>
                 <w:noProof/>
               </w:rPr>
-              <w:t>Chapter 1 Spec Revamp and Analysis</w:t>
+              <w:t>Chapter 1 Project Definition and Context (10%)</w:t>
             </w:r>
             <w:r>
               <w:rPr>
@@ -1189,7 +1189,7 @@
                 <w:noProof/>
                 <w:webHidden/>
               </w:rPr>
-              <w:instrText xml:space="preserve"> PAGEREF _Toc222237660 \h </w:instrText>
+              <w:instrText xml:space="preserve"> PAGEREF _Toc226158877 \h </w:instrText>
             </w:r>
             <w:r>
               <w:rPr>
@@ -1210,6 +1210,154 @@
                 <w:webHidden/>
               </w:rPr>
               <w:t>2</w:t>
+            </w:r>
+            <w:r>
+              <w:rPr>
+                <w:noProof/>
+                <w:webHidden/>
+              </w:rPr>
+              <w:fldChar w:fldCharType="end"/>
+            </w:r>
+          </w:hyperlink>
+        </w:p>
+        <w:p>
+          <w:pPr>
+            <w:pStyle w:val="TOC1"/>
+            <w:tabs>
+              <w:tab w:val="right" w:leader="dot" w:pos="9016"/>
+            </w:tabs>
+            <w:rPr>
+              <w:rFonts w:eastAsiaTheme="minorEastAsia"/>
+              <w:noProof/>
+              <w:sz w:val="24"/>
+              <w:szCs w:val="24"/>
+              <w:lang w:eastAsia="en-GB"/>
+            </w:rPr>
+          </w:pPr>
+          <w:hyperlink w:anchor="_Toc226158878" w:history="1">
+            <w:r>
+              <w:rPr>
+                <w:rStyle w:val="Hyperlink"/>
+                <w:b/>
+                <w:bCs/>
+                <w:noProof/>
+              </w:rPr>
+              <w:t>Chapter 2 Methodology and Process Management (15%)</w:t>
+            </w:r>
+            <w:r>
+              <w:rPr>
+                <w:noProof/>
+                <w:webHidden/>
+              </w:rPr>
+              <w:tab/>
+            </w:r>
+            <w:r>
+              <w:rPr>
+                <w:noProof/>
+                <w:webHidden/>
+              </w:rPr>
+              <w:fldChar w:fldCharType="begin"/>
+            </w:r>
+            <w:r>
+              <w:rPr>
+                <w:noProof/>
+                <w:webHidden/>
+              </w:rPr>
+              <w:instrText xml:space="preserve"> PAGEREF _Toc226158878 \h </w:instrText>
+            </w:r>
+            <w:r>
+              <w:rPr>
+                <w:noProof/>
+                <w:webHidden/>
+              </w:rPr>
+            </w:r>
+            <w:r>
+              <w:rPr>
+                <w:noProof/>
+                <w:webHidden/>
+              </w:rPr>
+              <w:fldChar w:fldCharType="separate"/>
+            </w:r>
+            <w:r>
+              <w:rPr>
+                <w:noProof/>
+                <w:webHidden/>
+              </w:rPr>
+              <w:t>2</w:t>
+            </w:r>
+            <w:r>
+              <w:rPr>
+                <w:noProof/>
+                <w:webHidden/>
+              </w:rPr>
+              <w:fldChar w:fldCharType="end"/>
+            </w:r>
+          </w:hyperlink>
+        </w:p>
+        <w:p>
+          <w:pPr>
+            <w:pStyle w:val="TOC1"/>
+            <w:tabs>
+              <w:tab w:val="right" w:leader="dot" w:pos="9016"/>
+            </w:tabs>
+            <w:rPr>
+              <w:rFonts w:eastAsiaTheme="minorEastAsia"/>
+              <w:noProof/>
+              <w:sz w:val="24"/>
+              <w:szCs w:val="24"/>
+              <w:lang w:eastAsia="en-GB"/>
+            </w:rPr>
+          </w:pPr>
+          <w:hyperlink w:anchor="_Toc226158879" w:history="1">
+            <w:r>
+              <w:rPr>
+                <w:rStyle w:val="Hyperlink"/>
+                <w:b/>
+                <w:bCs/>
+                <w:noProof/>
+              </w:rPr>
+              <w:t>Chapter 3 Requirements and Functional Specification (15%)</w:t>
+            </w:r>
+            <w:r>
+              <w:rPr>
+                <w:noProof/>
+                <w:webHidden/>
+              </w:rPr>
+              <w:tab/>
+            </w:r>
+            <w:r>
+              <w:rPr>
+                <w:noProof/>
+                <w:webHidden/>
+              </w:rPr>
+              <w:fldChar w:fldCharType="begin"/>
+            </w:r>
+            <w:r>
+              <w:rPr>
+                <w:noProof/>
+                <w:webHidden/>
+              </w:rPr>
+              <w:instrText xml:space="preserve"> PAGEREF _Toc226158879 \h </w:instrText>
+            </w:r>
+            <w:r>
+              <w:rPr>
+                <w:noProof/>
+                <w:webHidden/>
+              </w:rPr>
+            </w:r>
+            <w:r>
+              <w:rPr>
+                <w:noProof/>
+                <w:webHidden/>
+              </w:rPr>
+              <w:fldChar w:fldCharType="separate"/>
+            </w:r>
+            <w:r>
+              <w:rPr>
+                <w:noProof/>
+                <w:webHidden/>
+              </w:rPr>
+              <w:t>3</w:t>
             </w:r>
             <w:r>
               <w:rPr>
@@ -1234,7 +1382,7 @@
               <w:lang w:eastAsia="en-GB"/>
             </w:rPr>
           </w:pPr>
-          <w:hyperlink w:anchor="_Toc222237661" w:history="1">
+          <w:hyperlink w:anchor="_Toc226158880" w:history="1">
             <w:r>
               <w:rPr>
                 <w:rStyle w:val="Hyperlink"/>
@@ -1261,7 +1409,7 @@
                 <w:noProof/>
                 <w:webHidden/>
               </w:rPr>
-              <w:instrText xml:space="preserve"> PAGEREF _Toc222237661 \h </w:instrText>
+              <w:instrText xml:space="preserve"> PAGEREF _Toc226158880 \h </w:instrText>
             </w:r>
             <w:r>
               <w:rPr>
@@ -1281,7 +1429,7 @@
                 <w:noProof/>
                 <w:webHidden/>
               </w:rPr>
-              <w:t>2</w:t>
+              <w:t>3</w:t>
             </w:r>
             <w:r>
               <w:rPr>
@@ -1306,7 +1454,7 @@
               <w:lang w:eastAsia="en-GB"/>
             </w:rPr>
           </w:pPr>
-          <w:hyperlink w:anchor="_Toc222237662" w:history="1">
+          <w:hyperlink w:anchor="_Toc226158881" w:history="1">
             <w:r>
               <w:rPr>
                 <w:rStyle w:val="Hyperlink"/>
@@ -1333,7 +1481,7 @@
                 <w:noProof/>
                 <w:webHidden/>
               </w:rPr>
-              <w:instrText xml:space="preserve"> PAGEREF _Toc222237662 \h </w:instrText>
+              <w:instrText xml:space="preserve"> PAGEREF _Toc226158881 \h </w:instrText>
             </w:r>
             <w:r>
               <w:rPr>
@@ -1353,7 +1501,7 @@
                 <w:noProof/>
                 <w:webHidden/>
               </w:rPr>
-              <w:t>2</w:t>
+              <w:t>4</w:t>
             </w:r>
             <w:r>
               <w:rPr>
@@ -1378,7 +1526,7 @@
               <w:lang w:eastAsia="en-GB"/>
             </w:rPr>
           </w:pPr>
-          <w:hyperlink w:anchor="_Toc222237663" w:history="1">
+          <w:hyperlink w:anchor="_Toc226158882" w:history="1">
             <w:r>
               <w:rPr>
                 <w:rStyle w:val="Hyperlink"/>
@@ -1405,7 +1553,7 @@
                 <w:noProof/>
                 <w:webHidden/>
               </w:rPr>
-              <w:instrText xml:space="preserve"> PAGEREF _Toc222237663 \h </w:instrText>
+              <w:instrText xml:space="preserve"> PAGEREF _Toc226158882 \h </w:instrText>
             </w:r>
             <w:r>
               <w:rPr>
@@ -1425,7 +1573,7 @@
                 <w:noProof/>
                 <w:webHidden/>
               </w:rPr>
-              <w:t>3</w:t>
+              <w:t>5</w:t>
             </w:r>
             <w:r>
               <w:rPr>
@@ -1450,7 +1598,7 @@
               <w:lang w:eastAsia="en-GB"/>
             </w:rPr>
           </w:pPr>
-          <w:hyperlink w:anchor="_Toc222237664" w:history="1">
+          <w:hyperlink w:anchor="_Toc226158883" w:history="1">
             <w:r>
               <w:rPr>
                 <w:rStyle w:val="Hyperlink"/>
@@ -1477,7 +1625,7 @@
                 <w:noProof/>
                 <w:webHidden/>
               </w:rPr>
-              <w:instrText xml:space="preserve"> PAGEREF _Toc222237664 \h </w:instrText>
+              <w:instrText xml:space="preserve"> PAGEREF _Toc226158883 \h </w:instrText>
             </w:r>
             <w:r>
               <w:rPr>
@@ -1497,7 +1645,7 @@
                 <w:noProof/>
                 <w:webHidden/>
               </w:rPr>
-              <w:t>5</w:t>
+              <w:t>7</w:t>
             </w:r>
             <w:r>
               <w:rPr>
@@ -1522,7 +1670,7 @@
               <w:lang w:eastAsia="en-GB"/>
             </w:rPr>
           </w:pPr>
-          <w:hyperlink w:anchor="_Toc222237665" w:history="1">
+          <w:hyperlink w:anchor="_Toc226158884" w:history="1">
             <w:r>
               <w:rPr>
                 <w:rStyle w:val="Hyperlink"/>
@@ -1549,7 +1697,7 @@
                 <w:noProof/>
                 <w:webHidden/>
               </w:rPr>
-              <w:instrText xml:space="preserve"> PAGEREF _Toc222237665 \h </w:instrText>
+              <w:instrText xml:space="preserve"> PAGEREF _Toc226158884 \h </w:instrText>
             </w:r>
             <w:r>
               <w:rPr>
@@ -1569,7 +1717,7 @@
                 <w:noProof/>
                 <w:webHidden/>
               </w:rPr>
-              <w:t>6</w:t>
+              <w:t>8</w:t>
             </w:r>
             <w:r>
               <w:rPr>
@@ -1594,7 +1742,7 @@
               <w:lang w:eastAsia="en-GB"/>
             </w:rPr>
           </w:pPr>
-          <w:hyperlink w:anchor="_Toc222237666" w:history="1">
+          <w:hyperlink w:anchor="_Toc226158885" w:history="1">
             <w:r>
               <w:rPr>
                 <w:rStyle w:val="Hyperlink"/>
@@ -1602,7 +1750,7 @@
                 <w:bCs/>
                 <w:noProof/>
               </w:rPr>
-              <w:t>Chapter Testing</w:t>
+              <w:t>Chapter 4 System Design and Architecture (15%)</w:t>
             </w:r>
             <w:r>
               <w:rPr>
@@ -1623,7 +1771,7 @@
                 <w:noProof/>
                 <w:webHidden/>
               </w:rPr>
-              <w:instrText xml:space="preserve"> PAGEREF _Toc222237666 \h </w:instrText>
+              <w:instrText xml:space="preserve"> PAGEREF _Toc226158885 \h </w:instrText>
             </w:r>
             <w:r>
               <w:rPr>
@@ -1643,295 +1791,7 @@
                 <w:noProof/>
                 <w:webHidden/>
               </w:rPr>
-              <w:t>7</w:t>
-            </w:r>
-            <w:r>
-              <w:rPr>
-                <w:noProof/>
-                <w:webHidden/>
-              </w:rPr>
-              <w:fldChar w:fldCharType="end"/>
-            </w:r>
-          </w:hyperlink>
-        </w:p>
-        <w:p>
-          <w:pPr>
-            <w:pStyle w:val="TOC2"/>
-            <w:tabs>
-              <w:tab w:val="right" w:leader="dot" w:pos="9016"/>
-            </w:tabs>
-            <w:rPr>
-              <w:rFonts w:eastAsiaTheme="minorEastAsia"/>
-              <w:noProof/>
-              <w:sz w:val="24"/>
-              <w:szCs w:val="24"/>
-              <w:lang w:eastAsia="en-GB"/>
-            </w:rPr>
-          </w:pPr>
-          <w:hyperlink w:anchor="_Toc222237667" w:history="1">
-            <w:r>
-              <w:rPr>
-                <w:rStyle w:val="Hyperlink"/>
-                <w:noProof/>
-              </w:rPr>
-              <w:t>Test Strategy</w:t>
-            </w:r>
-            <w:r>
-              <w:rPr>
-                <w:noProof/>
-                <w:webHidden/>
-              </w:rPr>
-              <w:tab/>
-            </w:r>
-            <w:r>
-              <w:rPr>
-                <w:noProof/>
-                <w:webHidden/>
-              </w:rPr>
-              <w:fldChar w:fldCharType="begin"/>
-            </w:r>
-            <w:r>
-              <w:rPr>
-                <w:noProof/>
-                <w:webHidden/>
-              </w:rPr>
-              <w:instrText xml:space="preserve"> PAGEREF _Toc222237667 \h </w:instrText>
-            </w:r>
-            <w:r>
-              <w:rPr>
-                <w:noProof/>
-                <w:webHidden/>
-              </w:rPr>
-            </w:r>
-            <w:r>
-              <w:rPr>
-                <w:noProof/>
-                <w:webHidden/>
-              </w:rPr>
-              <w:fldChar w:fldCharType="separate"/>
-            </w:r>
-            <w:r>
-              <w:rPr>
-                <w:noProof/>
-                <w:webHidden/>
-              </w:rPr>
-              <w:t>7</w:t>
-            </w:r>
-            <w:r>
-              <w:rPr>
-                <w:noProof/>
-                <w:webHidden/>
-              </w:rPr>
-              <w:fldChar w:fldCharType="end"/>
-            </w:r>
-          </w:hyperlink>
-        </w:p>
-        <w:p>
-          <w:pPr>
-            <w:pStyle w:val="TOC2"/>
-            <w:tabs>
-              <w:tab w:val="right" w:leader="dot" w:pos="9016"/>
-            </w:tabs>
-            <w:rPr>
-              <w:rFonts w:eastAsiaTheme="minorEastAsia"/>
-              <w:noProof/>
-              <w:sz w:val="24"/>
-              <w:szCs w:val="24"/>
-              <w:lang w:eastAsia="en-GB"/>
-            </w:rPr>
-          </w:pPr>
-          <w:hyperlink w:anchor="_Toc222237668" w:history="1">
-            <w:r>
-              <w:rPr>
-                <w:rStyle w:val="Hyperlink"/>
-                <w:noProof/>
-              </w:rPr>
-              <w:t>Test cases</w:t>
-            </w:r>
-            <w:r>
-              <w:rPr>
-                <w:noProof/>
-                <w:webHidden/>
-              </w:rPr>
-              <w:tab/>
-            </w:r>
-            <w:r>
-              <w:rPr>
-                <w:noProof/>
-                <w:webHidden/>
-              </w:rPr>
-              <w:fldChar w:fldCharType="begin"/>
-            </w:r>
-            <w:r>
-              <w:rPr>
-                <w:noProof/>
-                <w:webHidden/>
-              </w:rPr>
-              <w:instrText xml:space="preserve"> PAGEREF _Toc222237668 \h </w:instrText>
-            </w:r>
-            <w:r>
-              <w:rPr>
-                <w:noProof/>
-                <w:webHidden/>
-              </w:rPr>
-            </w:r>
-            <w:r>
-              <w:rPr>
-                <w:noProof/>
-                <w:webHidden/>
-              </w:rPr>
-              <w:fldChar w:fldCharType="separate"/>
-            </w:r>
-            <w:r>
-              <w:rPr>
-                <w:noProof/>
-                <w:webHidden/>
-              </w:rPr>
-              <w:t>7</w:t>
-            </w:r>
-            <w:r>
-              <w:rPr>
-                <w:noProof/>
-                <w:webHidden/>
-              </w:rPr>
-              <w:fldChar w:fldCharType="end"/>
-            </w:r>
-          </w:hyperlink>
-        </w:p>
-        <w:p>
-          <w:pPr>
-            <w:pStyle w:val="TOC2"/>
-            <w:tabs>
-              <w:tab w:val="right" w:leader="dot" w:pos="9016"/>
-            </w:tabs>
-            <w:rPr>
-              <w:rFonts w:eastAsiaTheme="minorEastAsia"/>
-              <w:noProof/>
-              <w:sz w:val="24"/>
-              <w:szCs w:val="24"/>
-              <w:lang w:eastAsia="en-GB"/>
-            </w:rPr>
-          </w:pPr>
-          <w:hyperlink w:anchor="_Toc222237669" w:history="1">
-            <w:r>
-              <w:rPr>
-                <w:rStyle w:val="Hyperlink"/>
-                <w:noProof/>
-              </w:rPr>
-              <w:t>Regression testing</w:t>
-            </w:r>
-            <w:r>
-              <w:rPr>
-                <w:noProof/>
-                <w:webHidden/>
-              </w:rPr>
-              <w:tab/>
-            </w:r>
-            <w:r>
-              <w:rPr>
-                <w:noProof/>
-                <w:webHidden/>
-              </w:rPr>
-              <w:fldChar w:fldCharType="begin"/>
-            </w:r>
-            <w:r>
-              <w:rPr>
-                <w:noProof/>
-                <w:webHidden/>
-              </w:rPr>
-              <w:instrText xml:space="preserve"> PAGEREF _Toc222237669 \h </w:instrText>
-            </w:r>
-            <w:r>
-              <w:rPr>
-                <w:noProof/>
-                <w:webHidden/>
-              </w:rPr>
-            </w:r>
-            <w:r>
-              <w:rPr>
-                <w:noProof/>
-                <w:webHidden/>
-              </w:rPr>
-              <w:fldChar w:fldCharType="separate"/>
-            </w:r>
-            <w:r>
-              <w:rPr>
-                <w:noProof/>
-                <w:webHidden/>
-              </w:rPr>
-              <w:t>7</w:t>
-            </w:r>
-            <w:r>
-              <w:rPr>
-                <w:noProof/>
-                <w:webHidden/>
-              </w:rPr>
-              <w:fldChar w:fldCharType="end"/>
-            </w:r>
-          </w:hyperlink>
-        </w:p>
-        <w:p>
-          <w:pPr>
-            <w:pStyle w:val="TOC2"/>
-            <w:tabs>
-              <w:tab w:val="right" w:leader="dot" w:pos="9016"/>
-            </w:tabs>
-            <w:rPr>
-              <w:rFonts w:eastAsiaTheme="minorEastAsia"/>
-              <w:noProof/>
-              <w:sz w:val="24"/>
-              <w:szCs w:val="24"/>
-              <w:lang w:eastAsia="en-GB"/>
-            </w:rPr>
-          </w:pPr>
-          <w:hyperlink w:anchor="_Toc222237670" w:history="1">
-            <w:r>
-              <w:rPr>
-                <w:rStyle w:val="Hyperlink"/>
-                <w:noProof/>
-              </w:rPr>
-              <w:t>Summary of testcases</w:t>
-            </w:r>
-            <w:r>
-              <w:rPr>
-                <w:noProof/>
-                <w:webHidden/>
-              </w:rPr>
-              <w:tab/>
-            </w:r>
-            <w:r>
-              <w:rPr>
-                <w:noProof/>
-                <w:webHidden/>
-              </w:rPr>
-              <w:fldChar w:fldCharType="begin"/>
-            </w:r>
-            <w:r>
-              <w:rPr>
-                <w:noProof/>
-                <w:webHidden/>
-              </w:rPr>
-              <w:instrText xml:space="preserve"> PAGEREF _Toc222237670 \h </w:instrText>
-            </w:r>
-            <w:r>
-              <w:rPr>
-                <w:noProof/>
-                <w:webHidden/>
-              </w:rPr>
-            </w:r>
-            <w:r>
-              <w:rPr>
-                <w:noProof/>
-                <w:webHidden/>
-              </w:rPr>
-              <w:fldChar w:fldCharType="separate"/>
-            </w:r>
-            <w:r>
-              <w:rPr>
-                <w:noProof/>
-                <w:webHidden/>
-              </w:rPr>
-              <w:t>7</w:t>
+              <w:t>9</w:t>
             </w:r>
             <w:r>
               <w:rPr>
@@ -1956,7 +1816,7 @@
               <w:lang w:eastAsia="en-GB"/>
             </w:rPr>
           </w:pPr>
-          <w:hyperlink w:anchor="_Toc222237671" w:history="1">
+          <w:hyperlink w:anchor="_Toc226158886" w:history="1">
             <w:r>
               <w:rPr>
                 <w:rStyle w:val="Hyperlink"/>
@@ -1964,7 +1824,7 @@
                 <w:bCs/>
                 <w:noProof/>
               </w:rPr>
-              <w:t>Chapter Evaluation</w:t>
+              <w:t>Chapter 5 Implementation and Technical Realisation (15%)</w:t>
             </w:r>
             <w:r>
               <w:rPr>
@@ -1985,7 +1845,7 @@
                 <w:noProof/>
                 <w:webHidden/>
               </w:rPr>
-              <w:instrText xml:space="preserve"> PAGEREF _Toc222237671 \h </w:instrText>
+              <w:instrText xml:space="preserve"> PAGEREF _Toc226158886 \h </w:instrText>
             </w:r>
             <w:r>
               <w:rPr>
@@ -2005,7 +1865,7 @@
                 <w:noProof/>
                 <w:webHidden/>
               </w:rPr>
-              <w:t>7</w:t>
+              <w:t>10</w:t>
             </w:r>
             <w:r>
               <w:rPr>
@@ -2030,7 +1890,7 @@
               <w:lang w:eastAsia="en-GB"/>
             </w:rPr>
           </w:pPr>
-          <w:hyperlink w:anchor="_Toc222237672" w:history="1">
+          <w:hyperlink w:anchor="_Toc226158887" w:history="1">
             <w:r>
               <w:rPr>
                 <w:rStyle w:val="Hyperlink"/>
@@ -2038,7 +1898,7 @@
                 <w:bCs/>
                 <w:noProof/>
               </w:rPr>
-              <w:t>Chapter references for creation of webapp</w:t>
+              <w:t>Chapter 6 Testing and Evaluation (15%)</w:t>
             </w:r>
             <w:r>
               <w:rPr>
@@ -2059,7 +1919,7 @@
                 <w:noProof/>
                 <w:webHidden/>
               </w:rPr>
-              <w:instrText xml:space="preserve"> PAGEREF _Toc222237672 \h </w:instrText>
+              <w:instrText xml:space="preserve"> PAGEREF _Toc226158887 \h </w:instrText>
             </w:r>
             <w:r>
               <w:rPr>
@@ -2079,7 +1939,303 @@
                 <w:noProof/>
                 <w:webHidden/>
               </w:rPr>
-              <w:t>7</w:t>
+              <w:t>11</w:t>
+            </w:r>
+            <w:r>
+              <w:rPr>
+                <w:noProof/>
+                <w:webHidden/>
+              </w:rPr>
+              <w:fldChar w:fldCharType="end"/>
+            </w:r>
+          </w:hyperlink>
+        </w:p>
+        <w:p>
+          <w:pPr>
+            <w:pStyle w:val="TOC1"/>
+            <w:tabs>
+              <w:tab w:val="right" w:leader="dot" w:pos="9016"/>
+            </w:tabs>
+            <w:rPr>
+              <w:rFonts w:eastAsiaTheme="minorEastAsia"/>
+              <w:noProof/>
+              <w:sz w:val="24"/>
+              <w:szCs w:val="24"/>
+              <w:lang w:eastAsia="en-GB"/>
+            </w:rPr>
+          </w:pPr>
+          <w:hyperlink w:anchor="_Toc226158888" w:history="1">
+            <w:r>
+              <w:rPr>
+                <w:rStyle w:val="Hyperlink"/>
+                <w:b/>
+                <w:bCs/>
+                <w:noProof/>
+              </w:rPr>
+              <w:t>Chapter 7 Conclusion and Future Work (5%)</w:t>
+            </w:r>
+            <w:r>
+              <w:rPr>
+                <w:noProof/>
+                <w:webHidden/>
+              </w:rPr>
+              <w:tab/>
+            </w:r>
+            <w:r>
+              <w:rPr>
+                <w:noProof/>
+                <w:webHidden/>
+              </w:rPr>
+              <w:fldChar w:fldCharType="begin"/>
+            </w:r>
+            <w:r>
+              <w:rPr>
+                <w:noProof/>
+                <w:webHidden/>
+              </w:rPr>
+              <w:instrText xml:space="preserve"> PAGEREF _Toc226158888 \h </w:instrText>
+            </w:r>
+            <w:r>
+              <w:rPr>
+                <w:noProof/>
+                <w:webHidden/>
+              </w:rPr>
+            </w:r>
+            <w:r>
+              <w:rPr>
+                <w:noProof/>
+                <w:webHidden/>
+              </w:rPr>
+              <w:fldChar w:fldCharType="separate"/>
+            </w:r>
+            <w:r>
+              <w:rPr>
+                <w:noProof/>
+                <w:webHidden/>
+              </w:rPr>
+              <w:t>12</w:t>
+            </w:r>
+            <w:r>
+              <w:rPr>
+                <w:noProof/>
+                <w:webHidden/>
+              </w:rPr>
+              <w:fldChar w:fldCharType="end"/>
+            </w:r>
+          </w:hyperlink>
+        </w:p>
+        <w:p>
+          <w:pPr>
+            <w:pStyle w:val="TOC1"/>
+            <w:tabs>
+              <w:tab w:val="right" w:leader="dot" w:pos="9016"/>
+            </w:tabs>
+            <w:rPr>
+              <w:rFonts w:eastAsiaTheme="minorEastAsia"/>
+              <w:noProof/>
+              <w:sz w:val="24"/>
+              <w:szCs w:val="24"/>
+              <w:lang w:eastAsia="en-GB"/>
+            </w:rPr>
+          </w:pPr>
+          <w:hyperlink w:anchor="_Toc226158889" w:history="1">
+            <w:r>
+              <w:rPr>
+                <w:rStyle w:val="Hyperlink"/>
+                <w:b/>
+                <w:bCs/>
+                <w:noProof/>
+              </w:rPr>
+              <w:t>References</w:t>
+            </w:r>
+            <w:r>
+              <w:rPr>
+                <w:noProof/>
+                <w:webHidden/>
+              </w:rPr>
+              <w:tab/>
+            </w:r>
+            <w:r>
+              <w:rPr>
+                <w:noProof/>
+                <w:webHidden/>
+              </w:rPr>
+              <w:fldChar w:fldCharType="begin"/>
+            </w:r>
+            <w:r>
+              <w:rPr>
+                <w:noProof/>
+                <w:webHidden/>
+              </w:rPr>
+              <w:instrText xml:space="preserve"> PAGEREF _Toc226158889 \h </w:instrText>
+            </w:r>
+            <w:r>
+              <w:rPr>
+                <w:noProof/>
+                <w:webHidden/>
+              </w:rPr>
+            </w:r>
+            <w:r>
+              <w:rPr>
+                <w:noProof/>
+                <w:webHidden/>
+              </w:rPr>
+              <w:fldChar w:fldCharType="separate"/>
+            </w:r>
+            <w:r>
+              <w:rPr>
+                <w:noProof/>
+                <w:webHidden/>
+              </w:rPr>
+              <w:t>12</w:t>
+            </w:r>
+            <w:r>
+              <w:rPr>
+                <w:noProof/>
+                <w:webHidden/>
+              </w:rPr>
+              <w:fldChar w:fldCharType="end"/>
+            </w:r>
+          </w:hyperlink>
+        </w:p>
+        <w:p>
+          <w:pPr>
+            <w:pStyle w:val="TOC1"/>
+            <w:tabs>
+              <w:tab w:val="right" w:leader="dot" w:pos="9016"/>
+            </w:tabs>
+            <w:rPr>
+              <w:rFonts w:eastAsiaTheme="minorEastAsia"/>
+              <w:noProof/>
+              <w:sz w:val="24"/>
+              <w:szCs w:val="24"/>
+              <w:lang w:eastAsia="en-GB"/>
+            </w:rPr>
+          </w:pPr>
+          <w:hyperlink w:anchor="_Toc226158890" w:history="1">
+            <w:r>
+              <w:rPr>
+                <w:rStyle w:val="Hyperlink"/>
+                <w:b/>
+                <w:bCs/>
+                <w:noProof/>
+              </w:rPr>
+              <w:t>Appendices</w:t>
+            </w:r>
+            <w:r>
+              <w:rPr>
+                <w:noProof/>
+                <w:webHidden/>
+              </w:rPr>
+              <w:tab/>
+            </w:r>
+            <w:r>
+              <w:rPr>
+                <w:noProof/>
+                <w:webHidden/>
+              </w:rPr>
+              <w:fldChar w:fldCharType="begin"/>
+            </w:r>
+            <w:r>
+              <w:rPr>
+                <w:noProof/>
+                <w:webHidden/>
+              </w:rPr>
+              <w:instrText xml:space="preserve"> PAGEREF _Toc226158890 \h </w:instrText>
+            </w:r>
+            <w:r>
+              <w:rPr>
+                <w:noProof/>
+                <w:webHidden/>
+              </w:rPr>
+            </w:r>
+            <w:r>
+              <w:rPr>
+                <w:noProof/>
+                <w:webHidden/>
+              </w:rPr>
+              <w:fldChar w:fldCharType="separate"/>
+            </w:r>
+            <w:r>
+              <w:rPr>
+                <w:noProof/>
+                <w:webHidden/>
+              </w:rPr>
+              <w:t>13</w:t>
+            </w:r>
+            <w:r>
+              <w:rPr>
+                <w:noProof/>
+                <w:webHidden/>
+              </w:rPr>
+              <w:fldChar w:fldCharType="end"/>
+            </w:r>
+          </w:hyperlink>
+        </w:p>
+        <w:p>
+          <w:pPr>
+            <w:pStyle w:val="TOC1"/>
+            <w:tabs>
+              <w:tab w:val="right" w:leader="dot" w:pos="9016"/>
+            </w:tabs>
+            <w:rPr>
+              <w:rFonts w:eastAsiaTheme="minorEastAsia"/>
+              <w:noProof/>
+              <w:sz w:val="24"/>
+              <w:szCs w:val="24"/>
+              <w:lang w:eastAsia="en-GB"/>
+            </w:rPr>
+          </w:pPr>
+          <w:hyperlink w:anchor="_Toc226158891" w:history="1">
+            <w:r>
+              <w:rPr>
+                <w:rStyle w:val="Hyperlink"/>
+                <w:b/>
+                <w:bCs/>
+                <w:noProof/>
+              </w:rPr>
+              <w:t>AI Usage Log</w:t>
+            </w:r>
+            <w:r>
+              <w:rPr>
+                <w:noProof/>
+                <w:webHidden/>
+              </w:rPr>
+              <w:tab/>
+            </w:r>
+            <w:r>
+              <w:rPr>
+                <w:noProof/>
+                <w:webHidden/>
+              </w:rPr>
+              <w:fldChar w:fldCharType="begin"/>
+            </w:r>
+            <w:r>
+              <w:rPr>
+                <w:noProof/>
+                <w:webHidden/>
+              </w:rPr>
+              <w:instrText xml:space="preserve"> PAGEREF _Toc226158891 \h </w:instrText>
+            </w:r>
+            <w:r>
+              <w:rPr>
+                <w:noProof/>
+                <w:webHidden/>
+              </w:rPr>
+            </w:r>
+            <w:r>
+              <w:rPr>
+                <w:noProof/>
+                <w:webHidden/>
+              </w:rPr>
+              <w:fldChar w:fldCharType="separate"/>
+            </w:r>
+            <w:r>
+              <w:rPr>
+                <w:noProof/>
+                <w:webHidden/>
+              </w:rPr>
+              <w:t>13</w:t>
             </w:r>
             <w:r>
               <w:rPr>
@@ -2273,7 +2429,6 @@
         </w:rPr>
       </w:pPr>
     </w:p>
-    <w:p/>
     <w:p>
       <w:pPr>
         <w:pStyle w:val="Heading1"/>
@@ -2282,13 +2437,126 @@
           <w:bCs/>
         </w:rPr>
       </w:pPr>
-      <w:bookmarkStart w:id="0" w:name="_Toc222237660"/>
+      <w:bookmarkStart w:id="0" w:name="_Toc226158877"/>
       <w:r>
         <w:rPr>
           <w:b/>
           <w:bCs/>
         </w:rPr>
-        <w:lastRenderedPageBreak/>
+        <w:t xml:space="preserve">Chapter </w:t>
+      </w:r>
+      <w:r>
+        <w:rPr>
+          <w:b/>
+          <w:bCs/>
+        </w:rPr>
+        <w:t>1 Project Definition and Context (10%)</w:t>
+      </w:r>
+      <w:bookmarkEnd w:id="0"/>
+    </w:p>
+    <w:p>
+      <w:proofErr w:type="gramStart"/>
+      <w:r>
+        <w:t>Main Focus</w:t>
+      </w:r>
+      <w:proofErr w:type="gramEnd"/>
+      <w:r>
+        <w:t xml:space="preserve">: To define the </w:t>
+      </w:r>
+      <w:proofErr w:type="gramStart"/>
+      <w:r>
+        <w:t>system</w:t>
+      </w:r>
+      <w:proofErr w:type="gramEnd"/>
+      <w:r>
+        <w:t xml:space="preserve"> you developed and align it with your initial project goals.</w:t>
+      </w:r>
+    </w:p>
+    <w:p>
+      <w:r>
+        <w:t>• Final Problem Statement: A clear definition of the technical gap or challenge your delivered</w:t>
+      </w:r>
+    </w:p>
+    <w:p>
+      <w:r>
+        <w:t>system addresses.</w:t>
+      </w:r>
+    </w:p>
+    <w:p>
+      <w:r>
+        <w:t xml:space="preserve">• Stakeholder Analysis: Identify the target users and explain how your final solution meets </w:t>
+      </w:r>
+      <w:proofErr w:type="gramStart"/>
+      <w:r>
+        <w:t>their</w:t>
+      </w:r>
+      <w:proofErr w:type="gramEnd"/>
+    </w:p>
+    <w:p>
+      <w:r>
+        <w:t>specific needs.</w:t>
+      </w:r>
+    </w:p>
+    <w:p>
+      <w:r>
+        <w:t>• Contextual Analysis: Brief research on existing solutions or background domain knowledge that</w:t>
+      </w:r>
+    </w:p>
+    <w:p>
+      <w:r>
+        <w:t>informed your final technical approach.</w:t>
+      </w:r>
+    </w:p>
+    <w:p>
+      <w:r>
+        <w:t xml:space="preserve">• Project Progression: </w:t>
+      </w:r>
+      <w:proofErr w:type="gramStart"/>
+      <w:r>
+        <w:t>A brief summary</w:t>
+      </w:r>
+      <w:proofErr w:type="gramEnd"/>
+      <w:r>
+        <w:t xml:space="preserve"> of the journey from your Initial Plan (submitted at the start</w:t>
+      </w:r>
+    </w:p>
+    <w:p>
+      <w:r>
+        <w:t>of your project) to the final product. If you followed your initial plan, then confirm how your initial</w:t>
+      </w:r>
+    </w:p>
+    <w:p>
+      <w:r>
+        <w:t xml:space="preserve">research supported your development. If you pivoted in some respect from your initial </w:t>
+      </w:r>
+      <w:proofErr w:type="gramStart"/>
+      <w:r>
+        <w:t>plan</w:t>
+      </w:r>
+      <w:proofErr w:type="gramEnd"/>
+      <w:r>
+        <w:t xml:space="preserve"> then</w:t>
+      </w:r>
+    </w:p>
+    <w:p>
+      <w:r>
+        <w:t>briefly justify why a change in direction was necessary (e.g., technical discovery or feasibility).</w:t>
+      </w:r>
+    </w:p>
+    <w:p>
+      <w:pPr>
+        <w:pStyle w:val="Heading1"/>
+        <w:rPr>
+          <w:b/>
+          <w:bCs/>
+        </w:rPr>
+      </w:pPr>
+      <w:bookmarkStart w:id="1" w:name="_Toc226158878"/>
+      <w:r>
+        <w:rPr>
+          <w:b/>
+          <w:bCs/>
+        </w:rPr>
         <w:t>Chapter</w:t>
       </w:r>
       <w:r>
@@ -2303,33 +2571,214 @@
           <w:b/>
           <w:bCs/>
         </w:rPr>
-        <w:t>1</w:t>
+        <w:t>2 Methodology and Process Management</w:t>
       </w:r>
       <w:r>
         <w:rPr>
           <w:b/>
           <w:bCs/>
         </w:rPr>
-        <w:t xml:space="preserve"> Spec Revamp and </w:t>
-      </w:r>
-      <w:r>
+        <w:t xml:space="preserve"> (15%)</w:t>
+      </w:r>
+      <w:bookmarkEnd w:id="1"/>
+    </w:p>
+    <w:p>
+      <w:proofErr w:type="gramStart"/>
+      <w:r>
+        <w:t>Main Focus</w:t>
+      </w:r>
+      <w:proofErr w:type="gramEnd"/>
+      <w:r>
+        <w:t>: To demonstrate professional engineering discipline and the "Working with Others"</w:t>
+      </w:r>
+    </w:p>
+    <w:p>
+      <w:r>
+        <w:t>learning outcome.</w:t>
+      </w:r>
+    </w:p>
+    <w:p>
+      <w:r>
+        <w:t>• Process Selection &amp; Justification: Identify your development methodology (e.g., Agile, Waterfall,</w:t>
+      </w:r>
+    </w:p>
+    <w:p>
+      <w:r>
+        <w:t>or a Hybrid). Do not provide a generic definition. Instead, justify why this approach was chosen for</w:t>
+      </w:r>
+    </w:p>
+    <w:p>
+      <w:r>
+        <w:t>your specific project constraints and technical goals.</w:t>
+      </w:r>
+    </w:p>
+    <w:p>
+      <w:r>
+        <w:t>• Engineering Practices: Describe the specific day-to-day practices you used to keep the project on</w:t>
+      </w:r>
+    </w:p>
+    <w:p>
+      <w:r>
+        <w:t>track. This includes your use of Version Control (GitLab), how you handled Issue Tracking, and how</w:t>
+      </w:r>
+    </w:p>
+    <w:p>
+      <w:r>
+        <w:t>you utilized Development Spikes to prototype risky or unknown features.</w:t>
+      </w:r>
+    </w:p>
+    <w:p>
+      <w:r>
+        <w:t>• Risk Mitigation: Revisit the risks identified in your initial plan and explain how they were actively</w:t>
+      </w:r>
+    </w:p>
+    <w:p>
+      <w:r>
+        <w:t>managed or mitigated throughout the lifecycle.</w:t>
+      </w:r>
+    </w:p>
+    <w:p>
+      <w:r>
+        <w:lastRenderedPageBreak/>
+        <w:t>• Collaboration Reflection: Reflect on how working with others and gaining external input impacted</w:t>
+      </w:r>
+    </w:p>
+    <w:p>
+      <w:r>
+        <w:t>the project. This can include (but is not restricted to) feedback from Supervisor meetings, Scrum</w:t>
+      </w:r>
+    </w:p>
+    <w:p>
+      <w:r>
+        <w:t>meetings or discussions with your study group, any user/peer feedback on your system. If external</w:t>
+      </w:r>
+    </w:p>
+    <w:p>
+      <w:r>
+        <w:t>interaction was limited, reflect on this.</w:t>
+      </w:r>
+    </w:p>
+    <w:p>
+      <w:pPr>
+        <w:pStyle w:val="Heading1"/>
         <w:rPr>
           <w:b/>
           <w:bCs/>
         </w:rPr>
-        <w:t>Analysis</w:t>
-      </w:r>
-      <w:bookmarkEnd w:id="0"/>
-    </w:p>
+      </w:pPr>
+      <w:bookmarkStart w:id="2" w:name="_Toc226158879"/>
+      <w:r>
+        <w:rPr>
+          <w:b/>
+          <w:bCs/>
+        </w:rPr>
+        <w:t>Chapter 3 Requirements and Functional Specification (15%)</w:t>
+      </w:r>
+      <w:bookmarkEnd w:id="2"/>
+    </w:p>
+    <w:p>
+      <w:proofErr w:type="gramStart"/>
+      <w:r>
+        <w:t>Main Focus</w:t>
+      </w:r>
+      <w:proofErr w:type="gramEnd"/>
+      <w:r>
+        <w:t>: To formally define the requirements and the resulting functional behaviour of the system.</w:t>
+      </w:r>
+    </w:p>
+    <w:p>
+      <w:r>
+        <w:t>• Requirements Evolution: Explain any significant changes in scope—what features were added,</w:t>
+      </w:r>
+    </w:p>
+    <w:p>
+      <w:r>
+        <w:t>modified, or removed from the initial plan, and the technical/practical reasons behind those</w:t>
+      </w:r>
+    </w:p>
+    <w:p>
+      <w:r>
+        <w:t>decisions.</w:t>
+      </w:r>
+    </w:p>
+    <w:p>
+      <w:r>
+        <w:t>• Final Product Backlog: Present the final list of requirements delivered in the system. This should</w:t>
+      </w:r>
+    </w:p>
+    <w:p>
+      <w:r>
+        <w:t>be presented as User Stories (using the standard "As a [user], I want to [action] so that [benefit]"</w:t>
+      </w:r>
+    </w:p>
+    <w:p>
+      <w:r>
+        <w:t>format) or in some other structured requirements format along with their associated measurable</w:t>
+      </w:r>
+    </w:p>
+    <w:p>
+      <w:r>
+        <w:t xml:space="preserve">acceptance tests. Requirements must be prioritised (e.g. using </w:t>
+      </w:r>
+      <w:proofErr w:type="spellStart"/>
+      <w:r>
+        <w:t>MoSCoW</w:t>
+      </w:r>
+      <w:proofErr w:type="spellEnd"/>
+      <w:r>
+        <w:t>).</w:t>
+      </w:r>
+    </w:p>
+    <w:p>
+      <w:r>
+        <w:t>• Functional Specification: Using Use Case Analysis, provide a formal, detailed description of the</w:t>
+      </w:r>
+    </w:p>
+    <w:p>
+      <w:r>
+        <w:t>system’s behaviour for your core features in the form of Use Case Descriptions.</w:t>
+      </w:r>
+    </w:p>
+    <w:p>
+      <w:r>
+        <w:t>• Non-Functional Specification: Define the technical constraints and quality attributes of the</w:t>
+      </w:r>
+    </w:p>
+    <w:p>
+      <w:r>
+        <w:t>system. You are expected to research and define measurable criteria for categories such as:</w:t>
+      </w:r>
+    </w:p>
+    <w:p>
+      <w:r>
+        <w:t>Security, Performance and Scalability, Reliability and Availability, Usability and Accessibility,</w:t>
+      </w:r>
+    </w:p>
+    <w:p>
+      <w:r>
+        <w:t>Maintainability and Sustainability.</w:t>
+      </w:r>
+    </w:p>
+    <w:p>
+      <w:r>
+        <w:t>Note: If space is limited, it is acceptable to include one or two examples of Acceptance Tests and Use</w:t>
+      </w:r>
+    </w:p>
+    <w:p>
+      <w:r>
+        <w:t>Case Descriptions in the main text and move the full comprehensive list to the Appendices.</w:t>
+      </w:r>
+    </w:p>
+    <w:p/>
     <w:p>
       <w:pPr>
         <w:pStyle w:val="Heading2"/>
       </w:pPr>
-      <w:bookmarkStart w:id="1" w:name="_Toc222237661"/>
+      <w:bookmarkStart w:id="3" w:name="_Toc226158880"/>
       <w:r>
         <w:t>1.Project Definition and Users (~0.5 pages)</w:t>
       </w:r>
-      <w:bookmarkEnd w:id="1"/>
+      <w:bookmarkEnd w:id="3"/>
     </w:p>
     <w:p>
       <w:pPr>
@@ -2370,6 +2819,7 @@
           <w:b/>
           <w:bCs/>
         </w:rPr>
+        <w:lastRenderedPageBreak/>
         <w:t>Problem Statement:</w:t>
       </w:r>
     </w:p>
@@ -2495,11 +2945,11 @@
       <w:pPr>
         <w:pStyle w:val="Heading2"/>
       </w:pPr>
-      <w:bookmarkStart w:id="2" w:name="_Toc222237662"/>
+      <w:bookmarkStart w:id="4" w:name="_Toc226158881"/>
       <w:r>
         <w:t>2.Contexuals Analysis and Project Rationale (~1 page)</w:t>
       </w:r>
-      <w:bookmarkEnd w:id="2"/>
+      <w:bookmarkEnd w:id="4"/>
     </w:p>
     <w:p>
       <w:pPr>
@@ -2570,11 +3020,7 @@
         <w:spacing w:line="240" w:lineRule="auto"/>
       </w:pPr>
       <w:r>
-        <w:t xml:space="preserve">Many climbers, particularly indoor boulderers, tend to visit their local gym without a structured training plan. Instead, they would often climb whichever routes appear most interesting at the time, completely neglecting targeted exercises or training plans. This type of mindset can future </w:t>
-      </w:r>
-      <w:r>
-        <w:lastRenderedPageBreak/>
-        <w:t>goals and performance of climbers and can make progress harder to measure without a baseline.</w:t>
+        <w:t>Many climbers, particularly indoor boulderers, tend to visit their local gym without a structured training plan. Instead, they would often climb whichever routes appear most interesting at the time, completely neglecting targeted exercises or training plans. This type of mindset can future goals and performance of climbers and can make progress harder to measure without a baseline.</w:t>
       </w:r>
     </w:p>
     <w:p>
@@ -2603,6 +3049,7 @@
         <w:spacing w:line="240" w:lineRule="auto"/>
       </w:pPr>
       <w:r>
+        <w:lastRenderedPageBreak/>
         <w:t xml:space="preserve">Crux Conqueror will provide a more centralised, structured app that plans on </w:t>
       </w:r>
     </w:p>
@@ -2776,11 +3223,11 @@
       <w:pPr>
         <w:pStyle w:val="Heading2"/>
       </w:pPr>
-      <w:bookmarkStart w:id="3" w:name="_Toc222237663"/>
+      <w:bookmarkStart w:id="5" w:name="_Toc226158882"/>
       <w:r>
         <w:t>3.1 Technical Strategy and Requirements (~1.5 pages)</w:t>
       </w:r>
-      <w:bookmarkEnd w:id="3"/>
+      <w:bookmarkEnd w:id="5"/>
     </w:p>
     <w:p>
       <w:pPr>
@@ -3245,7 +3692,6 @@
                 <w:sz w:val="22"/>
                 <w:szCs w:val="22"/>
               </w:rPr>
-              <w:lastRenderedPageBreak/>
               <w:t>NFR 2 (UI)</w:t>
             </w:r>
           </w:p>
@@ -3391,6 +3837,7 @@
                 <w:sz w:val="22"/>
                 <w:szCs w:val="22"/>
               </w:rPr>
+              <w:lastRenderedPageBreak/>
               <w:t>NFR 4</w:t>
             </w:r>
           </w:p>
@@ -4098,7 +4545,6 @@
                 <w:sz w:val="22"/>
                 <w:szCs w:val="22"/>
               </w:rPr>
-              <w:lastRenderedPageBreak/>
               <w:t>Chart.js</w:t>
             </w:r>
           </w:p>
@@ -4185,11 +4631,11 @@
       <w:pPr>
         <w:pStyle w:val="Heading2"/>
       </w:pPr>
-      <w:bookmarkStart w:id="4" w:name="_Toc222237664"/>
+      <w:bookmarkStart w:id="6" w:name="_Toc226158883"/>
       <w:r>
         <w:t>4. High-Level Work Plan (~1 page)</w:t>
       </w:r>
-      <w:bookmarkEnd w:id="4"/>
+      <w:bookmarkEnd w:id="6"/>
     </w:p>
     <w:p>
       <w:pPr>
@@ -4209,7 +4655,7 @@
           <w:noProof/>
         </w:rPr>
         <w:drawing>
-          <wp:inline distT="0" distB="0" distL="0" distR="0" wp14:anchorId="16DDD3A0" wp14:editId="5F7D3555">
+          <wp:inline distT="0" distB="0" distL="0" distR="0" wp14:anchorId="0D399BE2" wp14:editId="213EAFF6">
             <wp:extent cx="5731510" cy="1630018"/>
             <wp:effectExtent l="0" t="0" r="2540" b="8890"/>
             <wp:docPr id="1100710146" name="Picture 1" descr="A graph with blue and gray bars&#10;&#10;AI-generated content may be incorrect."/>
@@ -5101,7 +5547,6 @@
                 <w:sz w:val="22"/>
                 <w:szCs w:val="22"/>
               </w:rPr>
-              <w:lastRenderedPageBreak/>
               <w:t>Final Submission</w:t>
             </w:r>
           </w:p>
@@ -5190,11 +5635,12 @@
       <w:pPr>
         <w:pStyle w:val="Heading2"/>
       </w:pPr>
-      <w:bookmarkStart w:id="5" w:name="_Toc222237665"/>
-      <w:r>
+      <w:bookmarkStart w:id="7" w:name="_Toc226158884"/>
+      <w:r>
+        <w:lastRenderedPageBreak/>
         <w:t>Appendix:</w:t>
       </w:r>
-      <w:bookmarkEnd w:id="5"/>
+      <w:bookmarkEnd w:id="7"/>
     </w:p>
     <w:tbl>
       <w:tblPr>
@@ -5938,7 +6384,6 @@
                 <w:sz w:val="22"/>
                 <w:szCs w:val="22"/>
               </w:rPr>
-              <w:lastRenderedPageBreak/>
               <w:t>I would find it helpful to be able to filter through forums to find specific content.</w:t>
             </w:r>
           </w:p>
@@ -6009,15 +6454,97 @@
           </w:p>
         </w:tc>
       </w:tr>
+      <w:tr>
+        <w:trPr>
+          <w:trHeight w:val="683"/>
+        </w:trPr>
+        <w:tc>
+          <w:tcPr>
+            <w:tcW w:w="6658" w:type="dxa"/>
+          </w:tcPr>
+          <w:p>
+            <w:pPr>
+              <w:rPr>
+                <w:sz w:val="22"/>
+                <w:szCs w:val="22"/>
+              </w:rPr>
+            </w:pPr>
+            <w:r>
+              <w:rPr>
+                <w:sz w:val="22"/>
+                <w:szCs w:val="22"/>
+              </w:rPr>
+              <w:t>I would find it helpful to be able to filter through forums to find specific content.</w:t>
+            </w:r>
+          </w:p>
+        </w:tc>
+        <w:tc>
+          <w:tcPr>
+            <w:tcW w:w="2268" w:type="dxa"/>
+          </w:tcPr>
+          <w:p>
+            <w:pPr>
+              <w:rPr>
+                <w:sz w:val="22"/>
+                <w:szCs w:val="22"/>
+              </w:rPr>
+            </w:pPr>
+            <w:r>
+              <w:rPr>
+                <w:sz w:val="22"/>
+                <w:szCs w:val="22"/>
+              </w:rPr>
+              <w:t>low</w:t>
+            </w:r>
+          </w:p>
+        </w:tc>
+      </w:tr>
+      <w:tr>
+        <w:trPr>
+          <w:trHeight w:val="683"/>
+        </w:trPr>
+        <w:tc>
+          <w:tcPr>
+            <w:tcW w:w="6658" w:type="dxa"/>
+          </w:tcPr>
+          <w:p>
+            <w:pPr>
+              <w:rPr>
+                <w:sz w:val="22"/>
+                <w:szCs w:val="22"/>
+              </w:rPr>
+            </w:pPr>
+            <w:r>
+              <w:rPr>
+                <w:sz w:val="22"/>
+                <w:szCs w:val="22"/>
+              </w:rPr>
+              <w:t>Being able to download my data to my phone would be helpful</w:t>
+            </w:r>
+          </w:p>
+        </w:tc>
+        <w:tc>
+          <w:tcPr>
+            <w:tcW w:w="2268" w:type="dxa"/>
+          </w:tcPr>
+          <w:p>
+            <w:pPr>
+              <w:rPr>
+                <w:sz w:val="22"/>
+                <w:szCs w:val="22"/>
+              </w:rPr>
+            </w:pPr>
+            <w:r>
+              <w:rPr>
+                <w:sz w:val="22"/>
+                <w:szCs w:val="22"/>
+              </w:rPr>
+              <w:t>low</w:t>
+            </w:r>
+          </w:p>
+        </w:tc>
+      </w:tr>
     </w:tbl>
-    <w:p>
-      <w:pPr>
-        <w:spacing w:line="240" w:lineRule="auto"/>
-        <w:rPr>
-          <w:lang w:val="en-US"/>
-        </w:rPr>
-      </w:pPr>
-    </w:p>
     <w:p/>
     <w:p>
       <w:pPr>
@@ -6027,93 +6554,141 @@
           <w:bCs/>
         </w:rPr>
       </w:pPr>
-      <w:bookmarkStart w:id="6" w:name="_Toc222237666"/>
+      <w:bookmarkStart w:id="8" w:name="_Toc226158885"/>
       <w:r>
         <w:rPr>
           <w:b/>
           <w:bCs/>
         </w:rPr>
-        <w:t xml:space="preserve">Chapter </w:t>
-      </w:r>
-      <w:r>
-        <w:rPr>
-          <w:b/>
-          <w:bCs/>
-        </w:rPr>
-        <w:t>Testing</w:t>
-      </w:r>
-      <w:bookmarkEnd w:id="6"/>
-    </w:p>
-    <w:p>
-      <w:r>
-        <w:t>No big tables of all tests, more a description o</w:t>
-      </w:r>
-      <w:r>
-        <w:t>f testing strategies and structure and how you derive test cases refer to the bulk of test in appendices.</w:t>
-      </w:r>
-    </w:p>
-    <w:p>
-      <w:r>
-        <w:t xml:space="preserve">Include pie charts </w:t>
-      </w:r>
-      <w:r>
-        <w:t>retest stats, how they went with a business style summary.</w:t>
-      </w:r>
-    </w:p>
-    <w:p>
-      <w:r>
-        <w:t>Highlight failure and how you went about fixing it.</w:t>
-      </w:r>
-    </w:p>
-    <w:p>
-      <w:pPr>
-        <w:pStyle w:val="Heading2"/>
-      </w:pPr>
-      <w:bookmarkStart w:id="7" w:name="_Toc222237667"/>
-      <w:r>
-        <w:t>Test Strategy</w:t>
-      </w:r>
-      <w:bookmarkEnd w:id="7"/>
-    </w:p>
-    <w:p>
-      <w:pPr>
-        <w:pStyle w:val="Heading2"/>
-      </w:pPr>
-      <w:bookmarkStart w:id="8" w:name="_Toc222237668"/>
-      <w:r>
-        <w:t>Test cases</w:t>
+        <w:lastRenderedPageBreak/>
+        <w:t>Chapter 4 System Design and Architecture (15%)</w:t>
       </w:r>
       <w:bookmarkEnd w:id="8"/>
     </w:p>
     <w:p>
-      <w:pPr>
-        <w:pStyle w:val="Heading2"/>
-      </w:pPr>
-      <w:bookmarkStart w:id="9" w:name="_Toc222237669"/>
-      <w:r>
-        <w:t>R</w:t>
-      </w:r>
-      <w:r>
-        <w:t>egression testing</w:t>
-      </w:r>
-      <w:bookmarkEnd w:id="9"/>
-    </w:p>
-    <w:p>
-      <w:pPr>
-        <w:pStyle w:val="Heading2"/>
-      </w:pPr>
-      <w:bookmarkStart w:id="10" w:name="_Toc222237670"/>
-      <w:r>
-        <w:t>Summary of testcases</w:t>
-      </w:r>
-      <w:bookmarkEnd w:id="10"/>
-    </w:p>
-    <w:p>
-      <w:r>
-        <w:t>Examples of coverage, test success</w:t>
-      </w:r>
-      <w:r>
-        <w:t>, percentage retest.</w:t>
+      <w:proofErr w:type="gramStart"/>
+      <w:r>
+        <w:t>Main Focus</w:t>
+      </w:r>
+      <w:proofErr w:type="gramEnd"/>
+      <w:r>
+        <w:t>: To provide the technical blueprints showing how the system was structured to satisfy the</w:t>
+      </w:r>
+    </w:p>
+    <w:p>
+      <w:r>
+        <w:t>requirements defined in Chapter 3.</w:t>
+      </w:r>
+    </w:p>
+    <w:p>
+      <w:r>
+        <w:t>• System Architecture: Provide a high-level overview of the system's structure. You should describe</w:t>
+      </w:r>
+    </w:p>
+    <w:p>
+      <w:r>
+        <w:t>the systems architecture (e.g., are identifiable architectural patterns involved such as MVC,</w:t>
+      </w:r>
+    </w:p>
+    <w:p>
+      <w:r>
+        <w:t>Microservices, Three-Tier, Client-Server). Provide a diagram showing the interaction between the</w:t>
+      </w:r>
+    </w:p>
+    <w:p>
+      <w:r>
+        <w:t>major components (e.g. Frontend, Backend, Database, and any external APIs).</w:t>
+      </w:r>
+    </w:p>
+    <w:p>
+      <w:r>
+        <w:t>• Database Design: If your system manages data, provide a formal Entity Relationship Diagram (ERD)</w:t>
+      </w:r>
+    </w:p>
+    <w:p>
+      <w:r>
+        <w:t>or a schema definition and provide a justification for your choice of data store (e.g. Relational vs</w:t>
+      </w:r>
+    </w:p>
+    <w:p>
+      <w:r>
+        <w:t>NoSQL) based on the requirements defined in Chapter 3.</w:t>
+      </w:r>
+    </w:p>
+    <w:p>
+      <w:r>
+        <w:t>• Detailed Design (UML): Use appropriate UML diagrams to describe the internal logic and structure</w:t>
+      </w:r>
+    </w:p>
+    <w:p>
+      <w:r>
+        <w:t>of the system. This could include Class diagrams to show the static structure and the relationships</w:t>
+      </w:r>
+    </w:p>
+    <w:p>
+      <w:r>
+        <w:t>between key objects/modules or Sequence diagrams to visualise the logic of your core/complex</w:t>
+      </w:r>
+    </w:p>
+    <w:p>
+      <w:r>
+        <w:t>features.</w:t>
+      </w:r>
+    </w:p>
+    <w:p>
+      <w:r>
+        <w:t>• User Interface (UI) Design: Provide a concise overview of the interface design. The focus should</w:t>
+      </w:r>
+    </w:p>
+    <w:p>
+      <w:r>
+        <w:t>be on the UX (User Experience) logic rather than just aesthetic choices. Decisions should be</w:t>
+      </w:r>
+    </w:p>
+    <w:p>
+      <w:r>
+        <w:t>justified in the context of the requirements defined in Chapter 3. Where considered relevant and</w:t>
+      </w:r>
+    </w:p>
+    <w:p>
+      <w:r>
+        <w:t>appropriate this can include a navigation map/user flow diagram, a design rationale regarding</w:t>
+      </w:r>
+    </w:p>
+    <w:p>
+      <w:r>
+        <w:t>usability and accessibility, and wireframes/screenshots of the core screens and any significant</w:t>
+      </w:r>
+    </w:p>
+    <w:p>
+      <w:r>
+        <w:t>features therein.</w:t>
+      </w:r>
+    </w:p>
+    <w:p>
+      <w:r>
+        <w:t>• Technical Justification: Briefly justify your choice of technologies (e.g. why a specific programming</w:t>
+      </w:r>
+    </w:p>
+    <w:p>
+      <w:r>
+        <w:t>language, framework, or library was chosen over alternatives). This should be linked back to your</w:t>
+      </w:r>
+    </w:p>
+    <w:p>
+      <w:r>
+        <w:t>Non-Functional requirements.</w:t>
+      </w:r>
+    </w:p>
+    <w:p>
+      <w:r>
+        <w:t>Note: If space is limited, try to ensure that the most critical diagrams are in the main text to support</w:t>
+      </w:r>
+    </w:p>
+    <w:p>
+      <w:r>
+        <w:lastRenderedPageBreak/>
+        <w:t>your narrative and use the Appendix for others if you wish to provide more exhaustive detail.</w:t>
       </w:r>
     </w:p>
     <w:p/>
@@ -6125,19 +6700,135 @@
           <w:bCs/>
         </w:rPr>
       </w:pPr>
-      <w:bookmarkStart w:id="11" w:name="_Toc222237671"/>
+      <w:bookmarkStart w:id="9" w:name="_Toc226158886"/>
       <w:r>
         <w:rPr>
           <w:b/>
           <w:bCs/>
         </w:rPr>
-        <w:t>Chapter Evaluation</w:t>
-      </w:r>
-      <w:bookmarkEnd w:id="11"/>
-    </w:p>
-    <w:p>
-      <w:r>
-        <w:t>What you would do in the future if you could and how you would go about doing it.</w:t>
+        <w:t>Chapter 5 Implementation and Technical Realisation (15%)</w:t>
+      </w:r>
+      <w:bookmarkEnd w:id="9"/>
+    </w:p>
+    <w:p>
+      <w:proofErr w:type="gramStart"/>
+      <w:r>
+        <w:t>Main Focus</w:t>
+      </w:r>
+      <w:proofErr w:type="gramEnd"/>
+      <w:r>
+        <w:t>: To describe the development process and highlight the significant technical challenges</w:t>
+      </w:r>
+    </w:p>
+    <w:p>
+      <w:r>
+        <w:t>encountered.</w:t>
+      </w:r>
+    </w:p>
+    <w:p>
+      <w:r>
+        <w:t>• Implementation Strategy: Provide a brief overview of your development environment and the</w:t>
+      </w:r>
+    </w:p>
+    <w:p>
+      <w:r>
+        <w:t>strategy used to build the system. This should include (but not be restricted to) things such as the</w:t>
+      </w:r>
+    </w:p>
+    <w:p>
+      <w:r>
+        <w:t>development environment (IDE, version control, etc.), your approach to modularisation (how you</w:t>
+      </w:r>
+    </w:p>
+    <w:p>
+      <w:r>
+        <w:t>broke the system down into manageable parts), any use of Design Patterns (e.g., Singleton,</w:t>
+      </w:r>
+    </w:p>
+    <w:p>
+      <w:r>
+        <w:t>Factory, Observer) that were implemented to ensure code quality and maintainability.</w:t>
+      </w:r>
+    </w:p>
+    <w:p>
+      <w:r>
+        <w:t>• Core Feature Implementation: Choose your most critical or complex features (e.g. 2 or 3) and for</w:t>
+      </w:r>
+    </w:p>
+    <w:p>
+      <w:r>
+        <w:t>each, explain how you translated the Design (from Chapter 4) into working code. Include concise,</w:t>
+      </w:r>
+    </w:p>
+    <w:p>
+      <w:r>
+        <w:t>well-commented code snippets (~20–30 lines max) that demonstrate your implementation of the</w:t>
+      </w:r>
+    </w:p>
+    <w:p>
+      <w:r>
+        <w:t>core logic. Avoid "boilerplate" code (like imports or basic setup). Focus on the logic that makes the</w:t>
+      </w:r>
+    </w:p>
+    <w:p>
+      <w:r>
+        <w:t>feature work. Do not include full source files in the main text, these belong in your repository.</w:t>
+      </w:r>
+    </w:p>
+    <w:p>
+      <w:r>
+        <w:t>• Technical Challenges and Solutions: Describe the most significant technical "roadblocks" you</w:t>
+      </w:r>
+    </w:p>
+    <w:p>
+      <w:r>
+        <w:t>encountered during the implementation. For each challenge, describe the problem (e.g. the bug,</w:t>
+      </w:r>
+    </w:p>
+    <w:p>
+      <w:r>
+        <w:t>integration issue, or performance bottleneck), how you identified the root cause, how you fixed</w:t>
+      </w:r>
+    </w:p>
+    <w:p>
+      <w:r>
+        <w:t>or bypassed the issue and how the solution affected the final system (e.g., improved performance</w:t>
+      </w:r>
+    </w:p>
+    <w:p>
+      <w:r>
+        <w:t>or better security)</w:t>
+      </w:r>
+    </w:p>
+    <w:p>
+      <w:r>
+        <w:t>• Use of Third-Party Integration (where appropriate): Discuss how you integrated external libraries,</w:t>
+      </w:r>
+    </w:p>
+    <w:p>
+      <w:r>
+        <w:t>APIs, or frameworks. Focus on the technical hurdles of getting disparate systems to communicate</w:t>
+      </w:r>
+    </w:p>
+    <w:p>
+      <w:r>
+        <w:lastRenderedPageBreak/>
+        <w:t>and how you handled things such as data mapping or authentication between them.</w:t>
+      </w:r>
+    </w:p>
+    <w:p>
+      <w:r>
+        <w:t>• Refinement and Refactoring: Briefly describe how your implementation evolved or any refactoring</w:t>
+      </w:r>
+    </w:p>
+    <w:p>
+      <w:r>
+        <w:t>that was required, e.g. refactoring required to meet Non-Functional Requirements (such as</w:t>
+      </w:r>
+    </w:p>
+    <w:p>
+      <w:r>
+        <w:t>Performance or Maintainability).</w:t>
       </w:r>
     </w:p>
     <w:p/>
@@ -6149,30 +6840,539 @@
           <w:bCs/>
         </w:rPr>
       </w:pPr>
-      <w:bookmarkStart w:id="12" w:name="_Toc222237672"/>
+      <w:bookmarkStart w:id="10" w:name="_Toc226158887"/>
       <w:r>
         <w:rPr>
           <w:b/>
           <w:bCs/>
         </w:rPr>
-        <w:t>Chapter references for creation of webapp</w:t>
+        <w:t>Chapter 6 Testing and Evaluation (15%)</w:t>
+      </w:r>
+      <w:bookmarkEnd w:id="10"/>
+    </w:p>
+    <w:p>
+      <w:proofErr w:type="gramStart"/>
+      <w:r>
+        <w:t>Main Focus</w:t>
+      </w:r>
+      <w:proofErr w:type="gramEnd"/>
+      <w:r>
+        <w:t>: To provide objective evidence of the system’s quality and to critically evaluate the final</w:t>
+      </w:r>
+    </w:p>
+    <w:p>
+      <w:r>
+        <w:t>product against the requirements.</w:t>
+      </w:r>
+    </w:p>
+    <w:p>
+      <w:r>
+        <w:t>• Testing Methodology: Define and justify your chosen testing strategy. You should explain why your</w:t>
+      </w:r>
+    </w:p>
+    <w:p>
+      <w:r>
+        <w:t>chosen levels of testing (e.g. Unit, Integration, System, or others) were appropriate for your project</w:t>
+      </w:r>
+    </w:p>
+    <w:p>
+      <w:r>
+        <w:t>and describe the tools/frameworks used.</w:t>
+      </w:r>
+    </w:p>
+    <w:p>
+      <w:r>
+        <w:t>• Verification of Requirements: Provide evidence that the functional requirements and acceptance</w:t>
+      </w:r>
+    </w:p>
+    <w:p>
+      <w:r>
+        <w:t>criteria established in Chapter 3 have all been evaluated. You should present this data in a</w:t>
+      </w:r>
+    </w:p>
+    <w:p>
+      <w:r>
+        <w:t>structured format that allows for clear traceability between the requirements and the test results.</w:t>
+      </w:r>
+    </w:p>
+    <w:p>
+      <w:r>
+        <w:t>• Evaluation of Non-Functional Attributes: Demonstrate how the system performs against the</w:t>
+      </w:r>
+    </w:p>
+    <w:p>
+      <w:r>
+        <w:t>quality attributes and constraints defined in your Non-Functional Specification. Use appropriate</w:t>
+      </w:r>
+    </w:p>
+    <w:p>
+      <w:r>
+        <w:t>metrics to evaluate areas such as security, performance, or accessibility.</w:t>
+      </w:r>
+    </w:p>
+    <w:p>
+      <w:r>
+        <w:t>• Critical Evaluation and Reflection: Provide a rigorous appraisal of the final system. Evaluate the</w:t>
+      </w:r>
+    </w:p>
+    <w:p>
+      <w:r>
+        <w:t>extent to which the system addresses the original problem, the technical strengths and limitations</w:t>
+      </w:r>
+    </w:p>
+    <w:p>
+      <w:r>
+        <w:t>of your implementation and the engineering trade-offs made during the project (e.g. why a specific</w:t>
+      </w:r>
+    </w:p>
+    <w:p>
+      <w:r>
+        <w:t>quality attribute was prioritised over another). Remember that marks are awarded for the rigour</w:t>
+      </w:r>
+    </w:p>
+    <w:p>
+      <w:r>
+        <w:t>of the testing process and the honesty of the evaluation, not just for having a perfect, bug-free</w:t>
+      </w:r>
+    </w:p>
+    <w:p>
+      <w:r>
+        <w:t>system.</w:t>
+      </w:r>
+    </w:p>
+    <w:p/>
+    <w:p>
+      <w:pPr>
+        <w:pStyle w:val="Heading1"/>
+        <w:rPr>
+          <w:b/>
+          <w:bCs/>
+        </w:rPr>
+      </w:pPr>
+      <w:bookmarkStart w:id="11" w:name="_Toc226158888"/>
+      <w:r>
+        <w:rPr>
+          <w:b/>
+          <w:bCs/>
+        </w:rPr>
+        <w:lastRenderedPageBreak/>
+        <w:t>Chapter 7 Conclusion and Future Work (5%)</w:t>
+      </w:r>
+      <w:bookmarkEnd w:id="11"/>
+    </w:p>
+    <w:p>
+      <w:proofErr w:type="gramStart"/>
+      <w:r>
+        <w:t>Main Focus</w:t>
+      </w:r>
+      <w:proofErr w:type="gramEnd"/>
+      <w:r>
+        <w:t>: To provide a final summary of the project’s achievements and a critical roadmap for the</w:t>
+      </w:r>
+    </w:p>
+    <w:p>
+      <w:r>
+        <w:t>system’s future.</w:t>
+      </w:r>
+    </w:p>
+    <w:p>
+      <w:r>
+        <w:t>• Project Summary: Briefly summarise the project's journey from the initial vision to the final</w:t>
+      </w:r>
+    </w:p>
+    <w:p>
+      <w:r>
+        <w:t>delivered system. Reflect on the extent to which the original aims and objectives were achieved.</w:t>
+      </w:r>
+    </w:p>
+    <w:p>
+      <w:r>
+        <w:t>• Critical Reflection: Provide a candid assessment of the project from a professional perspective.</w:t>
+      </w:r>
+    </w:p>
+    <w:p>
+      <w:r>
+        <w:t>This should include what was learned about the software engineering process, and what you</w:t>
+      </w:r>
+    </w:p>
+    <w:p>
+      <w:r>
+        <w:t>would do differently if you were to start the project again with the benefit of hindsight.</w:t>
+      </w:r>
+    </w:p>
+    <w:p>
+      <w:r>
+        <w:t>• Future Work: Identify the logical next steps for the system. Rather than just listing "more features,"</w:t>
+      </w:r>
+    </w:p>
+    <w:p>
+      <w:r>
+        <w:t>suggest how the system could be evolved or scaled. This might include addressing limitations</w:t>
+      </w:r>
+    </w:p>
+    <w:p>
+      <w:r>
+        <w:t>identified in the Evaluation (Chapter 6), emerging technologies or integrations that could enhance</w:t>
+      </w:r>
+    </w:p>
+    <w:p>
+      <w:r>
+        <w:t>the product or strategies for long-term maintenance or deployment.</w:t>
+      </w:r>
+    </w:p>
+    <w:p/>
+    <w:p>
+      <w:pPr>
+        <w:pStyle w:val="Heading1"/>
+        <w:rPr>
+          <w:b/>
+          <w:bCs/>
+        </w:rPr>
+      </w:pPr>
+      <w:bookmarkStart w:id="12" w:name="_Toc226158889"/>
+      <w:r>
+        <w:rPr>
+          <w:b/>
+          <w:bCs/>
+        </w:rPr>
+        <w:t>References</w:t>
       </w:r>
       <w:bookmarkEnd w:id="12"/>
     </w:p>
     <w:p>
       <w:r>
-        <w:t>General architecture and understanding of web development</w:t>
-      </w:r>
-    </w:p>
-    <w:p>
-      <w:hyperlink r:id="rId10" w:history="1">
-        <w:r>
-          <w:rPr>
-            <w:rStyle w:val="Hyperlink"/>
-          </w:rPr>
-          <w:t>https://youtu.be/i_j9-vQPCpk?si=_Sin5K46mbF7_PR6</w:t>
-        </w:r>
-      </w:hyperlink>
+        <w:t>In Software Engineering, documenting where your code and ideas come from is essential for academic</w:t>
+      </w:r>
+    </w:p>
+    <w:p>
+      <w:r>
+        <w:t>integrity and professional ethics.</w:t>
+      </w:r>
+    </w:p>
+    <w:p>
+      <w:r>
+        <w:t>You must cite any external knowledge used in your dissertation. This includes textbooks, academic</w:t>
+      </w:r>
+    </w:p>
+    <w:p>
+      <w:r>
+        <w:t>papers, official documentation, and community tutorials.</w:t>
+      </w:r>
+    </w:p>
+    <w:p>
+      <w:r>
+        <w:t>Common Technical Examples of referencing:</w:t>
+      </w:r>
+    </w:p>
+    <w:p>
+      <w:r>
+        <w:t>• Official Documentation: "The system uses the React '</w:t>
+      </w:r>
+      <w:proofErr w:type="spellStart"/>
+      <w:r>
+        <w:t>UseContext</w:t>
+      </w:r>
+      <w:proofErr w:type="spellEnd"/>
+      <w:r>
+        <w:t>' hook for global state</w:t>
+      </w:r>
+    </w:p>
+    <w:p>
+      <w:r>
+        <w:t>management (Meta, 2026)."</w:t>
+      </w:r>
+    </w:p>
+    <w:p>
+      <w:r>
+        <w:t>• Community Solutions: "The recursive logic for the tree-view component was adapted from a</w:t>
+      </w:r>
+    </w:p>
+    <w:p>
+      <w:r>
+        <w:t>solution by '</w:t>
+      </w:r>
+      <w:proofErr w:type="spellStart"/>
+      <w:r>
+        <w:t>DevGuru</w:t>
+      </w:r>
+      <w:proofErr w:type="spellEnd"/>
+      <w:r>
+        <w:t>' on Stack Overflow (2025)."</w:t>
+      </w:r>
+    </w:p>
+    <w:p>
+      <w:r>
+        <w:t>• Technical Books: "Following the Factory Design Pattern (Gamma et al., 1994), the system..."</w:t>
+      </w:r>
+    </w:p>
+    <w:p>
+      <w:r>
+        <w:t>The Reference List:</w:t>
+      </w:r>
+    </w:p>
+    <w:p>
+      <w:r>
+        <w:t>At the end of your document, list your sources alphabetically.</w:t>
+      </w:r>
+    </w:p>
+    <w:p>
+      <w:r>
+        <w:lastRenderedPageBreak/>
+        <w:t xml:space="preserve">• Meta. (2026). React Documentation: Scaling State. [Online]. Available at: </w:t>
+      </w:r>
+      <w:proofErr w:type="spellStart"/>
+      <w:r>
+        <w:t>react.dev</w:t>
+      </w:r>
+      <w:proofErr w:type="spellEnd"/>
+      <w:r>
+        <w:t>/docs</w:t>
+      </w:r>
+    </w:p>
+    <w:p>
+      <w:r>
+        <w:t>• Gamma, E. et al. (1994). Design Patterns: Elements of Reusable Object-Oriented Software.</w:t>
+      </w:r>
+    </w:p>
+    <w:p>
+      <w:r>
+        <w:t>Addison-Wesley.</w:t>
+      </w:r>
+    </w:p>
+    <w:p>
+      <w:r>
+        <w:t>Source Code Attribution</w:t>
+      </w:r>
+    </w:p>
+    <w:p>
+      <w:r>
+        <w:t>If you use a specific code snippet from the web or an AI tool, you must attribute it in the source code.</w:t>
+      </w:r>
+    </w:p>
+    <w:p>
+      <w:r>
+        <w:t>This prevents plagiarism flags.</w:t>
+      </w:r>
+    </w:p>
+    <w:p>
+      <w:r>
+        <w:t>Example of an attributed snippet:</w:t>
+      </w:r>
+    </w:p>
+    <w:p>
+      <w:r>
+        <w:t>/* * ATTRIBUTION:</w:t>
+      </w:r>
+    </w:p>
+    <w:p>
+      <w:r>
+        <w:t>* This validation logic was adapted from a solution on Stack Overflow.</w:t>
+      </w:r>
+    </w:p>
+    <w:p>
+      <w:r>
+        <w:t>* URL: https://stackoverflow.com/questions/xxxxxx</w:t>
+      </w:r>
+    </w:p>
+    <w:p>
+      <w:r>
+        <w:t>* Purpose: Handling complex email regex validation.</w:t>
+      </w:r>
+    </w:p>
+    <w:p>
+      <w:r>
+        <w:t>*/</w:t>
+      </w:r>
+    </w:p>
+    <w:p>
+      <w:r>
+        <w:t xml:space="preserve">function </w:t>
+      </w:r>
+      <w:proofErr w:type="spellStart"/>
+      <w:r>
+        <w:t>validateEmail</w:t>
+      </w:r>
+      <w:proofErr w:type="spellEnd"/>
+      <w:r>
+        <w:t xml:space="preserve">(email) </w:t>
+      </w:r>
+      <w:proofErr w:type="gramStart"/>
+      <w:r>
+        <w:t>{ ...</w:t>
+      </w:r>
+      <w:proofErr w:type="gramEnd"/>
+      <w:r>
+        <w:t xml:space="preserve"> }</w:t>
+      </w:r>
+    </w:p>
+    <w:p/>
+    <w:p>
+      <w:pPr>
+        <w:pStyle w:val="Heading1"/>
+        <w:rPr>
+          <w:b/>
+          <w:bCs/>
+        </w:rPr>
+      </w:pPr>
+      <w:bookmarkStart w:id="13" w:name="_Toc226158890"/>
+      <w:r>
+        <w:rPr>
+          <w:b/>
+          <w:bCs/>
+        </w:rPr>
+        <w:t>Appendices</w:t>
+      </w:r>
+      <w:bookmarkEnd w:id="13"/>
+    </w:p>
+    <w:p/>
+    <w:p>
+      <w:pPr>
+        <w:pStyle w:val="Heading1"/>
+        <w:rPr>
+          <w:b/>
+          <w:bCs/>
+        </w:rPr>
+      </w:pPr>
+      <w:bookmarkStart w:id="14" w:name="_Toc226158891"/>
+      <w:r>
+        <w:rPr>
+          <w:b/>
+          <w:bCs/>
+        </w:rPr>
+        <w:t>AI Usage Log</w:t>
+      </w:r>
+      <w:bookmarkEnd w:id="14"/>
+    </w:p>
+    <w:p>
+      <w:r>
+        <w:t>Our guiding principle is that AI is a tool to augment your abilities, not a substitute for them. Any use</w:t>
+      </w:r>
+    </w:p>
+    <w:p>
+      <w:r>
+        <w:t>of AI not explicitly permitted below will be treated as academic misconduct. You must document all</w:t>
+      </w:r>
+    </w:p>
+    <w:p>
+      <w:r>
+        <w:t>permitted AI use in the section "AI Usage Log" within the Appendix.</w:t>
+      </w:r>
+    </w:p>
+    <w:p>
+      <w:r>
+        <w:t>• Permitted Uses (with Attribution):</w:t>
+      </w:r>
+    </w:p>
+    <w:p>
+      <w:r>
+        <w:t>o Brainstorming &amp; Idea Generation.</w:t>
+      </w:r>
+    </w:p>
+    <w:p>
+      <w:r>
+        <w:t>o Syntax &amp; Boilerplate Code (small, specific snippets). You must fully understand and</w:t>
+      </w:r>
+    </w:p>
+    <w:p>
+      <w:r>
+        <w:t>modify any code you use.</w:t>
+      </w:r>
+    </w:p>
+    <w:p>
+      <w:r>
+        <w:t>o Debugging &amp; Error Resolution.</w:t>
+      </w:r>
+    </w:p>
+    <w:p>
+      <w:r>
+        <w:t>o Refactoring &amp; Explanation.</w:t>
+      </w:r>
+    </w:p>
+    <w:p>
+      <w:r>
+        <w:t>• Prohibited Uses:</w:t>
+      </w:r>
+    </w:p>
+    <w:p>
+      <w:r>
+        <w:t>o Final Deliverable Generation (e.g., writing parts of your report).</w:t>
+      </w:r>
+    </w:p>
+    <w:p>
+      <w:r>
+        <w:lastRenderedPageBreak/>
+        <w:t>o Replacing Core Skills (e.g., asking an AI to write entire functions or core logic).</w:t>
+      </w:r>
+    </w:p>
+    <w:p>
+      <w:r>
+        <w:t>o Plagiarism (submitting work generated by AI without proper attribution).</w:t>
+      </w:r>
+    </w:p>
+    <w:p>
+      <w:r>
+        <w:t>You must document all significant AI use in your Appendix using the following simple format:</w:t>
+      </w:r>
+    </w:p>
+    <w:p>
+      <w:r>
+        <w:t>Date Tool Task Outcome/Modification</w:t>
+      </w:r>
+    </w:p>
+    <w:p>
+      <w:r>
+        <w:t>10/01/26 Gemini Debugging a 'CORS'</w:t>
+      </w:r>
+    </w:p>
+    <w:p>
+      <w:r>
+        <w:t>error.</w:t>
+      </w:r>
+    </w:p>
+    <w:p>
+      <w:r>
+        <w:t>Explained headers; I implemented the fix manually.</w:t>
+      </w:r>
+    </w:p>
+    <w:p>
+      <w:r>
+        <w:t>15/01/26 ChatGPT Brainstorming</w:t>
+      </w:r>
+    </w:p>
+    <w:p>
+      <w:proofErr w:type="spellStart"/>
+      <w:r>
+        <w:t>MoSCoW</w:t>
+      </w:r>
+      <w:proofErr w:type="spellEnd"/>
+      <w:r>
+        <w:t xml:space="preserve"> list.</w:t>
+      </w:r>
+    </w:p>
+    <w:p>
+      <w:r>
+        <w:t>Generated initial list; I pruned and prioritised it.</w:t>
+      </w:r>
+    </w:p>
+    <w:p>
+      <w:r>
+        <w:t>20/01/26 Gemini Boilerplate for a Unit</w:t>
+      </w:r>
+    </w:p>
+    <w:p>
+      <w:r>
+        <w:t>Test.</w:t>
+      </w:r>
+    </w:p>
+    <w:p>
+      <w:r>
+        <w:t>Generated the basic test structure; I wrote the</w:t>
+      </w:r>
+    </w:p>
+    <w:p>
+      <w:r>
+        <w:t>specific assertions and test data myself.</w:t>
+      </w:r>
     </w:p>
     <w:p/>
     <w:sectPr>
@@ -7540,7 +8740,6 @@
   <w:style w:type="character" w:default="1" w:styleId="DefaultParagraphFont">
     <w:name w:val="Default Paragraph Font"/>
     <w:uiPriority w:val="1"/>
-    <w:semiHidden/>
     <w:unhideWhenUsed/>
   </w:style>
   <w:style w:type="table" w:default="1" w:styleId="TableNormal">

--- a/Documents/Final Dissertation Doc.docx
+++ b/Documents/Final Dissertation Doc.docx
@@ -2455,21 +2455,8 @@
       <w:bookmarkEnd w:id="0"/>
     </w:p>
     <w:p>
-      <w:proofErr w:type="gramStart"/>
-      <w:r>
-        <w:t>Main Focus</w:t>
-      </w:r>
-      <w:proofErr w:type="gramEnd"/>
-      <w:r>
-        <w:t xml:space="preserve">: To define the </w:t>
-      </w:r>
-      <w:proofErr w:type="gramStart"/>
-      <w:r>
-        <w:t>system</w:t>
-      </w:r>
-      <w:proofErr w:type="gramEnd"/>
-      <w:r>
-        <w:t xml:space="preserve"> you developed and align it with your initial project goals.</w:t>
+      <w:r>
+        <w:t>Main Focus: To define the system you developed and align it with your initial project goals.</w:t>
       </w:r>
     </w:p>
     <w:p>
@@ -2484,13 +2471,8 @@
     </w:p>
     <w:p>
       <w:r>
-        <w:t xml:space="preserve">• Stakeholder Analysis: Identify the target users and explain how your final solution meets </w:t>
-      </w:r>
-      <w:proofErr w:type="gramStart"/>
-      <w:r>
-        <w:t>their</w:t>
-      </w:r>
-      <w:proofErr w:type="gramEnd"/>
+        <w:t>• Stakeholder Analysis: Identify the target users and explain how your final solution meets their</w:t>
+      </w:r>
     </w:p>
     <w:p>
       <w:r>
@@ -2509,15 +2491,7 @@
     </w:p>
     <w:p>
       <w:r>
-        <w:t xml:space="preserve">• Project Progression: </w:t>
-      </w:r>
-      <w:proofErr w:type="gramStart"/>
-      <w:r>
-        <w:t>A brief summary</w:t>
-      </w:r>
-      <w:proofErr w:type="gramEnd"/>
-      <w:r>
-        <w:t xml:space="preserve"> of the journey from your Initial Plan (submitted at the start</w:t>
+        <w:t>• Project Progression: A brief summary of the journey from your Initial Plan (submitted at the start</w:t>
       </w:r>
     </w:p>
     <w:p>
@@ -2527,15 +2501,7 @@
     </w:p>
     <w:p>
       <w:r>
-        <w:t xml:space="preserve">research supported your development. If you pivoted in some respect from your initial </w:t>
-      </w:r>
-      <w:proofErr w:type="gramStart"/>
-      <w:r>
-        <w:t>plan</w:t>
-      </w:r>
-      <w:proofErr w:type="gramEnd"/>
-      <w:r>
-        <w:t xml:space="preserve"> then</w:t>
+        <w:t>research supported your development. If you pivoted in some respect from your initial plan then</w:t>
       </w:r>
     </w:p>
     <w:p>
@@ -2583,13 +2549,8 @@
       <w:bookmarkEnd w:id="1"/>
     </w:p>
     <w:p>
-      <w:proofErr w:type="gramStart"/>
-      <w:r>
-        <w:t>Main Focus</w:t>
-      </w:r>
-      <w:proofErr w:type="gramEnd"/>
-      <w:r>
-        <w:t>: To demonstrate professional engineering discipline and the "Working with Others"</w:t>
+      <w:r>
+        <w:t>Main Focus: To demonstrate professional engineering discipline and the "Working with Others"</w:t>
       </w:r>
     </w:p>
     <w:p>
@@ -2677,13 +2638,8 @@
       <w:bookmarkEnd w:id="2"/>
     </w:p>
     <w:p>
-      <w:proofErr w:type="gramStart"/>
-      <w:r>
-        <w:t>Main Focus</w:t>
-      </w:r>
-      <w:proofErr w:type="gramEnd"/>
-      <w:r>
-        <w:t>: To formally define the requirements and the resulting functional behaviour of the system.</w:t>
+      <w:r>
+        <w:t>Main Focus: To formally define the requirements and the resulting functional behaviour of the system.</w:t>
       </w:r>
     </w:p>
     <w:p>
@@ -4655,7 +4611,7 @@
           <w:noProof/>
         </w:rPr>
         <w:drawing>
-          <wp:inline distT="0" distB="0" distL="0" distR="0" wp14:anchorId="0D399BE2" wp14:editId="213EAFF6">
+          <wp:inline distT="0" distB="0" distL="0" distR="0" wp14:anchorId="0D399BE2" wp14:editId="3B19CA57">
             <wp:extent cx="5731510" cy="1630018"/>
             <wp:effectExtent l="0" t="0" r="2540" b="8890"/>
             <wp:docPr id="1100710146" name="Picture 1" descr="A graph with blue and gray bars&#10;&#10;AI-generated content may be incorrect."/>
@@ -6566,13 +6522,8 @@
       <w:bookmarkEnd w:id="8"/>
     </w:p>
     <w:p>
-      <w:proofErr w:type="gramStart"/>
-      <w:r>
-        <w:t>Main Focus</w:t>
-      </w:r>
-      <w:proofErr w:type="gramEnd"/>
-      <w:r>
-        <w:t>: To provide the technical blueprints showing how the system was structured to satisfy the</w:t>
+      <w:r>
+        <w:t>Main Focus: To provide the technical blueprints showing how the system was structured to satisfy the</w:t>
       </w:r>
     </w:p>
     <w:p>
@@ -6711,13 +6662,8 @@
       <w:bookmarkEnd w:id="9"/>
     </w:p>
     <w:p>
-      <w:proofErr w:type="gramStart"/>
-      <w:r>
-        <w:t>Main Focus</w:t>
-      </w:r>
-      <w:proofErr w:type="gramEnd"/>
-      <w:r>
-        <w:t>: To describe the development process and highlight the significant technical challenges</w:t>
+      <w:r>
+        <w:t>Main Focus: To describe the development process and highlight the significant technical challenges</w:t>
       </w:r>
     </w:p>
     <w:p>
@@ -6851,13 +6797,8 @@
       <w:bookmarkEnd w:id="10"/>
     </w:p>
     <w:p>
-      <w:proofErr w:type="gramStart"/>
-      <w:r>
-        <w:t>Main Focus</w:t>
-      </w:r>
-      <w:proofErr w:type="gramEnd"/>
-      <w:r>
-        <w:t>: To provide objective evidence of the system’s quality and to critically evaluate the final</w:t>
+      <w:r>
+        <w:t>Main Focus: To provide objective evidence of the system’s quality and to critically evaluate the final</w:t>
       </w:r>
     </w:p>
     <w:p>
@@ -6961,13 +6902,8 @@
       <w:bookmarkEnd w:id="11"/>
     </w:p>
     <w:p>
-      <w:proofErr w:type="gramStart"/>
-      <w:r>
-        <w:t>Main Focus</w:t>
-      </w:r>
-      <w:proofErr w:type="gramEnd"/>
-      <w:r>
-        <w:t>: To provide a final summary of the project’s achievements and a critical roadmap for the</w:t>
+      <w:r>
+        <w:t>Main Focus: To provide a final summary of the project’s achievements and a critical roadmap for the</w:t>
       </w:r>
     </w:p>
     <w:p>
@@ -7194,15 +7130,85 @@
       </w:r>
       <w:proofErr w:type="spellEnd"/>
       <w:r>
-        <w:t xml:space="preserve">(email) </w:t>
-      </w:r>
-      <w:proofErr w:type="gramStart"/>
-      <w:r>
-        <w:t>{ ...</w:t>
-      </w:r>
-      <w:proofErr w:type="gramEnd"/>
-      <w:r>
-        <w:t xml:space="preserve"> }</w:t>
+        <w:t>(email) { ... }</w:t>
+      </w:r>
+    </w:p>
+    <w:p/>
+    <w:p>
+      <w:pPr>
+        <w:rPr>
+          <w:b/>
+          <w:bCs/>
+        </w:rPr>
+      </w:pPr>
+      <w:r>
+        <w:rPr>
+          <w:b/>
+          <w:bCs/>
+        </w:rPr>
+        <w:t xml:space="preserve">remember to reference </w:t>
+      </w:r>
+      <w:proofErr w:type="spellStart"/>
+      <w:r>
+        <w:rPr>
+          <w:b/>
+          <w:bCs/>
+        </w:rPr>
+        <w:t>th</w:t>
+      </w:r>
+      <w:proofErr w:type="spellEnd"/>
+      <w:r>
+        <w:rPr>
+          <w:b/>
+          <w:bCs/>
+        </w:rPr>
+        <w:t xml:space="preserve"> following that </w:t>
+      </w:r>
+      <w:proofErr w:type="spellStart"/>
+      <w:r>
+        <w:rPr>
+          <w:b/>
+          <w:bCs/>
+        </w:rPr>
+        <w:t>ive</w:t>
+      </w:r>
+      <w:proofErr w:type="spellEnd"/>
+      <w:r>
+        <w:rPr>
+          <w:b/>
+          <w:bCs/>
+        </w:rPr>
+        <w:t xml:space="preserve"> used for help,</w:t>
+      </w:r>
+    </w:p>
+    <w:p>
+      <w:pPr>
+        <w:rPr>
+          <w:b/>
+          <w:bCs/>
+        </w:rPr>
+      </w:pPr>
+      <w:r>
+        <w:rPr>
+          <w:b/>
+          <w:bCs/>
+        </w:rPr>
+        <w:t>Phone responsiveness using @media</w:t>
+      </w:r>
+    </w:p>
+    <w:p>
+      <w:pPr>
+        <w:rPr>
+          <w:b/>
+          <w:bCs/>
+        </w:rPr>
+      </w:pPr>
+      <w:r>
+        <w:rPr>
+          <w:b/>
+          <w:bCs/>
+        </w:rPr>
+        <w:t xml:space="preserve">Html </w:t>
       </w:r>
     </w:p>
     <w:p/>
@@ -7275,6 +7281,7 @@
     </w:p>
     <w:p>
       <w:r>
+        <w:lastRenderedPageBreak/>
         <w:t>modify any code you use.</w:t>
       </w:r>
     </w:p>
@@ -7300,7 +7307,6 @@
     </w:p>
     <w:p>
       <w:r>
-        <w:lastRenderedPageBreak/>
         <w:t>o Replacing Core Skills (e.g., asking an AI to write entire functions or core logic).</w:t>
       </w:r>
     </w:p>
@@ -8740,6 +8746,7 @@
   <w:style w:type="character" w:default="1" w:styleId="DefaultParagraphFont">
     <w:name w:val="Default Paragraph Font"/>
     <w:uiPriority w:val="1"/>
+    <w:semiHidden/>
     <w:unhideWhenUsed/>
   </w:style>
   <w:style w:type="table" w:default="1" w:styleId="TableNormal">

--- a/Documents/Final Dissertation Doc.docx
+++ b/Documents/Final Dissertation Doc.docx
@@ -2674,15 +2674,7 @@
     </w:p>
     <w:p>
       <w:r>
-        <w:t xml:space="preserve">acceptance tests. Requirements must be prioritised (e.g. using </w:t>
-      </w:r>
-      <w:proofErr w:type="spellStart"/>
-      <w:r>
-        <w:t>MoSCoW</w:t>
-      </w:r>
-      <w:proofErr w:type="spellEnd"/>
-      <w:r>
-        <w:t>).</w:t>
+        <w:t>acceptance tests. Requirements must be prioritised (e.g. using MoSCoW).</w:t>
       </w:r>
     </w:p>
     <w:p>
@@ -2928,23 +2920,7 @@
         <w:spacing w:line="240" w:lineRule="auto"/>
       </w:pPr>
       <w:r>
-        <w:t xml:space="preserve">Many Bouldering and climbing communities are increasingly using more mobile and web applications to connect with other users; log climbs they’ve done and discover new routes in nearby areas. Some Examples of apps like this include </w:t>
-      </w:r>
-      <w:proofErr w:type="spellStart"/>
-      <w:r>
-        <w:t>TheCrag</w:t>
-      </w:r>
-      <w:proofErr w:type="spellEnd"/>
-      <w:r>
-        <w:t xml:space="preserve"> and </w:t>
-      </w:r>
-      <w:proofErr w:type="spellStart"/>
-      <w:r>
-        <w:t>TopLogger</w:t>
-      </w:r>
-      <w:proofErr w:type="spellEnd"/>
-      <w:r>
-        <w:t>, these apps allow climbers to log their ascents, track their progress and engage with their communities.</w:t>
+        <w:t>Many Bouldering and climbing communities are increasingly using more mobile and web applications to connect with other users; log climbs they’ve done and discover new routes in nearby areas. Some Examples of apps like this include TheCrag and TopLogger, these apps allow climbers to log their ascents, track their progress and engage with their communities.</w:t>
       </w:r>
     </w:p>
     <w:p>
@@ -4429,7 +4405,6 @@
                 <w:szCs w:val="22"/>
               </w:rPr>
             </w:pPr>
-            <w:proofErr w:type="spellStart"/>
             <w:r>
               <w:rPr>
                 <w:sz w:val="22"/>
@@ -4437,7 +4412,6 @@
               </w:rPr>
               <w:t>Thymeleaf</w:t>
             </w:r>
-            <w:proofErr w:type="spellEnd"/>
           </w:p>
         </w:tc>
         <w:tc>
@@ -4541,23 +4515,7 @@
                 <w:sz w:val="22"/>
                 <w:szCs w:val="22"/>
               </w:rPr>
-              <w:t xml:space="preserve">Integrates well with </w:t>
-            </w:r>
-            <w:proofErr w:type="spellStart"/>
-            <w:r>
-              <w:rPr>
-                <w:sz w:val="22"/>
-                <w:szCs w:val="22"/>
-              </w:rPr>
-              <w:t>Thymeleaf</w:t>
-            </w:r>
-            <w:proofErr w:type="spellEnd"/>
-            <w:r>
-              <w:rPr>
-                <w:sz w:val="22"/>
-                <w:szCs w:val="22"/>
-              </w:rPr>
-              <w:t>, allows charts to be added to dashboards, graphs or leaderboards. (FR2, FR3)</w:t>
+              <w:t>Integrates well with Thymeleaf, allows charts to be added to dashboards, graphs or leaderboards. (FR2, FR3)</w:t>
             </w:r>
           </w:p>
         </w:tc>
@@ -4611,7 +4569,7 @@
           <w:noProof/>
         </w:rPr>
         <w:drawing>
-          <wp:inline distT="0" distB="0" distL="0" distR="0" wp14:anchorId="0D399BE2" wp14:editId="3B19CA57">
+          <wp:inline distT="0" distB="0" distL="0" distR="0" wp14:anchorId="0D399BE2" wp14:editId="63E49627">
             <wp:extent cx="5731510" cy="1630018"/>
             <wp:effectExtent l="0" t="0" r="2540" b="8890"/>
             <wp:docPr id="1100710146" name="Picture 1" descr="A graph with blue and gray bars&#10;&#10;AI-generated content may be incorrect."/>
@@ -5673,23 +5631,7 @@
                 <w:sz w:val="22"/>
                 <w:szCs w:val="22"/>
               </w:rPr>
-              <w:t xml:space="preserve">As I user, I want access to my own unique and </w:t>
-            </w:r>
-            <w:proofErr w:type="spellStart"/>
-            <w:r>
-              <w:rPr>
-                <w:sz w:val="22"/>
-                <w:szCs w:val="22"/>
-              </w:rPr>
-              <w:t>personaliseable</w:t>
-            </w:r>
-            <w:proofErr w:type="spellEnd"/>
-            <w:r>
-              <w:rPr>
-                <w:sz w:val="22"/>
-                <w:szCs w:val="22"/>
-              </w:rPr>
-              <w:t xml:space="preserve"> account so that my progress can be saved.</w:t>
+              <w:t>As I user, I want access to my own unique and personaliseable account so that my progress can be saved.</w:t>
             </w:r>
           </w:p>
         </w:tc>
@@ -7002,15 +6944,7 @@
     </w:p>
     <w:p>
       <w:r>
-        <w:t>• Official Documentation: "The system uses the React '</w:t>
-      </w:r>
-      <w:proofErr w:type="spellStart"/>
-      <w:r>
-        <w:t>UseContext</w:t>
-      </w:r>
-      <w:proofErr w:type="spellEnd"/>
-      <w:r>
-        <w:t>' hook for global state</w:t>
+        <w:t>• Official Documentation: "The system uses the React 'UseContext' hook for global state</w:t>
       </w:r>
     </w:p>
     <w:p>
@@ -7025,15 +6959,7 @@
     </w:p>
     <w:p>
       <w:r>
-        <w:t>solution by '</w:t>
-      </w:r>
-      <w:proofErr w:type="spellStart"/>
-      <w:r>
-        <w:t>DevGuru</w:t>
-      </w:r>
-      <w:proofErr w:type="spellEnd"/>
-      <w:r>
-        <w:t>' on Stack Overflow (2025)."</w:t>
+        <w:t>solution by 'DevGuru' on Stack Overflow (2025)."</w:t>
       </w:r>
     </w:p>
     <w:p>
@@ -7054,15 +6980,7 @@
     <w:p>
       <w:r>
         <w:lastRenderedPageBreak/>
-        <w:t xml:space="preserve">• Meta. (2026). React Documentation: Scaling State. [Online]. Available at: </w:t>
-      </w:r>
-      <w:proofErr w:type="spellStart"/>
-      <w:r>
-        <w:t>react.dev</w:t>
-      </w:r>
-      <w:proofErr w:type="spellEnd"/>
-      <w:r>
-        <w:t>/docs</w:t>
+        <w:t>• Meta. (2026). React Documentation: Scaling State. [Online]. Available at: react.dev/docs</w:t>
       </w:r>
     </w:p>
     <w:p>
@@ -7122,15 +7040,7 @@
     </w:p>
     <w:p>
       <w:r>
-        <w:t xml:space="preserve">function </w:t>
-      </w:r>
-      <w:proofErr w:type="spellStart"/>
-      <w:r>
-        <w:t>validateEmail</w:t>
-      </w:r>
-      <w:proofErr w:type="spellEnd"/>
-      <w:r>
-        <w:t>(email) { ... }</w:t>
+        <w:t>function validateEmail(email) { ... }</w:t>
       </w:r>
     </w:p>
     <w:p/>
@@ -7146,39 +7056,7 @@
           <w:b/>
           <w:bCs/>
         </w:rPr>
-        <w:t xml:space="preserve">remember to reference </w:t>
-      </w:r>
-      <w:proofErr w:type="spellStart"/>
-      <w:r>
-        <w:rPr>
-          <w:b/>
-          <w:bCs/>
-        </w:rPr>
-        <w:t>th</w:t>
-      </w:r>
-      <w:proofErr w:type="spellEnd"/>
-      <w:r>
-        <w:rPr>
-          <w:b/>
-          <w:bCs/>
-        </w:rPr>
-        <w:t xml:space="preserve"> following that </w:t>
-      </w:r>
-      <w:proofErr w:type="spellStart"/>
-      <w:r>
-        <w:rPr>
-          <w:b/>
-          <w:bCs/>
-        </w:rPr>
-        <w:t>ive</w:t>
-      </w:r>
-      <w:proofErr w:type="spellEnd"/>
-      <w:r>
-        <w:rPr>
-          <w:b/>
-          <w:bCs/>
-        </w:rPr>
-        <w:t xml:space="preserve"> used for help,</w:t>
+        <w:t>remember to reference th following that ive used for help,</w:t>
       </w:r>
     </w:p>
     <w:p>
@@ -7346,13 +7224,8 @@
       </w:r>
     </w:p>
     <w:p>
-      <w:proofErr w:type="spellStart"/>
-      <w:r>
-        <w:t>MoSCoW</w:t>
-      </w:r>
-      <w:proofErr w:type="spellEnd"/>
-      <w:r>
-        <w:t xml:space="preserve"> list.</w:t>
+      <w:r>
+        <w:t>MoSCoW list.</w:t>
       </w:r>
     </w:p>
     <w:p>
@@ -7380,7 +7253,33 @@
         <w:t>specific assertions and test data myself.</w:t>
       </w:r>
     </w:p>
-    <w:p/>
+    <w:p>
+      <w:pPr>
+        <w:pStyle w:val="Heading1"/>
+      </w:pPr>
+      <w:r>
+        <w:t>Licensing Attributions</w:t>
+      </w:r>
+    </w:p>
+    <w:p>
+      <w:hyperlink r:id="rId10" w:history="1">
+        <w:r>
+          <w:rPr>
+            <w:rStyle w:val="Hyperlink"/>
+          </w:rPr>
+          <w:t>https://www.vecteezy.com/vector-art/16223373-rock-climbing-icon-vector-illustration-logo</w:t>
+        </w:r>
+        <w:r>
+          <w:rPr>
+            <w:rStyle w:val="Hyperlink"/>
+          </w:rPr>
+          <w:t>-</w:t>
+        </w:r>
+      </w:hyperlink>
+      <w:r>
+        <w:t xml:space="preserve"> main logo for the website taken from this site</w:t>
+      </w:r>
+    </w:p>
     <w:sectPr>
       <w:pgSz w:w="11906" w:h="16838"/>
       <w:pgMar w:top="1440" w:right="1440" w:bottom="1440" w:left="1440" w:header="708" w:footer="708" w:gutter="0"/>

--- a/Documents/Final Dissertation Doc.docx
+++ b/Documents/Final Dissertation Doc.docx
@@ -4569,7 +4569,7 @@
           <w:noProof/>
         </w:rPr>
         <w:drawing>
-          <wp:inline distT="0" distB="0" distL="0" distR="0" wp14:anchorId="0D399BE2" wp14:editId="63E49627">
+          <wp:inline distT="0" distB="0" distL="0" distR="0" wp14:anchorId="0D399BE2" wp14:editId="2209B38C">
             <wp:extent cx="5731510" cy="1630018"/>
             <wp:effectExtent l="0" t="0" r="2540" b="8890"/>
             <wp:docPr id="1100710146" name="Picture 1" descr="A graph with blue and gray bars&#10;&#10;AI-generated content may be incorrect."/>
@@ -7267,17 +7267,41 @@
           <w:rPr>
             <w:rStyle w:val="Hyperlink"/>
           </w:rPr>
-          <w:t>https://www.vecteezy.com/vector-art/16223373-rock-climbing-icon-vector-illustration-logo</w:t>
+          <w:t>https://www.vecteezy.com/vector-art/16223373-rock-climbing-icon-vector-illustration-logo-</w:t>
         </w:r>
+      </w:hyperlink>
+      <w:r>
+        <w:t xml:space="preserve"> </w:t>
+      </w:r>
+      <w:r>
+        <w:t>L</w:t>
+      </w:r>
+      <w:r>
+        <w:t>ogo for the website</w:t>
+      </w:r>
+      <w:r>
+        <w:t xml:space="preserve"> login page is</w:t>
+      </w:r>
+      <w:r>
+        <w:t xml:space="preserve"> taken from this site</w:t>
+      </w:r>
+      <w:r>
+        <w:t>, it is used under free license with proper attribution.</w:t>
+      </w:r>
+    </w:p>
+    <w:p>
+      <w:hyperlink r:id="rId11" w:history="1">
         <w:r>
           <w:rPr>
             <w:rStyle w:val="Hyperlink"/>
           </w:rPr>
-          <w:t>-</w:t>
+          <w:t>https://www.flaticon.com/free-icon/mountain_9140335?related_id=9140425&amp;origin=search</w:t>
         </w:r>
       </w:hyperlink>
-      <w:r>
-        <w:t xml:space="preserve"> main logo for the website taken from this site</w:t>
+    </w:p>
+    <w:p>
+      <w:r>
+        <w:t>Logo on my navigation bar is take from Flaticon free icon website, I am using the free license with proper attribution.</w:t>
       </w:r>
     </w:p>
     <w:sectPr>

--- a/Documents/Final Dissertation Doc.docx
+++ b/Documents/Final Dissertation Doc.docx
@@ -4569,7 +4569,7 @@
           <w:noProof/>
         </w:rPr>
         <w:drawing>
-          <wp:inline distT="0" distB="0" distL="0" distR="0" wp14:anchorId="0D399BE2" wp14:editId="2209B38C">
+          <wp:inline distT="0" distB="0" distL="0" distR="0" wp14:anchorId="0D399BE2" wp14:editId="4AB27F0F">
             <wp:extent cx="5731510" cy="1630018"/>
             <wp:effectExtent l="0" t="0" r="2540" b="8890"/>
             <wp:docPr id="1100710146" name="Picture 1" descr="A graph with blue and gray bars&#10;&#10;AI-generated content may be incorrect."/>
@@ -7301,7 +7301,29 @@
     </w:p>
     <w:p>
       <w:r>
-        <w:t>Logo on my navigation bar is take from Flaticon free icon website, I am using the free license with proper attribution.</w:t>
+        <w:t>Logo on my navigation bar is take</w:t>
+      </w:r>
+      <w:r>
+        <w:t>n</w:t>
+      </w:r>
+      <w:r>
+        <w:t xml:space="preserve"> from Flaticon free icon website, I am using the free license with proper attribution.</w:t>
+      </w:r>
+    </w:p>
+    <w:p/>
+    <w:p>
+      <w:hyperlink r:id="rId12" w:history="1">
+        <w:r>
+          <w:rPr>
+            <w:rStyle w:val="Hyperlink"/>
+          </w:rPr>
+          <w:t>https://unsplash.com/photos/a-man-holding-out-his-hand-in-the-rain-8YQIf-vUN0g?utm_source=chatgpt.com</w:t>
+        </w:r>
+      </w:hyperlink>
+    </w:p>
+    <w:p>
+      <w:r>
+        <w:t>The homepage background image is taken from Ben Moreland on unsplash.com, I am using thr free license with proper attribution.</w:t>
       </w:r>
     </w:p>
     <w:sectPr>

--- a/Documents/Final Dissertation Doc.docx
+++ b/Documents/Final Dissertation Doc.docx
@@ -2674,7 +2674,15 @@
     </w:p>
     <w:p>
       <w:r>
-        <w:t>acceptance tests. Requirements must be prioritised (e.g. using MoSCoW).</w:t>
+        <w:t xml:space="preserve">acceptance tests. Requirements must be prioritised (e.g. using </w:t>
+      </w:r>
+      <w:proofErr w:type="spellStart"/>
+      <w:r>
+        <w:t>MoSCoW</w:t>
+      </w:r>
+      <w:proofErr w:type="spellEnd"/>
+      <w:r>
+        <w:t>).</w:t>
       </w:r>
     </w:p>
     <w:p>
@@ -2920,7 +2928,23 @@
         <w:spacing w:line="240" w:lineRule="auto"/>
       </w:pPr>
       <w:r>
-        <w:t>Many Bouldering and climbing communities are increasingly using more mobile and web applications to connect with other users; log climbs they’ve done and discover new routes in nearby areas. Some Examples of apps like this include TheCrag and TopLogger, these apps allow climbers to log their ascents, track their progress and engage with their communities.</w:t>
+        <w:t xml:space="preserve">Many Bouldering and climbing communities are increasingly using more mobile and web applications to connect with other users; log climbs they’ve done and discover new routes in nearby areas. Some Examples of apps like this include </w:t>
+      </w:r>
+      <w:proofErr w:type="spellStart"/>
+      <w:r>
+        <w:t>TheCrag</w:t>
+      </w:r>
+      <w:proofErr w:type="spellEnd"/>
+      <w:r>
+        <w:t xml:space="preserve"> and </w:t>
+      </w:r>
+      <w:proofErr w:type="spellStart"/>
+      <w:r>
+        <w:t>TopLogger</w:t>
+      </w:r>
+      <w:proofErr w:type="spellEnd"/>
+      <w:r>
+        <w:t>, these apps allow climbers to log their ascents, track their progress and engage with their communities.</w:t>
       </w:r>
     </w:p>
     <w:p>
@@ -4405,6 +4429,7 @@
                 <w:szCs w:val="22"/>
               </w:rPr>
             </w:pPr>
+            <w:proofErr w:type="spellStart"/>
             <w:r>
               <w:rPr>
                 <w:sz w:val="22"/>
@@ -4412,6 +4437,7 @@
               </w:rPr>
               <w:t>Thymeleaf</w:t>
             </w:r>
+            <w:proofErr w:type="spellEnd"/>
           </w:p>
         </w:tc>
         <w:tc>
@@ -4515,7 +4541,23 @@
                 <w:sz w:val="22"/>
                 <w:szCs w:val="22"/>
               </w:rPr>
-              <w:t>Integrates well with Thymeleaf, allows charts to be added to dashboards, graphs or leaderboards. (FR2, FR3)</w:t>
+              <w:t xml:space="preserve">Integrates well with </w:t>
+            </w:r>
+            <w:proofErr w:type="spellStart"/>
+            <w:r>
+              <w:rPr>
+                <w:sz w:val="22"/>
+                <w:szCs w:val="22"/>
+              </w:rPr>
+              <w:t>Thymeleaf</w:t>
+            </w:r>
+            <w:proofErr w:type="spellEnd"/>
+            <w:r>
+              <w:rPr>
+                <w:sz w:val="22"/>
+                <w:szCs w:val="22"/>
+              </w:rPr>
+              <w:t>, allows charts to be added to dashboards, graphs or leaderboards. (FR2, FR3)</w:t>
             </w:r>
           </w:p>
         </w:tc>
@@ -4569,7 +4611,7 @@
           <w:noProof/>
         </w:rPr>
         <w:drawing>
-          <wp:inline distT="0" distB="0" distL="0" distR="0" wp14:anchorId="0D399BE2" wp14:editId="4AB27F0F">
+          <wp:inline distT="0" distB="0" distL="0" distR="0" wp14:anchorId="0D399BE2" wp14:editId="0981FD69">
             <wp:extent cx="5731510" cy="1630018"/>
             <wp:effectExtent l="0" t="0" r="2540" b="8890"/>
             <wp:docPr id="1100710146" name="Picture 1" descr="A graph with blue and gray bars&#10;&#10;AI-generated content may be incorrect."/>
@@ -5631,7 +5673,23 @@
                 <w:sz w:val="22"/>
                 <w:szCs w:val="22"/>
               </w:rPr>
-              <w:t>As I user, I want access to my own unique and personaliseable account so that my progress can be saved.</w:t>
+              <w:t xml:space="preserve">As I user, I want access to my own unique and </w:t>
+            </w:r>
+            <w:proofErr w:type="spellStart"/>
+            <w:r>
+              <w:rPr>
+                <w:sz w:val="22"/>
+                <w:szCs w:val="22"/>
+              </w:rPr>
+              <w:t>personaliseable</w:t>
+            </w:r>
+            <w:proofErr w:type="spellEnd"/>
+            <w:r>
+              <w:rPr>
+                <w:sz w:val="22"/>
+                <w:szCs w:val="22"/>
+              </w:rPr>
+              <w:t xml:space="preserve"> account so that my progress can be saved.</w:t>
             </w:r>
           </w:p>
         </w:tc>
@@ -6944,7 +7002,15 @@
     </w:p>
     <w:p>
       <w:r>
-        <w:t>• Official Documentation: "The system uses the React 'UseContext' hook for global state</w:t>
+        <w:t>• Official Documentation: "The system uses the React '</w:t>
+      </w:r>
+      <w:proofErr w:type="spellStart"/>
+      <w:r>
+        <w:t>UseContext</w:t>
+      </w:r>
+      <w:proofErr w:type="spellEnd"/>
+      <w:r>
+        <w:t>' hook for global state</w:t>
       </w:r>
     </w:p>
     <w:p>
@@ -6959,7 +7025,15 @@
     </w:p>
     <w:p>
       <w:r>
-        <w:t>solution by 'DevGuru' on Stack Overflow (2025)."</w:t>
+        <w:t>solution by '</w:t>
+      </w:r>
+      <w:proofErr w:type="spellStart"/>
+      <w:r>
+        <w:t>DevGuru</w:t>
+      </w:r>
+      <w:proofErr w:type="spellEnd"/>
+      <w:r>
+        <w:t>' on Stack Overflow (2025)."</w:t>
       </w:r>
     </w:p>
     <w:p>
@@ -6980,7 +7054,15 @@
     <w:p>
       <w:r>
         <w:lastRenderedPageBreak/>
-        <w:t>• Meta. (2026). React Documentation: Scaling State. [Online]. Available at: react.dev/docs</w:t>
+        <w:t xml:space="preserve">• Meta. (2026). React Documentation: Scaling State. [Online]. Available at: </w:t>
+      </w:r>
+      <w:proofErr w:type="spellStart"/>
+      <w:r>
+        <w:t>react.dev</w:t>
+      </w:r>
+      <w:proofErr w:type="spellEnd"/>
+      <w:r>
+        <w:t>/docs</w:t>
       </w:r>
     </w:p>
     <w:p>
@@ -7040,7 +7122,15 @@
     </w:p>
     <w:p>
       <w:r>
-        <w:t>function validateEmail(email) { ... }</w:t>
+        <w:t xml:space="preserve">function </w:t>
+      </w:r>
+      <w:proofErr w:type="spellStart"/>
+      <w:r>
+        <w:t>validateEmail</w:t>
+      </w:r>
+      <w:proofErr w:type="spellEnd"/>
+      <w:r>
+        <w:t>(email) { ... }</w:t>
       </w:r>
     </w:p>
     <w:p/>
@@ -7056,7 +7146,39 @@
           <w:b/>
           <w:bCs/>
         </w:rPr>
-        <w:t>remember to reference th following that ive used for help,</w:t>
+        <w:t xml:space="preserve">remember to reference </w:t>
+      </w:r>
+      <w:proofErr w:type="spellStart"/>
+      <w:r>
+        <w:rPr>
+          <w:b/>
+          <w:bCs/>
+        </w:rPr>
+        <w:t>th</w:t>
+      </w:r>
+      <w:proofErr w:type="spellEnd"/>
+      <w:r>
+        <w:rPr>
+          <w:b/>
+          <w:bCs/>
+        </w:rPr>
+        <w:t xml:space="preserve"> following that </w:t>
+      </w:r>
+      <w:proofErr w:type="spellStart"/>
+      <w:r>
+        <w:rPr>
+          <w:b/>
+          <w:bCs/>
+        </w:rPr>
+        <w:t>ive</w:t>
+      </w:r>
+      <w:proofErr w:type="spellEnd"/>
+      <w:r>
+        <w:rPr>
+          <w:b/>
+          <w:bCs/>
+        </w:rPr>
+        <w:t xml:space="preserve"> used for help,</w:t>
       </w:r>
     </w:p>
     <w:p>
@@ -7108,7 +7230,21 @@
       </w:r>
       <w:bookmarkEnd w:id="13"/>
     </w:p>
-    <w:p/>
+    <w:p>
+      <w:hyperlink r:id="rId10" w:history="1">
+        <w:r>
+          <w:rPr>
+            <w:rStyle w:val="Hyperlink"/>
+          </w:rPr>
+          <w:t>https://reference.medscape.com/calculator/846/mifflin-st-jeor-equation</w:t>
+        </w:r>
+      </w:hyperlink>
+    </w:p>
+    <w:p>
+      <w:r>
+        <w:t>using this webpage for calculations on Metabolic rates</w:t>
+      </w:r>
+    </w:p>
     <w:p>
       <w:pPr>
         <w:pStyle w:val="Heading1"/>
@@ -7154,12 +7290,12 @@
     </w:p>
     <w:p>
       <w:r>
+        <w:lastRenderedPageBreak/>
         <w:t>o Syntax &amp; Boilerplate Code (small, specific snippets). You must fully understand and</w:t>
       </w:r>
     </w:p>
     <w:p>
       <w:r>
-        <w:lastRenderedPageBreak/>
         <w:t>modify any code you use.</w:t>
       </w:r>
     </w:p>
@@ -7224,8 +7360,13 @@
       </w:r>
     </w:p>
     <w:p>
-      <w:r>
-        <w:t>MoSCoW list.</w:t>
+      <w:proofErr w:type="spellStart"/>
+      <w:r>
+        <w:t>MoSCoW</w:t>
+      </w:r>
+      <w:proofErr w:type="spellEnd"/>
+      <w:r>
+        <w:t xml:space="preserve"> list.</w:t>
       </w:r>
     </w:p>
     <w:p>
@@ -7262,7 +7403,7 @@
       </w:r>
     </w:p>
     <w:p>
-      <w:hyperlink r:id="rId10" w:history="1">
+      <w:hyperlink r:id="rId11" w:history="1">
         <w:r>
           <w:rPr>
             <w:rStyle w:val="Hyperlink"/>
@@ -7290,7 +7431,7 @@
       </w:r>
     </w:p>
     <w:p>
-      <w:hyperlink r:id="rId11" w:history="1">
+      <w:hyperlink r:id="rId12" w:history="1">
         <w:r>
           <w:rPr>
             <w:rStyle w:val="Hyperlink"/>
@@ -7307,12 +7448,20 @@
         <w:t>n</w:t>
       </w:r>
       <w:r>
-        <w:t xml:space="preserve"> from Flaticon free icon website, I am using the free license with proper attribution.</w:t>
+        <w:t xml:space="preserve"> from </w:t>
+      </w:r>
+      <w:proofErr w:type="spellStart"/>
+      <w:r>
+        <w:t>Flaticon</w:t>
+      </w:r>
+      <w:proofErr w:type="spellEnd"/>
+      <w:r>
+        <w:t xml:space="preserve"> free icon website, I am using the free license with proper attribution.</w:t>
       </w:r>
     </w:p>
     <w:p/>
     <w:p>
-      <w:hyperlink r:id="rId12" w:history="1">
+      <w:hyperlink r:id="rId13" w:history="1">
         <w:r>
           <w:rPr>
             <w:rStyle w:val="Hyperlink"/>
@@ -7323,7 +7472,15 @@
     </w:p>
     <w:p>
       <w:r>
-        <w:t>The homepage background image is taken from Ben Moreland on unsplash.com, I am using thr free license with proper attribution.</w:t>
+        <w:t xml:space="preserve">The homepage background image is taken from Ben Moreland on unsplash.com, I am using </w:t>
+      </w:r>
+      <w:proofErr w:type="spellStart"/>
+      <w:r>
+        <w:t>thr</w:t>
+      </w:r>
+      <w:proofErr w:type="spellEnd"/>
+      <w:r>
+        <w:t xml:space="preserve"> free license with proper attribution.</w:t>
       </w:r>
     </w:p>
     <w:sectPr>

--- a/Documents/Final Dissertation Doc.docx
+++ b/Documents/Final Dissertation Doc.docx
@@ -4737,138 +4737,6 @@
     </w:p>
     <w:p>
       <w:pPr>
-        <w:spacing w:line="360" w:lineRule="auto"/>
-        <w:rPr>
-          <w:rFonts w:ascii="Calibri" w:hAnsi="Calibri" w:cs="Calibri"/>
-          <w:b/>
-          <w:bCs/>
-          <w:noProof/>
-        </w:rPr>
-      </w:pPr>
-    </w:p>
-    <w:p>
-      <w:pPr>
-        <w:spacing w:line="360" w:lineRule="auto"/>
-        <w:rPr>
-          <w:rFonts w:ascii="Calibri" w:hAnsi="Calibri" w:cs="Calibri"/>
-          <w:b/>
-          <w:bCs/>
-          <w:noProof/>
-        </w:rPr>
-      </w:pPr>
-    </w:p>
-    <w:p>
-      <w:pPr>
-        <w:spacing w:line="360" w:lineRule="auto"/>
-        <w:rPr>
-          <w:rFonts w:ascii="Calibri" w:hAnsi="Calibri" w:cs="Calibri"/>
-          <w:b/>
-          <w:bCs/>
-          <w:noProof/>
-        </w:rPr>
-      </w:pPr>
-    </w:p>
-    <w:p>
-      <w:pPr>
-        <w:spacing w:line="360" w:lineRule="auto"/>
-        <w:rPr>
-          <w:rFonts w:ascii="Calibri" w:hAnsi="Calibri" w:cs="Calibri"/>
-          <w:b/>
-          <w:bCs/>
-          <w:noProof/>
-        </w:rPr>
-      </w:pPr>
-    </w:p>
-    <w:p>
-      <w:pPr>
-        <w:spacing w:line="360" w:lineRule="auto"/>
-        <w:rPr>
-          <w:rFonts w:ascii="Calibri" w:hAnsi="Calibri" w:cs="Calibri"/>
-          <w:b/>
-          <w:bCs/>
-          <w:noProof/>
-        </w:rPr>
-      </w:pPr>
-    </w:p>
-    <w:p>
-      <w:pPr>
-        <w:spacing w:line="360" w:lineRule="auto"/>
-        <w:rPr>
-          <w:rFonts w:ascii="Calibri" w:hAnsi="Calibri" w:cs="Calibri"/>
-          <w:b/>
-          <w:bCs/>
-          <w:noProof/>
-        </w:rPr>
-      </w:pPr>
-    </w:p>
-    <w:p>
-      <w:pPr>
-        <w:spacing w:line="360" w:lineRule="auto"/>
-        <w:rPr>
-          <w:rFonts w:ascii="Calibri" w:hAnsi="Calibri" w:cs="Calibri"/>
-          <w:b/>
-          <w:bCs/>
-          <w:noProof/>
-        </w:rPr>
-      </w:pPr>
-    </w:p>
-    <w:p>
-      <w:pPr>
-        <w:spacing w:line="360" w:lineRule="auto"/>
-        <w:rPr>
-          <w:rFonts w:ascii="Calibri" w:hAnsi="Calibri" w:cs="Calibri"/>
-          <w:b/>
-          <w:bCs/>
-          <w:noProof/>
-        </w:rPr>
-      </w:pPr>
-    </w:p>
-    <w:p>
-      <w:pPr>
-        <w:spacing w:line="360" w:lineRule="auto"/>
-        <w:rPr>
-          <w:rFonts w:ascii="Calibri" w:hAnsi="Calibri" w:cs="Calibri"/>
-          <w:b/>
-          <w:bCs/>
-          <w:noProof/>
-        </w:rPr>
-      </w:pPr>
-    </w:p>
-    <w:p>
-      <w:pPr>
-        <w:spacing w:line="360" w:lineRule="auto"/>
-        <w:rPr>
-          <w:rFonts w:ascii="Calibri" w:hAnsi="Calibri" w:cs="Calibri"/>
-          <w:b/>
-          <w:bCs/>
-          <w:noProof/>
-        </w:rPr>
-      </w:pPr>
-    </w:p>
-    <w:p>
-      <w:pPr>
-        <w:spacing w:line="360" w:lineRule="auto"/>
-        <w:rPr>
-          <w:rFonts w:ascii="Calibri" w:hAnsi="Calibri" w:cs="Calibri"/>
-          <w:b/>
-          <w:bCs/>
-          <w:noProof/>
-        </w:rPr>
-      </w:pPr>
-    </w:p>
-    <w:p>
-      <w:pPr>
-        <w:spacing w:line="360" w:lineRule="auto"/>
-        <w:rPr>
-          <w:rFonts w:ascii="Calibri" w:hAnsi="Calibri" w:cs="Calibri"/>
-          <w:b/>
-          <w:bCs/>
-          <w:noProof/>
-        </w:rPr>
-      </w:pPr>
-    </w:p>
-    <w:p>
-      <w:pPr>
         <w:pStyle w:val="Heading1"/>
         <w:spacing w:line="360" w:lineRule="auto"/>
         <w:rPr>
@@ -4884,6 +4752,7 @@
           <w:b/>
           <w:bCs/>
         </w:rPr>
+        <w:lastRenderedPageBreak/>
         <w:t xml:space="preserve">Chapter </w:t>
       </w:r>
       <w:r>
@@ -5125,10 +4994,114 @@
           <w:b/>
           <w:bCs/>
         </w:rPr>
+        <w:t>1.1 Final Problem Statement</w:t>
+      </w:r>
+      <w:bookmarkEnd w:id="1"/>
+    </w:p>
+    <w:p>
+      <w:pPr>
+        <w:pStyle w:val="Heading2"/>
+        <w:spacing w:line="360" w:lineRule="auto"/>
+        <w:rPr>
+          <w:rFonts w:ascii="Calibri" w:hAnsi="Calibri" w:cs="Calibri"/>
+          <w:b/>
+          <w:bCs/>
+        </w:rPr>
+      </w:pPr>
+      <w:bookmarkStart w:id="2" w:name="_Toc227790526"/>
+      <w:r>
+        <w:rPr>
+          <w:rFonts w:ascii="Calibri" w:hAnsi="Calibri" w:cs="Calibri"/>
+          <w:b/>
+          <w:bCs/>
+        </w:rPr>
+        <w:t>1.2 Stakeholder Analysis</w:t>
+      </w:r>
+      <w:bookmarkEnd w:id="2"/>
+    </w:p>
+    <w:p>
+      <w:pPr>
+        <w:pStyle w:val="Heading2"/>
+        <w:spacing w:line="360" w:lineRule="auto"/>
+        <w:rPr>
+          <w:rFonts w:ascii="Calibri" w:hAnsi="Calibri" w:cs="Calibri"/>
+          <w:b/>
+          <w:bCs/>
+        </w:rPr>
+      </w:pPr>
+      <w:bookmarkStart w:id="3" w:name="_Toc227790527"/>
+      <w:r>
+        <w:rPr>
+          <w:rFonts w:ascii="Calibri" w:hAnsi="Calibri" w:cs="Calibri"/>
+          <w:b/>
+          <w:bCs/>
+        </w:rPr>
+        <w:t>1.3 Contextual Analysis</w:t>
+      </w:r>
+      <w:bookmarkEnd w:id="3"/>
+    </w:p>
+    <w:p>
+      <w:pPr>
+        <w:spacing w:line="360" w:lineRule="auto"/>
+        <w:rPr>
+          <w:rFonts w:ascii="Calibri" w:hAnsi="Calibri" w:cs="Calibri"/>
+        </w:rPr>
+      </w:pPr>
+      <w:r>
+        <w:rPr>
+          <w:rFonts w:ascii="Calibri" w:hAnsi="Calibri" w:cs="Calibri"/>
+        </w:rPr>
+        <w:t>The design of the system was created through an analysis of existing fitness and activity tracking applications, which provide structured data logging, visual analytics and user engagement. Applications such as Strava and MyFitnessPal were targeted and demonstrates the effectiveness of combining both data capture with graphical representation of long-term progress, enabling users to monitor trends and patterns and make informed decisions.</w:t>
+      </w:r>
+    </w:p>
+    <w:p>
+      <w:pPr>
+        <w:spacing w:line="360" w:lineRule="auto"/>
+        <w:rPr>
+          <w:rFonts w:ascii="Calibri" w:hAnsi="Calibri" w:cs="Calibri"/>
+        </w:rPr>
+      </w:pPr>
+      <w:r>
+        <w:rPr>
+          <w:rFonts w:ascii="Calibri" w:hAnsi="Calibri" w:cs="Calibri"/>
+        </w:rPr>
+        <w:t>However, these platforms tend to focus on either general fitness or activity logging. In contrast climbing specific applications often provide basic session logging to users but lack integration with nutritional tracking and broader analytical tracking. The gap led to the development of the current system that integrates training performance, nutrition and community interaction all in one.</w:t>
+      </w:r>
+    </w:p>
+    <w:p>
+      <w:pPr>
+        <w:spacing w:line="360" w:lineRule="auto"/>
+        <w:rPr>
+          <w:rFonts w:ascii="Calibri" w:hAnsi="Calibri" w:cs="Calibri"/>
+        </w:rPr>
+      </w:pPr>
+      <w:r>
+        <w:rPr>
+          <w:rFonts w:ascii="Calibri" w:hAnsi="Calibri" w:cs="Calibri"/>
+        </w:rPr>
+        <w:t xml:space="preserve">A key design consideration was the use of data-driven feedback. Most modern fitness applies rely on raw data input and trend analysis to enhance user experience. This influenced the implementation of </w:t>
+      </w:r>
+      <w:r>
+        <w:rPr>
+          <w:rFonts w:ascii="Calibri" w:hAnsi="Calibri" w:cs="Calibri"/>
+        </w:rPr>
         <w:lastRenderedPageBreak/>
-        <w:t>1.1 Final Problem Statement</w:t>
-      </w:r>
-      <w:bookmarkEnd w:id="1"/>
+        <w:t>the dashboard, to present time-based summaries and insights based on user data rather than simply displaying raw inputs on their own.</w:t>
+      </w:r>
+    </w:p>
+    <w:p>
+      <w:pPr>
+        <w:spacing w:line="360" w:lineRule="auto"/>
+        <w:rPr>
+          <w:rFonts w:ascii="Calibri" w:hAnsi="Calibri" w:cs="Calibri"/>
+        </w:rPr>
+      </w:pPr>
+      <w:r>
+        <w:rPr>
+          <w:rFonts w:ascii="Calibri" w:hAnsi="Calibri" w:cs="Calibri"/>
+        </w:rPr>
+        <w:t>Social interaction and competition were another key factor identified for user engagement. Many successful platforms incorporate leaderboards, community features and user interaction mechanisms to invite users to continuously use their app. Given this, this system has incorporated a forum, user interaction features and a leaderboard to replicate this engagement but target it towards climbing context.</w:t>
+      </w:r>
     </w:p>
     <w:p>
       <w:pPr>
@@ -5140,16 +5113,241 @@
           <w:bCs/>
         </w:rPr>
       </w:pPr>
-      <w:bookmarkStart w:id="2" w:name="_Toc227790526"/>
-      <w:r>
-        <w:rPr>
-          <w:rFonts w:ascii="Calibri" w:hAnsi="Calibri" w:cs="Calibri"/>
-          <w:b/>
-          <w:bCs/>
-        </w:rPr>
-        <w:t>1.2 Stakeholder Analysis</w:t>
-      </w:r>
-      <w:bookmarkEnd w:id="2"/>
+      <w:bookmarkStart w:id="4" w:name="_Toc227790528"/>
+      <w:r>
+        <w:rPr>
+          <w:rFonts w:ascii="Calibri" w:hAnsi="Calibri" w:cs="Calibri"/>
+          <w:b/>
+          <w:bCs/>
+        </w:rPr>
+        <w:t>1.4 Project Progression</w:t>
+      </w:r>
+      <w:bookmarkEnd w:id="4"/>
+    </w:p>
+    <w:p>
+      <w:pPr>
+        <w:pStyle w:val="Heading1"/>
+        <w:spacing w:line="360" w:lineRule="auto"/>
+        <w:rPr>
+          <w:rFonts w:ascii="Calibri" w:hAnsi="Calibri" w:cs="Calibri"/>
+          <w:b/>
+          <w:bCs/>
+        </w:rPr>
+      </w:pPr>
+      <w:bookmarkStart w:id="5" w:name="_Toc227790529"/>
+      <w:r>
+        <w:rPr>
+          <w:rFonts w:ascii="Calibri" w:hAnsi="Calibri" w:cs="Calibri"/>
+          <w:b/>
+          <w:bCs/>
+        </w:rPr>
+        <w:t>Chapter 2 Methodology and Process Management (15%)</w:t>
+      </w:r>
+      <w:bookmarkEnd w:id="5"/>
+    </w:p>
+    <w:p>
+      <w:pPr>
+        <w:spacing w:line="360" w:lineRule="auto"/>
+        <w:rPr>
+          <w:rFonts w:ascii="Calibri" w:hAnsi="Calibri" w:cs="Calibri"/>
+        </w:rPr>
+      </w:pPr>
+      <w:proofErr w:type="gramStart"/>
+      <w:r>
+        <w:rPr>
+          <w:rFonts w:ascii="Calibri" w:hAnsi="Calibri" w:cs="Calibri"/>
+        </w:rPr>
+        <w:t>Main Focus</w:t>
+      </w:r>
+      <w:proofErr w:type="gramEnd"/>
+      <w:r>
+        <w:rPr>
+          <w:rFonts w:ascii="Calibri" w:hAnsi="Calibri" w:cs="Calibri"/>
+        </w:rPr>
+        <w:t>: To demonstrate professional engineering discipline and the "Working with Others"</w:t>
+      </w:r>
+    </w:p>
+    <w:p>
+      <w:pPr>
+        <w:spacing w:line="360" w:lineRule="auto"/>
+        <w:rPr>
+          <w:rFonts w:ascii="Calibri" w:hAnsi="Calibri" w:cs="Calibri"/>
+        </w:rPr>
+      </w:pPr>
+      <w:r>
+        <w:rPr>
+          <w:rFonts w:ascii="Calibri" w:hAnsi="Calibri" w:cs="Calibri"/>
+        </w:rPr>
+        <w:t>learning outcome.</w:t>
+      </w:r>
+    </w:p>
+    <w:p>
+      <w:pPr>
+        <w:spacing w:line="360" w:lineRule="auto"/>
+        <w:rPr>
+          <w:rFonts w:ascii="Calibri" w:hAnsi="Calibri" w:cs="Calibri"/>
+        </w:rPr>
+      </w:pPr>
+      <w:r>
+        <w:rPr>
+          <w:rFonts w:ascii="Calibri" w:hAnsi="Calibri" w:cs="Calibri"/>
+        </w:rPr>
+        <w:t>• Process Selection &amp; Justification: Identify your development methodology (e.g., Agile, Waterfall,</w:t>
+      </w:r>
+    </w:p>
+    <w:p>
+      <w:pPr>
+        <w:spacing w:line="360" w:lineRule="auto"/>
+        <w:rPr>
+          <w:rFonts w:ascii="Calibri" w:hAnsi="Calibri" w:cs="Calibri"/>
+        </w:rPr>
+      </w:pPr>
+      <w:r>
+        <w:rPr>
+          <w:rFonts w:ascii="Calibri" w:hAnsi="Calibri" w:cs="Calibri"/>
+        </w:rPr>
+        <w:t>or a Hybrid). Do not provide a generic definition. Instead, justify why this approach was chosen for</w:t>
+      </w:r>
+    </w:p>
+    <w:p>
+      <w:pPr>
+        <w:spacing w:line="360" w:lineRule="auto"/>
+        <w:rPr>
+          <w:rFonts w:ascii="Calibri" w:hAnsi="Calibri" w:cs="Calibri"/>
+        </w:rPr>
+      </w:pPr>
+      <w:r>
+        <w:rPr>
+          <w:rFonts w:ascii="Calibri" w:hAnsi="Calibri" w:cs="Calibri"/>
+        </w:rPr>
+        <w:t>your specific project constraints and technical goals.</w:t>
+      </w:r>
+    </w:p>
+    <w:p>
+      <w:pPr>
+        <w:spacing w:line="360" w:lineRule="auto"/>
+        <w:rPr>
+          <w:rFonts w:ascii="Calibri" w:hAnsi="Calibri" w:cs="Calibri"/>
+        </w:rPr>
+      </w:pPr>
+      <w:r>
+        <w:rPr>
+          <w:rFonts w:ascii="Calibri" w:hAnsi="Calibri" w:cs="Calibri"/>
+        </w:rPr>
+        <w:t>• Engineering Practices: Describe the specific day-to-day practices you used to keep the project on</w:t>
+      </w:r>
+    </w:p>
+    <w:p>
+      <w:pPr>
+        <w:spacing w:line="360" w:lineRule="auto"/>
+        <w:rPr>
+          <w:rFonts w:ascii="Calibri" w:hAnsi="Calibri" w:cs="Calibri"/>
+        </w:rPr>
+      </w:pPr>
+      <w:r>
+        <w:rPr>
+          <w:rFonts w:ascii="Calibri" w:hAnsi="Calibri" w:cs="Calibri"/>
+        </w:rPr>
+        <w:t>track. This includes your use of Version Control (GitLab), how you handled Issue Tracking, and how</w:t>
+      </w:r>
+    </w:p>
+    <w:p>
+      <w:pPr>
+        <w:spacing w:line="360" w:lineRule="auto"/>
+        <w:rPr>
+          <w:rFonts w:ascii="Calibri" w:hAnsi="Calibri" w:cs="Calibri"/>
+        </w:rPr>
+      </w:pPr>
+      <w:r>
+        <w:rPr>
+          <w:rFonts w:ascii="Calibri" w:hAnsi="Calibri" w:cs="Calibri"/>
+        </w:rPr>
+        <w:t>you utilized Development Spikes to prototype risky or unknown features.</w:t>
+      </w:r>
+    </w:p>
+    <w:p>
+      <w:pPr>
+        <w:spacing w:line="360" w:lineRule="auto"/>
+        <w:rPr>
+          <w:rFonts w:ascii="Calibri" w:hAnsi="Calibri" w:cs="Calibri"/>
+        </w:rPr>
+      </w:pPr>
+      <w:r>
+        <w:rPr>
+          <w:rFonts w:ascii="Calibri" w:hAnsi="Calibri" w:cs="Calibri"/>
+        </w:rPr>
+        <w:t>• Risk Mitigation: Revisit the risks identified in your initial plan and explain how they were actively</w:t>
+      </w:r>
+    </w:p>
+    <w:p>
+      <w:pPr>
+        <w:spacing w:line="360" w:lineRule="auto"/>
+        <w:rPr>
+          <w:rFonts w:ascii="Calibri" w:hAnsi="Calibri" w:cs="Calibri"/>
+        </w:rPr>
+      </w:pPr>
+      <w:r>
+        <w:rPr>
+          <w:rFonts w:ascii="Calibri" w:hAnsi="Calibri" w:cs="Calibri"/>
+        </w:rPr>
+        <w:t>managed or mitigated throughout the lifecycle.</w:t>
+      </w:r>
+    </w:p>
+    <w:p>
+      <w:pPr>
+        <w:spacing w:line="360" w:lineRule="auto"/>
+        <w:rPr>
+          <w:rFonts w:ascii="Calibri" w:hAnsi="Calibri" w:cs="Calibri"/>
+        </w:rPr>
+      </w:pPr>
+      <w:r>
+        <w:rPr>
+          <w:rFonts w:ascii="Calibri" w:hAnsi="Calibri" w:cs="Calibri"/>
+        </w:rPr>
+        <w:t>• Collaboration Reflection: Reflect on how working with others and gaining external input impacted</w:t>
+      </w:r>
+    </w:p>
+    <w:p>
+      <w:pPr>
+        <w:spacing w:line="360" w:lineRule="auto"/>
+        <w:rPr>
+          <w:rFonts w:ascii="Calibri" w:hAnsi="Calibri" w:cs="Calibri"/>
+        </w:rPr>
+      </w:pPr>
+      <w:r>
+        <w:rPr>
+          <w:rFonts w:ascii="Calibri" w:hAnsi="Calibri" w:cs="Calibri"/>
+        </w:rPr>
+        <w:t>the project. This can include (but is not restricted to) feedback from Supervisor meetings, Scrum</w:t>
+      </w:r>
+    </w:p>
+    <w:p>
+      <w:pPr>
+        <w:spacing w:line="360" w:lineRule="auto"/>
+        <w:rPr>
+          <w:rFonts w:ascii="Calibri" w:hAnsi="Calibri" w:cs="Calibri"/>
+        </w:rPr>
+      </w:pPr>
+      <w:r>
+        <w:rPr>
+          <w:rFonts w:ascii="Calibri" w:hAnsi="Calibri" w:cs="Calibri"/>
+        </w:rPr>
+        <w:t>meetings or discussions with your study group, any user/peer feedback on your system. If external</w:t>
+      </w:r>
+    </w:p>
+    <w:p>
+      <w:pPr>
+        <w:spacing w:line="360" w:lineRule="auto"/>
+        <w:rPr>
+          <w:rFonts w:ascii="Calibri" w:hAnsi="Calibri" w:cs="Calibri"/>
+        </w:rPr>
+      </w:pPr>
+      <w:r>
+        <w:rPr>
+          <w:rFonts w:ascii="Calibri" w:hAnsi="Calibri" w:cs="Calibri"/>
+        </w:rPr>
+        <w:t>interaction was limited, reflect on this.</w:t>
+      </w:r>
     </w:p>
     <w:p>
       <w:pPr>
@@ -5161,72 +5359,17 @@
           <w:bCs/>
         </w:rPr>
       </w:pPr>
-      <w:bookmarkStart w:id="3" w:name="_Toc227790527"/>
-      <w:r>
-        <w:rPr>
-          <w:rFonts w:ascii="Calibri" w:hAnsi="Calibri" w:cs="Calibri"/>
-          <w:b/>
-          <w:bCs/>
-        </w:rPr>
-        <w:t>1.3 Contextual Analysis</w:t>
-      </w:r>
-      <w:bookmarkEnd w:id="3"/>
-    </w:p>
-    <w:p>
-      <w:pPr>
-        <w:spacing w:line="360" w:lineRule="auto"/>
-        <w:rPr>
-          <w:rFonts w:ascii="Calibri" w:hAnsi="Calibri" w:cs="Calibri"/>
-        </w:rPr>
-      </w:pPr>
-      <w:r>
-        <w:rPr>
-          <w:rFonts w:ascii="Calibri" w:hAnsi="Calibri" w:cs="Calibri"/>
-        </w:rPr>
-        <w:t>The design of the system was created through an analysis of existing fitness and activity tracking applications, which provide structured data logging, visual analytics and user engagement. Applications such as Strava and MyFitnessPal were targeted and demonstrates the effectiveness of combining both data capture with graphical representation of long-term progress, enabling users to monitor trends and patterns and make informed decisions.</w:t>
-      </w:r>
-    </w:p>
-    <w:p>
-      <w:pPr>
-        <w:spacing w:line="360" w:lineRule="auto"/>
-        <w:rPr>
-          <w:rFonts w:ascii="Calibri" w:hAnsi="Calibri" w:cs="Calibri"/>
-        </w:rPr>
-      </w:pPr>
-      <w:r>
-        <w:rPr>
-          <w:rFonts w:ascii="Calibri" w:hAnsi="Calibri" w:cs="Calibri"/>
-        </w:rPr>
-        <w:t>However, these platforms tend to focus on either general fitness or activity logging. In contrast climbing specific applications often provide basic session logging to users but lack integration with nutritional tracking and broader analytical tracking. The gap led to the development of the current system that integrates training performance, nutrition and community interaction all in one.</w:t>
-      </w:r>
-    </w:p>
-    <w:p>
-      <w:pPr>
-        <w:spacing w:line="360" w:lineRule="auto"/>
-        <w:rPr>
-          <w:rFonts w:ascii="Calibri" w:hAnsi="Calibri" w:cs="Calibri"/>
-        </w:rPr>
-      </w:pPr>
-      <w:r>
-        <w:rPr>
-          <w:rFonts w:ascii="Calibri" w:hAnsi="Calibri" w:cs="Calibri"/>
-        </w:rPr>
-        <w:t>A key design consideration was the use of data-driven feedback. Most modern fitness applies rely on raw data input and trend analysis to enhance user experience. This influenced the implementation of the dashboard, to present time-based summaries and insights based on user data rather than simply displaying raw inputs on their own.</w:t>
-      </w:r>
-    </w:p>
-    <w:p>
-      <w:pPr>
-        <w:spacing w:line="360" w:lineRule="auto"/>
-        <w:rPr>
-          <w:rFonts w:ascii="Calibri" w:hAnsi="Calibri" w:cs="Calibri"/>
-        </w:rPr>
-      </w:pPr>
-      <w:r>
-        <w:rPr>
-          <w:rFonts w:ascii="Calibri" w:hAnsi="Calibri" w:cs="Calibri"/>
-        </w:rPr>
-        <w:t>Social interaction and competition were another key factor identified for user engagement. Many successful platforms incorporate leaderboards, community features and user interaction mechanisms to invite users to continuously use their app. Given this, this system has incorporated a forum, user interaction features and a leaderboard to replicate this engagement but target it towards climbing context.</w:t>
-      </w:r>
+      <w:bookmarkStart w:id="6" w:name="_Toc227790530"/>
+      <w:r>
+        <w:rPr>
+          <w:rFonts w:ascii="Calibri" w:hAnsi="Calibri" w:cs="Calibri"/>
+          <w:b/>
+          <w:bCs/>
+        </w:rPr>
+        <w:lastRenderedPageBreak/>
+        <w:t>2.1 Process Selection &amp; Justification</w:t>
+      </w:r>
+      <w:bookmarkEnd w:id="6"/>
     </w:p>
     <w:p>
       <w:pPr>
@@ -5238,16 +5381,58 @@
           <w:bCs/>
         </w:rPr>
       </w:pPr>
-      <w:bookmarkStart w:id="4" w:name="_Toc227790528"/>
-      <w:r>
-        <w:rPr>
-          <w:rFonts w:ascii="Calibri" w:hAnsi="Calibri" w:cs="Calibri"/>
-          <w:b/>
-          <w:bCs/>
-        </w:rPr>
-        <w:t>1.4 Project Progression</w:t>
-      </w:r>
-      <w:bookmarkEnd w:id="4"/>
+      <w:bookmarkStart w:id="7" w:name="_Toc227790531"/>
+      <w:r>
+        <w:rPr>
+          <w:rFonts w:ascii="Calibri" w:hAnsi="Calibri" w:cs="Calibri"/>
+          <w:b/>
+          <w:bCs/>
+        </w:rPr>
+        <w:t>2.2 Engineering Practices</w:t>
+      </w:r>
+      <w:bookmarkEnd w:id="7"/>
+    </w:p>
+    <w:p>
+      <w:pPr>
+        <w:pStyle w:val="Heading2"/>
+        <w:spacing w:line="360" w:lineRule="auto"/>
+        <w:rPr>
+          <w:rFonts w:ascii="Calibri" w:hAnsi="Calibri" w:cs="Calibri"/>
+          <w:b/>
+          <w:bCs/>
+        </w:rPr>
+      </w:pPr>
+      <w:bookmarkStart w:id="8" w:name="_Toc227790532"/>
+      <w:r>
+        <w:rPr>
+          <w:rFonts w:ascii="Calibri" w:hAnsi="Calibri" w:cs="Calibri"/>
+          <w:b/>
+          <w:bCs/>
+        </w:rPr>
+        <w:t>2.3 Risk Mitigation</w:t>
+      </w:r>
+      <w:bookmarkEnd w:id="8"/>
+    </w:p>
+    <w:p>
+      <w:pPr>
+        <w:pStyle w:val="Heading2"/>
+        <w:spacing w:line="360" w:lineRule="auto"/>
+        <w:rPr>
+          <w:rFonts w:ascii="Calibri" w:hAnsi="Calibri" w:cs="Calibri"/>
+          <w:b/>
+          <w:bCs/>
+        </w:rPr>
+      </w:pPr>
+      <w:bookmarkStart w:id="9" w:name="_Toc227790533"/>
+      <w:r>
+        <w:rPr>
+          <w:rFonts w:ascii="Calibri" w:hAnsi="Calibri" w:cs="Calibri"/>
+          <w:b/>
+          <w:bCs/>
+        </w:rPr>
+        <w:t>2.4 Collaboration Reflection</w:t>
+      </w:r>
+      <w:bookmarkEnd w:id="9"/>
     </w:p>
     <w:p>
       <w:pPr>
@@ -5259,220 +5444,315 @@
           <w:bCs/>
         </w:rPr>
       </w:pPr>
-      <w:bookmarkStart w:id="5" w:name="_Toc227790529"/>
-      <w:r>
-        <w:rPr>
-          <w:rFonts w:ascii="Calibri" w:hAnsi="Calibri" w:cs="Calibri"/>
-          <w:b/>
-          <w:bCs/>
-        </w:rPr>
-        <w:t>Chapter 2 Methodology and Process Management (15%)</w:t>
-      </w:r>
-      <w:bookmarkEnd w:id="5"/>
-    </w:p>
-    <w:p>
-      <w:pPr>
-        <w:spacing w:line="360" w:lineRule="auto"/>
-        <w:rPr>
-          <w:rFonts w:ascii="Calibri" w:hAnsi="Calibri" w:cs="Calibri"/>
-        </w:rPr>
-      </w:pPr>
-      <w:proofErr w:type="gramStart"/>
-      <w:r>
-        <w:rPr>
-          <w:rFonts w:ascii="Calibri" w:hAnsi="Calibri" w:cs="Calibri"/>
-        </w:rPr>
-        <w:t>Main Focus</w:t>
-      </w:r>
-      <w:proofErr w:type="gramEnd"/>
-      <w:r>
-        <w:rPr>
-          <w:rFonts w:ascii="Calibri" w:hAnsi="Calibri" w:cs="Calibri"/>
-        </w:rPr>
-        <w:t>: To demonstrate professional engineering discipline and the "Working with Others"</w:t>
-      </w:r>
-    </w:p>
-    <w:p>
-      <w:pPr>
-        <w:spacing w:line="360" w:lineRule="auto"/>
-        <w:rPr>
-          <w:rFonts w:ascii="Calibri" w:hAnsi="Calibri" w:cs="Calibri"/>
-        </w:rPr>
-      </w:pPr>
-      <w:r>
-        <w:rPr>
-          <w:rFonts w:ascii="Calibri" w:hAnsi="Calibri" w:cs="Calibri"/>
-        </w:rPr>
-        <w:t>learning outcome.</w:t>
-      </w:r>
-    </w:p>
-    <w:p>
-      <w:pPr>
-        <w:spacing w:line="360" w:lineRule="auto"/>
-        <w:rPr>
-          <w:rFonts w:ascii="Calibri" w:hAnsi="Calibri" w:cs="Calibri"/>
-        </w:rPr>
-      </w:pPr>
-      <w:r>
-        <w:rPr>
-          <w:rFonts w:ascii="Calibri" w:hAnsi="Calibri" w:cs="Calibri"/>
-        </w:rPr>
-        <w:t>• Process Selection &amp; Justification: Identify your development methodology (e.g., Agile, Waterfall,</w:t>
-      </w:r>
-    </w:p>
-    <w:p>
-      <w:pPr>
-        <w:spacing w:line="360" w:lineRule="auto"/>
-        <w:rPr>
-          <w:rFonts w:ascii="Calibri" w:hAnsi="Calibri" w:cs="Calibri"/>
-        </w:rPr>
-      </w:pPr>
+      <w:bookmarkStart w:id="10" w:name="_Toc227790534"/>
+      <w:r>
+        <w:rPr>
+          <w:rFonts w:ascii="Calibri" w:hAnsi="Calibri" w:cs="Calibri"/>
+          <w:b/>
+          <w:bCs/>
+        </w:rPr>
+        <w:t>Chapter 3 Requirements and Functional Specification (15%)</w:t>
+      </w:r>
+      <w:bookmarkEnd w:id="10"/>
+    </w:p>
+    <w:p>
+      <w:pPr>
+        <w:pStyle w:val="Heading2"/>
+        <w:spacing w:line="360" w:lineRule="auto"/>
+        <w:rPr>
+          <w:rFonts w:ascii="Calibri" w:hAnsi="Calibri" w:cs="Calibri"/>
+          <w:b/>
+          <w:bCs/>
+        </w:rPr>
+      </w:pPr>
+      <w:bookmarkStart w:id="11" w:name="_Toc227790535"/>
+      <w:r>
+        <w:rPr>
+          <w:rFonts w:ascii="Calibri" w:hAnsi="Calibri" w:cs="Calibri"/>
+          <w:b/>
+          <w:bCs/>
+        </w:rPr>
+        <w:t>3.1 Requirements Evolution</w:t>
+      </w:r>
+      <w:bookmarkEnd w:id="11"/>
+    </w:p>
+    <w:p>
+      <w:pPr>
+        <w:spacing w:line="360" w:lineRule="auto"/>
+        <w:rPr>
+          <w:rFonts w:ascii="Calibri" w:hAnsi="Calibri" w:cs="Calibri"/>
+        </w:rPr>
+      </w:pPr>
+      <w:r>
+        <w:rPr>
+          <w:rFonts w:ascii="Calibri" w:hAnsi="Calibri" w:cs="Calibri"/>
+        </w:rPr>
+        <w:t>The initial project specification drafted in November 2025, for the early planning phase, is included in Appendix A.</w:t>
+      </w:r>
+    </w:p>
+    <w:p>
+      <w:pPr>
+        <w:spacing w:line="360" w:lineRule="auto"/>
+        <w:rPr>
+          <w:rFonts w:ascii="Calibri" w:hAnsi="Calibri" w:cs="Calibri"/>
+        </w:rPr>
+      </w:pPr>
+      <w:r>
+        <w:rPr>
+          <w:rFonts w:ascii="Calibri" w:hAnsi="Calibri" w:cs="Calibri"/>
+        </w:rPr>
+        <w:t>This specification outlined broad and ambitious plans for an integrated climbing webapp, incorporating community interaction features, advanced performance tracking and ai driven recommendations/insights into training. Whilst this scope helped provide a strong foundation for the future of this webapp, several key requirements were tweaked and refined, to ensure that the development of the webapp was technically feasible and aligned with project constraints.</w:t>
+      </w:r>
+    </w:p>
+    <w:p>
+      <w:pPr>
+        <w:spacing w:line="360" w:lineRule="auto"/>
+        <w:rPr>
+          <w:rFonts w:ascii="Calibri" w:hAnsi="Calibri" w:cs="Calibri"/>
+        </w:rPr>
+      </w:pPr>
+      <w:r>
+        <w:rPr>
+          <w:rFonts w:ascii="Calibri" w:hAnsi="Calibri" w:cs="Calibri"/>
+        </w:rPr>
+        <w:t>One key functional requirement change was the overall scope of performance tracking metrics. The original</w:t>
+      </w:r>
+      <w:r>
+        <w:rPr>
+          <w:rFonts w:ascii="Calibri" w:hAnsi="Calibri" w:cs="Calibri"/>
+        </w:rPr>
+        <w:t xml:space="preserve"> specification</w:t>
+      </w:r>
+      <w:r>
+        <w:rPr>
+          <w:rFonts w:ascii="Calibri" w:hAnsi="Calibri" w:cs="Calibri"/>
+        </w:rPr>
+        <w:t xml:space="preserve"> proposed </w:t>
+      </w:r>
+      <w:r>
+        <w:rPr>
+          <w:rFonts w:ascii="Calibri" w:hAnsi="Calibri" w:cs="Calibri"/>
+        </w:rPr>
+        <w:t xml:space="preserve">the use of specialised </w:t>
+      </w:r>
+      <w:r>
+        <w:rPr>
+          <w:rFonts w:ascii="Calibri" w:hAnsi="Calibri" w:cs="Calibri"/>
+        </w:rPr>
+        <w:t xml:space="preserve">metrics such as finger strength; however, this was removed due to the difficulty in quantifying such data reliably without sensors or hardware. Instead, the system </w:t>
+      </w:r>
+      <w:r>
+        <w:rPr>
+          <w:rFonts w:ascii="Calibri" w:hAnsi="Calibri" w:cs="Calibri"/>
+        </w:rPr>
+        <w:t>re</w:t>
+      </w:r>
+      <w:r>
+        <w:rPr>
+          <w:rFonts w:ascii="Calibri" w:hAnsi="Calibri" w:cs="Calibri"/>
+        </w:rPr>
+        <w:t xml:space="preserve">focused more on equally important metrics, that could much </w:t>
+      </w:r>
+      <w:r>
+        <w:rPr>
+          <w:rFonts w:ascii="Calibri" w:hAnsi="Calibri" w:cs="Calibri"/>
+        </w:rPr>
+        <w:t>more accurately</w:t>
+      </w:r>
+      <w:r>
+        <w:rPr>
+          <w:rFonts w:ascii="Calibri" w:hAnsi="Calibri" w:cs="Calibri"/>
+        </w:rPr>
+        <w:t xml:space="preserve"> be quantified </w:t>
+      </w:r>
+      <w:r>
+        <w:rPr>
+          <w:rFonts w:ascii="Calibri" w:hAnsi="Calibri" w:cs="Calibri"/>
+        </w:rPr>
+        <w:t>within</w:t>
+      </w:r>
+      <w:r>
+        <w:rPr>
+          <w:rFonts w:ascii="Calibri" w:hAnsi="Calibri" w:cs="Calibri"/>
+        </w:rPr>
+        <w:t xml:space="preserve"> the webapp</w:t>
+      </w:r>
+      <w:r>
+        <w:rPr>
+          <w:rFonts w:ascii="Calibri" w:hAnsi="Calibri" w:cs="Calibri"/>
+        </w:rPr>
+        <w:t>. This included</w:t>
+      </w:r>
+      <w:r>
+        <w:rPr>
+          <w:rFonts w:ascii="Calibri" w:hAnsi="Calibri" w:cs="Calibri"/>
+        </w:rPr>
+        <w:t xml:space="preserve"> </w:t>
+      </w:r>
+      <w:r>
+        <w:rPr>
+          <w:rFonts w:ascii="Calibri" w:hAnsi="Calibri" w:cs="Calibri"/>
+        </w:rPr>
+        <w:t xml:space="preserve">session-based indicators such as </w:t>
+      </w:r>
+      <w:r>
+        <w:rPr>
+          <w:rFonts w:ascii="Calibri" w:hAnsi="Calibri" w:cs="Calibri"/>
+        </w:rPr>
+        <w:t>duration, attempts, tops, flashes,</w:t>
+      </w:r>
+      <w:r>
+        <w:rPr>
+          <w:rFonts w:ascii="Calibri" w:hAnsi="Calibri" w:cs="Calibri"/>
+        </w:rPr>
+        <w:t xml:space="preserve"> alongside nutritional data such a</w:t>
+      </w:r>
+      <w:r>
+        <w:rPr>
+          <w:rFonts w:ascii="Calibri" w:hAnsi="Calibri" w:cs="Calibri"/>
+        </w:rPr>
+        <w:t>s</w:t>
+      </w:r>
+      <w:r>
+        <w:rPr>
+          <w:rFonts w:ascii="Calibri" w:hAnsi="Calibri" w:cs="Calibri"/>
+        </w:rPr>
+        <w:t xml:space="preserve"> calories and macro nutrient intakes. By processing data that can be directly verified by the user, the system ensures that derived datasets are reliable and consistent, allowing the dashboard to generate meaningful analytical insights within the dashboard</w:t>
+      </w:r>
+      <w:r>
+        <w:rPr>
+          <w:rFonts w:ascii="Calibri" w:hAnsi="Calibri" w:cs="Calibri"/>
+        </w:rPr>
+        <w:t>.</w:t>
+      </w:r>
+    </w:p>
+    <w:p>
+      <w:pPr>
+        <w:spacing w:line="360" w:lineRule="auto"/>
+        <w:rPr>
+          <w:rFonts w:ascii="Calibri" w:hAnsi="Calibri" w:cs="Calibri"/>
+        </w:rPr>
+      </w:pPr>
+      <w:r>
+        <w:rPr>
+          <w:rFonts w:ascii="Calibri" w:hAnsi="Calibri" w:cs="Calibri"/>
+        </w:rPr>
+        <w:t xml:space="preserve">One of the most significant </w:t>
+      </w:r>
+      <w:r>
+        <w:rPr>
+          <w:rFonts w:ascii="Calibri" w:hAnsi="Calibri" w:cs="Calibri"/>
+        </w:rPr>
+        <w:t xml:space="preserve">specification </w:t>
+      </w:r>
+      <w:r>
+        <w:rPr>
+          <w:rFonts w:ascii="Calibri" w:hAnsi="Calibri" w:cs="Calibri"/>
+        </w:rPr>
+        <w:t>changes</w:t>
+      </w:r>
+      <w:r>
+        <w:rPr>
+          <w:rFonts w:ascii="Calibri" w:hAnsi="Calibri" w:cs="Calibri"/>
+        </w:rPr>
+        <w:t xml:space="preserve"> is the proposed inclusion of AI-driven insights and recommendations, intended to provide users with personalised feedback based on their training sessions and provide future improvements. However, this feature was deferred due to the complexity of implementing a recommendation system that could be sufficiently reliable and </w:t>
+      </w:r>
       <w:r>
         <w:rPr>
           <w:rFonts w:ascii="Calibri" w:hAnsi="Calibri" w:cs="Calibri"/>
         </w:rPr>
         <w:lastRenderedPageBreak/>
-        <w:t>or a Hybrid). Do not provide a generic definition. Instead, justify why this approach was chosen for</w:t>
-      </w:r>
-    </w:p>
-    <w:p>
-      <w:pPr>
-        <w:spacing w:line="360" w:lineRule="auto"/>
-        <w:rPr>
-          <w:rFonts w:ascii="Calibri" w:hAnsi="Calibri" w:cs="Calibri"/>
-        </w:rPr>
-      </w:pPr>
-      <w:r>
-        <w:rPr>
-          <w:rFonts w:ascii="Calibri" w:hAnsi="Calibri" w:cs="Calibri"/>
-        </w:rPr>
-        <w:t>your specific project constraints and technical goals.</w:t>
-      </w:r>
-    </w:p>
-    <w:p>
-      <w:pPr>
-        <w:spacing w:line="360" w:lineRule="auto"/>
-        <w:rPr>
-          <w:rFonts w:ascii="Calibri" w:hAnsi="Calibri" w:cs="Calibri"/>
-        </w:rPr>
-      </w:pPr>
-      <w:r>
-        <w:rPr>
-          <w:rFonts w:ascii="Calibri" w:hAnsi="Calibri" w:cs="Calibri"/>
-        </w:rPr>
-        <w:t>• Engineering Practices: Describe the specific day-to-day practices you used to keep the project on</w:t>
-      </w:r>
-    </w:p>
-    <w:p>
-      <w:pPr>
-        <w:spacing w:line="360" w:lineRule="auto"/>
-        <w:rPr>
-          <w:rFonts w:ascii="Calibri" w:hAnsi="Calibri" w:cs="Calibri"/>
-        </w:rPr>
-      </w:pPr>
-      <w:r>
-        <w:rPr>
-          <w:rFonts w:ascii="Calibri" w:hAnsi="Calibri" w:cs="Calibri"/>
-        </w:rPr>
-        <w:t>track. This includes your use of Version Control (GitLab), how you handled Issue Tracking, and how</w:t>
-      </w:r>
-    </w:p>
-    <w:p>
-      <w:pPr>
-        <w:spacing w:line="360" w:lineRule="auto"/>
-        <w:rPr>
-          <w:rFonts w:ascii="Calibri" w:hAnsi="Calibri" w:cs="Calibri"/>
-        </w:rPr>
-      </w:pPr>
-      <w:r>
-        <w:rPr>
-          <w:rFonts w:ascii="Calibri" w:hAnsi="Calibri" w:cs="Calibri"/>
-        </w:rPr>
-        <w:t>you utilized Development Spikes to prototype risky or unknown features.</w:t>
-      </w:r>
-    </w:p>
-    <w:p>
-      <w:pPr>
-        <w:spacing w:line="360" w:lineRule="auto"/>
-        <w:rPr>
-          <w:rFonts w:ascii="Calibri" w:hAnsi="Calibri" w:cs="Calibri"/>
-        </w:rPr>
-      </w:pPr>
-      <w:r>
-        <w:rPr>
-          <w:rFonts w:ascii="Calibri" w:hAnsi="Calibri" w:cs="Calibri"/>
-        </w:rPr>
-        <w:t>• Risk Mitigation: Revisit the risks identified in your initial plan and explain how they were actively</w:t>
-      </w:r>
-    </w:p>
-    <w:p>
-      <w:pPr>
-        <w:spacing w:line="360" w:lineRule="auto"/>
-        <w:rPr>
-          <w:rFonts w:ascii="Calibri" w:hAnsi="Calibri" w:cs="Calibri"/>
-        </w:rPr>
-      </w:pPr>
-      <w:r>
-        <w:rPr>
-          <w:rFonts w:ascii="Calibri" w:hAnsi="Calibri" w:cs="Calibri"/>
-        </w:rPr>
-        <w:t>managed or mitigated throughout the lifecycle.</w:t>
-      </w:r>
-    </w:p>
-    <w:p>
-      <w:pPr>
-        <w:spacing w:line="360" w:lineRule="auto"/>
-        <w:rPr>
-          <w:rFonts w:ascii="Calibri" w:hAnsi="Calibri" w:cs="Calibri"/>
-        </w:rPr>
-      </w:pPr>
-      <w:r>
-        <w:rPr>
-          <w:rFonts w:ascii="Calibri" w:hAnsi="Calibri" w:cs="Calibri"/>
-        </w:rPr>
-        <w:t>• Collaboration Reflection: Reflect on how working with others and gaining external input impacted</w:t>
-      </w:r>
-    </w:p>
-    <w:p>
-      <w:pPr>
-        <w:spacing w:line="360" w:lineRule="auto"/>
-        <w:rPr>
-          <w:rFonts w:ascii="Calibri" w:hAnsi="Calibri" w:cs="Calibri"/>
-        </w:rPr>
-      </w:pPr>
-      <w:r>
-        <w:rPr>
-          <w:rFonts w:ascii="Calibri" w:hAnsi="Calibri" w:cs="Calibri"/>
-        </w:rPr>
-        <w:t>the project. This can include (but is not restricted to) feedback from Supervisor meetings, Scrum</w:t>
-      </w:r>
-    </w:p>
-    <w:p>
-      <w:pPr>
-        <w:spacing w:line="360" w:lineRule="auto"/>
-        <w:rPr>
-          <w:rFonts w:ascii="Calibri" w:hAnsi="Calibri" w:cs="Calibri"/>
-        </w:rPr>
-      </w:pPr>
-      <w:r>
-        <w:rPr>
-          <w:rFonts w:ascii="Calibri" w:hAnsi="Calibri" w:cs="Calibri"/>
-        </w:rPr>
-        <w:t>meetings or discussions with your study group, any user/peer feedback on your system. If external</w:t>
-      </w:r>
-    </w:p>
-    <w:p>
-      <w:pPr>
-        <w:spacing w:line="360" w:lineRule="auto"/>
-        <w:rPr>
-          <w:rFonts w:ascii="Calibri" w:hAnsi="Calibri" w:cs="Calibri"/>
-        </w:rPr>
-      </w:pPr>
-      <w:r>
-        <w:rPr>
-          <w:rFonts w:ascii="Calibri" w:hAnsi="Calibri" w:cs="Calibri"/>
-        </w:rPr>
-        <w:t>interaction was limited, reflect on this.</w:t>
+        <w:t>accurate enough for the project. Delivering on such a feature would have required the integration of machine learning or robust data model development, both of which were beyond scope for this system. Instead, the final system focuses on rule-based insights and data-driven summaries within the dashboard, allowing users to interpret their own trends without using a potentially unreliable automated recommendation.</w:t>
+      </w:r>
+    </w:p>
+    <w:p>
+      <w:pPr>
+        <w:spacing w:line="360" w:lineRule="auto"/>
+        <w:rPr>
+          <w:rFonts w:ascii="Calibri" w:hAnsi="Calibri" w:cs="Calibri"/>
+        </w:rPr>
+      </w:pPr>
+      <w:r>
+        <w:rPr>
+          <w:rFonts w:ascii="Calibri" w:hAnsi="Calibri" w:cs="Calibri"/>
+        </w:rPr>
+        <w:t>The initial specification also emphasised the use of “engagement in the app through gamification” such as streak tracking and reward-based progression systems. While these were not fully implemented in the final system, elements of gamification were achieved through the addition of leaderboard rankings against community and friends, progress tracking and community interaction. These features provide competitive and social motivation, which align with the original intent of increasing user engagement. The choice to prioritise these features over the more explicit gamification system was based on their strong alignment with the core system and project constraints.</w:t>
+      </w:r>
+    </w:p>
+    <w:p>
+      <w:pPr>
+        <w:spacing w:line="360" w:lineRule="auto"/>
+        <w:rPr>
+          <w:rFonts w:ascii="Calibri" w:hAnsi="Calibri" w:cs="Calibri"/>
+        </w:rPr>
+      </w:pPr>
+      <w:r>
+        <w:rPr>
+          <w:rFonts w:ascii="Calibri" w:hAnsi="Calibri" w:cs="Calibri"/>
+        </w:rPr>
+        <w:t>In contrast, the community aspect of the system was expanded beyond its original sco</w:t>
+      </w:r>
+      <w:r>
+        <w:rPr>
+          <w:rFonts w:ascii="Calibri" w:hAnsi="Calibri" w:cs="Calibri"/>
+        </w:rPr>
+        <w:t>p</w:t>
+      </w:r>
+      <w:r>
+        <w:rPr>
+          <w:rFonts w:ascii="Calibri" w:hAnsi="Calibri" w:cs="Calibri"/>
+        </w:rPr>
+        <w:t xml:space="preserve">e. While the original specification emphasised the basic interaction between users, the final system incorporated a </w:t>
+      </w:r>
+      <w:r>
+        <w:rPr>
+          <w:rFonts w:ascii="Calibri" w:hAnsi="Calibri" w:cs="Calibri"/>
+        </w:rPr>
+        <w:t xml:space="preserve">broader set of </w:t>
+      </w:r>
+      <w:r>
+        <w:rPr>
+          <w:rFonts w:ascii="Calibri" w:hAnsi="Calibri" w:cs="Calibri"/>
+        </w:rPr>
+        <w:t xml:space="preserve">features, including a forum with post interaction mechanisms such as likes, favourites and comments, coupled with the leaderboard this boosts the overall social impact and interaction, which are key factors in user engagement and </w:t>
+      </w:r>
+      <w:r>
+        <w:rPr>
+          <w:rFonts w:ascii="Calibri" w:hAnsi="Calibri" w:cs="Calibri"/>
+        </w:rPr>
+        <w:t>long-term</w:t>
+      </w:r>
+      <w:r>
+        <w:rPr>
+          <w:rFonts w:ascii="Calibri" w:hAnsi="Calibri" w:cs="Calibri"/>
+        </w:rPr>
+        <w:t xml:space="preserve"> retention.</w:t>
+      </w:r>
+    </w:p>
+    <w:p>
+      <w:pPr>
+        <w:spacing w:line="360" w:lineRule="auto"/>
+        <w:rPr>
+          <w:rFonts w:ascii="Calibri" w:hAnsi="Calibri" w:cs="Calibri"/>
+        </w:rPr>
+      </w:pPr>
+      <w:r>
+        <w:rPr>
+          <w:rFonts w:ascii="Calibri" w:hAnsi="Calibri" w:cs="Calibri"/>
+        </w:rPr>
+        <w:t>Finally, the account management requirement significantly evolved beyond its original proposition. Whilst the intimal specification focused on user profile creation, with basic goal setting, the final system further expanded this functionality into a central component for the application. Users are now able to define their own personal attributes, such as height, weight, activity levels and goal types (cutting. Maintain bulking etc). These attributes are then used to automatically generate nutritional targets using Mi</w:t>
+      </w:r>
+      <w:r>
+        <w:rPr>
+          <w:rFonts w:ascii="Calibri" w:hAnsi="Calibri" w:cs="Calibri"/>
+        </w:rPr>
+        <w:t>ffli</w:t>
+      </w:r>
+      <w:r>
+        <w:rPr>
+          <w:rFonts w:ascii="Calibri" w:hAnsi="Calibri" w:cs="Calibri"/>
+        </w:rPr>
+        <w:t>n-St Jeor Equation for resting metabolic rates. In addition, there is a manual override option to manually change your recommended daily calories and macronutrients, allowing users to customise their targets to their individual preferences. The account system also incorporates privacy controls and social features, allowing users to hide certain sections of their profile including their whole profile entirely, allowing users to send friend requests and add friends to their account allowing users to control their level of interaction with the community. This evolution overall focuses on making the system more user-driven and ensures the account directly influences the analytical outputs and social functionality.</w:t>
       </w:r>
     </w:p>
     <w:p>
@@ -5485,419 +5765,14 @@
           <w:bCs/>
         </w:rPr>
       </w:pPr>
-      <w:bookmarkStart w:id="6" w:name="_Toc227790530"/>
-      <w:r>
-        <w:rPr>
-          <w:rFonts w:ascii="Calibri" w:hAnsi="Calibri" w:cs="Calibri"/>
-          <w:b/>
-          <w:bCs/>
-        </w:rPr>
-        <w:t>2.1 Process Selection &amp; Justification</w:t>
-      </w:r>
-      <w:bookmarkEnd w:id="6"/>
-    </w:p>
-    <w:p>
-      <w:pPr>
-        <w:pStyle w:val="Heading2"/>
-        <w:spacing w:line="360" w:lineRule="auto"/>
-        <w:rPr>
-          <w:rFonts w:ascii="Calibri" w:hAnsi="Calibri" w:cs="Calibri"/>
-          <w:b/>
-          <w:bCs/>
-        </w:rPr>
-      </w:pPr>
-      <w:bookmarkStart w:id="7" w:name="_Toc227790531"/>
-      <w:r>
-        <w:rPr>
-          <w:rFonts w:ascii="Calibri" w:hAnsi="Calibri" w:cs="Calibri"/>
-          <w:b/>
-          <w:bCs/>
-        </w:rPr>
-        <w:t>2.2 Engineering Practices</w:t>
-      </w:r>
-      <w:bookmarkEnd w:id="7"/>
-    </w:p>
-    <w:p>
-      <w:pPr>
-        <w:pStyle w:val="Heading2"/>
-        <w:spacing w:line="360" w:lineRule="auto"/>
-        <w:rPr>
-          <w:rFonts w:ascii="Calibri" w:hAnsi="Calibri" w:cs="Calibri"/>
-          <w:b/>
-          <w:bCs/>
-        </w:rPr>
-      </w:pPr>
-      <w:bookmarkStart w:id="8" w:name="_Toc227790532"/>
-      <w:r>
-        <w:rPr>
-          <w:rFonts w:ascii="Calibri" w:hAnsi="Calibri" w:cs="Calibri"/>
-          <w:b/>
-          <w:bCs/>
-        </w:rPr>
-        <w:t>2.3 Risk Mitigation</w:t>
-      </w:r>
-      <w:bookmarkEnd w:id="8"/>
-    </w:p>
-    <w:p>
-      <w:pPr>
-        <w:pStyle w:val="Heading2"/>
-        <w:spacing w:line="360" w:lineRule="auto"/>
-        <w:rPr>
-          <w:rFonts w:ascii="Calibri" w:hAnsi="Calibri" w:cs="Calibri"/>
-          <w:b/>
-          <w:bCs/>
-        </w:rPr>
-      </w:pPr>
-      <w:bookmarkStart w:id="9" w:name="_Toc227790533"/>
-      <w:r>
-        <w:rPr>
-          <w:rFonts w:ascii="Calibri" w:hAnsi="Calibri" w:cs="Calibri"/>
-          <w:b/>
-          <w:bCs/>
-        </w:rPr>
-        <w:t>2.4 Collaboration Reflection</w:t>
-      </w:r>
-      <w:bookmarkEnd w:id="9"/>
-    </w:p>
-    <w:p>
-      <w:pPr>
-        <w:pStyle w:val="Heading1"/>
-        <w:spacing w:line="360" w:lineRule="auto"/>
-        <w:rPr>
-          <w:rFonts w:ascii="Calibri" w:hAnsi="Calibri" w:cs="Calibri"/>
-          <w:b/>
-          <w:bCs/>
-        </w:rPr>
-      </w:pPr>
-      <w:bookmarkStart w:id="10" w:name="_Toc227790534"/>
-      <w:r>
-        <w:rPr>
-          <w:rFonts w:ascii="Calibri" w:hAnsi="Calibri" w:cs="Calibri"/>
-          <w:b/>
-          <w:bCs/>
-        </w:rPr>
-        <w:t>Chapter 3 Requirements and Functional Specification (15%)</w:t>
-      </w:r>
-      <w:bookmarkEnd w:id="10"/>
-    </w:p>
-    <w:p>
-      <w:pPr>
-        <w:pStyle w:val="Heading2"/>
-        <w:spacing w:line="360" w:lineRule="auto"/>
-        <w:rPr>
-          <w:rFonts w:ascii="Calibri" w:hAnsi="Calibri" w:cs="Calibri"/>
-          <w:b/>
-          <w:bCs/>
-        </w:rPr>
-      </w:pPr>
-      <w:bookmarkStart w:id="11" w:name="_Toc227790535"/>
-      <w:r>
-        <w:rPr>
-          <w:rFonts w:ascii="Calibri" w:hAnsi="Calibri" w:cs="Calibri"/>
-          <w:b/>
-          <w:bCs/>
-        </w:rPr>
-        <w:t>3.1 Requirements Evolution</w:t>
-      </w:r>
-      <w:bookmarkEnd w:id="11"/>
-    </w:p>
-    <w:p>
-      <w:pPr>
-        <w:spacing w:line="360" w:lineRule="auto"/>
-        <w:rPr>
-          <w:rFonts w:ascii="Calibri" w:hAnsi="Calibri" w:cs="Calibri"/>
-        </w:rPr>
-      </w:pPr>
-      <w:r>
-        <w:rPr>
-          <w:rFonts w:ascii="Calibri" w:hAnsi="Calibri" w:cs="Calibri"/>
-        </w:rPr>
-        <w:t>The initial project specification drafted in November 2025, for the early planning phase, is included in Appendix A.</w:t>
-      </w:r>
-    </w:p>
-    <w:p>
-      <w:pPr>
-        <w:spacing w:line="360" w:lineRule="auto"/>
-        <w:rPr>
-          <w:rFonts w:ascii="Calibri" w:hAnsi="Calibri" w:cs="Calibri"/>
-        </w:rPr>
-      </w:pPr>
-      <w:r>
-        <w:rPr>
-          <w:rFonts w:ascii="Calibri" w:hAnsi="Calibri" w:cs="Calibri"/>
-        </w:rPr>
-        <w:t xml:space="preserve">This specification outlined broad and ambitious plans for an integrated climbing webapp, incorporating community interaction features, advanced performance tracking and ai driven recommendations/insights into training. Whilst this scope helped provide a strong foundation for the </w:t>
-      </w:r>
-      <w:r>
-        <w:rPr>
-          <w:rFonts w:ascii="Calibri" w:hAnsi="Calibri" w:cs="Calibri"/>
+      <w:bookmarkStart w:id="12" w:name="_Toc227790536"/>
+      <w:r>
+        <w:rPr>
+          <w:rFonts w:ascii="Calibri" w:hAnsi="Calibri" w:cs="Calibri"/>
+          <w:b/>
+          <w:bCs/>
         </w:rPr>
         <w:lastRenderedPageBreak/>
-        <w:t>future of this webapp, several key requirements were tweaked and refined, to ensure that the development of the webapp was technically feasible and aligned with project constraints.</w:t>
-      </w:r>
-    </w:p>
-    <w:p>
-      <w:pPr>
-        <w:spacing w:line="360" w:lineRule="auto"/>
-        <w:rPr>
-          <w:rFonts w:ascii="Calibri" w:hAnsi="Calibri" w:cs="Calibri"/>
-        </w:rPr>
-      </w:pPr>
-      <w:r>
-        <w:rPr>
-          <w:rFonts w:ascii="Calibri" w:hAnsi="Calibri" w:cs="Calibri"/>
-        </w:rPr>
-        <w:t>One key functional requirement change was the overall scope of performance tracking metrics. The original</w:t>
-      </w:r>
-      <w:r>
-        <w:rPr>
-          <w:rFonts w:ascii="Calibri" w:hAnsi="Calibri" w:cs="Calibri"/>
-        </w:rPr>
-        <w:t xml:space="preserve"> specification</w:t>
-      </w:r>
-      <w:r>
-        <w:rPr>
-          <w:rFonts w:ascii="Calibri" w:hAnsi="Calibri" w:cs="Calibri"/>
-        </w:rPr>
-        <w:t xml:space="preserve"> proposed </w:t>
-      </w:r>
-      <w:r>
-        <w:rPr>
-          <w:rFonts w:ascii="Calibri" w:hAnsi="Calibri" w:cs="Calibri"/>
-        </w:rPr>
-        <w:t xml:space="preserve">the use of specialised </w:t>
-      </w:r>
-      <w:r>
-        <w:rPr>
-          <w:rFonts w:ascii="Calibri" w:hAnsi="Calibri" w:cs="Calibri"/>
-        </w:rPr>
-        <w:t xml:space="preserve">metrics such as finger strength; however, this was removed due to the difficulty in quantifying such data reliably without sensors or hardware. Instead, the system </w:t>
-      </w:r>
-      <w:r>
-        <w:rPr>
-          <w:rFonts w:ascii="Calibri" w:hAnsi="Calibri" w:cs="Calibri"/>
-        </w:rPr>
-        <w:t>re</w:t>
-      </w:r>
-      <w:r>
-        <w:rPr>
-          <w:rFonts w:ascii="Calibri" w:hAnsi="Calibri" w:cs="Calibri"/>
-        </w:rPr>
-        <w:t xml:space="preserve">focused more on equally important metrics, that could much </w:t>
-      </w:r>
-      <w:r>
-        <w:rPr>
-          <w:rFonts w:ascii="Calibri" w:hAnsi="Calibri" w:cs="Calibri"/>
-        </w:rPr>
-        <w:t>more accurately</w:t>
-      </w:r>
-      <w:r>
-        <w:rPr>
-          <w:rFonts w:ascii="Calibri" w:hAnsi="Calibri" w:cs="Calibri"/>
-        </w:rPr>
-        <w:t xml:space="preserve"> be quantified </w:t>
-      </w:r>
-      <w:r>
-        <w:rPr>
-          <w:rFonts w:ascii="Calibri" w:hAnsi="Calibri" w:cs="Calibri"/>
-        </w:rPr>
-        <w:t>within</w:t>
-      </w:r>
-      <w:r>
-        <w:rPr>
-          <w:rFonts w:ascii="Calibri" w:hAnsi="Calibri" w:cs="Calibri"/>
-        </w:rPr>
-        <w:t xml:space="preserve"> the webapp</w:t>
-      </w:r>
-      <w:r>
-        <w:rPr>
-          <w:rFonts w:ascii="Calibri" w:hAnsi="Calibri" w:cs="Calibri"/>
-        </w:rPr>
-        <w:t>. This included</w:t>
-      </w:r>
-      <w:r>
-        <w:rPr>
-          <w:rFonts w:ascii="Calibri" w:hAnsi="Calibri" w:cs="Calibri"/>
-        </w:rPr>
-        <w:t xml:space="preserve"> </w:t>
-      </w:r>
-      <w:r>
-        <w:rPr>
-          <w:rFonts w:ascii="Calibri" w:hAnsi="Calibri" w:cs="Calibri"/>
-        </w:rPr>
-        <w:t xml:space="preserve">session-based indicators such as </w:t>
-      </w:r>
-      <w:r>
-        <w:rPr>
-          <w:rFonts w:ascii="Calibri" w:hAnsi="Calibri" w:cs="Calibri"/>
-        </w:rPr>
-        <w:t>duration, attempts, tops, flashes,</w:t>
-      </w:r>
-      <w:r>
-        <w:rPr>
-          <w:rFonts w:ascii="Calibri" w:hAnsi="Calibri" w:cs="Calibri"/>
-        </w:rPr>
-        <w:t xml:space="preserve"> alongside nutritional data such a</w:t>
-      </w:r>
-      <w:r>
-        <w:rPr>
-          <w:rFonts w:ascii="Calibri" w:hAnsi="Calibri" w:cs="Calibri"/>
-        </w:rPr>
-        <w:t>s</w:t>
-      </w:r>
-      <w:r>
-        <w:rPr>
-          <w:rFonts w:ascii="Calibri" w:hAnsi="Calibri" w:cs="Calibri"/>
-        </w:rPr>
-        <w:t xml:space="preserve"> calories and macro nutrient intakes. By processing data that can be directly verified by the user, the system ensures that derived datasets are reliable and consistent, allowing the dashboard to generate meaningful analytical insights within the dashboard</w:t>
-      </w:r>
-      <w:r>
-        <w:rPr>
-          <w:rFonts w:ascii="Calibri" w:hAnsi="Calibri" w:cs="Calibri"/>
-        </w:rPr>
-        <w:t>.</w:t>
-      </w:r>
-    </w:p>
-    <w:p>
-      <w:pPr>
-        <w:spacing w:line="360" w:lineRule="auto"/>
-        <w:rPr>
-          <w:rFonts w:ascii="Calibri" w:hAnsi="Calibri" w:cs="Calibri"/>
-        </w:rPr>
-      </w:pPr>
-      <w:r>
-        <w:rPr>
-          <w:rFonts w:ascii="Calibri" w:hAnsi="Calibri" w:cs="Calibri"/>
-        </w:rPr>
-        <w:t xml:space="preserve">One of the most significant </w:t>
-      </w:r>
-      <w:r>
-        <w:rPr>
-          <w:rFonts w:ascii="Calibri" w:hAnsi="Calibri" w:cs="Calibri"/>
-        </w:rPr>
-        <w:t xml:space="preserve">specification </w:t>
-      </w:r>
-      <w:r>
-        <w:rPr>
-          <w:rFonts w:ascii="Calibri" w:hAnsi="Calibri" w:cs="Calibri"/>
-        </w:rPr>
-        <w:t>changes</w:t>
-      </w:r>
-      <w:r>
-        <w:rPr>
-          <w:rFonts w:ascii="Calibri" w:hAnsi="Calibri" w:cs="Calibri"/>
-        </w:rPr>
-        <w:t xml:space="preserve"> is the proposed inclusion of AI-driven insights and recommendations, intended to provide users with personalised feedback based on their training sessions and provide future improvements. However, this feature was deferred due to the complexity of implementing a recommendation system that could be sufficiently reliable and accurate enough for the project. Delivering on such a feature would have required the integration of machine learning or robust data model development, both of which were beyond scope for this system. Instead, the final system focuses on rule-based insights and data-driven summaries within the dashboard, allowing users to interpret their own trends without using a potentially unreliable automated recommendation.</w:t>
-      </w:r>
-    </w:p>
-    <w:p>
-      <w:pPr>
-        <w:spacing w:line="360" w:lineRule="auto"/>
-        <w:rPr>
-          <w:rFonts w:ascii="Calibri" w:hAnsi="Calibri" w:cs="Calibri"/>
-        </w:rPr>
-      </w:pPr>
-      <w:r>
-        <w:rPr>
-          <w:rFonts w:ascii="Calibri" w:hAnsi="Calibri" w:cs="Calibri"/>
-        </w:rPr>
-        <w:t>The initial specification also emphasised the use of “engagement in the app through gamification” such as streak tracking and reward-based progression systems. While these were not fully implemented in the final system, elements of gamification were achieved through the addition of leaderboard rankings against community and friends, progress tracking and community interaction. These features provide competitive and social motivation, which align with the original intent of increasing user engagement. The choice to prioritise these features over the more explicit gamification system was based on their strong alignment with the core system and project constraints.</w:t>
-      </w:r>
-    </w:p>
-    <w:p>
-      <w:pPr>
-        <w:spacing w:line="360" w:lineRule="auto"/>
-        <w:rPr>
-          <w:rFonts w:ascii="Calibri" w:hAnsi="Calibri" w:cs="Calibri"/>
-        </w:rPr>
-      </w:pPr>
-      <w:r>
-        <w:rPr>
-          <w:rFonts w:ascii="Calibri" w:hAnsi="Calibri" w:cs="Calibri"/>
-        </w:rPr>
-        <w:t>In contrast, the community aspect of the system was expanded beyond its original sco</w:t>
-      </w:r>
-      <w:r>
-        <w:rPr>
-          <w:rFonts w:ascii="Calibri" w:hAnsi="Calibri" w:cs="Calibri"/>
-        </w:rPr>
-        <w:t>p</w:t>
-      </w:r>
-      <w:r>
-        <w:rPr>
-          <w:rFonts w:ascii="Calibri" w:hAnsi="Calibri" w:cs="Calibri"/>
-        </w:rPr>
-        <w:t xml:space="preserve">e. While the original specification emphasised the basic interaction between users, the final system incorporated a </w:t>
-      </w:r>
-      <w:r>
-        <w:rPr>
-          <w:rFonts w:ascii="Calibri" w:hAnsi="Calibri" w:cs="Calibri"/>
-        </w:rPr>
-        <w:t xml:space="preserve">broader set of </w:t>
-      </w:r>
-      <w:r>
-        <w:rPr>
-          <w:rFonts w:ascii="Calibri" w:hAnsi="Calibri" w:cs="Calibri"/>
-        </w:rPr>
-        <w:t xml:space="preserve">features, including a forum with post interaction mechanisms such as likes, favourites and comments, coupled with the leaderboard this boosts the overall social impact and interaction, which are key factors in user engagement and </w:t>
-      </w:r>
-      <w:r>
-        <w:rPr>
-          <w:rFonts w:ascii="Calibri" w:hAnsi="Calibri" w:cs="Calibri"/>
-        </w:rPr>
-        <w:t>long-term</w:t>
-      </w:r>
-      <w:r>
-        <w:rPr>
-          <w:rFonts w:ascii="Calibri" w:hAnsi="Calibri" w:cs="Calibri"/>
-        </w:rPr>
-        <w:t xml:space="preserve"> retention.</w:t>
-      </w:r>
-    </w:p>
-    <w:p>
-      <w:pPr>
-        <w:spacing w:line="360" w:lineRule="auto"/>
-        <w:rPr>
-          <w:rFonts w:ascii="Calibri" w:hAnsi="Calibri" w:cs="Calibri"/>
-        </w:rPr>
-      </w:pPr>
-      <w:r>
-        <w:rPr>
-          <w:rFonts w:ascii="Calibri" w:hAnsi="Calibri" w:cs="Calibri"/>
-        </w:rPr>
-        <w:lastRenderedPageBreak/>
-        <w:t>Finally, the account management requirement significantly evolved beyond its original proposition. Whilst the intimal specification focused on user profile creation, with basic goal setting, the final system further expanded this functionality into a central component for the application. Users are now able to define their own personal attributes, such as height, weight, activity levels and goal types (cutting. Maintain bulking etc). These attributes are then used to automatically generate nutritional targets using Mi</w:t>
-      </w:r>
-      <w:r>
-        <w:rPr>
-          <w:rFonts w:ascii="Calibri" w:hAnsi="Calibri" w:cs="Calibri"/>
-        </w:rPr>
-        <w:t>ffli</w:t>
-      </w:r>
-      <w:r>
-        <w:rPr>
-          <w:rFonts w:ascii="Calibri" w:hAnsi="Calibri" w:cs="Calibri"/>
-        </w:rPr>
-        <w:t>n-St Jeor Equation for resting metabolic rates. In addition, there is a manual override option to manually change your recommended daily calories and macronutrients, allowing users to customise their targets to their individual preferences. The account system also incorporates privacy controls and social features, allowing users to hide certain sections of their profile including their whole profile entirely, allowing users to send friend requests and add friends to their account allowing users to control their level of interaction with the community. This evolution overall focuses on making the system more user-driven and ensures the account directly influences the analytical outputs and social functionality.</w:t>
-      </w:r>
-    </w:p>
-    <w:p>
-      <w:pPr>
-        <w:pStyle w:val="Heading2"/>
-        <w:spacing w:line="360" w:lineRule="auto"/>
-        <w:rPr>
-          <w:rFonts w:ascii="Calibri" w:hAnsi="Calibri" w:cs="Calibri"/>
-          <w:b/>
-          <w:bCs/>
-        </w:rPr>
-      </w:pPr>
-      <w:bookmarkStart w:id="12" w:name="_Toc227790536"/>
-      <w:r>
-        <w:rPr>
-          <w:rFonts w:ascii="Calibri" w:hAnsi="Calibri" w:cs="Calibri"/>
-          <w:b/>
-          <w:bCs/>
-        </w:rPr>
         <w:t>3.2 Final Product Backlog</w:t>
       </w:r>
       <w:bookmarkEnd w:id="12"/>
@@ -6435,7 +6310,6 @@
                 <w:sz w:val="22"/>
                 <w:szCs w:val="22"/>
               </w:rPr>
-              <w:lastRenderedPageBreak/>
               <w:t>FR4</w:t>
             </w:r>
           </w:p>
@@ -6856,6 +6730,7 @@
                 <w:sz w:val="22"/>
                 <w:szCs w:val="22"/>
               </w:rPr>
+              <w:lastRenderedPageBreak/>
               <w:t>FR8</w:t>
             </w:r>
           </w:p>
@@ -7428,7 +7303,6 @@
         <w:rPr>
           <w:rFonts w:ascii="Calibri" w:hAnsi="Calibri" w:cs="Calibri"/>
         </w:rPr>
-        <w:lastRenderedPageBreak/>
         <w:t>This reflects the final system functionality and demonstrates how the initial high-level requirements were aligned with the implemented solution.</w:t>
       </w:r>
     </w:p>
@@ -7563,6 +7437,7 @@
         <w:rPr>
           <w:rFonts w:ascii="Calibri" w:hAnsi="Calibri" w:cs="Calibri"/>
         </w:rPr>
+        <w:lastRenderedPageBreak/>
         <w:t>The user must be logged into the system</w:t>
       </w:r>
     </w:p>
@@ -7844,7 +7719,6 @@
         <w:rPr>
           <w:rFonts w:ascii="Calibri" w:hAnsi="Calibri" w:cs="Calibri"/>
         </w:rPr>
-        <w:lastRenderedPageBreak/>
         <w:t>If the required fields are missing, intensity, date, session type and duration, then the system will redisplay the form and prompt the user to correct the missing values.</w:t>
       </w:r>
     </w:p>
@@ -8048,6 +7922,7 @@
         <w:rPr>
           <w:rFonts w:ascii="Calibri" w:hAnsi="Calibri" w:cs="Calibri"/>
         </w:rPr>
+        <w:lastRenderedPageBreak/>
         <w:t>The user must be logged into the system</w:t>
       </w:r>
     </w:p>
@@ -8336,7 +8211,6 @@
         <w:rPr>
           <w:rFonts w:ascii="Calibri" w:hAnsi="Calibri" w:cs="Calibri"/>
         </w:rPr>
-        <w:lastRenderedPageBreak/>
         <w:t>If the required fields are</w:t>
       </w:r>
       <w:r>
@@ -8526,6 +8400,7 @@
           <w:b/>
           <w:bCs/>
         </w:rPr>
+        <w:lastRenderedPageBreak/>
         <w:t>3.4 Non-Functional Specification</w:t>
       </w:r>
       <w:bookmarkEnd w:id="14"/>
@@ -8535,6 +8410,249 @@
         <w:spacing w:line="360" w:lineRule="auto"/>
         <w:rPr>
           <w:rFonts w:ascii="Calibri" w:hAnsi="Calibri" w:cs="Calibri"/>
+          <w:b/>
+          <w:bCs/>
+        </w:rPr>
+      </w:pPr>
+      <w:r>
+        <w:rPr>
+          <w:rFonts w:ascii="Calibri" w:hAnsi="Calibri" w:cs="Calibri"/>
+          <w:b/>
+          <w:bCs/>
+        </w:rPr>
+        <w:t>Security:</w:t>
+      </w:r>
+    </w:p>
+    <w:p>
+      <w:pPr>
+        <w:pStyle w:val="ListParagraph"/>
+        <w:numPr>
+          <w:ilvl w:val="0"/>
+          <w:numId w:val="26"/>
+        </w:numPr>
+        <w:spacing w:line="360" w:lineRule="auto"/>
+        <w:rPr>
+          <w:rFonts w:ascii="Calibri" w:hAnsi="Calibri" w:cs="Calibri"/>
+        </w:rPr>
+      </w:pPr>
+      <w:r>
+        <w:rPr>
+          <w:rFonts w:ascii="Calibri" w:hAnsi="Calibri" w:cs="Calibri"/>
+        </w:rPr>
+        <w:t xml:space="preserve">All user passwords should be securely stored using industry standard-standard algorithms such as </w:t>
+      </w:r>
+      <w:proofErr w:type="spellStart"/>
+      <w:r>
+        <w:rPr>
+          <w:rFonts w:ascii="Calibri" w:hAnsi="Calibri" w:cs="Calibri"/>
+        </w:rPr>
+        <w:t>BCrypt</w:t>
+      </w:r>
+      <w:proofErr w:type="spellEnd"/>
+      <w:r>
+        <w:rPr>
+          <w:rFonts w:ascii="Calibri" w:hAnsi="Calibri" w:cs="Calibri"/>
+        </w:rPr>
+        <w:t>.</w:t>
+      </w:r>
+    </w:p>
+    <w:p>
+      <w:pPr>
+        <w:pStyle w:val="ListParagraph"/>
+        <w:numPr>
+          <w:ilvl w:val="0"/>
+          <w:numId w:val="26"/>
+        </w:numPr>
+        <w:spacing w:line="360" w:lineRule="auto"/>
+        <w:rPr>
+          <w:rFonts w:ascii="Calibri" w:hAnsi="Calibri" w:cs="Calibri"/>
+        </w:rPr>
+      </w:pPr>
+      <w:r>
+        <w:rPr>
+          <w:rFonts w:ascii="Calibri" w:hAnsi="Calibri" w:cs="Calibri"/>
+        </w:rPr>
+        <w:t>All communication between the client and server should be transmitted over HTTPS.</w:t>
+      </w:r>
+    </w:p>
+    <w:p>
+      <w:pPr>
+        <w:pStyle w:val="ListParagraph"/>
+        <w:numPr>
+          <w:ilvl w:val="0"/>
+          <w:numId w:val="26"/>
+        </w:numPr>
+        <w:spacing w:line="360" w:lineRule="auto"/>
+        <w:rPr>
+          <w:rFonts w:ascii="Calibri" w:hAnsi="Calibri" w:cs="Calibri"/>
+        </w:rPr>
+      </w:pPr>
+      <w:r>
+        <w:rPr>
+          <w:rFonts w:ascii="Calibri" w:hAnsi="Calibri" w:cs="Calibri"/>
+        </w:rPr>
+        <w:t>User Authentication must be required to access any protected routes within the system.</w:t>
+      </w:r>
+    </w:p>
+    <w:p>
+      <w:pPr>
+        <w:pStyle w:val="ListParagraph"/>
+        <w:numPr>
+          <w:ilvl w:val="0"/>
+          <w:numId w:val="26"/>
+        </w:numPr>
+        <w:spacing w:line="360" w:lineRule="auto"/>
+        <w:rPr>
+          <w:rFonts w:ascii="Calibri" w:hAnsi="Calibri" w:cs="Calibri"/>
+        </w:rPr>
+      </w:pPr>
+      <w:r>
+        <w:rPr>
+          <w:rFonts w:ascii="Calibri" w:hAnsi="Calibri" w:cs="Calibri"/>
+        </w:rPr>
+        <w:t>Users should only be able to modify and delete data that they own.</w:t>
+      </w:r>
+    </w:p>
+    <w:p>
+      <w:pPr>
+        <w:pStyle w:val="ListParagraph"/>
+        <w:numPr>
+          <w:ilvl w:val="0"/>
+          <w:numId w:val="26"/>
+        </w:numPr>
+        <w:spacing w:line="360" w:lineRule="auto"/>
+        <w:rPr>
+          <w:rFonts w:ascii="Calibri" w:hAnsi="Calibri" w:cs="Calibri"/>
+        </w:rPr>
+      </w:pPr>
+      <w:r>
+        <w:rPr>
+          <w:rFonts w:ascii="Calibri" w:hAnsi="Calibri" w:cs="Calibri"/>
+        </w:rPr>
+        <w:t>Input validation should be performed on all forms to prevent invalid or malicious data entry such as SQL Injections.</w:t>
+      </w:r>
+    </w:p>
+    <w:p>
+      <w:pPr>
+        <w:spacing w:line="360" w:lineRule="auto"/>
+        <w:rPr>
+          <w:rFonts w:ascii="Calibri" w:hAnsi="Calibri" w:cs="Calibri"/>
+          <w:b/>
+          <w:bCs/>
+        </w:rPr>
+      </w:pPr>
+      <w:r>
+        <w:rPr>
+          <w:rFonts w:ascii="Calibri" w:hAnsi="Calibri" w:cs="Calibri"/>
+          <w:b/>
+          <w:bCs/>
+        </w:rPr>
+        <w:t>Performance and Scalability:</w:t>
+      </w:r>
+    </w:p>
+    <w:p>
+      <w:pPr>
+        <w:pStyle w:val="ListParagraph"/>
+        <w:numPr>
+          <w:ilvl w:val="0"/>
+          <w:numId w:val="26"/>
+        </w:numPr>
+        <w:spacing w:line="360" w:lineRule="auto"/>
+        <w:rPr>
+          <w:rFonts w:ascii="Calibri" w:hAnsi="Calibri" w:cs="Calibri"/>
+        </w:rPr>
+      </w:pPr>
+    </w:p>
+    <w:p>
+      <w:pPr>
+        <w:spacing w:line="360" w:lineRule="auto"/>
+        <w:rPr>
+          <w:rFonts w:ascii="Calibri" w:hAnsi="Calibri" w:cs="Calibri"/>
+          <w:b/>
+          <w:bCs/>
+        </w:rPr>
+      </w:pPr>
+      <w:r>
+        <w:rPr>
+          <w:rFonts w:ascii="Calibri" w:hAnsi="Calibri" w:cs="Calibri"/>
+          <w:b/>
+          <w:bCs/>
+        </w:rPr>
+        <w:t>Reliability and Availability:</w:t>
+      </w:r>
+    </w:p>
+    <w:p>
+      <w:pPr>
+        <w:pStyle w:val="ListParagraph"/>
+        <w:numPr>
+          <w:ilvl w:val="0"/>
+          <w:numId w:val="26"/>
+        </w:numPr>
+        <w:spacing w:line="360" w:lineRule="auto"/>
+        <w:rPr>
+          <w:rFonts w:ascii="Calibri" w:hAnsi="Calibri" w:cs="Calibri"/>
+        </w:rPr>
+      </w:pPr>
+    </w:p>
+    <w:p>
+      <w:pPr>
+        <w:spacing w:line="360" w:lineRule="auto"/>
+        <w:rPr>
+          <w:rFonts w:ascii="Calibri" w:hAnsi="Calibri" w:cs="Calibri"/>
+          <w:b/>
+          <w:bCs/>
+        </w:rPr>
+      </w:pPr>
+      <w:r>
+        <w:rPr>
+          <w:rFonts w:ascii="Calibri" w:hAnsi="Calibri" w:cs="Calibri"/>
+          <w:b/>
+          <w:bCs/>
+        </w:rPr>
+        <w:t>Usability and Accessibility:</w:t>
+      </w:r>
+    </w:p>
+    <w:p>
+      <w:pPr>
+        <w:pStyle w:val="ListParagraph"/>
+        <w:numPr>
+          <w:ilvl w:val="0"/>
+          <w:numId w:val="26"/>
+        </w:numPr>
+        <w:spacing w:line="360" w:lineRule="auto"/>
+        <w:rPr>
+          <w:rFonts w:ascii="Calibri" w:hAnsi="Calibri" w:cs="Calibri"/>
+        </w:rPr>
+      </w:pPr>
+    </w:p>
+    <w:p>
+      <w:pPr>
+        <w:spacing w:line="360" w:lineRule="auto"/>
+        <w:rPr>
+          <w:rFonts w:ascii="Calibri" w:hAnsi="Calibri" w:cs="Calibri"/>
+          <w:b/>
+          <w:bCs/>
+        </w:rPr>
+      </w:pPr>
+      <w:r>
+        <w:rPr>
+          <w:rFonts w:ascii="Calibri" w:hAnsi="Calibri" w:cs="Calibri"/>
+          <w:b/>
+          <w:bCs/>
+        </w:rPr>
+        <w:t>Maintainability and sustainability:</w:t>
+      </w:r>
+    </w:p>
+    <w:p>
+      <w:pPr>
+        <w:pStyle w:val="ListParagraph"/>
+        <w:numPr>
+          <w:ilvl w:val="0"/>
+          <w:numId w:val="26"/>
+        </w:numPr>
+        <w:spacing w:line="360" w:lineRule="auto"/>
+        <w:rPr>
+          <w:rFonts w:ascii="Calibri" w:hAnsi="Calibri" w:cs="Calibri"/>
         </w:rPr>
       </w:pPr>
     </w:p>
@@ -8676,6 +8794,7 @@
         <w:rPr>
           <w:rFonts w:ascii="Calibri" w:hAnsi="Calibri" w:cs="Calibri"/>
         </w:rPr>
+        <w:lastRenderedPageBreak/>
         <w:t>or a schema definition and provide a justification for your choice of data store (e.g. Relational vs</w:t>
       </w:r>
     </w:p>
@@ -8718,191 +8837,212 @@
         <w:rPr>
           <w:rFonts w:ascii="Calibri" w:hAnsi="Calibri" w:cs="Calibri"/>
         </w:rPr>
+        <w:t>of the system. This could include Class diagrams to show the static structure and the relationships</w:t>
+      </w:r>
+    </w:p>
+    <w:p>
+      <w:pPr>
+        <w:spacing w:line="360" w:lineRule="auto"/>
+        <w:rPr>
+          <w:rFonts w:ascii="Calibri" w:hAnsi="Calibri" w:cs="Calibri"/>
+        </w:rPr>
+      </w:pPr>
+      <w:r>
+        <w:rPr>
+          <w:rFonts w:ascii="Calibri" w:hAnsi="Calibri" w:cs="Calibri"/>
+        </w:rPr>
+        <w:t>between key objects/modules or Sequence diagrams to visualise the logic of your core/complex</w:t>
+      </w:r>
+    </w:p>
+    <w:p>
+      <w:pPr>
+        <w:spacing w:line="360" w:lineRule="auto"/>
+        <w:rPr>
+          <w:rFonts w:ascii="Calibri" w:hAnsi="Calibri" w:cs="Calibri"/>
+        </w:rPr>
+      </w:pPr>
+      <w:r>
+        <w:rPr>
+          <w:rFonts w:ascii="Calibri" w:hAnsi="Calibri" w:cs="Calibri"/>
+        </w:rPr>
+        <w:t>features.</w:t>
+      </w:r>
+    </w:p>
+    <w:p>
+      <w:pPr>
+        <w:spacing w:line="360" w:lineRule="auto"/>
+        <w:rPr>
+          <w:rFonts w:ascii="Calibri" w:hAnsi="Calibri" w:cs="Calibri"/>
+        </w:rPr>
+      </w:pPr>
+      <w:r>
+        <w:rPr>
+          <w:rFonts w:ascii="Calibri" w:hAnsi="Calibri" w:cs="Calibri"/>
+        </w:rPr>
+        <w:t>• User Interface (UI) Design: Provide a concise overview of the interface design. The focus should</w:t>
+      </w:r>
+    </w:p>
+    <w:p>
+      <w:pPr>
+        <w:spacing w:line="360" w:lineRule="auto"/>
+        <w:rPr>
+          <w:rFonts w:ascii="Calibri" w:hAnsi="Calibri" w:cs="Calibri"/>
+        </w:rPr>
+      </w:pPr>
+      <w:r>
+        <w:rPr>
+          <w:rFonts w:ascii="Calibri" w:hAnsi="Calibri" w:cs="Calibri"/>
+        </w:rPr>
+        <w:t>be on the UX (User Experience) logic rather than just aesthetic choices. Decisions should be</w:t>
+      </w:r>
+    </w:p>
+    <w:p>
+      <w:pPr>
+        <w:spacing w:line="360" w:lineRule="auto"/>
+        <w:rPr>
+          <w:rFonts w:ascii="Calibri" w:hAnsi="Calibri" w:cs="Calibri"/>
+        </w:rPr>
+      </w:pPr>
+      <w:r>
+        <w:rPr>
+          <w:rFonts w:ascii="Calibri" w:hAnsi="Calibri" w:cs="Calibri"/>
+        </w:rPr>
+        <w:t>justified in the context of the requirements defined in Chapter 3. Where considered relevant and</w:t>
+      </w:r>
+    </w:p>
+    <w:p>
+      <w:pPr>
+        <w:spacing w:line="360" w:lineRule="auto"/>
+        <w:rPr>
+          <w:rFonts w:ascii="Calibri" w:hAnsi="Calibri" w:cs="Calibri"/>
+        </w:rPr>
+      </w:pPr>
+      <w:r>
+        <w:rPr>
+          <w:rFonts w:ascii="Calibri" w:hAnsi="Calibri" w:cs="Calibri"/>
+        </w:rPr>
+        <w:t>appropriate this can include a navigation map/user flow diagram, a design rationale regarding</w:t>
+      </w:r>
+    </w:p>
+    <w:p>
+      <w:pPr>
+        <w:spacing w:line="360" w:lineRule="auto"/>
+        <w:rPr>
+          <w:rFonts w:ascii="Calibri" w:hAnsi="Calibri" w:cs="Calibri"/>
+        </w:rPr>
+      </w:pPr>
+      <w:r>
+        <w:rPr>
+          <w:rFonts w:ascii="Calibri" w:hAnsi="Calibri" w:cs="Calibri"/>
+        </w:rPr>
+        <w:t>usability and accessibility, and wireframes/screenshots of the core screens and any significant</w:t>
+      </w:r>
+    </w:p>
+    <w:p>
+      <w:pPr>
+        <w:spacing w:line="360" w:lineRule="auto"/>
+        <w:rPr>
+          <w:rFonts w:ascii="Calibri" w:hAnsi="Calibri" w:cs="Calibri"/>
+        </w:rPr>
+      </w:pPr>
+      <w:r>
+        <w:rPr>
+          <w:rFonts w:ascii="Calibri" w:hAnsi="Calibri" w:cs="Calibri"/>
+        </w:rPr>
+        <w:t>features therein.</w:t>
+      </w:r>
+    </w:p>
+    <w:p>
+      <w:pPr>
+        <w:spacing w:line="360" w:lineRule="auto"/>
+        <w:rPr>
+          <w:rFonts w:ascii="Calibri" w:hAnsi="Calibri" w:cs="Calibri"/>
+        </w:rPr>
+      </w:pPr>
+      <w:r>
+        <w:rPr>
+          <w:rFonts w:ascii="Calibri" w:hAnsi="Calibri" w:cs="Calibri"/>
+        </w:rPr>
+        <w:t>• Technical Justification: Briefly justify your choice of technologies (e.g. why a specific programming</w:t>
+      </w:r>
+    </w:p>
+    <w:p>
+      <w:pPr>
+        <w:spacing w:line="360" w:lineRule="auto"/>
+        <w:rPr>
+          <w:rFonts w:ascii="Calibri" w:hAnsi="Calibri" w:cs="Calibri"/>
+        </w:rPr>
+      </w:pPr>
+      <w:r>
+        <w:rPr>
+          <w:rFonts w:ascii="Calibri" w:hAnsi="Calibri" w:cs="Calibri"/>
+        </w:rPr>
+        <w:t>language, framework, or library was chosen over alternatives). This should be linked back to your</w:t>
+      </w:r>
+    </w:p>
+    <w:p>
+      <w:pPr>
+        <w:spacing w:line="360" w:lineRule="auto"/>
+        <w:rPr>
+          <w:rFonts w:ascii="Calibri" w:hAnsi="Calibri" w:cs="Calibri"/>
+        </w:rPr>
+      </w:pPr>
+      <w:r>
+        <w:rPr>
+          <w:rFonts w:ascii="Calibri" w:hAnsi="Calibri" w:cs="Calibri"/>
+        </w:rPr>
+        <w:t>Non-Functional requirements.</w:t>
+      </w:r>
+    </w:p>
+    <w:p>
+      <w:pPr>
+        <w:spacing w:line="360" w:lineRule="auto"/>
+        <w:rPr>
+          <w:rFonts w:ascii="Calibri" w:hAnsi="Calibri" w:cs="Calibri"/>
+        </w:rPr>
+      </w:pPr>
+      <w:r>
+        <w:rPr>
+          <w:rFonts w:ascii="Calibri" w:hAnsi="Calibri" w:cs="Calibri"/>
+        </w:rPr>
+        <w:t>Note: If space is limited, try to ensure that the most critical diagrams are in the main text to support</w:t>
+      </w:r>
+    </w:p>
+    <w:p>
+      <w:pPr>
+        <w:spacing w:line="360" w:lineRule="auto"/>
+        <w:rPr>
+          <w:rFonts w:ascii="Calibri" w:hAnsi="Calibri" w:cs="Calibri"/>
+        </w:rPr>
+      </w:pPr>
+      <w:r>
+        <w:rPr>
+          <w:rFonts w:ascii="Calibri" w:hAnsi="Calibri" w:cs="Calibri"/>
+        </w:rPr>
+        <w:t>your narrative and use the Appendix for others if you wish to provide more exhaustive detail.</w:t>
+      </w:r>
+    </w:p>
+    <w:p>
+      <w:pPr>
+        <w:pStyle w:val="Heading2"/>
+        <w:spacing w:line="360" w:lineRule="auto"/>
+        <w:rPr>
+          <w:rFonts w:ascii="Calibri" w:hAnsi="Calibri" w:cs="Calibri"/>
+          <w:b/>
+          <w:bCs/>
+        </w:rPr>
+      </w:pPr>
+      <w:bookmarkStart w:id="16" w:name="_Toc227790540"/>
+      <w:r>
+        <w:rPr>
+          <w:rFonts w:ascii="Calibri" w:hAnsi="Calibri" w:cs="Calibri"/>
+          <w:b/>
+          <w:bCs/>
+        </w:rPr>
         <w:lastRenderedPageBreak/>
-        <w:t>of the system. This could include Class diagrams to show the static structure and the relationships</w:t>
-      </w:r>
-    </w:p>
-    <w:p>
-      <w:pPr>
-        <w:spacing w:line="360" w:lineRule="auto"/>
-        <w:rPr>
-          <w:rFonts w:ascii="Calibri" w:hAnsi="Calibri" w:cs="Calibri"/>
-        </w:rPr>
-      </w:pPr>
-      <w:r>
-        <w:rPr>
-          <w:rFonts w:ascii="Calibri" w:hAnsi="Calibri" w:cs="Calibri"/>
-        </w:rPr>
-        <w:t>between key objects/modules or Sequence diagrams to visualise the logic of your core/complex</w:t>
-      </w:r>
-    </w:p>
-    <w:p>
-      <w:pPr>
-        <w:spacing w:line="360" w:lineRule="auto"/>
-        <w:rPr>
-          <w:rFonts w:ascii="Calibri" w:hAnsi="Calibri" w:cs="Calibri"/>
-        </w:rPr>
-      </w:pPr>
-      <w:r>
-        <w:rPr>
-          <w:rFonts w:ascii="Calibri" w:hAnsi="Calibri" w:cs="Calibri"/>
-        </w:rPr>
-        <w:t>features.</w:t>
-      </w:r>
-    </w:p>
-    <w:p>
-      <w:pPr>
-        <w:spacing w:line="360" w:lineRule="auto"/>
-        <w:rPr>
-          <w:rFonts w:ascii="Calibri" w:hAnsi="Calibri" w:cs="Calibri"/>
-        </w:rPr>
-      </w:pPr>
-      <w:r>
-        <w:rPr>
-          <w:rFonts w:ascii="Calibri" w:hAnsi="Calibri" w:cs="Calibri"/>
-        </w:rPr>
-        <w:t>• User Interface (UI) Design: Provide a concise overview of the interface design. The focus should</w:t>
-      </w:r>
-    </w:p>
-    <w:p>
-      <w:pPr>
-        <w:spacing w:line="360" w:lineRule="auto"/>
-        <w:rPr>
-          <w:rFonts w:ascii="Calibri" w:hAnsi="Calibri" w:cs="Calibri"/>
-        </w:rPr>
-      </w:pPr>
-      <w:r>
-        <w:rPr>
-          <w:rFonts w:ascii="Calibri" w:hAnsi="Calibri" w:cs="Calibri"/>
-        </w:rPr>
-        <w:t>be on the UX (User Experience) logic rather than just aesthetic choices. Decisions should be</w:t>
-      </w:r>
-    </w:p>
-    <w:p>
-      <w:pPr>
-        <w:spacing w:line="360" w:lineRule="auto"/>
-        <w:rPr>
-          <w:rFonts w:ascii="Calibri" w:hAnsi="Calibri" w:cs="Calibri"/>
-        </w:rPr>
-      </w:pPr>
-      <w:r>
-        <w:rPr>
-          <w:rFonts w:ascii="Calibri" w:hAnsi="Calibri" w:cs="Calibri"/>
-        </w:rPr>
-        <w:t>justified in the context of the requirements defined in Chapter 3. Where considered relevant and</w:t>
-      </w:r>
-    </w:p>
-    <w:p>
-      <w:pPr>
-        <w:spacing w:line="360" w:lineRule="auto"/>
-        <w:rPr>
-          <w:rFonts w:ascii="Calibri" w:hAnsi="Calibri" w:cs="Calibri"/>
-        </w:rPr>
-      </w:pPr>
-      <w:r>
-        <w:rPr>
-          <w:rFonts w:ascii="Calibri" w:hAnsi="Calibri" w:cs="Calibri"/>
-        </w:rPr>
-        <w:t>appropriate this can include a navigation map/user flow diagram, a design rationale regarding</w:t>
-      </w:r>
-    </w:p>
-    <w:p>
-      <w:pPr>
-        <w:spacing w:line="360" w:lineRule="auto"/>
-        <w:rPr>
-          <w:rFonts w:ascii="Calibri" w:hAnsi="Calibri" w:cs="Calibri"/>
-        </w:rPr>
-      </w:pPr>
-      <w:r>
-        <w:rPr>
-          <w:rFonts w:ascii="Calibri" w:hAnsi="Calibri" w:cs="Calibri"/>
-        </w:rPr>
-        <w:t>usability and accessibility, and wireframes/screenshots of the core screens and any significant</w:t>
-      </w:r>
-    </w:p>
-    <w:p>
-      <w:pPr>
-        <w:spacing w:line="360" w:lineRule="auto"/>
-        <w:rPr>
-          <w:rFonts w:ascii="Calibri" w:hAnsi="Calibri" w:cs="Calibri"/>
-        </w:rPr>
-      </w:pPr>
-      <w:r>
-        <w:rPr>
-          <w:rFonts w:ascii="Calibri" w:hAnsi="Calibri" w:cs="Calibri"/>
-        </w:rPr>
-        <w:t>features therein.</w:t>
-      </w:r>
-    </w:p>
-    <w:p>
-      <w:pPr>
-        <w:spacing w:line="360" w:lineRule="auto"/>
-        <w:rPr>
-          <w:rFonts w:ascii="Calibri" w:hAnsi="Calibri" w:cs="Calibri"/>
-        </w:rPr>
-      </w:pPr>
-      <w:r>
-        <w:rPr>
-          <w:rFonts w:ascii="Calibri" w:hAnsi="Calibri" w:cs="Calibri"/>
-        </w:rPr>
-        <w:t>• Technical Justification: Briefly justify your choice of technologies (e.g. why a specific programming</w:t>
-      </w:r>
-    </w:p>
-    <w:p>
-      <w:pPr>
-        <w:spacing w:line="360" w:lineRule="auto"/>
-        <w:rPr>
-          <w:rFonts w:ascii="Calibri" w:hAnsi="Calibri" w:cs="Calibri"/>
-        </w:rPr>
-      </w:pPr>
-      <w:r>
-        <w:rPr>
-          <w:rFonts w:ascii="Calibri" w:hAnsi="Calibri" w:cs="Calibri"/>
-        </w:rPr>
-        <w:t>language, framework, or library was chosen over alternatives). This should be linked back to your</w:t>
-      </w:r>
-    </w:p>
-    <w:p>
-      <w:pPr>
-        <w:spacing w:line="360" w:lineRule="auto"/>
-        <w:rPr>
-          <w:rFonts w:ascii="Calibri" w:hAnsi="Calibri" w:cs="Calibri"/>
-        </w:rPr>
-      </w:pPr>
-      <w:r>
-        <w:rPr>
-          <w:rFonts w:ascii="Calibri" w:hAnsi="Calibri" w:cs="Calibri"/>
-        </w:rPr>
-        <w:t>Non-Functional requirements.</w:t>
-      </w:r>
-    </w:p>
-    <w:p>
-      <w:pPr>
-        <w:spacing w:line="360" w:lineRule="auto"/>
-        <w:rPr>
-          <w:rFonts w:ascii="Calibri" w:hAnsi="Calibri" w:cs="Calibri"/>
-        </w:rPr>
-      </w:pPr>
-      <w:r>
-        <w:rPr>
-          <w:rFonts w:ascii="Calibri" w:hAnsi="Calibri" w:cs="Calibri"/>
-        </w:rPr>
-        <w:t>Note: If space is limited, try to ensure that the most critical diagrams are in the main text to support</w:t>
-      </w:r>
-    </w:p>
-    <w:p>
-      <w:pPr>
-        <w:spacing w:line="360" w:lineRule="auto"/>
-        <w:rPr>
-          <w:rFonts w:ascii="Calibri" w:hAnsi="Calibri" w:cs="Calibri"/>
-        </w:rPr>
-      </w:pPr>
-      <w:r>
-        <w:rPr>
-          <w:rFonts w:ascii="Calibri" w:hAnsi="Calibri" w:cs="Calibri"/>
-        </w:rPr>
-        <w:t>your narrative and use the Appendix for others if you wish to provide more exhaustive detail.</w:t>
-      </w:r>
+        <w:t>4.1 System Architecture</w:t>
+      </w:r>
+      <w:bookmarkEnd w:id="16"/>
     </w:p>
     <w:p>
       <w:pPr>
@@ -8914,16 +9054,16 @@
           <w:bCs/>
         </w:rPr>
       </w:pPr>
-      <w:bookmarkStart w:id="16" w:name="_Toc227790540"/>
-      <w:r>
-        <w:rPr>
-          <w:rFonts w:ascii="Calibri" w:hAnsi="Calibri" w:cs="Calibri"/>
-          <w:b/>
-          <w:bCs/>
-        </w:rPr>
-        <w:t>4.1 System Architecture</w:t>
-      </w:r>
-      <w:bookmarkEnd w:id="16"/>
+      <w:bookmarkStart w:id="17" w:name="_Toc227790541"/>
+      <w:r>
+        <w:rPr>
+          <w:rFonts w:ascii="Calibri" w:hAnsi="Calibri" w:cs="Calibri"/>
+          <w:b/>
+          <w:bCs/>
+        </w:rPr>
+        <w:t>4.2 Database Design</w:t>
+      </w:r>
+      <w:bookmarkEnd w:id="17"/>
     </w:p>
     <w:p>
       <w:pPr>
@@ -8935,16 +9075,16 @@
           <w:bCs/>
         </w:rPr>
       </w:pPr>
-      <w:bookmarkStart w:id="17" w:name="_Toc227790541"/>
-      <w:r>
-        <w:rPr>
-          <w:rFonts w:ascii="Calibri" w:hAnsi="Calibri" w:cs="Calibri"/>
-          <w:b/>
-          <w:bCs/>
-        </w:rPr>
-        <w:t>4.2 Database Design</w:t>
-      </w:r>
-      <w:bookmarkEnd w:id="17"/>
+      <w:bookmarkStart w:id="18" w:name="_Toc227790542"/>
+      <w:r>
+        <w:rPr>
+          <w:rFonts w:ascii="Calibri" w:hAnsi="Calibri" w:cs="Calibri"/>
+          <w:b/>
+          <w:bCs/>
+        </w:rPr>
+        <w:t>4.3 Detailed Design (UML)</w:t>
+      </w:r>
+      <w:bookmarkEnd w:id="18"/>
     </w:p>
     <w:p>
       <w:pPr>
@@ -8956,16 +9096,16 @@
           <w:bCs/>
         </w:rPr>
       </w:pPr>
-      <w:bookmarkStart w:id="18" w:name="_Toc227790542"/>
-      <w:r>
-        <w:rPr>
-          <w:rFonts w:ascii="Calibri" w:hAnsi="Calibri" w:cs="Calibri"/>
-          <w:b/>
-          <w:bCs/>
-        </w:rPr>
-        <w:t>4.3 Detailed Design (UML)</w:t>
-      </w:r>
-      <w:bookmarkEnd w:id="18"/>
+      <w:bookmarkStart w:id="19" w:name="_Toc227790543"/>
+      <w:r>
+        <w:rPr>
+          <w:rFonts w:ascii="Calibri" w:hAnsi="Calibri" w:cs="Calibri"/>
+          <w:b/>
+          <w:bCs/>
+        </w:rPr>
+        <w:t>4.4 User Interface (UI) Design</w:t>
+      </w:r>
+      <w:bookmarkEnd w:id="19"/>
     </w:p>
     <w:p>
       <w:pPr>
@@ -8977,16 +9117,368 @@
           <w:bCs/>
         </w:rPr>
       </w:pPr>
-      <w:bookmarkStart w:id="19" w:name="_Toc227790543"/>
-      <w:r>
-        <w:rPr>
-          <w:rFonts w:ascii="Calibri" w:hAnsi="Calibri" w:cs="Calibri"/>
-          <w:b/>
-          <w:bCs/>
-        </w:rPr>
-        <w:t>4.4 User Interface (UI) Design</w:t>
-      </w:r>
-      <w:bookmarkEnd w:id="19"/>
+      <w:bookmarkStart w:id="20" w:name="_Toc227790544"/>
+      <w:r>
+        <w:rPr>
+          <w:rFonts w:ascii="Calibri" w:hAnsi="Calibri" w:cs="Calibri"/>
+          <w:b/>
+          <w:bCs/>
+        </w:rPr>
+        <w:t>4.5 Technical Justification</w:t>
+      </w:r>
+      <w:bookmarkEnd w:id="20"/>
+    </w:p>
+    <w:p>
+      <w:pPr>
+        <w:pStyle w:val="Heading1"/>
+        <w:spacing w:line="360" w:lineRule="auto"/>
+        <w:rPr>
+          <w:rFonts w:ascii="Calibri" w:hAnsi="Calibri" w:cs="Calibri"/>
+          <w:b/>
+          <w:bCs/>
+        </w:rPr>
+      </w:pPr>
+      <w:bookmarkStart w:id="21" w:name="_Toc227790545"/>
+      <w:r>
+        <w:rPr>
+          <w:rFonts w:ascii="Calibri" w:hAnsi="Calibri" w:cs="Calibri"/>
+          <w:b/>
+          <w:bCs/>
+        </w:rPr>
+        <w:t>Chapter 5 Implementation and Technical Realisation (15%)</w:t>
+      </w:r>
+      <w:bookmarkEnd w:id="21"/>
+    </w:p>
+    <w:p>
+      <w:pPr>
+        <w:spacing w:line="360" w:lineRule="auto"/>
+        <w:rPr>
+          <w:rFonts w:ascii="Calibri" w:hAnsi="Calibri" w:cs="Calibri"/>
+        </w:rPr>
+      </w:pPr>
+      <w:proofErr w:type="gramStart"/>
+      <w:r>
+        <w:rPr>
+          <w:rFonts w:ascii="Calibri" w:hAnsi="Calibri" w:cs="Calibri"/>
+        </w:rPr>
+        <w:t>Main Focus</w:t>
+      </w:r>
+      <w:proofErr w:type="gramEnd"/>
+      <w:r>
+        <w:rPr>
+          <w:rFonts w:ascii="Calibri" w:hAnsi="Calibri" w:cs="Calibri"/>
+        </w:rPr>
+        <w:t>: To describe the development process and highlight the significant technical challenges</w:t>
+      </w:r>
+    </w:p>
+    <w:p>
+      <w:pPr>
+        <w:spacing w:line="360" w:lineRule="auto"/>
+        <w:rPr>
+          <w:rFonts w:ascii="Calibri" w:hAnsi="Calibri" w:cs="Calibri"/>
+        </w:rPr>
+      </w:pPr>
+      <w:r>
+        <w:rPr>
+          <w:rFonts w:ascii="Calibri" w:hAnsi="Calibri" w:cs="Calibri"/>
+        </w:rPr>
+        <w:t>encountered.</w:t>
+      </w:r>
+    </w:p>
+    <w:p>
+      <w:pPr>
+        <w:spacing w:line="360" w:lineRule="auto"/>
+        <w:rPr>
+          <w:rFonts w:ascii="Calibri" w:hAnsi="Calibri" w:cs="Calibri"/>
+        </w:rPr>
+      </w:pPr>
+      <w:r>
+        <w:rPr>
+          <w:rFonts w:ascii="Calibri" w:hAnsi="Calibri" w:cs="Calibri"/>
+        </w:rPr>
+        <w:t>• Implementation Strategy: Provide a brief overview of your development environment and the</w:t>
+      </w:r>
+    </w:p>
+    <w:p>
+      <w:pPr>
+        <w:spacing w:line="360" w:lineRule="auto"/>
+        <w:rPr>
+          <w:rFonts w:ascii="Calibri" w:hAnsi="Calibri" w:cs="Calibri"/>
+        </w:rPr>
+      </w:pPr>
+      <w:r>
+        <w:rPr>
+          <w:rFonts w:ascii="Calibri" w:hAnsi="Calibri" w:cs="Calibri"/>
+        </w:rPr>
+        <w:t>strategy used to build the system. This should include (but not be restricted to) things such as the</w:t>
+      </w:r>
+    </w:p>
+    <w:p>
+      <w:pPr>
+        <w:spacing w:line="360" w:lineRule="auto"/>
+        <w:rPr>
+          <w:rFonts w:ascii="Calibri" w:hAnsi="Calibri" w:cs="Calibri"/>
+        </w:rPr>
+      </w:pPr>
+      <w:r>
+        <w:rPr>
+          <w:rFonts w:ascii="Calibri" w:hAnsi="Calibri" w:cs="Calibri"/>
+        </w:rPr>
+        <w:t>development environment (IDE, version control, etc.), your approach to modularisation (how you</w:t>
+      </w:r>
+    </w:p>
+    <w:p>
+      <w:pPr>
+        <w:spacing w:line="360" w:lineRule="auto"/>
+        <w:rPr>
+          <w:rFonts w:ascii="Calibri" w:hAnsi="Calibri" w:cs="Calibri"/>
+        </w:rPr>
+      </w:pPr>
+      <w:r>
+        <w:rPr>
+          <w:rFonts w:ascii="Calibri" w:hAnsi="Calibri" w:cs="Calibri"/>
+        </w:rPr>
+        <w:t>broke the system down into manageable parts), any use of Design Patterns (e.g., Singleton,</w:t>
+      </w:r>
+    </w:p>
+    <w:p>
+      <w:pPr>
+        <w:spacing w:line="360" w:lineRule="auto"/>
+        <w:rPr>
+          <w:rFonts w:ascii="Calibri" w:hAnsi="Calibri" w:cs="Calibri"/>
+        </w:rPr>
+      </w:pPr>
+      <w:r>
+        <w:rPr>
+          <w:rFonts w:ascii="Calibri" w:hAnsi="Calibri" w:cs="Calibri"/>
+        </w:rPr>
+        <w:t>Factory, Observer) that were implemented to ensure code quality and maintainability.</w:t>
+      </w:r>
+    </w:p>
+    <w:p>
+      <w:pPr>
+        <w:spacing w:line="360" w:lineRule="auto"/>
+        <w:rPr>
+          <w:rFonts w:ascii="Calibri" w:hAnsi="Calibri" w:cs="Calibri"/>
+        </w:rPr>
+      </w:pPr>
+      <w:r>
+        <w:rPr>
+          <w:rFonts w:ascii="Calibri" w:hAnsi="Calibri" w:cs="Calibri"/>
+        </w:rPr>
+        <w:t>• Core Feature Implementation: Choose your most critical or complex features (e.g. 2 or 3) and for</w:t>
+      </w:r>
+    </w:p>
+    <w:p>
+      <w:pPr>
+        <w:spacing w:line="360" w:lineRule="auto"/>
+        <w:rPr>
+          <w:rFonts w:ascii="Calibri" w:hAnsi="Calibri" w:cs="Calibri"/>
+        </w:rPr>
+      </w:pPr>
+      <w:r>
+        <w:rPr>
+          <w:rFonts w:ascii="Calibri" w:hAnsi="Calibri" w:cs="Calibri"/>
+        </w:rPr>
+        <w:t>each, explain how you translated the Design (from Chapter 4) into working code. Include concise,</w:t>
+      </w:r>
+    </w:p>
+    <w:p>
+      <w:pPr>
+        <w:spacing w:line="360" w:lineRule="auto"/>
+        <w:rPr>
+          <w:rFonts w:ascii="Calibri" w:hAnsi="Calibri" w:cs="Calibri"/>
+        </w:rPr>
+      </w:pPr>
+      <w:r>
+        <w:rPr>
+          <w:rFonts w:ascii="Calibri" w:hAnsi="Calibri" w:cs="Calibri"/>
+        </w:rPr>
+        <w:t>well-commented code snippets (~20–30 lines max) that demonstrate your implementation of the</w:t>
+      </w:r>
+    </w:p>
+    <w:p>
+      <w:pPr>
+        <w:spacing w:line="360" w:lineRule="auto"/>
+        <w:rPr>
+          <w:rFonts w:ascii="Calibri" w:hAnsi="Calibri" w:cs="Calibri"/>
+        </w:rPr>
+      </w:pPr>
+      <w:r>
+        <w:rPr>
+          <w:rFonts w:ascii="Calibri" w:hAnsi="Calibri" w:cs="Calibri"/>
+        </w:rPr>
+        <w:t>core logic. Avoid "boilerplate" code (like imports or basic setup). Focus on the logic that makes the</w:t>
+      </w:r>
+    </w:p>
+    <w:p>
+      <w:pPr>
+        <w:spacing w:line="360" w:lineRule="auto"/>
+        <w:rPr>
+          <w:rFonts w:ascii="Calibri" w:hAnsi="Calibri" w:cs="Calibri"/>
+        </w:rPr>
+      </w:pPr>
+      <w:r>
+        <w:rPr>
+          <w:rFonts w:ascii="Calibri" w:hAnsi="Calibri" w:cs="Calibri"/>
+        </w:rPr>
+        <w:t>feature work. Do not include full source files in the main text, these belong in your repository.</w:t>
+      </w:r>
+    </w:p>
+    <w:p>
+      <w:pPr>
+        <w:spacing w:line="360" w:lineRule="auto"/>
+        <w:rPr>
+          <w:rFonts w:ascii="Calibri" w:hAnsi="Calibri" w:cs="Calibri"/>
+        </w:rPr>
+      </w:pPr>
+      <w:r>
+        <w:rPr>
+          <w:rFonts w:ascii="Calibri" w:hAnsi="Calibri" w:cs="Calibri"/>
+        </w:rPr>
+        <w:t>• Technical Challenges and Solutions: Describe the most significant technical "roadblocks" you</w:t>
+      </w:r>
+    </w:p>
+    <w:p>
+      <w:pPr>
+        <w:spacing w:line="360" w:lineRule="auto"/>
+        <w:rPr>
+          <w:rFonts w:ascii="Calibri" w:hAnsi="Calibri" w:cs="Calibri"/>
+        </w:rPr>
+      </w:pPr>
+      <w:r>
+        <w:rPr>
+          <w:rFonts w:ascii="Calibri" w:hAnsi="Calibri" w:cs="Calibri"/>
+        </w:rPr>
+        <w:t>encountered during the implementation. For each challenge, describe the problem (e.g. the bug,</w:t>
+      </w:r>
+    </w:p>
+    <w:p>
+      <w:pPr>
+        <w:spacing w:line="360" w:lineRule="auto"/>
+        <w:rPr>
+          <w:rFonts w:ascii="Calibri" w:hAnsi="Calibri" w:cs="Calibri"/>
+        </w:rPr>
+      </w:pPr>
+      <w:r>
+        <w:rPr>
+          <w:rFonts w:ascii="Calibri" w:hAnsi="Calibri" w:cs="Calibri"/>
+        </w:rPr>
+        <w:t>integration issue, or performance bottleneck), how you identified the root cause, how you fixed</w:t>
+      </w:r>
+    </w:p>
+    <w:p>
+      <w:pPr>
+        <w:spacing w:line="360" w:lineRule="auto"/>
+        <w:rPr>
+          <w:rFonts w:ascii="Calibri" w:hAnsi="Calibri" w:cs="Calibri"/>
+        </w:rPr>
+      </w:pPr>
+      <w:r>
+        <w:rPr>
+          <w:rFonts w:ascii="Calibri" w:hAnsi="Calibri" w:cs="Calibri"/>
+        </w:rPr>
+        <w:lastRenderedPageBreak/>
+        <w:t>or bypassed the issue and how the solution affected the final system (e.g., improved performance</w:t>
+      </w:r>
+    </w:p>
+    <w:p>
+      <w:pPr>
+        <w:spacing w:line="360" w:lineRule="auto"/>
+        <w:rPr>
+          <w:rFonts w:ascii="Calibri" w:hAnsi="Calibri" w:cs="Calibri"/>
+        </w:rPr>
+      </w:pPr>
+      <w:r>
+        <w:rPr>
+          <w:rFonts w:ascii="Calibri" w:hAnsi="Calibri" w:cs="Calibri"/>
+        </w:rPr>
+        <w:t>or better security)</w:t>
+      </w:r>
+    </w:p>
+    <w:p>
+      <w:pPr>
+        <w:spacing w:line="360" w:lineRule="auto"/>
+        <w:rPr>
+          <w:rFonts w:ascii="Calibri" w:hAnsi="Calibri" w:cs="Calibri"/>
+        </w:rPr>
+      </w:pPr>
+      <w:r>
+        <w:rPr>
+          <w:rFonts w:ascii="Calibri" w:hAnsi="Calibri" w:cs="Calibri"/>
+        </w:rPr>
+        <w:t>• Use of Third-Party Integration (where appropriate): Discuss how you integrated external libraries,</w:t>
+      </w:r>
+    </w:p>
+    <w:p>
+      <w:pPr>
+        <w:spacing w:line="360" w:lineRule="auto"/>
+        <w:rPr>
+          <w:rFonts w:ascii="Calibri" w:hAnsi="Calibri" w:cs="Calibri"/>
+        </w:rPr>
+      </w:pPr>
+      <w:r>
+        <w:rPr>
+          <w:rFonts w:ascii="Calibri" w:hAnsi="Calibri" w:cs="Calibri"/>
+        </w:rPr>
+        <w:t>APIs, or frameworks. Focus on the technical hurdles of getting disparate systems to communicate</w:t>
+      </w:r>
+    </w:p>
+    <w:p>
+      <w:pPr>
+        <w:spacing w:line="360" w:lineRule="auto"/>
+        <w:rPr>
+          <w:rFonts w:ascii="Calibri" w:hAnsi="Calibri" w:cs="Calibri"/>
+        </w:rPr>
+      </w:pPr>
+      <w:r>
+        <w:rPr>
+          <w:rFonts w:ascii="Calibri" w:hAnsi="Calibri" w:cs="Calibri"/>
+        </w:rPr>
+        <w:t>and how you handled things such as data mapping or authentication between them.</w:t>
+      </w:r>
+    </w:p>
+    <w:p>
+      <w:pPr>
+        <w:spacing w:line="360" w:lineRule="auto"/>
+        <w:rPr>
+          <w:rFonts w:ascii="Calibri" w:hAnsi="Calibri" w:cs="Calibri"/>
+        </w:rPr>
+      </w:pPr>
+      <w:r>
+        <w:rPr>
+          <w:rFonts w:ascii="Calibri" w:hAnsi="Calibri" w:cs="Calibri"/>
+        </w:rPr>
+        <w:t>• Refinement and Refactoring: Briefly describe how your implementation evolved or any refactoring</w:t>
+      </w:r>
+    </w:p>
+    <w:p>
+      <w:pPr>
+        <w:spacing w:line="360" w:lineRule="auto"/>
+        <w:rPr>
+          <w:rFonts w:ascii="Calibri" w:hAnsi="Calibri" w:cs="Calibri"/>
+        </w:rPr>
+      </w:pPr>
+      <w:r>
+        <w:rPr>
+          <w:rFonts w:ascii="Calibri" w:hAnsi="Calibri" w:cs="Calibri"/>
+        </w:rPr>
+        <w:t>that was required, e.g. refactoring required to meet Non-Functional Requirements (such as</w:t>
+      </w:r>
+    </w:p>
+    <w:p>
+      <w:pPr>
+        <w:spacing w:line="360" w:lineRule="auto"/>
+        <w:rPr>
+          <w:rFonts w:ascii="Calibri" w:hAnsi="Calibri" w:cs="Calibri"/>
+        </w:rPr>
+      </w:pPr>
+      <w:r>
+        <w:rPr>
+          <w:rFonts w:ascii="Calibri" w:hAnsi="Calibri" w:cs="Calibri"/>
+        </w:rPr>
+        <w:t>Performance or Maintainability).</w:t>
+      </w:r>
     </w:p>
     <w:p>
       <w:pPr>
@@ -8998,16 +9490,108 @@
           <w:bCs/>
         </w:rPr>
       </w:pPr>
-      <w:bookmarkStart w:id="20" w:name="_Toc227790544"/>
-      <w:r>
-        <w:rPr>
-          <w:rFonts w:ascii="Calibri" w:hAnsi="Calibri" w:cs="Calibri"/>
-          <w:b/>
-          <w:bCs/>
-        </w:rPr>
-        <w:t>4.5 Technical Justification</w:t>
-      </w:r>
-      <w:bookmarkEnd w:id="20"/>
+      <w:bookmarkStart w:id="22" w:name="_Toc227790546"/>
+      <w:r>
+        <w:rPr>
+          <w:rFonts w:ascii="Calibri" w:hAnsi="Calibri" w:cs="Calibri"/>
+          <w:b/>
+          <w:bCs/>
+        </w:rPr>
+        <w:t>5.1 Implementation Strategy</w:t>
+      </w:r>
+      <w:bookmarkEnd w:id="22"/>
+    </w:p>
+    <w:p>
+      <w:pPr>
+        <w:pStyle w:val="Heading2"/>
+        <w:spacing w:line="360" w:lineRule="auto"/>
+        <w:rPr>
+          <w:rFonts w:ascii="Calibri" w:hAnsi="Calibri" w:cs="Calibri"/>
+          <w:b/>
+          <w:bCs/>
+        </w:rPr>
+      </w:pPr>
+      <w:bookmarkStart w:id="23" w:name="_Toc227790547"/>
+      <w:r>
+        <w:rPr>
+          <w:rFonts w:ascii="Calibri" w:hAnsi="Calibri" w:cs="Calibri"/>
+          <w:b/>
+          <w:bCs/>
+        </w:rPr>
+        <w:t>5.2 Core Feature Implementation</w:t>
+      </w:r>
+      <w:bookmarkEnd w:id="23"/>
+    </w:p>
+    <w:p>
+      <w:pPr>
+        <w:pStyle w:val="Heading2"/>
+        <w:spacing w:line="360" w:lineRule="auto"/>
+        <w:rPr>
+          <w:rFonts w:ascii="Calibri" w:hAnsi="Calibri" w:cs="Calibri"/>
+          <w:b/>
+          <w:bCs/>
+        </w:rPr>
+      </w:pPr>
+      <w:bookmarkStart w:id="24" w:name="_Toc227790548"/>
+      <w:r>
+        <w:rPr>
+          <w:rFonts w:ascii="Calibri" w:hAnsi="Calibri" w:cs="Calibri"/>
+          <w:b/>
+          <w:bCs/>
+        </w:rPr>
+        <w:t>5.3 Technical Challenges and Solutions</w:t>
+      </w:r>
+      <w:bookmarkEnd w:id="24"/>
+    </w:p>
+    <w:p>
+      <w:pPr>
+        <w:pStyle w:val="Heading2"/>
+        <w:spacing w:line="360" w:lineRule="auto"/>
+        <w:rPr>
+          <w:rFonts w:ascii="Calibri" w:hAnsi="Calibri" w:cs="Calibri"/>
+          <w:b/>
+          <w:bCs/>
+        </w:rPr>
+      </w:pPr>
+      <w:bookmarkStart w:id="25" w:name="_Toc227790549"/>
+      <w:r>
+        <w:rPr>
+          <w:rFonts w:ascii="Calibri" w:hAnsi="Calibri" w:cs="Calibri"/>
+          <w:b/>
+          <w:bCs/>
+        </w:rPr>
+        <w:t>5.4 Use of Third-Party Integration</w:t>
+      </w:r>
+      <w:bookmarkEnd w:id="25"/>
+    </w:p>
+    <w:p>
+      <w:pPr>
+        <w:pStyle w:val="Heading2"/>
+        <w:spacing w:line="360" w:lineRule="auto"/>
+        <w:rPr>
+          <w:rFonts w:ascii="Calibri" w:hAnsi="Calibri" w:cs="Calibri"/>
+          <w:b/>
+          <w:bCs/>
+        </w:rPr>
+      </w:pPr>
+      <w:bookmarkStart w:id="26" w:name="_Toc227790550"/>
+      <w:r>
+        <w:rPr>
+          <w:rFonts w:ascii="Calibri" w:hAnsi="Calibri" w:cs="Calibri"/>
+          <w:b/>
+          <w:bCs/>
+        </w:rPr>
+        <w:t>5.5 Refinement and Refactoring</w:t>
+      </w:r>
+      <w:bookmarkEnd w:id="26"/>
+    </w:p>
+    <w:p>
+      <w:pPr>
+        <w:spacing w:line="360" w:lineRule="auto"/>
+        <w:rPr>
+          <w:rFonts w:ascii="Calibri" w:hAnsi="Calibri" w:cs="Calibri"/>
+        </w:rPr>
+      </w:pPr>
     </w:p>
     <w:p>
       <w:pPr>
@@ -9019,16 +9603,16 @@
           <w:bCs/>
         </w:rPr>
       </w:pPr>
-      <w:bookmarkStart w:id="21" w:name="_Toc227790545"/>
-      <w:r>
-        <w:rPr>
-          <w:rFonts w:ascii="Calibri" w:hAnsi="Calibri" w:cs="Calibri"/>
-          <w:b/>
-          <w:bCs/>
-        </w:rPr>
-        <w:t>Chapter 5 Implementation and Technical Realisation (15%)</w:t>
-      </w:r>
-      <w:bookmarkEnd w:id="21"/>
+      <w:bookmarkStart w:id="27" w:name="_Toc227790551"/>
+      <w:r>
+        <w:rPr>
+          <w:rFonts w:ascii="Calibri" w:hAnsi="Calibri" w:cs="Calibri"/>
+          <w:b/>
+          <w:bCs/>
+        </w:rPr>
+        <w:t>Chapter 6 Testing and Evaluation (15%)</w:t>
+      </w:r>
+      <w:bookmarkEnd w:id="27"/>
     </w:p>
     <w:p>
       <w:pPr>
@@ -9049,7 +9633,105 @@
         <w:rPr>
           <w:rFonts w:ascii="Calibri" w:hAnsi="Calibri" w:cs="Calibri"/>
         </w:rPr>
-        <w:t>: To describe the development process and highlight the significant technical challenges</w:t>
+        <w:t>: To provide objective evidence of the system’s quality and to critically evaluate the final</w:t>
+      </w:r>
+    </w:p>
+    <w:p>
+      <w:pPr>
+        <w:spacing w:line="360" w:lineRule="auto"/>
+        <w:rPr>
+          <w:rFonts w:ascii="Calibri" w:hAnsi="Calibri" w:cs="Calibri"/>
+        </w:rPr>
+      </w:pPr>
+      <w:r>
+        <w:rPr>
+          <w:rFonts w:ascii="Calibri" w:hAnsi="Calibri" w:cs="Calibri"/>
+        </w:rPr>
+        <w:t>product against the requirements.</w:t>
+      </w:r>
+    </w:p>
+    <w:p>
+      <w:pPr>
+        <w:spacing w:line="360" w:lineRule="auto"/>
+        <w:rPr>
+          <w:rFonts w:ascii="Calibri" w:hAnsi="Calibri" w:cs="Calibri"/>
+        </w:rPr>
+      </w:pPr>
+      <w:r>
+        <w:rPr>
+          <w:rFonts w:ascii="Calibri" w:hAnsi="Calibri" w:cs="Calibri"/>
+        </w:rPr>
+        <w:t>• Testing Methodology: Define and justify your chosen testing strategy. You should explain why your</w:t>
+      </w:r>
+    </w:p>
+    <w:p>
+      <w:pPr>
+        <w:spacing w:line="360" w:lineRule="auto"/>
+        <w:rPr>
+          <w:rFonts w:ascii="Calibri" w:hAnsi="Calibri" w:cs="Calibri"/>
+        </w:rPr>
+      </w:pPr>
+      <w:r>
+        <w:rPr>
+          <w:rFonts w:ascii="Calibri" w:hAnsi="Calibri" w:cs="Calibri"/>
+        </w:rPr>
+        <w:t>chosen levels of testing (e.g. Unit, Integration, System, or others) were appropriate for your project</w:t>
+      </w:r>
+    </w:p>
+    <w:p>
+      <w:pPr>
+        <w:spacing w:line="360" w:lineRule="auto"/>
+        <w:rPr>
+          <w:rFonts w:ascii="Calibri" w:hAnsi="Calibri" w:cs="Calibri"/>
+        </w:rPr>
+      </w:pPr>
+      <w:r>
+        <w:rPr>
+          <w:rFonts w:ascii="Calibri" w:hAnsi="Calibri" w:cs="Calibri"/>
+        </w:rPr>
+        <w:t>and describe the tools/frameworks used.</w:t>
+      </w:r>
+    </w:p>
+    <w:p>
+      <w:pPr>
+        <w:spacing w:line="360" w:lineRule="auto"/>
+        <w:rPr>
+          <w:rFonts w:ascii="Calibri" w:hAnsi="Calibri" w:cs="Calibri"/>
+        </w:rPr>
+      </w:pPr>
+      <w:r>
+        <w:rPr>
+          <w:rFonts w:ascii="Calibri" w:hAnsi="Calibri" w:cs="Calibri"/>
+        </w:rPr>
+        <w:t>• Verification of Requirements: Provide evidence that the functional requirements and acceptance</w:t>
+      </w:r>
+    </w:p>
+    <w:p>
+      <w:pPr>
+        <w:spacing w:line="360" w:lineRule="auto"/>
+        <w:rPr>
+          <w:rFonts w:ascii="Calibri" w:hAnsi="Calibri" w:cs="Calibri"/>
+        </w:rPr>
+      </w:pPr>
+      <w:r>
+        <w:rPr>
+          <w:rFonts w:ascii="Calibri" w:hAnsi="Calibri" w:cs="Calibri"/>
+        </w:rPr>
+        <w:t>criteria established in Chapter 3 have all been evaluated. You should present this data in a</w:t>
+      </w:r>
+    </w:p>
+    <w:p>
+      <w:pPr>
+        <w:spacing w:line="360" w:lineRule="auto"/>
+        <w:rPr>
+          <w:rFonts w:ascii="Calibri" w:hAnsi="Calibri" w:cs="Calibri"/>
+        </w:rPr>
+      </w:pPr>
+      <w:r>
+        <w:rPr>
+          <w:rFonts w:ascii="Calibri" w:hAnsi="Calibri" w:cs="Calibri"/>
+        </w:rPr>
+        <w:t>structured format that allows for clear traceability between the requirements and the test results.</w:t>
       </w:r>
     </w:p>
     <w:p>
@@ -9064,301 +9746,119 @@
           <w:rFonts w:ascii="Calibri" w:hAnsi="Calibri" w:cs="Calibri"/>
         </w:rPr>
         <w:lastRenderedPageBreak/>
-        <w:t>encountered.</w:t>
-      </w:r>
-    </w:p>
-    <w:p>
-      <w:pPr>
-        <w:spacing w:line="360" w:lineRule="auto"/>
-        <w:rPr>
-          <w:rFonts w:ascii="Calibri" w:hAnsi="Calibri" w:cs="Calibri"/>
-        </w:rPr>
-      </w:pPr>
-      <w:r>
-        <w:rPr>
-          <w:rFonts w:ascii="Calibri" w:hAnsi="Calibri" w:cs="Calibri"/>
-        </w:rPr>
-        <w:t>• Implementation Strategy: Provide a brief overview of your development environment and the</w:t>
-      </w:r>
-    </w:p>
-    <w:p>
-      <w:pPr>
-        <w:spacing w:line="360" w:lineRule="auto"/>
-        <w:rPr>
-          <w:rFonts w:ascii="Calibri" w:hAnsi="Calibri" w:cs="Calibri"/>
-        </w:rPr>
-      </w:pPr>
-      <w:r>
-        <w:rPr>
-          <w:rFonts w:ascii="Calibri" w:hAnsi="Calibri" w:cs="Calibri"/>
-        </w:rPr>
-        <w:t>strategy used to build the system. This should include (but not be restricted to) things such as the</w:t>
-      </w:r>
-    </w:p>
-    <w:p>
-      <w:pPr>
-        <w:spacing w:line="360" w:lineRule="auto"/>
-        <w:rPr>
-          <w:rFonts w:ascii="Calibri" w:hAnsi="Calibri" w:cs="Calibri"/>
-        </w:rPr>
-      </w:pPr>
-      <w:r>
-        <w:rPr>
-          <w:rFonts w:ascii="Calibri" w:hAnsi="Calibri" w:cs="Calibri"/>
-        </w:rPr>
-        <w:t>development environment (IDE, version control, etc.), your approach to modularisation (how you</w:t>
-      </w:r>
-    </w:p>
-    <w:p>
-      <w:pPr>
-        <w:spacing w:line="360" w:lineRule="auto"/>
-        <w:rPr>
-          <w:rFonts w:ascii="Calibri" w:hAnsi="Calibri" w:cs="Calibri"/>
-        </w:rPr>
-      </w:pPr>
-      <w:r>
-        <w:rPr>
-          <w:rFonts w:ascii="Calibri" w:hAnsi="Calibri" w:cs="Calibri"/>
-        </w:rPr>
-        <w:t>broke the system down into manageable parts), any use of Design Patterns (e.g., Singleton,</w:t>
-      </w:r>
-    </w:p>
-    <w:p>
-      <w:pPr>
-        <w:spacing w:line="360" w:lineRule="auto"/>
-        <w:rPr>
-          <w:rFonts w:ascii="Calibri" w:hAnsi="Calibri" w:cs="Calibri"/>
-        </w:rPr>
-      </w:pPr>
-      <w:r>
-        <w:rPr>
-          <w:rFonts w:ascii="Calibri" w:hAnsi="Calibri" w:cs="Calibri"/>
-        </w:rPr>
-        <w:t>Factory, Observer) that were implemented to ensure code quality and maintainability.</w:t>
-      </w:r>
-    </w:p>
-    <w:p>
-      <w:pPr>
-        <w:spacing w:line="360" w:lineRule="auto"/>
-        <w:rPr>
-          <w:rFonts w:ascii="Calibri" w:hAnsi="Calibri" w:cs="Calibri"/>
-        </w:rPr>
-      </w:pPr>
-      <w:r>
-        <w:rPr>
-          <w:rFonts w:ascii="Calibri" w:hAnsi="Calibri" w:cs="Calibri"/>
-        </w:rPr>
-        <w:t>• Core Feature Implementation: Choose your most critical or complex features (e.g. 2 or 3) and for</w:t>
-      </w:r>
-    </w:p>
-    <w:p>
-      <w:pPr>
-        <w:spacing w:line="360" w:lineRule="auto"/>
-        <w:rPr>
-          <w:rFonts w:ascii="Calibri" w:hAnsi="Calibri" w:cs="Calibri"/>
-        </w:rPr>
-      </w:pPr>
-      <w:r>
-        <w:rPr>
-          <w:rFonts w:ascii="Calibri" w:hAnsi="Calibri" w:cs="Calibri"/>
-        </w:rPr>
-        <w:t>each, explain how you translated the Design (from Chapter 4) into working code. Include concise,</w:t>
-      </w:r>
-    </w:p>
-    <w:p>
-      <w:pPr>
-        <w:spacing w:line="360" w:lineRule="auto"/>
-        <w:rPr>
-          <w:rFonts w:ascii="Calibri" w:hAnsi="Calibri" w:cs="Calibri"/>
-        </w:rPr>
-      </w:pPr>
-      <w:r>
-        <w:rPr>
-          <w:rFonts w:ascii="Calibri" w:hAnsi="Calibri" w:cs="Calibri"/>
-        </w:rPr>
-        <w:t>well-commented code snippets (~20–30 lines max) that demonstrate your implementation of the</w:t>
-      </w:r>
-    </w:p>
-    <w:p>
-      <w:pPr>
-        <w:spacing w:line="360" w:lineRule="auto"/>
-        <w:rPr>
-          <w:rFonts w:ascii="Calibri" w:hAnsi="Calibri" w:cs="Calibri"/>
-        </w:rPr>
-      </w:pPr>
-      <w:r>
-        <w:rPr>
-          <w:rFonts w:ascii="Calibri" w:hAnsi="Calibri" w:cs="Calibri"/>
-        </w:rPr>
-        <w:t>core logic. Avoid "boilerplate" code (like imports or basic setup). Focus on the logic that makes the</w:t>
-      </w:r>
-    </w:p>
-    <w:p>
-      <w:pPr>
-        <w:spacing w:line="360" w:lineRule="auto"/>
-        <w:rPr>
-          <w:rFonts w:ascii="Calibri" w:hAnsi="Calibri" w:cs="Calibri"/>
-        </w:rPr>
-      </w:pPr>
-      <w:r>
-        <w:rPr>
-          <w:rFonts w:ascii="Calibri" w:hAnsi="Calibri" w:cs="Calibri"/>
-        </w:rPr>
-        <w:t>feature work. Do not include full source files in the main text, these belong in your repository.</w:t>
-      </w:r>
-    </w:p>
-    <w:p>
-      <w:pPr>
-        <w:spacing w:line="360" w:lineRule="auto"/>
-        <w:rPr>
-          <w:rFonts w:ascii="Calibri" w:hAnsi="Calibri" w:cs="Calibri"/>
-        </w:rPr>
-      </w:pPr>
-      <w:r>
-        <w:rPr>
-          <w:rFonts w:ascii="Calibri" w:hAnsi="Calibri" w:cs="Calibri"/>
-        </w:rPr>
-        <w:t>• Technical Challenges and Solutions: Describe the most significant technical "roadblocks" you</w:t>
-      </w:r>
-    </w:p>
-    <w:p>
-      <w:pPr>
-        <w:spacing w:line="360" w:lineRule="auto"/>
-        <w:rPr>
-          <w:rFonts w:ascii="Calibri" w:hAnsi="Calibri" w:cs="Calibri"/>
-        </w:rPr>
-      </w:pPr>
-      <w:r>
-        <w:rPr>
-          <w:rFonts w:ascii="Calibri" w:hAnsi="Calibri" w:cs="Calibri"/>
-        </w:rPr>
-        <w:t>encountered during the implementation. For each challenge, describe the problem (e.g. the bug,</w:t>
-      </w:r>
-    </w:p>
-    <w:p>
-      <w:pPr>
-        <w:spacing w:line="360" w:lineRule="auto"/>
-        <w:rPr>
-          <w:rFonts w:ascii="Calibri" w:hAnsi="Calibri" w:cs="Calibri"/>
-        </w:rPr>
-      </w:pPr>
-      <w:r>
-        <w:rPr>
-          <w:rFonts w:ascii="Calibri" w:hAnsi="Calibri" w:cs="Calibri"/>
-        </w:rPr>
-        <w:t>integration issue, or performance bottleneck), how you identified the root cause, how you fixed</w:t>
-      </w:r>
-    </w:p>
-    <w:p>
-      <w:pPr>
-        <w:spacing w:line="360" w:lineRule="auto"/>
-        <w:rPr>
-          <w:rFonts w:ascii="Calibri" w:hAnsi="Calibri" w:cs="Calibri"/>
-        </w:rPr>
-      </w:pPr>
-      <w:r>
-        <w:rPr>
-          <w:rFonts w:ascii="Calibri" w:hAnsi="Calibri" w:cs="Calibri"/>
-        </w:rPr>
-        <w:t>or bypassed the issue and how the solution affected the final system (e.g., improved performance</w:t>
-      </w:r>
-    </w:p>
-    <w:p>
-      <w:pPr>
-        <w:spacing w:line="360" w:lineRule="auto"/>
-        <w:rPr>
-          <w:rFonts w:ascii="Calibri" w:hAnsi="Calibri" w:cs="Calibri"/>
-        </w:rPr>
-      </w:pPr>
-      <w:r>
-        <w:rPr>
-          <w:rFonts w:ascii="Calibri" w:hAnsi="Calibri" w:cs="Calibri"/>
-        </w:rPr>
-        <w:t>or better security)</w:t>
-      </w:r>
-    </w:p>
-    <w:p>
-      <w:pPr>
-        <w:spacing w:line="360" w:lineRule="auto"/>
-        <w:rPr>
-          <w:rFonts w:ascii="Calibri" w:hAnsi="Calibri" w:cs="Calibri"/>
-        </w:rPr>
-      </w:pPr>
-      <w:r>
-        <w:rPr>
-          <w:rFonts w:ascii="Calibri" w:hAnsi="Calibri" w:cs="Calibri"/>
-        </w:rPr>
-        <w:t>• Use of Third-Party Integration (where appropriate): Discuss how you integrated external libraries,</w:t>
-      </w:r>
-    </w:p>
-    <w:p>
-      <w:pPr>
-        <w:spacing w:line="360" w:lineRule="auto"/>
-        <w:rPr>
-          <w:rFonts w:ascii="Calibri" w:hAnsi="Calibri" w:cs="Calibri"/>
-        </w:rPr>
-      </w:pPr>
-      <w:r>
-        <w:rPr>
-          <w:rFonts w:ascii="Calibri" w:hAnsi="Calibri" w:cs="Calibri"/>
-        </w:rPr>
-        <w:t>APIs, or frameworks. Focus on the technical hurdles of getting disparate systems to communicate</w:t>
-      </w:r>
-    </w:p>
-    <w:p>
-      <w:pPr>
-        <w:spacing w:line="360" w:lineRule="auto"/>
-        <w:rPr>
-          <w:rFonts w:ascii="Calibri" w:hAnsi="Calibri" w:cs="Calibri"/>
-        </w:rPr>
-      </w:pPr>
-      <w:r>
-        <w:rPr>
-          <w:rFonts w:ascii="Calibri" w:hAnsi="Calibri" w:cs="Calibri"/>
-        </w:rPr>
-        <w:t>and how you handled things such as data mapping or authentication between them.</w:t>
-      </w:r>
-    </w:p>
-    <w:p>
-      <w:pPr>
-        <w:spacing w:line="360" w:lineRule="auto"/>
-        <w:rPr>
-          <w:rFonts w:ascii="Calibri" w:hAnsi="Calibri" w:cs="Calibri"/>
-        </w:rPr>
-      </w:pPr>
-      <w:r>
-        <w:rPr>
-          <w:rFonts w:ascii="Calibri" w:hAnsi="Calibri" w:cs="Calibri"/>
-        </w:rPr>
-        <w:t>• Refinement and Refactoring: Briefly describe how your implementation evolved or any refactoring</w:t>
-      </w:r>
-    </w:p>
-    <w:p>
-      <w:pPr>
-        <w:spacing w:line="360" w:lineRule="auto"/>
-        <w:rPr>
-          <w:rFonts w:ascii="Calibri" w:hAnsi="Calibri" w:cs="Calibri"/>
-        </w:rPr>
-      </w:pPr>
-      <w:r>
-        <w:rPr>
-          <w:rFonts w:ascii="Calibri" w:hAnsi="Calibri" w:cs="Calibri"/>
-        </w:rPr>
-        <w:t>that was required, e.g. refactoring required to meet Non-Functional Requirements (such as</w:t>
-      </w:r>
-    </w:p>
-    <w:p>
-      <w:pPr>
-        <w:spacing w:line="360" w:lineRule="auto"/>
-        <w:rPr>
-          <w:rFonts w:ascii="Calibri" w:hAnsi="Calibri" w:cs="Calibri"/>
-        </w:rPr>
-      </w:pPr>
-      <w:r>
-        <w:rPr>
-          <w:rFonts w:ascii="Calibri" w:hAnsi="Calibri" w:cs="Calibri"/>
-        </w:rPr>
-        <w:t>Performance or Maintainability).</w:t>
+        <w:t>• Evaluation of Non-Functional Attributes: Demonstrate how the system performs against the</w:t>
+      </w:r>
+    </w:p>
+    <w:p>
+      <w:pPr>
+        <w:spacing w:line="360" w:lineRule="auto"/>
+        <w:rPr>
+          <w:rFonts w:ascii="Calibri" w:hAnsi="Calibri" w:cs="Calibri"/>
+        </w:rPr>
+      </w:pPr>
+      <w:r>
+        <w:rPr>
+          <w:rFonts w:ascii="Calibri" w:hAnsi="Calibri" w:cs="Calibri"/>
+        </w:rPr>
+        <w:t>quality attributes and constraints defined in your Non-Functional Specification. Use appropriate</w:t>
+      </w:r>
+    </w:p>
+    <w:p>
+      <w:pPr>
+        <w:spacing w:line="360" w:lineRule="auto"/>
+        <w:rPr>
+          <w:rFonts w:ascii="Calibri" w:hAnsi="Calibri" w:cs="Calibri"/>
+        </w:rPr>
+      </w:pPr>
+      <w:r>
+        <w:rPr>
+          <w:rFonts w:ascii="Calibri" w:hAnsi="Calibri" w:cs="Calibri"/>
+        </w:rPr>
+        <w:t>metrics to evaluate areas such as security, performance, or accessibility.</w:t>
+      </w:r>
+    </w:p>
+    <w:p>
+      <w:pPr>
+        <w:spacing w:line="360" w:lineRule="auto"/>
+        <w:rPr>
+          <w:rFonts w:ascii="Calibri" w:hAnsi="Calibri" w:cs="Calibri"/>
+        </w:rPr>
+      </w:pPr>
+      <w:r>
+        <w:rPr>
+          <w:rFonts w:ascii="Calibri" w:hAnsi="Calibri" w:cs="Calibri"/>
+        </w:rPr>
+        <w:t>• Critical Evaluation and Reflection: Provide a rigorous appraisal of the final system. Evaluate the</w:t>
+      </w:r>
+    </w:p>
+    <w:p>
+      <w:pPr>
+        <w:spacing w:line="360" w:lineRule="auto"/>
+        <w:rPr>
+          <w:rFonts w:ascii="Calibri" w:hAnsi="Calibri" w:cs="Calibri"/>
+        </w:rPr>
+      </w:pPr>
+      <w:r>
+        <w:rPr>
+          <w:rFonts w:ascii="Calibri" w:hAnsi="Calibri" w:cs="Calibri"/>
+        </w:rPr>
+        <w:t>extent to which the system addresses the original problem, the technical strengths and limitations</w:t>
+      </w:r>
+    </w:p>
+    <w:p>
+      <w:pPr>
+        <w:spacing w:line="360" w:lineRule="auto"/>
+        <w:rPr>
+          <w:rFonts w:ascii="Calibri" w:hAnsi="Calibri" w:cs="Calibri"/>
+        </w:rPr>
+      </w:pPr>
+      <w:r>
+        <w:rPr>
+          <w:rFonts w:ascii="Calibri" w:hAnsi="Calibri" w:cs="Calibri"/>
+        </w:rPr>
+        <w:t>of your implementation and the engineering trade-offs made during the project (e.g. why a specific</w:t>
+      </w:r>
+    </w:p>
+    <w:p>
+      <w:pPr>
+        <w:spacing w:line="360" w:lineRule="auto"/>
+        <w:rPr>
+          <w:rFonts w:ascii="Calibri" w:hAnsi="Calibri" w:cs="Calibri"/>
+        </w:rPr>
+      </w:pPr>
+      <w:r>
+        <w:rPr>
+          <w:rFonts w:ascii="Calibri" w:hAnsi="Calibri" w:cs="Calibri"/>
+        </w:rPr>
+        <w:t>quality attribute was prioritised over another). Remember that marks are awarded for the rigour</w:t>
+      </w:r>
+    </w:p>
+    <w:p>
+      <w:pPr>
+        <w:spacing w:line="360" w:lineRule="auto"/>
+        <w:rPr>
+          <w:rFonts w:ascii="Calibri" w:hAnsi="Calibri" w:cs="Calibri"/>
+        </w:rPr>
+      </w:pPr>
+      <w:r>
+        <w:rPr>
+          <w:rFonts w:ascii="Calibri" w:hAnsi="Calibri" w:cs="Calibri"/>
+        </w:rPr>
+        <w:t>of the testing process and the honesty of the evaluation, not just for having a perfect, bug-free</w:t>
+      </w:r>
+    </w:p>
+    <w:p>
+      <w:pPr>
+        <w:spacing w:line="360" w:lineRule="auto"/>
+        <w:rPr>
+          <w:rFonts w:ascii="Calibri" w:hAnsi="Calibri" w:cs="Calibri"/>
+        </w:rPr>
+      </w:pPr>
+      <w:r>
+        <w:rPr>
+          <w:rFonts w:ascii="Calibri" w:hAnsi="Calibri" w:cs="Calibri"/>
+        </w:rPr>
+        <w:t>system.</w:t>
       </w:r>
     </w:p>
     <w:p>
@@ -9371,17 +9871,263 @@
           <w:bCs/>
         </w:rPr>
       </w:pPr>
-      <w:bookmarkStart w:id="22" w:name="_Toc227790546"/>
-      <w:r>
-        <w:rPr>
-          <w:rFonts w:ascii="Calibri" w:hAnsi="Calibri" w:cs="Calibri"/>
-          <w:b/>
-          <w:bCs/>
+      <w:bookmarkStart w:id="28" w:name="_Toc227790552"/>
+      <w:r>
+        <w:rPr>
+          <w:rFonts w:ascii="Calibri" w:hAnsi="Calibri" w:cs="Calibri"/>
+          <w:b/>
+          <w:bCs/>
+        </w:rPr>
+        <w:t>6.1 Testing Methodology</w:t>
+      </w:r>
+      <w:bookmarkEnd w:id="28"/>
+    </w:p>
+    <w:p>
+      <w:pPr>
+        <w:pStyle w:val="Heading2"/>
+        <w:spacing w:line="360" w:lineRule="auto"/>
+        <w:rPr>
+          <w:rFonts w:ascii="Calibri" w:hAnsi="Calibri" w:cs="Calibri"/>
+          <w:b/>
+          <w:bCs/>
+        </w:rPr>
+      </w:pPr>
+      <w:bookmarkStart w:id="29" w:name="_Toc227790553"/>
+      <w:r>
+        <w:rPr>
+          <w:rFonts w:ascii="Calibri" w:hAnsi="Calibri" w:cs="Calibri"/>
+          <w:b/>
+          <w:bCs/>
+        </w:rPr>
+        <w:t>6.2 Verification of Requirements</w:t>
+      </w:r>
+      <w:bookmarkEnd w:id="29"/>
+    </w:p>
+    <w:p>
+      <w:pPr>
+        <w:pStyle w:val="Heading2"/>
+        <w:spacing w:line="360" w:lineRule="auto"/>
+        <w:rPr>
+          <w:rFonts w:ascii="Calibri" w:hAnsi="Calibri" w:cs="Calibri"/>
+          <w:b/>
+          <w:bCs/>
+        </w:rPr>
+      </w:pPr>
+      <w:bookmarkStart w:id="30" w:name="_Toc227790554"/>
+      <w:r>
+        <w:rPr>
+          <w:rFonts w:ascii="Calibri" w:hAnsi="Calibri" w:cs="Calibri"/>
+          <w:b/>
+          <w:bCs/>
+        </w:rPr>
+        <w:t>6.3 Evaluation of Non-Functional Attributes</w:t>
+      </w:r>
+      <w:bookmarkEnd w:id="30"/>
+    </w:p>
+    <w:p>
+      <w:pPr>
+        <w:pStyle w:val="Heading2"/>
+        <w:spacing w:line="360" w:lineRule="auto"/>
+        <w:rPr>
+          <w:rFonts w:ascii="Calibri" w:hAnsi="Calibri" w:cs="Calibri"/>
+          <w:b/>
+          <w:bCs/>
+        </w:rPr>
+      </w:pPr>
+      <w:bookmarkStart w:id="31" w:name="_Toc227790555"/>
+      <w:r>
+        <w:rPr>
+          <w:rFonts w:ascii="Calibri" w:hAnsi="Calibri" w:cs="Calibri"/>
+          <w:b/>
+          <w:bCs/>
+        </w:rPr>
+        <w:t>6.4 Critical Evaluation and Reflection</w:t>
+      </w:r>
+      <w:bookmarkEnd w:id="31"/>
+    </w:p>
+    <w:p>
+      <w:pPr>
+        <w:pStyle w:val="Heading1"/>
+        <w:spacing w:line="360" w:lineRule="auto"/>
+        <w:rPr>
+          <w:rFonts w:ascii="Calibri" w:hAnsi="Calibri" w:cs="Calibri"/>
+          <w:b/>
+          <w:bCs/>
+        </w:rPr>
+      </w:pPr>
+      <w:bookmarkStart w:id="32" w:name="_Toc227790556"/>
+      <w:r>
+        <w:rPr>
+          <w:rFonts w:ascii="Calibri" w:hAnsi="Calibri" w:cs="Calibri"/>
+          <w:b/>
+          <w:bCs/>
+        </w:rPr>
+        <w:t>Chapter 7 Conclusion and Future Work (5%)</w:t>
+      </w:r>
+      <w:bookmarkEnd w:id="32"/>
+    </w:p>
+    <w:p>
+      <w:pPr>
+        <w:spacing w:line="360" w:lineRule="auto"/>
+        <w:rPr>
+          <w:rFonts w:ascii="Calibri" w:hAnsi="Calibri" w:cs="Calibri"/>
+        </w:rPr>
+      </w:pPr>
+      <w:proofErr w:type="gramStart"/>
+      <w:r>
+        <w:rPr>
+          <w:rFonts w:ascii="Calibri" w:hAnsi="Calibri" w:cs="Calibri"/>
+        </w:rPr>
+        <w:t>Main Focus</w:t>
+      </w:r>
+      <w:proofErr w:type="gramEnd"/>
+      <w:r>
+        <w:rPr>
+          <w:rFonts w:ascii="Calibri" w:hAnsi="Calibri" w:cs="Calibri"/>
+        </w:rPr>
+        <w:t>: To provide a final summary of the project’s achievements and a critical roadmap for the</w:t>
+      </w:r>
+    </w:p>
+    <w:p>
+      <w:pPr>
+        <w:spacing w:line="360" w:lineRule="auto"/>
+        <w:rPr>
+          <w:rFonts w:ascii="Calibri" w:hAnsi="Calibri" w:cs="Calibri"/>
+        </w:rPr>
+      </w:pPr>
+      <w:r>
+        <w:rPr>
+          <w:rFonts w:ascii="Calibri" w:hAnsi="Calibri" w:cs="Calibri"/>
+        </w:rPr>
+        <w:t>system’s future.</w:t>
+      </w:r>
+    </w:p>
+    <w:p>
+      <w:pPr>
+        <w:spacing w:line="360" w:lineRule="auto"/>
+        <w:rPr>
+          <w:rFonts w:ascii="Calibri" w:hAnsi="Calibri" w:cs="Calibri"/>
+        </w:rPr>
+      </w:pPr>
+      <w:r>
+        <w:rPr>
+          <w:rFonts w:ascii="Calibri" w:hAnsi="Calibri" w:cs="Calibri"/>
+        </w:rPr>
+        <w:t>• Project Summary: Briefly summarise the project's journey from the initial vision to the final</w:t>
+      </w:r>
+    </w:p>
+    <w:p>
+      <w:pPr>
+        <w:spacing w:line="360" w:lineRule="auto"/>
+        <w:rPr>
+          <w:rFonts w:ascii="Calibri" w:hAnsi="Calibri" w:cs="Calibri"/>
+        </w:rPr>
+      </w:pPr>
+      <w:r>
+        <w:rPr>
+          <w:rFonts w:ascii="Calibri" w:hAnsi="Calibri" w:cs="Calibri"/>
+        </w:rPr>
+        <w:t>delivered system. Reflect on the extent to which the original aims and objectives were achieved.</w:t>
+      </w:r>
+    </w:p>
+    <w:p>
+      <w:pPr>
+        <w:spacing w:line="360" w:lineRule="auto"/>
+        <w:rPr>
+          <w:rFonts w:ascii="Calibri" w:hAnsi="Calibri" w:cs="Calibri"/>
+        </w:rPr>
+      </w:pPr>
+      <w:r>
+        <w:rPr>
+          <w:rFonts w:ascii="Calibri" w:hAnsi="Calibri" w:cs="Calibri"/>
+        </w:rPr>
+        <w:t>• Critical Reflection: Provide a candid assessment of the project from a professional perspective.</w:t>
+      </w:r>
+    </w:p>
+    <w:p>
+      <w:pPr>
+        <w:spacing w:line="360" w:lineRule="auto"/>
+        <w:rPr>
+          <w:rFonts w:ascii="Calibri" w:hAnsi="Calibri" w:cs="Calibri"/>
+        </w:rPr>
+      </w:pPr>
+      <w:r>
+        <w:rPr>
+          <w:rFonts w:ascii="Calibri" w:hAnsi="Calibri" w:cs="Calibri"/>
+        </w:rPr>
+        <w:t>This should include what was learned about the software engineering process, and what you</w:t>
+      </w:r>
+    </w:p>
+    <w:p>
+      <w:pPr>
+        <w:spacing w:line="360" w:lineRule="auto"/>
+        <w:rPr>
+          <w:rFonts w:ascii="Calibri" w:hAnsi="Calibri" w:cs="Calibri"/>
+        </w:rPr>
+      </w:pPr>
+      <w:r>
+        <w:rPr>
+          <w:rFonts w:ascii="Calibri" w:hAnsi="Calibri" w:cs="Calibri"/>
+        </w:rPr>
+        <w:t>would do differently if you were to start the project again with the benefit of hindsight.</w:t>
+      </w:r>
+    </w:p>
+    <w:p>
+      <w:pPr>
+        <w:spacing w:line="360" w:lineRule="auto"/>
+        <w:rPr>
+          <w:rFonts w:ascii="Calibri" w:hAnsi="Calibri" w:cs="Calibri"/>
+        </w:rPr>
+      </w:pPr>
+      <w:r>
+        <w:rPr>
+          <w:rFonts w:ascii="Calibri" w:hAnsi="Calibri" w:cs="Calibri"/>
+        </w:rPr>
+        <w:t>• Future Work: Identify the logical next steps for the system. Rather than just listing "more features,"</w:t>
+      </w:r>
+    </w:p>
+    <w:p>
+      <w:pPr>
+        <w:spacing w:line="360" w:lineRule="auto"/>
+        <w:rPr>
+          <w:rFonts w:ascii="Calibri" w:hAnsi="Calibri" w:cs="Calibri"/>
+        </w:rPr>
+      </w:pPr>
+      <w:r>
+        <w:rPr>
+          <w:rFonts w:ascii="Calibri" w:hAnsi="Calibri" w:cs="Calibri"/>
+        </w:rPr>
+        <w:t>suggest how the system could be evolved or scaled. This might include addressing limitations</w:t>
+      </w:r>
+    </w:p>
+    <w:p>
+      <w:pPr>
+        <w:spacing w:line="360" w:lineRule="auto"/>
+        <w:rPr>
+          <w:rFonts w:ascii="Calibri" w:hAnsi="Calibri" w:cs="Calibri"/>
+        </w:rPr>
+      </w:pPr>
+      <w:r>
+        <w:rPr>
+          <w:rFonts w:ascii="Calibri" w:hAnsi="Calibri" w:cs="Calibri"/>
         </w:rPr>
         <w:lastRenderedPageBreak/>
-        <w:t>5.1 Implementation Strategy</w:t>
-      </w:r>
-      <w:bookmarkEnd w:id="22"/>
+        <w:t>identified in the Evaluation (Chapter 6), emerging technologies or integrations that could enhance</w:t>
+      </w:r>
+    </w:p>
+    <w:p>
+      <w:pPr>
+        <w:spacing w:line="360" w:lineRule="auto"/>
+        <w:rPr>
+          <w:rFonts w:ascii="Calibri" w:hAnsi="Calibri" w:cs="Calibri"/>
+        </w:rPr>
+      </w:pPr>
+      <w:r>
+        <w:rPr>
+          <w:rFonts w:ascii="Calibri" w:hAnsi="Calibri" w:cs="Calibri"/>
+        </w:rPr>
+        <w:t>the product or strategies for long-term maintenance or deployment.</w:t>
+      </w:r>
     </w:p>
     <w:p>
       <w:pPr>
@@ -9393,16 +10139,16 @@
           <w:bCs/>
         </w:rPr>
       </w:pPr>
-      <w:bookmarkStart w:id="23" w:name="_Toc227790547"/>
-      <w:r>
-        <w:rPr>
-          <w:rFonts w:ascii="Calibri" w:hAnsi="Calibri" w:cs="Calibri"/>
-          <w:b/>
-          <w:bCs/>
-        </w:rPr>
-        <w:t>5.2 Core Feature Implementation</w:t>
-      </w:r>
-      <w:bookmarkEnd w:id="23"/>
+      <w:bookmarkStart w:id="33" w:name="_Toc227790557"/>
+      <w:r>
+        <w:rPr>
+          <w:rFonts w:ascii="Calibri" w:hAnsi="Calibri" w:cs="Calibri"/>
+          <w:b/>
+          <w:bCs/>
+        </w:rPr>
+        <w:t>7.1 Project Summary</w:t>
+      </w:r>
+      <w:bookmarkEnd w:id="33"/>
     </w:p>
     <w:p>
       <w:pPr>
@@ -9414,16 +10160,16 @@
           <w:bCs/>
         </w:rPr>
       </w:pPr>
-      <w:bookmarkStart w:id="24" w:name="_Toc227790548"/>
-      <w:r>
-        <w:rPr>
-          <w:rFonts w:ascii="Calibri" w:hAnsi="Calibri" w:cs="Calibri"/>
-          <w:b/>
-          <w:bCs/>
-        </w:rPr>
-        <w:t>5.3 Technical Challenges and Solutions</w:t>
-      </w:r>
-      <w:bookmarkEnd w:id="24"/>
+      <w:bookmarkStart w:id="34" w:name="_Toc227790558"/>
+      <w:r>
+        <w:rPr>
+          <w:rFonts w:ascii="Calibri" w:hAnsi="Calibri" w:cs="Calibri"/>
+          <w:b/>
+          <w:bCs/>
+        </w:rPr>
+        <w:t>7.2 Critical Reflection</w:t>
+      </w:r>
+      <w:bookmarkEnd w:id="34"/>
     </w:p>
     <w:p>
       <w:pPr>
@@ -9435,45 +10181,16 @@
           <w:bCs/>
         </w:rPr>
       </w:pPr>
-      <w:bookmarkStart w:id="25" w:name="_Toc227790549"/>
-      <w:r>
-        <w:rPr>
-          <w:rFonts w:ascii="Calibri" w:hAnsi="Calibri" w:cs="Calibri"/>
-          <w:b/>
-          <w:bCs/>
-        </w:rPr>
-        <w:t>5.4 Use of Third-Party Integration</w:t>
-      </w:r>
-      <w:bookmarkEnd w:id="25"/>
-    </w:p>
-    <w:p>
-      <w:pPr>
-        <w:pStyle w:val="Heading2"/>
-        <w:spacing w:line="360" w:lineRule="auto"/>
-        <w:rPr>
-          <w:rFonts w:ascii="Calibri" w:hAnsi="Calibri" w:cs="Calibri"/>
-          <w:b/>
-          <w:bCs/>
-        </w:rPr>
-      </w:pPr>
-      <w:bookmarkStart w:id="26" w:name="_Toc227790550"/>
-      <w:r>
-        <w:rPr>
-          <w:rFonts w:ascii="Calibri" w:hAnsi="Calibri" w:cs="Calibri"/>
-          <w:b/>
-          <w:bCs/>
-        </w:rPr>
-        <w:t>5.5 Refinement and Refactoring</w:t>
-      </w:r>
-      <w:bookmarkEnd w:id="26"/>
-    </w:p>
-    <w:p>
-      <w:pPr>
-        <w:spacing w:line="360" w:lineRule="auto"/>
-        <w:rPr>
-          <w:rFonts w:ascii="Calibri" w:hAnsi="Calibri" w:cs="Calibri"/>
-        </w:rPr>
-      </w:pPr>
+      <w:bookmarkStart w:id="35" w:name="_Toc227790559"/>
+      <w:r>
+        <w:rPr>
+          <w:rFonts w:ascii="Calibri" w:hAnsi="Calibri" w:cs="Calibri"/>
+          <w:b/>
+          <w:bCs/>
+        </w:rPr>
+        <w:t>7.3 Future Work</w:t>
+      </w:r>
+      <w:bookmarkEnd w:id="35"/>
     </w:p>
     <w:p>
       <w:pPr>
@@ -9485,247 +10202,281 @@
           <w:bCs/>
         </w:rPr>
       </w:pPr>
-      <w:bookmarkStart w:id="27" w:name="_Toc227790551"/>
-      <w:r>
-        <w:rPr>
-          <w:rFonts w:ascii="Calibri" w:hAnsi="Calibri" w:cs="Calibri"/>
-          <w:b/>
-          <w:bCs/>
-        </w:rPr>
-        <w:t>Chapter 6 Testing and Evaluation (15%)</w:t>
-      </w:r>
-      <w:bookmarkEnd w:id="27"/>
-    </w:p>
-    <w:p>
-      <w:pPr>
-        <w:spacing w:line="360" w:lineRule="auto"/>
-        <w:rPr>
-          <w:rFonts w:ascii="Calibri" w:hAnsi="Calibri" w:cs="Calibri"/>
-        </w:rPr>
-      </w:pPr>
-      <w:proofErr w:type="gramStart"/>
-      <w:r>
-        <w:rPr>
-          <w:rFonts w:ascii="Calibri" w:hAnsi="Calibri" w:cs="Calibri"/>
-        </w:rPr>
-        <w:t>Main Focus</w:t>
-      </w:r>
-      <w:proofErr w:type="gramEnd"/>
-      <w:r>
-        <w:rPr>
-          <w:rFonts w:ascii="Calibri" w:hAnsi="Calibri" w:cs="Calibri"/>
-        </w:rPr>
-        <w:t>: To provide objective evidence of the system’s quality and to critically evaluate the final</w:t>
-      </w:r>
-    </w:p>
-    <w:p>
-      <w:pPr>
-        <w:spacing w:line="360" w:lineRule="auto"/>
-        <w:rPr>
-          <w:rFonts w:ascii="Calibri" w:hAnsi="Calibri" w:cs="Calibri"/>
-        </w:rPr>
-      </w:pPr>
-      <w:r>
-        <w:rPr>
-          <w:rFonts w:ascii="Calibri" w:hAnsi="Calibri" w:cs="Calibri"/>
-        </w:rPr>
-        <w:t>product against the requirements.</w:t>
-      </w:r>
-    </w:p>
-    <w:p>
-      <w:pPr>
-        <w:spacing w:line="360" w:lineRule="auto"/>
-        <w:rPr>
-          <w:rFonts w:ascii="Calibri" w:hAnsi="Calibri" w:cs="Calibri"/>
-        </w:rPr>
-      </w:pPr>
-      <w:r>
-        <w:rPr>
-          <w:rFonts w:ascii="Calibri" w:hAnsi="Calibri" w:cs="Calibri"/>
-        </w:rPr>
-        <w:t>• Testing Methodology: Define and justify your chosen testing strategy. You should explain why your</w:t>
-      </w:r>
-    </w:p>
-    <w:p>
-      <w:pPr>
-        <w:spacing w:line="360" w:lineRule="auto"/>
-        <w:rPr>
-          <w:rFonts w:ascii="Calibri" w:hAnsi="Calibri" w:cs="Calibri"/>
-        </w:rPr>
-      </w:pPr>
-      <w:r>
-        <w:rPr>
-          <w:rFonts w:ascii="Calibri" w:hAnsi="Calibri" w:cs="Calibri"/>
-        </w:rPr>
-        <w:t>chosen levels of testing (e.g. Unit, Integration, System, or others) were appropriate for your project</w:t>
-      </w:r>
-    </w:p>
-    <w:p>
-      <w:pPr>
-        <w:spacing w:line="360" w:lineRule="auto"/>
-        <w:rPr>
-          <w:rFonts w:ascii="Calibri" w:hAnsi="Calibri" w:cs="Calibri"/>
-        </w:rPr>
-      </w:pPr>
-      <w:r>
-        <w:rPr>
-          <w:rFonts w:ascii="Calibri" w:hAnsi="Calibri" w:cs="Calibri"/>
-        </w:rPr>
-        <w:t>and describe the tools/frameworks used.</w:t>
-      </w:r>
-    </w:p>
-    <w:p>
-      <w:pPr>
-        <w:spacing w:line="360" w:lineRule="auto"/>
-        <w:rPr>
-          <w:rFonts w:ascii="Calibri" w:hAnsi="Calibri" w:cs="Calibri"/>
-        </w:rPr>
-      </w:pPr>
-      <w:r>
-        <w:rPr>
-          <w:rFonts w:ascii="Calibri" w:hAnsi="Calibri" w:cs="Calibri"/>
-        </w:rPr>
-        <w:t>• Verification of Requirements: Provide evidence that the functional requirements and acceptance</w:t>
-      </w:r>
-    </w:p>
-    <w:p>
-      <w:pPr>
-        <w:spacing w:line="360" w:lineRule="auto"/>
-        <w:rPr>
-          <w:rFonts w:ascii="Calibri" w:hAnsi="Calibri" w:cs="Calibri"/>
-        </w:rPr>
-      </w:pPr>
-      <w:r>
-        <w:rPr>
-          <w:rFonts w:ascii="Calibri" w:hAnsi="Calibri" w:cs="Calibri"/>
-        </w:rPr>
-        <w:t>criteria established in Chapter 3 have all been evaluated. You should present this data in a</w:t>
-      </w:r>
-    </w:p>
-    <w:p>
-      <w:pPr>
-        <w:spacing w:line="360" w:lineRule="auto"/>
-        <w:rPr>
-          <w:rFonts w:ascii="Calibri" w:hAnsi="Calibri" w:cs="Calibri"/>
-        </w:rPr>
-      </w:pPr>
-      <w:r>
-        <w:rPr>
-          <w:rFonts w:ascii="Calibri" w:hAnsi="Calibri" w:cs="Calibri"/>
-        </w:rPr>
-        <w:t>structured format that allows for clear traceability between the requirements and the test results.</w:t>
-      </w:r>
-    </w:p>
-    <w:p>
-      <w:pPr>
-        <w:spacing w:line="360" w:lineRule="auto"/>
-        <w:rPr>
-          <w:rFonts w:ascii="Calibri" w:hAnsi="Calibri" w:cs="Calibri"/>
-        </w:rPr>
-      </w:pPr>
-      <w:r>
-        <w:rPr>
-          <w:rFonts w:ascii="Calibri" w:hAnsi="Calibri" w:cs="Calibri"/>
-        </w:rPr>
-        <w:t>• Evaluation of Non-Functional Attributes: Demonstrate how the system performs against the</w:t>
-      </w:r>
-    </w:p>
-    <w:p>
-      <w:pPr>
-        <w:spacing w:line="360" w:lineRule="auto"/>
-        <w:rPr>
-          <w:rFonts w:ascii="Calibri" w:hAnsi="Calibri" w:cs="Calibri"/>
-        </w:rPr>
-      </w:pPr>
-      <w:r>
-        <w:rPr>
-          <w:rFonts w:ascii="Calibri" w:hAnsi="Calibri" w:cs="Calibri"/>
-        </w:rPr>
-        <w:t>quality attributes and constraints defined in your Non-Functional Specification. Use appropriate</w:t>
-      </w:r>
-    </w:p>
-    <w:p>
-      <w:pPr>
-        <w:spacing w:line="360" w:lineRule="auto"/>
-        <w:rPr>
-          <w:rFonts w:ascii="Calibri" w:hAnsi="Calibri" w:cs="Calibri"/>
-        </w:rPr>
-      </w:pPr>
-      <w:r>
-        <w:rPr>
-          <w:rFonts w:ascii="Calibri" w:hAnsi="Calibri" w:cs="Calibri"/>
-        </w:rPr>
-        <w:t>metrics to evaluate areas such as security, performance, or accessibility.</w:t>
-      </w:r>
-    </w:p>
-    <w:p>
-      <w:pPr>
-        <w:spacing w:line="360" w:lineRule="auto"/>
-        <w:rPr>
-          <w:rFonts w:ascii="Calibri" w:hAnsi="Calibri" w:cs="Calibri"/>
-        </w:rPr>
-      </w:pPr>
-      <w:r>
-        <w:rPr>
-          <w:rFonts w:ascii="Calibri" w:hAnsi="Calibri" w:cs="Calibri"/>
-        </w:rPr>
-        <w:t>• Critical Evaluation and Reflection: Provide a rigorous appraisal of the final system. Evaluate the</w:t>
-      </w:r>
-    </w:p>
-    <w:p>
-      <w:pPr>
-        <w:spacing w:line="360" w:lineRule="auto"/>
-        <w:rPr>
-          <w:rFonts w:ascii="Calibri" w:hAnsi="Calibri" w:cs="Calibri"/>
-        </w:rPr>
-      </w:pPr>
-      <w:r>
-        <w:rPr>
-          <w:rFonts w:ascii="Calibri" w:hAnsi="Calibri" w:cs="Calibri"/>
-        </w:rPr>
-        <w:t>extent to which the system addresses the original problem, the technical strengths and limitations</w:t>
-      </w:r>
-    </w:p>
-    <w:p>
-      <w:pPr>
-        <w:spacing w:line="360" w:lineRule="auto"/>
-        <w:rPr>
-          <w:rFonts w:ascii="Calibri" w:hAnsi="Calibri" w:cs="Calibri"/>
-        </w:rPr>
-      </w:pPr>
-      <w:r>
-        <w:rPr>
-          <w:rFonts w:ascii="Calibri" w:hAnsi="Calibri" w:cs="Calibri"/>
-        </w:rPr>
-        <w:t>of your implementation and the engineering trade-offs made during the project (e.g. why a specific</w:t>
-      </w:r>
-    </w:p>
-    <w:p>
-      <w:pPr>
-        <w:spacing w:line="360" w:lineRule="auto"/>
-        <w:rPr>
-          <w:rFonts w:ascii="Calibri" w:hAnsi="Calibri" w:cs="Calibri"/>
-        </w:rPr>
-      </w:pPr>
-      <w:r>
-        <w:rPr>
-          <w:rFonts w:ascii="Calibri" w:hAnsi="Calibri" w:cs="Calibri"/>
-        </w:rPr>
-        <w:t>quality attribute was prioritised over another). Remember that marks are awarded for the rigour</w:t>
-      </w:r>
-    </w:p>
-    <w:p>
-      <w:pPr>
-        <w:spacing w:line="360" w:lineRule="auto"/>
-        <w:rPr>
-          <w:rFonts w:ascii="Calibri" w:hAnsi="Calibri" w:cs="Calibri"/>
-        </w:rPr>
-      </w:pPr>
-      <w:r>
-        <w:rPr>
-          <w:rFonts w:ascii="Calibri" w:hAnsi="Calibri" w:cs="Calibri"/>
-        </w:rPr>
-        <w:t>of the testing process and the honesty of the evaluation, not just for having a perfect, bug-free</w:t>
+      <w:bookmarkStart w:id="36" w:name="_Toc227790560"/>
+      <w:r>
+        <w:rPr>
+          <w:rFonts w:ascii="Calibri" w:hAnsi="Calibri" w:cs="Calibri"/>
+          <w:b/>
+          <w:bCs/>
+        </w:rPr>
+        <w:t>References</w:t>
+      </w:r>
+      <w:bookmarkEnd w:id="36"/>
+    </w:p>
+    <w:p>
+      <w:pPr>
+        <w:spacing w:line="360" w:lineRule="auto"/>
+        <w:rPr>
+          <w:rFonts w:ascii="Calibri" w:hAnsi="Calibri" w:cs="Calibri"/>
+        </w:rPr>
+      </w:pPr>
+      <w:r>
+        <w:rPr>
+          <w:rFonts w:ascii="Calibri" w:hAnsi="Calibri" w:cs="Calibri"/>
+        </w:rPr>
+        <w:t>In Software Engineering, documenting where your code and ideas come from is essential for academic</w:t>
+      </w:r>
+    </w:p>
+    <w:p>
+      <w:pPr>
+        <w:spacing w:line="360" w:lineRule="auto"/>
+        <w:rPr>
+          <w:rFonts w:ascii="Calibri" w:hAnsi="Calibri" w:cs="Calibri"/>
+        </w:rPr>
+      </w:pPr>
+      <w:r>
+        <w:rPr>
+          <w:rFonts w:ascii="Calibri" w:hAnsi="Calibri" w:cs="Calibri"/>
+        </w:rPr>
+        <w:t>integrity and professional ethics.</w:t>
+      </w:r>
+    </w:p>
+    <w:p>
+      <w:pPr>
+        <w:spacing w:line="360" w:lineRule="auto"/>
+        <w:rPr>
+          <w:rFonts w:ascii="Calibri" w:hAnsi="Calibri" w:cs="Calibri"/>
+        </w:rPr>
+      </w:pPr>
+      <w:r>
+        <w:rPr>
+          <w:rFonts w:ascii="Calibri" w:hAnsi="Calibri" w:cs="Calibri"/>
+        </w:rPr>
+        <w:t>You must cite any external knowledge used in your dissertation. This includes textbooks, academic</w:t>
+      </w:r>
+    </w:p>
+    <w:p>
+      <w:pPr>
+        <w:spacing w:line="360" w:lineRule="auto"/>
+        <w:rPr>
+          <w:rFonts w:ascii="Calibri" w:hAnsi="Calibri" w:cs="Calibri"/>
+        </w:rPr>
+      </w:pPr>
+      <w:r>
+        <w:rPr>
+          <w:rFonts w:ascii="Calibri" w:hAnsi="Calibri" w:cs="Calibri"/>
+        </w:rPr>
+        <w:t>papers, official documentation, and community tutorials.</w:t>
+      </w:r>
+    </w:p>
+    <w:p>
+      <w:pPr>
+        <w:spacing w:line="360" w:lineRule="auto"/>
+        <w:rPr>
+          <w:rFonts w:ascii="Calibri" w:hAnsi="Calibri" w:cs="Calibri"/>
+        </w:rPr>
+      </w:pPr>
+      <w:r>
+        <w:rPr>
+          <w:rFonts w:ascii="Calibri" w:hAnsi="Calibri" w:cs="Calibri"/>
+        </w:rPr>
+        <w:t>Common Technical Examples of referencing:</w:t>
+      </w:r>
+    </w:p>
+    <w:p>
+      <w:pPr>
+        <w:spacing w:line="360" w:lineRule="auto"/>
+        <w:rPr>
+          <w:rFonts w:ascii="Calibri" w:hAnsi="Calibri" w:cs="Calibri"/>
+        </w:rPr>
+      </w:pPr>
+      <w:r>
+        <w:rPr>
+          <w:rFonts w:ascii="Calibri" w:hAnsi="Calibri" w:cs="Calibri"/>
+        </w:rPr>
+        <w:t>• Official Documentation: "The system uses the React '</w:t>
+      </w:r>
+      <w:proofErr w:type="spellStart"/>
+      <w:r>
+        <w:rPr>
+          <w:rFonts w:ascii="Calibri" w:hAnsi="Calibri" w:cs="Calibri"/>
+        </w:rPr>
+        <w:t>UseContext</w:t>
+      </w:r>
+      <w:proofErr w:type="spellEnd"/>
+      <w:r>
+        <w:rPr>
+          <w:rFonts w:ascii="Calibri" w:hAnsi="Calibri" w:cs="Calibri"/>
+        </w:rPr>
+        <w:t>' hook for global state</w:t>
+      </w:r>
+    </w:p>
+    <w:p>
+      <w:pPr>
+        <w:spacing w:line="360" w:lineRule="auto"/>
+        <w:rPr>
+          <w:rFonts w:ascii="Calibri" w:hAnsi="Calibri" w:cs="Calibri"/>
+        </w:rPr>
+      </w:pPr>
+      <w:r>
+        <w:rPr>
+          <w:rFonts w:ascii="Calibri" w:hAnsi="Calibri" w:cs="Calibri"/>
+        </w:rPr>
+        <w:t>management (Meta, 2026)."</w:t>
+      </w:r>
+    </w:p>
+    <w:p>
+      <w:pPr>
+        <w:spacing w:line="360" w:lineRule="auto"/>
+        <w:rPr>
+          <w:rFonts w:ascii="Calibri" w:hAnsi="Calibri" w:cs="Calibri"/>
+        </w:rPr>
+      </w:pPr>
+      <w:r>
+        <w:rPr>
+          <w:rFonts w:ascii="Calibri" w:hAnsi="Calibri" w:cs="Calibri"/>
+        </w:rPr>
+        <w:t>• Community Solutions: "The recursive logic for the tree-view component was adapted from a</w:t>
+      </w:r>
+    </w:p>
+    <w:p>
+      <w:pPr>
+        <w:spacing w:line="360" w:lineRule="auto"/>
+        <w:rPr>
+          <w:rFonts w:ascii="Calibri" w:hAnsi="Calibri" w:cs="Calibri"/>
+        </w:rPr>
+      </w:pPr>
+      <w:r>
+        <w:rPr>
+          <w:rFonts w:ascii="Calibri" w:hAnsi="Calibri" w:cs="Calibri"/>
+        </w:rPr>
+        <w:t>solution by '</w:t>
+      </w:r>
+      <w:proofErr w:type="spellStart"/>
+      <w:r>
+        <w:rPr>
+          <w:rFonts w:ascii="Calibri" w:hAnsi="Calibri" w:cs="Calibri"/>
+        </w:rPr>
+        <w:t>DevGuru</w:t>
+      </w:r>
+      <w:proofErr w:type="spellEnd"/>
+      <w:r>
+        <w:rPr>
+          <w:rFonts w:ascii="Calibri" w:hAnsi="Calibri" w:cs="Calibri"/>
+        </w:rPr>
+        <w:t>' on Stack Overflow (2025)."</w:t>
+      </w:r>
+    </w:p>
+    <w:p>
+      <w:pPr>
+        <w:spacing w:line="360" w:lineRule="auto"/>
+        <w:rPr>
+          <w:rFonts w:ascii="Calibri" w:hAnsi="Calibri" w:cs="Calibri"/>
+        </w:rPr>
+      </w:pPr>
+      <w:r>
+        <w:rPr>
+          <w:rFonts w:ascii="Calibri" w:hAnsi="Calibri" w:cs="Calibri"/>
+        </w:rPr>
+        <w:t>• Technical Books: "Following the Factory Design Pattern (Gamma et al., 1994), the system..."</w:t>
+      </w:r>
+    </w:p>
+    <w:p>
+      <w:pPr>
+        <w:spacing w:line="360" w:lineRule="auto"/>
+        <w:rPr>
+          <w:rFonts w:ascii="Calibri" w:hAnsi="Calibri" w:cs="Calibri"/>
+        </w:rPr>
+      </w:pPr>
+      <w:r>
+        <w:rPr>
+          <w:rFonts w:ascii="Calibri" w:hAnsi="Calibri" w:cs="Calibri"/>
+        </w:rPr>
+        <w:t>The Reference List:</w:t>
+      </w:r>
+    </w:p>
+    <w:p>
+      <w:pPr>
+        <w:spacing w:line="360" w:lineRule="auto"/>
+        <w:rPr>
+          <w:rFonts w:ascii="Calibri" w:hAnsi="Calibri" w:cs="Calibri"/>
+        </w:rPr>
+      </w:pPr>
+      <w:r>
+        <w:rPr>
+          <w:rFonts w:ascii="Calibri" w:hAnsi="Calibri" w:cs="Calibri"/>
+        </w:rPr>
+        <w:t>At the end of your document, list your sources alphabetically.</w:t>
+      </w:r>
+    </w:p>
+    <w:p>
+      <w:pPr>
+        <w:spacing w:line="360" w:lineRule="auto"/>
+        <w:rPr>
+          <w:rFonts w:ascii="Calibri" w:hAnsi="Calibri" w:cs="Calibri"/>
+        </w:rPr>
+      </w:pPr>
+      <w:r>
+        <w:rPr>
+          <w:rFonts w:ascii="Calibri" w:hAnsi="Calibri" w:cs="Calibri"/>
+        </w:rPr>
+        <w:t xml:space="preserve">• Meta. (2026). React Documentation: Scaling State. [Online]. Available at: </w:t>
+      </w:r>
+      <w:proofErr w:type="spellStart"/>
+      <w:r>
+        <w:rPr>
+          <w:rFonts w:ascii="Calibri" w:hAnsi="Calibri" w:cs="Calibri"/>
+        </w:rPr>
+        <w:t>react.dev</w:t>
+      </w:r>
+      <w:proofErr w:type="spellEnd"/>
+      <w:r>
+        <w:rPr>
+          <w:rFonts w:ascii="Calibri" w:hAnsi="Calibri" w:cs="Calibri"/>
+        </w:rPr>
+        <w:t>/docs</w:t>
+      </w:r>
+    </w:p>
+    <w:p>
+      <w:pPr>
+        <w:spacing w:line="360" w:lineRule="auto"/>
+        <w:rPr>
+          <w:rFonts w:ascii="Calibri" w:hAnsi="Calibri" w:cs="Calibri"/>
+        </w:rPr>
+      </w:pPr>
+      <w:r>
+        <w:rPr>
+          <w:rFonts w:ascii="Calibri" w:hAnsi="Calibri" w:cs="Calibri"/>
+        </w:rPr>
+        <w:t>• Gamma, E. et al. (1994). Design Patterns: Elements of Reusable Object-Oriented Software.</w:t>
+      </w:r>
+    </w:p>
+    <w:p>
+      <w:pPr>
+        <w:spacing w:line="360" w:lineRule="auto"/>
+        <w:rPr>
+          <w:rFonts w:ascii="Calibri" w:hAnsi="Calibri" w:cs="Calibri"/>
+        </w:rPr>
+      </w:pPr>
+      <w:r>
+        <w:rPr>
+          <w:rFonts w:ascii="Calibri" w:hAnsi="Calibri" w:cs="Calibri"/>
+        </w:rPr>
+        <w:t>Addison-Wesley.</w:t>
+      </w:r>
+    </w:p>
+    <w:p>
+      <w:pPr>
+        <w:spacing w:line="360" w:lineRule="auto"/>
+        <w:rPr>
+          <w:rFonts w:ascii="Calibri" w:hAnsi="Calibri" w:cs="Calibri"/>
+        </w:rPr>
+      </w:pPr>
+      <w:r>
+        <w:rPr>
+          <w:rFonts w:ascii="Calibri" w:hAnsi="Calibri" w:cs="Calibri"/>
+        </w:rPr>
+        <w:t>Source Code Attribution</w:t>
       </w:r>
     </w:p>
     <w:p>
@@ -9740,638 +10491,6 @@
           <w:rFonts w:ascii="Calibri" w:hAnsi="Calibri" w:cs="Calibri"/>
         </w:rPr>
         <w:lastRenderedPageBreak/>
-        <w:t>system.</w:t>
-      </w:r>
-    </w:p>
-    <w:p>
-      <w:pPr>
-        <w:pStyle w:val="Heading2"/>
-        <w:spacing w:line="360" w:lineRule="auto"/>
-        <w:rPr>
-          <w:rFonts w:ascii="Calibri" w:hAnsi="Calibri" w:cs="Calibri"/>
-          <w:b/>
-          <w:bCs/>
-        </w:rPr>
-      </w:pPr>
-      <w:bookmarkStart w:id="28" w:name="_Toc227790552"/>
-      <w:r>
-        <w:rPr>
-          <w:rFonts w:ascii="Calibri" w:hAnsi="Calibri" w:cs="Calibri"/>
-          <w:b/>
-          <w:bCs/>
-        </w:rPr>
-        <w:t>6.1 Testing Methodology</w:t>
-      </w:r>
-      <w:bookmarkEnd w:id="28"/>
-    </w:p>
-    <w:p>
-      <w:pPr>
-        <w:pStyle w:val="Heading2"/>
-        <w:spacing w:line="360" w:lineRule="auto"/>
-        <w:rPr>
-          <w:rFonts w:ascii="Calibri" w:hAnsi="Calibri" w:cs="Calibri"/>
-          <w:b/>
-          <w:bCs/>
-        </w:rPr>
-      </w:pPr>
-      <w:bookmarkStart w:id="29" w:name="_Toc227790553"/>
-      <w:r>
-        <w:rPr>
-          <w:rFonts w:ascii="Calibri" w:hAnsi="Calibri" w:cs="Calibri"/>
-          <w:b/>
-          <w:bCs/>
-        </w:rPr>
-        <w:t>6.2 Verification of Requirements</w:t>
-      </w:r>
-      <w:bookmarkEnd w:id="29"/>
-    </w:p>
-    <w:p>
-      <w:pPr>
-        <w:pStyle w:val="Heading2"/>
-        <w:spacing w:line="360" w:lineRule="auto"/>
-        <w:rPr>
-          <w:rFonts w:ascii="Calibri" w:hAnsi="Calibri" w:cs="Calibri"/>
-          <w:b/>
-          <w:bCs/>
-        </w:rPr>
-      </w:pPr>
-      <w:bookmarkStart w:id="30" w:name="_Toc227790554"/>
-      <w:r>
-        <w:rPr>
-          <w:rFonts w:ascii="Calibri" w:hAnsi="Calibri" w:cs="Calibri"/>
-          <w:b/>
-          <w:bCs/>
-        </w:rPr>
-        <w:t>6.3 Evaluation of Non-Functional Attributes</w:t>
-      </w:r>
-      <w:bookmarkEnd w:id="30"/>
-    </w:p>
-    <w:p>
-      <w:pPr>
-        <w:pStyle w:val="Heading2"/>
-        <w:spacing w:line="360" w:lineRule="auto"/>
-        <w:rPr>
-          <w:rFonts w:ascii="Calibri" w:hAnsi="Calibri" w:cs="Calibri"/>
-          <w:b/>
-          <w:bCs/>
-        </w:rPr>
-      </w:pPr>
-      <w:bookmarkStart w:id="31" w:name="_Toc227790555"/>
-      <w:r>
-        <w:rPr>
-          <w:rFonts w:ascii="Calibri" w:hAnsi="Calibri" w:cs="Calibri"/>
-          <w:b/>
-          <w:bCs/>
-        </w:rPr>
-        <w:t>6.4 Critical Evaluation and Reflection</w:t>
-      </w:r>
-      <w:bookmarkEnd w:id="31"/>
-    </w:p>
-    <w:p>
-      <w:pPr>
-        <w:pStyle w:val="Heading1"/>
-        <w:spacing w:line="360" w:lineRule="auto"/>
-        <w:rPr>
-          <w:rFonts w:ascii="Calibri" w:hAnsi="Calibri" w:cs="Calibri"/>
-          <w:b/>
-          <w:bCs/>
-        </w:rPr>
-      </w:pPr>
-      <w:bookmarkStart w:id="32" w:name="_Toc227790556"/>
-      <w:r>
-        <w:rPr>
-          <w:rFonts w:ascii="Calibri" w:hAnsi="Calibri" w:cs="Calibri"/>
-          <w:b/>
-          <w:bCs/>
-        </w:rPr>
-        <w:t>Chapter 7 Conclusion and Future Work (5%)</w:t>
-      </w:r>
-      <w:bookmarkEnd w:id="32"/>
-    </w:p>
-    <w:p>
-      <w:pPr>
-        <w:spacing w:line="360" w:lineRule="auto"/>
-        <w:rPr>
-          <w:rFonts w:ascii="Calibri" w:hAnsi="Calibri" w:cs="Calibri"/>
-        </w:rPr>
-      </w:pPr>
-      <w:proofErr w:type="gramStart"/>
-      <w:r>
-        <w:rPr>
-          <w:rFonts w:ascii="Calibri" w:hAnsi="Calibri" w:cs="Calibri"/>
-        </w:rPr>
-        <w:t>Main Focus</w:t>
-      </w:r>
-      <w:proofErr w:type="gramEnd"/>
-      <w:r>
-        <w:rPr>
-          <w:rFonts w:ascii="Calibri" w:hAnsi="Calibri" w:cs="Calibri"/>
-        </w:rPr>
-        <w:t>: To provide a final summary of the project’s achievements and a critical roadmap for the</w:t>
-      </w:r>
-    </w:p>
-    <w:p>
-      <w:pPr>
-        <w:spacing w:line="360" w:lineRule="auto"/>
-        <w:rPr>
-          <w:rFonts w:ascii="Calibri" w:hAnsi="Calibri" w:cs="Calibri"/>
-        </w:rPr>
-      </w:pPr>
-      <w:r>
-        <w:rPr>
-          <w:rFonts w:ascii="Calibri" w:hAnsi="Calibri" w:cs="Calibri"/>
-        </w:rPr>
-        <w:t>system’s future.</w:t>
-      </w:r>
-    </w:p>
-    <w:p>
-      <w:pPr>
-        <w:spacing w:line="360" w:lineRule="auto"/>
-        <w:rPr>
-          <w:rFonts w:ascii="Calibri" w:hAnsi="Calibri" w:cs="Calibri"/>
-        </w:rPr>
-      </w:pPr>
-      <w:r>
-        <w:rPr>
-          <w:rFonts w:ascii="Calibri" w:hAnsi="Calibri" w:cs="Calibri"/>
-        </w:rPr>
-        <w:t>• Project Summary: Briefly summarise the project's journey from the initial vision to the final</w:t>
-      </w:r>
-    </w:p>
-    <w:p>
-      <w:pPr>
-        <w:spacing w:line="360" w:lineRule="auto"/>
-        <w:rPr>
-          <w:rFonts w:ascii="Calibri" w:hAnsi="Calibri" w:cs="Calibri"/>
-        </w:rPr>
-      </w:pPr>
-      <w:r>
-        <w:rPr>
-          <w:rFonts w:ascii="Calibri" w:hAnsi="Calibri" w:cs="Calibri"/>
-        </w:rPr>
-        <w:t>delivered system. Reflect on the extent to which the original aims and objectives were achieved.</w:t>
-      </w:r>
-    </w:p>
-    <w:p>
-      <w:pPr>
-        <w:spacing w:line="360" w:lineRule="auto"/>
-        <w:rPr>
-          <w:rFonts w:ascii="Calibri" w:hAnsi="Calibri" w:cs="Calibri"/>
-        </w:rPr>
-      </w:pPr>
-      <w:r>
-        <w:rPr>
-          <w:rFonts w:ascii="Calibri" w:hAnsi="Calibri" w:cs="Calibri"/>
-        </w:rPr>
-        <w:t>• Critical Reflection: Provide a candid assessment of the project from a professional perspective.</w:t>
-      </w:r>
-    </w:p>
-    <w:p>
-      <w:pPr>
-        <w:spacing w:line="360" w:lineRule="auto"/>
-        <w:rPr>
-          <w:rFonts w:ascii="Calibri" w:hAnsi="Calibri" w:cs="Calibri"/>
-        </w:rPr>
-      </w:pPr>
-      <w:r>
-        <w:rPr>
-          <w:rFonts w:ascii="Calibri" w:hAnsi="Calibri" w:cs="Calibri"/>
-        </w:rPr>
-        <w:t>This should include what was learned about the software engineering process, and what you</w:t>
-      </w:r>
-    </w:p>
-    <w:p>
-      <w:pPr>
-        <w:spacing w:line="360" w:lineRule="auto"/>
-        <w:rPr>
-          <w:rFonts w:ascii="Calibri" w:hAnsi="Calibri" w:cs="Calibri"/>
-        </w:rPr>
-      </w:pPr>
-      <w:r>
-        <w:rPr>
-          <w:rFonts w:ascii="Calibri" w:hAnsi="Calibri" w:cs="Calibri"/>
-        </w:rPr>
-        <w:t>would do differently if you were to start the project again with the benefit of hindsight.</w:t>
-      </w:r>
-    </w:p>
-    <w:p>
-      <w:pPr>
-        <w:spacing w:line="360" w:lineRule="auto"/>
-        <w:rPr>
-          <w:rFonts w:ascii="Calibri" w:hAnsi="Calibri" w:cs="Calibri"/>
-        </w:rPr>
-      </w:pPr>
-      <w:r>
-        <w:rPr>
-          <w:rFonts w:ascii="Calibri" w:hAnsi="Calibri" w:cs="Calibri"/>
-        </w:rPr>
-        <w:t>• Future Work: Identify the logical next steps for the system. Rather than just listing "more features,"</w:t>
-      </w:r>
-    </w:p>
-    <w:p>
-      <w:pPr>
-        <w:spacing w:line="360" w:lineRule="auto"/>
-        <w:rPr>
-          <w:rFonts w:ascii="Calibri" w:hAnsi="Calibri" w:cs="Calibri"/>
-        </w:rPr>
-      </w:pPr>
-      <w:r>
-        <w:rPr>
-          <w:rFonts w:ascii="Calibri" w:hAnsi="Calibri" w:cs="Calibri"/>
-        </w:rPr>
-        <w:t>suggest how the system could be evolved or scaled. This might include addressing limitations</w:t>
-      </w:r>
-    </w:p>
-    <w:p>
-      <w:pPr>
-        <w:spacing w:line="360" w:lineRule="auto"/>
-        <w:rPr>
-          <w:rFonts w:ascii="Calibri" w:hAnsi="Calibri" w:cs="Calibri"/>
-        </w:rPr>
-      </w:pPr>
-      <w:r>
-        <w:rPr>
-          <w:rFonts w:ascii="Calibri" w:hAnsi="Calibri" w:cs="Calibri"/>
-        </w:rPr>
-        <w:t>identified in the Evaluation (Chapter 6), emerging technologies or integrations that could enhance</w:t>
-      </w:r>
-    </w:p>
-    <w:p>
-      <w:pPr>
-        <w:spacing w:line="360" w:lineRule="auto"/>
-        <w:rPr>
-          <w:rFonts w:ascii="Calibri" w:hAnsi="Calibri" w:cs="Calibri"/>
-        </w:rPr>
-      </w:pPr>
-      <w:r>
-        <w:rPr>
-          <w:rFonts w:ascii="Calibri" w:hAnsi="Calibri" w:cs="Calibri"/>
-        </w:rPr>
-        <w:t>the product or strategies for long-term maintenance or deployment.</w:t>
-      </w:r>
-    </w:p>
-    <w:p>
-      <w:pPr>
-        <w:pStyle w:val="Heading2"/>
-        <w:spacing w:line="360" w:lineRule="auto"/>
-        <w:rPr>
-          <w:rFonts w:ascii="Calibri" w:hAnsi="Calibri" w:cs="Calibri"/>
-          <w:b/>
-          <w:bCs/>
-        </w:rPr>
-      </w:pPr>
-      <w:bookmarkStart w:id="33" w:name="_Toc227790557"/>
-      <w:r>
-        <w:rPr>
-          <w:rFonts w:ascii="Calibri" w:hAnsi="Calibri" w:cs="Calibri"/>
-          <w:b/>
-          <w:bCs/>
-        </w:rPr>
-        <w:lastRenderedPageBreak/>
-        <w:t>7.1 Project Summary</w:t>
-      </w:r>
-      <w:bookmarkEnd w:id="33"/>
-    </w:p>
-    <w:p>
-      <w:pPr>
-        <w:pStyle w:val="Heading2"/>
-        <w:spacing w:line="360" w:lineRule="auto"/>
-        <w:rPr>
-          <w:rFonts w:ascii="Calibri" w:hAnsi="Calibri" w:cs="Calibri"/>
-          <w:b/>
-          <w:bCs/>
-        </w:rPr>
-      </w:pPr>
-      <w:bookmarkStart w:id="34" w:name="_Toc227790558"/>
-      <w:r>
-        <w:rPr>
-          <w:rFonts w:ascii="Calibri" w:hAnsi="Calibri" w:cs="Calibri"/>
-          <w:b/>
-          <w:bCs/>
-        </w:rPr>
-        <w:t>7.2 Critical Reflection</w:t>
-      </w:r>
-      <w:bookmarkEnd w:id="34"/>
-    </w:p>
-    <w:p>
-      <w:pPr>
-        <w:pStyle w:val="Heading2"/>
-        <w:spacing w:line="360" w:lineRule="auto"/>
-        <w:rPr>
-          <w:rFonts w:ascii="Calibri" w:hAnsi="Calibri" w:cs="Calibri"/>
-          <w:b/>
-          <w:bCs/>
-        </w:rPr>
-      </w:pPr>
-      <w:bookmarkStart w:id="35" w:name="_Toc227790559"/>
-      <w:r>
-        <w:rPr>
-          <w:rFonts w:ascii="Calibri" w:hAnsi="Calibri" w:cs="Calibri"/>
-          <w:b/>
-          <w:bCs/>
-        </w:rPr>
-        <w:t>7.3 Future Work</w:t>
-      </w:r>
-      <w:bookmarkEnd w:id="35"/>
-    </w:p>
-    <w:p>
-      <w:pPr>
-        <w:pStyle w:val="Heading1"/>
-        <w:spacing w:line="360" w:lineRule="auto"/>
-        <w:rPr>
-          <w:rFonts w:ascii="Calibri" w:hAnsi="Calibri" w:cs="Calibri"/>
-          <w:b/>
-          <w:bCs/>
-        </w:rPr>
-      </w:pPr>
-      <w:bookmarkStart w:id="36" w:name="_Toc227790560"/>
-      <w:r>
-        <w:rPr>
-          <w:rFonts w:ascii="Calibri" w:hAnsi="Calibri" w:cs="Calibri"/>
-          <w:b/>
-          <w:bCs/>
-        </w:rPr>
-        <w:t>References</w:t>
-      </w:r>
-      <w:bookmarkEnd w:id="36"/>
-    </w:p>
-    <w:p>
-      <w:pPr>
-        <w:spacing w:line="360" w:lineRule="auto"/>
-        <w:rPr>
-          <w:rFonts w:ascii="Calibri" w:hAnsi="Calibri" w:cs="Calibri"/>
-        </w:rPr>
-      </w:pPr>
-      <w:r>
-        <w:rPr>
-          <w:rFonts w:ascii="Calibri" w:hAnsi="Calibri" w:cs="Calibri"/>
-        </w:rPr>
-        <w:t>In Software Engineering, documenting where your code and ideas come from is essential for academic</w:t>
-      </w:r>
-    </w:p>
-    <w:p>
-      <w:pPr>
-        <w:spacing w:line="360" w:lineRule="auto"/>
-        <w:rPr>
-          <w:rFonts w:ascii="Calibri" w:hAnsi="Calibri" w:cs="Calibri"/>
-        </w:rPr>
-      </w:pPr>
-      <w:r>
-        <w:rPr>
-          <w:rFonts w:ascii="Calibri" w:hAnsi="Calibri" w:cs="Calibri"/>
-        </w:rPr>
-        <w:t>integrity and professional ethics.</w:t>
-      </w:r>
-    </w:p>
-    <w:p>
-      <w:pPr>
-        <w:spacing w:line="360" w:lineRule="auto"/>
-        <w:rPr>
-          <w:rFonts w:ascii="Calibri" w:hAnsi="Calibri" w:cs="Calibri"/>
-        </w:rPr>
-      </w:pPr>
-      <w:r>
-        <w:rPr>
-          <w:rFonts w:ascii="Calibri" w:hAnsi="Calibri" w:cs="Calibri"/>
-        </w:rPr>
-        <w:t>You must cite any external knowledge used in your dissertation. This includes textbooks, academic</w:t>
-      </w:r>
-    </w:p>
-    <w:p>
-      <w:pPr>
-        <w:spacing w:line="360" w:lineRule="auto"/>
-        <w:rPr>
-          <w:rFonts w:ascii="Calibri" w:hAnsi="Calibri" w:cs="Calibri"/>
-        </w:rPr>
-      </w:pPr>
-      <w:r>
-        <w:rPr>
-          <w:rFonts w:ascii="Calibri" w:hAnsi="Calibri" w:cs="Calibri"/>
-        </w:rPr>
-        <w:t>papers, official documentation, and community tutorials.</w:t>
-      </w:r>
-    </w:p>
-    <w:p>
-      <w:pPr>
-        <w:spacing w:line="360" w:lineRule="auto"/>
-        <w:rPr>
-          <w:rFonts w:ascii="Calibri" w:hAnsi="Calibri" w:cs="Calibri"/>
-        </w:rPr>
-      </w:pPr>
-      <w:r>
-        <w:rPr>
-          <w:rFonts w:ascii="Calibri" w:hAnsi="Calibri" w:cs="Calibri"/>
-        </w:rPr>
-        <w:t>Common Technical Examples of referencing:</w:t>
-      </w:r>
-    </w:p>
-    <w:p>
-      <w:pPr>
-        <w:spacing w:line="360" w:lineRule="auto"/>
-        <w:rPr>
-          <w:rFonts w:ascii="Calibri" w:hAnsi="Calibri" w:cs="Calibri"/>
-        </w:rPr>
-      </w:pPr>
-      <w:r>
-        <w:rPr>
-          <w:rFonts w:ascii="Calibri" w:hAnsi="Calibri" w:cs="Calibri"/>
-        </w:rPr>
-        <w:t>• Official Documentation: "The system uses the React '</w:t>
-      </w:r>
-      <w:proofErr w:type="spellStart"/>
-      <w:r>
-        <w:rPr>
-          <w:rFonts w:ascii="Calibri" w:hAnsi="Calibri" w:cs="Calibri"/>
-        </w:rPr>
-        <w:t>UseContext</w:t>
-      </w:r>
-      <w:proofErr w:type="spellEnd"/>
-      <w:r>
-        <w:rPr>
-          <w:rFonts w:ascii="Calibri" w:hAnsi="Calibri" w:cs="Calibri"/>
-        </w:rPr>
-        <w:t>' hook for global state</w:t>
-      </w:r>
-    </w:p>
-    <w:p>
-      <w:pPr>
-        <w:spacing w:line="360" w:lineRule="auto"/>
-        <w:rPr>
-          <w:rFonts w:ascii="Calibri" w:hAnsi="Calibri" w:cs="Calibri"/>
-        </w:rPr>
-      </w:pPr>
-      <w:r>
-        <w:rPr>
-          <w:rFonts w:ascii="Calibri" w:hAnsi="Calibri" w:cs="Calibri"/>
-        </w:rPr>
-        <w:t>management (Meta, 2026)."</w:t>
-      </w:r>
-    </w:p>
-    <w:p>
-      <w:pPr>
-        <w:spacing w:line="360" w:lineRule="auto"/>
-        <w:rPr>
-          <w:rFonts w:ascii="Calibri" w:hAnsi="Calibri" w:cs="Calibri"/>
-        </w:rPr>
-      </w:pPr>
-      <w:r>
-        <w:rPr>
-          <w:rFonts w:ascii="Calibri" w:hAnsi="Calibri" w:cs="Calibri"/>
-        </w:rPr>
-        <w:t>• Community Solutions: "The recursive logic for the tree-view component was adapted from a</w:t>
-      </w:r>
-    </w:p>
-    <w:p>
-      <w:pPr>
-        <w:spacing w:line="360" w:lineRule="auto"/>
-        <w:rPr>
-          <w:rFonts w:ascii="Calibri" w:hAnsi="Calibri" w:cs="Calibri"/>
-        </w:rPr>
-      </w:pPr>
-      <w:r>
-        <w:rPr>
-          <w:rFonts w:ascii="Calibri" w:hAnsi="Calibri" w:cs="Calibri"/>
-        </w:rPr>
-        <w:t>solution by '</w:t>
-      </w:r>
-      <w:proofErr w:type="spellStart"/>
-      <w:r>
-        <w:rPr>
-          <w:rFonts w:ascii="Calibri" w:hAnsi="Calibri" w:cs="Calibri"/>
-        </w:rPr>
-        <w:t>DevGuru</w:t>
-      </w:r>
-      <w:proofErr w:type="spellEnd"/>
-      <w:r>
-        <w:rPr>
-          <w:rFonts w:ascii="Calibri" w:hAnsi="Calibri" w:cs="Calibri"/>
-        </w:rPr>
-        <w:t>' on Stack Overflow (2025)."</w:t>
-      </w:r>
-    </w:p>
-    <w:p>
-      <w:pPr>
-        <w:spacing w:line="360" w:lineRule="auto"/>
-        <w:rPr>
-          <w:rFonts w:ascii="Calibri" w:hAnsi="Calibri" w:cs="Calibri"/>
-        </w:rPr>
-      </w:pPr>
-      <w:r>
-        <w:rPr>
-          <w:rFonts w:ascii="Calibri" w:hAnsi="Calibri" w:cs="Calibri"/>
-        </w:rPr>
-        <w:t>• Technical Books: "Following the Factory Design Pattern (Gamma et al., 1994), the system..."</w:t>
-      </w:r>
-    </w:p>
-    <w:p>
-      <w:pPr>
-        <w:spacing w:line="360" w:lineRule="auto"/>
-        <w:rPr>
-          <w:rFonts w:ascii="Calibri" w:hAnsi="Calibri" w:cs="Calibri"/>
-        </w:rPr>
-      </w:pPr>
-      <w:r>
-        <w:rPr>
-          <w:rFonts w:ascii="Calibri" w:hAnsi="Calibri" w:cs="Calibri"/>
-        </w:rPr>
-        <w:t>The Reference List:</w:t>
-      </w:r>
-    </w:p>
-    <w:p>
-      <w:pPr>
-        <w:spacing w:line="360" w:lineRule="auto"/>
-        <w:rPr>
-          <w:rFonts w:ascii="Calibri" w:hAnsi="Calibri" w:cs="Calibri"/>
-        </w:rPr>
-      </w:pPr>
-      <w:r>
-        <w:rPr>
-          <w:rFonts w:ascii="Calibri" w:hAnsi="Calibri" w:cs="Calibri"/>
-        </w:rPr>
-        <w:t>At the end of your document, list your sources alphabetically.</w:t>
-      </w:r>
-    </w:p>
-    <w:p>
-      <w:pPr>
-        <w:spacing w:line="360" w:lineRule="auto"/>
-        <w:rPr>
-          <w:rFonts w:ascii="Calibri" w:hAnsi="Calibri" w:cs="Calibri"/>
-        </w:rPr>
-      </w:pPr>
-      <w:r>
-        <w:rPr>
-          <w:rFonts w:ascii="Calibri" w:hAnsi="Calibri" w:cs="Calibri"/>
-        </w:rPr>
-        <w:t xml:space="preserve">• Meta. (2026). React Documentation: Scaling State. [Online]. Available at: </w:t>
-      </w:r>
-      <w:proofErr w:type="spellStart"/>
-      <w:r>
-        <w:rPr>
-          <w:rFonts w:ascii="Calibri" w:hAnsi="Calibri" w:cs="Calibri"/>
-        </w:rPr>
-        <w:t>react.dev</w:t>
-      </w:r>
-      <w:proofErr w:type="spellEnd"/>
-      <w:r>
-        <w:rPr>
-          <w:rFonts w:ascii="Calibri" w:hAnsi="Calibri" w:cs="Calibri"/>
-        </w:rPr>
-        <w:t>/docs</w:t>
-      </w:r>
-    </w:p>
-    <w:p>
-      <w:pPr>
-        <w:spacing w:line="360" w:lineRule="auto"/>
-        <w:rPr>
-          <w:rFonts w:ascii="Calibri" w:hAnsi="Calibri" w:cs="Calibri"/>
-        </w:rPr>
-      </w:pPr>
-      <w:r>
-        <w:rPr>
-          <w:rFonts w:ascii="Calibri" w:hAnsi="Calibri" w:cs="Calibri"/>
-        </w:rPr>
-        <w:t>• Gamma, E. et al. (1994). Design Patterns: Elements of Reusable Object-Oriented Software.</w:t>
-      </w:r>
-    </w:p>
-    <w:p>
-      <w:pPr>
-        <w:spacing w:line="360" w:lineRule="auto"/>
-        <w:rPr>
-          <w:rFonts w:ascii="Calibri" w:hAnsi="Calibri" w:cs="Calibri"/>
-        </w:rPr>
-      </w:pPr>
-      <w:r>
-        <w:rPr>
-          <w:rFonts w:ascii="Calibri" w:hAnsi="Calibri" w:cs="Calibri"/>
-        </w:rPr>
-        <w:t>Addison-Wesley.</w:t>
-      </w:r>
-    </w:p>
-    <w:p>
-      <w:pPr>
-        <w:spacing w:line="360" w:lineRule="auto"/>
-        <w:rPr>
-          <w:rFonts w:ascii="Calibri" w:hAnsi="Calibri" w:cs="Calibri"/>
-        </w:rPr>
-      </w:pPr>
-      <w:r>
-        <w:rPr>
-          <w:rFonts w:ascii="Calibri" w:hAnsi="Calibri" w:cs="Calibri"/>
-        </w:rPr>
-        <w:t>Source Code Attribution</w:t>
-      </w:r>
-    </w:p>
-    <w:p>
-      <w:pPr>
-        <w:spacing w:line="360" w:lineRule="auto"/>
-        <w:rPr>
-          <w:rFonts w:ascii="Calibri" w:hAnsi="Calibri" w:cs="Calibri"/>
-        </w:rPr>
-      </w:pPr>
-      <w:r>
-        <w:rPr>
-          <w:rFonts w:ascii="Calibri" w:hAnsi="Calibri" w:cs="Calibri"/>
-        </w:rPr>
         <w:t>If you use a specific code snippet from the web or an AI tool, you must attribute it in the source code.</w:t>
       </w:r>
     </w:p>
@@ -10400,7 +10519,6 @@
         <w:rPr>
           <w:rFonts w:ascii="Calibri" w:hAnsi="Calibri" w:cs="Calibri"/>
         </w:rPr>
-        <w:lastRenderedPageBreak/>
         <w:t>Example of an attributed snippet:</w:t>
       </w:r>
     </w:p>
@@ -14786,6 +14904,7 @@
         <w:rPr>
           <w:rFonts w:ascii="Calibri" w:hAnsi="Calibri" w:cs="Calibri"/>
         </w:rPr>
+        <w:lastRenderedPageBreak/>
         <w:t>User must have previously recorded some training sessions or nutritional data for meaningful results to be displayed.</w:t>
       </w:r>
     </w:p>
@@ -14823,7 +14942,6 @@
           <w:b/>
           <w:bCs/>
         </w:rPr>
-        <w:lastRenderedPageBreak/>
         <w:t>Trigger:</w:t>
       </w:r>
     </w:p>
@@ -15253,6 +15371,7 @@
         <w:rPr>
           <w:rFonts w:ascii="Calibri" w:hAnsi="Calibri" w:cs="Calibri"/>
         </w:rPr>
+        <w:lastRenderedPageBreak/>
         <w:t>The user must be logged into the system.</w:t>
       </w:r>
     </w:p>
@@ -15287,7 +15406,6 @@
         <w:rPr>
           <w:rFonts w:ascii="Calibri" w:hAnsi="Calibri" w:cs="Calibri"/>
         </w:rPr>
-        <w:lastRenderedPageBreak/>
         <w:t>The user navigates to the</w:t>
       </w:r>
       <w:r>
@@ -15710,6 +15828,7 @@
         </w:numPr>
       </w:pPr>
       <w:r>
+        <w:lastRenderedPageBreak/>
         <w:t>The user manages social features such as sending friend request, accepting friend requests and viewing current friends.</w:t>
       </w:r>
     </w:p>
@@ -15743,7 +15862,6 @@
           <w:b/>
           <w:bCs/>
         </w:rPr>
-        <w:lastRenderedPageBreak/>
         <w:t>Alternative / Exception Flows:</w:t>
       </w:r>
     </w:p>
@@ -15815,7 +15933,7 @@
           <w:b/>
           <w:bCs/>
         </w:rPr>
-        <w:t>5</w:t>
+        <w:t>6</w:t>
       </w:r>
       <w:r>
         <w:rPr>
@@ -16062,6 +16180,7 @@
         </w:numPr>
       </w:pPr>
       <w:r>
+        <w:lastRenderedPageBreak/>
         <w:t>No new persistent data is created, but derived values are displayed for interpretation.</w:t>
       </w:r>
     </w:p>
@@ -16072,307 +16191,307 @@
         <w:pStyle w:val="Heading2"/>
       </w:pPr>
       <w:r>
+        <w:t>Appendix C</w:t>
+      </w:r>
+    </w:p>
+    <w:p>
+      <w:pPr>
+        <w:spacing w:line="360" w:lineRule="auto"/>
+      </w:pPr>
+    </w:p>
+    <w:p>
+      <w:pPr>
+        <w:pStyle w:val="Heading2"/>
+      </w:pPr>
+      <w:r>
+        <w:t>Appendix D</w:t>
+      </w:r>
+    </w:p>
+    <w:p>
+      <w:pPr>
+        <w:pStyle w:val="Heading1"/>
+        <w:spacing w:line="360" w:lineRule="auto"/>
+        <w:rPr>
+          <w:rFonts w:ascii="Calibri" w:hAnsi="Calibri" w:cs="Calibri"/>
+          <w:b/>
+          <w:bCs/>
+        </w:rPr>
+      </w:pPr>
+      <w:bookmarkStart w:id="39" w:name="_Toc227790563"/>
+      <w:r>
+        <w:rPr>
+          <w:rFonts w:ascii="Calibri" w:hAnsi="Calibri" w:cs="Calibri"/>
+          <w:b/>
+          <w:bCs/>
+        </w:rPr>
+        <w:t>AI Usage Log</w:t>
+      </w:r>
+      <w:bookmarkEnd w:id="39"/>
+    </w:p>
+    <w:p>
+      <w:pPr>
+        <w:spacing w:line="360" w:lineRule="auto"/>
+        <w:rPr>
+          <w:rFonts w:ascii="Calibri" w:hAnsi="Calibri" w:cs="Calibri"/>
+        </w:rPr>
+      </w:pPr>
+      <w:r>
+        <w:rPr>
+          <w:rFonts w:ascii="Calibri" w:hAnsi="Calibri" w:cs="Calibri"/>
+        </w:rPr>
+        <w:t>Our guiding principle is that AI is a tool to augment your abilities, not a substitute for them. Any use</w:t>
+      </w:r>
+    </w:p>
+    <w:p>
+      <w:pPr>
+        <w:spacing w:line="360" w:lineRule="auto"/>
+        <w:rPr>
+          <w:rFonts w:ascii="Calibri" w:hAnsi="Calibri" w:cs="Calibri"/>
+        </w:rPr>
+      </w:pPr>
+      <w:r>
+        <w:rPr>
+          <w:rFonts w:ascii="Calibri" w:hAnsi="Calibri" w:cs="Calibri"/>
+        </w:rPr>
+        <w:t>of AI not explicitly permitted below will be treated as academic misconduct. You must document all</w:t>
+      </w:r>
+    </w:p>
+    <w:p>
+      <w:pPr>
+        <w:spacing w:line="360" w:lineRule="auto"/>
+        <w:rPr>
+          <w:rFonts w:ascii="Calibri" w:hAnsi="Calibri" w:cs="Calibri"/>
+        </w:rPr>
+      </w:pPr>
+      <w:r>
+        <w:rPr>
+          <w:rFonts w:ascii="Calibri" w:hAnsi="Calibri" w:cs="Calibri"/>
+        </w:rPr>
+        <w:t>permitted AI use in the section "AI Usage Log" within the Appendix.</w:t>
+      </w:r>
+    </w:p>
+    <w:p>
+      <w:pPr>
+        <w:spacing w:line="360" w:lineRule="auto"/>
+        <w:rPr>
+          <w:rFonts w:ascii="Calibri" w:hAnsi="Calibri" w:cs="Calibri"/>
+        </w:rPr>
+      </w:pPr>
+      <w:r>
+        <w:rPr>
+          <w:rFonts w:ascii="Calibri" w:hAnsi="Calibri" w:cs="Calibri"/>
+        </w:rPr>
+        <w:t>• Permitted Uses (with Attribution):</w:t>
+      </w:r>
+    </w:p>
+    <w:p>
+      <w:pPr>
+        <w:spacing w:line="360" w:lineRule="auto"/>
+        <w:rPr>
+          <w:rFonts w:ascii="Calibri" w:hAnsi="Calibri" w:cs="Calibri"/>
+        </w:rPr>
+      </w:pPr>
+      <w:r>
+        <w:rPr>
+          <w:rFonts w:ascii="Calibri" w:hAnsi="Calibri" w:cs="Calibri"/>
+        </w:rPr>
+        <w:t>o Brainstorming &amp; Idea Generation.</w:t>
+      </w:r>
+    </w:p>
+    <w:p>
+      <w:pPr>
+        <w:spacing w:line="360" w:lineRule="auto"/>
+        <w:rPr>
+          <w:rFonts w:ascii="Calibri" w:hAnsi="Calibri" w:cs="Calibri"/>
+        </w:rPr>
+      </w:pPr>
+      <w:r>
+        <w:rPr>
+          <w:rFonts w:ascii="Calibri" w:hAnsi="Calibri" w:cs="Calibri"/>
+        </w:rPr>
+        <w:t>o Syntax &amp; Boilerplate Code (small, specific snippets). You must fully understand and</w:t>
+      </w:r>
+    </w:p>
+    <w:p>
+      <w:pPr>
+        <w:spacing w:line="360" w:lineRule="auto"/>
+        <w:rPr>
+          <w:rFonts w:ascii="Calibri" w:hAnsi="Calibri" w:cs="Calibri"/>
+        </w:rPr>
+      </w:pPr>
+      <w:r>
+        <w:rPr>
+          <w:rFonts w:ascii="Calibri" w:hAnsi="Calibri" w:cs="Calibri"/>
+        </w:rPr>
+        <w:t>modify any code you use.</w:t>
+      </w:r>
+    </w:p>
+    <w:p>
+      <w:pPr>
+        <w:spacing w:line="360" w:lineRule="auto"/>
+        <w:rPr>
+          <w:rFonts w:ascii="Calibri" w:hAnsi="Calibri" w:cs="Calibri"/>
+        </w:rPr>
+      </w:pPr>
+      <w:r>
+        <w:rPr>
+          <w:rFonts w:ascii="Calibri" w:hAnsi="Calibri" w:cs="Calibri"/>
+        </w:rPr>
+        <w:t>o Debugging &amp; Error Resolution.</w:t>
+      </w:r>
+    </w:p>
+    <w:p>
+      <w:pPr>
+        <w:spacing w:line="360" w:lineRule="auto"/>
+        <w:rPr>
+          <w:rFonts w:ascii="Calibri" w:hAnsi="Calibri" w:cs="Calibri"/>
+        </w:rPr>
+      </w:pPr>
+      <w:r>
+        <w:rPr>
+          <w:rFonts w:ascii="Calibri" w:hAnsi="Calibri" w:cs="Calibri"/>
+        </w:rPr>
+        <w:t>o Refactoring &amp; Explanation.</w:t>
+      </w:r>
+    </w:p>
+    <w:p>
+      <w:pPr>
+        <w:spacing w:line="360" w:lineRule="auto"/>
+        <w:rPr>
+          <w:rFonts w:ascii="Calibri" w:hAnsi="Calibri" w:cs="Calibri"/>
+        </w:rPr>
+      </w:pPr>
+      <w:r>
+        <w:rPr>
+          <w:rFonts w:ascii="Calibri" w:hAnsi="Calibri" w:cs="Calibri"/>
+        </w:rPr>
+        <w:t>• Prohibited Uses:</w:t>
+      </w:r>
+    </w:p>
+    <w:p>
+      <w:pPr>
+        <w:spacing w:line="360" w:lineRule="auto"/>
+        <w:rPr>
+          <w:rFonts w:ascii="Calibri" w:hAnsi="Calibri" w:cs="Calibri"/>
+        </w:rPr>
+      </w:pPr>
+      <w:r>
+        <w:rPr>
+          <w:rFonts w:ascii="Calibri" w:hAnsi="Calibri" w:cs="Calibri"/>
+        </w:rPr>
+        <w:t>o Final Deliverable Generation (e.g., writing parts of your report).</w:t>
+      </w:r>
+    </w:p>
+    <w:p>
+      <w:pPr>
+        <w:spacing w:line="360" w:lineRule="auto"/>
+        <w:rPr>
+          <w:rFonts w:ascii="Calibri" w:hAnsi="Calibri" w:cs="Calibri"/>
+        </w:rPr>
+      </w:pPr>
+      <w:r>
+        <w:rPr>
+          <w:rFonts w:ascii="Calibri" w:hAnsi="Calibri" w:cs="Calibri"/>
+        </w:rPr>
+        <w:t>o Replacing Core Skills (e.g., asking an AI to write entire functions or core logic).</w:t>
+      </w:r>
+    </w:p>
+    <w:p>
+      <w:pPr>
+        <w:spacing w:line="360" w:lineRule="auto"/>
+        <w:rPr>
+          <w:rFonts w:ascii="Calibri" w:hAnsi="Calibri" w:cs="Calibri"/>
+        </w:rPr>
+      </w:pPr>
+      <w:r>
+        <w:rPr>
+          <w:rFonts w:ascii="Calibri" w:hAnsi="Calibri" w:cs="Calibri"/>
+        </w:rPr>
+        <w:t>o Plagiarism (submitting work generated by AI without proper attribution).</w:t>
+      </w:r>
+    </w:p>
+    <w:p>
+      <w:pPr>
+        <w:spacing w:line="360" w:lineRule="auto"/>
+        <w:rPr>
+          <w:rFonts w:ascii="Calibri" w:hAnsi="Calibri" w:cs="Calibri"/>
+        </w:rPr>
+      </w:pPr>
+      <w:r>
+        <w:rPr>
+          <w:rFonts w:ascii="Calibri" w:hAnsi="Calibri" w:cs="Calibri"/>
+        </w:rPr>
+        <w:t>You must document all significant AI use in your Appendix using the following simple format:</w:t>
+      </w:r>
+    </w:p>
+    <w:p>
+      <w:pPr>
+        <w:spacing w:line="360" w:lineRule="auto"/>
+        <w:rPr>
+          <w:rFonts w:ascii="Calibri" w:hAnsi="Calibri" w:cs="Calibri"/>
+        </w:rPr>
+      </w:pPr>
+      <w:r>
+        <w:rPr>
+          <w:rFonts w:ascii="Calibri" w:hAnsi="Calibri" w:cs="Calibri"/>
+        </w:rPr>
+        <w:t>Date Tool Task Outcome/Modification</w:t>
+      </w:r>
+    </w:p>
+    <w:p>
+      <w:pPr>
+        <w:spacing w:line="360" w:lineRule="auto"/>
+        <w:rPr>
+          <w:rFonts w:ascii="Calibri" w:hAnsi="Calibri" w:cs="Calibri"/>
+        </w:rPr>
+      </w:pPr>
+      <w:r>
+        <w:rPr>
+          <w:rFonts w:ascii="Calibri" w:hAnsi="Calibri" w:cs="Calibri"/>
+        </w:rPr>
+        <w:t>10/01/26 Gemini Debugging a 'CORS'</w:t>
+      </w:r>
+    </w:p>
+    <w:p>
+      <w:pPr>
+        <w:spacing w:line="360" w:lineRule="auto"/>
+        <w:rPr>
+          <w:rFonts w:ascii="Calibri" w:hAnsi="Calibri" w:cs="Calibri"/>
+        </w:rPr>
+      </w:pPr>
+      <w:r>
+        <w:rPr>
+          <w:rFonts w:ascii="Calibri" w:hAnsi="Calibri" w:cs="Calibri"/>
+        </w:rPr>
+        <w:t>error.</w:t>
+      </w:r>
+    </w:p>
+    <w:p>
+      <w:pPr>
+        <w:spacing w:line="360" w:lineRule="auto"/>
+        <w:rPr>
+          <w:rFonts w:ascii="Calibri" w:hAnsi="Calibri" w:cs="Calibri"/>
+        </w:rPr>
+      </w:pPr>
+      <w:r>
+        <w:rPr>
+          <w:rFonts w:ascii="Calibri" w:hAnsi="Calibri" w:cs="Calibri"/>
+        </w:rPr>
+        <w:t>Explained headers; I implemented the fix manually.</w:t>
+      </w:r>
+    </w:p>
+    <w:p>
+      <w:pPr>
+        <w:spacing w:line="360" w:lineRule="auto"/>
+        <w:rPr>
+          <w:rFonts w:ascii="Calibri" w:hAnsi="Calibri" w:cs="Calibri"/>
+        </w:rPr>
+      </w:pPr>
+      <w:r>
+        <w:rPr>
+          <w:rFonts w:ascii="Calibri" w:hAnsi="Calibri" w:cs="Calibri"/>
+        </w:rPr>
         <w:lastRenderedPageBreak/>
-        <w:t>Appendix C</w:t>
-      </w:r>
-    </w:p>
-    <w:p>
-      <w:pPr>
-        <w:spacing w:line="360" w:lineRule="auto"/>
-      </w:pPr>
-    </w:p>
-    <w:p>
-      <w:pPr>
-        <w:pStyle w:val="Heading2"/>
-      </w:pPr>
-      <w:r>
-        <w:t>Appendix D</w:t>
-      </w:r>
-    </w:p>
-    <w:p>
-      <w:pPr>
-        <w:pStyle w:val="Heading1"/>
-        <w:spacing w:line="360" w:lineRule="auto"/>
-        <w:rPr>
-          <w:rFonts w:ascii="Calibri" w:hAnsi="Calibri" w:cs="Calibri"/>
-          <w:b/>
-          <w:bCs/>
-        </w:rPr>
-      </w:pPr>
-      <w:bookmarkStart w:id="39" w:name="_Toc227790563"/>
-      <w:r>
-        <w:rPr>
-          <w:rFonts w:ascii="Calibri" w:hAnsi="Calibri" w:cs="Calibri"/>
-          <w:b/>
-          <w:bCs/>
-        </w:rPr>
-        <w:t>AI Usage Log</w:t>
-      </w:r>
-      <w:bookmarkEnd w:id="39"/>
-    </w:p>
-    <w:p>
-      <w:pPr>
-        <w:spacing w:line="360" w:lineRule="auto"/>
-        <w:rPr>
-          <w:rFonts w:ascii="Calibri" w:hAnsi="Calibri" w:cs="Calibri"/>
-        </w:rPr>
-      </w:pPr>
-      <w:r>
-        <w:rPr>
-          <w:rFonts w:ascii="Calibri" w:hAnsi="Calibri" w:cs="Calibri"/>
-        </w:rPr>
-        <w:t>Our guiding principle is that AI is a tool to augment your abilities, not a substitute for them. Any use</w:t>
-      </w:r>
-    </w:p>
-    <w:p>
-      <w:pPr>
-        <w:spacing w:line="360" w:lineRule="auto"/>
-        <w:rPr>
-          <w:rFonts w:ascii="Calibri" w:hAnsi="Calibri" w:cs="Calibri"/>
-        </w:rPr>
-      </w:pPr>
-      <w:r>
-        <w:rPr>
-          <w:rFonts w:ascii="Calibri" w:hAnsi="Calibri" w:cs="Calibri"/>
-        </w:rPr>
-        <w:t>of AI not explicitly permitted below will be treated as academic misconduct. You must document all</w:t>
-      </w:r>
-    </w:p>
-    <w:p>
-      <w:pPr>
-        <w:spacing w:line="360" w:lineRule="auto"/>
-        <w:rPr>
-          <w:rFonts w:ascii="Calibri" w:hAnsi="Calibri" w:cs="Calibri"/>
-        </w:rPr>
-      </w:pPr>
-      <w:r>
-        <w:rPr>
-          <w:rFonts w:ascii="Calibri" w:hAnsi="Calibri" w:cs="Calibri"/>
-        </w:rPr>
-        <w:t>permitted AI use in the section "AI Usage Log" within the Appendix.</w:t>
-      </w:r>
-    </w:p>
-    <w:p>
-      <w:pPr>
-        <w:spacing w:line="360" w:lineRule="auto"/>
-        <w:rPr>
-          <w:rFonts w:ascii="Calibri" w:hAnsi="Calibri" w:cs="Calibri"/>
-        </w:rPr>
-      </w:pPr>
-      <w:r>
-        <w:rPr>
-          <w:rFonts w:ascii="Calibri" w:hAnsi="Calibri" w:cs="Calibri"/>
-        </w:rPr>
-        <w:t>• Permitted Uses (with Attribution):</w:t>
-      </w:r>
-    </w:p>
-    <w:p>
-      <w:pPr>
-        <w:spacing w:line="360" w:lineRule="auto"/>
-        <w:rPr>
-          <w:rFonts w:ascii="Calibri" w:hAnsi="Calibri" w:cs="Calibri"/>
-        </w:rPr>
-      </w:pPr>
-      <w:r>
-        <w:rPr>
-          <w:rFonts w:ascii="Calibri" w:hAnsi="Calibri" w:cs="Calibri"/>
-        </w:rPr>
-        <w:t>o Brainstorming &amp; Idea Generation.</w:t>
-      </w:r>
-    </w:p>
-    <w:p>
-      <w:pPr>
-        <w:spacing w:line="360" w:lineRule="auto"/>
-        <w:rPr>
-          <w:rFonts w:ascii="Calibri" w:hAnsi="Calibri" w:cs="Calibri"/>
-        </w:rPr>
-      </w:pPr>
-      <w:r>
-        <w:rPr>
-          <w:rFonts w:ascii="Calibri" w:hAnsi="Calibri" w:cs="Calibri"/>
-        </w:rPr>
-        <w:t>o Syntax &amp; Boilerplate Code (small, specific snippets). You must fully understand and</w:t>
-      </w:r>
-    </w:p>
-    <w:p>
-      <w:pPr>
-        <w:spacing w:line="360" w:lineRule="auto"/>
-        <w:rPr>
-          <w:rFonts w:ascii="Calibri" w:hAnsi="Calibri" w:cs="Calibri"/>
-        </w:rPr>
-      </w:pPr>
-      <w:r>
-        <w:rPr>
-          <w:rFonts w:ascii="Calibri" w:hAnsi="Calibri" w:cs="Calibri"/>
-        </w:rPr>
-        <w:t>modify any code you use.</w:t>
-      </w:r>
-    </w:p>
-    <w:p>
-      <w:pPr>
-        <w:spacing w:line="360" w:lineRule="auto"/>
-        <w:rPr>
-          <w:rFonts w:ascii="Calibri" w:hAnsi="Calibri" w:cs="Calibri"/>
-        </w:rPr>
-      </w:pPr>
-      <w:r>
-        <w:rPr>
-          <w:rFonts w:ascii="Calibri" w:hAnsi="Calibri" w:cs="Calibri"/>
-        </w:rPr>
-        <w:t>o Debugging &amp; Error Resolution.</w:t>
-      </w:r>
-    </w:p>
-    <w:p>
-      <w:pPr>
-        <w:spacing w:line="360" w:lineRule="auto"/>
-        <w:rPr>
-          <w:rFonts w:ascii="Calibri" w:hAnsi="Calibri" w:cs="Calibri"/>
-        </w:rPr>
-      </w:pPr>
-      <w:r>
-        <w:rPr>
-          <w:rFonts w:ascii="Calibri" w:hAnsi="Calibri" w:cs="Calibri"/>
-        </w:rPr>
-        <w:t>o Refactoring &amp; Explanation.</w:t>
-      </w:r>
-    </w:p>
-    <w:p>
-      <w:pPr>
-        <w:spacing w:line="360" w:lineRule="auto"/>
-        <w:rPr>
-          <w:rFonts w:ascii="Calibri" w:hAnsi="Calibri" w:cs="Calibri"/>
-        </w:rPr>
-      </w:pPr>
-      <w:r>
-        <w:rPr>
-          <w:rFonts w:ascii="Calibri" w:hAnsi="Calibri" w:cs="Calibri"/>
-        </w:rPr>
-        <w:t>• Prohibited Uses:</w:t>
-      </w:r>
-    </w:p>
-    <w:p>
-      <w:pPr>
-        <w:spacing w:line="360" w:lineRule="auto"/>
-        <w:rPr>
-          <w:rFonts w:ascii="Calibri" w:hAnsi="Calibri" w:cs="Calibri"/>
-        </w:rPr>
-      </w:pPr>
-      <w:r>
-        <w:rPr>
-          <w:rFonts w:ascii="Calibri" w:hAnsi="Calibri" w:cs="Calibri"/>
-        </w:rPr>
-        <w:t>o Final Deliverable Generation (e.g., writing parts of your report).</w:t>
-      </w:r>
-    </w:p>
-    <w:p>
-      <w:pPr>
-        <w:spacing w:line="360" w:lineRule="auto"/>
-        <w:rPr>
-          <w:rFonts w:ascii="Calibri" w:hAnsi="Calibri" w:cs="Calibri"/>
-        </w:rPr>
-      </w:pPr>
-      <w:r>
-        <w:rPr>
-          <w:rFonts w:ascii="Calibri" w:hAnsi="Calibri" w:cs="Calibri"/>
-        </w:rPr>
-        <w:t>o Replacing Core Skills (e.g., asking an AI to write entire functions or core logic).</w:t>
-      </w:r>
-    </w:p>
-    <w:p>
-      <w:pPr>
-        <w:spacing w:line="360" w:lineRule="auto"/>
-        <w:rPr>
-          <w:rFonts w:ascii="Calibri" w:hAnsi="Calibri" w:cs="Calibri"/>
-        </w:rPr>
-      </w:pPr>
-      <w:r>
-        <w:rPr>
-          <w:rFonts w:ascii="Calibri" w:hAnsi="Calibri" w:cs="Calibri"/>
-        </w:rPr>
-        <w:t>o Plagiarism (submitting work generated by AI without proper attribution).</w:t>
-      </w:r>
-    </w:p>
-    <w:p>
-      <w:pPr>
-        <w:spacing w:line="360" w:lineRule="auto"/>
-        <w:rPr>
-          <w:rFonts w:ascii="Calibri" w:hAnsi="Calibri" w:cs="Calibri"/>
-        </w:rPr>
-      </w:pPr>
-      <w:r>
-        <w:rPr>
-          <w:rFonts w:ascii="Calibri" w:hAnsi="Calibri" w:cs="Calibri"/>
-        </w:rPr>
-        <w:t>You must document all significant AI use in your Appendix using the following simple format:</w:t>
-      </w:r>
-    </w:p>
-    <w:p>
-      <w:pPr>
-        <w:spacing w:line="360" w:lineRule="auto"/>
-        <w:rPr>
-          <w:rFonts w:ascii="Calibri" w:hAnsi="Calibri" w:cs="Calibri"/>
-        </w:rPr>
-      </w:pPr>
-      <w:r>
-        <w:rPr>
-          <w:rFonts w:ascii="Calibri" w:hAnsi="Calibri" w:cs="Calibri"/>
-        </w:rPr>
-        <w:t>Date Tool Task Outcome/Modification</w:t>
-      </w:r>
-    </w:p>
-    <w:p>
-      <w:pPr>
-        <w:spacing w:line="360" w:lineRule="auto"/>
-        <w:rPr>
-          <w:rFonts w:ascii="Calibri" w:hAnsi="Calibri" w:cs="Calibri"/>
-        </w:rPr>
-      </w:pPr>
-      <w:r>
-        <w:rPr>
-          <w:rFonts w:ascii="Calibri" w:hAnsi="Calibri" w:cs="Calibri"/>
-        </w:rPr>
-        <w:t>10/01/26 Gemini Debugging a 'CORS'</w:t>
-      </w:r>
-    </w:p>
-    <w:p>
-      <w:pPr>
-        <w:spacing w:line="360" w:lineRule="auto"/>
-        <w:rPr>
-          <w:rFonts w:ascii="Calibri" w:hAnsi="Calibri" w:cs="Calibri"/>
-        </w:rPr>
-      </w:pPr>
-      <w:r>
-        <w:rPr>
-          <w:rFonts w:ascii="Calibri" w:hAnsi="Calibri" w:cs="Calibri"/>
-        </w:rPr>
-        <w:t>error.</w:t>
-      </w:r>
-    </w:p>
-    <w:p>
-      <w:pPr>
-        <w:spacing w:line="360" w:lineRule="auto"/>
-        <w:rPr>
-          <w:rFonts w:ascii="Calibri" w:hAnsi="Calibri" w:cs="Calibri"/>
-        </w:rPr>
-      </w:pPr>
-      <w:r>
-        <w:rPr>
-          <w:rFonts w:ascii="Calibri" w:hAnsi="Calibri" w:cs="Calibri"/>
-        </w:rPr>
-        <w:t>Explained headers; I implemented the fix manually.</w:t>
-      </w:r>
-    </w:p>
-    <w:p>
-      <w:pPr>
-        <w:spacing w:line="360" w:lineRule="auto"/>
-        <w:rPr>
-          <w:rFonts w:ascii="Calibri" w:hAnsi="Calibri" w:cs="Calibri"/>
-        </w:rPr>
-      </w:pPr>
-      <w:r>
-        <w:rPr>
-          <w:rFonts w:ascii="Calibri" w:hAnsi="Calibri" w:cs="Calibri"/>
-        </w:rPr>
         <w:t>15/01/26 ChatGPT Brainstorming</w:t>
       </w:r>
     </w:p>
@@ -16409,7 +16528,6 @@
         <w:rPr>
           <w:rFonts w:ascii="Calibri" w:hAnsi="Calibri" w:cs="Calibri"/>
         </w:rPr>
-        <w:lastRenderedPageBreak/>
         <w:t>Generated initial list; I pruned and prioritised it.</w:t>
       </w:r>
     </w:p>
@@ -16718,6 +16836,119 @@
 <file path=word/numbering.xml><?xml version="1.0" encoding="utf-8"?>
 <w:numbering xmlns:wpc="http://schemas.microsoft.com/office/word/2010/wordprocessingCanvas" xmlns:cx="http://schemas.microsoft.com/office/drawing/2014/chartex" xmlns:cx1="http://schemas.microsoft.com/office/drawing/2015/9/8/chartex" xmlns:cx2="http://schemas.microsoft.com/office/drawing/2015/10/21/chartex" xmlns:cx3="http://schemas.microsoft.com/office/drawing/2016/5/9/chartex" xmlns:cx4="http://schemas.microsoft.com/office/drawing/2016/5/10/chartex" xmlns:cx5="http://schemas.microsoft.com/office/drawing/2016/5/11/chartex" xmlns:cx6="http://schemas.microsoft.com/office/drawing/2016/5/12/chartex" xmlns:cx7="http://schemas.microsoft.com/office/drawing/2016/5/13/chartex" xmlns:cx8="http://schemas.microsoft.com/office/drawing/2016/5/14/chartex" xmlns:mc="http://schemas.openxmlformats.org/markup-compatibility/2006" xmlns:aink="http://schemas.microsoft.com/office/drawing/2016/ink" xmlns:am3d="http://schemas.microsoft.com/office/drawing/2017/model3d" xmlns:o="urn:schemas-microsoft-com:office:office" xmlns:oel="http://schemas.microsoft.com/office/2019/extlst" xmlns:r="http://schemas.openxmlformats.org/officeDocument/2006/relationships" xmlns:m="http://schemas.openxmlformats.org/officeDocument/2006/math" xmlns:v="urn:schemas-microsoft-com:vml" xmlns:wp14="http://schemas.microsoft.com/office/word/2010/wordprocessingDrawing" xmlns:wp="http://schemas.openxmlformats.org/drawingml/2006/wordprocessingDrawing" xmlns:w10="urn:schemas-microsoft-com:office:word" xmlns:w="http://schemas.openxmlformats.org/wordprocessingml/2006/main" xmlns:w14="http://schemas.microsoft.com/office/word/2010/wordml" xmlns:w15="http://schemas.microsoft.com/office/word/2012/wordml" xmlns:w16cex="http://schemas.microsoft.com/office/word/2018/wordml/cex" xmlns:w16cid="http://schemas.microsoft.com/office/word/2016/wordml/cid" xmlns:w16="http://schemas.microsoft.com/office/word/2018/wordml" xmlns:w16du="http://schemas.microsoft.com/office/word/2023/wordml/word16du" xmlns:w16sdtdh="http://schemas.microsoft.com/office/word/2020/wordml/sdtdatahash" xmlns:w16sdtfl="http://schemas.microsoft.com/office/word/2024/wordml/sdtformatlock" xmlns:w16se="http://schemas.microsoft.com/office/word/2015/wordml/symex" xmlns:wpg="http://schemas.microsoft.com/office/word/2010/wordprocessingGroup" xmlns:wpi="http://schemas.microsoft.com/office/word/2010/wordprocessingInk" xmlns:wne="http://schemas.microsoft.com/office/word/2006/wordml" xmlns:wps="http://schemas.microsoft.com/office/word/2010/wordprocessingShape" mc:Ignorable="w14 w15 w16se w16cid w16 w16cex w16sdtdh w16sdtfl w16du wp14">
   <w:abstractNum w:abstractNumId="0" w15:restartNumberingAfterBreak="0">
+    <w:nsid w:val="00BC6B87"/>
+    <w:multiLevelType w:val="hybridMultilevel"/>
+    <w:tmpl w:val="2C82C7F8"/>
+    <w:lvl w:ilvl="0" w:tplc="08090001">
+      <w:start w:val="1"/>
+      <w:numFmt w:val="bullet"/>
+      <w:lvlText w:val=""/>
+      <w:lvlJc w:val="left"/>
+      <w:pPr>
+        <w:ind w:left="720" w:hanging="360"/>
+      </w:pPr>
+      <w:rPr>
+        <w:rFonts w:ascii="Symbol" w:hAnsi="Symbol" w:hint="default"/>
+      </w:rPr>
+    </w:lvl>
+    <w:lvl w:ilvl="1" w:tplc="08090003" w:tentative="1">
+      <w:start w:val="1"/>
+      <w:numFmt w:val="bullet"/>
+      <w:lvlText w:val="o"/>
+      <w:lvlJc w:val="left"/>
+      <w:pPr>
+        <w:ind w:left="1440" w:hanging="360"/>
+      </w:pPr>
+      <w:rPr>
+        <w:rFonts w:ascii="Courier New" w:hAnsi="Courier New" w:cs="Courier New" w:hint="default"/>
+      </w:rPr>
+    </w:lvl>
+    <w:lvl w:ilvl="2" w:tplc="08090005" w:tentative="1">
+      <w:start w:val="1"/>
+      <w:numFmt w:val="bullet"/>
+      <w:lvlText w:val=""/>
+      <w:lvlJc w:val="left"/>
+      <w:pPr>
+        <w:ind w:left="2160" w:hanging="360"/>
+      </w:pPr>
+      <w:rPr>
+        <w:rFonts w:ascii="Wingdings" w:hAnsi="Wingdings" w:hint="default"/>
+      </w:rPr>
+    </w:lvl>
+    <w:lvl w:ilvl="3" w:tplc="08090001" w:tentative="1">
+      <w:start w:val="1"/>
+      <w:numFmt w:val="bullet"/>
+      <w:lvlText w:val=""/>
+      <w:lvlJc w:val="left"/>
+      <w:pPr>
+        <w:ind w:left="2880" w:hanging="360"/>
+      </w:pPr>
+      <w:rPr>
+        <w:rFonts w:ascii="Symbol" w:hAnsi="Symbol" w:hint="default"/>
+      </w:rPr>
+    </w:lvl>
+    <w:lvl w:ilvl="4" w:tplc="08090003" w:tentative="1">
+      <w:start w:val="1"/>
+      <w:numFmt w:val="bullet"/>
+      <w:lvlText w:val="o"/>
+      <w:lvlJc w:val="left"/>
+      <w:pPr>
+        <w:ind w:left="3600" w:hanging="360"/>
+      </w:pPr>
+      <w:rPr>
+        <w:rFonts w:ascii="Courier New" w:hAnsi="Courier New" w:cs="Courier New" w:hint="default"/>
+      </w:rPr>
+    </w:lvl>
+    <w:lvl w:ilvl="5" w:tplc="08090005" w:tentative="1">
+      <w:start w:val="1"/>
+      <w:numFmt w:val="bullet"/>
+      <w:lvlText w:val=""/>
+      <w:lvlJc w:val="left"/>
+      <w:pPr>
+        <w:ind w:left="4320" w:hanging="360"/>
+      </w:pPr>
+      <w:rPr>
+        <w:rFonts w:ascii="Wingdings" w:hAnsi="Wingdings" w:hint="default"/>
+      </w:rPr>
+    </w:lvl>
+    <w:lvl w:ilvl="6" w:tplc="08090001" w:tentative="1">
+      <w:start w:val="1"/>
+      <w:numFmt w:val="bullet"/>
+      <w:lvlText w:val=""/>
+      <w:lvlJc w:val="left"/>
+      <w:pPr>
+        <w:ind w:left="5040" w:hanging="360"/>
+      </w:pPr>
+      <w:rPr>
+        <w:rFonts w:ascii="Symbol" w:hAnsi="Symbol" w:hint="default"/>
+      </w:rPr>
+    </w:lvl>
+    <w:lvl w:ilvl="7" w:tplc="08090003" w:tentative="1">
+      <w:start w:val="1"/>
+      <w:numFmt w:val="bullet"/>
+      <w:lvlText w:val="o"/>
+      <w:lvlJc w:val="left"/>
+      <w:pPr>
+        <w:ind w:left="5760" w:hanging="360"/>
+      </w:pPr>
+      <w:rPr>
+        <w:rFonts w:ascii="Courier New" w:hAnsi="Courier New" w:cs="Courier New" w:hint="default"/>
+      </w:rPr>
+    </w:lvl>
+    <w:lvl w:ilvl="8" w:tplc="08090005" w:tentative="1">
+      <w:start w:val="1"/>
+      <w:numFmt w:val="bullet"/>
+      <w:lvlText w:val=""/>
+      <w:lvlJc w:val="left"/>
+      <w:pPr>
+        <w:ind w:left="6480" w:hanging="360"/>
+      </w:pPr>
+      <w:rPr>
+        <w:rFonts w:ascii="Wingdings" w:hAnsi="Wingdings" w:hint="default"/>
+      </w:rPr>
+    </w:lvl>
+  </w:abstractNum>
+  <w:abstractNum w:abstractNumId="1" w15:restartNumberingAfterBreak="0">
     <w:nsid w:val="02D72BDF"/>
     <w:multiLevelType w:val="hybridMultilevel"/>
     <w:tmpl w:val="E53A6458"/>
@@ -16830,7 +17061,7 @@
       </w:rPr>
     </w:lvl>
   </w:abstractNum>
-  <w:abstractNum w:abstractNumId="1" w15:restartNumberingAfterBreak="0">
+  <w:abstractNum w:abstractNumId="2" w15:restartNumberingAfterBreak="0">
     <w:nsid w:val="122A7EEA"/>
     <w:multiLevelType w:val="multilevel"/>
     <w:tmpl w:val="35961A88"/>
@@ -16943,7 +17174,7 @@
       </w:pPr>
     </w:lvl>
   </w:abstractNum>
-  <w:abstractNum w:abstractNumId="2" w15:restartNumberingAfterBreak="0">
+  <w:abstractNum w:abstractNumId="3" w15:restartNumberingAfterBreak="0">
     <w:nsid w:val="14D4331F"/>
     <w:multiLevelType w:val="multilevel"/>
     <w:tmpl w:val="F1724436"/>
@@ -17092,7 +17323,7 @@
       </w:rPr>
     </w:lvl>
   </w:abstractNum>
-  <w:abstractNum w:abstractNumId="3" w15:restartNumberingAfterBreak="0">
+  <w:abstractNum w:abstractNumId="4" w15:restartNumberingAfterBreak="0">
     <w:nsid w:val="18233ABB"/>
     <w:multiLevelType w:val="multilevel"/>
     <w:tmpl w:val="AB8CC5B2"/>
@@ -17241,7 +17472,7 @@
       </w:rPr>
     </w:lvl>
   </w:abstractNum>
-  <w:abstractNum w:abstractNumId="4" w15:restartNumberingAfterBreak="0">
+  <w:abstractNum w:abstractNumId="5" w15:restartNumberingAfterBreak="0">
     <w:nsid w:val="1B780967"/>
     <w:multiLevelType w:val="multilevel"/>
     <w:tmpl w:val="E40E69E8"/>
@@ -17390,7 +17621,7 @@
       </w:rPr>
     </w:lvl>
   </w:abstractNum>
-  <w:abstractNum w:abstractNumId="5" w15:restartNumberingAfterBreak="0">
+  <w:abstractNum w:abstractNumId="6" w15:restartNumberingAfterBreak="0">
     <w:nsid w:val="20093AEA"/>
     <w:multiLevelType w:val="multilevel"/>
     <w:tmpl w:val="C068DEF0"/>
@@ -17539,7 +17770,7 @@
       </w:rPr>
     </w:lvl>
   </w:abstractNum>
-  <w:abstractNum w:abstractNumId="6" w15:restartNumberingAfterBreak="0">
+  <w:abstractNum w:abstractNumId="7" w15:restartNumberingAfterBreak="0">
     <w:nsid w:val="20523235"/>
     <w:multiLevelType w:val="hybridMultilevel"/>
     <w:tmpl w:val="A6F81E9C"/>
@@ -17625,7 +17856,7 @@
       </w:pPr>
     </w:lvl>
   </w:abstractNum>
-  <w:abstractNum w:abstractNumId="7" w15:restartNumberingAfterBreak="0">
+  <w:abstractNum w:abstractNumId="8" w15:restartNumberingAfterBreak="0">
     <w:nsid w:val="23C91FC2"/>
     <w:multiLevelType w:val="hybridMultilevel"/>
     <w:tmpl w:val="25C693EC"/>
@@ -17711,7 +17942,7 @@
       </w:pPr>
     </w:lvl>
   </w:abstractNum>
-  <w:abstractNum w:abstractNumId="8" w15:restartNumberingAfterBreak="0">
+  <w:abstractNum w:abstractNumId="9" w15:restartNumberingAfterBreak="0">
     <w:nsid w:val="28F630F3"/>
     <w:multiLevelType w:val="hybridMultilevel"/>
     <w:tmpl w:val="1574762E"/>
@@ -17824,7 +18055,7 @@
       </w:rPr>
     </w:lvl>
   </w:abstractNum>
-  <w:abstractNum w:abstractNumId="9" w15:restartNumberingAfterBreak="0">
+  <w:abstractNum w:abstractNumId="10" w15:restartNumberingAfterBreak="0">
     <w:nsid w:val="2EB810B8"/>
     <w:multiLevelType w:val="hybridMultilevel"/>
     <w:tmpl w:val="25F453FA"/>
@@ -17937,7 +18168,7 @@
       </w:rPr>
     </w:lvl>
   </w:abstractNum>
-  <w:abstractNum w:abstractNumId="10" w15:restartNumberingAfterBreak="0">
+  <w:abstractNum w:abstractNumId="11" w15:restartNumberingAfterBreak="0">
     <w:nsid w:val="37C70AEF"/>
     <w:multiLevelType w:val="hybridMultilevel"/>
     <w:tmpl w:val="6B9CDF78"/>
@@ -18050,7 +18281,7 @@
       </w:rPr>
     </w:lvl>
   </w:abstractNum>
-  <w:abstractNum w:abstractNumId="11" w15:restartNumberingAfterBreak="0">
+  <w:abstractNum w:abstractNumId="12" w15:restartNumberingAfterBreak="0">
     <w:nsid w:val="37C83130"/>
     <w:multiLevelType w:val="multilevel"/>
     <w:tmpl w:val="7B6C7408"/>
@@ -18199,7 +18430,7 @@
       </w:rPr>
     </w:lvl>
   </w:abstractNum>
-  <w:abstractNum w:abstractNumId="12" w15:restartNumberingAfterBreak="0">
+  <w:abstractNum w:abstractNumId="13" w15:restartNumberingAfterBreak="0">
     <w:nsid w:val="43C522B4"/>
     <w:multiLevelType w:val="hybridMultilevel"/>
     <w:tmpl w:val="2968ED54"/>
@@ -18312,7 +18543,7 @@
       </w:rPr>
     </w:lvl>
   </w:abstractNum>
-  <w:abstractNum w:abstractNumId="13" w15:restartNumberingAfterBreak="0">
+  <w:abstractNum w:abstractNumId="14" w15:restartNumberingAfterBreak="0">
     <w:nsid w:val="447216D2"/>
     <w:multiLevelType w:val="multilevel"/>
     <w:tmpl w:val="458A3A20"/>
@@ -18425,7 +18656,7 @@
       </w:pPr>
     </w:lvl>
   </w:abstractNum>
-  <w:abstractNum w:abstractNumId="14" w15:restartNumberingAfterBreak="0">
+  <w:abstractNum w:abstractNumId="15" w15:restartNumberingAfterBreak="0">
     <w:nsid w:val="4D2B352D"/>
     <w:multiLevelType w:val="multilevel"/>
     <w:tmpl w:val="8CCCD84E"/>
@@ -18538,7 +18769,7 @@
       </w:rPr>
     </w:lvl>
   </w:abstractNum>
-  <w:abstractNum w:abstractNumId="15" w15:restartNumberingAfterBreak="0">
+  <w:abstractNum w:abstractNumId="16" w15:restartNumberingAfterBreak="0">
     <w:nsid w:val="4E321610"/>
     <w:multiLevelType w:val="hybridMultilevel"/>
     <w:tmpl w:val="46DE2796"/>
@@ -18624,7 +18855,7 @@
       </w:pPr>
     </w:lvl>
   </w:abstractNum>
-  <w:abstractNum w:abstractNumId="16" w15:restartNumberingAfterBreak="0">
+  <w:abstractNum w:abstractNumId="17" w15:restartNumberingAfterBreak="0">
     <w:nsid w:val="4F565BC0"/>
     <w:multiLevelType w:val="hybridMultilevel"/>
     <w:tmpl w:val="3BDCDBE0"/>
@@ -18710,7 +18941,7 @@
       </w:pPr>
     </w:lvl>
   </w:abstractNum>
-  <w:abstractNum w:abstractNumId="17" w15:restartNumberingAfterBreak="0">
+  <w:abstractNum w:abstractNumId="18" w15:restartNumberingAfterBreak="0">
     <w:nsid w:val="51C25337"/>
     <w:multiLevelType w:val="hybridMultilevel"/>
     <w:tmpl w:val="C5F619BE"/>
@@ -18823,7 +19054,7 @@
       </w:rPr>
     </w:lvl>
   </w:abstractNum>
-  <w:abstractNum w:abstractNumId="18" w15:restartNumberingAfterBreak="0">
+  <w:abstractNum w:abstractNumId="19" w15:restartNumberingAfterBreak="0">
     <w:nsid w:val="52234BE1"/>
     <w:multiLevelType w:val="hybridMultilevel"/>
     <w:tmpl w:val="5B3C8ED6"/>
@@ -18936,7 +19167,7 @@
       </w:rPr>
     </w:lvl>
   </w:abstractNum>
-  <w:abstractNum w:abstractNumId="19" w15:restartNumberingAfterBreak="0">
+  <w:abstractNum w:abstractNumId="20" w15:restartNumberingAfterBreak="0">
     <w:nsid w:val="5C021494"/>
     <w:multiLevelType w:val="hybridMultilevel"/>
     <w:tmpl w:val="3CDADFDE"/>
@@ -19049,7 +19280,7 @@
       </w:rPr>
     </w:lvl>
   </w:abstractNum>
-  <w:abstractNum w:abstractNumId="20" w15:restartNumberingAfterBreak="0">
+  <w:abstractNum w:abstractNumId="21" w15:restartNumberingAfterBreak="0">
     <w:nsid w:val="6EC54AAE"/>
     <w:multiLevelType w:val="multilevel"/>
     <w:tmpl w:val="9244BCA8"/>
@@ -19198,7 +19429,7 @@
       </w:rPr>
     </w:lvl>
   </w:abstractNum>
-  <w:abstractNum w:abstractNumId="21" w15:restartNumberingAfterBreak="0">
+  <w:abstractNum w:abstractNumId="22" w15:restartNumberingAfterBreak="0">
     <w:nsid w:val="6F014B75"/>
     <w:multiLevelType w:val="multilevel"/>
     <w:tmpl w:val="3CD4E754"/>
@@ -19347,7 +19578,7 @@
       </w:rPr>
     </w:lvl>
   </w:abstractNum>
-  <w:abstractNum w:abstractNumId="22" w15:restartNumberingAfterBreak="0">
+  <w:abstractNum w:abstractNumId="23" w15:restartNumberingAfterBreak="0">
     <w:nsid w:val="76A319D6"/>
     <w:multiLevelType w:val="hybridMultilevel"/>
     <w:tmpl w:val="A5AAF79E"/>
@@ -19433,7 +19664,7 @@
       </w:pPr>
     </w:lvl>
   </w:abstractNum>
-  <w:abstractNum w:abstractNumId="23" w15:restartNumberingAfterBreak="0">
+  <w:abstractNum w:abstractNumId="24" w15:restartNumberingAfterBreak="0">
     <w:nsid w:val="7A294F0B"/>
     <w:multiLevelType w:val="hybridMultilevel"/>
     <w:tmpl w:val="33329206"/>
@@ -19519,7 +19750,7 @@
       </w:pPr>
     </w:lvl>
   </w:abstractNum>
-  <w:abstractNum w:abstractNumId="24" w15:restartNumberingAfterBreak="0">
+  <w:abstractNum w:abstractNumId="25" w15:restartNumberingAfterBreak="0">
     <w:nsid w:val="7E751ACD"/>
     <w:multiLevelType w:val="multilevel"/>
     <w:tmpl w:val="A71C7B84"/>
@@ -19669,79 +19900,82 @@
     </w:lvl>
   </w:abstractNum>
   <w:num w:numId="1" w16cid:durableId="1969623289">
+    <w:abstractNumId w:val="15"/>
+  </w:num>
+  <w:num w:numId="2" w16cid:durableId="1446194719">
+    <w:abstractNumId w:val="9"/>
+  </w:num>
+  <w:num w:numId="3" w16cid:durableId="815610231">
+    <w:abstractNumId w:val="18"/>
+  </w:num>
+  <w:num w:numId="4" w16cid:durableId="72167951">
+    <w:abstractNumId w:val="11"/>
+  </w:num>
+  <w:num w:numId="5" w16cid:durableId="297808430">
+    <w:abstractNumId w:val="13"/>
+  </w:num>
+  <w:num w:numId="6" w16cid:durableId="865604873">
+    <w:abstractNumId w:val="10"/>
+  </w:num>
+  <w:num w:numId="7" w16cid:durableId="769282319">
+    <w:abstractNumId w:val="1"/>
+  </w:num>
+  <w:num w:numId="8" w16cid:durableId="2095199528">
+    <w:abstractNumId w:val="23"/>
+  </w:num>
+  <w:num w:numId="9" w16cid:durableId="1428309955">
+    <w:abstractNumId w:val="19"/>
+  </w:num>
+  <w:num w:numId="10" w16cid:durableId="1166214713">
+    <w:abstractNumId w:val="24"/>
+  </w:num>
+  <w:num w:numId="11" w16cid:durableId="1976714511">
+    <w:abstractNumId w:val="8"/>
+  </w:num>
+  <w:num w:numId="12" w16cid:durableId="465196408">
+    <w:abstractNumId w:val="3"/>
+  </w:num>
+  <w:num w:numId="13" w16cid:durableId="836919944">
+    <w:abstractNumId w:val="5"/>
+  </w:num>
+  <w:num w:numId="14" w16cid:durableId="597913413">
     <w:abstractNumId w:val="14"/>
   </w:num>
-  <w:num w:numId="2" w16cid:durableId="1446194719">
-    <w:abstractNumId w:val="8"/>
+  <w:num w:numId="15" w16cid:durableId="377507816">
+    <w:abstractNumId w:val="21"/>
   </w:num>
-  <w:num w:numId="3" w16cid:durableId="815610231">
+  <w:num w:numId="16" w16cid:durableId="1862087314">
+    <w:abstractNumId w:val="12"/>
+  </w:num>
+  <w:num w:numId="17" w16cid:durableId="741096830">
+    <w:abstractNumId w:val="16"/>
+  </w:num>
+  <w:num w:numId="18" w16cid:durableId="1400327018">
+    <w:abstractNumId w:val="20"/>
+  </w:num>
+  <w:num w:numId="19" w16cid:durableId="795759098">
+    <w:abstractNumId w:val="6"/>
+  </w:num>
+  <w:num w:numId="20" w16cid:durableId="1534224841">
+    <w:abstractNumId w:val="4"/>
+  </w:num>
+  <w:num w:numId="21" w16cid:durableId="651061524">
+    <w:abstractNumId w:val="2"/>
+  </w:num>
+  <w:num w:numId="22" w16cid:durableId="509954225">
+    <w:abstractNumId w:val="22"/>
+  </w:num>
+  <w:num w:numId="23" w16cid:durableId="2090492930">
+    <w:abstractNumId w:val="25"/>
+  </w:num>
+  <w:num w:numId="24" w16cid:durableId="1809082343">
     <w:abstractNumId w:val="17"/>
   </w:num>
-  <w:num w:numId="4" w16cid:durableId="72167951">
-    <w:abstractNumId w:val="10"/>
-  </w:num>
-  <w:num w:numId="5" w16cid:durableId="297808430">
-    <w:abstractNumId w:val="12"/>
-  </w:num>
-  <w:num w:numId="6" w16cid:durableId="865604873">
-    <w:abstractNumId w:val="9"/>
-  </w:num>
-  <w:num w:numId="7" w16cid:durableId="769282319">
-    <w:abstractNumId w:val="0"/>
-  </w:num>
-  <w:num w:numId="8" w16cid:durableId="2095199528">
-    <w:abstractNumId w:val="22"/>
-  </w:num>
-  <w:num w:numId="9" w16cid:durableId="1428309955">
-    <w:abstractNumId w:val="18"/>
-  </w:num>
-  <w:num w:numId="10" w16cid:durableId="1166214713">
-    <w:abstractNumId w:val="23"/>
-  </w:num>
-  <w:num w:numId="11" w16cid:durableId="1976714511">
+  <w:num w:numId="25" w16cid:durableId="380832245">
     <w:abstractNumId w:val="7"/>
   </w:num>
-  <w:num w:numId="12" w16cid:durableId="465196408">
-    <w:abstractNumId w:val="2"/>
-  </w:num>
-  <w:num w:numId="13" w16cid:durableId="836919944">
-    <w:abstractNumId w:val="4"/>
-  </w:num>
-  <w:num w:numId="14" w16cid:durableId="597913413">
-    <w:abstractNumId w:val="13"/>
-  </w:num>
-  <w:num w:numId="15" w16cid:durableId="377507816">
-    <w:abstractNumId w:val="20"/>
-  </w:num>
-  <w:num w:numId="16" w16cid:durableId="1862087314">
-    <w:abstractNumId w:val="11"/>
-  </w:num>
-  <w:num w:numId="17" w16cid:durableId="741096830">
-    <w:abstractNumId w:val="15"/>
-  </w:num>
-  <w:num w:numId="18" w16cid:durableId="1400327018">
-    <w:abstractNumId w:val="19"/>
-  </w:num>
-  <w:num w:numId="19" w16cid:durableId="795759098">
-    <w:abstractNumId w:val="5"/>
-  </w:num>
-  <w:num w:numId="20" w16cid:durableId="1534224841">
-    <w:abstractNumId w:val="3"/>
-  </w:num>
-  <w:num w:numId="21" w16cid:durableId="651061524">
-    <w:abstractNumId w:val="1"/>
-  </w:num>
-  <w:num w:numId="22" w16cid:durableId="509954225">
-    <w:abstractNumId w:val="21"/>
-  </w:num>
-  <w:num w:numId="23" w16cid:durableId="2090492930">
-    <w:abstractNumId w:val="24"/>
-  </w:num>
-  <w:num w:numId="24" w16cid:durableId="1809082343">
-    <w:abstractNumId w:val="16"/>
-  </w:num>
-  <w:num w:numId="25" w16cid:durableId="380832245">
-    <w:abstractNumId w:val="6"/>
+  <w:num w:numId="26" w16cid:durableId="971249454">
+    <w:abstractNumId w:val="0"/>
   </w:num>
 </w:numbering>
 </file>

--- a/Documents/Final Dissertation Doc.docx
+++ b/Documents/Final Dissertation Doc.docx
@@ -5412,7 +5412,21 @@
         <w:rPr>
           <w:rFonts w:ascii="Calibri" w:hAnsi="Calibri" w:cs="Calibri"/>
         </w:rPr>
-        <w:t xml:space="preserve"> advanced performance, nutritional tracking, AI-driven recommendations, and community interaction all under a single plateform. Whilst this initial plan founded a strong foundation, further development required additional refinement to ensure technical feasibility and to ensure it aligned with project constraints.</w:t>
+        <w:t xml:space="preserve"> advanced performance, nutritional tracking, AI-driven recommendations, and community interaction all under a single </w:t>
+      </w:r>
+      <w:proofErr w:type="spellStart"/>
+      <w:r>
+        <w:rPr>
+          <w:rFonts w:ascii="Calibri" w:hAnsi="Calibri" w:cs="Calibri"/>
+        </w:rPr>
+        <w:t>plateform</w:t>
+      </w:r>
+      <w:proofErr w:type="spellEnd"/>
+      <w:r>
+        <w:rPr>
+          <w:rFonts w:ascii="Calibri" w:hAnsi="Calibri" w:cs="Calibri"/>
+        </w:rPr>
+        <w:t>. Whilst this initial plan founded a strong foundation, further development required additional refinement to ensure technical feasibility and to ensure it aligned with project constraints.</w:t>
       </w:r>
     </w:p>
     <w:p>
@@ -5541,211 +5555,6 @@
     </w:p>
     <w:p>
       <w:pPr>
-        <w:spacing w:line="360" w:lineRule="auto"/>
-        <w:rPr>
-          <w:rFonts w:ascii="Calibri" w:hAnsi="Calibri" w:cs="Calibri"/>
-        </w:rPr>
-      </w:pPr>
-      <w:proofErr w:type="gramStart"/>
-      <w:r>
-        <w:rPr>
-          <w:rFonts w:ascii="Calibri" w:hAnsi="Calibri" w:cs="Calibri"/>
-        </w:rPr>
-        <w:t>Main Focus</w:t>
-      </w:r>
-      <w:proofErr w:type="gramEnd"/>
-      <w:r>
-        <w:rPr>
-          <w:rFonts w:ascii="Calibri" w:hAnsi="Calibri" w:cs="Calibri"/>
-        </w:rPr>
-        <w:t>: To demonstrate professional engineering discipline and the "Working with Others"</w:t>
-      </w:r>
-    </w:p>
-    <w:p>
-      <w:pPr>
-        <w:spacing w:line="360" w:lineRule="auto"/>
-        <w:rPr>
-          <w:rFonts w:ascii="Calibri" w:hAnsi="Calibri" w:cs="Calibri"/>
-        </w:rPr>
-      </w:pPr>
-      <w:r>
-        <w:rPr>
-          <w:rFonts w:ascii="Calibri" w:hAnsi="Calibri" w:cs="Calibri"/>
-        </w:rPr>
-        <w:t>learning outcome.</w:t>
-      </w:r>
-    </w:p>
-    <w:p>
-      <w:pPr>
-        <w:spacing w:line="360" w:lineRule="auto"/>
-        <w:rPr>
-          <w:rFonts w:ascii="Calibri" w:hAnsi="Calibri" w:cs="Calibri"/>
-        </w:rPr>
-      </w:pPr>
-      <w:r>
-        <w:rPr>
-          <w:rFonts w:ascii="Calibri" w:hAnsi="Calibri" w:cs="Calibri"/>
-        </w:rPr>
-        <w:t>• Process Selection &amp; Justification: Identify your development methodology (e.g., Agile, Waterfall,</w:t>
-      </w:r>
-    </w:p>
-    <w:p>
-      <w:pPr>
-        <w:spacing w:line="360" w:lineRule="auto"/>
-        <w:rPr>
-          <w:rFonts w:ascii="Calibri" w:hAnsi="Calibri" w:cs="Calibri"/>
-        </w:rPr>
-      </w:pPr>
-      <w:r>
-        <w:rPr>
-          <w:rFonts w:ascii="Calibri" w:hAnsi="Calibri" w:cs="Calibri"/>
-        </w:rPr>
-        <w:t>or a Hybrid). Do not provide a generic definition. Instead, justify why this approach was chosen for</w:t>
-      </w:r>
-    </w:p>
-    <w:p>
-      <w:pPr>
-        <w:spacing w:line="360" w:lineRule="auto"/>
-        <w:rPr>
-          <w:rFonts w:ascii="Calibri" w:hAnsi="Calibri" w:cs="Calibri"/>
-        </w:rPr>
-      </w:pPr>
-      <w:r>
-        <w:rPr>
-          <w:rFonts w:ascii="Calibri" w:hAnsi="Calibri" w:cs="Calibri"/>
-        </w:rPr>
-        <w:t>your specific project constraints and technical goals.</w:t>
-      </w:r>
-    </w:p>
-    <w:p>
-      <w:pPr>
-        <w:spacing w:line="360" w:lineRule="auto"/>
-        <w:rPr>
-          <w:rFonts w:ascii="Calibri" w:hAnsi="Calibri" w:cs="Calibri"/>
-        </w:rPr>
-      </w:pPr>
-      <w:r>
-        <w:rPr>
-          <w:rFonts w:ascii="Calibri" w:hAnsi="Calibri" w:cs="Calibri"/>
-        </w:rPr>
-        <w:t>• Engineering Practices: Describe the specific day-to-day practices you used to keep the project on</w:t>
-      </w:r>
-    </w:p>
-    <w:p>
-      <w:pPr>
-        <w:spacing w:line="360" w:lineRule="auto"/>
-        <w:rPr>
-          <w:rFonts w:ascii="Calibri" w:hAnsi="Calibri" w:cs="Calibri"/>
-        </w:rPr>
-      </w:pPr>
-      <w:r>
-        <w:rPr>
-          <w:rFonts w:ascii="Calibri" w:hAnsi="Calibri" w:cs="Calibri"/>
-        </w:rPr>
-        <w:t>track. This includes your use of Version Control (GitLab), how you handled Issue Tracking, and how</w:t>
-      </w:r>
-    </w:p>
-    <w:p>
-      <w:pPr>
-        <w:spacing w:line="360" w:lineRule="auto"/>
-        <w:rPr>
-          <w:rFonts w:ascii="Calibri" w:hAnsi="Calibri" w:cs="Calibri"/>
-        </w:rPr>
-      </w:pPr>
-      <w:r>
-        <w:rPr>
-          <w:rFonts w:ascii="Calibri" w:hAnsi="Calibri" w:cs="Calibri"/>
-        </w:rPr>
-        <w:t>you utilized Development Spikes to prototype risky or unknown features.</w:t>
-      </w:r>
-    </w:p>
-    <w:p>
-      <w:pPr>
-        <w:spacing w:line="360" w:lineRule="auto"/>
-        <w:rPr>
-          <w:rFonts w:ascii="Calibri" w:hAnsi="Calibri" w:cs="Calibri"/>
-        </w:rPr>
-      </w:pPr>
-      <w:r>
-        <w:rPr>
-          <w:rFonts w:ascii="Calibri" w:hAnsi="Calibri" w:cs="Calibri"/>
-        </w:rPr>
-        <w:t>• Risk Mitigation: Revisit the risks identified in your initial plan and explain how they were actively</w:t>
-      </w:r>
-    </w:p>
-    <w:p>
-      <w:pPr>
-        <w:spacing w:line="360" w:lineRule="auto"/>
-        <w:rPr>
-          <w:rFonts w:ascii="Calibri" w:hAnsi="Calibri" w:cs="Calibri"/>
-        </w:rPr>
-      </w:pPr>
-      <w:r>
-        <w:rPr>
-          <w:rFonts w:ascii="Calibri" w:hAnsi="Calibri" w:cs="Calibri"/>
-        </w:rPr>
-        <w:t>managed or mitigated throughout the lifecycle.</w:t>
-      </w:r>
-    </w:p>
-    <w:p>
-      <w:pPr>
-        <w:spacing w:line="360" w:lineRule="auto"/>
-        <w:rPr>
-          <w:rFonts w:ascii="Calibri" w:hAnsi="Calibri" w:cs="Calibri"/>
-        </w:rPr>
-      </w:pPr>
-      <w:r>
-        <w:rPr>
-          <w:rFonts w:ascii="Calibri" w:hAnsi="Calibri" w:cs="Calibri"/>
-        </w:rPr>
-        <w:t>• Collaboration Reflection: Reflect on how working with others and gaining external input impacted</w:t>
-      </w:r>
-    </w:p>
-    <w:p>
-      <w:pPr>
-        <w:spacing w:line="360" w:lineRule="auto"/>
-        <w:rPr>
-          <w:rFonts w:ascii="Calibri" w:hAnsi="Calibri" w:cs="Calibri"/>
-        </w:rPr>
-      </w:pPr>
-      <w:r>
-        <w:rPr>
-          <w:rFonts w:ascii="Calibri" w:hAnsi="Calibri" w:cs="Calibri"/>
-        </w:rPr>
-        <w:t>the project. This can include (but is not restricted to) feedback from Supervisor meetings, Scrum</w:t>
-      </w:r>
-    </w:p>
-    <w:p>
-      <w:pPr>
-        <w:spacing w:line="360" w:lineRule="auto"/>
-        <w:rPr>
-          <w:rFonts w:ascii="Calibri" w:hAnsi="Calibri" w:cs="Calibri"/>
-        </w:rPr>
-      </w:pPr>
-      <w:r>
-        <w:rPr>
-          <w:rFonts w:ascii="Calibri" w:hAnsi="Calibri" w:cs="Calibri"/>
-        </w:rPr>
-        <w:lastRenderedPageBreak/>
-        <w:t>meetings or discussions with your study group, any user/peer feedback on your system. If external</w:t>
-      </w:r>
-    </w:p>
-    <w:p>
-      <w:pPr>
-        <w:spacing w:line="360" w:lineRule="auto"/>
-        <w:rPr>
-          <w:rFonts w:ascii="Calibri" w:hAnsi="Calibri" w:cs="Calibri"/>
-        </w:rPr>
-      </w:pPr>
-      <w:r>
-        <w:rPr>
-          <w:rFonts w:ascii="Calibri" w:hAnsi="Calibri" w:cs="Calibri"/>
-        </w:rPr>
-        <w:t>interaction was limited, reflect on this.</w:t>
-      </w:r>
-    </w:p>
-    <w:p>
-      <w:pPr>
         <w:pStyle w:val="Heading2"/>
         <w:spacing w:line="360" w:lineRule="auto"/>
         <w:rPr>
@@ -5824,6 +5633,33 @@
           <w:rFonts w:ascii="Calibri" w:hAnsi="Calibri" w:cs="Calibri"/>
         </w:rPr>
       </w:pPr>
+      <w:r>
+        <w:rPr>
+          <w:rFonts w:ascii="Calibri" w:hAnsi="Calibri" w:cs="Calibri"/>
+        </w:rPr>
+        <w:t xml:space="preserve">The use of short development cycles enabled rapid feedback, allowing issues to be identified and resolved early on. Each feature was implemented, manually testing withing the running application, and refined before moving onto the next feature. This ensured that the system remained stable </w:t>
+      </w:r>
+      <w:r>
+        <w:rPr>
+          <w:rFonts w:ascii="Calibri" w:hAnsi="Calibri" w:cs="Calibri"/>
+        </w:rPr>
+        <w:lastRenderedPageBreak/>
+        <w:t>throughout development, allowing error to be resolved early whilst gradually increasing the applications complexity.</w:t>
+      </w:r>
+    </w:p>
+    <w:p>
+      <w:pPr>
+        <w:spacing w:line="360" w:lineRule="auto"/>
+        <w:rPr>
+          <w:rFonts w:ascii="Calibri" w:hAnsi="Calibri" w:cs="Calibri"/>
+        </w:rPr>
+      </w:pPr>
+      <w:r>
+        <w:rPr>
+          <w:rFonts w:ascii="Calibri" w:hAnsi="Calibri" w:cs="Calibri"/>
+        </w:rPr>
+        <w:t>Overall, the hybrid Agile approach was the better choice as it provided the flexibility required to respond when it came to changing the requirements and still maintaining structured progression toward the final system.</w:t>
+      </w:r>
     </w:p>
     <w:p>
       <w:pPr>
@@ -5848,6 +5684,102 @@
     </w:p>
     <w:p>
       <w:pPr>
+        <w:spacing w:line="360" w:lineRule="auto"/>
+        <w:rPr>
+          <w:rFonts w:ascii="Calibri" w:hAnsi="Calibri" w:cs="Calibri"/>
+        </w:rPr>
+      </w:pPr>
+      <w:r>
+        <w:rPr>
+          <w:rFonts w:ascii="Calibri" w:hAnsi="Calibri" w:cs="Calibri"/>
+        </w:rPr>
+        <w:t>An iterative development workflow was followed, where features were implemented incrementally through continuous manual testing. After implementation a feature, the application was manually executed locally through using the Spring Boot environment, functionality was verified through direct interaction with the user interface via a web browser.</w:t>
+      </w:r>
+    </w:p>
+    <w:p>
+      <w:pPr>
+        <w:spacing w:line="360" w:lineRule="auto"/>
+        <w:rPr>
+          <w:rFonts w:ascii="Calibri" w:hAnsi="Calibri" w:cs="Calibri"/>
+        </w:rPr>
+      </w:pPr>
+      <w:r>
+        <w:rPr>
+          <w:rFonts w:ascii="Calibri" w:hAnsi="Calibri" w:cs="Calibri"/>
+        </w:rPr>
+        <w:t>Test data would be entered into the system to confirm that functionality performed as expected. This included verifying that user inputs were correctly, stored, processed and displayed. Issues were identified immediately, and implementation was refined before progressing any further. This approach to the system provided rapid feedback on the features and ensured that errors and incompatible features were identified and changed/fixed early on.</w:t>
+      </w:r>
+    </w:p>
+    <w:p>
+      <w:pPr>
+        <w:spacing w:line="360" w:lineRule="auto"/>
+        <w:rPr>
+          <w:rFonts w:ascii="Calibri" w:hAnsi="Calibri" w:cs="Calibri"/>
+        </w:rPr>
+      </w:pPr>
+      <w:r>
+        <w:rPr>
+          <w:rFonts w:ascii="Calibri" w:hAnsi="Calibri" w:cs="Calibri"/>
+        </w:rPr>
+        <w:t xml:space="preserve">Version control of the project was managed through GitLab, allowing changes to be tracked through git commits and enabling the project to maintain a clear development history. Features and </w:t>
+      </w:r>
+      <w:r>
+        <w:rPr>
+          <w:rFonts w:ascii="Calibri" w:hAnsi="Calibri" w:cs="Calibri"/>
+        </w:rPr>
+        <w:t>improvements to the system were developed incrementally, allowing changes to be isolated and if necessary, rolled back without impacting the entire system.</w:t>
+      </w:r>
+    </w:p>
+    <w:p>
+      <w:pPr>
+        <w:spacing w:line="360" w:lineRule="auto"/>
+        <w:rPr>
+          <w:rFonts w:ascii="Calibri" w:hAnsi="Calibri" w:cs="Calibri"/>
+        </w:rPr>
+      </w:pPr>
+      <w:r>
+        <w:rPr>
+          <w:rFonts w:ascii="Calibri" w:hAnsi="Calibri" w:cs="Calibri"/>
+        </w:rPr>
+        <w:t xml:space="preserve">Issue tracking was carried out during the early stages of development </w:t>
+      </w:r>
+      <w:proofErr w:type="gramStart"/>
+      <w:r>
+        <w:rPr>
+          <w:rFonts w:ascii="Calibri" w:hAnsi="Calibri" w:cs="Calibri"/>
+        </w:rPr>
+        <w:t>in order to</w:t>
+      </w:r>
+      <w:proofErr w:type="gramEnd"/>
+      <w:r>
+        <w:rPr>
+          <w:rFonts w:ascii="Calibri" w:hAnsi="Calibri" w:cs="Calibri"/>
+        </w:rPr>
+        <w:t xml:space="preserve"> organise the core features and establish an initial structure for project backlog. </w:t>
+      </w:r>
+      <w:r>
+        <w:rPr>
+          <w:rFonts w:ascii="Calibri" w:hAnsi="Calibri" w:cs="Calibri"/>
+        </w:rPr>
+        <w:t>As development progressed and time constraints increased, the workflow became more implementation focused, with features being developed and refined iteratively rather than manged through strict issue tracking. Despite this shift, initial issue tracking was key to helping define the core components of the system and system direction.</w:t>
+      </w:r>
+    </w:p>
+    <w:p>
+      <w:pPr>
+        <w:spacing w:line="360" w:lineRule="auto"/>
+        <w:rPr>
+          <w:rFonts w:ascii="Calibri" w:hAnsi="Calibri" w:cs="Calibri"/>
+        </w:rPr>
+      </w:pPr>
+      <w:r>
+        <w:rPr>
+          <w:rFonts w:ascii="Calibri" w:hAnsi="Calibri" w:cs="Calibri"/>
+        </w:rPr>
+        <w:t>While formal automated testing frameworks such as J Unit tests were not extensively utilised, the consistent use of manual functional testing ensured that the core features were validated throughout development. Priority was given on ensuring end-to-end functionality across the system whilst less emphasis was placed on isolated unit-level testing.</w:t>
+      </w:r>
+    </w:p>
+    <w:p>
+      <w:pPr>
         <w:pStyle w:val="Heading2"/>
         <w:spacing w:line="360" w:lineRule="auto"/>
         <w:rPr>
@@ -5863,9 +5795,167 @@
           <w:b/>
           <w:bCs/>
         </w:rPr>
+        <w:lastRenderedPageBreak/>
         <w:t>2.3 Risk Mitigation</w:t>
       </w:r>
       <w:bookmarkEnd w:id="8"/>
+    </w:p>
+    <w:p>
+      <w:pPr>
+        <w:spacing w:line="360" w:lineRule="auto"/>
+        <w:rPr>
+          <w:rFonts w:ascii="Calibri" w:hAnsi="Calibri" w:cs="Calibri"/>
+        </w:rPr>
+      </w:pPr>
+      <w:r>
+        <w:rPr>
+          <w:rFonts w:ascii="Calibri" w:hAnsi="Calibri" w:cs="Calibri"/>
+        </w:rPr>
+        <w:t>Several risks were identified during the initial planning phases, in relation to technical complexity, feature feasibility and system reliability. These risks were evaluated and addressed throughout the whole development life cycle.</w:t>
+      </w:r>
+    </w:p>
+    <w:p>
+      <w:pPr>
+        <w:spacing w:line="360" w:lineRule="auto"/>
+        <w:rPr>
+          <w:rFonts w:ascii="Calibri" w:hAnsi="Calibri" w:cs="Calibri"/>
+        </w:rPr>
+      </w:pPr>
+      <w:r>
+        <w:rPr>
+          <w:rFonts w:ascii="Calibri" w:hAnsi="Calibri" w:cs="Calibri"/>
+        </w:rPr>
+        <w:t>One of the main primary risks was the proposed AI-driven recommendations. This feature introduced severe</w:t>
+      </w:r>
+      <w:r>
+        <w:rPr>
+          <w:rFonts w:ascii="Calibri" w:hAnsi="Calibri" w:cs="Calibri"/>
+        </w:rPr>
+        <w:t xml:space="preserve"> technical uncertainty, as delivering a meaningful and accurate output would require either some form of machine learning integration or complex data modelling. There was a high risk that a simplified approach of integrating this feature would result in unreliable and misleading results. This risk was mitigated by reassessing feasibility early into development and replacing this feature with rule-based insights derived from user data. Overall, this ensured that the feedback presented to the user was accurate, transparent and interpretable.</w:t>
+      </w:r>
+    </w:p>
+    <w:p>
+      <w:pPr>
+        <w:spacing w:line="360" w:lineRule="auto"/>
+        <w:rPr>
+          <w:rFonts w:ascii="Calibri" w:hAnsi="Calibri" w:cs="Calibri"/>
+        </w:rPr>
+      </w:pPr>
+      <w:r>
+        <w:rPr>
+          <w:rFonts w:ascii="Calibri" w:hAnsi="Calibri" w:cs="Calibri"/>
+        </w:rPr>
+        <w:t xml:space="preserve">Another significant risk identified involved the reliability of performance metrics. Early development plans involved using key climbing </w:t>
+      </w:r>
+      <w:proofErr w:type="spellStart"/>
+      <w:r>
+        <w:rPr>
+          <w:rFonts w:ascii="Calibri" w:hAnsi="Calibri" w:cs="Calibri"/>
+        </w:rPr>
+        <w:t>kpi’s</w:t>
+      </w:r>
+      <w:proofErr w:type="spellEnd"/>
+      <w:r>
+        <w:rPr>
+          <w:rFonts w:ascii="Calibri" w:hAnsi="Calibri" w:cs="Calibri"/>
+        </w:rPr>
+        <w:t xml:space="preserve"> such finger strength, which could not be accurately assessed without some type of external sensor </w:t>
+      </w:r>
+      <w:r>
+        <w:rPr>
+          <w:rFonts w:ascii="Calibri" w:hAnsi="Calibri" w:cs="Calibri"/>
+        </w:rPr>
+        <w:t xml:space="preserve">or hardware. This introduced the risk of varied and potentially inconsistent or inaccurate data, which would undermine the validity of the analytical outputs. To address this risk, the system was redesigned to focus or more </w:t>
+      </w:r>
+      <w:r>
+        <w:rPr>
+          <w:rFonts w:ascii="Calibri" w:hAnsi="Calibri" w:cs="Calibri"/>
+        </w:rPr>
+        <w:t>measurable</w:t>
+      </w:r>
+      <w:r>
+        <w:rPr>
+          <w:rFonts w:ascii="Calibri" w:hAnsi="Calibri" w:cs="Calibri"/>
+        </w:rPr>
+        <w:t xml:space="preserve"> metrics that could be reliable recorded through user input, such as session duration, intensity, attempts, tops and climbing grades. This helped ensure consistency across recorded data and improved the quality of dashboard analysis.</w:t>
+      </w:r>
+    </w:p>
+    <w:p>
+      <w:pPr>
+        <w:spacing w:line="360" w:lineRule="auto"/>
+        <w:rPr>
+          <w:rFonts w:ascii="Calibri" w:hAnsi="Calibri" w:cs="Calibri"/>
+        </w:rPr>
+      </w:pPr>
+      <w:r>
+        <w:rPr>
+          <w:rFonts w:ascii="Calibri" w:hAnsi="Calibri" w:cs="Calibri"/>
+        </w:rPr>
+        <w:t xml:space="preserve">A further risk was the Integrity of data inputted from users. Since the system relies on manually inputted user data there was the potential for users to purposefully enter in large amounts of incorrect data into the system on purpose with the intent affecting the reliability of leaderboard rankings and community content. This risk was mitigated by implementing input validation where appropriate and designing the system to present aggregated training trends rather than relying on only single data points. As a result, the impact of individual inaccurate entries is reduced, and users are encouraged to interpret their data over </w:t>
+      </w:r>
+      <w:proofErr w:type="gramStart"/>
+      <w:r>
+        <w:rPr>
+          <w:rFonts w:ascii="Calibri" w:hAnsi="Calibri" w:cs="Calibri"/>
+        </w:rPr>
+        <w:t>a period of time</w:t>
+      </w:r>
+      <w:proofErr w:type="gramEnd"/>
+      <w:r>
+        <w:rPr>
+          <w:rFonts w:ascii="Calibri" w:hAnsi="Calibri" w:cs="Calibri"/>
+        </w:rPr>
+        <w:t xml:space="preserve"> rather than through individual values.</w:t>
+      </w:r>
+    </w:p>
+    <w:p>
+      <w:pPr>
+        <w:spacing w:line="360" w:lineRule="auto"/>
+        <w:rPr>
+          <w:rFonts w:ascii="Calibri" w:hAnsi="Calibri" w:cs="Calibri"/>
+        </w:rPr>
+      </w:pPr>
+      <w:r>
+        <w:rPr>
+          <w:rFonts w:ascii="Calibri" w:hAnsi="Calibri" w:cs="Calibri"/>
+        </w:rPr>
+        <w:t>Time constraints also represented a key project risk,</w:t>
+      </w:r>
+      <w:r>
+        <w:rPr>
+          <w:rFonts w:ascii="Calibri" w:hAnsi="Calibri" w:cs="Calibri"/>
+        </w:rPr>
+        <w:t xml:space="preserve"> especially given the initial specification. This was managed by prioritising core system functionality and deferring less critical features such as AI-driven recommendation and advanced gamification systems. This ensured that key essential features were completed to a high standard and the web-app was </w:t>
+      </w:r>
+      <w:r>
+        <w:rPr>
+          <w:rFonts w:ascii="Calibri" w:hAnsi="Calibri" w:cs="Calibri"/>
+        </w:rPr>
+        <w:t>completely functional withing the available timeframe.</w:t>
+      </w:r>
+    </w:p>
+    <w:p>
+      <w:pPr>
+        <w:spacing w:line="360" w:lineRule="auto"/>
+        <w:rPr>
+          <w:rFonts w:ascii="Calibri" w:hAnsi="Calibri" w:cs="Calibri"/>
+        </w:rPr>
+      </w:pPr>
+      <w:r>
+        <w:rPr>
+          <w:rFonts w:ascii="Calibri" w:hAnsi="Calibri" w:cs="Calibri"/>
+        </w:rPr>
+        <w:lastRenderedPageBreak/>
+        <w:t>Overall, risks were managed through continuous iterative refinement and evaluation, with development decision guided mainly by feasibility, reliability and user value.</w:t>
+      </w:r>
+    </w:p>
+    <w:p>
+      <w:pPr>
+        <w:spacing w:line="360" w:lineRule="auto"/>
+        <w:rPr>
+          <w:rFonts w:ascii="Calibri" w:hAnsi="Calibri" w:cs="Calibri"/>
+        </w:rPr>
+      </w:pPr>
     </w:p>
     <w:p>
       <w:pPr>
@@ -5890,6 +5980,42 @@
     </w:p>
     <w:p>
       <w:pPr>
+        <w:spacing w:line="360" w:lineRule="auto"/>
+        <w:rPr>
+          <w:rFonts w:ascii="Calibri" w:hAnsi="Calibri" w:cs="Calibri"/>
+        </w:rPr>
+      </w:pPr>
+      <w:r>
+        <w:rPr>
+          <w:rFonts w:ascii="Calibri" w:hAnsi="Calibri" w:cs="Calibri"/>
+        </w:rPr>
+        <w:t>Although the project was developed individually, external input into design choices played an important role in shaping its progression. Regular biweekly meetings with my project supervisor provided critical feedback on my project, particularly highlighting the need to increase system complexity and incorporate more dynamic, data-driven features.</w:t>
+      </w:r>
+    </w:p>
+    <w:p>
+      <w:pPr>
+        <w:spacing w:line="360" w:lineRule="auto"/>
+        <w:rPr>
+          <w:rFonts w:ascii="Calibri" w:hAnsi="Calibri" w:cs="Calibri"/>
+        </w:rPr>
+      </w:pPr>
+      <w:r>
+        <w:rPr>
+          <w:rFonts w:ascii="Calibri" w:hAnsi="Calibri" w:cs="Calibri"/>
+        </w:rPr>
+        <w:t>This feedback directly influenced the evolution of the system, especially in the expansion of the dashboard functionality and the inclusion of analytical insights rather than a simple display of data. These changes ensured the system aligned more closely with real-world applications and academic expectations for the project.</w:t>
+      </w:r>
+    </w:p>
+    <w:p>
+      <w:pPr>
+        <w:spacing w:line="360" w:lineRule="auto"/>
+        <w:rPr>
+          <w:rFonts w:ascii="Calibri" w:hAnsi="Calibri" w:cs="Calibri"/>
+        </w:rPr>
+      </w:pPr>
+    </w:p>
+    <w:p>
+      <w:pPr>
         <w:pStyle w:val="Heading1"/>
         <w:spacing w:line="360" w:lineRule="auto"/>
         <w:rPr>
@@ -5955,112 +6081,124 @@
         <w:rPr>
           <w:rFonts w:ascii="Calibri" w:hAnsi="Calibri" w:cs="Calibri"/>
         </w:rPr>
-        <w:t xml:space="preserve">This specification outlined broad and ambitious plans for an integrated climbing webapp, incorporating community interaction features, advanced performance tracking and ai driven recommendations/insights into training. Whilst this scope helped provide a strong foundation for the </w:t>
+        <w:t xml:space="preserve">This specification outlined broad and ambitious plans for an integrated climbing webapp, incorporating community interaction features, advanced performance tracking and </w:t>
+      </w:r>
+      <w:r>
+        <w:rPr>
+          <w:rFonts w:ascii="Calibri" w:hAnsi="Calibri" w:cs="Calibri"/>
+        </w:rPr>
+        <w:t>AI-</w:t>
+      </w:r>
+      <w:r>
+        <w:rPr>
+          <w:rFonts w:ascii="Calibri" w:hAnsi="Calibri" w:cs="Calibri"/>
+        </w:rPr>
+        <w:t>driven recommendations/insights into training. Whilst this scope helped provide a strong foundation for the future of this webapp, several key requirements were tweaked and refined, to ensure that the development of the webapp was technically feasible and aligned with project constraints.</w:t>
+      </w:r>
+    </w:p>
+    <w:p>
+      <w:pPr>
+        <w:spacing w:line="360" w:lineRule="auto"/>
+        <w:rPr>
+          <w:rFonts w:ascii="Calibri" w:hAnsi="Calibri" w:cs="Calibri"/>
+        </w:rPr>
+      </w:pPr>
+      <w:r>
+        <w:rPr>
+          <w:rFonts w:ascii="Calibri" w:hAnsi="Calibri" w:cs="Calibri"/>
+        </w:rPr>
+        <w:t>One key functional requirement change was the overall scope of performance tracking metrics. The original</w:t>
+      </w:r>
+      <w:r>
+        <w:rPr>
+          <w:rFonts w:ascii="Calibri" w:hAnsi="Calibri" w:cs="Calibri"/>
+        </w:rPr>
+        <w:t xml:space="preserve"> specification</w:t>
+      </w:r>
+      <w:r>
+        <w:rPr>
+          <w:rFonts w:ascii="Calibri" w:hAnsi="Calibri" w:cs="Calibri"/>
+        </w:rPr>
+        <w:t xml:space="preserve"> proposed </w:t>
+      </w:r>
+      <w:r>
+        <w:rPr>
+          <w:rFonts w:ascii="Calibri" w:hAnsi="Calibri" w:cs="Calibri"/>
+        </w:rPr>
+        <w:t xml:space="preserve">the use of specialised </w:t>
+      </w:r>
+      <w:r>
+        <w:rPr>
+          <w:rFonts w:ascii="Calibri" w:hAnsi="Calibri" w:cs="Calibri"/>
+        </w:rPr>
+        <w:t xml:space="preserve">metrics such as finger strength; however, this was removed due to the difficulty in quantifying such data reliably without sensors or hardware. Instead, the system </w:t>
+      </w:r>
+      <w:r>
+        <w:rPr>
+          <w:rFonts w:ascii="Calibri" w:hAnsi="Calibri" w:cs="Calibri"/>
+        </w:rPr>
+        <w:t>re</w:t>
+      </w:r>
+      <w:r>
+        <w:rPr>
+          <w:rFonts w:ascii="Calibri" w:hAnsi="Calibri" w:cs="Calibri"/>
+        </w:rPr>
+        <w:t xml:space="preserve">focused more on equally important metrics, that could much </w:t>
+      </w:r>
+      <w:r>
+        <w:rPr>
+          <w:rFonts w:ascii="Calibri" w:hAnsi="Calibri" w:cs="Calibri"/>
+        </w:rPr>
+        <w:t>more accurately</w:t>
+      </w:r>
+      <w:r>
+        <w:rPr>
+          <w:rFonts w:ascii="Calibri" w:hAnsi="Calibri" w:cs="Calibri"/>
+        </w:rPr>
+        <w:t xml:space="preserve"> be quantified </w:t>
+      </w:r>
+      <w:r>
+        <w:rPr>
+          <w:rFonts w:ascii="Calibri" w:hAnsi="Calibri" w:cs="Calibri"/>
+        </w:rPr>
+        <w:t>within</w:t>
+      </w:r>
+      <w:r>
+        <w:rPr>
+          <w:rFonts w:ascii="Calibri" w:hAnsi="Calibri" w:cs="Calibri"/>
+        </w:rPr>
+        <w:t xml:space="preserve"> the webapp</w:t>
+      </w:r>
+      <w:r>
+        <w:rPr>
+          <w:rFonts w:ascii="Calibri" w:hAnsi="Calibri" w:cs="Calibri"/>
+        </w:rPr>
+        <w:t>. This included</w:t>
+      </w:r>
+      <w:r>
+        <w:rPr>
+          <w:rFonts w:ascii="Calibri" w:hAnsi="Calibri" w:cs="Calibri"/>
+        </w:rPr>
+        <w:t xml:space="preserve"> </w:t>
+      </w:r>
+      <w:r>
+        <w:rPr>
+          <w:rFonts w:ascii="Calibri" w:hAnsi="Calibri" w:cs="Calibri"/>
+        </w:rPr>
+        <w:t xml:space="preserve">session-based indicators such as </w:t>
+      </w:r>
+      <w:r>
+        <w:rPr>
+          <w:rFonts w:ascii="Calibri" w:hAnsi="Calibri" w:cs="Calibri"/>
+        </w:rPr>
+        <w:t xml:space="preserve">duration, attempts, </w:t>
       </w:r>
       <w:r>
         <w:rPr>
           <w:rFonts w:ascii="Calibri" w:hAnsi="Calibri" w:cs="Calibri"/>
         </w:rPr>
         <w:lastRenderedPageBreak/>
-        <w:t>future of this webapp, several key requirements were tweaked and refined, to ensure that the development of the webapp was technically feasible and aligned with project constraints.</w:t>
-      </w:r>
-    </w:p>
-    <w:p>
-      <w:pPr>
-        <w:spacing w:line="360" w:lineRule="auto"/>
-        <w:rPr>
-          <w:rFonts w:ascii="Calibri" w:hAnsi="Calibri" w:cs="Calibri"/>
-        </w:rPr>
-      </w:pPr>
-      <w:r>
-        <w:rPr>
-          <w:rFonts w:ascii="Calibri" w:hAnsi="Calibri" w:cs="Calibri"/>
-        </w:rPr>
-        <w:t>One key functional requirement change was the overall scope of performance tracking metrics. The original</w:t>
-      </w:r>
-      <w:r>
-        <w:rPr>
-          <w:rFonts w:ascii="Calibri" w:hAnsi="Calibri" w:cs="Calibri"/>
-        </w:rPr>
-        <w:t xml:space="preserve"> specification</w:t>
-      </w:r>
-      <w:r>
-        <w:rPr>
-          <w:rFonts w:ascii="Calibri" w:hAnsi="Calibri" w:cs="Calibri"/>
-        </w:rPr>
-        <w:t xml:space="preserve"> proposed </w:t>
-      </w:r>
-      <w:r>
-        <w:rPr>
-          <w:rFonts w:ascii="Calibri" w:hAnsi="Calibri" w:cs="Calibri"/>
-        </w:rPr>
-        <w:t xml:space="preserve">the use of specialised </w:t>
-      </w:r>
-      <w:r>
-        <w:rPr>
-          <w:rFonts w:ascii="Calibri" w:hAnsi="Calibri" w:cs="Calibri"/>
-        </w:rPr>
-        <w:t xml:space="preserve">metrics such as finger strength; however, this was removed due to the difficulty in quantifying such data reliably without sensors or hardware. Instead, the system </w:t>
-      </w:r>
-      <w:r>
-        <w:rPr>
-          <w:rFonts w:ascii="Calibri" w:hAnsi="Calibri" w:cs="Calibri"/>
-        </w:rPr>
-        <w:t>re</w:t>
-      </w:r>
-      <w:r>
-        <w:rPr>
-          <w:rFonts w:ascii="Calibri" w:hAnsi="Calibri" w:cs="Calibri"/>
-        </w:rPr>
-        <w:t xml:space="preserve">focused more on equally important metrics, that could much </w:t>
-      </w:r>
-      <w:r>
-        <w:rPr>
-          <w:rFonts w:ascii="Calibri" w:hAnsi="Calibri" w:cs="Calibri"/>
-        </w:rPr>
-        <w:t>more accurately</w:t>
-      </w:r>
-      <w:r>
-        <w:rPr>
-          <w:rFonts w:ascii="Calibri" w:hAnsi="Calibri" w:cs="Calibri"/>
-        </w:rPr>
-        <w:t xml:space="preserve"> be quantified </w:t>
-      </w:r>
-      <w:r>
-        <w:rPr>
-          <w:rFonts w:ascii="Calibri" w:hAnsi="Calibri" w:cs="Calibri"/>
-        </w:rPr>
-        <w:t>within</w:t>
-      </w:r>
-      <w:r>
-        <w:rPr>
-          <w:rFonts w:ascii="Calibri" w:hAnsi="Calibri" w:cs="Calibri"/>
-        </w:rPr>
-        <w:t xml:space="preserve"> the webapp</w:t>
-      </w:r>
-      <w:r>
-        <w:rPr>
-          <w:rFonts w:ascii="Calibri" w:hAnsi="Calibri" w:cs="Calibri"/>
-        </w:rPr>
-        <w:t>. This included</w:t>
-      </w:r>
-      <w:r>
-        <w:rPr>
-          <w:rFonts w:ascii="Calibri" w:hAnsi="Calibri" w:cs="Calibri"/>
-        </w:rPr>
-        <w:t xml:space="preserve"> </w:t>
-      </w:r>
-      <w:r>
-        <w:rPr>
-          <w:rFonts w:ascii="Calibri" w:hAnsi="Calibri" w:cs="Calibri"/>
-        </w:rPr>
-        <w:t xml:space="preserve">session-based indicators such as </w:t>
-      </w:r>
-      <w:r>
-        <w:rPr>
-          <w:rFonts w:ascii="Calibri" w:hAnsi="Calibri" w:cs="Calibri"/>
-        </w:rPr>
-        <w:t>duration, attempts, tops, flashes,</w:t>
+        <w:t>tops, flashes,</w:t>
       </w:r>
       <w:r>
         <w:rPr>
@@ -6194,20 +6332,26 @@
         <w:rPr>
           <w:rFonts w:ascii="Calibri" w:hAnsi="Calibri" w:cs="Calibri"/>
         </w:rPr>
+        <w:t>Finally, the account management requirement significantly evolved beyond its original proposition. Whilst the intimal specification focused on user profile creation, with basic goal setting, the final system further expanded this functionality into a central component for the application. Users are now able to define their own personal attributes, such as height, weight, activity levels and goal types (cutting. Maintain bulking etc). These attributes are then used to automatically generate nutritional targets using Mi</w:t>
+      </w:r>
+      <w:r>
+        <w:rPr>
+          <w:rFonts w:ascii="Calibri" w:hAnsi="Calibri" w:cs="Calibri"/>
+        </w:rPr>
+        <w:t>ffli</w:t>
+      </w:r>
+      <w:r>
+        <w:rPr>
+          <w:rFonts w:ascii="Calibri" w:hAnsi="Calibri" w:cs="Calibri"/>
+        </w:rPr>
+        <w:t xml:space="preserve">n-St Jeor Equation for resting metabolic rates. In addition, there is a manual override option to manually change your recommended daily calories and macronutrients, </w:t>
+      </w:r>
+      <w:r>
+        <w:rPr>
+          <w:rFonts w:ascii="Calibri" w:hAnsi="Calibri" w:cs="Calibri"/>
+        </w:rPr>
         <w:lastRenderedPageBreak/>
-        <w:t>Finally, the account management requirement significantly evolved beyond its original proposition. Whilst the intimal specification focused on user profile creation, with basic goal setting, the final system further expanded this functionality into a central component for the application. Users are now able to define their own personal attributes, such as height, weight, activity levels and goal types (cutting. Maintain bulking etc). These attributes are then used to automatically generate nutritional targets using Mi</w:t>
-      </w:r>
-      <w:r>
-        <w:rPr>
-          <w:rFonts w:ascii="Calibri" w:hAnsi="Calibri" w:cs="Calibri"/>
-        </w:rPr>
-        <w:t>ffli</w:t>
-      </w:r>
-      <w:r>
-        <w:rPr>
-          <w:rFonts w:ascii="Calibri" w:hAnsi="Calibri" w:cs="Calibri"/>
-        </w:rPr>
-        <w:t>n-St Jeor Equation for resting metabolic rates. In addition, there is a manual override option to manually change your recommended daily calories and macronutrients, allowing users to customise their targets to their individual preferences. The account system also incorporates privacy controls and social features, allowing users to hide certain sections of their profile including their whole profile entirely, allowing users to send friend requests and add friends to their account allowing users to control their level of interaction with the community. This evolution overall focuses on making the system more user-driven and ensures the account directly influences the analytical outputs and social functionality.</w:t>
+        <w:t>allowing users to customise their targets to their individual preferences. The account system also incorporates privacy controls and social features, allowing users to hide certain sections of their profile including their whole profile entirely, allowing users to send friend requests and add friends to their account allowing users to control their level of interaction with the community. This evolution overall focuses on making the system more user-driven and ensures the account directly influences the analytical outputs and social functionality.</w:t>
       </w:r>
     </w:p>
     <w:p>
@@ -6764,7 +6908,6 @@
                 <w:sz w:val="22"/>
                 <w:szCs w:val="22"/>
               </w:rPr>
-              <w:lastRenderedPageBreak/>
               <w:t>FR4</w:t>
             </w:r>
           </w:p>
@@ -6975,6 +7118,7 @@
                 <w:sz w:val="22"/>
                 <w:szCs w:val="22"/>
               </w:rPr>
+              <w:lastRenderedPageBreak/>
               <w:t>FR6</w:t>
             </w:r>
           </w:p>
@@ -7749,7 +7893,6 @@
         <w:rPr>
           <w:rFonts w:ascii="Calibri" w:hAnsi="Calibri" w:cs="Calibri"/>
         </w:rPr>
-        <w:lastRenderedPageBreak/>
         <w:t>This reflects the final system functionality and demonstrates how the initial high-level requirements were aligned with the implemented solution.</w:t>
       </w:r>
     </w:p>
@@ -7785,7 +7928,14 @@
         <w:rPr>
           <w:rFonts w:ascii="Calibri" w:hAnsi="Calibri" w:cs="Calibri"/>
         </w:rPr>
-        <w:t>The functional specifications define the behaviour of the systems core features using use case analysis. This section focusses on the principal user system interactions in the application. These use cases have been selected because they most accurately represent the most significant workflows withing the final system. Each use case includes key components such as the primary actor, trigger, main success scenario, alternative flows and any postconditions.</w:t>
+        <w:t xml:space="preserve">The functional specifications define the behaviour of the systems core features using use case analysis. This section focusses on the principal user system interactions in the application. These use cases have been selected because they most accurately represent the most significant workflows </w:t>
+      </w:r>
+      <w:r>
+        <w:rPr>
+          <w:rFonts w:ascii="Calibri" w:hAnsi="Calibri" w:cs="Calibri"/>
+        </w:rPr>
+        <w:lastRenderedPageBreak/>
+        <w:t>withing the final system. Each use case includes key components such as the primary actor, trigger, main success scenario, alternative flows and any postconditions.</w:t>
       </w:r>
     </w:p>
     <w:p>
@@ -8165,7 +8315,6 @@
         <w:rPr>
           <w:rFonts w:ascii="Calibri" w:hAnsi="Calibri" w:cs="Calibri"/>
         </w:rPr>
-        <w:lastRenderedPageBreak/>
         <w:t>If the required fields are missing, intensity, date, session type and duration, then the system will redisplay the form and prompt the user to correct the missing values.</w:t>
       </w:r>
     </w:p>
@@ -8222,6 +8371,7 @@
           <w:b/>
           <w:bCs/>
         </w:rPr>
+        <w:lastRenderedPageBreak/>
         <w:t>Postconditions:</w:t>
       </w:r>
     </w:p>
@@ -8627,7 +8777,6 @@
         <w:rPr>
           <w:rFonts w:ascii="Calibri" w:hAnsi="Calibri" w:cs="Calibri"/>
         </w:rPr>
-        <w:lastRenderedPageBreak/>
         <w:t>If the required fields are</w:t>
       </w:r>
       <w:r>
@@ -8696,6 +8845,7 @@
         <w:rPr>
           <w:rFonts w:ascii="Calibri" w:hAnsi="Calibri" w:cs="Calibri"/>
         </w:rPr>
+        <w:lastRenderedPageBreak/>
         <w:t xml:space="preserve">A valid </w:t>
       </w:r>
       <w:r>
@@ -8855,7 +9005,21 @@
         <w:rPr>
           <w:rFonts w:ascii="Calibri" w:hAnsi="Calibri" w:cs="Calibri"/>
         </w:rPr>
-        <w:t>All user passwords should be securely stored using industry standard-standard algorithms such as BCrypt.</w:t>
+        <w:t xml:space="preserve">All user passwords should be securely stored using industry standard-standard algorithms such as </w:t>
+      </w:r>
+      <w:proofErr w:type="spellStart"/>
+      <w:r>
+        <w:rPr>
+          <w:rFonts w:ascii="Calibri" w:hAnsi="Calibri" w:cs="Calibri"/>
+        </w:rPr>
+        <w:t>BCrypt</w:t>
+      </w:r>
+      <w:proofErr w:type="spellEnd"/>
+      <w:r>
+        <w:rPr>
+          <w:rFonts w:ascii="Calibri" w:hAnsi="Calibri" w:cs="Calibri"/>
+        </w:rPr>
+        <w:t>.</w:t>
       </w:r>
     </w:p>
     <w:p>
@@ -9044,7 +9208,21 @@
         <w:rPr>
           <w:rFonts w:ascii="Calibri" w:hAnsi="Calibri" w:cs="Calibri"/>
         </w:rPr>
-        <w:t>Database queries should be optimised to mnimise data retrieval.</w:t>
+        <w:t xml:space="preserve">Database queries should be optimised to </w:t>
+      </w:r>
+      <w:proofErr w:type="spellStart"/>
+      <w:r>
+        <w:rPr>
+          <w:rFonts w:ascii="Calibri" w:hAnsi="Calibri" w:cs="Calibri"/>
+        </w:rPr>
+        <w:t>mnimise</w:t>
+      </w:r>
+      <w:proofErr w:type="spellEnd"/>
+      <w:r>
+        <w:rPr>
+          <w:rFonts w:ascii="Calibri" w:hAnsi="Calibri" w:cs="Calibri"/>
+        </w:rPr>
+        <w:t xml:space="preserve"> data retrieval.</w:t>
       </w:r>
     </w:p>
     <w:p>
@@ -9062,7 +9240,6 @@
           <w:b/>
           <w:bCs/>
         </w:rPr>
-        <w:lastRenderedPageBreak/>
         <w:t>Reliability and Availability:</w:t>
       </w:r>
     </w:p>
@@ -9082,7 +9259,21 @@
         <w:rPr>
           <w:rFonts w:ascii="Calibri" w:hAnsi="Calibri" w:cs="Calibri"/>
         </w:rPr>
-        <w:t>The system should bea available at least 95% of the time.</w:t>
+        <w:t xml:space="preserve">The system should </w:t>
+      </w:r>
+      <w:proofErr w:type="spellStart"/>
+      <w:r>
+        <w:rPr>
+          <w:rFonts w:ascii="Calibri" w:hAnsi="Calibri" w:cs="Calibri"/>
+        </w:rPr>
+        <w:t>bea</w:t>
+      </w:r>
+      <w:proofErr w:type="spellEnd"/>
+      <w:r>
+        <w:rPr>
+          <w:rFonts w:ascii="Calibri" w:hAnsi="Calibri" w:cs="Calibri"/>
+        </w:rPr>
+        <w:t xml:space="preserve"> available at least 95% of the time.</w:t>
       </w:r>
     </w:p>
     <w:p>
@@ -9158,6 +9349,7 @@
         <w:rPr>
           <w:rFonts w:ascii="Calibri" w:hAnsi="Calibri" w:cs="Calibri"/>
         </w:rPr>
+        <w:lastRenderedPageBreak/>
         <w:t xml:space="preserve">Forms should prevent submission of </w:t>
       </w:r>
       <w:r>
@@ -9320,7 +9512,21 @@
         <w:rPr>
           <w:rFonts w:ascii="Calibri" w:hAnsi="Calibri" w:cs="Calibri"/>
         </w:rPr>
-        <w:t>The application should follow structured architecture such as using Controllers, Models, dto’s, services Repositories etc.</w:t>
+        <w:t xml:space="preserve">The application should follow structured architecture such as using Controllers, Models, </w:t>
+      </w:r>
+      <w:proofErr w:type="spellStart"/>
+      <w:r>
+        <w:rPr>
+          <w:rFonts w:ascii="Calibri" w:hAnsi="Calibri" w:cs="Calibri"/>
+        </w:rPr>
+        <w:t>dto’s</w:t>
+      </w:r>
+      <w:proofErr w:type="spellEnd"/>
+      <w:r>
+        <w:rPr>
+          <w:rFonts w:ascii="Calibri" w:hAnsi="Calibri" w:cs="Calibri"/>
+        </w:rPr>
+        <w:t>, services Repositories etc.</w:t>
       </w:r>
     </w:p>
     <w:p>
@@ -9467,63 +9673,63 @@
         <w:rPr>
           <w:rFonts w:ascii="Calibri" w:hAnsi="Calibri" w:cs="Calibri"/>
         </w:rPr>
+        <w:t>• System Architecture: Provide a high-level overview of the system's structure. You should describe</w:t>
+      </w:r>
+    </w:p>
+    <w:p>
+      <w:pPr>
+        <w:spacing w:line="360" w:lineRule="auto"/>
+        <w:rPr>
+          <w:rFonts w:ascii="Calibri" w:hAnsi="Calibri" w:cs="Calibri"/>
+        </w:rPr>
+      </w:pPr>
+      <w:r>
+        <w:rPr>
+          <w:rFonts w:ascii="Calibri" w:hAnsi="Calibri" w:cs="Calibri"/>
+        </w:rPr>
+        <w:t>the systems architecture (e.g., are identifiable architectural patterns involved such as MVC,</w:t>
+      </w:r>
+    </w:p>
+    <w:p>
+      <w:pPr>
+        <w:spacing w:line="360" w:lineRule="auto"/>
+        <w:rPr>
+          <w:rFonts w:ascii="Calibri" w:hAnsi="Calibri" w:cs="Calibri"/>
+        </w:rPr>
+      </w:pPr>
+      <w:r>
+        <w:rPr>
+          <w:rFonts w:ascii="Calibri" w:hAnsi="Calibri" w:cs="Calibri"/>
+        </w:rPr>
+        <w:t>Microservices, Three-Tier, Client-Server). Provide a diagram showing the interaction between the</w:t>
+      </w:r>
+    </w:p>
+    <w:p>
+      <w:pPr>
+        <w:spacing w:line="360" w:lineRule="auto"/>
+        <w:rPr>
+          <w:rFonts w:ascii="Calibri" w:hAnsi="Calibri" w:cs="Calibri"/>
+        </w:rPr>
+      </w:pPr>
+      <w:r>
+        <w:rPr>
+          <w:rFonts w:ascii="Calibri" w:hAnsi="Calibri" w:cs="Calibri"/>
+        </w:rPr>
+        <w:t>major components (e.g. Frontend, Backend, Database, and any external APIs).</w:t>
+      </w:r>
+    </w:p>
+    <w:p>
+      <w:pPr>
+        <w:spacing w:line="360" w:lineRule="auto"/>
+        <w:rPr>
+          <w:rFonts w:ascii="Calibri" w:hAnsi="Calibri" w:cs="Calibri"/>
+        </w:rPr>
+      </w:pPr>
+      <w:r>
+        <w:rPr>
+          <w:rFonts w:ascii="Calibri" w:hAnsi="Calibri" w:cs="Calibri"/>
+        </w:rPr>
         <w:lastRenderedPageBreak/>
-        <w:t>• System Architecture: Provide a high-level overview of the system's structure. You should describe</w:t>
-      </w:r>
-    </w:p>
-    <w:p>
-      <w:pPr>
-        <w:spacing w:line="360" w:lineRule="auto"/>
-        <w:rPr>
-          <w:rFonts w:ascii="Calibri" w:hAnsi="Calibri" w:cs="Calibri"/>
-        </w:rPr>
-      </w:pPr>
-      <w:r>
-        <w:rPr>
-          <w:rFonts w:ascii="Calibri" w:hAnsi="Calibri" w:cs="Calibri"/>
-        </w:rPr>
-        <w:t>the systems architecture (e.g., are identifiable architectural patterns involved such as MVC,</w:t>
-      </w:r>
-    </w:p>
-    <w:p>
-      <w:pPr>
-        <w:spacing w:line="360" w:lineRule="auto"/>
-        <w:rPr>
-          <w:rFonts w:ascii="Calibri" w:hAnsi="Calibri" w:cs="Calibri"/>
-        </w:rPr>
-      </w:pPr>
-      <w:r>
-        <w:rPr>
-          <w:rFonts w:ascii="Calibri" w:hAnsi="Calibri" w:cs="Calibri"/>
-        </w:rPr>
-        <w:t>Microservices, Three-Tier, Client-Server). Provide a diagram showing the interaction between the</w:t>
-      </w:r>
-    </w:p>
-    <w:p>
-      <w:pPr>
-        <w:spacing w:line="360" w:lineRule="auto"/>
-        <w:rPr>
-          <w:rFonts w:ascii="Calibri" w:hAnsi="Calibri" w:cs="Calibri"/>
-        </w:rPr>
-      </w:pPr>
-      <w:r>
-        <w:rPr>
-          <w:rFonts w:ascii="Calibri" w:hAnsi="Calibri" w:cs="Calibri"/>
-        </w:rPr>
-        <w:t>major components (e.g. Frontend, Backend, Database, and any external APIs).</w:t>
-      </w:r>
-    </w:p>
-    <w:p>
-      <w:pPr>
-        <w:spacing w:line="360" w:lineRule="auto"/>
-        <w:rPr>
-          <w:rFonts w:ascii="Calibri" w:hAnsi="Calibri" w:cs="Calibri"/>
-        </w:rPr>
-      </w:pPr>
-      <w:r>
-        <w:rPr>
-          <w:rFonts w:ascii="Calibri" w:hAnsi="Calibri" w:cs="Calibri"/>
-        </w:rPr>
         <w:t>• Database Design: If your system manages data, provide a formal Entity Relationship Diagram (ERD)</w:t>
       </w:r>
     </w:p>
@@ -13894,7 +14100,7 @@
         </w:rPr>
         <w:lastRenderedPageBreak/>
         <w:drawing>
-          <wp:inline distT="0" distB="0" distL="0" distR="0" wp14:anchorId="42BA402F" wp14:editId="0B1959F0">
+          <wp:inline distT="0" distB="0" distL="0" distR="0" wp14:anchorId="42BA402F" wp14:editId="4B9157CA">
             <wp:extent cx="5731510" cy="1630018"/>
             <wp:effectExtent l="0" t="0" r="2540" b="8890"/>
             <wp:docPr id="895670306" name="Picture 1" descr="A graph with blue and gray bars&#10;&#10;AI-generated content may be incorrect."/>
@@ -17039,7 +17245,21 @@
         <w:rPr>
           <w:rFonts w:ascii="Calibri" w:hAnsi="Calibri" w:cs="Calibri"/>
         </w:rPr>
-        <w:t>The system retrives the user’s existing profile information, attributes and current settings</w:t>
+        <w:t xml:space="preserve">The system </w:t>
+      </w:r>
+      <w:proofErr w:type="spellStart"/>
+      <w:r>
+        <w:rPr>
+          <w:rFonts w:ascii="Calibri" w:hAnsi="Calibri" w:cs="Calibri"/>
+        </w:rPr>
+        <w:t>retrives</w:t>
+      </w:r>
+      <w:proofErr w:type="spellEnd"/>
+      <w:r>
+        <w:rPr>
+          <w:rFonts w:ascii="Calibri" w:hAnsi="Calibri" w:cs="Calibri"/>
+        </w:rPr>
+        <w:t xml:space="preserve"> the user’s existing profile information, attributes and current settings</w:t>
       </w:r>
     </w:p>
     <w:p>
@@ -17172,7 +17392,21 @@
         <w:rPr>
           <w:rFonts w:ascii="Calibri" w:hAnsi="Calibri" w:cs="Calibri"/>
         </w:rPr>
-        <w:t>The updated account setting sare saved and applied.</w:t>
+        <w:t xml:space="preserve">The updated account setting </w:t>
+      </w:r>
+      <w:proofErr w:type="spellStart"/>
+      <w:r>
+        <w:rPr>
+          <w:rFonts w:ascii="Calibri" w:hAnsi="Calibri" w:cs="Calibri"/>
+        </w:rPr>
+        <w:t>sare</w:t>
+      </w:r>
+      <w:proofErr w:type="spellEnd"/>
+      <w:r>
+        <w:rPr>
+          <w:rFonts w:ascii="Calibri" w:hAnsi="Calibri" w:cs="Calibri"/>
+        </w:rPr>
+        <w:t xml:space="preserve"> saved and applied.</w:t>
       </w:r>
     </w:p>
     <w:p>
@@ -17496,7 +17730,21 @@
         <w:rPr>
           <w:rFonts w:ascii="Calibri" w:hAnsi="Calibri" w:cs="Calibri"/>
         </w:rPr>
-        <w:t>The user selects a metric to rank by, avg intensity, session duration, highest grade and number of sessions.</w:t>
+        <w:t xml:space="preserve">The user selects a metric to rank by, </w:t>
+      </w:r>
+      <w:proofErr w:type="spellStart"/>
+      <w:r>
+        <w:rPr>
+          <w:rFonts w:ascii="Calibri" w:hAnsi="Calibri" w:cs="Calibri"/>
+        </w:rPr>
+        <w:t>avg</w:t>
+      </w:r>
+      <w:proofErr w:type="spellEnd"/>
+      <w:r>
+        <w:rPr>
+          <w:rFonts w:ascii="Calibri" w:hAnsi="Calibri" w:cs="Calibri"/>
+        </w:rPr>
+        <w:t xml:space="preserve"> intensity, session duration, highest grade and number of sessions.</w:t>
       </w:r>
     </w:p>
     <w:p>

--- a/Documents/Final Dissertation Doc.docx
+++ b/Documents/Final Dissertation Doc.docx
@@ -4958,403 +4958,490 @@
     </w:p>
     <w:p>
       <w:pPr>
+        <w:pStyle w:val="Heading1"/>
         <w:spacing w:line="360" w:lineRule="auto"/>
         <w:rPr>
           <w:rFonts w:ascii="Calibri" w:hAnsi="Calibri" w:cs="Calibri"/>
           <w:b/>
           <w:bCs/>
-          <w:noProof/>
-        </w:rPr>
-      </w:pPr>
-    </w:p>
-    <w:p>
-      <w:pPr>
-        <w:spacing w:line="360" w:lineRule="auto"/>
+        </w:rPr>
+      </w:pPr>
+      <w:bookmarkStart w:id="0" w:name="_Toc227860107"/>
+      <w:r>
         <w:rPr>
           <w:rFonts w:ascii="Calibri" w:hAnsi="Calibri" w:cs="Calibri"/>
           <w:b/>
           <w:bCs/>
-          <w:noProof/>
-        </w:rPr>
-      </w:pPr>
-    </w:p>
-    <w:p>
-      <w:pPr>
-        <w:spacing w:line="360" w:lineRule="auto"/>
+        </w:rPr>
+        <w:lastRenderedPageBreak/>
+        <w:t xml:space="preserve">Chapter </w:t>
+      </w:r>
+      <w:r>
         <w:rPr>
           <w:rFonts w:ascii="Calibri" w:hAnsi="Calibri" w:cs="Calibri"/>
           <w:b/>
           <w:bCs/>
-          <w:noProof/>
-        </w:rPr>
-      </w:pPr>
-    </w:p>
-    <w:p>
-      <w:pPr>
+        </w:rPr>
+        <w:t>1 Project Definition and Context (10%)</w:t>
+      </w:r>
+      <w:bookmarkEnd w:id="0"/>
+    </w:p>
+    <w:p>
+      <w:pPr>
+        <w:pStyle w:val="Heading2"/>
         <w:spacing w:line="360" w:lineRule="auto"/>
         <w:rPr>
           <w:rFonts w:ascii="Calibri" w:hAnsi="Calibri" w:cs="Calibri"/>
           <w:b/>
           <w:bCs/>
-          <w:noProof/>
-        </w:rPr>
-      </w:pPr>
-    </w:p>
-    <w:p>
-      <w:pPr>
-        <w:pStyle w:val="Heading1"/>
-        <w:spacing w:line="360" w:lineRule="auto"/>
+        </w:rPr>
+      </w:pPr>
+      <w:bookmarkStart w:id="1" w:name="_Toc227860108"/>
+      <w:r>
         <w:rPr>
           <w:rFonts w:ascii="Calibri" w:hAnsi="Calibri" w:cs="Calibri"/>
           <w:b/>
           <w:bCs/>
         </w:rPr>
-      </w:pPr>
-      <w:bookmarkStart w:id="0" w:name="_Toc227860107"/>
+        <w:t xml:space="preserve">1.1 </w:t>
+      </w:r>
       <w:r>
         <w:rPr>
           <w:rFonts w:ascii="Calibri" w:hAnsi="Calibri" w:cs="Calibri"/>
           <w:b/>
           <w:bCs/>
         </w:rPr>
-        <w:t xml:space="preserve">Chapter </w:t>
-      </w:r>
-      <w:r>
+        <w:t>Final Problem Statement</w:t>
+      </w:r>
+      <w:bookmarkEnd w:id="1"/>
+    </w:p>
+    <w:p>
+      <w:pPr>
+        <w:spacing w:line="360" w:lineRule="auto"/>
+        <w:rPr>
+          <w:rFonts w:ascii="Calibri" w:hAnsi="Calibri" w:cs="Calibri"/>
+        </w:rPr>
+      </w:pPr>
+      <w:r>
+        <w:rPr>
+          <w:rFonts w:ascii="Calibri" w:hAnsi="Calibri" w:cs="Calibri"/>
+        </w:rPr>
+        <w:t>Existing fitness and activity logging applications often operate as isolated systems, putting focus on either training performance or nutritional tracking without provided a unified platform that incorporates meaningful analysis between the two. This separation limits a user’s ability to interpret how different behaviours such as targeted training or intensity is closely correlated to dietary intake and the effect both have on overall athletic performance.</w:t>
+      </w:r>
+    </w:p>
+    <w:p>
+      <w:pPr>
+        <w:spacing w:line="360" w:lineRule="auto"/>
+        <w:rPr>
+          <w:rFonts w:ascii="Calibri" w:hAnsi="Calibri" w:cs="Calibri"/>
+        </w:rPr>
+      </w:pPr>
+      <w:r>
+        <w:rPr>
+          <w:rFonts w:ascii="Calibri" w:hAnsi="Calibri" w:cs="Calibri"/>
+        </w:rPr>
+        <w:t>Within climbing applications, this limitation is further emphasised. Climbing applications often provide basic session logging functionality but lack integrated nutritional tracking, goal targeting and advanced analytical capabilities. As a result, users are provided with raw data over a set time with limited explanation as to what that data means or their current progression.</w:t>
+      </w:r>
+    </w:p>
+    <w:p>
+      <w:pPr>
+        <w:spacing w:line="360" w:lineRule="auto"/>
+        <w:rPr>
+          <w:rFonts w:ascii="Calibri" w:hAnsi="Calibri" w:cs="Calibri"/>
+        </w:rPr>
+      </w:pPr>
+      <w:r>
+        <w:rPr>
+          <w:rFonts w:ascii="Calibri" w:hAnsi="Calibri" w:cs="Calibri"/>
+        </w:rPr>
+        <w:t>Additionally, many existing platforms provide very limited support for user engagement. The overall absence of social and community features in a lot fo climbing apps, reduces the motivation for users to continue to use the application long-term and the lack of competitive elements reduces the incentive to improve.</w:t>
+      </w:r>
+    </w:p>
+    <w:p>
+      <w:pPr>
+        <w:spacing w:line="360" w:lineRule="auto"/>
+        <w:rPr>
+          <w:rFonts w:ascii="Calibri" w:hAnsi="Calibri" w:cs="Calibri"/>
+        </w:rPr>
+      </w:pPr>
+      <w:r>
+        <w:rPr>
+          <w:rFonts w:ascii="Calibri" w:hAnsi="Calibri" w:cs="Calibri"/>
+        </w:rPr>
+        <w:t>The technical gap addressed by this project is the overall lack of an integrated system that combines data capture, nutritional tracking, deep analytical insights and community interaction all within one platform. The developed system addressed this technical gap by providing a cohesive web-based application that enables users to not only record their nutrition, session climbs and interact with their community, but also enables user to interpret their raw data in insightful ways through summaries and insights.</w:t>
+      </w:r>
+    </w:p>
+    <w:p>
+      <w:pPr>
+        <w:pStyle w:val="Heading2"/>
+        <w:spacing w:line="360" w:lineRule="auto"/>
         <w:rPr>
           <w:rFonts w:ascii="Calibri" w:hAnsi="Calibri" w:cs="Calibri"/>
           <w:b/>
           <w:bCs/>
         </w:rPr>
-        <w:t>1 Project Definition and Context (10%)</w:t>
-      </w:r>
-      <w:bookmarkEnd w:id="0"/>
-    </w:p>
-    <w:p>
-      <w:pPr>
-        <w:pStyle w:val="Heading2"/>
-        <w:spacing w:line="360" w:lineRule="auto"/>
+      </w:pPr>
+      <w:bookmarkStart w:id="2" w:name="_Toc227860109"/>
+      <w:r>
         <w:rPr>
           <w:rFonts w:ascii="Calibri" w:hAnsi="Calibri" w:cs="Calibri"/>
           <w:b/>
           <w:bCs/>
         </w:rPr>
-      </w:pPr>
-      <w:bookmarkStart w:id="1" w:name="_Toc227860108"/>
+        <w:t xml:space="preserve">1.2 </w:t>
+      </w:r>
       <w:r>
         <w:rPr>
           <w:rFonts w:ascii="Calibri" w:hAnsi="Calibri" w:cs="Calibri"/>
           <w:b/>
           <w:bCs/>
         </w:rPr>
-        <w:t xml:space="preserve">1.1 </w:t>
-      </w:r>
-      <w:r>
+        <w:t>Stakeholder Analysis</w:t>
+      </w:r>
+      <w:bookmarkEnd w:id="2"/>
+    </w:p>
+    <w:p>
+      <w:pPr>
+        <w:spacing w:line="360" w:lineRule="auto"/>
+        <w:rPr>
+          <w:rFonts w:ascii="Calibri" w:hAnsi="Calibri" w:cs="Calibri"/>
+        </w:rPr>
+      </w:pPr>
+      <w:r>
+        <w:rPr>
+          <w:rFonts w:ascii="Calibri" w:hAnsi="Calibri" w:cs="Calibri"/>
+        </w:rPr>
+        <w:t xml:space="preserve">The primary stakeholders of this system are climbers, new or experienced climbers who </w:t>
+      </w:r>
+      <w:r>
+        <w:rPr>
+          <w:rFonts w:ascii="Calibri" w:hAnsi="Calibri" w:cs="Calibri"/>
+        </w:rPr>
+        <w:t>aim to improve their performance through structure tracking and analysis.</w:t>
+      </w:r>
+    </w:p>
+    <w:p>
+      <w:pPr>
+        <w:spacing w:line="360" w:lineRule="auto"/>
+        <w:rPr>
+          <w:rFonts w:ascii="Calibri" w:hAnsi="Calibri" w:cs="Calibri"/>
+        </w:rPr>
+      </w:pPr>
+      <w:r>
+        <w:rPr>
+          <w:rFonts w:ascii="Calibri" w:hAnsi="Calibri" w:cs="Calibri"/>
+        </w:rPr>
+        <w:t>One key stakeholder group consists of performance-focused users. These are users who are primarily interested in tracking their training sessions and monitoring their progression over time. They require the ability to log session data, analyse trends, and evaluate performance metrics. The system supports these needs through structure session logging and a dashboard that provides aggregated insights based on training activity.</w:t>
+      </w:r>
+    </w:p>
+    <w:p>
+      <w:pPr>
+        <w:spacing w:line="360" w:lineRule="auto"/>
+        <w:rPr>
+          <w:rFonts w:ascii="Calibri" w:hAnsi="Calibri" w:cs="Calibri"/>
+        </w:rPr>
+      </w:pPr>
+      <w:r>
+        <w:rPr>
+          <w:rFonts w:ascii="Calibri" w:hAnsi="Calibri" w:cs="Calibri"/>
+        </w:rPr>
+        <w:lastRenderedPageBreak/>
+        <w:t xml:space="preserve">A second key stakeholder group includes users who are more focused on their nutrition. These users aim to track every meal they have each day with precise dietary macronutrient counts, so they can hit their goals for performance or recovery. They require tools to record their food consumption and compare it against set goals. The system addresses this through a nutrition tracking component, an analysis of nutritional intake </w:t>
+      </w:r>
+      <w:r>
+        <w:rPr>
+          <w:rFonts w:ascii="Calibri" w:hAnsi="Calibri" w:cs="Calibri"/>
+        </w:rPr>
+        <w:t>shown on the dashboard against personalised macro and calorie targets derived from user profile data.</w:t>
+      </w:r>
+    </w:p>
+    <w:p>
+      <w:pPr>
+        <w:spacing w:line="360" w:lineRule="auto"/>
+        <w:rPr>
+          <w:rFonts w:ascii="Calibri" w:hAnsi="Calibri" w:cs="Calibri"/>
+        </w:rPr>
+      </w:pPr>
+      <w:r>
+        <w:rPr>
+          <w:rFonts w:ascii="Calibri" w:hAnsi="Calibri" w:cs="Calibri"/>
+        </w:rPr>
+        <w:t>Another important group is users who are socially motivated in the climbing space. These users thrive of comparison of their climbing progress against others and usually enjoy engaging with their community through events or posts. They benefit from features such as forums, leaderboards, and friend-based comparisons, which can induce motivation to do better than them and improve user retention.</w:t>
+      </w:r>
+    </w:p>
+    <w:p>
+      <w:pPr>
+        <w:spacing w:line="360" w:lineRule="auto"/>
+        <w:rPr>
+          <w:rFonts w:ascii="Calibri" w:hAnsi="Calibri" w:cs="Calibri"/>
+        </w:rPr>
+      </w:pPr>
+      <w:r>
+        <w:rPr>
+          <w:rFonts w:ascii="Calibri" w:hAnsi="Calibri" w:cs="Calibri"/>
+        </w:rPr>
+        <w:t>Finally, some users engage with the system systematically, combining training, nutrition, and social features. For users like this, the value of the system lies in the ability to have a fully integrated web-app that allows them to engage with all of these systems in a single platform instead of managing multiple different web-apps or applications.</w:t>
+      </w:r>
+    </w:p>
+    <w:p>
+      <w:pPr>
+        <w:pStyle w:val="Heading2"/>
+        <w:spacing w:line="360" w:lineRule="auto"/>
         <w:rPr>
           <w:rFonts w:ascii="Calibri" w:hAnsi="Calibri" w:cs="Calibri"/>
           <w:b/>
           <w:bCs/>
         </w:rPr>
-        <w:t>Final Problem Statement</w:t>
-      </w:r>
-      <w:bookmarkEnd w:id="1"/>
-    </w:p>
-    <w:p>
-      <w:pPr>
-        <w:spacing w:line="360" w:lineRule="auto"/>
-        <w:rPr>
-          <w:rFonts w:ascii="Calibri" w:hAnsi="Calibri" w:cs="Calibri"/>
-        </w:rPr>
-      </w:pPr>
-      <w:r>
-        <w:rPr>
-          <w:rFonts w:ascii="Calibri" w:hAnsi="Calibri" w:cs="Calibri"/>
-        </w:rPr>
-        <w:t>Existing fitness and activity logging applications often operate as isolated systems, putting focus on either training performance or nutritional tracking without provided a unified platform that incorporates meaningful analysis between the two. This separation limits a user’s ability to interpret how different behaviours such as targeted training or intensity is closely correlated to dietary intake and the effect both have on overall athletic performance.</w:t>
-      </w:r>
-    </w:p>
-    <w:p>
-      <w:pPr>
-        <w:spacing w:line="360" w:lineRule="auto"/>
-        <w:rPr>
-          <w:rFonts w:ascii="Calibri" w:hAnsi="Calibri" w:cs="Calibri"/>
-        </w:rPr>
-      </w:pPr>
-      <w:r>
-        <w:rPr>
-          <w:rFonts w:ascii="Calibri" w:hAnsi="Calibri" w:cs="Calibri"/>
-        </w:rPr>
-        <w:t>Within climbing applications, this limitation is further emphasised. Climbing applications often provide basic session logging functionality but lack integrated nutritional tracking, goal targeting and advanced analytical capabilities. As a result, users are provided with raw data over a set time with limited explanation as to what that data means or their current progression.</w:t>
-      </w:r>
-    </w:p>
-    <w:p>
-      <w:pPr>
-        <w:spacing w:line="360" w:lineRule="auto"/>
-        <w:rPr>
-          <w:rFonts w:ascii="Calibri" w:hAnsi="Calibri" w:cs="Calibri"/>
-        </w:rPr>
-      </w:pPr>
-      <w:r>
-        <w:rPr>
-          <w:rFonts w:ascii="Calibri" w:hAnsi="Calibri" w:cs="Calibri"/>
-        </w:rPr>
-        <w:t xml:space="preserve">Additionally, many existing platforms provide very limited support for user engagement. The overall absence of social and community features in a lot </w:t>
-      </w:r>
-      <w:proofErr w:type="spellStart"/>
-      <w:r>
-        <w:rPr>
-          <w:rFonts w:ascii="Calibri" w:hAnsi="Calibri" w:cs="Calibri"/>
-        </w:rPr>
-        <w:t>fo</w:t>
-      </w:r>
-      <w:proofErr w:type="spellEnd"/>
-      <w:r>
-        <w:rPr>
-          <w:rFonts w:ascii="Calibri" w:hAnsi="Calibri" w:cs="Calibri"/>
-        </w:rPr>
-        <w:t xml:space="preserve"> climbing apps, reduces the motivation for users to continue to use the application long-term and the lack of competitive elements reduces the incentive to improve.</w:t>
-      </w:r>
-    </w:p>
-    <w:p>
-      <w:pPr>
-        <w:spacing w:line="360" w:lineRule="auto"/>
-        <w:rPr>
-          <w:rFonts w:ascii="Calibri" w:hAnsi="Calibri" w:cs="Calibri"/>
-        </w:rPr>
-      </w:pPr>
-      <w:r>
-        <w:rPr>
-          <w:rFonts w:ascii="Calibri" w:hAnsi="Calibri" w:cs="Calibri"/>
-        </w:rPr>
-        <w:t>The technical gap addressed by this project is the overall lack of an integrated system that combines data capture, nutritional tracking, deep analytical insights and community interaction all within one platform. The developed system addressed this technical gap by providing a cohesive web-based application that enables users to not only record their nutrition, session climbs and interact with their community, but also enables user to interpret their raw data in insightful ways through summaries and insights.</w:t>
-      </w:r>
-    </w:p>
-    <w:p>
-      <w:pPr>
-        <w:pStyle w:val="Heading2"/>
-        <w:spacing w:line="360" w:lineRule="auto"/>
+      </w:pPr>
+      <w:bookmarkStart w:id="3" w:name="_Toc227860110"/>
+      <w:r>
         <w:rPr>
           <w:rFonts w:ascii="Calibri" w:hAnsi="Calibri" w:cs="Calibri"/>
           <w:b/>
           <w:bCs/>
         </w:rPr>
-      </w:pPr>
-      <w:bookmarkStart w:id="2" w:name="_Toc227860109"/>
-      <w:r>
+        <w:t>1.3 Contextual Analysis</w:t>
+      </w:r>
+      <w:bookmarkEnd w:id="3"/>
+    </w:p>
+    <w:p>
+      <w:pPr>
+        <w:spacing w:line="360" w:lineRule="auto"/>
+        <w:rPr>
+          <w:rFonts w:ascii="Calibri" w:hAnsi="Calibri" w:cs="Calibri"/>
+        </w:rPr>
+      </w:pPr>
+      <w:r>
+        <w:rPr>
+          <w:rFonts w:ascii="Calibri" w:hAnsi="Calibri" w:cs="Calibri"/>
+        </w:rPr>
+        <w:t>The design of the system was created through an analysis of existing fitness and activity tracking applications, which provide structured data logging, visual analytics and user engagement. Applications such as Strava and MyFitnessPal were targeted and demonstrates the effectiveness of combining both data capture with graphical representation of long-term progress, enabling users to monitor trends and patterns and make informed decisions.</w:t>
+      </w:r>
+    </w:p>
+    <w:p>
+      <w:pPr>
+        <w:spacing w:line="360" w:lineRule="auto"/>
+        <w:rPr>
+          <w:rFonts w:ascii="Calibri" w:hAnsi="Calibri" w:cs="Calibri"/>
+        </w:rPr>
+      </w:pPr>
+      <w:r>
+        <w:rPr>
+          <w:rFonts w:ascii="Calibri" w:hAnsi="Calibri" w:cs="Calibri"/>
+        </w:rPr>
+        <w:t>However, these platforms tend to focus on either general fitness or activity logging. In contrast climbing specific applications often provide basic session logging to users but lack integration with nutritional tracking and broader analytical tracking. The gap led to the development of the current system that integrates training performance, nutrition and community interaction all in one.</w:t>
+      </w:r>
+    </w:p>
+    <w:p>
+      <w:pPr>
+        <w:spacing w:line="360" w:lineRule="auto"/>
+        <w:rPr>
+          <w:rFonts w:ascii="Calibri" w:hAnsi="Calibri" w:cs="Calibri"/>
+        </w:rPr>
+      </w:pPr>
+      <w:r>
+        <w:rPr>
+          <w:rFonts w:ascii="Calibri" w:hAnsi="Calibri" w:cs="Calibri"/>
+        </w:rPr>
+        <w:t>A key design consideration was the use of data-driven feedback. Most modern fitness applies rely on raw data input and trend analysis to enhance user experience. This influenced the implementation of the dashboard, to present time-based summaries and insights based on user data rather than simply displaying raw inputs on their own.</w:t>
+      </w:r>
+    </w:p>
+    <w:p>
+      <w:pPr>
+        <w:spacing w:line="360" w:lineRule="auto"/>
+        <w:rPr>
+          <w:rFonts w:ascii="Calibri" w:hAnsi="Calibri" w:cs="Calibri"/>
+        </w:rPr>
+      </w:pPr>
+      <w:r>
+        <w:rPr>
+          <w:rFonts w:ascii="Calibri" w:hAnsi="Calibri" w:cs="Calibri"/>
+        </w:rPr>
+        <w:t xml:space="preserve">Social interaction and competition were another key factor identified for user engagement. Many successful platforms incorporate leaderboards, community features and user interaction </w:t>
+      </w:r>
+      <w:r>
+        <w:rPr>
+          <w:rFonts w:ascii="Calibri" w:hAnsi="Calibri" w:cs="Calibri"/>
+        </w:rPr>
+        <w:lastRenderedPageBreak/>
+        <w:t>mechanisms to invite users to continuously use their app. Given this, this system has incorporated a forum, user interaction features and a leaderboard to replicate this engagement but target it towards climbing context.</w:t>
+      </w:r>
+      <w:r>
+        <w:rPr>
+          <w:rFonts w:ascii="Calibri" w:hAnsi="Calibri" w:cs="Calibri"/>
+        </w:rPr>
+        <w:t xml:space="preserve"> </w:t>
+      </w:r>
+    </w:p>
+    <w:p>
+      <w:pPr>
+        <w:spacing w:line="360" w:lineRule="auto"/>
+        <w:rPr>
+          <w:rFonts w:ascii="Calibri" w:hAnsi="Calibri" w:cs="Calibri"/>
+        </w:rPr>
+      </w:pPr>
+      <w:r>
+        <w:rPr>
+          <w:rFonts w:ascii="Calibri" w:hAnsi="Calibri" w:cs="Calibri"/>
+        </w:rPr>
+        <w:t>Overall, this contextual analysis ensures that system design was informed by established practices in common fitness applications whilst also addressing limitations withing these applications.</w:t>
+      </w:r>
+    </w:p>
+    <w:p>
+      <w:pPr>
+        <w:pStyle w:val="Heading2"/>
+        <w:spacing w:line="360" w:lineRule="auto"/>
         <w:rPr>
           <w:rFonts w:ascii="Calibri" w:hAnsi="Calibri" w:cs="Calibri"/>
           <w:b/>
           <w:bCs/>
         </w:rPr>
-        <w:t xml:space="preserve">1.2 </w:t>
-      </w:r>
+      </w:pPr>
+      <w:bookmarkStart w:id="4" w:name="_Toc227860111"/>
       <w:r>
         <w:rPr>
           <w:rFonts w:ascii="Calibri" w:hAnsi="Calibri" w:cs="Calibri"/>
           <w:b/>
           <w:bCs/>
         </w:rPr>
-        <w:t>Stakeholder Analysis</w:t>
-      </w:r>
-      <w:bookmarkEnd w:id="2"/>
-    </w:p>
-    <w:p>
-      <w:pPr>
-        <w:spacing w:line="360" w:lineRule="auto"/>
-        <w:rPr>
-          <w:rFonts w:ascii="Calibri" w:hAnsi="Calibri" w:cs="Calibri"/>
-        </w:rPr>
-      </w:pPr>
-      <w:r>
-        <w:rPr>
-          <w:rFonts w:ascii="Calibri" w:hAnsi="Calibri" w:cs="Calibri"/>
-        </w:rPr>
-        <w:t xml:space="preserve">The primary stakeholders of this system are climbers, new or experienced climbers who </w:t>
-      </w:r>
-      <w:r>
-        <w:rPr>
-          <w:rFonts w:ascii="Calibri" w:hAnsi="Calibri" w:cs="Calibri"/>
-        </w:rPr>
-        <w:t>aim to improve their performance through structure tracking and analysis.</w:t>
-      </w:r>
-    </w:p>
-    <w:p>
-      <w:pPr>
-        <w:spacing w:line="360" w:lineRule="auto"/>
-        <w:rPr>
-          <w:rFonts w:ascii="Calibri" w:hAnsi="Calibri" w:cs="Calibri"/>
-        </w:rPr>
-      </w:pPr>
-      <w:r>
-        <w:rPr>
-          <w:rFonts w:ascii="Calibri" w:hAnsi="Calibri" w:cs="Calibri"/>
-        </w:rPr>
-        <w:lastRenderedPageBreak/>
-        <w:t>One key stakeholder group consists of performance-focused users. These are users who are primarily interested in tracking their training sessions and monitoring their progression over time. They require the ability to log session data, analyse trends, and evaluate performance metrics. The system supports these needs through structure session logging and a dashboard that provides aggregated insights based on training activity.</w:t>
-      </w:r>
-    </w:p>
-    <w:p>
-      <w:pPr>
-        <w:spacing w:line="360" w:lineRule="auto"/>
-        <w:rPr>
-          <w:rFonts w:ascii="Calibri" w:hAnsi="Calibri" w:cs="Calibri"/>
-        </w:rPr>
-      </w:pPr>
-      <w:r>
-        <w:rPr>
-          <w:rFonts w:ascii="Calibri" w:hAnsi="Calibri" w:cs="Calibri"/>
-        </w:rPr>
-        <w:t xml:space="preserve">A second key stakeholder group includes users who are more focused on their nutrition. These users aim to track every meal they have each day with precise dietary macronutrient counts, so they can hit their goals for performance or recovery. They require tools to record their food consumption and compare it against set goals. The system addresses this through a nutrition tracking component, an analysis of nutritional intake </w:t>
-      </w:r>
-      <w:r>
-        <w:rPr>
-          <w:rFonts w:ascii="Calibri" w:hAnsi="Calibri" w:cs="Calibri"/>
-        </w:rPr>
-        <w:t>shown on the dashboard against personalised macro and calorie targets derived from user profile data.</w:t>
-      </w:r>
-    </w:p>
-    <w:p>
-      <w:pPr>
-        <w:spacing w:line="360" w:lineRule="auto"/>
-        <w:rPr>
-          <w:rFonts w:ascii="Calibri" w:hAnsi="Calibri" w:cs="Calibri"/>
-        </w:rPr>
-      </w:pPr>
-      <w:r>
-        <w:rPr>
-          <w:rFonts w:ascii="Calibri" w:hAnsi="Calibri" w:cs="Calibri"/>
-        </w:rPr>
-        <w:t>Another important group is users who are socially motivated in the climbing space. These users thrive of comparison of their climbing progress against others and usually enjoy engaging with their community through events or posts. They benefit from features such as forums, leaderboards, and friend-based comparisons, which can induce motivation to do better than them and improve user retention.</w:t>
-      </w:r>
-    </w:p>
-    <w:p>
-      <w:pPr>
-        <w:spacing w:line="360" w:lineRule="auto"/>
-        <w:rPr>
-          <w:rFonts w:ascii="Calibri" w:hAnsi="Calibri" w:cs="Calibri"/>
-        </w:rPr>
-      </w:pPr>
-      <w:r>
-        <w:rPr>
-          <w:rFonts w:ascii="Calibri" w:hAnsi="Calibri" w:cs="Calibri"/>
-        </w:rPr>
-        <w:t xml:space="preserve">Finally, some users engage with the system systematically, combining training, nutrition, and social features. For users like this, the value of the system lies in the ability to have a fully integrated web-app that allows them to engage with </w:t>
-      </w:r>
-      <w:proofErr w:type="gramStart"/>
-      <w:r>
-        <w:rPr>
-          <w:rFonts w:ascii="Calibri" w:hAnsi="Calibri" w:cs="Calibri"/>
-        </w:rPr>
-        <w:t>all of</w:t>
-      </w:r>
-      <w:proofErr w:type="gramEnd"/>
-      <w:r>
-        <w:rPr>
-          <w:rFonts w:ascii="Calibri" w:hAnsi="Calibri" w:cs="Calibri"/>
-        </w:rPr>
-        <w:t xml:space="preserve"> these systems in a single platform instead of managing multiple different web-apps or applications.</w:t>
-      </w:r>
-    </w:p>
-    <w:p>
-      <w:pPr>
-        <w:pStyle w:val="Heading2"/>
-        <w:spacing w:line="360" w:lineRule="auto"/>
+        <w:t>1.4</w:t>
+      </w:r>
+      <w:r>
         <w:rPr>
           <w:rFonts w:ascii="Calibri" w:hAnsi="Calibri" w:cs="Calibri"/>
           <w:b/>
           <w:bCs/>
         </w:rPr>
-      </w:pPr>
-      <w:bookmarkStart w:id="3" w:name="_Toc227860110"/>
+        <w:t xml:space="preserve"> </w:t>
+      </w:r>
       <w:r>
         <w:rPr>
           <w:rFonts w:ascii="Calibri" w:hAnsi="Calibri" w:cs="Calibri"/>
           <w:b/>
           <w:bCs/>
         </w:rPr>
-        <w:t>1.3 Contextual Analysis</w:t>
-      </w:r>
-      <w:bookmarkEnd w:id="3"/>
-    </w:p>
-    <w:p>
-      <w:pPr>
-        <w:spacing w:line="360" w:lineRule="auto"/>
-        <w:rPr>
-          <w:rFonts w:ascii="Calibri" w:hAnsi="Calibri" w:cs="Calibri"/>
-        </w:rPr>
-      </w:pPr>
-      <w:r>
-        <w:rPr>
-          <w:rFonts w:ascii="Calibri" w:hAnsi="Calibri" w:cs="Calibri"/>
-        </w:rPr>
-        <w:t>The design of the system was created through an analysis of existing fitness and activity tracking applications, which provide structured data logging, visual analytics and user engagement. Applications such as Strava and MyFitnessPal were targeted and demonstrates the effectiveness of combining both data capture with graphical representation of long-term progress, enabling users to monitor trends and patterns and make informed decisions.</w:t>
-      </w:r>
-    </w:p>
-    <w:p>
-      <w:pPr>
-        <w:spacing w:line="360" w:lineRule="auto"/>
-        <w:rPr>
-          <w:rFonts w:ascii="Calibri" w:hAnsi="Calibri" w:cs="Calibri"/>
-        </w:rPr>
-      </w:pPr>
-      <w:r>
-        <w:rPr>
-          <w:rFonts w:ascii="Calibri" w:hAnsi="Calibri" w:cs="Calibri"/>
-        </w:rPr>
-        <w:t>However, these platforms tend to focus on either general fitness or activity logging. In contrast climbing specific applications often provide basic session logging to users but lack integration with nutritional tracking and broader analytical tracking. The gap led to the development of the current system that integrates training performance, nutrition and community interaction all in one.</w:t>
-      </w:r>
-    </w:p>
-    <w:p>
-      <w:pPr>
-        <w:spacing w:line="360" w:lineRule="auto"/>
-        <w:rPr>
-          <w:rFonts w:ascii="Calibri" w:hAnsi="Calibri" w:cs="Calibri"/>
-        </w:rPr>
-      </w:pPr>
+        <w:t>Project Progression</w:t>
+      </w:r>
+      <w:bookmarkEnd w:id="4"/>
+    </w:p>
+    <w:p>
+      <w:pPr>
+        <w:spacing w:line="360" w:lineRule="auto"/>
+        <w:rPr>
+          <w:rFonts w:ascii="Calibri" w:hAnsi="Calibri" w:cs="Calibri"/>
+        </w:rPr>
+      </w:pPr>
+      <w:r>
+        <w:rPr>
+          <w:rFonts w:ascii="Calibri" w:hAnsi="Calibri" w:cs="Calibri"/>
+        </w:rPr>
+        <w:t xml:space="preserve">The Project initially began with a broad and very conceptual design that aimed to </w:t>
+      </w:r>
+      <w:r>
+        <w:rPr>
+          <w:rFonts w:ascii="Calibri" w:hAnsi="Calibri" w:cs="Calibri"/>
+        </w:rPr>
+        <w:t>integrate</w:t>
+      </w:r>
+      <w:r>
+        <w:rPr>
+          <w:rFonts w:ascii="Calibri" w:hAnsi="Calibri" w:cs="Calibri"/>
+        </w:rPr>
+        <w:t xml:space="preserve"> advanced performance, nutritional tracking, AI-driven recommendations, and community interaction all under a single plateform. Whilst this initial plan founded a strong foundation, further development required additional refinement to ensure technical feasibility and to ensure it aligned with project constraints.</w:t>
+      </w:r>
+    </w:p>
+    <w:p>
+      <w:pPr>
+        <w:spacing w:line="360" w:lineRule="auto"/>
+        <w:rPr>
+          <w:rFonts w:ascii="Calibri" w:hAnsi="Calibri" w:cs="Calibri"/>
+        </w:rPr>
+      </w:pPr>
+      <w:r>
+        <w:rPr>
+          <w:rFonts w:ascii="Calibri" w:hAnsi="Calibri" w:cs="Calibri"/>
+        </w:rPr>
+        <w:t>During Development, several functional requirements and aspects of the system were modified. Performance tracking was simplified to focus on metrics that could be reliably captured within a web-based application, such as session duration, intensity, and climbing specific metrics such as attempts, tops, flashes. This ensured that any recorded data could be validated by the user and interpreted into meaningful analytical outputs.</w:t>
+      </w:r>
+    </w:p>
+    <w:p>
+      <w:pPr>
+        <w:spacing w:line="360" w:lineRule="auto"/>
+        <w:rPr>
+          <w:rFonts w:ascii="Calibri" w:hAnsi="Calibri" w:cs="Calibri"/>
+        </w:rPr>
+      </w:pPr>
+      <w:r>
+        <w:rPr>
+          <w:rFonts w:ascii="Calibri" w:hAnsi="Calibri" w:cs="Calibri"/>
+        </w:rPr>
+        <w:t>The original proposed AI- driven recommendations component was revised. While it intended to provide personalised training insights, the feature was deferred due to the complexity of delivering accurate and reliable recommendations within the scope of the application. Instead, the system adopted a data-driven approach, presenting aggregated metrics and rule-based insights into training and nutrition through the dashboard, allowing users to interpret trends in their own performance and nutrition.</w:t>
+      </w:r>
+    </w:p>
+    <w:p>
+      <w:pPr>
+        <w:spacing w:line="360" w:lineRule="auto"/>
+        <w:rPr>
+          <w:rFonts w:ascii="Calibri" w:hAnsi="Calibri" w:cs="Calibri"/>
+        </w:rPr>
+      </w:pPr>
+      <w:r>
+        <w:rPr>
+          <w:rFonts w:ascii="Calibri" w:hAnsi="Calibri" w:cs="Calibri"/>
+        </w:rPr>
+        <w:t xml:space="preserve">In contrast, certain other areas of the system were expanded beyond their original specification and scope. The Community functionality was developed into a more comprehensive feature, incorporating a user run forum, with mechanisms for posting, liking, favouriting and commenting on other </w:t>
+      </w:r>
+      <w:r>
+        <w:rPr>
+          <w:rFonts w:ascii="Calibri" w:hAnsi="Calibri" w:cs="Calibri"/>
+        </w:rPr>
+        <w:t>user’s</w:t>
+      </w:r>
+      <w:r>
+        <w:rPr>
+          <w:rFonts w:ascii="Calibri" w:hAnsi="Calibri" w:cs="Calibri"/>
+        </w:rPr>
+        <w:t xml:space="preserve"> posts, alongside a leaderboard system for user comparison against friends and the community.</w:t>
+      </w:r>
+    </w:p>
+    <w:p>
+      <w:pPr>
+        <w:spacing w:line="360" w:lineRule="auto"/>
+        <w:rPr>
+          <w:rFonts w:ascii="Calibri" w:hAnsi="Calibri" w:cs="Calibri"/>
+        </w:rPr>
+      </w:pPr>
+      <w:r>
+        <w:rPr>
+          <w:rFonts w:ascii="Calibri" w:hAnsi="Calibri" w:cs="Calibri"/>
+        </w:rPr>
+        <w:t xml:space="preserve">In addition to functional changes, the technical approach to database interaction was also evolved during the development. Whilst the initial plan was to use direct SQL queries, the final implementation focused on utilising Object-Relational Mapping (ORM) approach through entity models and repository abstraction from withing the Spring Boot framework. This approach allowed </w:t>
+      </w:r>
       <w:r>
         <w:rPr>
           <w:rFonts w:ascii="Calibri" w:hAnsi="Calibri" w:cs="Calibri"/>
         </w:rPr>
         <w:lastRenderedPageBreak/>
-        <w:t>A key design consideration was the use of data-driven feedback. Most modern fitness applies rely on raw data input and trend analysis to enhance user experience. This influenced the implementation of the dashboard, to present time-based summaries and insights based on user data rather than simply displaying raw inputs on their own.</w:t>
-      </w:r>
-    </w:p>
-    <w:p>
-      <w:pPr>
-        <w:spacing w:line="360" w:lineRule="auto"/>
-        <w:rPr>
-          <w:rFonts w:ascii="Calibri" w:hAnsi="Calibri" w:cs="Calibri"/>
-        </w:rPr>
-      </w:pPr>
-      <w:r>
-        <w:rPr>
-          <w:rFonts w:ascii="Calibri" w:hAnsi="Calibri" w:cs="Calibri"/>
-        </w:rPr>
-        <w:t>Social interaction and competition were another key factor identified for user engagement. Many successful platforms incorporate leaderboards, community features and user interaction mechanisms to invite users to continuously use their app. Given this, this system has incorporated a forum, user interaction features and a leaderboard to replicate this engagement but target it towards climbing context.</w:t>
-      </w:r>
-      <w:r>
-        <w:rPr>
-          <w:rFonts w:ascii="Calibri" w:hAnsi="Calibri" w:cs="Calibri"/>
-        </w:rPr>
-        <w:t xml:space="preserve"> </w:t>
-      </w:r>
-    </w:p>
-    <w:p>
-      <w:pPr>
-        <w:spacing w:line="360" w:lineRule="auto"/>
-        <w:rPr>
-          <w:rFonts w:ascii="Calibri" w:hAnsi="Calibri" w:cs="Calibri"/>
-        </w:rPr>
-      </w:pPr>
-      <w:r>
-        <w:rPr>
-          <w:rFonts w:ascii="Calibri" w:hAnsi="Calibri" w:cs="Calibri"/>
-        </w:rPr>
-        <w:t>Overall, this contextual analysis ensures that system design was informed by established practices in common fitness applications whilst also addressing limitations withing these applications.</w:t>
-      </w:r>
-    </w:p>
-    <w:p>
-      <w:pPr>
-        <w:pStyle w:val="Heading2"/>
+        <w:t>database structures and relationships to be represented from within application code, improving the maintainability and reducing the need for repetitive query definitions.</w:t>
+      </w:r>
+    </w:p>
+    <w:p>
+      <w:pPr>
+        <w:spacing w:line="360" w:lineRule="auto"/>
+        <w:rPr>
+          <w:rFonts w:ascii="Calibri" w:hAnsi="Calibri" w:cs="Calibri"/>
+        </w:rPr>
+      </w:pPr>
+      <w:r>
+        <w:rPr>
+          <w:rFonts w:ascii="Calibri" w:hAnsi="Calibri" w:cs="Calibri"/>
+        </w:rPr>
+        <w:t>Overall, the project progressed from a very ambitious conceptual design to a more focused and technically feasible robust system. The final implementation aligns with the original objectives defined in the original specification, whilst adapting to practical and technical constraints identified during development. This resulted in a solution that prioritises usability, reliability and leaves room for future extensibility.</w:t>
+      </w:r>
+    </w:p>
+    <w:p>
+      <w:pPr>
+        <w:pStyle w:val="Heading1"/>
         <w:spacing w:line="360" w:lineRule="auto"/>
         <w:rPr>
           <w:rFonts w:ascii="Calibri" w:hAnsi="Calibri" w:cs="Calibri"/>
@@ -5362,179 +5449,121 @@
           <w:bCs/>
         </w:rPr>
       </w:pPr>
-      <w:bookmarkStart w:id="4" w:name="_Toc227860111"/>
+      <w:bookmarkStart w:id="5" w:name="_Toc227860112"/>
       <w:r>
         <w:rPr>
           <w:rFonts w:ascii="Calibri" w:hAnsi="Calibri" w:cs="Calibri"/>
           <w:b/>
           <w:bCs/>
         </w:rPr>
-        <w:t>1.4</w:t>
-      </w:r>
-      <w:r>
+        <w:t>Chapter 2 Methodology and Process Management (15%)</w:t>
+      </w:r>
+      <w:bookmarkEnd w:id="5"/>
+    </w:p>
+    <w:p>
+      <w:pPr>
+        <w:pStyle w:val="Heading2"/>
+        <w:spacing w:line="360" w:lineRule="auto"/>
         <w:rPr>
           <w:rFonts w:ascii="Calibri" w:hAnsi="Calibri" w:cs="Calibri"/>
           <w:b/>
           <w:bCs/>
         </w:rPr>
-        <w:t xml:space="preserve"> </w:t>
-      </w:r>
+      </w:pPr>
+      <w:bookmarkStart w:id="6" w:name="_Toc227860113"/>
       <w:r>
         <w:rPr>
           <w:rFonts w:ascii="Calibri" w:hAnsi="Calibri" w:cs="Calibri"/>
           <w:b/>
           <w:bCs/>
         </w:rPr>
-        <w:t>Project Progression</w:t>
-      </w:r>
-      <w:bookmarkEnd w:id="4"/>
-    </w:p>
-    <w:p>
-      <w:pPr>
-        <w:spacing w:line="360" w:lineRule="auto"/>
-        <w:rPr>
-          <w:rFonts w:ascii="Calibri" w:hAnsi="Calibri" w:cs="Calibri"/>
-        </w:rPr>
-      </w:pPr>
-      <w:r>
-        <w:rPr>
-          <w:rFonts w:ascii="Calibri" w:hAnsi="Calibri" w:cs="Calibri"/>
-        </w:rPr>
-        <w:t xml:space="preserve">The Project initially began with a broad and very conceptual design that aimed to </w:t>
-      </w:r>
-      <w:r>
-        <w:rPr>
-          <w:rFonts w:ascii="Calibri" w:hAnsi="Calibri" w:cs="Calibri"/>
-        </w:rPr>
-        <w:t>integrate</w:t>
-      </w:r>
-      <w:r>
-        <w:rPr>
-          <w:rFonts w:ascii="Calibri" w:hAnsi="Calibri" w:cs="Calibri"/>
-        </w:rPr>
-        <w:t xml:space="preserve"> advanced performance, nutritional tracking, AI-driven recommendations, and community interaction all under a single </w:t>
-      </w:r>
-      <w:proofErr w:type="spellStart"/>
-      <w:r>
-        <w:rPr>
-          <w:rFonts w:ascii="Calibri" w:hAnsi="Calibri" w:cs="Calibri"/>
-        </w:rPr>
-        <w:t>plateform</w:t>
-      </w:r>
-      <w:proofErr w:type="spellEnd"/>
-      <w:r>
-        <w:rPr>
-          <w:rFonts w:ascii="Calibri" w:hAnsi="Calibri" w:cs="Calibri"/>
-        </w:rPr>
-        <w:t>. Whilst this initial plan founded a strong foundation, further development required additional refinement to ensure technical feasibility and to ensure it aligned with project constraints.</w:t>
-      </w:r>
-    </w:p>
-    <w:p>
-      <w:pPr>
-        <w:spacing w:line="360" w:lineRule="auto"/>
-        <w:rPr>
-          <w:rFonts w:ascii="Calibri" w:hAnsi="Calibri" w:cs="Calibri"/>
-        </w:rPr>
-      </w:pPr>
-      <w:r>
-        <w:rPr>
-          <w:rFonts w:ascii="Calibri" w:hAnsi="Calibri" w:cs="Calibri"/>
-        </w:rPr>
-        <w:t>During Development, several functional requirements and aspects of the system were modified. Performance tracking was simplified to focus on metrics that could be reliably captured within a web-based application, such as session duration, intensity, and climbing specific metrics such as attempts, tops, flashes. This ensured that any recorded data could be validated by the user and interpreted into meaningful analytical outputs.</w:t>
-      </w:r>
-    </w:p>
-    <w:p>
-      <w:pPr>
-        <w:spacing w:line="360" w:lineRule="auto"/>
-        <w:rPr>
-          <w:rFonts w:ascii="Calibri" w:hAnsi="Calibri" w:cs="Calibri"/>
-        </w:rPr>
-      </w:pPr>
-      <w:r>
-        <w:rPr>
-          <w:rFonts w:ascii="Calibri" w:hAnsi="Calibri" w:cs="Calibri"/>
-        </w:rPr>
-        <w:t>The original proposed AI- driven recommendations component was revised. While it intended to provide personalised training insights, the feature was deferred due to the complexity of delivering accurate and reliable recommendations within the scope of the application. Instead, the system adopted a data-driven approach, presenting aggregated metrics and rule-based insights into training and nutrition through the dashboard, allowing users to interpret trends in their own performance and nutrition.</w:t>
-      </w:r>
-    </w:p>
-    <w:p>
-      <w:pPr>
-        <w:spacing w:line="360" w:lineRule="auto"/>
-        <w:rPr>
-          <w:rFonts w:ascii="Calibri" w:hAnsi="Calibri" w:cs="Calibri"/>
-        </w:rPr>
-      </w:pPr>
-      <w:r>
-        <w:rPr>
-          <w:rFonts w:ascii="Calibri" w:hAnsi="Calibri" w:cs="Calibri"/>
-        </w:rPr>
-        <w:t xml:space="preserve">In contrast, certain other areas of the system were expanded beyond their original specification and scope. The Community functionality was developed into a more comprehensive feature, incorporating a user run forum, with mechanisms for posting, liking, favouriting and commenting on </w:t>
-      </w:r>
-      <w:r>
-        <w:rPr>
-          <w:rFonts w:ascii="Calibri" w:hAnsi="Calibri" w:cs="Calibri"/>
-        </w:rPr>
-        <w:lastRenderedPageBreak/>
-        <w:t xml:space="preserve">other </w:t>
-      </w:r>
-      <w:r>
-        <w:rPr>
-          <w:rFonts w:ascii="Calibri" w:hAnsi="Calibri" w:cs="Calibri"/>
-        </w:rPr>
-        <w:t>user’s</w:t>
-      </w:r>
-      <w:r>
-        <w:rPr>
-          <w:rFonts w:ascii="Calibri" w:hAnsi="Calibri" w:cs="Calibri"/>
-        </w:rPr>
-        <w:t xml:space="preserve"> posts, alongside a leaderboard system for user comparison against friends and the community.</w:t>
-      </w:r>
-    </w:p>
-    <w:p>
-      <w:pPr>
-        <w:spacing w:line="360" w:lineRule="auto"/>
-        <w:rPr>
-          <w:rFonts w:ascii="Calibri" w:hAnsi="Calibri" w:cs="Calibri"/>
-        </w:rPr>
-      </w:pPr>
-      <w:r>
-        <w:rPr>
-          <w:rFonts w:ascii="Calibri" w:hAnsi="Calibri" w:cs="Calibri"/>
-        </w:rPr>
-        <w:t xml:space="preserve">In addition to functional changes, the technical approach to database interaction </w:t>
-      </w:r>
-      <w:proofErr w:type="gramStart"/>
-      <w:r>
-        <w:rPr>
-          <w:rFonts w:ascii="Calibri" w:hAnsi="Calibri" w:cs="Calibri"/>
-        </w:rPr>
-        <w:t>was also evolved</w:t>
-      </w:r>
-      <w:proofErr w:type="gramEnd"/>
-      <w:r>
-        <w:rPr>
-          <w:rFonts w:ascii="Calibri" w:hAnsi="Calibri" w:cs="Calibri"/>
-        </w:rPr>
-        <w:t xml:space="preserve"> during the development. Whilst the initial plan was to use direct SQL queries, the final implementation focused on utilising Object-Relational Mapping (ORM) approach through entity models and repository abstraction from withing the Spring Boot framework. This approach allowed database structures and relationships to be represented from within application code, improving the maintainability and reducing the need for repetitive query definitions.</w:t>
-      </w:r>
-    </w:p>
-    <w:p>
-      <w:pPr>
-        <w:spacing w:line="360" w:lineRule="auto"/>
-        <w:rPr>
-          <w:rFonts w:ascii="Calibri" w:hAnsi="Calibri" w:cs="Calibri"/>
-        </w:rPr>
-      </w:pPr>
-      <w:r>
-        <w:rPr>
-          <w:rFonts w:ascii="Calibri" w:hAnsi="Calibri" w:cs="Calibri"/>
-        </w:rPr>
-        <w:t>Overall, the project progressed from a very ambitious conceptual design to a more focused and technically feasible robust system. The final implementation aligns with the original objectives defined in the original specification, whilst adapting to practical and technical constraints identified during development. This resulted in a solution that prioritises usability, reliability and leaves room for future extensibility.</w:t>
-      </w:r>
-    </w:p>
-    <w:p>
-      <w:pPr>
-        <w:pStyle w:val="Heading1"/>
+        <w:t>2.1 Process Selection &amp; Justification</w:t>
+      </w:r>
+      <w:bookmarkEnd w:id="6"/>
+    </w:p>
+    <w:p>
+      <w:pPr>
+        <w:spacing w:line="360" w:lineRule="auto"/>
+        <w:rPr>
+          <w:rFonts w:ascii="Calibri" w:hAnsi="Calibri" w:cs="Calibri"/>
+        </w:rPr>
+      </w:pPr>
+      <w:r>
+        <w:rPr>
+          <w:rFonts w:ascii="Calibri" w:hAnsi="Calibri" w:cs="Calibri"/>
+        </w:rPr>
+        <w:t>A process I chose was a hybrid agile-inspired development</w:t>
+      </w:r>
+      <w:r>
+        <w:rPr>
+          <w:rFonts w:ascii="Calibri" w:hAnsi="Calibri" w:cs="Calibri"/>
+        </w:rPr>
+        <w:t xml:space="preserve"> approach was adopted for this project. Due to the nature of the system and the evolving nature of technical constraints, a fully structured methodology such as Waterfall was not appropriate. Instead, an iterative process allowed features to be developed incrementally and refined through continuous testing and evaluation.</w:t>
+      </w:r>
+    </w:p>
+    <w:p>
+      <w:pPr>
+        <w:spacing w:line="360" w:lineRule="auto"/>
+        <w:rPr>
+          <w:rFonts w:ascii="Calibri" w:hAnsi="Calibri" w:cs="Calibri"/>
+        </w:rPr>
+      </w:pPr>
+      <w:r>
+        <w:rPr>
+          <w:rFonts w:ascii="Calibri" w:hAnsi="Calibri" w:cs="Calibri"/>
+        </w:rPr>
+        <w:t>The system involved multiple interconnected components, including training tracking, nutritional tracking</w:t>
+      </w:r>
+      <w:r>
+        <w:rPr>
+          <w:rFonts w:ascii="Calibri" w:hAnsi="Calibri" w:cs="Calibri"/>
+        </w:rPr>
+        <w:t xml:space="preserve">, </w:t>
+      </w:r>
+      <w:r>
+        <w:rPr>
+          <w:rFonts w:ascii="Calibri" w:hAnsi="Calibri" w:cs="Calibri"/>
+        </w:rPr>
+        <w:t>analysis and community interaction</w:t>
+      </w:r>
+      <w:r>
+        <w:rPr>
+          <w:rFonts w:ascii="Calibri" w:hAnsi="Calibri" w:cs="Calibri"/>
+        </w:rPr>
+        <w:t>, which introduced uncertainty in both scope and implementation complexity. As development of the application progressed, certain planned features such as AI-driven recommendations and the change from SQL queries to Object-relation Mapping were reassessed and modified based on feasibility. This required a flexible approach that would support adaptation without disrupting the overall progress.</w:t>
+      </w:r>
+    </w:p>
+    <w:p>
+      <w:pPr>
+        <w:spacing w:line="360" w:lineRule="auto"/>
+        <w:rPr>
+          <w:rFonts w:ascii="Calibri" w:hAnsi="Calibri" w:cs="Calibri"/>
+        </w:rPr>
+      </w:pPr>
+      <w:r>
+        <w:rPr>
+          <w:rFonts w:ascii="Calibri" w:hAnsi="Calibri" w:cs="Calibri"/>
+        </w:rPr>
+        <w:t>The use of short development cycles enabled rapid feedback, allowing issues to be identified and resolved early on. Each feature was implemented, manually testing withing the running application, and refined before moving onto the next feature. This ensured that the system remained stable throughout development, allowing error to be resolved early whilst gradually increasing the applications complexity.</w:t>
+      </w:r>
+    </w:p>
+    <w:p>
+      <w:pPr>
+        <w:spacing w:line="360" w:lineRule="auto"/>
+        <w:rPr>
+          <w:rFonts w:ascii="Calibri" w:hAnsi="Calibri" w:cs="Calibri"/>
+        </w:rPr>
+      </w:pPr>
+      <w:r>
+        <w:rPr>
+          <w:rFonts w:ascii="Calibri" w:hAnsi="Calibri" w:cs="Calibri"/>
+        </w:rPr>
+        <w:t>Overall, the hybrid Agile approach was the better choice as it provided the flexibility required to respond when it came to changing the requirements and still maintaining structured progression toward the final system.</w:t>
+      </w:r>
+    </w:p>
+    <w:p>
+      <w:pPr>
+        <w:pStyle w:val="Heading2"/>
         <w:spacing w:line="360" w:lineRule="auto"/>
         <w:rPr>
           <w:rFonts w:ascii="Calibri" w:hAnsi="Calibri" w:cs="Calibri"/>
@@ -5542,16 +5571,99 @@
           <w:bCs/>
         </w:rPr>
       </w:pPr>
-      <w:bookmarkStart w:id="5" w:name="_Toc227860112"/>
+      <w:bookmarkStart w:id="7" w:name="_Toc227860114"/>
       <w:r>
         <w:rPr>
           <w:rFonts w:ascii="Calibri" w:hAnsi="Calibri" w:cs="Calibri"/>
           <w:b/>
           <w:bCs/>
         </w:rPr>
-        <w:t>Chapter 2 Methodology and Process Management (15%)</w:t>
-      </w:r>
-      <w:bookmarkEnd w:id="5"/>
+        <w:lastRenderedPageBreak/>
+        <w:t>2.2 Engineering Practices</w:t>
+      </w:r>
+      <w:bookmarkEnd w:id="7"/>
+    </w:p>
+    <w:p>
+      <w:pPr>
+        <w:spacing w:line="360" w:lineRule="auto"/>
+        <w:rPr>
+          <w:rFonts w:ascii="Calibri" w:hAnsi="Calibri" w:cs="Calibri"/>
+        </w:rPr>
+      </w:pPr>
+      <w:r>
+        <w:rPr>
+          <w:rFonts w:ascii="Calibri" w:hAnsi="Calibri" w:cs="Calibri"/>
+        </w:rPr>
+        <w:t>An iterative development workflow was followed, where features were implemented incrementally through continuous manual testing. After implementation a feature, the application was manually executed locally through using the Spring Boot environment, functionality was verified through direct interaction with the user interface via a web browser.</w:t>
+      </w:r>
+    </w:p>
+    <w:p>
+      <w:pPr>
+        <w:spacing w:line="360" w:lineRule="auto"/>
+        <w:rPr>
+          <w:rFonts w:ascii="Calibri" w:hAnsi="Calibri" w:cs="Calibri"/>
+        </w:rPr>
+      </w:pPr>
+      <w:r>
+        <w:rPr>
+          <w:rFonts w:ascii="Calibri" w:hAnsi="Calibri" w:cs="Calibri"/>
+        </w:rPr>
+        <w:t>Test data would be entered into the system to confirm that functionality performed as expected. This included verifying that user inputs were correctly, stored, processed and displayed. Issues were identified immediately, and implementation was refined before progressing any further. This approach to the system provided rapid feedback on the features and ensured that errors and incompatible features were identified and changed/fixed early on.</w:t>
+      </w:r>
+    </w:p>
+    <w:p>
+      <w:pPr>
+        <w:spacing w:line="360" w:lineRule="auto"/>
+        <w:rPr>
+          <w:rFonts w:ascii="Calibri" w:hAnsi="Calibri" w:cs="Calibri"/>
+        </w:rPr>
+      </w:pPr>
+      <w:r>
+        <w:rPr>
+          <w:rFonts w:ascii="Calibri" w:hAnsi="Calibri" w:cs="Calibri"/>
+        </w:rPr>
+        <w:t xml:space="preserve">Version control of the project was managed through GitLab, allowing changes to be tracked through git commits and enabling the project to maintain a clear development history. Features and </w:t>
+      </w:r>
+      <w:r>
+        <w:rPr>
+          <w:rFonts w:ascii="Calibri" w:hAnsi="Calibri" w:cs="Calibri"/>
+        </w:rPr>
+        <w:t>improvements to the system were developed incrementally, allowing changes to be isolated and if necessary, rolled back without impacting the entire system.</w:t>
+      </w:r>
+    </w:p>
+    <w:p>
+      <w:pPr>
+        <w:spacing w:line="360" w:lineRule="auto"/>
+        <w:rPr>
+          <w:rFonts w:ascii="Calibri" w:hAnsi="Calibri" w:cs="Calibri"/>
+        </w:rPr>
+      </w:pPr>
+      <w:r>
+        <w:rPr>
+          <w:rFonts w:ascii="Calibri" w:hAnsi="Calibri" w:cs="Calibri"/>
+        </w:rPr>
+        <w:t xml:space="preserve">Issue tracking was carried out during the early stages of development in order to organise the core features and establish an initial structure for project backlog. </w:t>
+      </w:r>
+      <w:r>
+        <w:rPr>
+          <w:rFonts w:ascii="Calibri" w:hAnsi="Calibri" w:cs="Calibri"/>
+        </w:rPr>
+        <w:t>As development progressed and time constraints increased, the workflow became more implementation focused, with features being developed and refined iteratively rather than manged through strict issue tracking. Despite this shift, initial issue tracking was key to helping define the core components of the system and system direction.</w:t>
+      </w:r>
+    </w:p>
+    <w:p>
+      <w:pPr>
+        <w:spacing w:line="360" w:lineRule="auto"/>
+        <w:rPr>
+          <w:rFonts w:ascii="Calibri" w:hAnsi="Calibri" w:cs="Calibri"/>
+        </w:rPr>
+      </w:pPr>
+      <w:r>
+        <w:rPr>
+          <w:rFonts w:ascii="Calibri" w:hAnsi="Calibri" w:cs="Calibri"/>
+        </w:rPr>
+        <w:t>While formal automated testing frameworks such as J Unit tests were not extensively utilised, the consistent use of manual functional testing ensured that the core features were validated throughout development. Priority was given on ensuring end-to-end functionality across the system whilst less emphasis was placed on isolated unit-level testing.</w:t>
+      </w:r>
     </w:p>
     <w:p>
       <w:pPr>
@@ -5563,103 +5675,151 @@
           <w:bCs/>
         </w:rPr>
       </w:pPr>
-      <w:bookmarkStart w:id="6" w:name="_Toc227860113"/>
+      <w:bookmarkStart w:id="8" w:name="_Toc227860115"/>
       <w:r>
         <w:rPr>
           <w:rFonts w:ascii="Calibri" w:hAnsi="Calibri" w:cs="Calibri"/>
           <w:b/>
           <w:bCs/>
         </w:rPr>
-        <w:t>2.1 Process Selection &amp; Justification</w:t>
-      </w:r>
-      <w:bookmarkEnd w:id="6"/>
-    </w:p>
-    <w:p>
-      <w:pPr>
-        <w:spacing w:line="360" w:lineRule="auto"/>
-        <w:rPr>
-          <w:rFonts w:ascii="Calibri" w:hAnsi="Calibri" w:cs="Calibri"/>
-        </w:rPr>
-      </w:pPr>
-      <w:r>
-        <w:rPr>
-          <w:rFonts w:ascii="Calibri" w:hAnsi="Calibri" w:cs="Calibri"/>
-        </w:rPr>
-        <w:t>A process I chose was a hybrid agile-inspired development</w:t>
-      </w:r>
-      <w:r>
-        <w:rPr>
-          <w:rFonts w:ascii="Calibri" w:hAnsi="Calibri" w:cs="Calibri"/>
-        </w:rPr>
-        <w:t xml:space="preserve"> approach was adopted for this project. Due to the nature of the system and the evolving nature of technical constraints, a fully structured methodology such as Waterfall was not appropriate. Instead, an iterative process allowed features to be developed incrementally and refined through continuous testing and evaluation.</w:t>
-      </w:r>
-    </w:p>
-    <w:p>
-      <w:pPr>
-        <w:spacing w:line="360" w:lineRule="auto"/>
-        <w:rPr>
-          <w:rFonts w:ascii="Calibri" w:hAnsi="Calibri" w:cs="Calibri"/>
-        </w:rPr>
-      </w:pPr>
-      <w:r>
-        <w:rPr>
-          <w:rFonts w:ascii="Calibri" w:hAnsi="Calibri" w:cs="Calibri"/>
-        </w:rPr>
-        <w:t>The system involved multiple interconnected components, including training tracking, nutritional tracking</w:t>
-      </w:r>
-      <w:r>
-        <w:rPr>
-          <w:rFonts w:ascii="Calibri" w:hAnsi="Calibri" w:cs="Calibri"/>
-        </w:rPr>
-        <w:t xml:space="preserve">, </w:t>
-      </w:r>
-      <w:r>
-        <w:rPr>
-          <w:rFonts w:ascii="Calibri" w:hAnsi="Calibri" w:cs="Calibri"/>
-        </w:rPr>
-        <w:t>analysis and community interaction</w:t>
-      </w:r>
-      <w:r>
-        <w:rPr>
-          <w:rFonts w:ascii="Calibri" w:hAnsi="Calibri" w:cs="Calibri"/>
-        </w:rPr>
-        <w:t>, which introduced uncertainty in both scope and implementation complexity. As development of the application progressed, certain planned features such as AI-driven recommendations and the change from SQL queries to Object-relation Mapping were reassessed and modified based on feasibility. This required a flexible approach that would support adaptation without disrupting the overall progress.</w:t>
-      </w:r>
-    </w:p>
-    <w:p>
-      <w:pPr>
-        <w:spacing w:line="360" w:lineRule="auto"/>
-        <w:rPr>
-          <w:rFonts w:ascii="Calibri" w:hAnsi="Calibri" w:cs="Calibri"/>
-        </w:rPr>
-      </w:pPr>
-      <w:r>
-        <w:rPr>
-          <w:rFonts w:ascii="Calibri" w:hAnsi="Calibri" w:cs="Calibri"/>
-        </w:rPr>
-        <w:t xml:space="preserve">The use of short development cycles enabled rapid feedback, allowing issues to be identified and resolved early on. Each feature was implemented, manually testing withing the running application, and refined before moving onto the next feature. This ensured that the system remained stable </w:t>
+        <w:t>2.3 Risk Mitigation</w:t>
+      </w:r>
+      <w:bookmarkEnd w:id="8"/>
+    </w:p>
+    <w:p>
+      <w:pPr>
+        <w:spacing w:line="360" w:lineRule="auto"/>
+        <w:rPr>
+          <w:rFonts w:ascii="Calibri" w:hAnsi="Calibri" w:cs="Calibri"/>
+        </w:rPr>
+      </w:pPr>
+      <w:r>
+        <w:rPr>
+          <w:rFonts w:ascii="Calibri" w:hAnsi="Calibri" w:cs="Calibri"/>
+        </w:rPr>
+        <w:t>Several risks were identified during the initial planning phases, in relation to technical complexity, feature feasibility and system reliability. These risks were evaluated and addressed throughout the whole development life cycle.</w:t>
+      </w:r>
+    </w:p>
+    <w:p>
+      <w:pPr>
+        <w:spacing w:line="360" w:lineRule="auto"/>
+        <w:rPr>
+          <w:rFonts w:ascii="Calibri" w:hAnsi="Calibri" w:cs="Calibri"/>
+        </w:rPr>
+      </w:pPr>
+      <w:r>
+        <w:rPr>
+          <w:rFonts w:ascii="Calibri" w:hAnsi="Calibri" w:cs="Calibri"/>
+        </w:rPr>
+        <w:t>One of the main primary risks was the proposed AI-driven recommendations. This feature introduced severe</w:t>
+      </w:r>
+      <w:r>
+        <w:rPr>
+          <w:rFonts w:ascii="Calibri" w:hAnsi="Calibri" w:cs="Calibri"/>
+        </w:rPr>
+        <w:t xml:space="preserve"> technical uncertainty, as delivering a meaningful and accurate output would require either some form of machine learning integration or complex data modelling. There was a high risk that a </w:t>
       </w:r>
       <w:r>
         <w:rPr>
           <w:rFonts w:ascii="Calibri" w:hAnsi="Calibri" w:cs="Calibri"/>
         </w:rPr>
         <w:lastRenderedPageBreak/>
-        <w:t>throughout development, allowing error to be resolved early whilst gradually increasing the applications complexity.</w:t>
-      </w:r>
-    </w:p>
-    <w:p>
-      <w:pPr>
-        <w:spacing w:line="360" w:lineRule="auto"/>
-        <w:rPr>
-          <w:rFonts w:ascii="Calibri" w:hAnsi="Calibri" w:cs="Calibri"/>
-        </w:rPr>
-      </w:pPr>
-      <w:r>
-        <w:rPr>
-          <w:rFonts w:ascii="Calibri" w:hAnsi="Calibri" w:cs="Calibri"/>
-        </w:rPr>
-        <w:t>Overall, the hybrid Agile approach was the better choice as it provided the flexibility required to respond when it came to changing the requirements and still maintaining structured progression toward the final system.</w:t>
-      </w:r>
+        <w:t>simplified approach of integrating this feature would result in unreliable and misleading results. This risk was mitigated by reassessing feasibility early into development and replacing this feature with rule-based insights derived from user data. Overall, this ensured that the feedback presented to the user was accurate, transparent and interpretable.</w:t>
+      </w:r>
+    </w:p>
+    <w:p>
+      <w:pPr>
+        <w:spacing w:line="360" w:lineRule="auto"/>
+        <w:rPr>
+          <w:rFonts w:ascii="Calibri" w:hAnsi="Calibri" w:cs="Calibri"/>
+        </w:rPr>
+      </w:pPr>
+      <w:r>
+        <w:rPr>
+          <w:rFonts w:ascii="Calibri" w:hAnsi="Calibri" w:cs="Calibri"/>
+        </w:rPr>
+        <w:t xml:space="preserve">Another significant risk identified involved the reliability of performance metrics. Early development plans involved using key climbing kpi’s such finger strength, which could not be accurately assessed without some type of external sensor </w:t>
+      </w:r>
+      <w:r>
+        <w:rPr>
+          <w:rFonts w:ascii="Calibri" w:hAnsi="Calibri" w:cs="Calibri"/>
+        </w:rPr>
+        <w:t xml:space="preserve">or hardware. This introduced the risk of varied and potentially inconsistent or inaccurate data, which would undermine the validity of the analytical outputs. To address this risk, the system was redesigned to focus or more </w:t>
+      </w:r>
+      <w:r>
+        <w:rPr>
+          <w:rFonts w:ascii="Calibri" w:hAnsi="Calibri" w:cs="Calibri"/>
+        </w:rPr>
+        <w:t>measurable</w:t>
+      </w:r>
+      <w:r>
+        <w:rPr>
+          <w:rFonts w:ascii="Calibri" w:hAnsi="Calibri" w:cs="Calibri"/>
+        </w:rPr>
+        <w:t xml:space="preserve"> metrics that could be reliable recorded through user input, such as session duration, intensity, attempts, tops and climbing grades. This helped ensure consistency across recorded data and improved the quality of dashboard analysis.</w:t>
+      </w:r>
+    </w:p>
+    <w:p>
+      <w:pPr>
+        <w:spacing w:line="360" w:lineRule="auto"/>
+        <w:rPr>
+          <w:rFonts w:ascii="Calibri" w:hAnsi="Calibri" w:cs="Calibri"/>
+        </w:rPr>
+      </w:pPr>
+      <w:r>
+        <w:rPr>
+          <w:rFonts w:ascii="Calibri" w:hAnsi="Calibri" w:cs="Calibri"/>
+        </w:rPr>
+        <w:t>A further risk was the Integrity of data inputted from users. Since the system relies on manually inputted user data there was the potential for users to purposefully enter in large amounts of incorrect data into the system on purpose with the intent affecting the reliability of leaderboard rankings and community content. This risk was mitigated by implementing input validation where appropriate and designing the system to present aggregated training trends rather than relying on only single data points. As a result, the impact of individual inaccurate entries is reduced, and users are encouraged to interpret their data over a period of time rather than through individual values.</w:t>
+      </w:r>
+    </w:p>
+    <w:p>
+      <w:pPr>
+        <w:spacing w:line="360" w:lineRule="auto"/>
+        <w:rPr>
+          <w:rFonts w:ascii="Calibri" w:hAnsi="Calibri" w:cs="Calibri"/>
+        </w:rPr>
+      </w:pPr>
+      <w:r>
+        <w:rPr>
+          <w:rFonts w:ascii="Calibri" w:hAnsi="Calibri" w:cs="Calibri"/>
+        </w:rPr>
+        <w:t>Time constraints also represented a key project risk,</w:t>
+      </w:r>
+      <w:r>
+        <w:rPr>
+          <w:rFonts w:ascii="Calibri" w:hAnsi="Calibri" w:cs="Calibri"/>
+        </w:rPr>
+        <w:t xml:space="preserve"> especially given the initial specification. This was managed by prioritising core system functionality and deferring less critical features such as AI-driven recommendation and advanced gamification systems. This ensured that key essential features were completed to a high standard and the web-app was </w:t>
+      </w:r>
+      <w:r>
+        <w:rPr>
+          <w:rFonts w:ascii="Calibri" w:hAnsi="Calibri" w:cs="Calibri"/>
+        </w:rPr>
+        <w:t>completely functional withing the available timeframe.</w:t>
+      </w:r>
+    </w:p>
+    <w:p>
+      <w:pPr>
+        <w:spacing w:line="360" w:lineRule="auto"/>
+        <w:rPr>
+          <w:rFonts w:ascii="Calibri" w:hAnsi="Calibri" w:cs="Calibri"/>
+        </w:rPr>
+      </w:pPr>
+      <w:r>
+        <w:rPr>
+          <w:rFonts w:ascii="Calibri" w:hAnsi="Calibri" w:cs="Calibri"/>
+        </w:rPr>
+        <w:t>Overall, risks were managed through continuous iterative refinement and evaluation, with development decision guided mainly by feasibility, reliability and user value.</w:t>
+      </w:r>
+    </w:p>
+    <w:p>
+      <w:pPr>
+        <w:spacing w:line="360" w:lineRule="auto"/>
+        <w:rPr>
+          <w:rFonts w:ascii="Calibri" w:hAnsi="Calibri" w:cs="Calibri"/>
+        </w:rPr>
+      </w:pPr>
     </w:p>
     <w:p>
       <w:pPr>
@@ -5671,116 +5831,55 @@
           <w:bCs/>
         </w:rPr>
       </w:pPr>
-      <w:bookmarkStart w:id="7" w:name="_Toc227860114"/>
+      <w:bookmarkStart w:id="9" w:name="_Toc227860116"/>
       <w:r>
         <w:rPr>
           <w:rFonts w:ascii="Calibri" w:hAnsi="Calibri" w:cs="Calibri"/>
           <w:b/>
           <w:bCs/>
         </w:rPr>
-        <w:t>2.2 Engineering Practices</w:t>
-      </w:r>
-      <w:bookmarkEnd w:id="7"/>
-    </w:p>
-    <w:p>
-      <w:pPr>
-        <w:spacing w:line="360" w:lineRule="auto"/>
-        <w:rPr>
-          <w:rFonts w:ascii="Calibri" w:hAnsi="Calibri" w:cs="Calibri"/>
-        </w:rPr>
-      </w:pPr>
-      <w:r>
-        <w:rPr>
-          <w:rFonts w:ascii="Calibri" w:hAnsi="Calibri" w:cs="Calibri"/>
-        </w:rPr>
-        <w:t>An iterative development workflow was followed, where features were implemented incrementally through continuous manual testing. After implementation a feature, the application was manually executed locally through using the Spring Boot environment, functionality was verified through direct interaction with the user interface via a web browser.</w:t>
-      </w:r>
-    </w:p>
-    <w:p>
-      <w:pPr>
-        <w:spacing w:line="360" w:lineRule="auto"/>
-        <w:rPr>
-          <w:rFonts w:ascii="Calibri" w:hAnsi="Calibri" w:cs="Calibri"/>
-        </w:rPr>
-      </w:pPr>
-      <w:r>
-        <w:rPr>
-          <w:rFonts w:ascii="Calibri" w:hAnsi="Calibri" w:cs="Calibri"/>
-        </w:rPr>
-        <w:t>Test data would be entered into the system to confirm that functionality performed as expected. This included verifying that user inputs were correctly, stored, processed and displayed. Issues were identified immediately, and implementation was refined before progressing any further. This approach to the system provided rapid feedback on the features and ensured that errors and incompatible features were identified and changed/fixed early on.</w:t>
-      </w:r>
-    </w:p>
-    <w:p>
-      <w:pPr>
-        <w:spacing w:line="360" w:lineRule="auto"/>
-        <w:rPr>
-          <w:rFonts w:ascii="Calibri" w:hAnsi="Calibri" w:cs="Calibri"/>
-        </w:rPr>
-      </w:pPr>
-      <w:r>
-        <w:rPr>
-          <w:rFonts w:ascii="Calibri" w:hAnsi="Calibri" w:cs="Calibri"/>
-        </w:rPr>
-        <w:t xml:space="preserve">Version control of the project was managed through GitLab, allowing changes to be tracked through git commits and enabling the project to maintain a clear development history. Features and </w:t>
-      </w:r>
-      <w:r>
-        <w:rPr>
-          <w:rFonts w:ascii="Calibri" w:hAnsi="Calibri" w:cs="Calibri"/>
-        </w:rPr>
-        <w:t>improvements to the system were developed incrementally, allowing changes to be isolated and if necessary, rolled back without impacting the entire system.</w:t>
-      </w:r>
-    </w:p>
-    <w:p>
-      <w:pPr>
-        <w:spacing w:line="360" w:lineRule="auto"/>
-        <w:rPr>
-          <w:rFonts w:ascii="Calibri" w:hAnsi="Calibri" w:cs="Calibri"/>
-        </w:rPr>
-      </w:pPr>
-      <w:r>
-        <w:rPr>
-          <w:rFonts w:ascii="Calibri" w:hAnsi="Calibri" w:cs="Calibri"/>
-        </w:rPr>
-        <w:t xml:space="preserve">Issue tracking was carried out during the early stages of development </w:t>
-      </w:r>
-      <w:proofErr w:type="gramStart"/>
-      <w:r>
-        <w:rPr>
-          <w:rFonts w:ascii="Calibri" w:hAnsi="Calibri" w:cs="Calibri"/>
-        </w:rPr>
-        <w:t>in order to</w:t>
-      </w:r>
-      <w:proofErr w:type="gramEnd"/>
-      <w:r>
-        <w:rPr>
-          <w:rFonts w:ascii="Calibri" w:hAnsi="Calibri" w:cs="Calibri"/>
-        </w:rPr>
-        <w:t xml:space="preserve"> organise the core features and establish an initial structure for project backlog. </w:t>
-      </w:r>
-      <w:r>
-        <w:rPr>
-          <w:rFonts w:ascii="Calibri" w:hAnsi="Calibri" w:cs="Calibri"/>
-        </w:rPr>
-        <w:t>As development progressed and time constraints increased, the workflow became more implementation focused, with features being developed and refined iteratively rather than manged through strict issue tracking. Despite this shift, initial issue tracking was key to helping define the core components of the system and system direction.</w:t>
-      </w:r>
-    </w:p>
-    <w:p>
-      <w:pPr>
-        <w:spacing w:line="360" w:lineRule="auto"/>
-        <w:rPr>
-          <w:rFonts w:ascii="Calibri" w:hAnsi="Calibri" w:cs="Calibri"/>
-        </w:rPr>
-      </w:pPr>
-      <w:r>
-        <w:rPr>
-          <w:rFonts w:ascii="Calibri" w:hAnsi="Calibri" w:cs="Calibri"/>
-        </w:rPr>
-        <w:t>While formal automated testing frameworks such as J Unit tests were not extensively utilised, the consistent use of manual functional testing ensured that the core features were validated throughout development. Priority was given on ensuring end-to-end functionality across the system whilst less emphasis was placed on isolated unit-level testing.</w:t>
-      </w:r>
-    </w:p>
-    <w:p>
-      <w:pPr>
-        <w:pStyle w:val="Heading2"/>
+        <w:t>2.4 Collaboration Reflection</w:t>
+      </w:r>
+      <w:bookmarkEnd w:id="9"/>
+    </w:p>
+    <w:p>
+      <w:pPr>
+        <w:spacing w:line="360" w:lineRule="auto"/>
+        <w:rPr>
+          <w:rFonts w:ascii="Calibri" w:hAnsi="Calibri" w:cs="Calibri"/>
+        </w:rPr>
+      </w:pPr>
+      <w:r>
+        <w:rPr>
+          <w:rFonts w:ascii="Calibri" w:hAnsi="Calibri" w:cs="Calibri"/>
+        </w:rPr>
+        <w:t xml:space="preserve">Although the project was developed individually, external input into design choices played an important role in shaping its progression. Regular biweekly meetings with my project supervisor </w:t>
+      </w:r>
+      <w:r>
+        <w:rPr>
+          <w:rFonts w:ascii="Calibri" w:hAnsi="Calibri" w:cs="Calibri"/>
+        </w:rPr>
+        <w:lastRenderedPageBreak/>
+        <w:t>provided critical feedback on my project, particularly highlighting the need to increase system complexity and incorporate more dynamic, data-driven features.</w:t>
+      </w:r>
+    </w:p>
+    <w:p>
+      <w:pPr>
+        <w:spacing w:line="360" w:lineRule="auto"/>
+        <w:rPr>
+          <w:rFonts w:ascii="Calibri" w:hAnsi="Calibri" w:cs="Calibri"/>
+        </w:rPr>
+      </w:pPr>
+      <w:r>
+        <w:rPr>
+          <w:rFonts w:ascii="Calibri" w:hAnsi="Calibri" w:cs="Calibri"/>
+        </w:rPr>
+        <w:t>This feedback directly influenced the evolution of the system, especially in the expansion of the dashboard functionality and the inclusion of analytical insights rather than a simple display of data. These changes ensured the system aligned more closely with real-world applications and academic expectations for the project.</w:t>
+      </w:r>
+    </w:p>
+    <w:p>
+      <w:pPr>
+        <w:pStyle w:val="Heading1"/>
         <w:spacing w:line="360" w:lineRule="auto"/>
         <w:rPr>
           <w:rFonts w:ascii="Calibri" w:hAnsi="Calibri" w:cs="Calibri"/>
@@ -5788,174 +5887,16 @@
           <w:bCs/>
         </w:rPr>
       </w:pPr>
-      <w:bookmarkStart w:id="8" w:name="_Toc227860115"/>
+      <w:bookmarkStart w:id="10" w:name="_Toc227860117"/>
       <w:r>
         <w:rPr>
           <w:rFonts w:ascii="Calibri" w:hAnsi="Calibri" w:cs="Calibri"/>
           <w:b/>
           <w:bCs/>
         </w:rPr>
-        <w:lastRenderedPageBreak/>
-        <w:t>2.3 Risk Mitigation</w:t>
-      </w:r>
-      <w:bookmarkEnd w:id="8"/>
-    </w:p>
-    <w:p>
-      <w:pPr>
-        <w:spacing w:line="360" w:lineRule="auto"/>
-        <w:rPr>
-          <w:rFonts w:ascii="Calibri" w:hAnsi="Calibri" w:cs="Calibri"/>
-        </w:rPr>
-      </w:pPr>
-      <w:r>
-        <w:rPr>
-          <w:rFonts w:ascii="Calibri" w:hAnsi="Calibri" w:cs="Calibri"/>
-        </w:rPr>
-        <w:t>Several risks were identified during the initial planning phases, in relation to technical complexity, feature feasibility and system reliability. These risks were evaluated and addressed throughout the whole development life cycle.</w:t>
-      </w:r>
-    </w:p>
-    <w:p>
-      <w:pPr>
-        <w:spacing w:line="360" w:lineRule="auto"/>
-        <w:rPr>
-          <w:rFonts w:ascii="Calibri" w:hAnsi="Calibri" w:cs="Calibri"/>
-        </w:rPr>
-      </w:pPr>
-      <w:r>
-        <w:rPr>
-          <w:rFonts w:ascii="Calibri" w:hAnsi="Calibri" w:cs="Calibri"/>
-        </w:rPr>
-        <w:t>One of the main primary risks was the proposed AI-driven recommendations. This feature introduced severe</w:t>
-      </w:r>
-      <w:r>
-        <w:rPr>
-          <w:rFonts w:ascii="Calibri" w:hAnsi="Calibri" w:cs="Calibri"/>
-        </w:rPr>
-        <w:t xml:space="preserve"> technical uncertainty, as delivering a meaningful and accurate output would require either some form of machine learning integration or complex data modelling. There was a high risk that a simplified approach of integrating this feature would result in unreliable and misleading results. This risk was mitigated by reassessing feasibility early into development and replacing this feature with rule-based insights derived from user data. Overall, this ensured that the feedback presented to the user was accurate, transparent and interpretable.</w:t>
-      </w:r>
-    </w:p>
-    <w:p>
-      <w:pPr>
-        <w:spacing w:line="360" w:lineRule="auto"/>
-        <w:rPr>
-          <w:rFonts w:ascii="Calibri" w:hAnsi="Calibri" w:cs="Calibri"/>
-        </w:rPr>
-      </w:pPr>
-      <w:r>
-        <w:rPr>
-          <w:rFonts w:ascii="Calibri" w:hAnsi="Calibri" w:cs="Calibri"/>
-        </w:rPr>
-        <w:t xml:space="preserve">Another significant risk identified involved the reliability of performance metrics. Early development plans involved using key climbing </w:t>
-      </w:r>
-      <w:proofErr w:type="spellStart"/>
-      <w:r>
-        <w:rPr>
-          <w:rFonts w:ascii="Calibri" w:hAnsi="Calibri" w:cs="Calibri"/>
-        </w:rPr>
-        <w:t>kpi’s</w:t>
-      </w:r>
-      <w:proofErr w:type="spellEnd"/>
-      <w:r>
-        <w:rPr>
-          <w:rFonts w:ascii="Calibri" w:hAnsi="Calibri" w:cs="Calibri"/>
-        </w:rPr>
-        <w:t xml:space="preserve"> such finger strength, which could not be accurately assessed without some type of external sensor </w:t>
-      </w:r>
-      <w:r>
-        <w:rPr>
-          <w:rFonts w:ascii="Calibri" w:hAnsi="Calibri" w:cs="Calibri"/>
-        </w:rPr>
-        <w:t xml:space="preserve">or hardware. This introduced the risk of varied and potentially inconsistent or inaccurate data, which would undermine the validity of the analytical outputs. To address this risk, the system was redesigned to focus or more </w:t>
-      </w:r>
-      <w:r>
-        <w:rPr>
-          <w:rFonts w:ascii="Calibri" w:hAnsi="Calibri" w:cs="Calibri"/>
-        </w:rPr>
-        <w:t>measurable</w:t>
-      </w:r>
-      <w:r>
-        <w:rPr>
-          <w:rFonts w:ascii="Calibri" w:hAnsi="Calibri" w:cs="Calibri"/>
-        </w:rPr>
-        <w:t xml:space="preserve"> metrics that could be reliable recorded through user input, such as session duration, intensity, attempts, tops and climbing grades. This helped ensure consistency across recorded data and improved the quality of dashboard analysis.</w:t>
-      </w:r>
-    </w:p>
-    <w:p>
-      <w:pPr>
-        <w:spacing w:line="360" w:lineRule="auto"/>
-        <w:rPr>
-          <w:rFonts w:ascii="Calibri" w:hAnsi="Calibri" w:cs="Calibri"/>
-        </w:rPr>
-      </w:pPr>
-      <w:r>
-        <w:rPr>
-          <w:rFonts w:ascii="Calibri" w:hAnsi="Calibri" w:cs="Calibri"/>
-        </w:rPr>
-        <w:t xml:space="preserve">A further risk was the Integrity of data inputted from users. Since the system relies on manually inputted user data there was the potential for users to purposefully enter in large amounts of incorrect data into the system on purpose with the intent affecting the reliability of leaderboard rankings and community content. This risk was mitigated by implementing input validation where appropriate and designing the system to present aggregated training trends rather than relying on only single data points. As a result, the impact of individual inaccurate entries is reduced, and users are encouraged to interpret their data over </w:t>
-      </w:r>
-      <w:proofErr w:type="gramStart"/>
-      <w:r>
-        <w:rPr>
-          <w:rFonts w:ascii="Calibri" w:hAnsi="Calibri" w:cs="Calibri"/>
-        </w:rPr>
-        <w:t>a period of time</w:t>
-      </w:r>
-      <w:proofErr w:type="gramEnd"/>
-      <w:r>
-        <w:rPr>
-          <w:rFonts w:ascii="Calibri" w:hAnsi="Calibri" w:cs="Calibri"/>
-        </w:rPr>
-        <w:t xml:space="preserve"> rather than through individual values.</w:t>
-      </w:r>
-    </w:p>
-    <w:p>
-      <w:pPr>
-        <w:spacing w:line="360" w:lineRule="auto"/>
-        <w:rPr>
-          <w:rFonts w:ascii="Calibri" w:hAnsi="Calibri" w:cs="Calibri"/>
-        </w:rPr>
-      </w:pPr>
-      <w:r>
-        <w:rPr>
-          <w:rFonts w:ascii="Calibri" w:hAnsi="Calibri" w:cs="Calibri"/>
-        </w:rPr>
-        <w:t>Time constraints also represented a key project risk,</w:t>
-      </w:r>
-      <w:r>
-        <w:rPr>
-          <w:rFonts w:ascii="Calibri" w:hAnsi="Calibri" w:cs="Calibri"/>
-        </w:rPr>
-        <w:t xml:space="preserve"> especially given the initial specification. This was managed by prioritising core system functionality and deferring less critical features such as AI-driven recommendation and advanced gamification systems. This ensured that key essential features were completed to a high standard and the web-app was </w:t>
-      </w:r>
-      <w:r>
-        <w:rPr>
-          <w:rFonts w:ascii="Calibri" w:hAnsi="Calibri" w:cs="Calibri"/>
-        </w:rPr>
-        <w:t>completely functional withing the available timeframe.</w:t>
-      </w:r>
-    </w:p>
-    <w:p>
-      <w:pPr>
-        <w:spacing w:line="360" w:lineRule="auto"/>
-        <w:rPr>
-          <w:rFonts w:ascii="Calibri" w:hAnsi="Calibri" w:cs="Calibri"/>
-        </w:rPr>
-      </w:pPr>
-      <w:r>
-        <w:rPr>
-          <w:rFonts w:ascii="Calibri" w:hAnsi="Calibri" w:cs="Calibri"/>
-        </w:rPr>
-        <w:lastRenderedPageBreak/>
-        <w:t>Overall, risks were managed through continuous iterative refinement and evaluation, with development decision guided mainly by feasibility, reliability and user value.</w:t>
-      </w:r>
-    </w:p>
-    <w:p>
-      <w:pPr>
-        <w:spacing w:line="360" w:lineRule="auto"/>
-        <w:rPr>
-          <w:rFonts w:ascii="Calibri" w:hAnsi="Calibri" w:cs="Calibri"/>
-        </w:rPr>
-      </w:pPr>
+        <w:t>Chapter 3 Requirements and Functional Specification (15%)</w:t>
+      </w:r>
+      <w:bookmarkEnd w:id="10"/>
     </w:p>
     <w:p>
       <w:pPr>
@@ -5967,56 +5908,311 @@
           <w:bCs/>
         </w:rPr>
       </w:pPr>
-      <w:bookmarkStart w:id="9" w:name="_Toc227860116"/>
+      <w:bookmarkStart w:id="11" w:name="_Toc227860118"/>
       <w:r>
         <w:rPr>
           <w:rFonts w:ascii="Calibri" w:hAnsi="Calibri" w:cs="Calibri"/>
           <w:b/>
           <w:bCs/>
         </w:rPr>
-        <w:t>2.4 Collaboration Reflection</w:t>
-      </w:r>
-      <w:bookmarkEnd w:id="9"/>
-    </w:p>
-    <w:p>
-      <w:pPr>
-        <w:spacing w:line="360" w:lineRule="auto"/>
-        <w:rPr>
-          <w:rFonts w:ascii="Calibri" w:hAnsi="Calibri" w:cs="Calibri"/>
-        </w:rPr>
-      </w:pPr>
-      <w:r>
-        <w:rPr>
-          <w:rFonts w:ascii="Calibri" w:hAnsi="Calibri" w:cs="Calibri"/>
-        </w:rPr>
-        <w:t>Although the project was developed individually, external input into design choices played an important role in shaping its progression. Regular biweekly meetings with my project supervisor provided critical feedback on my project, particularly highlighting the need to increase system complexity and incorporate more dynamic, data-driven features.</w:t>
-      </w:r>
-    </w:p>
-    <w:p>
-      <w:pPr>
-        <w:spacing w:line="360" w:lineRule="auto"/>
-        <w:rPr>
-          <w:rFonts w:ascii="Calibri" w:hAnsi="Calibri" w:cs="Calibri"/>
-        </w:rPr>
-      </w:pPr>
-      <w:r>
-        <w:rPr>
-          <w:rFonts w:ascii="Calibri" w:hAnsi="Calibri" w:cs="Calibri"/>
-        </w:rPr>
-        <w:t>This feedback directly influenced the evolution of the system, especially in the expansion of the dashboard functionality and the inclusion of analytical insights rather than a simple display of data. These changes ensured the system aligned more closely with real-world applications and academic expectations for the project.</w:t>
-      </w:r>
-    </w:p>
-    <w:p>
-      <w:pPr>
-        <w:spacing w:line="360" w:lineRule="auto"/>
-        <w:rPr>
-          <w:rFonts w:ascii="Calibri" w:hAnsi="Calibri" w:cs="Calibri"/>
-        </w:rPr>
-      </w:pPr>
-    </w:p>
-    <w:p>
-      <w:pPr>
-        <w:pStyle w:val="Heading1"/>
+        <w:t>3.1 Requirements Evolution</w:t>
+      </w:r>
+      <w:bookmarkEnd w:id="11"/>
+    </w:p>
+    <w:p>
+      <w:pPr>
+        <w:spacing w:line="360" w:lineRule="auto"/>
+        <w:rPr>
+          <w:rFonts w:ascii="Calibri" w:hAnsi="Calibri" w:cs="Calibri"/>
+        </w:rPr>
+      </w:pPr>
+      <w:r>
+        <w:rPr>
+          <w:rFonts w:ascii="Calibri" w:hAnsi="Calibri" w:cs="Calibri"/>
+        </w:rPr>
+        <w:t>The initial project specification drafted in November 2025, for the early planning phase, is included in Appendix A.</w:t>
+      </w:r>
+    </w:p>
+    <w:p>
+      <w:pPr>
+        <w:spacing w:line="360" w:lineRule="auto"/>
+        <w:rPr>
+          <w:rFonts w:ascii="Calibri" w:hAnsi="Calibri" w:cs="Calibri"/>
+        </w:rPr>
+      </w:pPr>
+      <w:r>
+        <w:rPr>
+          <w:rFonts w:ascii="Calibri" w:hAnsi="Calibri" w:cs="Calibri"/>
+        </w:rPr>
+        <w:t xml:space="preserve">This specification outlined broad and ambitious plans for an integrated climbing webapp, incorporating community interaction features, advanced performance tracking and </w:t>
+      </w:r>
+      <w:r>
+        <w:rPr>
+          <w:rFonts w:ascii="Calibri" w:hAnsi="Calibri" w:cs="Calibri"/>
+        </w:rPr>
+        <w:t>AI-</w:t>
+      </w:r>
+      <w:r>
+        <w:rPr>
+          <w:rFonts w:ascii="Calibri" w:hAnsi="Calibri" w:cs="Calibri"/>
+        </w:rPr>
+        <w:t>driven recommendations/insights into training. Whilst this scope helped provide a strong foundation for the future of this webapp, several key requirements were tweaked and refined, to ensure that the development of the webapp was technically feasible and aligned with project constraints.</w:t>
+      </w:r>
+    </w:p>
+    <w:p>
+      <w:pPr>
+        <w:spacing w:line="360" w:lineRule="auto"/>
+        <w:rPr>
+          <w:rFonts w:ascii="Calibri" w:hAnsi="Calibri" w:cs="Calibri"/>
+        </w:rPr>
+      </w:pPr>
+      <w:r>
+        <w:rPr>
+          <w:rFonts w:ascii="Calibri" w:hAnsi="Calibri" w:cs="Calibri"/>
+        </w:rPr>
+        <w:t>One key functional requirement change was the overall scope of performance tracking metrics. The original</w:t>
+      </w:r>
+      <w:r>
+        <w:rPr>
+          <w:rFonts w:ascii="Calibri" w:hAnsi="Calibri" w:cs="Calibri"/>
+        </w:rPr>
+        <w:t xml:space="preserve"> specification</w:t>
+      </w:r>
+      <w:r>
+        <w:rPr>
+          <w:rFonts w:ascii="Calibri" w:hAnsi="Calibri" w:cs="Calibri"/>
+        </w:rPr>
+        <w:t xml:space="preserve"> proposed </w:t>
+      </w:r>
+      <w:r>
+        <w:rPr>
+          <w:rFonts w:ascii="Calibri" w:hAnsi="Calibri" w:cs="Calibri"/>
+        </w:rPr>
+        <w:t xml:space="preserve">the use of specialised </w:t>
+      </w:r>
+      <w:r>
+        <w:rPr>
+          <w:rFonts w:ascii="Calibri" w:hAnsi="Calibri" w:cs="Calibri"/>
+        </w:rPr>
+        <w:t xml:space="preserve">metrics such as finger strength; however, this was removed due to the difficulty in quantifying such data reliably without sensors or hardware. Instead, the system </w:t>
+      </w:r>
+      <w:r>
+        <w:rPr>
+          <w:rFonts w:ascii="Calibri" w:hAnsi="Calibri" w:cs="Calibri"/>
+        </w:rPr>
+        <w:t>re</w:t>
+      </w:r>
+      <w:r>
+        <w:rPr>
+          <w:rFonts w:ascii="Calibri" w:hAnsi="Calibri" w:cs="Calibri"/>
+        </w:rPr>
+        <w:t xml:space="preserve">focused more on equally important metrics, that could much </w:t>
+      </w:r>
+      <w:r>
+        <w:rPr>
+          <w:rFonts w:ascii="Calibri" w:hAnsi="Calibri" w:cs="Calibri"/>
+        </w:rPr>
+        <w:t>more accurately</w:t>
+      </w:r>
+      <w:r>
+        <w:rPr>
+          <w:rFonts w:ascii="Calibri" w:hAnsi="Calibri" w:cs="Calibri"/>
+        </w:rPr>
+        <w:t xml:space="preserve"> be quantified </w:t>
+      </w:r>
+      <w:r>
+        <w:rPr>
+          <w:rFonts w:ascii="Calibri" w:hAnsi="Calibri" w:cs="Calibri"/>
+        </w:rPr>
+        <w:t>within</w:t>
+      </w:r>
+      <w:r>
+        <w:rPr>
+          <w:rFonts w:ascii="Calibri" w:hAnsi="Calibri" w:cs="Calibri"/>
+        </w:rPr>
+        <w:t xml:space="preserve"> the webapp</w:t>
+      </w:r>
+      <w:r>
+        <w:rPr>
+          <w:rFonts w:ascii="Calibri" w:hAnsi="Calibri" w:cs="Calibri"/>
+        </w:rPr>
+        <w:t>. This included</w:t>
+      </w:r>
+      <w:r>
+        <w:rPr>
+          <w:rFonts w:ascii="Calibri" w:hAnsi="Calibri" w:cs="Calibri"/>
+        </w:rPr>
+        <w:t xml:space="preserve"> </w:t>
+      </w:r>
+      <w:r>
+        <w:rPr>
+          <w:rFonts w:ascii="Calibri" w:hAnsi="Calibri" w:cs="Calibri"/>
+        </w:rPr>
+        <w:t xml:space="preserve">session-based indicators such as </w:t>
+      </w:r>
+      <w:r>
+        <w:rPr>
+          <w:rFonts w:ascii="Calibri" w:hAnsi="Calibri" w:cs="Calibri"/>
+        </w:rPr>
+        <w:t>duration, attempts, tops, flashes,</w:t>
+      </w:r>
+      <w:r>
+        <w:rPr>
+          <w:rFonts w:ascii="Calibri" w:hAnsi="Calibri" w:cs="Calibri"/>
+        </w:rPr>
+        <w:t xml:space="preserve"> alongside nutritional data such a</w:t>
+      </w:r>
+      <w:r>
+        <w:rPr>
+          <w:rFonts w:ascii="Calibri" w:hAnsi="Calibri" w:cs="Calibri"/>
+        </w:rPr>
+        <w:t>s</w:t>
+      </w:r>
+      <w:r>
+        <w:rPr>
+          <w:rFonts w:ascii="Calibri" w:hAnsi="Calibri" w:cs="Calibri"/>
+        </w:rPr>
+        <w:t xml:space="preserve"> calories and macro nutrient intakes. By processing data that can be directly verified by the user, the system ensures that derived datasets are reliable and consistent, allowing the dashboard to generate meaningful analytical insights within the dashboard</w:t>
+      </w:r>
+      <w:r>
+        <w:rPr>
+          <w:rFonts w:ascii="Calibri" w:hAnsi="Calibri" w:cs="Calibri"/>
+        </w:rPr>
+        <w:t>.</w:t>
+      </w:r>
+    </w:p>
+    <w:p>
+      <w:pPr>
+        <w:spacing w:line="360" w:lineRule="auto"/>
+        <w:rPr>
+          <w:rFonts w:ascii="Calibri" w:hAnsi="Calibri" w:cs="Calibri"/>
+        </w:rPr>
+      </w:pPr>
+      <w:r>
+        <w:rPr>
+          <w:rFonts w:ascii="Calibri" w:hAnsi="Calibri" w:cs="Calibri"/>
+        </w:rPr>
+        <w:t xml:space="preserve">One of the most significant </w:t>
+      </w:r>
+      <w:r>
+        <w:rPr>
+          <w:rFonts w:ascii="Calibri" w:hAnsi="Calibri" w:cs="Calibri"/>
+        </w:rPr>
+        <w:t xml:space="preserve">specification </w:t>
+      </w:r>
+      <w:r>
+        <w:rPr>
+          <w:rFonts w:ascii="Calibri" w:hAnsi="Calibri" w:cs="Calibri"/>
+        </w:rPr>
+        <w:t>changes</w:t>
+      </w:r>
+      <w:r>
+        <w:rPr>
+          <w:rFonts w:ascii="Calibri" w:hAnsi="Calibri" w:cs="Calibri"/>
+        </w:rPr>
+        <w:t xml:space="preserve"> is the proposed inclusion of AI-driven insights and recommendations, intended to provide users with personalised feedback based on their training sessions and provide future improvements. However, this feature was deferred due to the complexity of implementing a recommendation system that could be sufficiently reliable and </w:t>
+      </w:r>
+      <w:r>
+        <w:rPr>
+          <w:rFonts w:ascii="Calibri" w:hAnsi="Calibri" w:cs="Calibri"/>
+        </w:rPr>
+        <w:lastRenderedPageBreak/>
+        <w:t>accurate enough for the project. Delivering on such a feature would have required the integration of machine learning or robust data model development, both of which were beyond scope for this system. Instead, the final system focuses on rule-based insights and data-driven summaries within the dashboard, allowing users to interpret their own trends without using a potentially unreliable automated recommendation.</w:t>
+      </w:r>
+    </w:p>
+    <w:p>
+      <w:pPr>
+        <w:spacing w:line="360" w:lineRule="auto"/>
+        <w:rPr>
+          <w:rFonts w:ascii="Calibri" w:hAnsi="Calibri" w:cs="Calibri"/>
+        </w:rPr>
+      </w:pPr>
+      <w:r>
+        <w:rPr>
+          <w:rFonts w:ascii="Calibri" w:hAnsi="Calibri" w:cs="Calibri"/>
+        </w:rPr>
+        <w:t>The initial specification also emphasised the use of “engagement in the app through gamification” such as streak tracking and reward-based progression systems. While these were not fully implemented in the final system, elements of gamification were achieved through the addition of leaderboard rankings against community and friends, progress tracking and community interaction. These features provide competitive and social motivation, which align with the original intent of increasing user engagement. The choice to prioritise these features over the more explicit gamification system was based on their strong alignment with the core system and project constraints.</w:t>
+      </w:r>
+    </w:p>
+    <w:p>
+      <w:pPr>
+        <w:spacing w:line="360" w:lineRule="auto"/>
+        <w:rPr>
+          <w:rFonts w:ascii="Calibri" w:hAnsi="Calibri" w:cs="Calibri"/>
+        </w:rPr>
+      </w:pPr>
+      <w:r>
+        <w:rPr>
+          <w:rFonts w:ascii="Calibri" w:hAnsi="Calibri" w:cs="Calibri"/>
+        </w:rPr>
+        <w:t>In contrast, the community aspect of the system was expanded beyond its original sco</w:t>
+      </w:r>
+      <w:r>
+        <w:rPr>
+          <w:rFonts w:ascii="Calibri" w:hAnsi="Calibri" w:cs="Calibri"/>
+        </w:rPr>
+        <w:t>p</w:t>
+      </w:r>
+      <w:r>
+        <w:rPr>
+          <w:rFonts w:ascii="Calibri" w:hAnsi="Calibri" w:cs="Calibri"/>
+        </w:rPr>
+        <w:t xml:space="preserve">e. While the original specification emphasised the basic interaction between users, the final system incorporated a </w:t>
+      </w:r>
+      <w:r>
+        <w:rPr>
+          <w:rFonts w:ascii="Calibri" w:hAnsi="Calibri" w:cs="Calibri"/>
+        </w:rPr>
+        <w:t xml:space="preserve">broader set of </w:t>
+      </w:r>
+      <w:r>
+        <w:rPr>
+          <w:rFonts w:ascii="Calibri" w:hAnsi="Calibri" w:cs="Calibri"/>
+        </w:rPr>
+        <w:t xml:space="preserve">features, including a forum with post interaction mechanisms such as likes, favourites and comments, coupled with the leaderboard this boosts the overall social impact and interaction, which are key factors in user engagement and </w:t>
+      </w:r>
+      <w:r>
+        <w:rPr>
+          <w:rFonts w:ascii="Calibri" w:hAnsi="Calibri" w:cs="Calibri"/>
+        </w:rPr>
+        <w:t>long-term</w:t>
+      </w:r>
+      <w:r>
+        <w:rPr>
+          <w:rFonts w:ascii="Calibri" w:hAnsi="Calibri" w:cs="Calibri"/>
+        </w:rPr>
+        <w:t xml:space="preserve"> retention.</w:t>
+      </w:r>
+    </w:p>
+    <w:p>
+      <w:pPr>
+        <w:spacing w:line="360" w:lineRule="auto"/>
+        <w:rPr>
+          <w:rFonts w:ascii="Calibri" w:hAnsi="Calibri" w:cs="Calibri"/>
+        </w:rPr>
+      </w:pPr>
+      <w:r>
+        <w:rPr>
+          <w:rFonts w:ascii="Calibri" w:hAnsi="Calibri" w:cs="Calibri"/>
+        </w:rPr>
+        <w:t>Finally, the account management requirement significantly evolved beyond its original proposition. Whilst the intimal specification focused on user profile creation, with basic goal setting, the final system further expanded this functionality into a central component for the application. Users are now able to define their own personal attributes, such as height, weight, activity levels and goal types (cutting. Maintain bulking etc). These attributes are then used to automatically generate nutritional targets using Mi</w:t>
+      </w:r>
+      <w:r>
+        <w:rPr>
+          <w:rFonts w:ascii="Calibri" w:hAnsi="Calibri" w:cs="Calibri"/>
+        </w:rPr>
+        <w:t>ffli</w:t>
+      </w:r>
+      <w:r>
+        <w:rPr>
+          <w:rFonts w:ascii="Calibri" w:hAnsi="Calibri" w:cs="Calibri"/>
+        </w:rPr>
+        <w:t>n-St Jeor Equation for resting metabolic rates. In addition, there is a manual override option to manually change your recommended daily calories and macronutrients, allowing users to customise their targets to their individual preferences. The account system also incorporates privacy controls and social features, allowing users to hide certain sections of their profile including their whole profile entirely, allowing users to send friend requests and add friends to their account allowing users to control their level of interaction with the community. This evolution overall focuses on making the system more user-driven and ensures the account directly influences the analytical outputs and social functionality.</w:t>
+      </w:r>
+    </w:p>
+    <w:p>
+      <w:pPr>
+        <w:pStyle w:val="Heading2"/>
         <w:spacing w:line="360" w:lineRule="auto"/>
         <w:rPr>
           <w:rFonts w:ascii="Calibri" w:hAnsi="Calibri" w:cs="Calibri"/>
@@ -6024,353 +6220,14 @@
           <w:bCs/>
         </w:rPr>
       </w:pPr>
-      <w:bookmarkStart w:id="10" w:name="_Toc227860117"/>
+      <w:bookmarkStart w:id="12" w:name="_Toc227860119"/>
       <w:r>
         <w:rPr>
           <w:rFonts w:ascii="Calibri" w:hAnsi="Calibri" w:cs="Calibri"/>
           <w:b/>
           <w:bCs/>
         </w:rPr>
-        <w:t>Chapter 3 Requirements and Functional Specification (15%)</w:t>
-      </w:r>
-      <w:bookmarkEnd w:id="10"/>
-    </w:p>
-    <w:p>
-      <w:pPr>
-        <w:pStyle w:val="Heading2"/>
-        <w:spacing w:line="360" w:lineRule="auto"/>
-        <w:rPr>
-          <w:rFonts w:ascii="Calibri" w:hAnsi="Calibri" w:cs="Calibri"/>
-          <w:b/>
-          <w:bCs/>
-        </w:rPr>
-      </w:pPr>
-      <w:bookmarkStart w:id="11" w:name="_Toc227860118"/>
-      <w:r>
-        <w:rPr>
-          <w:rFonts w:ascii="Calibri" w:hAnsi="Calibri" w:cs="Calibri"/>
-          <w:b/>
-          <w:bCs/>
-        </w:rPr>
-        <w:t>3.1 Requirements Evolution</w:t>
-      </w:r>
-      <w:bookmarkEnd w:id="11"/>
-    </w:p>
-    <w:p>
-      <w:pPr>
-        <w:spacing w:line="360" w:lineRule="auto"/>
-        <w:rPr>
-          <w:rFonts w:ascii="Calibri" w:hAnsi="Calibri" w:cs="Calibri"/>
-        </w:rPr>
-      </w:pPr>
-      <w:r>
-        <w:rPr>
-          <w:rFonts w:ascii="Calibri" w:hAnsi="Calibri" w:cs="Calibri"/>
-        </w:rPr>
-        <w:t>The initial project specification drafted in November 2025, for the early planning phase, is included in Appendix A.</w:t>
-      </w:r>
-    </w:p>
-    <w:p>
-      <w:pPr>
-        <w:spacing w:line="360" w:lineRule="auto"/>
-        <w:rPr>
-          <w:rFonts w:ascii="Calibri" w:hAnsi="Calibri" w:cs="Calibri"/>
-        </w:rPr>
-      </w:pPr>
-      <w:r>
-        <w:rPr>
-          <w:rFonts w:ascii="Calibri" w:hAnsi="Calibri" w:cs="Calibri"/>
-        </w:rPr>
-        <w:t xml:space="preserve">This specification outlined broad and ambitious plans for an integrated climbing webapp, incorporating community interaction features, advanced performance tracking and </w:t>
-      </w:r>
-      <w:r>
-        <w:rPr>
-          <w:rFonts w:ascii="Calibri" w:hAnsi="Calibri" w:cs="Calibri"/>
-        </w:rPr>
-        <w:t>AI-</w:t>
-      </w:r>
-      <w:r>
-        <w:rPr>
-          <w:rFonts w:ascii="Calibri" w:hAnsi="Calibri" w:cs="Calibri"/>
-        </w:rPr>
-        <w:t>driven recommendations/insights into training. Whilst this scope helped provide a strong foundation for the future of this webapp, several key requirements were tweaked and refined, to ensure that the development of the webapp was technically feasible and aligned with project constraints.</w:t>
-      </w:r>
-    </w:p>
-    <w:p>
-      <w:pPr>
-        <w:spacing w:line="360" w:lineRule="auto"/>
-        <w:rPr>
-          <w:rFonts w:ascii="Calibri" w:hAnsi="Calibri" w:cs="Calibri"/>
-        </w:rPr>
-      </w:pPr>
-      <w:r>
-        <w:rPr>
-          <w:rFonts w:ascii="Calibri" w:hAnsi="Calibri" w:cs="Calibri"/>
-        </w:rPr>
-        <w:t>One key functional requirement change was the overall scope of performance tracking metrics. The original</w:t>
-      </w:r>
-      <w:r>
-        <w:rPr>
-          <w:rFonts w:ascii="Calibri" w:hAnsi="Calibri" w:cs="Calibri"/>
-        </w:rPr>
-        <w:t xml:space="preserve"> specification</w:t>
-      </w:r>
-      <w:r>
-        <w:rPr>
-          <w:rFonts w:ascii="Calibri" w:hAnsi="Calibri" w:cs="Calibri"/>
-        </w:rPr>
-        <w:t xml:space="preserve"> proposed </w:t>
-      </w:r>
-      <w:r>
-        <w:rPr>
-          <w:rFonts w:ascii="Calibri" w:hAnsi="Calibri" w:cs="Calibri"/>
-        </w:rPr>
-        <w:t xml:space="preserve">the use of specialised </w:t>
-      </w:r>
-      <w:r>
-        <w:rPr>
-          <w:rFonts w:ascii="Calibri" w:hAnsi="Calibri" w:cs="Calibri"/>
-        </w:rPr>
-        <w:t xml:space="preserve">metrics such as finger strength; however, this was removed due to the difficulty in quantifying such data reliably without sensors or hardware. Instead, the system </w:t>
-      </w:r>
-      <w:r>
-        <w:rPr>
-          <w:rFonts w:ascii="Calibri" w:hAnsi="Calibri" w:cs="Calibri"/>
-        </w:rPr>
-        <w:t>re</w:t>
-      </w:r>
-      <w:r>
-        <w:rPr>
-          <w:rFonts w:ascii="Calibri" w:hAnsi="Calibri" w:cs="Calibri"/>
-        </w:rPr>
-        <w:t xml:space="preserve">focused more on equally important metrics, that could much </w:t>
-      </w:r>
-      <w:r>
-        <w:rPr>
-          <w:rFonts w:ascii="Calibri" w:hAnsi="Calibri" w:cs="Calibri"/>
-        </w:rPr>
-        <w:t>more accurately</w:t>
-      </w:r>
-      <w:r>
-        <w:rPr>
-          <w:rFonts w:ascii="Calibri" w:hAnsi="Calibri" w:cs="Calibri"/>
-        </w:rPr>
-        <w:t xml:space="preserve"> be quantified </w:t>
-      </w:r>
-      <w:r>
-        <w:rPr>
-          <w:rFonts w:ascii="Calibri" w:hAnsi="Calibri" w:cs="Calibri"/>
-        </w:rPr>
-        <w:t>within</w:t>
-      </w:r>
-      <w:r>
-        <w:rPr>
-          <w:rFonts w:ascii="Calibri" w:hAnsi="Calibri" w:cs="Calibri"/>
-        </w:rPr>
-        <w:t xml:space="preserve"> the webapp</w:t>
-      </w:r>
-      <w:r>
-        <w:rPr>
-          <w:rFonts w:ascii="Calibri" w:hAnsi="Calibri" w:cs="Calibri"/>
-        </w:rPr>
-        <w:t>. This included</w:t>
-      </w:r>
-      <w:r>
-        <w:rPr>
-          <w:rFonts w:ascii="Calibri" w:hAnsi="Calibri" w:cs="Calibri"/>
-        </w:rPr>
-        <w:t xml:space="preserve"> </w:t>
-      </w:r>
-      <w:r>
-        <w:rPr>
-          <w:rFonts w:ascii="Calibri" w:hAnsi="Calibri" w:cs="Calibri"/>
-        </w:rPr>
-        <w:t xml:space="preserve">session-based indicators such as </w:t>
-      </w:r>
-      <w:r>
-        <w:rPr>
-          <w:rFonts w:ascii="Calibri" w:hAnsi="Calibri" w:cs="Calibri"/>
-        </w:rPr>
-        <w:t xml:space="preserve">duration, attempts, </w:t>
-      </w:r>
-      <w:r>
-        <w:rPr>
-          <w:rFonts w:ascii="Calibri" w:hAnsi="Calibri" w:cs="Calibri"/>
-        </w:rPr>
         <w:lastRenderedPageBreak/>
-        <w:t>tops, flashes,</w:t>
-      </w:r>
-      <w:r>
-        <w:rPr>
-          <w:rFonts w:ascii="Calibri" w:hAnsi="Calibri" w:cs="Calibri"/>
-        </w:rPr>
-        <w:t xml:space="preserve"> alongside nutritional data such a</w:t>
-      </w:r>
-      <w:r>
-        <w:rPr>
-          <w:rFonts w:ascii="Calibri" w:hAnsi="Calibri" w:cs="Calibri"/>
-        </w:rPr>
-        <w:t>s</w:t>
-      </w:r>
-      <w:r>
-        <w:rPr>
-          <w:rFonts w:ascii="Calibri" w:hAnsi="Calibri" w:cs="Calibri"/>
-        </w:rPr>
-        <w:t xml:space="preserve"> calories and macro nutrient intakes. By processing data that can be directly verified by the user, the system ensures that derived datasets are reliable and consistent, allowing the dashboard to generate meaningful analytical insights within the dashboard</w:t>
-      </w:r>
-      <w:r>
-        <w:rPr>
-          <w:rFonts w:ascii="Calibri" w:hAnsi="Calibri" w:cs="Calibri"/>
-        </w:rPr>
-        <w:t>.</w:t>
-      </w:r>
-    </w:p>
-    <w:p>
-      <w:pPr>
-        <w:spacing w:line="360" w:lineRule="auto"/>
-        <w:rPr>
-          <w:rFonts w:ascii="Calibri" w:hAnsi="Calibri" w:cs="Calibri"/>
-        </w:rPr>
-      </w:pPr>
-      <w:r>
-        <w:rPr>
-          <w:rFonts w:ascii="Calibri" w:hAnsi="Calibri" w:cs="Calibri"/>
-        </w:rPr>
-        <w:t xml:space="preserve">One of the most significant </w:t>
-      </w:r>
-      <w:r>
-        <w:rPr>
-          <w:rFonts w:ascii="Calibri" w:hAnsi="Calibri" w:cs="Calibri"/>
-        </w:rPr>
-        <w:t xml:space="preserve">specification </w:t>
-      </w:r>
-      <w:r>
-        <w:rPr>
-          <w:rFonts w:ascii="Calibri" w:hAnsi="Calibri" w:cs="Calibri"/>
-        </w:rPr>
-        <w:t>changes</w:t>
-      </w:r>
-      <w:r>
-        <w:rPr>
-          <w:rFonts w:ascii="Calibri" w:hAnsi="Calibri" w:cs="Calibri"/>
-        </w:rPr>
-        <w:t xml:space="preserve"> is the proposed inclusion of AI-driven insights and recommendations, intended to provide users with personalised feedback based on their training sessions and provide future improvements. However, this feature was deferred due to the complexity of implementing a recommendation system that could be sufficiently reliable and accurate enough for the project. Delivering on such a feature would have required the integration of machine learning or robust data model development, both of which were beyond scope for this system. Instead, the final system focuses on rule-based insights and data-driven summaries within the dashboard, allowing users to interpret their own trends without using a potentially unreliable automated recommendation.</w:t>
-      </w:r>
-    </w:p>
-    <w:p>
-      <w:pPr>
-        <w:spacing w:line="360" w:lineRule="auto"/>
-        <w:rPr>
-          <w:rFonts w:ascii="Calibri" w:hAnsi="Calibri" w:cs="Calibri"/>
-        </w:rPr>
-      </w:pPr>
-      <w:r>
-        <w:rPr>
-          <w:rFonts w:ascii="Calibri" w:hAnsi="Calibri" w:cs="Calibri"/>
-        </w:rPr>
-        <w:t>The initial specification also emphasised the use of “engagement in the app through gamification” such as streak tracking and reward-based progression systems. While these were not fully implemented in the final system, elements of gamification were achieved through the addition of leaderboard rankings against community and friends, progress tracking and community interaction. These features provide competitive and social motivation, which align with the original intent of increasing user engagement. The choice to prioritise these features over the more explicit gamification system was based on their strong alignment with the core system and project constraints.</w:t>
-      </w:r>
-    </w:p>
-    <w:p>
-      <w:pPr>
-        <w:spacing w:line="360" w:lineRule="auto"/>
-        <w:rPr>
-          <w:rFonts w:ascii="Calibri" w:hAnsi="Calibri" w:cs="Calibri"/>
-        </w:rPr>
-      </w:pPr>
-      <w:r>
-        <w:rPr>
-          <w:rFonts w:ascii="Calibri" w:hAnsi="Calibri" w:cs="Calibri"/>
-        </w:rPr>
-        <w:t>In contrast, the community aspect of the system was expanded beyond its original sco</w:t>
-      </w:r>
-      <w:r>
-        <w:rPr>
-          <w:rFonts w:ascii="Calibri" w:hAnsi="Calibri" w:cs="Calibri"/>
-        </w:rPr>
-        <w:t>p</w:t>
-      </w:r>
-      <w:r>
-        <w:rPr>
-          <w:rFonts w:ascii="Calibri" w:hAnsi="Calibri" w:cs="Calibri"/>
-        </w:rPr>
-        <w:t xml:space="preserve">e. While the original specification emphasised the basic interaction between users, the final system incorporated a </w:t>
-      </w:r>
-      <w:r>
-        <w:rPr>
-          <w:rFonts w:ascii="Calibri" w:hAnsi="Calibri" w:cs="Calibri"/>
-        </w:rPr>
-        <w:t xml:space="preserve">broader set of </w:t>
-      </w:r>
-      <w:r>
-        <w:rPr>
-          <w:rFonts w:ascii="Calibri" w:hAnsi="Calibri" w:cs="Calibri"/>
-        </w:rPr>
-        <w:t xml:space="preserve">features, including a forum with post interaction mechanisms such as likes, favourites and comments, coupled with the leaderboard this boosts the overall social impact and interaction, which are key factors in user engagement and </w:t>
-      </w:r>
-      <w:r>
-        <w:rPr>
-          <w:rFonts w:ascii="Calibri" w:hAnsi="Calibri" w:cs="Calibri"/>
-        </w:rPr>
-        <w:t>long-term</w:t>
-      </w:r>
-      <w:r>
-        <w:rPr>
-          <w:rFonts w:ascii="Calibri" w:hAnsi="Calibri" w:cs="Calibri"/>
-        </w:rPr>
-        <w:t xml:space="preserve"> retention.</w:t>
-      </w:r>
-    </w:p>
-    <w:p>
-      <w:pPr>
-        <w:spacing w:line="360" w:lineRule="auto"/>
-        <w:rPr>
-          <w:rFonts w:ascii="Calibri" w:hAnsi="Calibri" w:cs="Calibri"/>
-        </w:rPr>
-      </w:pPr>
-      <w:r>
-        <w:rPr>
-          <w:rFonts w:ascii="Calibri" w:hAnsi="Calibri" w:cs="Calibri"/>
-        </w:rPr>
-        <w:t>Finally, the account management requirement significantly evolved beyond its original proposition. Whilst the intimal specification focused on user profile creation, with basic goal setting, the final system further expanded this functionality into a central component for the application. Users are now able to define their own personal attributes, such as height, weight, activity levels and goal types (cutting. Maintain bulking etc). These attributes are then used to automatically generate nutritional targets using Mi</w:t>
-      </w:r>
-      <w:r>
-        <w:rPr>
-          <w:rFonts w:ascii="Calibri" w:hAnsi="Calibri" w:cs="Calibri"/>
-        </w:rPr>
-        <w:t>ffli</w:t>
-      </w:r>
-      <w:r>
-        <w:rPr>
-          <w:rFonts w:ascii="Calibri" w:hAnsi="Calibri" w:cs="Calibri"/>
-        </w:rPr>
-        <w:t xml:space="preserve">n-St Jeor Equation for resting metabolic rates. In addition, there is a manual override option to manually change your recommended daily calories and macronutrients, </w:t>
-      </w:r>
-      <w:r>
-        <w:rPr>
-          <w:rFonts w:ascii="Calibri" w:hAnsi="Calibri" w:cs="Calibri"/>
-        </w:rPr>
-        <w:lastRenderedPageBreak/>
-        <w:t>allowing users to customise their targets to their individual preferences. The account system also incorporates privacy controls and social features, allowing users to hide certain sections of their profile including their whole profile entirely, allowing users to send friend requests and add friends to their account allowing users to control their level of interaction with the community. This evolution overall focuses on making the system more user-driven and ensures the account directly influences the analytical outputs and social functionality.</w:t>
-      </w:r>
-    </w:p>
-    <w:p>
-      <w:pPr>
-        <w:pStyle w:val="Heading2"/>
-        <w:spacing w:line="360" w:lineRule="auto"/>
-        <w:rPr>
-          <w:rFonts w:ascii="Calibri" w:hAnsi="Calibri" w:cs="Calibri"/>
-          <w:b/>
-          <w:bCs/>
-        </w:rPr>
-      </w:pPr>
-      <w:bookmarkStart w:id="12" w:name="_Toc227860119"/>
-      <w:r>
-        <w:rPr>
-          <w:rFonts w:ascii="Calibri" w:hAnsi="Calibri" w:cs="Calibri"/>
-          <w:b/>
-          <w:bCs/>
-        </w:rPr>
         <w:t>3.2 Final Product Backlog</w:t>
       </w:r>
       <w:bookmarkEnd w:id="12"/>
@@ -6386,21 +6243,7 @@
         <w:rPr>
           <w:rFonts w:ascii="Calibri" w:hAnsi="Calibri" w:cs="Calibri"/>
         </w:rPr>
-        <w:t xml:space="preserve">The final product backlog defines the set of functional requirements delivered within the system. Requirements are expressed as user stories and are prioritised using the </w:t>
-      </w:r>
-      <w:proofErr w:type="spellStart"/>
-      <w:r>
-        <w:rPr>
-          <w:rFonts w:ascii="Calibri" w:hAnsi="Calibri" w:cs="Calibri"/>
-        </w:rPr>
-        <w:t>MoSCoW</w:t>
-      </w:r>
-      <w:proofErr w:type="spellEnd"/>
-      <w:r>
-        <w:rPr>
-          <w:rFonts w:ascii="Calibri" w:hAnsi="Calibri" w:cs="Calibri"/>
-        </w:rPr>
-        <w:t xml:space="preserve"> method (Must have, should have, could have, won’t have). Each requirement had an acceptance criterion.</w:t>
+        <w:t>The final product backlog defines the set of functional requirements delivered within the system. Requirements are expressed as user stories and are prioritised using the MoSCoW method (Must have, should have, could have, won’t have). Each requirement had an acceptance criterion.</w:t>
       </w:r>
     </w:p>
     <w:tbl>
@@ -7118,7 +6961,6 @@
                 <w:sz w:val="22"/>
                 <w:szCs w:val="22"/>
               </w:rPr>
-              <w:lastRenderedPageBreak/>
               <w:t>FR6</w:t>
             </w:r>
           </w:p>
@@ -7329,6 +7171,7 @@
                 <w:sz w:val="22"/>
                 <w:szCs w:val="22"/>
               </w:rPr>
+              <w:lastRenderedPageBreak/>
               <w:t>FR8</w:t>
             </w:r>
           </w:p>
@@ -7928,14 +7771,7 @@
         <w:rPr>
           <w:rFonts w:ascii="Calibri" w:hAnsi="Calibri" w:cs="Calibri"/>
         </w:rPr>
-        <w:t xml:space="preserve">The functional specifications define the behaviour of the systems core features using use case analysis. This section focusses on the principal user system interactions in the application. These use cases have been selected because they most accurately represent the most significant workflows </w:t>
-      </w:r>
-      <w:r>
-        <w:rPr>
-          <w:rFonts w:ascii="Calibri" w:hAnsi="Calibri" w:cs="Calibri"/>
-        </w:rPr>
-        <w:lastRenderedPageBreak/>
-        <w:t>withing the final system. Each use case includes key components such as the primary actor, trigger, main success scenario, alternative flows and any postconditions.</w:t>
+        <w:t>The functional specifications define the behaviour of the systems core features using use case analysis. This section focusses on the principal user system interactions in the application. These use cases have been selected because they most accurately represent the most significant workflows withing the final system. Each use case includes key components such as the primary actor, trigger, main success scenario, alternative flows and any postconditions.</w:t>
       </w:r>
     </w:p>
     <w:p>
@@ -8034,6 +7870,7 @@
         <w:rPr>
           <w:rFonts w:ascii="Calibri" w:hAnsi="Calibri" w:cs="Calibri"/>
         </w:rPr>
+        <w:lastRenderedPageBreak/>
         <w:t>The user must be logged into the system</w:t>
       </w:r>
     </w:p>
@@ -8371,7 +8208,6 @@
           <w:b/>
           <w:bCs/>
         </w:rPr>
-        <w:lastRenderedPageBreak/>
         <w:t>Postconditions:</w:t>
       </w:r>
     </w:p>
@@ -8495,6 +8331,7 @@
         <w:rPr>
           <w:rFonts w:ascii="Calibri" w:hAnsi="Calibri" w:cs="Calibri"/>
         </w:rPr>
+        <w:lastRenderedPageBreak/>
         <w:t>The user must be logged into the system</w:t>
       </w:r>
     </w:p>
@@ -8845,7 +8682,6 @@
         <w:rPr>
           <w:rFonts w:ascii="Calibri" w:hAnsi="Calibri" w:cs="Calibri"/>
         </w:rPr>
-        <w:lastRenderedPageBreak/>
         <w:t xml:space="preserve">A valid </w:t>
       </w:r>
       <w:r>
@@ -8967,6 +8803,7 @@
           <w:b/>
           <w:bCs/>
         </w:rPr>
+        <w:lastRenderedPageBreak/>
         <w:t>3.4 Non-Functional Specification</w:t>
       </w:r>
       <w:bookmarkEnd w:id="14"/>
@@ -9005,21 +8842,7 @@
         <w:rPr>
           <w:rFonts w:ascii="Calibri" w:hAnsi="Calibri" w:cs="Calibri"/>
         </w:rPr>
-        <w:t xml:space="preserve">All user passwords should be securely stored using industry standard-standard algorithms such as </w:t>
-      </w:r>
-      <w:proofErr w:type="spellStart"/>
-      <w:r>
-        <w:rPr>
-          <w:rFonts w:ascii="Calibri" w:hAnsi="Calibri" w:cs="Calibri"/>
-        </w:rPr>
-        <w:t>BCrypt</w:t>
-      </w:r>
-      <w:proofErr w:type="spellEnd"/>
-      <w:r>
-        <w:rPr>
-          <w:rFonts w:ascii="Calibri" w:hAnsi="Calibri" w:cs="Calibri"/>
-        </w:rPr>
-        <w:t>.</w:t>
+        <w:t>All user passwords should be securely stored using industry standard-standard algorithms such as BCrypt.</w:t>
       </w:r>
     </w:p>
     <w:p>
@@ -9208,21 +9031,7 @@
         <w:rPr>
           <w:rFonts w:ascii="Calibri" w:hAnsi="Calibri" w:cs="Calibri"/>
         </w:rPr>
-        <w:t xml:space="preserve">Database queries should be optimised to </w:t>
-      </w:r>
-      <w:proofErr w:type="spellStart"/>
-      <w:r>
-        <w:rPr>
-          <w:rFonts w:ascii="Calibri" w:hAnsi="Calibri" w:cs="Calibri"/>
-        </w:rPr>
-        <w:t>mnimise</w:t>
-      </w:r>
-      <w:proofErr w:type="spellEnd"/>
-      <w:r>
-        <w:rPr>
-          <w:rFonts w:ascii="Calibri" w:hAnsi="Calibri" w:cs="Calibri"/>
-        </w:rPr>
-        <w:t xml:space="preserve"> data retrieval.</w:t>
+        <w:t>Database queries should be optimised to mnimise data retrieval.</w:t>
       </w:r>
     </w:p>
     <w:p>
@@ -9259,21 +9068,7 @@
         <w:rPr>
           <w:rFonts w:ascii="Calibri" w:hAnsi="Calibri" w:cs="Calibri"/>
         </w:rPr>
-        <w:t xml:space="preserve">The system should </w:t>
-      </w:r>
-      <w:proofErr w:type="spellStart"/>
-      <w:r>
-        <w:rPr>
-          <w:rFonts w:ascii="Calibri" w:hAnsi="Calibri" w:cs="Calibri"/>
-        </w:rPr>
-        <w:t>bea</w:t>
-      </w:r>
-      <w:proofErr w:type="spellEnd"/>
-      <w:r>
-        <w:rPr>
-          <w:rFonts w:ascii="Calibri" w:hAnsi="Calibri" w:cs="Calibri"/>
-        </w:rPr>
-        <w:t xml:space="preserve"> available at least 95% of the time.</w:t>
+        <w:t>The system should bea available at least 95% of the time.</w:t>
       </w:r>
     </w:p>
     <w:p>
@@ -9349,7 +9144,6 @@
         <w:rPr>
           <w:rFonts w:ascii="Calibri" w:hAnsi="Calibri" w:cs="Calibri"/>
         </w:rPr>
-        <w:lastRenderedPageBreak/>
         <w:t xml:space="preserve">Forms should prevent submission of </w:t>
       </w:r>
       <w:r>
@@ -9456,6 +9250,7 @@
         <w:rPr>
           <w:rFonts w:ascii="Calibri" w:hAnsi="Calibri" w:cs="Calibri"/>
         </w:rPr>
+        <w:lastRenderedPageBreak/>
         <w:t>Visual elements such as charts and summaries should be easy to interpret and should be clearly labelled and intuitive.</w:t>
       </w:r>
     </w:p>
@@ -9512,21 +9307,7 @@
         <w:rPr>
           <w:rFonts w:ascii="Calibri" w:hAnsi="Calibri" w:cs="Calibri"/>
         </w:rPr>
-        <w:t xml:space="preserve">The application should follow structured architecture such as using Controllers, Models, </w:t>
-      </w:r>
-      <w:proofErr w:type="spellStart"/>
-      <w:r>
-        <w:rPr>
-          <w:rFonts w:ascii="Calibri" w:hAnsi="Calibri" w:cs="Calibri"/>
-        </w:rPr>
-        <w:t>dto’s</w:t>
-      </w:r>
-      <w:proofErr w:type="spellEnd"/>
-      <w:r>
-        <w:rPr>
-          <w:rFonts w:ascii="Calibri" w:hAnsi="Calibri" w:cs="Calibri"/>
-        </w:rPr>
-        <w:t>, services Repositories etc.</w:t>
+        <w:t>The application should follow structured architecture such as using Controllers, Models, dto’s, services Repositories etc.</w:t>
       </w:r>
     </w:p>
     <w:p>
@@ -9633,19 +9414,11 @@
           <w:rFonts w:ascii="Calibri" w:hAnsi="Calibri" w:cs="Calibri"/>
         </w:rPr>
       </w:pPr>
-      <w:proofErr w:type="gramStart"/>
-      <w:r>
-        <w:rPr>
-          <w:rFonts w:ascii="Calibri" w:hAnsi="Calibri" w:cs="Calibri"/>
-        </w:rPr>
-        <w:t>Main Focus</w:t>
-      </w:r>
-      <w:proofErr w:type="gramEnd"/>
-      <w:r>
-        <w:rPr>
-          <w:rFonts w:ascii="Calibri" w:hAnsi="Calibri" w:cs="Calibri"/>
-        </w:rPr>
-        <w:t>: To provide the technical blueprints showing how the system was structured to satisfy the</w:t>
+      <w:r>
+        <w:rPr>
+          <w:rFonts w:ascii="Calibri" w:hAnsi="Calibri" w:cs="Calibri"/>
+        </w:rPr>
+        <w:t>Main Focus: To provide the technical blueprints showing how the system was structured to satisfy the</w:t>
       </w:r>
     </w:p>
     <w:p>
@@ -9729,105 +9502,105 @@
         <w:rPr>
           <w:rFonts w:ascii="Calibri" w:hAnsi="Calibri" w:cs="Calibri"/>
         </w:rPr>
+        <w:t>• Database Design: If your system manages data, provide a formal Entity Relationship Diagram (ERD)</w:t>
+      </w:r>
+    </w:p>
+    <w:p>
+      <w:pPr>
+        <w:spacing w:line="360" w:lineRule="auto"/>
+        <w:rPr>
+          <w:rFonts w:ascii="Calibri" w:hAnsi="Calibri" w:cs="Calibri"/>
+        </w:rPr>
+      </w:pPr>
+      <w:r>
+        <w:rPr>
+          <w:rFonts w:ascii="Calibri" w:hAnsi="Calibri" w:cs="Calibri"/>
+        </w:rPr>
+        <w:t>or a schema definition and provide a justification for your choice of data store (e.g. Relational vs</w:t>
+      </w:r>
+    </w:p>
+    <w:p>
+      <w:pPr>
+        <w:spacing w:line="360" w:lineRule="auto"/>
+        <w:rPr>
+          <w:rFonts w:ascii="Calibri" w:hAnsi="Calibri" w:cs="Calibri"/>
+        </w:rPr>
+      </w:pPr>
+      <w:r>
+        <w:rPr>
+          <w:rFonts w:ascii="Calibri" w:hAnsi="Calibri" w:cs="Calibri"/>
+        </w:rPr>
+        <w:t>NoSQL) based on the requirements defined in Chapter 3.</w:t>
+      </w:r>
+    </w:p>
+    <w:p>
+      <w:pPr>
+        <w:spacing w:line="360" w:lineRule="auto"/>
+        <w:rPr>
+          <w:rFonts w:ascii="Calibri" w:hAnsi="Calibri" w:cs="Calibri"/>
+        </w:rPr>
+      </w:pPr>
+      <w:r>
+        <w:rPr>
+          <w:rFonts w:ascii="Calibri" w:hAnsi="Calibri" w:cs="Calibri"/>
+        </w:rPr>
+        <w:t>• Detailed Design (UML): Use appropriate UML diagrams to describe the internal logic and structure</w:t>
+      </w:r>
+    </w:p>
+    <w:p>
+      <w:pPr>
+        <w:spacing w:line="360" w:lineRule="auto"/>
+        <w:rPr>
+          <w:rFonts w:ascii="Calibri" w:hAnsi="Calibri" w:cs="Calibri"/>
+        </w:rPr>
+      </w:pPr>
+      <w:r>
+        <w:rPr>
+          <w:rFonts w:ascii="Calibri" w:hAnsi="Calibri" w:cs="Calibri"/>
+        </w:rPr>
+        <w:t>of the system. This could include Class diagrams to show the static structure and the relationships</w:t>
+      </w:r>
+    </w:p>
+    <w:p>
+      <w:pPr>
+        <w:spacing w:line="360" w:lineRule="auto"/>
+        <w:rPr>
+          <w:rFonts w:ascii="Calibri" w:hAnsi="Calibri" w:cs="Calibri"/>
+        </w:rPr>
+      </w:pPr>
+      <w:r>
+        <w:rPr>
+          <w:rFonts w:ascii="Calibri" w:hAnsi="Calibri" w:cs="Calibri"/>
+        </w:rPr>
+        <w:t>between key objects/modules or Sequence diagrams to visualise the logic of your core/complex</w:t>
+      </w:r>
+    </w:p>
+    <w:p>
+      <w:pPr>
+        <w:spacing w:line="360" w:lineRule="auto"/>
+        <w:rPr>
+          <w:rFonts w:ascii="Calibri" w:hAnsi="Calibri" w:cs="Calibri"/>
+        </w:rPr>
+      </w:pPr>
+      <w:r>
+        <w:rPr>
+          <w:rFonts w:ascii="Calibri" w:hAnsi="Calibri" w:cs="Calibri"/>
+        </w:rPr>
+        <w:t>features.</w:t>
+      </w:r>
+    </w:p>
+    <w:p>
+      <w:pPr>
+        <w:spacing w:line="360" w:lineRule="auto"/>
+        <w:rPr>
+          <w:rFonts w:ascii="Calibri" w:hAnsi="Calibri" w:cs="Calibri"/>
+        </w:rPr>
+      </w:pPr>
+      <w:r>
+        <w:rPr>
+          <w:rFonts w:ascii="Calibri" w:hAnsi="Calibri" w:cs="Calibri"/>
+        </w:rPr>
         <w:lastRenderedPageBreak/>
-        <w:t>• Database Design: If your system manages data, provide a formal Entity Relationship Diagram (ERD)</w:t>
-      </w:r>
-    </w:p>
-    <w:p>
-      <w:pPr>
-        <w:spacing w:line="360" w:lineRule="auto"/>
-        <w:rPr>
-          <w:rFonts w:ascii="Calibri" w:hAnsi="Calibri" w:cs="Calibri"/>
-        </w:rPr>
-      </w:pPr>
-      <w:r>
-        <w:rPr>
-          <w:rFonts w:ascii="Calibri" w:hAnsi="Calibri" w:cs="Calibri"/>
-        </w:rPr>
-        <w:t>or a schema definition and provide a justification for your choice of data store (e.g. Relational vs</w:t>
-      </w:r>
-    </w:p>
-    <w:p>
-      <w:pPr>
-        <w:spacing w:line="360" w:lineRule="auto"/>
-        <w:rPr>
-          <w:rFonts w:ascii="Calibri" w:hAnsi="Calibri" w:cs="Calibri"/>
-        </w:rPr>
-      </w:pPr>
-      <w:r>
-        <w:rPr>
-          <w:rFonts w:ascii="Calibri" w:hAnsi="Calibri" w:cs="Calibri"/>
-        </w:rPr>
-        <w:t>NoSQL) based on the requirements defined in Chapter 3.</w:t>
-      </w:r>
-    </w:p>
-    <w:p>
-      <w:pPr>
-        <w:spacing w:line="360" w:lineRule="auto"/>
-        <w:rPr>
-          <w:rFonts w:ascii="Calibri" w:hAnsi="Calibri" w:cs="Calibri"/>
-        </w:rPr>
-      </w:pPr>
-      <w:r>
-        <w:rPr>
-          <w:rFonts w:ascii="Calibri" w:hAnsi="Calibri" w:cs="Calibri"/>
-        </w:rPr>
-        <w:t>• Detailed Design (UML): Use appropriate UML diagrams to describe the internal logic and structure</w:t>
-      </w:r>
-    </w:p>
-    <w:p>
-      <w:pPr>
-        <w:spacing w:line="360" w:lineRule="auto"/>
-        <w:rPr>
-          <w:rFonts w:ascii="Calibri" w:hAnsi="Calibri" w:cs="Calibri"/>
-        </w:rPr>
-      </w:pPr>
-      <w:r>
-        <w:rPr>
-          <w:rFonts w:ascii="Calibri" w:hAnsi="Calibri" w:cs="Calibri"/>
-        </w:rPr>
-        <w:t>of the system. This could include Class diagrams to show the static structure and the relationships</w:t>
-      </w:r>
-    </w:p>
-    <w:p>
-      <w:pPr>
-        <w:spacing w:line="360" w:lineRule="auto"/>
-        <w:rPr>
-          <w:rFonts w:ascii="Calibri" w:hAnsi="Calibri" w:cs="Calibri"/>
-        </w:rPr>
-      </w:pPr>
-      <w:r>
-        <w:rPr>
-          <w:rFonts w:ascii="Calibri" w:hAnsi="Calibri" w:cs="Calibri"/>
-        </w:rPr>
-        <w:t>between key objects/modules or Sequence diagrams to visualise the logic of your core/complex</w:t>
-      </w:r>
-    </w:p>
-    <w:p>
-      <w:pPr>
-        <w:spacing w:line="360" w:lineRule="auto"/>
-        <w:rPr>
-          <w:rFonts w:ascii="Calibri" w:hAnsi="Calibri" w:cs="Calibri"/>
-        </w:rPr>
-      </w:pPr>
-      <w:r>
-        <w:rPr>
-          <w:rFonts w:ascii="Calibri" w:hAnsi="Calibri" w:cs="Calibri"/>
-        </w:rPr>
-        <w:t>features.</w:t>
-      </w:r>
-    </w:p>
-    <w:p>
-      <w:pPr>
-        <w:spacing w:line="360" w:lineRule="auto"/>
-        <w:rPr>
-          <w:rFonts w:ascii="Calibri" w:hAnsi="Calibri" w:cs="Calibri"/>
-        </w:rPr>
-      </w:pPr>
-      <w:r>
-        <w:rPr>
-          <w:rFonts w:ascii="Calibri" w:hAnsi="Calibri" w:cs="Calibri"/>
-        </w:rPr>
         <w:t>• User Interface (UI) Design: Provide a concise overview of the interface design. The focus should</w:t>
       </w:r>
     </w:p>
@@ -9988,7 +9761,6 @@
           <w:b/>
           <w:bCs/>
         </w:rPr>
-        <w:lastRenderedPageBreak/>
         <w:t>4.1 System Architecture</w:t>
       </w:r>
       <w:bookmarkEnd w:id="16"/>
@@ -10105,19 +9877,11 @@
           <w:rFonts w:ascii="Calibri" w:hAnsi="Calibri" w:cs="Calibri"/>
         </w:rPr>
       </w:pPr>
-      <w:proofErr w:type="gramStart"/>
-      <w:r>
-        <w:rPr>
-          <w:rFonts w:ascii="Calibri" w:hAnsi="Calibri" w:cs="Calibri"/>
-        </w:rPr>
-        <w:t>Main Focus</w:t>
-      </w:r>
-      <w:proofErr w:type="gramEnd"/>
-      <w:r>
-        <w:rPr>
-          <w:rFonts w:ascii="Calibri" w:hAnsi="Calibri" w:cs="Calibri"/>
-        </w:rPr>
-        <w:t>: To describe the development process and highlight the significant technical challenges</w:t>
+      <w:r>
+        <w:rPr>
+          <w:rFonts w:ascii="Calibri" w:hAnsi="Calibri" w:cs="Calibri"/>
+        </w:rPr>
+        <w:t>Main Focus: To describe the development process and highlight the significant technical challenges</w:t>
       </w:r>
     </w:p>
     <w:p>
@@ -10173,6 +9937,7 @@
         <w:rPr>
           <w:rFonts w:ascii="Calibri" w:hAnsi="Calibri" w:cs="Calibri"/>
         </w:rPr>
+        <w:lastRenderedPageBreak/>
         <w:t>development environment (IDE, version control, etc.), your approach to modularisation (how you</w:t>
       </w:r>
     </w:p>
@@ -10327,7 +10092,6 @@
         <w:rPr>
           <w:rFonts w:ascii="Calibri" w:hAnsi="Calibri" w:cs="Calibri"/>
         </w:rPr>
-        <w:lastRenderedPageBreak/>
         <w:t>or bypassed the issue and how the solution affected the final system (e.g., improved performance</w:t>
       </w:r>
     </w:p>
@@ -10446,6 +10210,7 @@
           <w:b/>
           <w:bCs/>
         </w:rPr>
+        <w:lastRenderedPageBreak/>
         <w:t>5.1 Implementation Strategy</w:t>
       </w:r>
       <w:bookmarkEnd w:id="22"/>
@@ -10570,19 +10335,11 @@
           <w:rFonts w:ascii="Calibri" w:hAnsi="Calibri" w:cs="Calibri"/>
         </w:rPr>
       </w:pPr>
-      <w:proofErr w:type="gramStart"/>
-      <w:r>
-        <w:rPr>
-          <w:rFonts w:ascii="Calibri" w:hAnsi="Calibri" w:cs="Calibri"/>
-        </w:rPr>
-        <w:t>Main Focus</w:t>
-      </w:r>
-      <w:proofErr w:type="gramEnd"/>
-      <w:r>
-        <w:rPr>
-          <w:rFonts w:ascii="Calibri" w:hAnsi="Calibri" w:cs="Calibri"/>
-        </w:rPr>
-        <w:t>: To provide objective evidence of the system’s quality and to critically evaluate the final</w:t>
+      <w:r>
+        <w:rPr>
+          <w:rFonts w:ascii="Calibri" w:hAnsi="Calibri" w:cs="Calibri"/>
+        </w:rPr>
+        <w:t>Main Focus: To provide objective evidence of the system’s quality and to critically evaluate the final</w:t>
       </w:r>
     </w:p>
     <w:p>
@@ -10694,119 +10451,119 @@
         <w:rPr>
           <w:rFonts w:ascii="Calibri" w:hAnsi="Calibri" w:cs="Calibri"/>
         </w:rPr>
+        <w:t>• Evaluation of Non-Functional Attributes: Demonstrate how the system performs against the</w:t>
+      </w:r>
+    </w:p>
+    <w:p>
+      <w:pPr>
+        <w:spacing w:line="360" w:lineRule="auto"/>
+        <w:rPr>
+          <w:rFonts w:ascii="Calibri" w:hAnsi="Calibri" w:cs="Calibri"/>
+        </w:rPr>
+      </w:pPr>
+      <w:r>
+        <w:rPr>
+          <w:rFonts w:ascii="Calibri" w:hAnsi="Calibri" w:cs="Calibri"/>
+        </w:rPr>
+        <w:t>quality attributes and constraints defined in your Non-Functional Specification. Use appropriate</w:t>
+      </w:r>
+    </w:p>
+    <w:p>
+      <w:pPr>
+        <w:spacing w:line="360" w:lineRule="auto"/>
+        <w:rPr>
+          <w:rFonts w:ascii="Calibri" w:hAnsi="Calibri" w:cs="Calibri"/>
+        </w:rPr>
+      </w:pPr>
+      <w:r>
+        <w:rPr>
+          <w:rFonts w:ascii="Calibri" w:hAnsi="Calibri" w:cs="Calibri"/>
+        </w:rPr>
+        <w:t>metrics to evaluate areas such as security, performance, or accessibility.</w:t>
+      </w:r>
+    </w:p>
+    <w:p>
+      <w:pPr>
+        <w:spacing w:line="360" w:lineRule="auto"/>
+        <w:rPr>
+          <w:rFonts w:ascii="Calibri" w:hAnsi="Calibri" w:cs="Calibri"/>
+        </w:rPr>
+      </w:pPr>
+      <w:r>
+        <w:rPr>
+          <w:rFonts w:ascii="Calibri" w:hAnsi="Calibri" w:cs="Calibri"/>
+        </w:rPr>
+        <w:t>• Critical Evaluation and Reflection: Provide a rigorous appraisal of the final system. Evaluate the</w:t>
+      </w:r>
+    </w:p>
+    <w:p>
+      <w:pPr>
+        <w:spacing w:line="360" w:lineRule="auto"/>
+        <w:rPr>
+          <w:rFonts w:ascii="Calibri" w:hAnsi="Calibri" w:cs="Calibri"/>
+        </w:rPr>
+      </w:pPr>
+      <w:r>
+        <w:rPr>
+          <w:rFonts w:ascii="Calibri" w:hAnsi="Calibri" w:cs="Calibri"/>
+        </w:rPr>
+        <w:t>extent to which the system addresses the original problem, the technical strengths and limitations</w:t>
+      </w:r>
+    </w:p>
+    <w:p>
+      <w:pPr>
+        <w:spacing w:line="360" w:lineRule="auto"/>
+        <w:rPr>
+          <w:rFonts w:ascii="Calibri" w:hAnsi="Calibri" w:cs="Calibri"/>
+        </w:rPr>
+      </w:pPr>
+      <w:r>
+        <w:rPr>
+          <w:rFonts w:ascii="Calibri" w:hAnsi="Calibri" w:cs="Calibri"/>
+        </w:rPr>
+        <w:t>of your implementation and the engineering trade-offs made during the project (e.g. why a specific</w:t>
+      </w:r>
+    </w:p>
+    <w:p>
+      <w:pPr>
+        <w:spacing w:line="360" w:lineRule="auto"/>
+        <w:rPr>
+          <w:rFonts w:ascii="Calibri" w:hAnsi="Calibri" w:cs="Calibri"/>
+        </w:rPr>
+      </w:pPr>
+      <w:r>
+        <w:rPr>
+          <w:rFonts w:ascii="Calibri" w:hAnsi="Calibri" w:cs="Calibri"/>
+        </w:rPr>
+        <w:t>quality attribute was prioritised over another). Remember that marks are awarded for the rigour</w:t>
+      </w:r>
+    </w:p>
+    <w:p>
+      <w:pPr>
+        <w:spacing w:line="360" w:lineRule="auto"/>
+        <w:rPr>
+          <w:rFonts w:ascii="Calibri" w:hAnsi="Calibri" w:cs="Calibri"/>
+        </w:rPr>
+      </w:pPr>
+      <w:r>
+        <w:rPr>
+          <w:rFonts w:ascii="Calibri" w:hAnsi="Calibri" w:cs="Calibri"/>
+        </w:rPr>
+        <w:t>of the testing process and the honesty of the evaluation, not just for having a perfect, bug-free</w:t>
+      </w:r>
+    </w:p>
+    <w:p>
+      <w:pPr>
+        <w:spacing w:line="360" w:lineRule="auto"/>
+        <w:rPr>
+          <w:rFonts w:ascii="Calibri" w:hAnsi="Calibri" w:cs="Calibri"/>
+        </w:rPr>
+      </w:pPr>
+      <w:r>
+        <w:rPr>
+          <w:rFonts w:ascii="Calibri" w:hAnsi="Calibri" w:cs="Calibri"/>
+        </w:rPr>
         <w:lastRenderedPageBreak/>
-        <w:t>• Evaluation of Non-Functional Attributes: Demonstrate how the system performs against the</w:t>
-      </w:r>
-    </w:p>
-    <w:p>
-      <w:pPr>
-        <w:spacing w:line="360" w:lineRule="auto"/>
-        <w:rPr>
-          <w:rFonts w:ascii="Calibri" w:hAnsi="Calibri" w:cs="Calibri"/>
-        </w:rPr>
-      </w:pPr>
-      <w:r>
-        <w:rPr>
-          <w:rFonts w:ascii="Calibri" w:hAnsi="Calibri" w:cs="Calibri"/>
-        </w:rPr>
-        <w:t>quality attributes and constraints defined in your Non-Functional Specification. Use appropriate</w:t>
-      </w:r>
-    </w:p>
-    <w:p>
-      <w:pPr>
-        <w:spacing w:line="360" w:lineRule="auto"/>
-        <w:rPr>
-          <w:rFonts w:ascii="Calibri" w:hAnsi="Calibri" w:cs="Calibri"/>
-        </w:rPr>
-      </w:pPr>
-      <w:r>
-        <w:rPr>
-          <w:rFonts w:ascii="Calibri" w:hAnsi="Calibri" w:cs="Calibri"/>
-        </w:rPr>
-        <w:t>metrics to evaluate areas such as security, performance, or accessibility.</w:t>
-      </w:r>
-    </w:p>
-    <w:p>
-      <w:pPr>
-        <w:spacing w:line="360" w:lineRule="auto"/>
-        <w:rPr>
-          <w:rFonts w:ascii="Calibri" w:hAnsi="Calibri" w:cs="Calibri"/>
-        </w:rPr>
-      </w:pPr>
-      <w:r>
-        <w:rPr>
-          <w:rFonts w:ascii="Calibri" w:hAnsi="Calibri" w:cs="Calibri"/>
-        </w:rPr>
-        <w:t>• Critical Evaluation and Reflection: Provide a rigorous appraisal of the final system. Evaluate the</w:t>
-      </w:r>
-    </w:p>
-    <w:p>
-      <w:pPr>
-        <w:spacing w:line="360" w:lineRule="auto"/>
-        <w:rPr>
-          <w:rFonts w:ascii="Calibri" w:hAnsi="Calibri" w:cs="Calibri"/>
-        </w:rPr>
-      </w:pPr>
-      <w:r>
-        <w:rPr>
-          <w:rFonts w:ascii="Calibri" w:hAnsi="Calibri" w:cs="Calibri"/>
-        </w:rPr>
-        <w:t>extent to which the system addresses the original problem, the technical strengths and limitations</w:t>
-      </w:r>
-    </w:p>
-    <w:p>
-      <w:pPr>
-        <w:spacing w:line="360" w:lineRule="auto"/>
-        <w:rPr>
-          <w:rFonts w:ascii="Calibri" w:hAnsi="Calibri" w:cs="Calibri"/>
-        </w:rPr>
-      </w:pPr>
-      <w:r>
-        <w:rPr>
-          <w:rFonts w:ascii="Calibri" w:hAnsi="Calibri" w:cs="Calibri"/>
-        </w:rPr>
-        <w:t>of your implementation and the engineering trade-offs made during the project (e.g. why a specific</w:t>
-      </w:r>
-    </w:p>
-    <w:p>
-      <w:pPr>
-        <w:spacing w:line="360" w:lineRule="auto"/>
-        <w:rPr>
-          <w:rFonts w:ascii="Calibri" w:hAnsi="Calibri" w:cs="Calibri"/>
-        </w:rPr>
-      </w:pPr>
-      <w:r>
-        <w:rPr>
-          <w:rFonts w:ascii="Calibri" w:hAnsi="Calibri" w:cs="Calibri"/>
-        </w:rPr>
-        <w:t>quality attribute was prioritised over another). Remember that marks are awarded for the rigour</w:t>
-      </w:r>
-    </w:p>
-    <w:p>
-      <w:pPr>
-        <w:spacing w:line="360" w:lineRule="auto"/>
-        <w:rPr>
-          <w:rFonts w:ascii="Calibri" w:hAnsi="Calibri" w:cs="Calibri"/>
-        </w:rPr>
-      </w:pPr>
-      <w:r>
-        <w:rPr>
-          <w:rFonts w:ascii="Calibri" w:hAnsi="Calibri" w:cs="Calibri"/>
-        </w:rPr>
-        <w:t>of the testing process and the honesty of the evaluation, not just for having a perfect, bug-free</w:t>
-      </w:r>
-    </w:p>
-    <w:p>
-      <w:pPr>
-        <w:spacing w:line="360" w:lineRule="auto"/>
-        <w:rPr>
-          <w:rFonts w:ascii="Calibri" w:hAnsi="Calibri" w:cs="Calibri"/>
-        </w:rPr>
-      </w:pPr>
-      <w:r>
-        <w:rPr>
-          <w:rFonts w:ascii="Calibri" w:hAnsi="Calibri" w:cs="Calibri"/>
-        </w:rPr>
         <w:t>system.</w:t>
       </w:r>
     </w:p>
@@ -10922,19 +10679,11 @@
           <w:rFonts w:ascii="Calibri" w:hAnsi="Calibri" w:cs="Calibri"/>
         </w:rPr>
       </w:pPr>
-      <w:proofErr w:type="gramStart"/>
-      <w:r>
-        <w:rPr>
-          <w:rFonts w:ascii="Calibri" w:hAnsi="Calibri" w:cs="Calibri"/>
-        </w:rPr>
-        <w:t>Main Focus</w:t>
-      </w:r>
-      <w:proofErr w:type="gramEnd"/>
-      <w:r>
-        <w:rPr>
-          <w:rFonts w:ascii="Calibri" w:hAnsi="Calibri" w:cs="Calibri"/>
-        </w:rPr>
-        <w:t>: To provide a final summary of the project’s achievements and a critical roadmap for the</w:t>
+      <w:r>
+        <w:rPr>
+          <w:rFonts w:ascii="Calibri" w:hAnsi="Calibri" w:cs="Calibri"/>
+        </w:rPr>
+        <w:t>Main Focus: To provide a final summary of the project’s achievements and a critical roadmap for the</w:t>
       </w:r>
     </w:p>
     <w:p>
@@ -11060,7 +10809,6 @@
         <w:rPr>
           <w:rFonts w:ascii="Calibri" w:hAnsi="Calibri" w:cs="Calibri"/>
         </w:rPr>
-        <w:lastRenderedPageBreak/>
         <w:t>identified in the Evaluation (Chapter 6), emerging technologies or integrations that could enhance</w:t>
       </w:r>
     </w:p>
@@ -11095,6 +10843,7 @@
           <w:b/>
           <w:bCs/>
         </w:rPr>
+        <w:lastRenderedPageBreak/>
         <w:t>7.1 Project Summary</w:t>
       </w:r>
       <w:bookmarkEnd w:id="33"/>
@@ -11243,21 +10992,7 @@
         <w:rPr>
           <w:rFonts w:ascii="Calibri" w:hAnsi="Calibri" w:cs="Calibri"/>
         </w:rPr>
-        <w:t>• Official Documentation: "The system uses the React '</w:t>
-      </w:r>
-      <w:proofErr w:type="spellStart"/>
-      <w:r>
-        <w:rPr>
-          <w:rFonts w:ascii="Calibri" w:hAnsi="Calibri" w:cs="Calibri"/>
-        </w:rPr>
-        <w:t>UseContext</w:t>
-      </w:r>
-      <w:proofErr w:type="spellEnd"/>
-      <w:r>
-        <w:rPr>
-          <w:rFonts w:ascii="Calibri" w:hAnsi="Calibri" w:cs="Calibri"/>
-        </w:rPr>
-        <w:t>' hook for global state</w:t>
+        <w:t>• Official Documentation: "The system uses the React 'UseContext' hook for global state</w:t>
       </w:r>
     </w:p>
     <w:p>
@@ -11299,21 +11034,7 @@
         <w:rPr>
           <w:rFonts w:ascii="Calibri" w:hAnsi="Calibri" w:cs="Calibri"/>
         </w:rPr>
-        <w:t>solution by '</w:t>
-      </w:r>
-      <w:proofErr w:type="spellStart"/>
-      <w:r>
-        <w:rPr>
-          <w:rFonts w:ascii="Calibri" w:hAnsi="Calibri" w:cs="Calibri"/>
-        </w:rPr>
-        <w:t>DevGuru</w:t>
-      </w:r>
-      <w:proofErr w:type="spellEnd"/>
-      <w:r>
-        <w:rPr>
-          <w:rFonts w:ascii="Calibri" w:hAnsi="Calibri" w:cs="Calibri"/>
-        </w:rPr>
-        <w:t>' on Stack Overflow (2025)."</w:t>
+        <w:t>solution by 'DevGuru' on Stack Overflow (2025)."</w:t>
       </w:r>
     </w:p>
     <w:p>
@@ -11369,21 +11090,7 @@
         <w:rPr>
           <w:rFonts w:ascii="Calibri" w:hAnsi="Calibri" w:cs="Calibri"/>
         </w:rPr>
-        <w:t xml:space="preserve">• Meta. (2026). React Documentation: Scaling State. [Online]. Available at: </w:t>
-      </w:r>
-      <w:proofErr w:type="spellStart"/>
-      <w:r>
-        <w:rPr>
-          <w:rFonts w:ascii="Calibri" w:hAnsi="Calibri" w:cs="Calibri"/>
-        </w:rPr>
-        <w:t>react.dev</w:t>
-      </w:r>
-      <w:proofErr w:type="spellEnd"/>
-      <w:r>
-        <w:rPr>
-          <w:rFonts w:ascii="Calibri" w:hAnsi="Calibri" w:cs="Calibri"/>
-        </w:rPr>
-        <w:t>/docs</w:t>
+        <w:t>• Meta. (2026). React Documentation: Scaling State. [Online]. Available at: react.dev/docs</w:t>
       </w:r>
     </w:p>
     <w:p>
@@ -11439,35 +11146,35 @@
         <w:rPr>
           <w:rFonts w:ascii="Calibri" w:hAnsi="Calibri" w:cs="Calibri"/>
         </w:rPr>
+        <w:t>If you use a specific code snippet from the web or an AI tool, you must attribute it in the source code.</w:t>
+      </w:r>
+    </w:p>
+    <w:p>
+      <w:pPr>
+        <w:spacing w:line="360" w:lineRule="auto"/>
+        <w:rPr>
+          <w:rFonts w:ascii="Calibri" w:hAnsi="Calibri" w:cs="Calibri"/>
+        </w:rPr>
+      </w:pPr>
+      <w:r>
+        <w:rPr>
+          <w:rFonts w:ascii="Calibri" w:hAnsi="Calibri" w:cs="Calibri"/>
+        </w:rPr>
+        <w:t>This prevents plagiarism flags.</w:t>
+      </w:r>
+    </w:p>
+    <w:p>
+      <w:pPr>
+        <w:spacing w:line="360" w:lineRule="auto"/>
+        <w:rPr>
+          <w:rFonts w:ascii="Calibri" w:hAnsi="Calibri" w:cs="Calibri"/>
+        </w:rPr>
+      </w:pPr>
+      <w:r>
+        <w:rPr>
+          <w:rFonts w:ascii="Calibri" w:hAnsi="Calibri" w:cs="Calibri"/>
+        </w:rPr>
         <w:lastRenderedPageBreak/>
-        <w:t>If you use a specific code snippet from the web or an AI tool, you must attribute it in the source code.</w:t>
-      </w:r>
-    </w:p>
-    <w:p>
-      <w:pPr>
-        <w:spacing w:line="360" w:lineRule="auto"/>
-        <w:rPr>
-          <w:rFonts w:ascii="Calibri" w:hAnsi="Calibri" w:cs="Calibri"/>
-        </w:rPr>
-      </w:pPr>
-      <w:r>
-        <w:rPr>
-          <w:rFonts w:ascii="Calibri" w:hAnsi="Calibri" w:cs="Calibri"/>
-        </w:rPr>
-        <w:t>This prevents plagiarism flags.</w:t>
-      </w:r>
-    </w:p>
-    <w:p>
-      <w:pPr>
-        <w:spacing w:line="360" w:lineRule="auto"/>
-        <w:rPr>
-          <w:rFonts w:ascii="Calibri" w:hAnsi="Calibri" w:cs="Calibri"/>
-        </w:rPr>
-      </w:pPr>
-      <w:r>
-        <w:rPr>
-          <w:rFonts w:ascii="Calibri" w:hAnsi="Calibri" w:cs="Calibri"/>
-        </w:rPr>
         <w:t>Example of an attributed snippet:</w:t>
       </w:r>
     </w:p>
@@ -11552,35 +11259,7 @@
         <w:rPr>
           <w:rFonts w:ascii="Calibri" w:hAnsi="Calibri" w:cs="Calibri"/>
         </w:rPr>
-        <w:t xml:space="preserve">function </w:t>
-      </w:r>
-      <w:proofErr w:type="spellStart"/>
-      <w:r>
-        <w:rPr>
-          <w:rFonts w:ascii="Calibri" w:hAnsi="Calibri" w:cs="Calibri"/>
-        </w:rPr>
-        <w:t>validateEmail</w:t>
-      </w:r>
-      <w:proofErr w:type="spellEnd"/>
-      <w:r>
-        <w:rPr>
-          <w:rFonts w:ascii="Calibri" w:hAnsi="Calibri" w:cs="Calibri"/>
-        </w:rPr>
-        <w:t xml:space="preserve">(email) </w:t>
-      </w:r>
-      <w:proofErr w:type="gramStart"/>
-      <w:r>
-        <w:rPr>
-          <w:rFonts w:ascii="Calibri" w:hAnsi="Calibri" w:cs="Calibri"/>
-        </w:rPr>
-        <w:t>{ ...</w:t>
-      </w:r>
-      <w:proofErr w:type="gramEnd"/>
-      <w:r>
-        <w:rPr>
-          <w:rFonts w:ascii="Calibri" w:hAnsi="Calibri" w:cs="Calibri"/>
-        </w:rPr>
-        <w:t xml:space="preserve"> }</w:t>
+        <w:t>function validateEmail(email) { ... }</w:t>
       </w:r>
     </w:p>
     <w:p>
@@ -11606,43 +11285,7 @@
           <w:b/>
           <w:bCs/>
         </w:rPr>
-        <w:t xml:space="preserve">remember to reference </w:t>
-      </w:r>
-      <w:proofErr w:type="spellStart"/>
-      <w:r>
-        <w:rPr>
-          <w:rFonts w:ascii="Calibri" w:hAnsi="Calibri" w:cs="Calibri"/>
-          <w:b/>
-          <w:bCs/>
-        </w:rPr>
-        <w:t>th</w:t>
-      </w:r>
-      <w:proofErr w:type="spellEnd"/>
-      <w:r>
-        <w:rPr>
-          <w:rFonts w:ascii="Calibri" w:hAnsi="Calibri" w:cs="Calibri"/>
-          <w:b/>
-          <w:bCs/>
-        </w:rPr>
-        <w:t xml:space="preserve"> following that </w:t>
-      </w:r>
-      <w:proofErr w:type="spellStart"/>
-      <w:r>
-        <w:rPr>
-          <w:rFonts w:ascii="Calibri" w:hAnsi="Calibri" w:cs="Calibri"/>
-          <w:b/>
-          <w:bCs/>
-        </w:rPr>
-        <w:t>ive</w:t>
-      </w:r>
-      <w:proofErr w:type="spellEnd"/>
-      <w:r>
-        <w:rPr>
-          <w:rFonts w:ascii="Calibri" w:hAnsi="Calibri" w:cs="Calibri"/>
-          <w:b/>
-          <w:bCs/>
-        </w:rPr>
-        <w:t xml:space="preserve"> used for help,</w:t>
+        <w:t>remember to reference th following that ive used for help,</w:t>
       </w:r>
     </w:p>
     <w:p>
@@ -11855,7 +11498,6 @@
           <w:b/>
           <w:bCs/>
         </w:rPr>
-        <w:lastRenderedPageBreak/>
         <w:t>1.3 System Overview and User Profile:</w:t>
       </w:r>
     </w:p>
@@ -11889,6 +11531,7 @@
         <w:rPr>
           <w:rFonts w:ascii="Calibri" w:hAnsi="Calibri" w:cs="Calibri"/>
         </w:rPr>
+        <w:lastRenderedPageBreak/>
         <w:t>Log and monitor their training sessions and KPIs such as nutrition, climbing grade or finger strength.</w:t>
       </w:r>
     </w:p>
@@ -12052,35 +11695,7 @@
         <w:rPr>
           <w:rFonts w:ascii="Calibri" w:hAnsi="Calibri" w:cs="Calibri"/>
         </w:rPr>
-        <w:t xml:space="preserve">Many Bouldering and climbing communities are increasingly using more mobile and web applications to connect with other users; log climbs they’ve done and discover new routes in nearby areas. Some Examples of apps like this include </w:t>
-      </w:r>
-      <w:proofErr w:type="spellStart"/>
-      <w:r>
-        <w:rPr>
-          <w:rFonts w:ascii="Calibri" w:hAnsi="Calibri" w:cs="Calibri"/>
-        </w:rPr>
-        <w:t>TheCrag</w:t>
-      </w:r>
-      <w:proofErr w:type="spellEnd"/>
-      <w:r>
-        <w:rPr>
-          <w:rFonts w:ascii="Calibri" w:hAnsi="Calibri" w:cs="Calibri"/>
-        </w:rPr>
-        <w:t xml:space="preserve"> and </w:t>
-      </w:r>
-      <w:proofErr w:type="spellStart"/>
-      <w:r>
-        <w:rPr>
-          <w:rFonts w:ascii="Calibri" w:hAnsi="Calibri" w:cs="Calibri"/>
-        </w:rPr>
-        <w:t>TopLogger</w:t>
-      </w:r>
-      <w:proofErr w:type="spellEnd"/>
-      <w:r>
-        <w:rPr>
-          <w:rFonts w:ascii="Calibri" w:hAnsi="Calibri" w:cs="Calibri"/>
-        </w:rPr>
-        <w:t>, these apps allow climbers to log their ascents, track their progress and engage with their communities.</w:t>
+        <w:t>Many Bouldering and climbing communities are increasingly using more mobile and web applications to connect with other users; log climbs they’ve done and discover new routes in nearby areas. Some Examples of apps like this include TheCrag and TopLogger, these apps allow climbers to log their ascents, track their progress and engage with their communities.</w:t>
       </w:r>
     </w:p>
     <w:p>
@@ -12136,14 +11751,7 @@
         <w:rPr>
           <w:rFonts w:ascii="Calibri" w:hAnsi="Calibri" w:cs="Calibri"/>
         </w:rPr>
-        <w:t xml:space="preserve">Many climbers, particularly indoor boulderers, tend to visit their local gym without a structured training plan. Instead, they would often climb whichever routes appear most interesting at the time, </w:t>
-      </w:r>
-      <w:r>
-        <w:rPr>
-          <w:rFonts w:ascii="Calibri" w:hAnsi="Calibri" w:cs="Calibri"/>
-        </w:rPr>
-        <w:lastRenderedPageBreak/>
-        <w:t>completely neglecting targeted exercises or training plans. This type of mindset can future goals and performance of climbers and can make progress harder to measure without a baseline.</w:t>
+        <w:t>Many climbers, particularly indoor boulderers, tend to visit their local gym without a structured training plan. Instead, they would often climb whichever routes appear most interesting at the time, completely neglecting targeted exercises or training plans. This type of mindset can future goals and performance of climbers and can make progress harder to measure without a baseline.</w:t>
       </w:r>
     </w:p>
     <w:p>
@@ -12726,16 +12334,7 @@
                 <w:sz w:val="22"/>
                 <w:szCs w:val="22"/>
               </w:rPr>
-              <w:t xml:space="preserve">The system presents user progress data in an interactive dashboard which is intuitive to read, including charts, streaks, and </w:t>
-            </w:r>
-            <w:r>
-              <w:rPr>
-                <w:rFonts w:ascii="Calibri" w:hAnsi="Calibri" w:cs="Calibri"/>
-                <w:sz w:val="22"/>
-                <w:szCs w:val="22"/>
-              </w:rPr>
-              <w:lastRenderedPageBreak/>
-              <w:t>leaderboard comparisons against friends or followers.</w:t>
+              <w:t>The system presents user progress data in an interactive dashboard which is intuitive to read, including charts, streaks, and leaderboard comparisons against friends or followers.</w:t>
             </w:r>
           </w:p>
         </w:tc>
@@ -12758,17 +12357,7 @@
                 <w:sz w:val="22"/>
                 <w:szCs w:val="22"/>
               </w:rPr>
-              <w:lastRenderedPageBreak/>
-              <w:t xml:space="preserve">Allow users to visualize their improvements and can drive </w:t>
-            </w:r>
-            <w:r>
-              <w:rPr>
-                <w:rFonts w:ascii="Calibri" w:hAnsi="Calibri" w:cs="Calibri"/>
-                <w:sz w:val="22"/>
-                <w:szCs w:val="22"/>
-              </w:rPr>
-              <w:lastRenderedPageBreak/>
-              <w:t>engagement in the app through gamification.</w:t>
+              <w:t>Allow users to visualize their improvements and can drive engagement in the app through gamification.</w:t>
             </w:r>
           </w:p>
         </w:tc>
@@ -13468,16 +13057,7 @@
                 <w:sz w:val="22"/>
                 <w:szCs w:val="22"/>
               </w:rPr>
-              <w:t xml:space="preserve">I am Knowledgeable in java and object orientated programming, so Spring boot will help with building modularly. Handles user </w:t>
-            </w:r>
-            <w:r>
-              <w:rPr>
-                <w:rFonts w:ascii="Calibri" w:hAnsi="Calibri" w:cs="Calibri"/>
-                <w:sz w:val="22"/>
-                <w:szCs w:val="22"/>
-              </w:rPr>
-              <w:lastRenderedPageBreak/>
-              <w:t>profiles (FR1), training log storage (FR2), Community posts (FR4).</w:t>
+              <w:t>I am Knowledgeable in java and object orientated programming, so Spring boot will help with building modularly. Handles user profiles (FR1), training log storage (FR2), Community posts (FR4).</w:t>
             </w:r>
           </w:p>
         </w:tc>
@@ -13870,7 +13450,6 @@
                 <w:szCs w:val="22"/>
               </w:rPr>
             </w:pPr>
-            <w:proofErr w:type="spellStart"/>
             <w:r>
               <w:rPr>
                 <w:rFonts w:ascii="Calibri" w:hAnsi="Calibri" w:cs="Calibri"/>
@@ -13879,7 +13458,6 @@
               </w:rPr>
               <w:t>Thymeleaf</w:t>
             </w:r>
-            <w:proofErr w:type="spellEnd"/>
           </w:p>
         </w:tc>
         <w:tc>
@@ -13998,25 +13576,7 @@
                 <w:sz w:val="22"/>
                 <w:szCs w:val="22"/>
               </w:rPr>
-              <w:t xml:space="preserve">Integrates well with </w:t>
-            </w:r>
-            <w:proofErr w:type="spellStart"/>
-            <w:r>
-              <w:rPr>
-                <w:rFonts w:ascii="Calibri" w:hAnsi="Calibri" w:cs="Calibri"/>
-                <w:sz w:val="22"/>
-                <w:szCs w:val="22"/>
-              </w:rPr>
-              <w:t>Thymeleaf</w:t>
-            </w:r>
-            <w:proofErr w:type="spellEnd"/>
-            <w:r>
-              <w:rPr>
-                <w:rFonts w:ascii="Calibri" w:hAnsi="Calibri" w:cs="Calibri"/>
-                <w:sz w:val="22"/>
-                <w:szCs w:val="22"/>
-              </w:rPr>
-              <w:t>, allows charts to be added to dashboards, graphs or leaderboards. (FR2, FR3)</w:t>
+              <w:t>Integrates well with Thymeleaf, allows charts to be added to dashboards, graphs or leaderboards. (FR2, FR3)</w:t>
             </w:r>
           </w:p>
         </w:tc>
@@ -14100,7 +13660,7 @@
         </w:rPr>
         <w:lastRenderedPageBreak/>
         <w:drawing>
-          <wp:inline distT="0" distB="0" distL="0" distR="0" wp14:anchorId="42BA402F" wp14:editId="4B9157CA">
+          <wp:inline distT="0" distB="0" distL="0" distR="0" wp14:anchorId="42BA402F" wp14:editId="4BCA2E87">
             <wp:extent cx="5731510" cy="1630018"/>
             <wp:effectExtent l="0" t="0" r="2540" b="8890"/>
             <wp:docPr id="895670306" name="Picture 1" descr="A graph with blue and gray bars&#10;&#10;AI-generated content may be incorrect."/>
@@ -15328,25 +14888,7 @@
                 <w:sz w:val="22"/>
                 <w:szCs w:val="22"/>
               </w:rPr>
-              <w:t xml:space="preserve">As I user, I want access to my own unique and </w:t>
-            </w:r>
-            <w:proofErr w:type="spellStart"/>
-            <w:r>
-              <w:rPr>
-                <w:rFonts w:ascii="Calibri" w:hAnsi="Calibri" w:cs="Calibri"/>
-                <w:sz w:val="22"/>
-                <w:szCs w:val="22"/>
-              </w:rPr>
-              <w:t>personaliseable</w:t>
-            </w:r>
-            <w:proofErr w:type="spellEnd"/>
-            <w:r>
-              <w:rPr>
-                <w:rFonts w:ascii="Calibri" w:hAnsi="Calibri" w:cs="Calibri"/>
-                <w:sz w:val="22"/>
-                <w:szCs w:val="22"/>
-              </w:rPr>
-              <w:t xml:space="preserve"> account so that my progress can be saved.</w:t>
+              <w:t>As I user, I want access to my own unique and personaliseable account so that my progress can be saved.</w:t>
             </w:r>
           </w:p>
         </w:tc>
@@ -17245,21 +16787,7 @@
         <w:rPr>
           <w:rFonts w:ascii="Calibri" w:hAnsi="Calibri" w:cs="Calibri"/>
         </w:rPr>
-        <w:t xml:space="preserve">The system </w:t>
-      </w:r>
-      <w:proofErr w:type="spellStart"/>
-      <w:r>
-        <w:rPr>
-          <w:rFonts w:ascii="Calibri" w:hAnsi="Calibri" w:cs="Calibri"/>
-        </w:rPr>
-        <w:t>retrives</w:t>
-      </w:r>
-      <w:proofErr w:type="spellEnd"/>
-      <w:r>
-        <w:rPr>
-          <w:rFonts w:ascii="Calibri" w:hAnsi="Calibri" w:cs="Calibri"/>
-        </w:rPr>
-        <w:t xml:space="preserve"> the user’s existing profile information, attributes and current settings</w:t>
+        <w:t>The system retrives the user’s existing profile information, attributes and current settings</w:t>
       </w:r>
     </w:p>
     <w:p>
@@ -17392,21 +16920,7 @@
         <w:rPr>
           <w:rFonts w:ascii="Calibri" w:hAnsi="Calibri" w:cs="Calibri"/>
         </w:rPr>
-        <w:t xml:space="preserve">The updated account setting </w:t>
-      </w:r>
-      <w:proofErr w:type="spellStart"/>
-      <w:r>
-        <w:rPr>
-          <w:rFonts w:ascii="Calibri" w:hAnsi="Calibri" w:cs="Calibri"/>
-        </w:rPr>
-        <w:t>sare</w:t>
-      </w:r>
-      <w:proofErr w:type="spellEnd"/>
-      <w:r>
-        <w:rPr>
-          <w:rFonts w:ascii="Calibri" w:hAnsi="Calibri" w:cs="Calibri"/>
-        </w:rPr>
-        <w:t xml:space="preserve"> saved and applied.</w:t>
+        <w:t>The updated account setting sare saved and applied.</w:t>
       </w:r>
     </w:p>
     <w:p>
@@ -17730,21 +17244,7 @@
         <w:rPr>
           <w:rFonts w:ascii="Calibri" w:hAnsi="Calibri" w:cs="Calibri"/>
         </w:rPr>
-        <w:t xml:space="preserve">The user selects a metric to rank by, </w:t>
-      </w:r>
-      <w:proofErr w:type="spellStart"/>
-      <w:r>
-        <w:rPr>
-          <w:rFonts w:ascii="Calibri" w:hAnsi="Calibri" w:cs="Calibri"/>
-        </w:rPr>
-        <w:t>avg</w:t>
-      </w:r>
-      <w:proofErr w:type="spellEnd"/>
-      <w:r>
-        <w:rPr>
-          <w:rFonts w:ascii="Calibri" w:hAnsi="Calibri" w:cs="Calibri"/>
-        </w:rPr>
-        <w:t xml:space="preserve"> intensity, session duration, highest grade and number of sessions.</w:t>
+        <w:t>The user selects a metric to rank by, avg intensity, session duration, highest grade and number of sessions.</w:t>
       </w:r>
     </w:p>
     <w:p>
@@ -18281,19 +17781,11 @@
           <w:rFonts w:ascii="Calibri" w:hAnsi="Calibri" w:cs="Calibri"/>
         </w:rPr>
       </w:pPr>
-      <w:proofErr w:type="spellStart"/>
-      <w:r>
-        <w:rPr>
-          <w:rFonts w:ascii="Calibri" w:hAnsi="Calibri" w:cs="Calibri"/>
-        </w:rPr>
-        <w:t>MoSCoW</w:t>
-      </w:r>
-      <w:proofErr w:type="spellEnd"/>
-      <w:r>
-        <w:rPr>
-          <w:rFonts w:ascii="Calibri" w:hAnsi="Calibri" w:cs="Calibri"/>
-        </w:rPr>
-        <w:t xml:space="preserve"> list.</w:t>
+      <w:r>
+        <w:rPr>
+          <w:rFonts w:ascii="Calibri" w:hAnsi="Calibri" w:cs="Calibri"/>
+        </w:rPr>
+        <w:t>MoSCoW list.</w:t>
       </w:r>
     </w:p>
     <w:p>
@@ -18480,21 +17972,7 @@
         <w:rPr>
           <w:rFonts w:ascii="Calibri" w:hAnsi="Calibri" w:cs="Calibri"/>
         </w:rPr>
-        <w:t xml:space="preserve"> from </w:t>
-      </w:r>
-      <w:proofErr w:type="spellStart"/>
-      <w:r>
-        <w:rPr>
-          <w:rFonts w:ascii="Calibri" w:hAnsi="Calibri" w:cs="Calibri"/>
-        </w:rPr>
-        <w:t>Flaticon</w:t>
-      </w:r>
-      <w:proofErr w:type="spellEnd"/>
-      <w:r>
-        <w:rPr>
-          <w:rFonts w:ascii="Calibri" w:hAnsi="Calibri" w:cs="Calibri"/>
-        </w:rPr>
-        <w:t xml:space="preserve"> free icon website, I am using the free license with proper attribution.</w:t>
+        <w:t xml:space="preserve"> from Flaticon free icon website, I am using the free license with proper attribution.</w:t>
       </w:r>
     </w:p>
     <w:p>
@@ -18533,21 +18011,7 @@
         <w:rPr>
           <w:rFonts w:ascii="Calibri" w:hAnsi="Calibri" w:cs="Calibri"/>
         </w:rPr>
-        <w:t xml:space="preserve">The homepage background image is taken from Ben Moreland on unsplash.com, I am using </w:t>
-      </w:r>
-      <w:proofErr w:type="spellStart"/>
-      <w:r>
-        <w:rPr>
-          <w:rFonts w:ascii="Calibri" w:hAnsi="Calibri" w:cs="Calibri"/>
-        </w:rPr>
-        <w:t>thr</w:t>
-      </w:r>
-      <w:proofErr w:type="spellEnd"/>
-      <w:r>
-        <w:rPr>
-          <w:rFonts w:ascii="Calibri" w:hAnsi="Calibri" w:cs="Calibri"/>
-        </w:rPr>
-        <w:t xml:space="preserve"> free license with proper attribution.</w:t>
+        <w:t>The homepage background image is taken from Ben Moreland on unsplash.com, I am using thr free license with proper attribution.</w:t>
       </w:r>
     </w:p>
     <w:sectPr>

--- a/Documents/Final Dissertation Doc.docx
+++ b/Documents/Final Dissertation Doc.docx
@@ -5054,7 +5054,21 @@
         <w:rPr>
           <w:rFonts w:ascii="Calibri" w:hAnsi="Calibri" w:cs="Calibri"/>
         </w:rPr>
-        <w:t>Additionally, many existing platforms provide very limited support for user engagement. The overall absence of social and community features in a lot fo climbing apps, reduces the motivation for users to continue to use the application long-term and the lack of competitive elements reduces the incentive to improve.</w:t>
+        <w:t xml:space="preserve">Additionally, many existing platforms provide very limited support for user engagement. The overall absence of social and community features in a lot </w:t>
+      </w:r>
+      <w:proofErr w:type="spellStart"/>
+      <w:r>
+        <w:rPr>
+          <w:rFonts w:ascii="Calibri" w:hAnsi="Calibri" w:cs="Calibri"/>
+        </w:rPr>
+        <w:t>fo</w:t>
+      </w:r>
+      <w:proofErr w:type="spellEnd"/>
+      <w:r>
+        <w:rPr>
+          <w:rFonts w:ascii="Calibri" w:hAnsi="Calibri" w:cs="Calibri"/>
+        </w:rPr>
+        <w:t xml:space="preserve"> climbing apps, reduces the motivation for users to continue to use the application long-term and the lack of competitive elements reduces the incentive to improve.</w:t>
       </w:r>
     </w:p>
     <w:p>
@@ -5180,7 +5194,21 @@
         <w:rPr>
           <w:rFonts w:ascii="Calibri" w:hAnsi="Calibri" w:cs="Calibri"/>
         </w:rPr>
-        <w:t>Finally, some users engage with the system systematically, combining training, nutrition, and social features. For users like this, the value of the system lies in the ability to have a fully integrated web-app that allows them to engage with all of these systems in a single platform instead of managing multiple different web-apps or applications.</w:t>
+        <w:t xml:space="preserve">Finally, some users engage with the system systematically, combining training, nutrition, and social features. For users like this, the value of the system lies in the ability to have a fully integrated web-app that allows them to engage with </w:t>
+      </w:r>
+      <w:proofErr w:type="gramStart"/>
+      <w:r>
+        <w:rPr>
+          <w:rFonts w:ascii="Calibri" w:hAnsi="Calibri" w:cs="Calibri"/>
+        </w:rPr>
+        <w:t>all of</w:t>
+      </w:r>
+      <w:proofErr w:type="gramEnd"/>
+      <w:r>
+        <w:rPr>
+          <w:rFonts w:ascii="Calibri" w:hAnsi="Calibri" w:cs="Calibri"/>
+        </w:rPr>
+        <w:t xml:space="preserve"> these systems in a single platform instead of managing multiple different web-apps or applications.</w:t>
       </w:r>
     </w:p>
     <w:p>
@@ -5347,7 +5375,21 @@
         <w:rPr>
           <w:rFonts w:ascii="Calibri" w:hAnsi="Calibri" w:cs="Calibri"/>
         </w:rPr>
-        <w:t xml:space="preserve"> advanced performance, nutritional tracking, AI-driven recommendations, and community interaction all under a single plateform. Whilst this initial plan founded a strong foundation, further development required additional refinement to ensure technical feasibility and to ensure it aligned with project constraints.</w:t>
+        <w:t xml:space="preserve"> advanced performance, nutritional tracking, AI-driven recommendations, and community interaction all under a single </w:t>
+      </w:r>
+      <w:proofErr w:type="spellStart"/>
+      <w:r>
+        <w:rPr>
+          <w:rFonts w:ascii="Calibri" w:hAnsi="Calibri" w:cs="Calibri"/>
+        </w:rPr>
+        <w:t>plateform</w:t>
+      </w:r>
+      <w:proofErr w:type="spellEnd"/>
+      <w:r>
+        <w:rPr>
+          <w:rFonts w:ascii="Calibri" w:hAnsi="Calibri" w:cs="Calibri"/>
+        </w:rPr>
+        <w:t>. Whilst this initial plan founded a strong foundation, further development required additional refinement to ensure technical feasibility and to ensure it aligned with project constraints.</w:t>
       </w:r>
     </w:p>
     <w:p>
@@ -5415,7 +5457,21 @@
         <w:rPr>
           <w:rFonts w:ascii="Calibri" w:hAnsi="Calibri" w:cs="Calibri"/>
         </w:rPr>
-        <w:t xml:space="preserve">In addition to functional changes, the technical approach to database interaction was also evolved during the development. Whilst the initial plan was to use direct SQL queries, the final implementation focused on utilising Object-Relational Mapping (ORM) approach through entity models and repository abstraction from withing the Spring Boot framework. This approach allowed </w:t>
+        <w:t xml:space="preserve">In addition to functional changes, the technical approach to database interaction </w:t>
+      </w:r>
+      <w:proofErr w:type="gramStart"/>
+      <w:r>
+        <w:rPr>
+          <w:rFonts w:ascii="Calibri" w:hAnsi="Calibri" w:cs="Calibri"/>
+        </w:rPr>
+        <w:t>was also evolved</w:t>
+      </w:r>
+      <w:proofErr w:type="gramEnd"/>
+      <w:r>
+        <w:rPr>
+          <w:rFonts w:ascii="Calibri" w:hAnsi="Calibri" w:cs="Calibri"/>
+        </w:rPr>
+        <w:t xml:space="preserve"> during the development. Whilst the initial plan was to use direct SQL queries, the final implementation focused on utilising Object-Relational Mapping (ORM) approach through entity models and repository abstraction from withing the Spring Boot framework. This approach allowed </w:t>
       </w:r>
       <w:r>
         <w:rPr>
@@ -5642,7 +5698,21 @@
         <w:rPr>
           <w:rFonts w:ascii="Calibri" w:hAnsi="Calibri" w:cs="Calibri"/>
         </w:rPr>
-        <w:t xml:space="preserve">Issue tracking was carried out during the early stages of development in order to organise the core features and establish an initial structure for project backlog. </w:t>
+        <w:t xml:space="preserve">Issue tracking was carried out during the early stages of development </w:t>
+      </w:r>
+      <w:proofErr w:type="gramStart"/>
+      <w:r>
+        <w:rPr>
+          <w:rFonts w:ascii="Calibri" w:hAnsi="Calibri" w:cs="Calibri"/>
+        </w:rPr>
+        <w:t>in order to</w:t>
+      </w:r>
+      <w:proofErr w:type="gramEnd"/>
+      <w:r>
+        <w:rPr>
+          <w:rFonts w:ascii="Calibri" w:hAnsi="Calibri" w:cs="Calibri"/>
+        </w:rPr>
+        <w:t xml:space="preserve"> organise the core features and establish an initial structure for project backlog. </w:t>
       </w:r>
       <w:r>
         <w:rPr>
@@ -5738,7 +5808,21 @@
         <w:rPr>
           <w:rFonts w:ascii="Calibri" w:hAnsi="Calibri" w:cs="Calibri"/>
         </w:rPr>
-        <w:t xml:space="preserve">Another significant risk identified involved the reliability of performance metrics. Early development plans involved using key climbing kpi’s such finger strength, which could not be accurately assessed without some type of external sensor </w:t>
+        <w:t xml:space="preserve">Another significant risk identified involved the reliability of performance metrics. Early development plans involved using key climbing </w:t>
+      </w:r>
+      <w:proofErr w:type="spellStart"/>
+      <w:r>
+        <w:rPr>
+          <w:rFonts w:ascii="Calibri" w:hAnsi="Calibri" w:cs="Calibri"/>
+        </w:rPr>
+        <w:t>kpi’s</w:t>
+      </w:r>
+      <w:proofErr w:type="spellEnd"/>
+      <w:r>
+        <w:rPr>
+          <w:rFonts w:ascii="Calibri" w:hAnsi="Calibri" w:cs="Calibri"/>
+        </w:rPr>
+        <w:t xml:space="preserve"> such finger strength, which could not be accurately assessed without some type of external sensor </w:t>
       </w:r>
       <w:r>
         <w:rPr>
@@ -5770,7 +5854,21 @@
         <w:rPr>
           <w:rFonts w:ascii="Calibri" w:hAnsi="Calibri" w:cs="Calibri"/>
         </w:rPr>
-        <w:t>A further risk was the Integrity of data inputted from users. Since the system relies on manually inputted user data there was the potential for users to purposefully enter in large amounts of incorrect data into the system on purpose with the intent affecting the reliability of leaderboard rankings and community content. This risk was mitigated by implementing input validation where appropriate and designing the system to present aggregated training trends rather than relying on only single data points. As a result, the impact of individual inaccurate entries is reduced, and users are encouraged to interpret their data over a period of time rather than through individual values.</w:t>
+        <w:t xml:space="preserve">A further risk was the Integrity of data inputted from users. Since the system relies on manually inputted user data there was the potential for users to purposefully enter in large amounts of incorrect data into the system on purpose with the intent affecting the reliability of leaderboard rankings and community content. This risk was mitigated by implementing input validation where appropriate and designing the system to present aggregated training trends rather than relying on only single data points. As a result, the impact of individual inaccurate entries is reduced, and users are encouraged to interpret their data over </w:t>
+      </w:r>
+      <w:proofErr w:type="gramStart"/>
+      <w:r>
+        <w:rPr>
+          <w:rFonts w:ascii="Calibri" w:hAnsi="Calibri" w:cs="Calibri"/>
+        </w:rPr>
+        <w:t>a period of time</w:t>
+      </w:r>
+      <w:proofErr w:type="gramEnd"/>
+      <w:r>
+        <w:rPr>
+          <w:rFonts w:ascii="Calibri" w:hAnsi="Calibri" w:cs="Calibri"/>
+        </w:rPr>
+        <w:t xml:space="preserve"> rather than through individual values.</w:t>
       </w:r>
     </w:p>
     <w:p>
@@ -6243,7 +6341,21 @@
         <w:rPr>
           <w:rFonts w:ascii="Calibri" w:hAnsi="Calibri" w:cs="Calibri"/>
         </w:rPr>
-        <w:t>The final product backlog defines the set of functional requirements delivered within the system. Requirements are expressed as user stories and are prioritised using the MoSCoW method (Must have, should have, could have, won’t have). Each requirement had an acceptance criterion.</w:t>
+        <w:t xml:space="preserve">The final product backlog defines the set of functional requirements delivered within the system. Requirements are expressed as user stories and are prioritised using the </w:t>
+      </w:r>
+      <w:proofErr w:type="spellStart"/>
+      <w:r>
+        <w:rPr>
+          <w:rFonts w:ascii="Calibri" w:hAnsi="Calibri" w:cs="Calibri"/>
+        </w:rPr>
+        <w:t>MoSCoW</w:t>
+      </w:r>
+      <w:proofErr w:type="spellEnd"/>
+      <w:r>
+        <w:rPr>
+          <w:rFonts w:ascii="Calibri" w:hAnsi="Calibri" w:cs="Calibri"/>
+        </w:rPr>
+        <w:t xml:space="preserve"> method (Must have, should have, could have, won’t have). Each requirement had an acceptance criterion.</w:t>
       </w:r>
     </w:p>
     <w:tbl>
@@ -8727,83 +8839,930 @@
         <w:spacing w:line="360" w:lineRule="auto"/>
         <w:rPr>
           <w:rFonts w:ascii="Calibri" w:hAnsi="Calibri" w:cs="Calibri"/>
-        </w:rPr>
-      </w:pPr>
-    </w:p>
-    <w:p>
-      <w:pPr>
-        <w:spacing w:line="360" w:lineRule="auto"/>
-        <w:rPr>
-          <w:rFonts w:ascii="Calibri" w:hAnsi="Calibri" w:cs="Calibri"/>
-        </w:rPr>
-      </w:pPr>
-      <w:r>
-        <w:rPr>
-          <w:rFonts w:ascii="Calibri" w:hAnsi="Calibri" w:cs="Calibri"/>
-        </w:rPr>
-        <w:t xml:space="preserve">The Presented </w:t>
-      </w:r>
-      <w:r>
-        <w:rPr>
-          <w:rFonts w:ascii="Calibri" w:hAnsi="Calibri" w:cs="Calibri"/>
-        </w:rPr>
-        <w:t>use cases</w:t>
-      </w:r>
-      <w:r>
-        <w:rPr>
-          <w:rFonts w:ascii="Calibri" w:hAnsi="Calibri" w:cs="Calibri"/>
-        </w:rPr>
-        <w:t xml:space="preserve"> illustrate the primary interaction flows withing the system, focusing on data capture and analytical processing. Additional use cases, </w:t>
-      </w:r>
-      <w:r>
-        <w:rPr>
-          <w:rFonts w:ascii="Calibri" w:hAnsi="Calibri" w:cs="Calibri"/>
-        </w:rPr>
-        <w:t>covering</w:t>
-      </w:r>
-      <w:r>
-        <w:rPr>
-          <w:rFonts w:ascii="Calibri" w:hAnsi="Calibri" w:cs="Calibri"/>
-        </w:rPr>
-        <w:t xml:space="preserve"> extended </w:t>
-      </w:r>
-      <w:r>
-        <w:rPr>
-          <w:rFonts w:ascii="Calibri" w:hAnsi="Calibri" w:cs="Calibri"/>
-        </w:rPr>
-        <w:t>functionality such</w:t>
-      </w:r>
-      <w:r>
-        <w:rPr>
-          <w:rFonts w:ascii="Calibri" w:hAnsi="Calibri" w:cs="Calibri"/>
-        </w:rPr>
-        <w:t xml:space="preserve"> as community interaction, account management</w:t>
-      </w:r>
-      <w:r>
-        <w:rPr>
-          <w:rFonts w:ascii="Calibri" w:hAnsi="Calibri" w:cs="Calibri"/>
-        </w:rPr>
-        <w:t xml:space="preserve"> etc are available in appendix B.</w:t>
-      </w:r>
-    </w:p>
-    <w:p>
-      <w:pPr>
-        <w:pStyle w:val="Heading2"/>
-        <w:spacing w:line="360" w:lineRule="auto"/>
-        <w:rPr>
-          <w:rFonts w:ascii="Calibri" w:hAnsi="Calibri" w:cs="Calibri"/>
           <w:b/>
           <w:bCs/>
         </w:rPr>
       </w:pPr>
-      <w:bookmarkStart w:id="14" w:name="_Toc227860121"/>
       <w:r>
         <w:rPr>
           <w:rFonts w:ascii="Calibri" w:hAnsi="Calibri" w:cs="Calibri"/>
           <w:b/>
           <w:bCs/>
         </w:rPr>
+        <w:t>Use Case 3: View Dashboard Insights</w:t>
+      </w:r>
+    </w:p>
+    <w:p>
+      <w:pPr>
+        <w:spacing w:line="360" w:lineRule="auto"/>
+        <w:rPr>
+          <w:rFonts w:ascii="Calibri" w:hAnsi="Calibri" w:cs="Calibri"/>
+        </w:rPr>
+      </w:pPr>
+      <w:r>
+        <w:rPr>
+          <w:rFonts w:ascii="Calibri" w:hAnsi="Calibri" w:cs="Calibri"/>
+          <w:b/>
+          <w:bCs/>
+        </w:rPr>
+        <w:t>Primary actor</w:t>
+      </w:r>
+      <w:r>
+        <w:rPr>
+          <w:rFonts w:ascii="Calibri" w:hAnsi="Calibri" w:cs="Calibri"/>
+        </w:rPr>
+        <w:t>: Authenticated User</w:t>
+      </w:r>
+    </w:p>
+    <w:p>
+      <w:pPr>
+        <w:spacing w:line="360" w:lineRule="auto"/>
+        <w:rPr>
+          <w:rFonts w:ascii="Calibri" w:hAnsi="Calibri" w:cs="Calibri"/>
+          <w:b/>
+          <w:bCs/>
+        </w:rPr>
+      </w:pPr>
+      <w:r>
+        <w:rPr>
+          <w:rFonts w:ascii="Calibri" w:hAnsi="Calibri" w:cs="Calibri"/>
+          <w:b/>
+          <w:bCs/>
+        </w:rPr>
+        <w:t xml:space="preserve">Preconditions: </w:t>
+      </w:r>
+    </w:p>
+    <w:p>
+      <w:pPr>
+        <w:pStyle w:val="ListParagraph"/>
+        <w:numPr>
+          <w:ilvl w:val="0"/>
+          <w:numId w:val="7"/>
+        </w:numPr>
+        <w:spacing w:line="360" w:lineRule="auto"/>
+        <w:rPr>
+          <w:rFonts w:ascii="Calibri" w:hAnsi="Calibri" w:cs="Calibri"/>
+        </w:rPr>
+      </w:pPr>
+      <w:r>
+        <w:rPr>
+          <w:rFonts w:ascii="Calibri" w:hAnsi="Calibri" w:cs="Calibri"/>
+        </w:rPr>
+        <w:t>The user must be logged into the system</w:t>
+      </w:r>
+    </w:p>
+    <w:p>
+      <w:pPr>
+        <w:pStyle w:val="ListParagraph"/>
+        <w:numPr>
+          <w:ilvl w:val="0"/>
+          <w:numId w:val="7"/>
+        </w:numPr>
+        <w:spacing w:line="360" w:lineRule="auto"/>
+        <w:rPr>
+          <w:rFonts w:ascii="Calibri" w:hAnsi="Calibri" w:cs="Calibri"/>
+        </w:rPr>
+      </w:pPr>
+      <w:r>
+        <w:rPr>
+          <w:rFonts w:ascii="Calibri" w:hAnsi="Calibri" w:cs="Calibri"/>
+        </w:rPr>
         <w:lastRenderedPageBreak/>
+        <w:t>User must have previously recorded some training sessions or nutritional data for meaningful results to be displayed.</w:t>
+      </w:r>
+    </w:p>
+    <w:p>
+      <w:pPr>
+        <w:pStyle w:val="ListParagraph"/>
+        <w:numPr>
+          <w:ilvl w:val="0"/>
+          <w:numId w:val="7"/>
+        </w:numPr>
+        <w:spacing w:line="360" w:lineRule="auto"/>
+        <w:rPr>
+          <w:rFonts w:ascii="Calibri" w:hAnsi="Calibri" w:cs="Calibri"/>
+        </w:rPr>
+      </w:pPr>
+      <w:r>
+        <w:rPr>
+          <w:rFonts w:ascii="Calibri" w:hAnsi="Calibri" w:cs="Calibri"/>
+        </w:rPr>
+        <w:t>The user must have a valid account profile</w:t>
+      </w:r>
+    </w:p>
+    <w:p>
+      <w:pPr>
+        <w:spacing w:line="360" w:lineRule="auto"/>
+        <w:rPr>
+          <w:rFonts w:ascii="Calibri" w:hAnsi="Calibri" w:cs="Calibri"/>
+          <w:b/>
+          <w:bCs/>
+        </w:rPr>
+      </w:pPr>
+      <w:r>
+        <w:rPr>
+          <w:rFonts w:ascii="Calibri" w:hAnsi="Calibri" w:cs="Calibri"/>
+          <w:b/>
+          <w:bCs/>
+        </w:rPr>
+        <w:t>Trigger:</w:t>
+      </w:r>
+    </w:p>
+    <w:p>
+      <w:pPr>
+        <w:pStyle w:val="ListParagraph"/>
+        <w:numPr>
+          <w:ilvl w:val="0"/>
+          <w:numId w:val="7"/>
+        </w:numPr>
+        <w:spacing w:line="360" w:lineRule="auto"/>
+        <w:rPr>
+          <w:rFonts w:ascii="Calibri" w:hAnsi="Calibri" w:cs="Calibri"/>
+        </w:rPr>
+      </w:pPr>
+      <w:r>
+        <w:rPr>
+          <w:rFonts w:ascii="Calibri" w:hAnsi="Calibri" w:cs="Calibri"/>
+        </w:rPr>
+        <w:t>The user navigates to the dashboard page.</w:t>
+      </w:r>
+    </w:p>
+    <w:p>
+      <w:pPr>
+        <w:spacing w:line="360" w:lineRule="auto"/>
+        <w:rPr>
+          <w:rFonts w:ascii="Calibri" w:hAnsi="Calibri" w:cs="Calibri"/>
+          <w:b/>
+          <w:bCs/>
+        </w:rPr>
+      </w:pPr>
+      <w:r>
+        <w:rPr>
+          <w:rFonts w:ascii="Calibri" w:hAnsi="Calibri" w:cs="Calibri"/>
+          <w:b/>
+          <w:bCs/>
+        </w:rPr>
+        <w:t>Main Success Scenario:</w:t>
+      </w:r>
+    </w:p>
+    <w:p>
+      <w:pPr>
+        <w:pStyle w:val="ListParagraph"/>
+        <w:numPr>
+          <w:ilvl w:val="0"/>
+          <w:numId w:val="11"/>
+        </w:numPr>
+        <w:spacing w:line="360" w:lineRule="auto"/>
+        <w:rPr>
+          <w:rFonts w:ascii="Calibri" w:hAnsi="Calibri" w:cs="Calibri"/>
+        </w:rPr>
+      </w:pPr>
+      <w:r>
+        <w:rPr>
+          <w:rFonts w:ascii="Calibri" w:hAnsi="Calibri" w:cs="Calibri"/>
+        </w:rPr>
+        <w:t>The system retrieves the user’s stored training and nutritional data.</w:t>
+      </w:r>
+    </w:p>
+    <w:p>
+      <w:pPr>
+        <w:pStyle w:val="ListParagraph"/>
+        <w:numPr>
+          <w:ilvl w:val="0"/>
+          <w:numId w:val="11"/>
+        </w:numPr>
+        <w:spacing w:line="360" w:lineRule="auto"/>
+        <w:rPr>
+          <w:rFonts w:ascii="Calibri" w:hAnsi="Calibri" w:cs="Calibri"/>
+        </w:rPr>
+      </w:pPr>
+      <w:r>
+        <w:rPr>
+          <w:rFonts w:ascii="Calibri" w:hAnsi="Calibri" w:cs="Calibri"/>
+        </w:rPr>
+        <w:t>The system details relevant metrics across such the defined time periods, such as the previous 7 or 30 days.</w:t>
+      </w:r>
+    </w:p>
+    <w:p>
+      <w:pPr>
+        <w:pStyle w:val="ListParagraph"/>
+        <w:numPr>
+          <w:ilvl w:val="0"/>
+          <w:numId w:val="11"/>
+        </w:numPr>
+        <w:spacing w:line="360" w:lineRule="auto"/>
+        <w:rPr>
+          <w:rFonts w:ascii="Calibri" w:hAnsi="Calibri" w:cs="Calibri"/>
+        </w:rPr>
+      </w:pPr>
+      <w:r>
+        <w:rPr>
+          <w:rFonts w:ascii="Calibri" w:hAnsi="Calibri" w:cs="Calibri"/>
+        </w:rPr>
+        <w:t>The system calculates summary values, including total sessions, total minutes, average intensity, calorie totals, and progress against personalised goals.</w:t>
+      </w:r>
+    </w:p>
+    <w:p>
+      <w:pPr>
+        <w:pStyle w:val="ListParagraph"/>
+        <w:numPr>
+          <w:ilvl w:val="0"/>
+          <w:numId w:val="11"/>
+        </w:numPr>
+        <w:spacing w:line="360" w:lineRule="auto"/>
+        <w:rPr>
+          <w:rFonts w:ascii="Calibri" w:hAnsi="Calibri" w:cs="Calibri"/>
+        </w:rPr>
+      </w:pPr>
+      <w:r>
+        <w:rPr>
+          <w:rFonts w:ascii="Calibri" w:hAnsi="Calibri" w:cs="Calibri"/>
+        </w:rPr>
+        <w:t>The system generates a session and nutritional chart, based on aggregated data.</w:t>
+      </w:r>
+    </w:p>
+    <w:p>
+      <w:pPr>
+        <w:pStyle w:val="ListParagraph"/>
+        <w:numPr>
+          <w:ilvl w:val="0"/>
+          <w:numId w:val="11"/>
+        </w:numPr>
+        <w:spacing w:line="360" w:lineRule="auto"/>
+        <w:rPr>
+          <w:rFonts w:ascii="Calibri" w:hAnsi="Calibri" w:cs="Calibri"/>
+        </w:rPr>
+      </w:pPr>
+      <w:r>
+        <w:rPr>
+          <w:rFonts w:ascii="Calibri" w:hAnsi="Calibri" w:cs="Calibri"/>
+        </w:rPr>
+        <w:t>Charts can be swapped between, and individual metrics can be shown or hidden.</w:t>
+      </w:r>
+    </w:p>
+    <w:p>
+      <w:pPr>
+        <w:pStyle w:val="ListParagraph"/>
+        <w:numPr>
+          <w:ilvl w:val="0"/>
+          <w:numId w:val="11"/>
+        </w:numPr>
+        <w:spacing w:line="360" w:lineRule="auto"/>
+        <w:rPr>
+          <w:rFonts w:ascii="Calibri" w:hAnsi="Calibri" w:cs="Calibri"/>
+        </w:rPr>
+      </w:pPr>
+      <w:r>
+        <w:rPr>
+          <w:rFonts w:ascii="Calibri" w:hAnsi="Calibri" w:cs="Calibri"/>
+        </w:rPr>
+        <w:t>The system evaluates the data against the predefined conditions and produces tailored rule-based insights.</w:t>
+      </w:r>
+    </w:p>
+    <w:p>
+      <w:pPr>
+        <w:pStyle w:val="ListParagraph"/>
+        <w:numPr>
+          <w:ilvl w:val="0"/>
+          <w:numId w:val="11"/>
+        </w:numPr>
+        <w:spacing w:line="360" w:lineRule="auto"/>
+        <w:rPr>
+          <w:rFonts w:ascii="Calibri" w:hAnsi="Calibri" w:cs="Calibri"/>
+        </w:rPr>
+      </w:pPr>
+      <w:r>
+        <w:rPr>
+          <w:rFonts w:ascii="Calibri" w:hAnsi="Calibri" w:cs="Calibri"/>
+        </w:rPr>
+        <w:t>Weekly goal progress indicators are available and bouldering totals.</w:t>
+      </w:r>
+    </w:p>
+    <w:p>
+      <w:pPr>
+        <w:pStyle w:val="ListParagraph"/>
+        <w:numPr>
+          <w:ilvl w:val="0"/>
+          <w:numId w:val="11"/>
+        </w:numPr>
+        <w:spacing w:line="360" w:lineRule="auto"/>
+        <w:rPr>
+          <w:rFonts w:ascii="Calibri" w:hAnsi="Calibri" w:cs="Calibri"/>
+        </w:rPr>
+      </w:pPr>
+      <w:r>
+        <w:rPr>
+          <w:rFonts w:ascii="Calibri" w:hAnsi="Calibri" w:cs="Calibri"/>
+        </w:rPr>
+        <w:t>The completed dashboard is presented to the user.</w:t>
+      </w:r>
+    </w:p>
+    <w:p>
+      <w:pPr>
+        <w:spacing w:line="360" w:lineRule="auto"/>
+        <w:rPr>
+          <w:rFonts w:ascii="Calibri" w:hAnsi="Calibri" w:cs="Calibri"/>
+          <w:b/>
+          <w:bCs/>
+        </w:rPr>
+      </w:pPr>
+      <w:r>
+        <w:rPr>
+          <w:rFonts w:ascii="Calibri" w:hAnsi="Calibri" w:cs="Calibri"/>
+          <w:b/>
+          <w:bCs/>
+        </w:rPr>
+        <w:t>Alternative/Exception Flows:</w:t>
+      </w:r>
+    </w:p>
+    <w:p>
+      <w:pPr>
+        <w:pStyle w:val="ListParagraph"/>
+        <w:numPr>
+          <w:ilvl w:val="0"/>
+          <w:numId w:val="7"/>
+        </w:numPr>
+        <w:spacing w:line="360" w:lineRule="auto"/>
+        <w:rPr>
+          <w:rFonts w:ascii="Calibri" w:hAnsi="Calibri" w:cs="Calibri"/>
+          <w:b/>
+          <w:bCs/>
+        </w:rPr>
+      </w:pPr>
+      <w:r>
+        <w:rPr>
+          <w:rFonts w:ascii="Calibri" w:hAnsi="Calibri" w:cs="Calibri"/>
+        </w:rPr>
+        <w:t>If insufficient training or nutritional data exists, then the system displays a dashboard with partial results and appropriate empty slate messaging.</w:t>
+      </w:r>
+    </w:p>
+    <w:p>
+      <w:pPr>
+        <w:pStyle w:val="ListParagraph"/>
+        <w:numPr>
+          <w:ilvl w:val="0"/>
+          <w:numId w:val="7"/>
+        </w:numPr>
+        <w:spacing w:line="360" w:lineRule="auto"/>
+        <w:rPr>
+          <w:rFonts w:ascii="Calibri" w:hAnsi="Calibri" w:cs="Calibri"/>
+          <w:b/>
+          <w:bCs/>
+        </w:rPr>
+      </w:pPr>
+      <w:r>
+        <w:rPr>
+          <w:rFonts w:ascii="Calibri" w:hAnsi="Calibri" w:cs="Calibri"/>
+        </w:rPr>
+        <w:t>If no nutrition targets are available from the user profile, then progress against dietary goals is shown as incomplete.</w:t>
+      </w:r>
+    </w:p>
+    <w:p>
+      <w:pPr>
+        <w:spacing w:line="360" w:lineRule="auto"/>
+        <w:rPr>
+          <w:rFonts w:ascii="Calibri" w:hAnsi="Calibri" w:cs="Calibri"/>
+          <w:b/>
+          <w:bCs/>
+        </w:rPr>
+      </w:pPr>
+      <w:r>
+        <w:rPr>
+          <w:rFonts w:ascii="Calibri" w:hAnsi="Calibri" w:cs="Calibri"/>
+          <w:b/>
+          <w:bCs/>
+        </w:rPr>
+        <w:t>Postconditions:</w:t>
+      </w:r>
+    </w:p>
+    <w:p>
+      <w:pPr>
+        <w:pStyle w:val="ListParagraph"/>
+        <w:numPr>
+          <w:ilvl w:val="0"/>
+          <w:numId w:val="9"/>
+        </w:numPr>
+        <w:spacing w:line="360" w:lineRule="auto"/>
+        <w:rPr>
+          <w:rFonts w:ascii="Calibri" w:hAnsi="Calibri" w:cs="Calibri"/>
+        </w:rPr>
+      </w:pPr>
+      <w:r>
+        <w:rPr>
+          <w:rFonts w:ascii="Calibri" w:hAnsi="Calibri" w:cs="Calibri"/>
+        </w:rPr>
+        <w:t>The user is presented with an analytical summary of their sessions, daily and weekly nutrition progress against goals.</w:t>
+      </w:r>
+    </w:p>
+    <w:p>
+      <w:pPr>
+        <w:pStyle w:val="ListParagraph"/>
+        <w:numPr>
+          <w:ilvl w:val="0"/>
+          <w:numId w:val="9"/>
+        </w:numPr>
+        <w:spacing w:line="360" w:lineRule="auto"/>
+        <w:rPr>
+          <w:rFonts w:ascii="Calibri" w:hAnsi="Calibri" w:cs="Calibri"/>
+        </w:rPr>
+      </w:pPr>
+      <w:r>
+        <w:rPr>
+          <w:rFonts w:ascii="Calibri" w:hAnsi="Calibri" w:cs="Calibri"/>
+        </w:rPr>
+        <w:t>No new data is made; it is all generated and displayed for interpretation</w:t>
+      </w:r>
+    </w:p>
+    <w:p>
+      <w:pPr>
+        <w:spacing w:line="360" w:lineRule="auto"/>
+        <w:rPr>
+          <w:rFonts w:ascii="Calibri" w:hAnsi="Calibri" w:cs="Calibri"/>
+        </w:rPr>
+      </w:pPr>
+    </w:p>
+    <w:p>
+      <w:pPr>
+        <w:spacing w:line="360" w:lineRule="auto"/>
+        <w:rPr>
+          <w:rFonts w:ascii="Calibri" w:hAnsi="Calibri" w:cs="Calibri"/>
+          <w:b/>
+          <w:bCs/>
+        </w:rPr>
+      </w:pPr>
+      <w:r>
+        <w:rPr>
+          <w:rFonts w:ascii="Calibri" w:hAnsi="Calibri" w:cs="Calibri"/>
+          <w:b/>
+          <w:bCs/>
+        </w:rPr>
+        <w:t xml:space="preserve">Use Case </w:t>
+      </w:r>
+      <w:r>
+        <w:rPr>
+          <w:rFonts w:ascii="Calibri" w:hAnsi="Calibri" w:cs="Calibri"/>
+          <w:b/>
+          <w:bCs/>
+        </w:rPr>
+        <w:t>4</w:t>
+      </w:r>
+      <w:r>
+        <w:rPr>
+          <w:rFonts w:ascii="Calibri" w:hAnsi="Calibri" w:cs="Calibri"/>
+          <w:b/>
+          <w:bCs/>
+        </w:rPr>
+        <w:t>: Manage account and Personal Settings</w:t>
+      </w:r>
+    </w:p>
+    <w:p>
+      <w:pPr>
+        <w:spacing w:line="360" w:lineRule="auto"/>
+        <w:rPr>
+          <w:rFonts w:ascii="Calibri" w:hAnsi="Calibri" w:cs="Calibri"/>
+        </w:rPr>
+      </w:pPr>
+      <w:r>
+        <w:rPr>
+          <w:rFonts w:ascii="Calibri" w:hAnsi="Calibri" w:cs="Calibri"/>
+          <w:b/>
+          <w:bCs/>
+        </w:rPr>
+        <w:t>Primary Actor:</w:t>
+      </w:r>
+      <w:r>
+        <w:rPr>
+          <w:rFonts w:ascii="Calibri" w:hAnsi="Calibri" w:cs="Calibri"/>
+        </w:rPr>
+        <w:t xml:space="preserve"> Authenticated User</w:t>
+      </w:r>
+    </w:p>
+    <w:p>
+      <w:pPr>
+        <w:spacing w:line="360" w:lineRule="auto"/>
+        <w:rPr>
+          <w:rFonts w:ascii="Calibri" w:hAnsi="Calibri" w:cs="Calibri"/>
+        </w:rPr>
+      </w:pPr>
+      <w:r>
+        <w:rPr>
+          <w:rFonts w:ascii="Calibri" w:hAnsi="Calibri" w:cs="Calibri"/>
+          <w:b/>
+          <w:bCs/>
+        </w:rPr>
+        <w:t>Preconditions:</w:t>
+      </w:r>
+    </w:p>
+    <w:p>
+      <w:pPr>
+        <w:numPr>
+          <w:ilvl w:val="0"/>
+          <w:numId w:val="19"/>
+        </w:numPr>
+        <w:spacing w:line="360" w:lineRule="auto"/>
+        <w:rPr>
+          <w:rFonts w:ascii="Calibri" w:hAnsi="Calibri" w:cs="Calibri"/>
+        </w:rPr>
+      </w:pPr>
+      <w:r>
+        <w:rPr>
+          <w:rFonts w:ascii="Calibri" w:hAnsi="Calibri" w:cs="Calibri"/>
+        </w:rPr>
+        <w:lastRenderedPageBreak/>
+        <w:t>The user must be logged into the system.</w:t>
+      </w:r>
+    </w:p>
+    <w:p>
+      <w:pPr>
+        <w:spacing w:line="360" w:lineRule="auto"/>
+        <w:rPr>
+          <w:rFonts w:ascii="Calibri" w:hAnsi="Calibri" w:cs="Calibri"/>
+        </w:rPr>
+      </w:pPr>
+      <w:r>
+        <w:rPr>
+          <w:rFonts w:ascii="Calibri" w:hAnsi="Calibri" w:cs="Calibri"/>
+          <w:b/>
+          <w:bCs/>
+        </w:rPr>
+        <w:t>Trigger:</w:t>
+      </w:r>
+    </w:p>
+    <w:p>
+      <w:pPr>
+        <w:numPr>
+          <w:ilvl w:val="0"/>
+          <w:numId w:val="20"/>
+        </w:numPr>
+        <w:spacing w:line="360" w:lineRule="auto"/>
+        <w:rPr>
+          <w:rFonts w:ascii="Calibri" w:hAnsi="Calibri" w:cs="Calibri"/>
+        </w:rPr>
+      </w:pPr>
+      <w:r>
+        <w:rPr>
+          <w:rFonts w:ascii="Calibri" w:hAnsi="Calibri" w:cs="Calibri"/>
+        </w:rPr>
+        <w:t>The user navigates to the Account page</w:t>
+      </w:r>
+    </w:p>
+    <w:p>
+      <w:pPr>
+        <w:spacing w:line="360" w:lineRule="auto"/>
+        <w:rPr>
+          <w:rFonts w:ascii="Calibri" w:hAnsi="Calibri" w:cs="Calibri"/>
+          <w:b/>
+          <w:bCs/>
+        </w:rPr>
+      </w:pPr>
+      <w:r>
+        <w:rPr>
+          <w:rFonts w:ascii="Calibri" w:hAnsi="Calibri" w:cs="Calibri"/>
+          <w:b/>
+          <w:bCs/>
+        </w:rPr>
+        <w:t>Main Success Scenario:</w:t>
+      </w:r>
+    </w:p>
+    <w:p>
+      <w:pPr>
+        <w:pStyle w:val="ListParagraph"/>
+        <w:numPr>
+          <w:ilvl w:val="0"/>
+          <w:numId w:val="24"/>
+        </w:numPr>
+        <w:spacing w:line="360" w:lineRule="auto"/>
+        <w:rPr>
+          <w:rFonts w:ascii="Calibri" w:hAnsi="Calibri" w:cs="Calibri"/>
+        </w:rPr>
+      </w:pPr>
+      <w:r>
+        <w:rPr>
+          <w:rFonts w:ascii="Calibri" w:hAnsi="Calibri" w:cs="Calibri"/>
+        </w:rPr>
+        <w:t>The system retrieves the user’s existing profile information, attributes and current settings</w:t>
+      </w:r>
+    </w:p>
+    <w:p>
+      <w:pPr>
+        <w:pStyle w:val="ListParagraph"/>
+        <w:numPr>
+          <w:ilvl w:val="0"/>
+          <w:numId w:val="24"/>
+        </w:numPr>
+        <w:spacing w:line="360" w:lineRule="auto"/>
+        <w:rPr>
+          <w:rFonts w:ascii="Calibri" w:hAnsi="Calibri" w:cs="Calibri"/>
+        </w:rPr>
+      </w:pPr>
+      <w:r>
+        <w:rPr>
+          <w:rFonts w:ascii="Calibri" w:hAnsi="Calibri" w:cs="Calibri"/>
+        </w:rPr>
+        <w:t>The user updates personal details such as height, weight, age, goal type or activity level.</w:t>
+      </w:r>
+    </w:p>
+    <w:p>
+      <w:pPr>
+        <w:pStyle w:val="ListParagraph"/>
+        <w:numPr>
+          <w:ilvl w:val="0"/>
+          <w:numId w:val="24"/>
+        </w:numPr>
+        <w:spacing w:line="360" w:lineRule="auto"/>
+        <w:rPr>
+          <w:rFonts w:ascii="Calibri" w:hAnsi="Calibri" w:cs="Calibri"/>
+        </w:rPr>
+      </w:pPr>
+      <w:r>
+        <w:rPr>
+          <w:rFonts w:ascii="Calibri" w:hAnsi="Calibri" w:cs="Calibri"/>
+        </w:rPr>
+        <w:t>The system recalculated the nutritional targets automatically based on when the updated data is saved.</w:t>
+      </w:r>
+    </w:p>
+    <w:p>
+      <w:pPr>
+        <w:pStyle w:val="ListParagraph"/>
+        <w:numPr>
+          <w:ilvl w:val="0"/>
+          <w:numId w:val="24"/>
+        </w:numPr>
+        <w:spacing w:line="360" w:lineRule="auto"/>
+        <w:rPr>
+          <w:rFonts w:ascii="Calibri" w:hAnsi="Calibri" w:cs="Calibri"/>
+        </w:rPr>
+      </w:pPr>
+      <w:r>
+        <w:rPr>
+          <w:rFonts w:ascii="Calibri" w:hAnsi="Calibri" w:cs="Calibri"/>
+        </w:rPr>
+        <w:t>The user optionally can swap to manual and define custom target goals.</w:t>
+      </w:r>
+    </w:p>
+    <w:p>
+      <w:pPr>
+        <w:pStyle w:val="ListParagraph"/>
+        <w:numPr>
+          <w:ilvl w:val="0"/>
+          <w:numId w:val="24"/>
+        </w:numPr>
+        <w:spacing w:line="360" w:lineRule="auto"/>
+        <w:rPr>
+          <w:rFonts w:ascii="Calibri" w:hAnsi="Calibri" w:cs="Calibri"/>
+        </w:rPr>
+      </w:pPr>
+      <w:r>
+        <w:rPr>
+          <w:rFonts w:ascii="Calibri" w:hAnsi="Calibri" w:cs="Calibri"/>
+        </w:rPr>
+        <w:t>The user updates their privacy settings, controlling visibility of their profile’s attributes.</w:t>
+      </w:r>
+    </w:p>
+    <w:p>
+      <w:pPr>
+        <w:pStyle w:val="ListParagraph"/>
+        <w:numPr>
+          <w:ilvl w:val="0"/>
+          <w:numId w:val="24"/>
+        </w:numPr>
+        <w:spacing w:line="360" w:lineRule="auto"/>
+        <w:rPr>
+          <w:rFonts w:ascii="Calibri" w:hAnsi="Calibri" w:cs="Calibri"/>
+        </w:rPr>
+      </w:pPr>
+      <w:r>
+        <w:rPr>
+          <w:rFonts w:ascii="Calibri" w:hAnsi="Calibri" w:cs="Calibri"/>
+        </w:rPr>
+        <w:t>The user manages social features such as sending friend request, accepting friend requests and viewing current friends.</w:t>
+      </w:r>
+    </w:p>
+    <w:p>
+      <w:pPr>
+        <w:pStyle w:val="ListParagraph"/>
+        <w:numPr>
+          <w:ilvl w:val="0"/>
+          <w:numId w:val="24"/>
+        </w:numPr>
+        <w:spacing w:line="360" w:lineRule="auto"/>
+        <w:rPr>
+          <w:rFonts w:ascii="Calibri" w:hAnsi="Calibri" w:cs="Calibri"/>
+        </w:rPr>
+      </w:pPr>
+      <w:r>
+        <w:rPr>
+          <w:rFonts w:ascii="Calibri" w:hAnsi="Calibri" w:cs="Calibri"/>
+        </w:rPr>
+        <w:t>The system validates and updates all information.</w:t>
+      </w:r>
+    </w:p>
+    <w:p>
+      <w:pPr>
+        <w:pStyle w:val="ListParagraph"/>
+        <w:numPr>
+          <w:ilvl w:val="0"/>
+          <w:numId w:val="24"/>
+        </w:numPr>
+        <w:spacing w:line="360" w:lineRule="auto"/>
+        <w:rPr>
+          <w:rFonts w:ascii="Calibri" w:hAnsi="Calibri" w:cs="Calibri"/>
+        </w:rPr>
+      </w:pPr>
+      <w:r>
+        <w:rPr>
+          <w:rFonts w:ascii="Calibri" w:hAnsi="Calibri" w:cs="Calibri"/>
+        </w:rPr>
+        <w:t xml:space="preserve">The updated account setting </w:t>
+      </w:r>
+      <w:proofErr w:type="spellStart"/>
+      <w:r>
+        <w:rPr>
+          <w:rFonts w:ascii="Calibri" w:hAnsi="Calibri" w:cs="Calibri"/>
+        </w:rPr>
+        <w:t>sare</w:t>
+      </w:r>
+      <w:proofErr w:type="spellEnd"/>
+      <w:r>
+        <w:rPr>
+          <w:rFonts w:ascii="Calibri" w:hAnsi="Calibri" w:cs="Calibri"/>
+        </w:rPr>
+        <w:t xml:space="preserve"> saved and applied.</w:t>
+      </w:r>
+    </w:p>
+    <w:p>
+      <w:pPr>
+        <w:spacing w:line="360" w:lineRule="auto"/>
+        <w:rPr>
+          <w:rFonts w:ascii="Calibri" w:hAnsi="Calibri" w:cs="Calibri"/>
+        </w:rPr>
+      </w:pPr>
+      <w:r>
+        <w:rPr>
+          <w:rFonts w:ascii="Calibri" w:hAnsi="Calibri" w:cs="Calibri"/>
+          <w:b/>
+          <w:bCs/>
+        </w:rPr>
+        <w:t>Alternative / Exception Flows:</w:t>
+      </w:r>
+    </w:p>
+    <w:p>
+      <w:pPr>
+        <w:numPr>
+          <w:ilvl w:val="0"/>
+          <w:numId w:val="22"/>
+        </w:numPr>
+        <w:spacing w:line="360" w:lineRule="auto"/>
+        <w:rPr>
+          <w:rFonts w:ascii="Calibri" w:hAnsi="Calibri" w:cs="Calibri"/>
+        </w:rPr>
+      </w:pPr>
+      <w:r>
+        <w:rPr>
+          <w:rFonts w:ascii="Calibri" w:hAnsi="Calibri" w:cs="Calibri"/>
+        </w:rPr>
+        <w:t>If invalid values are entered such as negative weight or height etc, the system prevents submission.</w:t>
+      </w:r>
+    </w:p>
+    <w:p>
+      <w:pPr>
+        <w:spacing w:line="360" w:lineRule="auto"/>
+        <w:rPr>
+          <w:rFonts w:ascii="Calibri" w:hAnsi="Calibri" w:cs="Calibri"/>
+        </w:rPr>
+      </w:pPr>
+      <w:r>
+        <w:rPr>
+          <w:rFonts w:ascii="Calibri" w:hAnsi="Calibri" w:cs="Calibri"/>
+          <w:b/>
+          <w:bCs/>
+        </w:rPr>
+        <w:t>Postconditions:</w:t>
+      </w:r>
+    </w:p>
+    <w:p>
+      <w:pPr>
+        <w:numPr>
+          <w:ilvl w:val="0"/>
+          <w:numId w:val="23"/>
+        </w:numPr>
+        <w:spacing w:line="360" w:lineRule="auto"/>
+        <w:rPr>
+          <w:rFonts w:ascii="Calibri" w:hAnsi="Calibri" w:cs="Calibri"/>
+        </w:rPr>
+      </w:pPr>
+      <w:r>
+        <w:rPr>
+          <w:rFonts w:ascii="Calibri" w:hAnsi="Calibri" w:cs="Calibri"/>
+        </w:rPr>
+        <w:t>The user’s profile and preferences are updates within the system</w:t>
+      </w:r>
+    </w:p>
+    <w:p>
+      <w:pPr>
+        <w:numPr>
+          <w:ilvl w:val="0"/>
+          <w:numId w:val="23"/>
+        </w:numPr>
+        <w:spacing w:line="360" w:lineRule="auto"/>
+        <w:rPr>
+          <w:rFonts w:ascii="Calibri" w:hAnsi="Calibri" w:cs="Calibri"/>
+        </w:rPr>
+      </w:pPr>
+      <w:r>
+        <w:rPr>
+          <w:rFonts w:ascii="Calibri" w:hAnsi="Calibri" w:cs="Calibri"/>
+        </w:rPr>
+        <w:t>Updated profile data influences other system components, such as insights on the dashboard and nutritional targets.</w:t>
+      </w:r>
+    </w:p>
+    <w:p>
+      <w:pPr>
+        <w:spacing w:line="360" w:lineRule="auto"/>
+        <w:rPr>
+          <w:rFonts w:ascii="Calibri" w:hAnsi="Calibri" w:cs="Calibri"/>
+        </w:rPr>
+      </w:pPr>
+    </w:p>
+    <w:p>
+      <w:pPr>
+        <w:spacing w:line="360" w:lineRule="auto"/>
+        <w:rPr>
+          <w:rFonts w:ascii="Calibri" w:hAnsi="Calibri" w:cs="Calibri"/>
+        </w:rPr>
+      </w:pPr>
+      <w:r>
+        <w:rPr>
+          <w:rFonts w:ascii="Calibri" w:hAnsi="Calibri" w:cs="Calibri"/>
+        </w:rPr>
+        <w:t xml:space="preserve">The Presented </w:t>
+      </w:r>
+      <w:r>
+        <w:rPr>
+          <w:rFonts w:ascii="Calibri" w:hAnsi="Calibri" w:cs="Calibri"/>
+        </w:rPr>
+        <w:t>use cases</w:t>
+      </w:r>
+      <w:r>
+        <w:rPr>
+          <w:rFonts w:ascii="Calibri" w:hAnsi="Calibri" w:cs="Calibri"/>
+        </w:rPr>
+        <w:t xml:space="preserve"> illustrate the primary interaction flows withing the system, focusing on data capture and analytical processing. Additional use cases, </w:t>
+      </w:r>
+      <w:r>
+        <w:rPr>
+          <w:rFonts w:ascii="Calibri" w:hAnsi="Calibri" w:cs="Calibri"/>
+        </w:rPr>
+        <w:t>covering</w:t>
+      </w:r>
+      <w:r>
+        <w:rPr>
+          <w:rFonts w:ascii="Calibri" w:hAnsi="Calibri" w:cs="Calibri"/>
+        </w:rPr>
+        <w:t xml:space="preserve"> extended </w:t>
+      </w:r>
+      <w:r>
+        <w:rPr>
+          <w:rFonts w:ascii="Calibri" w:hAnsi="Calibri" w:cs="Calibri"/>
+        </w:rPr>
+        <w:t>functionality such</w:t>
+      </w:r>
+      <w:r>
+        <w:rPr>
+          <w:rFonts w:ascii="Calibri" w:hAnsi="Calibri" w:cs="Calibri"/>
+        </w:rPr>
+        <w:t xml:space="preserve"> as community interaction</w:t>
+      </w:r>
+      <w:r>
+        <w:rPr>
+          <w:rFonts w:ascii="Calibri" w:hAnsi="Calibri" w:cs="Calibri"/>
+        </w:rPr>
+        <w:t xml:space="preserve"> and leaderboard interaction </w:t>
+      </w:r>
+      <w:r>
+        <w:rPr>
+          <w:rFonts w:ascii="Calibri" w:hAnsi="Calibri" w:cs="Calibri"/>
+        </w:rPr>
+        <w:t>are available in appendix B.</w:t>
+      </w:r>
+    </w:p>
+    <w:p>
+      <w:pPr>
+        <w:pStyle w:val="Heading2"/>
+        <w:spacing w:line="360" w:lineRule="auto"/>
+        <w:rPr>
+          <w:rFonts w:ascii="Calibri" w:hAnsi="Calibri" w:cs="Calibri"/>
+          <w:b/>
+          <w:bCs/>
+        </w:rPr>
+      </w:pPr>
+      <w:bookmarkStart w:id="14" w:name="_Toc227860121"/>
+      <w:r>
+        <w:rPr>
+          <w:rFonts w:ascii="Calibri" w:hAnsi="Calibri" w:cs="Calibri"/>
+          <w:b/>
+          <w:bCs/>
+        </w:rPr>
         <w:t>3.4 Non-Functional Specification</w:t>
       </w:r>
       <w:bookmarkEnd w:id="14"/>
@@ -8842,7 +9801,21 @@
         <w:rPr>
           <w:rFonts w:ascii="Calibri" w:hAnsi="Calibri" w:cs="Calibri"/>
         </w:rPr>
-        <w:t>All user passwords should be securely stored using industry standard-standard algorithms such as BCrypt.</w:t>
+        <w:t xml:space="preserve">All user passwords should be securely stored using industry standard-standard algorithms such as </w:t>
+      </w:r>
+      <w:proofErr w:type="spellStart"/>
+      <w:r>
+        <w:rPr>
+          <w:rFonts w:ascii="Calibri" w:hAnsi="Calibri" w:cs="Calibri"/>
+        </w:rPr>
+        <w:t>BCrypt</w:t>
+      </w:r>
+      <w:proofErr w:type="spellEnd"/>
+      <w:r>
+        <w:rPr>
+          <w:rFonts w:ascii="Calibri" w:hAnsi="Calibri" w:cs="Calibri"/>
+        </w:rPr>
+        <w:t>.</w:t>
       </w:r>
     </w:p>
     <w:p>
@@ -8861,6 +9834,7 @@
         <w:rPr>
           <w:rFonts w:ascii="Calibri" w:hAnsi="Calibri" w:cs="Calibri"/>
         </w:rPr>
+        <w:lastRenderedPageBreak/>
         <w:t>All communication between the client and server should be transmitted over HTTPS.</w:t>
       </w:r>
     </w:p>
@@ -9031,7 +10005,19 @@
         <w:rPr>
           <w:rFonts w:ascii="Calibri" w:hAnsi="Calibri" w:cs="Calibri"/>
         </w:rPr>
-        <w:t>Database queries should be optimised to mnimise data retrieval.</w:t>
+        <w:t xml:space="preserve">Database queries should be optimised to </w:t>
+      </w:r>
+      <w:r>
+        <w:rPr>
+          <w:rFonts w:ascii="Calibri" w:hAnsi="Calibri" w:cs="Calibri"/>
+        </w:rPr>
+        <w:t>minimise</w:t>
+      </w:r>
+      <w:r>
+        <w:rPr>
+          <w:rFonts w:ascii="Calibri" w:hAnsi="Calibri" w:cs="Calibri"/>
+        </w:rPr>
+        <w:t xml:space="preserve"> data retrieval.</w:t>
       </w:r>
     </w:p>
     <w:p>
@@ -9068,7 +10054,21 @@
         <w:rPr>
           <w:rFonts w:ascii="Calibri" w:hAnsi="Calibri" w:cs="Calibri"/>
         </w:rPr>
-        <w:t>The system should bea available at least 95% of the time.</w:t>
+        <w:t xml:space="preserve">The system should </w:t>
+      </w:r>
+      <w:proofErr w:type="spellStart"/>
+      <w:r>
+        <w:rPr>
+          <w:rFonts w:ascii="Calibri" w:hAnsi="Calibri" w:cs="Calibri"/>
+        </w:rPr>
+        <w:t>bea</w:t>
+      </w:r>
+      <w:proofErr w:type="spellEnd"/>
+      <w:r>
+        <w:rPr>
+          <w:rFonts w:ascii="Calibri" w:hAnsi="Calibri" w:cs="Calibri"/>
+        </w:rPr>
+        <w:t xml:space="preserve"> available at least 95% of the time.</w:t>
       </w:r>
     </w:p>
     <w:p>
@@ -9250,7 +10250,6 @@
         <w:rPr>
           <w:rFonts w:ascii="Calibri" w:hAnsi="Calibri" w:cs="Calibri"/>
         </w:rPr>
-        <w:lastRenderedPageBreak/>
         <w:t>Visual elements such as charts and summaries should be easy to interpret and should be clearly labelled and intuitive.</w:t>
       </w:r>
     </w:p>
@@ -9288,6 +10287,7 @@
           <w:b/>
           <w:bCs/>
         </w:rPr>
+        <w:lastRenderedPageBreak/>
         <w:t>Maintainability and sustainability:</w:t>
       </w:r>
     </w:p>
@@ -9414,11 +10414,19 @@
           <w:rFonts w:ascii="Calibri" w:hAnsi="Calibri" w:cs="Calibri"/>
         </w:rPr>
       </w:pPr>
-      <w:r>
-        <w:rPr>
-          <w:rFonts w:ascii="Calibri" w:hAnsi="Calibri" w:cs="Calibri"/>
-        </w:rPr>
-        <w:t>Main Focus: To provide the technical blueprints showing how the system was structured to satisfy the</w:t>
+      <w:proofErr w:type="gramStart"/>
+      <w:r>
+        <w:rPr>
+          <w:rFonts w:ascii="Calibri" w:hAnsi="Calibri" w:cs="Calibri"/>
+        </w:rPr>
+        <w:t>Main Focus</w:t>
+      </w:r>
+      <w:proofErr w:type="gramEnd"/>
+      <w:r>
+        <w:rPr>
+          <w:rFonts w:ascii="Calibri" w:hAnsi="Calibri" w:cs="Calibri"/>
+        </w:rPr>
+        <w:t>: To provide the technical blueprints showing how the system was structured to satisfy the</w:t>
       </w:r>
     </w:p>
     <w:p>
@@ -9600,49 +10608,49 @@
         <w:rPr>
           <w:rFonts w:ascii="Calibri" w:hAnsi="Calibri" w:cs="Calibri"/>
         </w:rPr>
+        <w:t>• User Interface (UI) Design: Provide a concise overview of the interface design. The focus should</w:t>
+      </w:r>
+    </w:p>
+    <w:p>
+      <w:pPr>
+        <w:spacing w:line="360" w:lineRule="auto"/>
+        <w:rPr>
+          <w:rFonts w:ascii="Calibri" w:hAnsi="Calibri" w:cs="Calibri"/>
+        </w:rPr>
+      </w:pPr>
+      <w:r>
+        <w:rPr>
+          <w:rFonts w:ascii="Calibri" w:hAnsi="Calibri" w:cs="Calibri"/>
+        </w:rPr>
+        <w:t>be on the UX (User Experience) logic rather than just aesthetic choices. Decisions should be</w:t>
+      </w:r>
+    </w:p>
+    <w:p>
+      <w:pPr>
+        <w:spacing w:line="360" w:lineRule="auto"/>
+        <w:rPr>
+          <w:rFonts w:ascii="Calibri" w:hAnsi="Calibri" w:cs="Calibri"/>
+        </w:rPr>
+      </w:pPr>
+      <w:r>
+        <w:rPr>
+          <w:rFonts w:ascii="Calibri" w:hAnsi="Calibri" w:cs="Calibri"/>
+        </w:rPr>
+        <w:t>justified in the context of the requirements defined in Chapter 3. Where considered relevant and</w:t>
+      </w:r>
+    </w:p>
+    <w:p>
+      <w:pPr>
+        <w:spacing w:line="360" w:lineRule="auto"/>
+        <w:rPr>
+          <w:rFonts w:ascii="Calibri" w:hAnsi="Calibri" w:cs="Calibri"/>
+        </w:rPr>
+      </w:pPr>
+      <w:r>
+        <w:rPr>
+          <w:rFonts w:ascii="Calibri" w:hAnsi="Calibri" w:cs="Calibri"/>
+        </w:rPr>
         <w:lastRenderedPageBreak/>
-        <w:t>• User Interface (UI) Design: Provide a concise overview of the interface design. The focus should</w:t>
-      </w:r>
-    </w:p>
-    <w:p>
-      <w:pPr>
-        <w:spacing w:line="360" w:lineRule="auto"/>
-        <w:rPr>
-          <w:rFonts w:ascii="Calibri" w:hAnsi="Calibri" w:cs="Calibri"/>
-        </w:rPr>
-      </w:pPr>
-      <w:r>
-        <w:rPr>
-          <w:rFonts w:ascii="Calibri" w:hAnsi="Calibri" w:cs="Calibri"/>
-        </w:rPr>
-        <w:t>be on the UX (User Experience) logic rather than just aesthetic choices. Decisions should be</w:t>
-      </w:r>
-    </w:p>
-    <w:p>
-      <w:pPr>
-        <w:spacing w:line="360" w:lineRule="auto"/>
-        <w:rPr>
-          <w:rFonts w:ascii="Calibri" w:hAnsi="Calibri" w:cs="Calibri"/>
-        </w:rPr>
-      </w:pPr>
-      <w:r>
-        <w:rPr>
-          <w:rFonts w:ascii="Calibri" w:hAnsi="Calibri" w:cs="Calibri"/>
-        </w:rPr>
-        <w:t>justified in the context of the requirements defined in Chapter 3. Where considered relevant and</w:t>
-      </w:r>
-    </w:p>
-    <w:p>
-      <w:pPr>
-        <w:spacing w:line="360" w:lineRule="auto"/>
-        <w:rPr>
-          <w:rFonts w:ascii="Calibri" w:hAnsi="Calibri" w:cs="Calibri"/>
-        </w:rPr>
-      </w:pPr>
-      <w:r>
-        <w:rPr>
-          <w:rFonts w:ascii="Calibri" w:hAnsi="Calibri" w:cs="Calibri"/>
-        </w:rPr>
         <w:t>appropriate this can include a navigation map/user flow diagram, a design rationale regarding</w:t>
       </w:r>
     </w:p>
@@ -9767,6 +10775,130 @@
     </w:p>
     <w:p>
       <w:pPr>
+        <w:spacing w:line="360" w:lineRule="auto"/>
+        <w:rPr>
+          <w:rFonts w:ascii="Calibri" w:hAnsi="Calibri" w:cs="Calibri"/>
+        </w:rPr>
+      </w:pPr>
+      <w:r>
+        <w:rPr>
+          <w:rFonts w:ascii="Calibri" w:hAnsi="Calibri" w:cs="Calibri"/>
+        </w:rPr>
+        <w:t xml:space="preserve">The system is implemented as a web-based client-server application using Model-View-Controller (MVC) architectural pattern. Users interact with the application through a web browser, where html pages are rendered using Thymeleaf templates. Requests from the browser are handled by Spring Boot controllers, which </w:t>
+      </w:r>
+      <w:proofErr w:type="gramStart"/>
+      <w:r>
+        <w:rPr>
+          <w:rFonts w:ascii="Calibri" w:hAnsi="Calibri" w:cs="Calibri"/>
+        </w:rPr>
+        <w:t>are in charge of</w:t>
+      </w:r>
+      <w:proofErr w:type="gramEnd"/>
+      <w:r>
+        <w:rPr>
+          <w:rFonts w:ascii="Calibri" w:hAnsi="Calibri" w:cs="Calibri"/>
+        </w:rPr>
+        <w:t xml:space="preserve"> processing user action, retrieving or updating data through repository interfaces, then returning the appropriate view to the user.</w:t>
+      </w:r>
+    </w:p>
+    <w:p>
+      <w:pPr>
+        <w:spacing w:line="360" w:lineRule="auto"/>
+        <w:rPr>
+          <w:rFonts w:ascii="Calibri" w:hAnsi="Calibri" w:cs="Calibri"/>
+        </w:rPr>
+      </w:pPr>
+      <w:r>
+        <w:rPr>
+          <w:rFonts w:ascii="Calibri" w:hAnsi="Calibri" w:cs="Calibri"/>
+        </w:rPr>
+        <w:t>The architecture can be generally viewed as a three-tiered system. The presentation tier of the system consists of Thymeleaf templates, HTML, CSS and JavaScript to display the user interface.</w:t>
+      </w:r>
+      <w:r>
+        <w:rPr>
+          <w:rFonts w:ascii="Calibri" w:hAnsi="Calibri" w:cs="Calibri"/>
+        </w:rPr>
+        <w:t xml:space="preserve"> The application tier consists of the Spring Boot controllers, services, models, dto’s, repositories and configs, that manage system logic and data access. </w:t>
+      </w:r>
+      <w:r>
+        <w:rPr>
+          <w:rFonts w:ascii="Calibri" w:hAnsi="Calibri" w:cs="Calibri"/>
+        </w:rPr>
+        <w:t>The last data tier is the relational database, which stores persistent user, session, nutrition, community and leaderboard-related data.</w:t>
+      </w:r>
+    </w:p>
+    <w:p>
+      <w:pPr>
+        <w:spacing w:line="360" w:lineRule="auto"/>
+        <w:rPr>
+          <w:rFonts w:ascii="Calibri" w:hAnsi="Calibri" w:cs="Calibri"/>
+        </w:rPr>
+      </w:pPr>
+      <w:r>
+        <w:rPr>
+          <w:rFonts w:ascii="Calibri" w:hAnsi="Calibri" w:cs="Calibri"/>
+        </w:rPr>
+        <w:t>This architecture was selected because it allows for a clear separation of concerns. User interfaces logic, application behaviour and persistent data storage make the system layered and allow for easier maintenance, testing and extendibility.</w:t>
+      </w:r>
+    </w:p>
+    <w:p>
+      <w:pPr>
+        <w:spacing w:line="360" w:lineRule="auto"/>
+        <w:rPr>
+          <w:rFonts w:ascii="Calibri" w:hAnsi="Calibri" w:cs="Calibri"/>
+        </w:rPr>
+      </w:pPr>
+      <w:r>
+        <w:rPr>
+          <w:rFonts w:ascii="Calibri" w:hAnsi="Calibri" w:cs="Calibri"/>
+        </w:rPr>
+        <w:drawing>
+          <wp:inline distT="0" distB="0" distL="0" distR="0" wp14:anchorId="3E43BFCD" wp14:editId="1F21CC40">
+            <wp:extent cx="5731510" cy="1809115"/>
+            <wp:effectExtent l="0" t="0" r="2540" b="635"/>
+            <wp:docPr id="1874016533" name="Picture 1"/>
+            <wp:cNvGraphicFramePr>
+              <a:graphicFrameLocks xmlns:a="http://schemas.openxmlformats.org/drawingml/2006/main" noChangeAspect="1"/>
+            </wp:cNvGraphicFramePr>
+            <a:graphic xmlns:a="http://schemas.openxmlformats.org/drawingml/2006/main">
+              <a:graphicData uri="http://schemas.openxmlformats.org/drawingml/2006/picture">
+                <pic:pic xmlns:pic="http://schemas.openxmlformats.org/drawingml/2006/picture">
+                  <pic:nvPicPr>
+                    <pic:cNvPr id="1874016533" name=""/>
+                    <pic:cNvPicPr/>
+                  </pic:nvPicPr>
+                  <pic:blipFill>
+                    <a:blip r:embed="rId9"/>
+                    <a:stretch>
+                      <a:fillRect/>
+                    </a:stretch>
+                  </pic:blipFill>
+                  <pic:spPr>
+                    <a:xfrm>
+                      <a:off x="0" y="0"/>
+                      <a:ext cx="5731510" cy="1809115"/>
+                    </a:xfrm>
+                    <a:prstGeom prst="rect">
+                      <a:avLst/>
+                    </a:prstGeom>
+                  </pic:spPr>
+                </pic:pic>
+              </a:graphicData>
+            </a:graphic>
+          </wp:inline>
+        </w:drawing>
+      </w:r>
+    </w:p>
+    <w:p>
+      <w:pPr>
+        <w:spacing w:line="360" w:lineRule="auto"/>
+        <w:rPr>
+          <w:rFonts w:ascii="Calibri" w:hAnsi="Calibri" w:cs="Calibri"/>
+        </w:rPr>
+      </w:pPr>
+    </w:p>
+    <w:p>
+      <w:pPr>
         <w:pStyle w:val="Heading2"/>
         <w:spacing w:line="360" w:lineRule="auto"/>
         <w:rPr>
@@ -9877,11 +11009,19 @@
           <w:rFonts w:ascii="Calibri" w:hAnsi="Calibri" w:cs="Calibri"/>
         </w:rPr>
       </w:pPr>
-      <w:r>
-        <w:rPr>
-          <w:rFonts w:ascii="Calibri" w:hAnsi="Calibri" w:cs="Calibri"/>
-        </w:rPr>
-        <w:t>Main Focus: To describe the development process and highlight the significant technical challenges</w:t>
+      <w:proofErr w:type="gramStart"/>
+      <w:r>
+        <w:rPr>
+          <w:rFonts w:ascii="Calibri" w:hAnsi="Calibri" w:cs="Calibri"/>
+        </w:rPr>
+        <w:t>Main Focus</w:t>
+      </w:r>
+      <w:proofErr w:type="gramEnd"/>
+      <w:r>
+        <w:rPr>
+          <w:rFonts w:ascii="Calibri" w:hAnsi="Calibri" w:cs="Calibri"/>
+        </w:rPr>
+        <w:t>: To describe the development process and highlight the significant technical challenges</w:t>
       </w:r>
     </w:p>
     <w:p>
@@ -9937,161 +11077,161 @@
         <w:rPr>
           <w:rFonts w:ascii="Calibri" w:hAnsi="Calibri" w:cs="Calibri"/>
         </w:rPr>
+        <w:t>development environment (IDE, version control, etc.), your approach to modularisation (how you</w:t>
+      </w:r>
+    </w:p>
+    <w:p>
+      <w:pPr>
+        <w:spacing w:line="360" w:lineRule="auto"/>
+        <w:rPr>
+          <w:rFonts w:ascii="Calibri" w:hAnsi="Calibri" w:cs="Calibri"/>
+        </w:rPr>
+      </w:pPr>
+      <w:r>
+        <w:rPr>
+          <w:rFonts w:ascii="Calibri" w:hAnsi="Calibri" w:cs="Calibri"/>
+        </w:rPr>
+        <w:t>broke the system down into manageable parts), any use of Design Patterns (e.g., Singleton,</w:t>
+      </w:r>
+    </w:p>
+    <w:p>
+      <w:pPr>
+        <w:spacing w:line="360" w:lineRule="auto"/>
+        <w:rPr>
+          <w:rFonts w:ascii="Calibri" w:hAnsi="Calibri" w:cs="Calibri"/>
+        </w:rPr>
+      </w:pPr>
+      <w:r>
+        <w:rPr>
+          <w:rFonts w:ascii="Calibri" w:hAnsi="Calibri" w:cs="Calibri"/>
+        </w:rPr>
+        <w:t>Factory, Observer) that were implemented to ensure code quality and maintainability.</w:t>
+      </w:r>
+    </w:p>
+    <w:p>
+      <w:pPr>
+        <w:spacing w:line="360" w:lineRule="auto"/>
+        <w:rPr>
+          <w:rFonts w:ascii="Calibri" w:hAnsi="Calibri" w:cs="Calibri"/>
+        </w:rPr>
+      </w:pPr>
+      <w:r>
+        <w:rPr>
+          <w:rFonts w:ascii="Calibri" w:hAnsi="Calibri" w:cs="Calibri"/>
+        </w:rPr>
+        <w:t>• Core Feature Implementation: Choose your most critical or complex features (e.g. 2 or 3) and for</w:t>
+      </w:r>
+    </w:p>
+    <w:p>
+      <w:pPr>
+        <w:spacing w:line="360" w:lineRule="auto"/>
+        <w:rPr>
+          <w:rFonts w:ascii="Calibri" w:hAnsi="Calibri" w:cs="Calibri"/>
+        </w:rPr>
+      </w:pPr>
+      <w:r>
+        <w:rPr>
+          <w:rFonts w:ascii="Calibri" w:hAnsi="Calibri" w:cs="Calibri"/>
+        </w:rPr>
+        <w:t>each, explain how you translated the Design (from Chapter 4) into working code. Include concise,</w:t>
+      </w:r>
+    </w:p>
+    <w:p>
+      <w:pPr>
+        <w:spacing w:line="360" w:lineRule="auto"/>
+        <w:rPr>
+          <w:rFonts w:ascii="Calibri" w:hAnsi="Calibri" w:cs="Calibri"/>
+        </w:rPr>
+      </w:pPr>
+      <w:r>
+        <w:rPr>
+          <w:rFonts w:ascii="Calibri" w:hAnsi="Calibri" w:cs="Calibri"/>
+        </w:rPr>
+        <w:t>well-commented code snippets (~20–30 lines max) that demonstrate your implementation of the</w:t>
+      </w:r>
+    </w:p>
+    <w:p>
+      <w:pPr>
+        <w:spacing w:line="360" w:lineRule="auto"/>
+        <w:rPr>
+          <w:rFonts w:ascii="Calibri" w:hAnsi="Calibri" w:cs="Calibri"/>
+        </w:rPr>
+      </w:pPr>
+      <w:r>
+        <w:rPr>
+          <w:rFonts w:ascii="Calibri" w:hAnsi="Calibri" w:cs="Calibri"/>
+        </w:rPr>
+        <w:t>core logic. Avoid "boilerplate" code (like imports or basic setup). Focus on the logic that makes the</w:t>
+      </w:r>
+    </w:p>
+    <w:p>
+      <w:pPr>
+        <w:spacing w:line="360" w:lineRule="auto"/>
+        <w:rPr>
+          <w:rFonts w:ascii="Calibri" w:hAnsi="Calibri" w:cs="Calibri"/>
+        </w:rPr>
+      </w:pPr>
+      <w:r>
+        <w:rPr>
+          <w:rFonts w:ascii="Calibri" w:hAnsi="Calibri" w:cs="Calibri"/>
+        </w:rPr>
+        <w:t>feature work. Do not include full source files in the main text, these belong in your repository.</w:t>
+      </w:r>
+    </w:p>
+    <w:p>
+      <w:pPr>
+        <w:spacing w:line="360" w:lineRule="auto"/>
+        <w:rPr>
+          <w:rFonts w:ascii="Calibri" w:hAnsi="Calibri" w:cs="Calibri"/>
+        </w:rPr>
+      </w:pPr>
+      <w:r>
+        <w:rPr>
+          <w:rFonts w:ascii="Calibri" w:hAnsi="Calibri" w:cs="Calibri"/>
+        </w:rPr>
+        <w:t>• Technical Challenges and Solutions: Describe the most significant technical "roadblocks" you</w:t>
+      </w:r>
+    </w:p>
+    <w:p>
+      <w:pPr>
+        <w:spacing w:line="360" w:lineRule="auto"/>
+        <w:rPr>
+          <w:rFonts w:ascii="Calibri" w:hAnsi="Calibri" w:cs="Calibri"/>
+        </w:rPr>
+      </w:pPr>
+      <w:r>
+        <w:rPr>
+          <w:rFonts w:ascii="Calibri" w:hAnsi="Calibri" w:cs="Calibri"/>
+        </w:rPr>
+        <w:t>encountered during the implementation. For each challenge, describe the problem (e.g. the bug,</w:t>
+      </w:r>
+    </w:p>
+    <w:p>
+      <w:pPr>
+        <w:spacing w:line="360" w:lineRule="auto"/>
+        <w:rPr>
+          <w:rFonts w:ascii="Calibri" w:hAnsi="Calibri" w:cs="Calibri"/>
+        </w:rPr>
+      </w:pPr>
+      <w:r>
+        <w:rPr>
+          <w:rFonts w:ascii="Calibri" w:hAnsi="Calibri" w:cs="Calibri"/>
+        </w:rPr>
+        <w:t>integration issue, or performance bottleneck), how you identified the root cause, how you fixed</w:t>
+      </w:r>
+    </w:p>
+    <w:p>
+      <w:pPr>
+        <w:spacing w:line="360" w:lineRule="auto"/>
+        <w:rPr>
+          <w:rFonts w:ascii="Calibri" w:hAnsi="Calibri" w:cs="Calibri"/>
+        </w:rPr>
+      </w:pPr>
+      <w:r>
+        <w:rPr>
+          <w:rFonts w:ascii="Calibri" w:hAnsi="Calibri" w:cs="Calibri"/>
+        </w:rPr>
         <w:lastRenderedPageBreak/>
-        <w:t>development environment (IDE, version control, etc.), your approach to modularisation (how you</w:t>
-      </w:r>
-    </w:p>
-    <w:p>
-      <w:pPr>
-        <w:spacing w:line="360" w:lineRule="auto"/>
-        <w:rPr>
-          <w:rFonts w:ascii="Calibri" w:hAnsi="Calibri" w:cs="Calibri"/>
-        </w:rPr>
-      </w:pPr>
-      <w:r>
-        <w:rPr>
-          <w:rFonts w:ascii="Calibri" w:hAnsi="Calibri" w:cs="Calibri"/>
-        </w:rPr>
-        <w:t>broke the system down into manageable parts), any use of Design Patterns (e.g., Singleton,</w:t>
-      </w:r>
-    </w:p>
-    <w:p>
-      <w:pPr>
-        <w:spacing w:line="360" w:lineRule="auto"/>
-        <w:rPr>
-          <w:rFonts w:ascii="Calibri" w:hAnsi="Calibri" w:cs="Calibri"/>
-        </w:rPr>
-      </w:pPr>
-      <w:r>
-        <w:rPr>
-          <w:rFonts w:ascii="Calibri" w:hAnsi="Calibri" w:cs="Calibri"/>
-        </w:rPr>
-        <w:t>Factory, Observer) that were implemented to ensure code quality and maintainability.</w:t>
-      </w:r>
-    </w:p>
-    <w:p>
-      <w:pPr>
-        <w:spacing w:line="360" w:lineRule="auto"/>
-        <w:rPr>
-          <w:rFonts w:ascii="Calibri" w:hAnsi="Calibri" w:cs="Calibri"/>
-        </w:rPr>
-      </w:pPr>
-      <w:r>
-        <w:rPr>
-          <w:rFonts w:ascii="Calibri" w:hAnsi="Calibri" w:cs="Calibri"/>
-        </w:rPr>
-        <w:t>• Core Feature Implementation: Choose your most critical or complex features (e.g. 2 or 3) and for</w:t>
-      </w:r>
-    </w:p>
-    <w:p>
-      <w:pPr>
-        <w:spacing w:line="360" w:lineRule="auto"/>
-        <w:rPr>
-          <w:rFonts w:ascii="Calibri" w:hAnsi="Calibri" w:cs="Calibri"/>
-        </w:rPr>
-      </w:pPr>
-      <w:r>
-        <w:rPr>
-          <w:rFonts w:ascii="Calibri" w:hAnsi="Calibri" w:cs="Calibri"/>
-        </w:rPr>
-        <w:t>each, explain how you translated the Design (from Chapter 4) into working code. Include concise,</w:t>
-      </w:r>
-    </w:p>
-    <w:p>
-      <w:pPr>
-        <w:spacing w:line="360" w:lineRule="auto"/>
-        <w:rPr>
-          <w:rFonts w:ascii="Calibri" w:hAnsi="Calibri" w:cs="Calibri"/>
-        </w:rPr>
-      </w:pPr>
-      <w:r>
-        <w:rPr>
-          <w:rFonts w:ascii="Calibri" w:hAnsi="Calibri" w:cs="Calibri"/>
-        </w:rPr>
-        <w:t>well-commented code snippets (~20–30 lines max) that demonstrate your implementation of the</w:t>
-      </w:r>
-    </w:p>
-    <w:p>
-      <w:pPr>
-        <w:spacing w:line="360" w:lineRule="auto"/>
-        <w:rPr>
-          <w:rFonts w:ascii="Calibri" w:hAnsi="Calibri" w:cs="Calibri"/>
-        </w:rPr>
-      </w:pPr>
-      <w:r>
-        <w:rPr>
-          <w:rFonts w:ascii="Calibri" w:hAnsi="Calibri" w:cs="Calibri"/>
-        </w:rPr>
-        <w:t>core logic. Avoid "boilerplate" code (like imports or basic setup). Focus on the logic that makes the</w:t>
-      </w:r>
-    </w:p>
-    <w:p>
-      <w:pPr>
-        <w:spacing w:line="360" w:lineRule="auto"/>
-        <w:rPr>
-          <w:rFonts w:ascii="Calibri" w:hAnsi="Calibri" w:cs="Calibri"/>
-        </w:rPr>
-      </w:pPr>
-      <w:r>
-        <w:rPr>
-          <w:rFonts w:ascii="Calibri" w:hAnsi="Calibri" w:cs="Calibri"/>
-        </w:rPr>
-        <w:t>feature work. Do not include full source files in the main text, these belong in your repository.</w:t>
-      </w:r>
-    </w:p>
-    <w:p>
-      <w:pPr>
-        <w:spacing w:line="360" w:lineRule="auto"/>
-        <w:rPr>
-          <w:rFonts w:ascii="Calibri" w:hAnsi="Calibri" w:cs="Calibri"/>
-        </w:rPr>
-      </w:pPr>
-      <w:r>
-        <w:rPr>
-          <w:rFonts w:ascii="Calibri" w:hAnsi="Calibri" w:cs="Calibri"/>
-        </w:rPr>
-        <w:t>• Technical Challenges and Solutions: Describe the most significant technical "roadblocks" you</w:t>
-      </w:r>
-    </w:p>
-    <w:p>
-      <w:pPr>
-        <w:spacing w:line="360" w:lineRule="auto"/>
-        <w:rPr>
-          <w:rFonts w:ascii="Calibri" w:hAnsi="Calibri" w:cs="Calibri"/>
-        </w:rPr>
-      </w:pPr>
-      <w:r>
-        <w:rPr>
-          <w:rFonts w:ascii="Calibri" w:hAnsi="Calibri" w:cs="Calibri"/>
-        </w:rPr>
-        <w:t>encountered during the implementation. For each challenge, describe the problem (e.g. the bug,</w:t>
-      </w:r>
-    </w:p>
-    <w:p>
-      <w:pPr>
-        <w:spacing w:line="360" w:lineRule="auto"/>
-        <w:rPr>
-          <w:rFonts w:ascii="Calibri" w:hAnsi="Calibri" w:cs="Calibri"/>
-        </w:rPr>
-      </w:pPr>
-      <w:r>
-        <w:rPr>
-          <w:rFonts w:ascii="Calibri" w:hAnsi="Calibri" w:cs="Calibri"/>
-        </w:rPr>
-        <w:t>integration issue, or performance bottleneck), how you identified the root cause, how you fixed</w:t>
-      </w:r>
-    </w:p>
-    <w:p>
-      <w:pPr>
-        <w:spacing w:line="360" w:lineRule="auto"/>
-        <w:rPr>
-          <w:rFonts w:ascii="Calibri" w:hAnsi="Calibri" w:cs="Calibri"/>
-        </w:rPr>
-      </w:pPr>
-      <w:r>
-        <w:rPr>
-          <w:rFonts w:ascii="Calibri" w:hAnsi="Calibri" w:cs="Calibri"/>
-        </w:rPr>
         <w:t>or bypassed the issue and how the solution affected the final system (e.g., improved performance</w:t>
       </w:r>
     </w:p>
@@ -10210,7 +11350,6 @@
           <w:b/>
           <w:bCs/>
         </w:rPr>
-        <w:lastRenderedPageBreak/>
         <w:t>5.1 Implementation Strategy</w:t>
       </w:r>
       <w:bookmarkEnd w:id="22"/>
@@ -10335,11 +11474,19 @@
           <w:rFonts w:ascii="Calibri" w:hAnsi="Calibri" w:cs="Calibri"/>
         </w:rPr>
       </w:pPr>
-      <w:r>
-        <w:rPr>
-          <w:rFonts w:ascii="Calibri" w:hAnsi="Calibri" w:cs="Calibri"/>
-        </w:rPr>
-        <w:t>Main Focus: To provide objective evidence of the system’s quality and to critically evaluate the final</w:t>
+      <w:proofErr w:type="gramStart"/>
+      <w:r>
+        <w:rPr>
+          <w:rFonts w:ascii="Calibri" w:hAnsi="Calibri" w:cs="Calibri"/>
+        </w:rPr>
+        <w:t>Main Focus</w:t>
+      </w:r>
+      <w:proofErr w:type="gramEnd"/>
+      <w:r>
+        <w:rPr>
+          <w:rFonts w:ascii="Calibri" w:hAnsi="Calibri" w:cs="Calibri"/>
+        </w:rPr>
+        <w:t>: To provide objective evidence of the system’s quality and to critically evaluate the final</w:t>
       </w:r>
     </w:p>
     <w:p>
@@ -10451,6 +11598,7 @@
         <w:rPr>
           <w:rFonts w:ascii="Calibri" w:hAnsi="Calibri" w:cs="Calibri"/>
         </w:rPr>
+        <w:lastRenderedPageBreak/>
         <w:t>• Evaluation of Non-Functional Attributes: Demonstrate how the system performs against the</w:t>
       </w:r>
     </w:p>
@@ -10563,7 +11711,6 @@
         <w:rPr>
           <w:rFonts w:ascii="Calibri" w:hAnsi="Calibri" w:cs="Calibri"/>
         </w:rPr>
-        <w:lastRenderedPageBreak/>
         <w:t>system.</w:t>
       </w:r>
     </w:p>
@@ -10679,11 +11826,19 @@
           <w:rFonts w:ascii="Calibri" w:hAnsi="Calibri" w:cs="Calibri"/>
         </w:rPr>
       </w:pPr>
-      <w:r>
-        <w:rPr>
-          <w:rFonts w:ascii="Calibri" w:hAnsi="Calibri" w:cs="Calibri"/>
-        </w:rPr>
-        <w:t>Main Focus: To provide a final summary of the project’s achievements and a critical roadmap for the</w:t>
+      <w:proofErr w:type="gramStart"/>
+      <w:r>
+        <w:rPr>
+          <w:rFonts w:ascii="Calibri" w:hAnsi="Calibri" w:cs="Calibri"/>
+        </w:rPr>
+        <w:t>Main Focus</w:t>
+      </w:r>
+      <w:proofErr w:type="gramEnd"/>
+      <w:r>
+        <w:rPr>
+          <w:rFonts w:ascii="Calibri" w:hAnsi="Calibri" w:cs="Calibri"/>
+        </w:rPr>
+        <w:t>: To provide a final summary of the project’s achievements and a critical roadmap for the</w:t>
       </w:r>
     </w:p>
     <w:p>
@@ -10809,6 +11964,7 @@
         <w:rPr>
           <w:rFonts w:ascii="Calibri" w:hAnsi="Calibri" w:cs="Calibri"/>
         </w:rPr>
+        <w:lastRenderedPageBreak/>
         <w:t>identified in the Evaluation (Chapter 6), emerging technologies or integrations that could enhance</w:t>
       </w:r>
     </w:p>
@@ -10843,7 +11999,6 @@
           <w:b/>
           <w:bCs/>
         </w:rPr>
-        <w:lastRenderedPageBreak/>
         <w:t>7.1 Project Summary</w:t>
       </w:r>
       <w:bookmarkEnd w:id="33"/>
@@ -10992,7 +12147,21 @@
         <w:rPr>
           <w:rFonts w:ascii="Calibri" w:hAnsi="Calibri" w:cs="Calibri"/>
         </w:rPr>
-        <w:t>• Official Documentation: "The system uses the React 'UseContext' hook for global state</w:t>
+        <w:t>• Official Documentation: "The system uses the React '</w:t>
+      </w:r>
+      <w:proofErr w:type="spellStart"/>
+      <w:r>
+        <w:rPr>
+          <w:rFonts w:ascii="Calibri" w:hAnsi="Calibri" w:cs="Calibri"/>
+        </w:rPr>
+        <w:t>UseContext</w:t>
+      </w:r>
+      <w:proofErr w:type="spellEnd"/>
+      <w:r>
+        <w:rPr>
+          <w:rFonts w:ascii="Calibri" w:hAnsi="Calibri" w:cs="Calibri"/>
+        </w:rPr>
+        <w:t>' hook for global state</w:t>
       </w:r>
     </w:p>
     <w:p>
@@ -11034,7 +12203,21 @@
         <w:rPr>
           <w:rFonts w:ascii="Calibri" w:hAnsi="Calibri" w:cs="Calibri"/>
         </w:rPr>
-        <w:t>solution by 'DevGuru' on Stack Overflow (2025)."</w:t>
+        <w:t>solution by '</w:t>
+      </w:r>
+      <w:proofErr w:type="spellStart"/>
+      <w:r>
+        <w:rPr>
+          <w:rFonts w:ascii="Calibri" w:hAnsi="Calibri" w:cs="Calibri"/>
+        </w:rPr>
+        <w:t>DevGuru</w:t>
+      </w:r>
+      <w:proofErr w:type="spellEnd"/>
+      <w:r>
+        <w:rPr>
+          <w:rFonts w:ascii="Calibri" w:hAnsi="Calibri" w:cs="Calibri"/>
+        </w:rPr>
+        <w:t>' on Stack Overflow (2025)."</w:t>
       </w:r>
     </w:p>
     <w:p>
@@ -11090,7 +12273,21 @@
         <w:rPr>
           <w:rFonts w:ascii="Calibri" w:hAnsi="Calibri" w:cs="Calibri"/>
         </w:rPr>
-        <w:t>• Meta. (2026). React Documentation: Scaling State. [Online]. Available at: react.dev/docs</w:t>
+        <w:t xml:space="preserve">• Meta. (2026). React Documentation: Scaling State. [Online]. Available at: </w:t>
+      </w:r>
+      <w:proofErr w:type="spellStart"/>
+      <w:r>
+        <w:rPr>
+          <w:rFonts w:ascii="Calibri" w:hAnsi="Calibri" w:cs="Calibri"/>
+        </w:rPr>
+        <w:t>react.dev</w:t>
+      </w:r>
+      <w:proofErr w:type="spellEnd"/>
+      <w:r>
+        <w:rPr>
+          <w:rFonts w:ascii="Calibri" w:hAnsi="Calibri" w:cs="Calibri"/>
+        </w:rPr>
+        <w:t>/docs</w:t>
       </w:r>
     </w:p>
     <w:p>
@@ -11146,6 +12343,7 @@
         <w:rPr>
           <w:rFonts w:ascii="Calibri" w:hAnsi="Calibri" w:cs="Calibri"/>
         </w:rPr>
+        <w:lastRenderedPageBreak/>
         <w:t>If you use a specific code snippet from the web or an AI tool, you must attribute it in the source code.</w:t>
       </w:r>
     </w:p>
@@ -11174,7 +12372,6 @@
         <w:rPr>
           <w:rFonts w:ascii="Calibri" w:hAnsi="Calibri" w:cs="Calibri"/>
         </w:rPr>
-        <w:lastRenderedPageBreak/>
         <w:t>Example of an attributed snippet:</w:t>
       </w:r>
     </w:p>
@@ -11259,7 +12456,35 @@
         <w:rPr>
           <w:rFonts w:ascii="Calibri" w:hAnsi="Calibri" w:cs="Calibri"/>
         </w:rPr>
-        <w:t>function validateEmail(email) { ... }</w:t>
+        <w:t xml:space="preserve">function </w:t>
+      </w:r>
+      <w:proofErr w:type="spellStart"/>
+      <w:r>
+        <w:rPr>
+          <w:rFonts w:ascii="Calibri" w:hAnsi="Calibri" w:cs="Calibri"/>
+        </w:rPr>
+        <w:t>validateEmail</w:t>
+      </w:r>
+      <w:proofErr w:type="spellEnd"/>
+      <w:r>
+        <w:rPr>
+          <w:rFonts w:ascii="Calibri" w:hAnsi="Calibri" w:cs="Calibri"/>
+        </w:rPr>
+        <w:t xml:space="preserve">(email) </w:t>
+      </w:r>
+      <w:proofErr w:type="gramStart"/>
+      <w:r>
+        <w:rPr>
+          <w:rFonts w:ascii="Calibri" w:hAnsi="Calibri" w:cs="Calibri"/>
+        </w:rPr>
+        <w:t>{ ...</w:t>
+      </w:r>
+      <w:proofErr w:type="gramEnd"/>
+      <w:r>
+        <w:rPr>
+          <w:rFonts w:ascii="Calibri" w:hAnsi="Calibri" w:cs="Calibri"/>
+        </w:rPr>
+        <w:t xml:space="preserve"> }</w:t>
       </w:r>
     </w:p>
     <w:p>
@@ -11285,56 +12510,47 @@
           <w:b/>
           <w:bCs/>
         </w:rPr>
-        <w:t>remember to reference th following that ive used for help,</w:t>
-      </w:r>
-    </w:p>
-    <w:p>
-      <w:pPr>
-        <w:spacing w:line="360" w:lineRule="auto"/>
+        <w:t xml:space="preserve">remember to reference </w:t>
+      </w:r>
+      <w:proofErr w:type="spellStart"/>
+      <w:r>
         <w:rPr>
           <w:rFonts w:ascii="Calibri" w:hAnsi="Calibri" w:cs="Calibri"/>
           <w:b/>
           <w:bCs/>
         </w:rPr>
-      </w:pPr>
+        <w:t>th</w:t>
+      </w:r>
+      <w:proofErr w:type="spellEnd"/>
       <w:r>
         <w:rPr>
           <w:rFonts w:ascii="Calibri" w:hAnsi="Calibri" w:cs="Calibri"/>
           <w:b/>
           <w:bCs/>
         </w:rPr>
-        <w:t>Phone responsiveness using @media</w:t>
-      </w:r>
-    </w:p>
-    <w:p>
-      <w:pPr>
-        <w:spacing w:line="360" w:lineRule="auto"/>
+        <w:t xml:space="preserve"> following that </w:t>
+      </w:r>
+      <w:proofErr w:type="spellStart"/>
+      <w:r>
         <w:rPr>
           <w:rFonts w:ascii="Calibri" w:hAnsi="Calibri" w:cs="Calibri"/>
           <w:b/>
           <w:bCs/>
         </w:rPr>
-      </w:pPr>
+        <w:t>ive</w:t>
+      </w:r>
+      <w:proofErr w:type="spellEnd"/>
       <w:r>
         <w:rPr>
           <w:rFonts w:ascii="Calibri" w:hAnsi="Calibri" w:cs="Calibri"/>
           <w:b/>
           <w:bCs/>
         </w:rPr>
-        <w:t xml:space="preserve">Html </w:t>
-      </w:r>
-    </w:p>
-    <w:p>
-      <w:pPr>
-        <w:spacing w:line="360" w:lineRule="auto"/>
-        <w:rPr>
-          <w:rFonts w:ascii="Calibri" w:hAnsi="Calibri" w:cs="Calibri"/>
-        </w:rPr>
-      </w:pPr>
-    </w:p>
-    <w:p>
-      <w:pPr>
-        <w:pStyle w:val="Heading1"/>
+        <w:t xml:space="preserve"> used for help,</w:t>
+      </w:r>
+    </w:p>
+    <w:p>
+      <w:pPr>
         <w:spacing w:line="360" w:lineRule="auto"/>
         <w:rPr>
           <w:rFonts w:ascii="Calibri" w:hAnsi="Calibri" w:cs="Calibri"/>
@@ -11342,13 +12558,58 @@
           <w:bCs/>
         </w:rPr>
       </w:pPr>
-      <w:bookmarkStart w:id="37" w:name="_Toc227860144"/>
       <w:r>
         <w:rPr>
           <w:rFonts w:ascii="Calibri" w:hAnsi="Calibri" w:cs="Calibri"/>
           <w:b/>
           <w:bCs/>
         </w:rPr>
+        <w:t>Phone responsiveness using @media</w:t>
+      </w:r>
+    </w:p>
+    <w:p>
+      <w:pPr>
+        <w:spacing w:line="360" w:lineRule="auto"/>
+        <w:rPr>
+          <w:rFonts w:ascii="Calibri" w:hAnsi="Calibri" w:cs="Calibri"/>
+          <w:b/>
+          <w:bCs/>
+        </w:rPr>
+      </w:pPr>
+      <w:r>
+        <w:rPr>
+          <w:rFonts w:ascii="Calibri" w:hAnsi="Calibri" w:cs="Calibri"/>
+          <w:b/>
+          <w:bCs/>
+        </w:rPr>
+        <w:t xml:space="preserve">Html </w:t>
+      </w:r>
+    </w:p>
+    <w:p>
+      <w:pPr>
+        <w:spacing w:line="360" w:lineRule="auto"/>
+        <w:rPr>
+          <w:rFonts w:ascii="Calibri" w:hAnsi="Calibri" w:cs="Calibri"/>
+        </w:rPr>
+      </w:pPr>
+    </w:p>
+    <w:p>
+      <w:pPr>
+        <w:pStyle w:val="Heading1"/>
+        <w:spacing w:line="360" w:lineRule="auto"/>
+        <w:rPr>
+          <w:rFonts w:ascii="Calibri" w:hAnsi="Calibri" w:cs="Calibri"/>
+          <w:b/>
+          <w:bCs/>
+        </w:rPr>
+      </w:pPr>
+      <w:bookmarkStart w:id="37" w:name="_Toc227860144"/>
+      <w:r>
+        <w:rPr>
+          <w:rFonts w:ascii="Calibri" w:hAnsi="Calibri" w:cs="Calibri"/>
+          <w:b/>
+          <w:bCs/>
+        </w:rPr>
         <w:t>Appendices</w:t>
       </w:r>
       <w:bookmarkEnd w:id="37"/>
@@ -11360,7 +12621,7 @@
           <w:rFonts w:ascii="Calibri" w:hAnsi="Calibri" w:cs="Calibri"/>
         </w:rPr>
       </w:pPr>
-      <w:hyperlink r:id="rId9" w:history="1">
+      <w:hyperlink r:id="rId10" w:history="1">
         <w:r>
           <w:rPr>
             <w:rStyle w:val="Hyperlink"/>
@@ -11498,6 +12759,7 @@
           <w:b/>
           <w:bCs/>
         </w:rPr>
+        <w:lastRenderedPageBreak/>
         <w:t>1.3 System Overview and User Profile:</w:t>
       </w:r>
     </w:p>
@@ -11531,7 +12793,6 @@
         <w:rPr>
           <w:rFonts w:ascii="Calibri" w:hAnsi="Calibri" w:cs="Calibri"/>
         </w:rPr>
-        <w:lastRenderedPageBreak/>
         <w:t>Log and monitor their training sessions and KPIs such as nutrition, climbing grade or finger strength.</w:t>
       </w:r>
     </w:p>
@@ -11695,7 +12956,35 @@
         <w:rPr>
           <w:rFonts w:ascii="Calibri" w:hAnsi="Calibri" w:cs="Calibri"/>
         </w:rPr>
-        <w:t>Many Bouldering and climbing communities are increasingly using more mobile and web applications to connect with other users; log climbs they’ve done and discover new routes in nearby areas. Some Examples of apps like this include TheCrag and TopLogger, these apps allow climbers to log their ascents, track their progress and engage with their communities.</w:t>
+        <w:t xml:space="preserve">Many Bouldering and climbing communities are increasingly using more mobile and web applications to connect with other users; log climbs they’ve done and discover new routes in nearby areas. Some Examples of apps like this include </w:t>
+      </w:r>
+      <w:proofErr w:type="spellStart"/>
+      <w:r>
+        <w:rPr>
+          <w:rFonts w:ascii="Calibri" w:hAnsi="Calibri" w:cs="Calibri"/>
+        </w:rPr>
+        <w:t>TheCrag</w:t>
+      </w:r>
+      <w:proofErr w:type="spellEnd"/>
+      <w:r>
+        <w:rPr>
+          <w:rFonts w:ascii="Calibri" w:hAnsi="Calibri" w:cs="Calibri"/>
+        </w:rPr>
+        <w:t xml:space="preserve"> and </w:t>
+      </w:r>
+      <w:proofErr w:type="spellStart"/>
+      <w:r>
+        <w:rPr>
+          <w:rFonts w:ascii="Calibri" w:hAnsi="Calibri" w:cs="Calibri"/>
+        </w:rPr>
+        <w:t>TopLogger</w:t>
+      </w:r>
+      <w:proofErr w:type="spellEnd"/>
+      <w:r>
+        <w:rPr>
+          <w:rFonts w:ascii="Calibri" w:hAnsi="Calibri" w:cs="Calibri"/>
+        </w:rPr>
+        <w:t>, these apps allow climbers to log their ascents, track their progress and engage with their communities.</w:t>
       </w:r>
     </w:p>
     <w:p>
@@ -11751,7 +13040,14 @@
         <w:rPr>
           <w:rFonts w:ascii="Calibri" w:hAnsi="Calibri" w:cs="Calibri"/>
         </w:rPr>
-        <w:t>Many climbers, particularly indoor boulderers, tend to visit their local gym without a structured training plan. Instead, they would often climb whichever routes appear most interesting at the time, completely neglecting targeted exercises or training plans. This type of mindset can future goals and performance of climbers and can make progress harder to measure without a baseline.</w:t>
+        <w:t xml:space="preserve">Many climbers, particularly indoor boulderers, tend to visit their local gym without a structured training plan. Instead, they would often climb whichever routes appear most interesting at the time, </w:t>
+      </w:r>
+      <w:r>
+        <w:rPr>
+          <w:rFonts w:ascii="Calibri" w:hAnsi="Calibri" w:cs="Calibri"/>
+        </w:rPr>
+        <w:lastRenderedPageBreak/>
+        <w:t>completely neglecting targeted exercises or training plans. This type of mindset can future goals and performance of climbers and can make progress harder to measure without a baseline.</w:t>
       </w:r>
     </w:p>
     <w:p>
@@ -12334,7 +13630,16 @@
                 <w:sz w:val="22"/>
                 <w:szCs w:val="22"/>
               </w:rPr>
-              <w:t>The system presents user progress data in an interactive dashboard which is intuitive to read, including charts, streaks, and leaderboard comparisons against friends or followers.</w:t>
+              <w:t xml:space="preserve">The system presents user progress data in an interactive dashboard which is intuitive to read, including charts, streaks, and </w:t>
+            </w:r>
+            <w:r>
+              <w:rPr>
+                <w:rFonts w:ascii="Calibri" w:hAnsi="Calibri" w:cs="Calibri"/>
+                <w:sz w:val="22"/>
+                <w:szCs w:val="22"/>
+              </w:rPr>
+              <w:lastRenderedPageBreak/>
+              <w:t>leaderboard comparisons against friends or followers.</w:t>
             </w:r>
           </w:p>
         </w:tc>
@@ -12357,7 +13662,17 @@
                 <w:sz w:val="22"/>
                 <w:szCs w:val="22"/>
               </w:rPr>
-              <w:t>Allow users to visualize their improvements and can drive engagement in the app through gamification.</w:t>
+              <w:lastRenderedPageBreak/>
+              <w:t xml:space="preserve">Allow users to visualize their improvements and can drive </w:t>
+            </w:r>
+            <w:r>
+              <w:rPr>
+                <w:rFonts w:ascii="Calibri" w:hAnsi="Calibri" w:cs="Calibri"/>
+                <w:sz w:val="22"/>
+                <w:szCs w:val="22"/>
+              </w:rPr>
+              <w:lastRenderedPageBreak/>
+              <w:t>engagement in the app through gamification.</w:t>
             </w:r>
           </w:p>
         </w:tc>
@@ -13057,7 +14372,16 @@
                 <w:sz w:val="22"/>
                 <w:szCs w:val="22"/>
               </w:rPr>
-              <w:t>I am Knowledgeable in java and object orientated programming, so Spring boot will help with building modularly. Handles user profiles (FR1), training log storage (FR2), Community posts (FR4).</w:t>
+              <w:t xml:space="preserve">I am Knowledgeable in java and object orientated programming, so Spring boot will help with building modularly. Handles user </w:t>
+            </w:r>
+            <w:r>
+              <w:rPr>
+                <w:rFonts w:ascii="Calibri" w:hAnsi="Calibri" w:cs="Calibri"/>
+                <w:sz w:val="22"/>
+                <w:szCs w:val="22"/>
+              </w:rPr>
+              <w:lastRenderedPageBreak/>
+              <w:t>profiles (FR1), training log storage (FR2), Community posts (FR4).</w:t>
             </w:r>
           </w:p>
         </w:tc>
@@ -13660,7 +14984,7 @@
         </w:rPr>
         <w:lastRenderedPageBreak/>
         <w:drawing>
-          <wp:inline distT="0" distB="0" distL="0" distR="0" wp14:anchorId="42BA402F" wp14:editId="4BCA2E87">
+          <wp:inline distT="0" distB="0" distL="0" distR="0" wp14:anchorId="42BA402F" wp14:editId="24EB7A52">
             <wp:extent cx="5731510" cy="1630018"/>
             <wp:effectExtent l="0" t="0" r="2540" b="8890"/>
             <wp:docPr id="895670306" name="Picture 1" descr="A graph with blue and gray bars&#10;&#10;AI-generated content may be incorrect."/>
@@ -13675,7 +14999,7 @@
                     <pic:cNvPicPr/>
                   </pic:nvPicPr>
                   <pic:blipFill>
-                    <a:blip r:embed="rId10" cstate="print">
+                    <a:blip r:embed="rId11" cstate="print">
                       <a:extLst>
                         <a:ext uri="{28A0092B-C50C-407E-A947-70E740481C1C}">
                           <a14:useLocalDpi xmlns:a14="http://schemas.microsoft.com/office/drawing/2010/main" val="0"/>
@@ -14888,7 +16212,25 @@
                 <w:sz w:val="22"/>
                 <w:szCs w:val="22"/>
               </w:rPr>
-              <w:t>As I user, I want access to my own unique and personaliseable account so that my progress can be saved.</w:t>
+              <w:t xml:space="preserve">As I user, I want access to my own unique and </w:t>
+            </w:r>
+            <w:proofErr w:type="spellStart"/>
+            <w:r>
+              <w:rPr>
+                <w:rFonts w:ascii="Calibri" w:hAnsi="Calibri" w:cs="Calibri"/>
+                <w:sz w:val="22"/>
+                <w:szCs w:val="22"/>
+              </w:rPr>
+              <w:t>personaliseable</w:t>
+            </w:r>
+            <w:proofErr w:type="spellEnd"/>
+            <w:r>
+              <w:rPr>
+                <w:rFonts w:ascii="Calibri" w:hAnsi="Calibri" w:cs="Calibri"/>
+                <w:sz w:val="22"/>
+                <w:szCs w:val="22"/>
+              </w:rPr>
+              <w:t xml:space="preserve"> account so that my progress can be saved.</w:t>
             </w:r>
           </w:p>
         </w:tc>
@@ -15815,14 +17157,6 @@
         <w:spacing w:line="360" w:lineRule="auto"/>
         <w:rPr>
           <w:rFonts w:ascii="Calibri" w:hAnsi="Calibri" w:cs="Calibri"/>
-        </w:rPr>
-      </w:pPr>
-    </w:p>
-    <w:p>
-      <w:pPr>
-        <w:spacing w:line="360" w:lineRule="auto"/>
-        <w:rPr>
-          <w:rFonts w:ascii="Calibri" w:hAnsi="Calibri" w:cs="Calibri"/>
           <w:b/>
           <w:bCs/>
         </w:rPr>
@@ -15833,466 +17167,23 @@
           <w:b/>
           <w:bCs/>
         </w:rPr>
-        <w:t>Use Case 3: View Dashboard Insights</w:t>
-      </w:r>
-    </w:p>
-    <w:p>
-      <w:pPr>
-        <w:spacing w:line="360" w:lineRule="auto"/>
-        <w:rPr>
-          <w:rFonts w:ascii="Calibri" w:hAnsi="Calibri" w:cs="Calibri"/>
-        </w:rPr>
-      </w:pPr>
+        <w:t xml:space="preserve">Use Case </w:t>
+      </w:r>
       <w:r>
         <w:rPr>
           <w:rFonts w:ascii="Calibri" w:hAnsi="Calibri" w:cs="Calibri"/>
           <w:b/>
           <w:bCs/>
         </w:rPr>
-        <w:t>Primary actor</w:t>
-      </w:r>
-      <w:r>
-        <w:rPr>
-          <w:rFonts w:ascii="Calibri" w:hAnsi="Calibri" w:cs="Calibri"/>
-        </w:rPr>
-        <w:t>: Authenticated User</w:t>
-      </w:r>
-    </w:p>
-    <w:p>
-      <w:pPr>
-        <w:spacing w:line="360" w:lineRule="auto"/>
+        <w:t>5</w:t>
+      </w:r>
+      <w:r>
         <w:rPr>
           <w:rFonts w:ascii="Calibri" w:hAnsi="Calibri" w:cs="Calibri"/>
           <w:b/>
           <w:bCs/>
         </w:rPr>
-      </w:pPr>
-      <w:r>
-        <w:rPr>
-          <w:rFonts w:ascii="Calibri" w:hAnsi="Calibri" w:cs="Calibri"/>
-          <w:b/>
-          <w:bCs/>
-        </w:rPr>
-        <w:t xml:space="preserve">Preconditions: </w:t>
-      </w:r>
-    </w:p>
-    <w:p>
-      <w:pPr>
-        <w:pStyle w:val="ListParagraph"/>
-        <w:numPr>
-          <w:ilvl w:val="0"/>
-          <w:numId w:val="7"/>
-        </w:numPr>
-        <w:spacing w:line="360" w:lineRule="auto"/>
-        <w:rPr>
-          <w:rFonts w:ascii="Calibri" w:hAnsi="Calibri" w:cs="Calibri"/>
-        </w:rPr>
-      </w:pPr>
-      <w:r>
-        <w:rPr>
-          <w:rFonts w:ascii="Calibri" w:hAnsi="Calibri" w:cs="Calibri"/>
-        </w:rPr>
-        <w:t>The user must be logged into the system</w:t>
-      </w:r>
-    </w:p>
-    <w:p>
-      <w:pPr>
-        <w:pStyle w:val="ListParagraph"/>
-        <w:numPr>
-          <w:ilvl w:val="0"/>
-          <w:numId w:val="7"/>
-        </w:numPr>
-        <w:spacing w:line="360" w:lineRule="auto"/>
-        <w:rPr>
-          <w:rFonts w:ascii="Calibri" w:hAnsi="Calibri" w:cs="Calibri"/>
-        </w:rPr>
-      </w:pPr>
-      <w:r>
-        <w:rPr>
-          <w:rFonts w:ascii="Calibri" w:hAnsi="Calibri" w:cs="Calibri"/>
-        </w:rPr>
-        <w:t>User must have previously recorded some training sessions or nutritional data for meaningful results to be displayed.</w:t>
-      </w:r>
-    </w:p>
-    <w:p>
-      <w:pPr>
-        <w:pStyle w:val="ListParagraph"/>
-        <w:numPr>
-          <w:ilvl w:val="0"/>
-          <w:numId w:val="7"/>
-        </w:numPr>
-        <w:spacing w:line="360" w:lineRule="auto"/>
-        <w:rPr>
-          <w:rFonts w:ascii="Calibri" w:hAnsi="Calibri" w:cs="Calibri"/>
-        </w:rPr>
-      </w:pPr>
-      <w:r>
-        <w:rPr>
-          <w:rFonts w:ascii="Calibri" w:hAnsi="Calibri" w:cs="Calibri"/>
-        </w:rPr>
-        <w:t>The user must have a valid account profile</w:t>
-      </w:r>
-    </w:p>
-    <w:p>
-      <w:pPr>
-        <w:spacing w:line="360" w:lineRule="auto"/>
-        <w:rPr>
-          <w:rFonts w:ascii="Calibri" w:hAnsi="Calibri" w:cs="Calibri"/>
-          <w:b/>
-          <w:bCs/>
-        </w:rPr>
-      </w:pPr>
-      <w:r>
-        <w:rPr>
-          <w:rFonts w:ascii="Calibri" w:hAnsi="Calibri" w:cs="Calibri"/>
-          <w:b/>
-          <w:bCs/>
-        </w:rPr>
-        <w:t>Trigger:</w:t>
-      </w:r>
-    </w:p>
-    <w:p>
-      <w:pPr>
-        <w:pStyle w:val="ListParagraph"/>
-        <w:numPr>
-          <w:ilvl w:val="0"/>
-          <w:numId w:val="7"/>
-        </w:numPr>
-        <w:spacing w:line="360" w:lineRule="auto"/>
-        <w:rPr>
-          <w:rFonts w:ascii="Calibri" w:hAnsi="Calibri" w:cs="Calibri"/>
-        </w:rPr>
-      </w:pPr>
-      <w:r>
-        <w:rPr>
-          <w:rFonts w:ascii="Calibri" w:hAnsi="Calibri" w:cs="Calibri"/>
-        </w:rPr>
-        <w:t>The user navigates to the dashboard page.</w:t>
-      </w:r>
-    </w:p>
-    <w:p>
-      <w:pPr>
-        <w:spacing w:line="360" w:lineRule="auto"/>
-        <w:rPr>
-          <w:rFonts w:ascii="Calibri" w:hAnsi="Calibri" w:cs="Calibri"/>
-          <w:b/>
-          <w:bCs/>
-        </w:rPr>
-      </w:pPr>
-      <w:r>
-        <w:rPr>
-          <w:rFonts w:ascii="Calibri" w:hAnsi="Calibri" w:cs="Calibri"/>
-          <w:b/>
-          <w:bCs/>
-        </w:rPr>
-        <w:t>Main Success Scenario:</w:t>
-      </w:r>
-    </w:p>
-    <w:p>
-      <w:pPr>
-        <w:pStyle w:val="ListParagraph"/>
-        <w:numPr>
-          <w:ilvl w:val="0"/>
-          <w:numId w:val="11"/>
-        </w:numPr>
-        <w:spacing w:line="360" w:lineRule="auto"/>
-        <w:rPr>
-          <w:rFonts w:ascii="Calibri" w:hAnsi="Calibri" w:cs="Calibri"/>
-        </w:rPr>
-      </w:pPr>
-      <w:r>
-        <w:rPr>
-          <w:rFonts w:ascii="Calibri" w:hAnsi="Calibri" w:cs="Calibri"/>
-        </w:rPr>
-        <w:t>The system retrieves the user’s stored training and nutritional data.</w:t>
-      </w:r>
-    </w:p>
-    <w:p>
-      <w:pPr>
-        <w:pStyle w:val="ListParagraph"/>
-        <w:numPr>
-          <w:ilvl w:val="0"/>
-          <w:numId w:val="11"/>
-        </w:numPr>
-        <w:spacing w:line="360" w:lineRule="auto"/>
-        <w:rPr>
-          <w:rFonts w:ascii="Calibri" w:hAnsi="Calibri" w:cs="Calibri"/>
-        </w:rPr>
-      </w:pPr>
-      <w:r>
-        <w:rPr>
-          <w:rFonts w:ascii="Calibri" w:hAnsi="Calibri" w:cs="Calibri"/>
-        </w:rPr>
-        <w:t>The system details relevant metrics across such the defined time periods, such as the previous 7 or 30 days.</w:t>
-      </w:r>
-    </w:p>
-    <w:p>
-      <w:pPr>
-        <w:pStyle w:val="ListParagraph"/>
-        <w:numPr>
-          <w:ilvl w:val="0"/>
-          <w:numId w:val="11"/>
-        </w:numPr>
-        <w:spacing w:line="360" w:lineRule="auto"/>
-        <w:rPr>
-          <w:rFonts w:ascii="Calibri" w:hAnsi="Calibri" w:cs="Calibri"/>
-        </w:rPr>
-      </w:pPr>
-      <w:r>
-        <w:rPr>
-          <w:rFonts w:ascii="Calibri" w:hAnsi="Calibri" w:cs="Calibri"/>
-        </w:rPr>
-        <w:lastRenderedPageBreak/>
-        <w:t>The system calculates summary values, including total sessions, total minutes, average intensity, calorie totals, and progress against personalised goals.</w:t>
-      </w:r>
-    </w:p>
-    <w:p>
-      <w:pPr>
-        <w:pStyle w:val="ListParagraph"/>
-        <w:numPr>
-          <w:ilvl w:val="0"/>
-          <w:numId w:val="11"/>
-        </w:numPr>
-        <w:spacing w:line="360" w:lineRule="auto"/>
-        <w:rPr>
-          <w:rFonts w:ascii="Calibri" w:hAnsi="Calibri" w:cs="Calibri"/>
-        </w:rPr>
-      </w:pPr>
-      <w:r>
-        <w:rPr>
-          <w:rFonts w:ascii="Calibri" w:hAnsi="Calibri" w:cs="Calibri"/>
-        </w:rPr>
-        <w:t>The system generates a session and nutritional chart, based on aggregated data.</w:t>
-      </w:r>
-    </w:p>
-    <w:p>
-      <w:pPr>
-        <w:pStyle w:val="ListParagraph"/>
-        <w:numPr>
-          <w:ilvl w:val="0"/>
-          <w:numId w:val="11"/>
-        </w:numPr>
-        <w:spacing w:line="360" w:lineRule="auto"/>
-        <w:rPr>
-          <w:rFonts w:ascii="Calibri" w:hAnsi="Calibri" w:cs="Calibri"/>
-        </w:rPr>
-      </w:pPr>
-      <w:r>
-        <w:rPr>
-          <w:rFonts w:ascii="Calibri" w:hAnsi="Calibri" w:cs="Calibri"/>
-        </w:rPr>
-        <w:t>Charts can be swapped between, and individual metrics can be shown or hidden.</w:t>
-      </w:r>
-    </w:p>
-    <w:p>
-      <w:pPr>
-        <w:pStyle w:val="ListParagraph"/>
-        <w:numPr>
-          <w:ilvl w:val="0"/>
-          <w:numId w:val="11"/>
-        </w:numPr>
-        <w:spacing w:line="360" w:lineRule="auto"/>
-        <w:rPr>
-          <w:rFonts w:ascii="Calibri" w:hAnsi="Calibri" w:cs="Calibri"/>
-        </w:rPr>
-      </w:pPr>
-      <w:r>
-        <w:rPr>
-          <w:rFonts w:ascii="Calibri" w:hAnsi="Calibri" w:cs="Calibri"/>
-        </w:rPr>
-        <w:t>The system evaluates the data against the predefined conditions and produces tailored rule-based insights.</w:t>
-      </w:r>
-    </w:p>
-    <w:p>
-      <w:pPr>
-        <w:pStyle w:val="ListParagraph"/>
-        <w:numPr>
-          <w:ilvl w:val="0"/>
-          <w:numId w:val="11"/>
-        </w:numPr>
-        <w:spacing w:line="360" w:lineRule="auto"/>
-        <w:rPr>
-          <w:rFonts w:ascii="Calibri" w:hAnsi="Calibri" w:cs="Calibri"/>
-        </w:rPr>
-      </w:pPr>
-      <w:r>
-        <w:rPr>
-          <w:rFonts w:ascii="Calibri" w:hAnsi="Calibri" w:cs="Calibri"/>
-        </w:rPr>
-        <w:t>Weekly goal progress indicators are available and bouldering totals.</w:t>
-      </w:r>
-    </w:p>
-    <w:p>
-      <w:pPr>
-        <w:pStyle w:val="ListParagraph"/>
-        <w:numPr>
-          <w:ilvl w:val="0"/>
-          <w:numId w:val="11"/>
-        </w:numPr>
-        <w:spacing w:line="360" w:lineRule="auto"/>
-        <w:rPr>
-          <w:rFonts w:ascii="Calibri" w:hAnsi="Calibri" w:cs="Calibri"/>
-        </w:rPr>
-      </w:pPr>
-      <w:r>
-        <w:rPr>
-          <w:rFonts w:ascii="Calibri" w:hAnsi="Calibri" w:cs="Calibri"/>
-        </w:rPr>
-        <w:t>The completed dashboard is presented to the user.</w:t>
-      </w:r>
-    </w:p>
-    <w:p>
-      <w:pPr>
-        <w:spacing w:line="360" w:lineRule="auto"/>
-        <w:rPr>
-          <w:rFonts w:ascii="Calibri" w:hAnsi="Calibri" w:cs="Calibri"/>
-          <w:b/>
-          <w:bCs/>
-        </w:rPr>
-      </w:pPr>
-      <w:r>
-        <w:rPr>
-          <w:rFonts w:ascii="Calibri" w:hAnsi="Calibri" w:cs="Calibri"/>
-          <w:b/>
-          <w:bCs/>
-        </w:rPr>
-        <w:t>Alternative/Exception Flows:</w:t>
-      </w:r>
-    </w:p>
-    <w:p>
-      <w:pPr>
-        <w:pStyle w:val="ListParagraph"/>
-        <w:numPr>
-          <w:ilvl w:val="0"/>
-          <w:numId w:val="7"/>
-        </w:numPr>
-        <w:spacing w:line="360" w:lineRule="auto"/>
-        <w:rPr>
-          <w:rFonts w:ascii="Calibri" w:hAnsi="Calibri" w:cs="Calibri"/>
-          <w:b/>
-          <w:bCs/>
-        </w:rPr>
-      </w:pPr>
-      <w:r>
-        <w:rPr>
-          <w:rFonts w:ascii="Calibri" w:hAnsi="Calibri" w:cs="Calibri"/>
-        </w:rPr>
-        <w:t xml:space="preserve">If </w:t>
-      </w:r>
-      <w:r>
-        <w:rPr>
-          <w:rFonts w:ascii="Calibri" w:hAnsi="Calibri" w:cs="Calibri"/>
-        </w:rPr>
-        <w:t>insufficient training or nutritional data exists, then the system displays a dashboard with partial results and appropriate empty slate messaging.</w:t>
-      </w:r>
-    </w:p>
-    <w:p>
-      <w:pPr>
-        <w:pStyle w:val="ListParagraph"/>
-        <w:numPr>
-          <w:ilvl w:val="0"/>
-          <w:numId w:val="7"/>
-        </w:numPr>
-        <w:spacing w:line="360" w:lineRule="auto"/>
-        <w:rPr>
-          <w:rFonts w:ascii="Calibri" w:hAnsi="Calibri" w:cs="Calibri"/>
-          <w:b/>
-          <w:bCs/>
-        </w:rPr>
-      </w:pPr>
-      <w:r>
-        <w:rPr>
-          <w:rFonts w:ascii="Calibri" w:hAnsi="Calibri" w:cs="Calibri"/>
-        </w:rPr>
-        <w:t>If no nutrition targets are available from the user profile, then progress against dietary goals is shown as incomplete.</w:t>
-      </w:r>
-    </w:p>
-    <w:p>
-      <w:pPr>
-        <w:spacing w:line="360" w:lineRule="auto"/>
-        <w:rPr>
-          <w:rFonts w:ascii="Calibri" w:hAnsi="Calibri" w:cs="Calibri"/>
-          <w:b/>
-          <w:bCs/>
-        </w:rPr>
-      </w:pPr>
-      <w:r>
-        <w:rPr>
-          <w:rFonts w:ascii="Calibri" w:hAnsi="Calibri" w:cs="Calibri"/>
-          <w:b/>
-          <w:bCs/>
-        </w:rPr>
-        <w:t>Postconditions:</w:t>
-      </w:r>
-    </w:p>
-    <w:p>
-      <w:pPr>
-        <w:pStyle w:val="ListParagraph"/>
-        <w:numPr>
-          <w:ilvl w:val="0"/>
-          <w:numId w:val="9"/>
-        </w:numPr>
-        <w:spacing w:line="360" w:lineRule="auto"/>
-        <w:rPr>
-          <w:rFonts w:ascii="Calibri" w:hAnsi="Calibri" w:cs="Calibri"/>
-        </w:rPr>
-      </w:pPr>
-      <w:r>
-        <w:rPr>
-          <w:rFonts w:ascii="Calibri" w:hAnsi="Calibri" w:cs="Calibri"/>
-        </w:rPr>
-        <w:t xml:space="preserve">The </w:t>
-      </w:r>
-      <w:r>
-        <w:rPr>
-          <w:rFonts w:ascii="Calibri" w:hAnsi="Calibri" w:cs="Calibri"/>
-        </w:rPr>
-        <w:t>user is presented with an analytical summary of their sessions, daily and weekly nutrition progress against goals.</w:t>
-      </w:r>
-    </w:p>
-    <w:p>
-      <w:pPr>
-        <w:pStyle w:val="ListParagraph"/>
-        <w:numPr>
-          <w:ilvl w:val="0"/>
-          <w:numId w:val="9"/>
-        </w:numPr>
-        <w:spacing w:line="360" w:lineRule="auto"/>
-        <w:rPr>
-          <w:rFonts w:ascii="Calibri" w:hAnsi="Calibri" w:cs="Calibri"/>
-        </w:rPr>
-      </w:pPr>
-      <w:r>
-        <w:rPr>
-          <w:rFonts w:ascii="Calibri" w:hAnsi="Calibri" w:cs="Calibri"/>
-        </w:rPr>
-        <w:t>No new data is made; it is all generated and displayed for interpretation</w:t>
-      </w:r>
-    </w:p>
-    <w:p>
-      <w:pPr>
-        <w:spacing w:line="360" w:lineRule="auto"/>
-        <w:rPr>
-          <w:rFonts w:ascii="Calibri" w:hAnsi="Calibri" w:cs="Calibri"/>
-        </w:rPr>
-      </w:pPr>
-    </w:p>
-    <w:p>
-      <w:pPr>
-        <w:spacing w:line="360" w:lineRule="auto"/>
-        <w:rPr>
-          <w:rFonts w:ascii="Calibri" w:hAnsi="Calibri" w:cs="Calibri"/>
-          <w:b/>
-          <w:bCs/>
-        </w:rPr>
-      </w:pPr>
-      <w:r>
-        <w:rPr>
-          <w:rFonts w:ascii="Calibri" w:hAnsi="Calibri" w:cs="Calibri"/>
-          <w:b/>
-          <w:bCs/>
-        </w:rPr>
-        <w:t>Use Case 4: Interact with the community forum</w:t>
+        <w:t>: Interact with the community forum</w:t>
       </w:r>
     </w:p>
     <w:p>
@@ -16476,7 +17367,6 @@
         <w:rPr>
           <w:rFonts w:ascii="Calibri" w:hAnsi="Calibri" w:cs="Calibri"/>
         </w:rPr>
-        <w:lastRenderedPageBreak/>
         <w:t>System validated the input, whether it was a like, favourite or comment and stores it.</w:t>
       </w:r>
     </w:p>
@@ -16560,6 +17450,7 @@
         <w:rPr>
           <w:rFonts w:ascii="Calibri" w:hAnsi="Calibri" w:cs="Calibri"/>
         </w:rPr>
+        <w:lastRenderedPageBreak/>
         <w:t xml:space="preserve">If </w:t>
       </w:r>
       <w:r>
@@ -16646,405 +17537,6 @@
           <w:b/>
           <w:bCs/>
         </w:rPr>
-        <w:t xml:space="preserve">Use Case 5: </w:t>
-      </w:r>
-      <w:r>
-        <w:rPr>
-          <w:rFonts w:ascii="Calibri" w:hAnsi="Calibri" w:cs="Calibri"/>
-          <w:b/>
-          <w:bCs/>
-        </w:rPr>
-        <w:t>Manage account and Personal Settings</w:t>
-      </w:r>
-    </w:p>
-    <w:p>
-      <w:pPr>
-        <w:spacing w:line="360" w:lineRule="auto"/>
-        <w:rPr>
-          <w:rFonts w:ascii="Calibri" w:hAnsi="Calibri" w:cs="Calibri"/>
-        </w:rPr>
-      </w:pPr>
-      <w:r>
-        <w:rPr>
-          <w:rFonts w:ascii="Calibri" w:hAnsi="Calibri" w:cs="Calibri"/>
-          <w:b/>
-          <w:bCs/>
-        </w:rPr>
-        <w:t>Primary Actor:</w:t>
-      </w:r>
-      <w:r>
-        <w:rPr>
-          <w:rFonts w:ascii="Calibri" w:hAnsi="Calibri" w:cs="Calibri"/>
-        </w:rPr>
-        <w:t xml:space="preserve"> Authenticated User</w:t>
-      </w:r>
-    </w:p>
-    <w:p>
-      <w:pPr>
-        <w:spacing w:line="360" w:lineRule="auto"/>
-        <w:rPr>
-          <w:rFonts w:ascii="Calibri" w:hAnsi="Calibri" w:cs="Calibri"/>
-        </w:rPr>
-      </w:pPr>
-      <w:r>
-        <w:rPr>
-          <w:rFonts w:ascii="Calibri" w:hAnsi="Calibri" w:cs="Calibri"/>
-          <w:b/>
-          <w:bCs/>
-        </w:rPr>
-        <w:t>Preconditions:</w:t>
-      </w:r>
-    </w:p>
-    <w:p>
-      <w:pPr>
-        <w:numPr>
-          <w:ilvl w:val="0"/>
-          <w:numId w:val="19"/>
-        </w:numPr>
-        <w:spacing w:line="360" w:lineRule="auto"/>
-        <w:rPr>
-          <w:rFonts w:ascii="Calibri" w:hAnsi="Calibri" w:cs="Calibri"/>
-        </w:rPr>
-      </w:pPr>
-      <w:r>
-        <w:rPr>
-          <w:rFonts w:ascii="Calibri" w:hAnsi="Calibri" w:cs="Calibri"/>
-        </w:rPr>
-        <w:t>The user must be logged into the system.</w:t>
-      </w:r>
-    </w:p>
-    <w:p>
-      <w:pPr>
-        <w:spacing w:line="360" w:lineRule="auto"/>
-        <w:rPr>
-          <w:rFonts w:ascii="Calibri" w:hAnsi="Calibri" w:cs="Calibri"/>
-        </w:rPr>
-      </w:pPr>
-      <w:r>
-        <w:rPr>
-          <w:rFonts w:ascii="Calibri" w:hAnsi="Calibri" w:cs="Calibri"/>
-          <w:b/>
-          <w:bCs/>
-        </w:rPr>
-        <w:t>Trigger:</w:t>
-      </w:r>
-    </w:p>
-    <w:p>
-      <w:pPr>
-        <w:numPr>
-          <w:ilvl w:val="0"/>
-          <w:numId w:val="20"/>
-        </w:numPr>
-        <w:spacing w:line="360" w:lineRule="auto"/>
-        <w:rPr>
-          <w:rFonts w:ascii="Calibri" w:hAnsi="Calibri" w:cs="Calibri"/>
-        </w:rPr>
-      </w:pPr>
-      <w:r>
-        <w:rPr>
-          <w:rFonts w:ascii="Calibri" w:hAnsi="Calibri" w:cs="Calibri"/>
-        </w:rPr>
-        <w:t xml:space="preserve">The user navigates to the </w:t>
-      </w:r>
-      <w:r>
-        <w:rPr>
-          <w:rFonts w:ascii="Calibri" w:hAnsi="Calibri" w:cs="Calibri"/>
-        </w:rPr>
-        <w:t>Account page</w:t>
-      </w:r>
-    </w:p>
-    <w:p>
-      <w:pPr>
-        <w:spacing w:line="360" w:lineRule="auto"/>
-        <w:rPr>
-          <w:rFonts w:ascii="Calibri" w:hAnsi="Calibri" w:cs="Calibri"/>
-          <w:b/>
-          <w:bCs/>
-        </w:rPr>
-      </w:pPr>
-      <w:r>
-        <w:rPr>
-          <w:rFonts w:ascii="Calibri" w:hAnsi="Calibri" w:cs="Calibri"/>
-          <w:b/>
-          <w:bCs/>
-        </w:rPr>
-        <w:t>Main Success Scenario:</w:t>
-      </w:r>
-    </w:p>
-    <w:p>
-      <w:pPr>
-        <w:pStyle w:val="ListParagraph"/>
-        <w:numPr>
-          <w:ilvl w:val="0"/>
-          <w:numId w:val="24"/>
-        </w:numPr>
-        <w:spacing w:line="360" w:lineRule="auto"/>
-        <w:rPr>
-          <w:rFonts w:ascii="Calibri" w:hAnsi="Calibri" w:cs="Calibri"/>
-        </w:rPr>
-      </w:pPr>
-      <w:r>
-        <w:rPr>
-          <w:rFonts w:ascii="Calibri" w:hAnsi="Calibri" w:cs="Calibri"/>
-        </w:rPr>
-        <w:t>The system retrives the user’s existing profile information, attributes and current settings</w:t>
-      </w:r>
-    </w:p>
-    <w:p>
-      <w:pPr>
-        <w:pStyle w:val="ListParagraph"/>
-        <w:numPr>
-          <w:ilvl w:val="0"/>
-          <w:numId w:val="24"/>
-        </w:numPr>
-        <w:spacing w:line="360" w:lineRule="auto"/>
-        <w:rPr>
-          <w:rFonts w:ascii="Calibri" w:hAnsi="Calibri" w:cs="Calibri"/>
-        </w:rPr>
-      </w:pPr>
-      <w:r>
-        <w:rPr>
-          <w:rFonts w:ascii="Calibri" w:hAnsi="Calibri" w:cs="Calibri"/>
-        </w:rPr>
-        <w:t>The user updates personal details such as height, weight, age, goal type or activity level.</w:t>
-      </w:r>
-    </w:p>
-    <w:p>
-      <w:pPr>
-        <w:pStyle w:val="ListParagraph"/>
-        <w:numPr>
-          <w:ilvl w:val="0"/>
-          <w:numId w:val="24"/>
-        </w:numPr>
-        <w:spacing w:line="360" w:lineRule="auto"/>
-        <w:rPr>
-          <w:rFonts w:ascii="Calibri" w:hAnsi="Calibri" w:cs="Calibri"/>
-        </w:rPr>
-      </w:pPr>
-      <w:r>
-        <w:rPr>
-          <w:rFonts w:ascii="Calibri" w:hAnsi="Calibri" w:cs="Calibri"/>
-        </w:rPr>
-        <w:t>The system recalculated the nutritional targets automatically based on when the updated data is saved.</w:t>
-      </w:r>
-    </w:p>
-    <w:p>
-      <w:pPr>
-        <w:pStyle w:val="ListParagraph"/>
-        <w:numPr>
-          <w:ilvl w:val="0"/>
-          <w:numId w:val="24"/>
-        </w:numPr>
-        <w:spacing w:line="360" w:lineRule="auto"/>
-        <w:rPr>
-          <w:rFonts w:ascii="Calibri" w:hAnsi="Calibri" w:cs="Calibri"/>
-        </w:rPr>
-      </w:pPr>
-      <w:r>
-        <w:rPr>
-          <w:rFonts w:ascii="Calibri" w:hAnsi="Calibri" w:cs="Calibri"/>
-        </w:rPr>
-        <w:t>The user optionally can swap to manual and define custom target goals.</w:t>
-      </w:r>
-    </w:p>
-    <w:p>
-      <w:pPr>
-        <w:pStyle w:val="ListParagraph"/>
-        <w:numPr>
-          <w:ilvl w:val="0"/>
-          <w:numId w:val="24"/>
-        </w:numPr>
-        <w:spacing w:line="360" w:lineRule="auto"/>
-        <w:rPr>
-          <w:rFonts w:ascii="Calibri" w:hAnsi="Calibri" w:cs="Calibri"/>
-        </w:rPr>
-      </w:pPr>
-      <w:r>
-        <w:rPr>
-          <w:rFonts w:ascii="Calibri" w:hAnsi="Calibri" w:cs="Calibri"/>
-        </w:rPr>
-        <w:t>The user updates their privacy settings, controlling visibility of their profile’s attributes.</w:t>
-      </w:r>
-    </w:p>
-    <w:p>
-      <w:pPr>
-        <w:pStyle w:val="ListParagraph"/>
-        <w:numPr>
-          <w:ilvl w:val="0"/>
-          <w:numId w:val="24"/>
-        </w:numPr>
-        <w:spacing w:line="360" w:lineRule="auto"/>
-        <w:rPr>
-          <w:rFonts w:ascii="Calibri" w:hAnsi="Calibri" w:cs="Calibri"/>
-        </w:rPr>
-      </w:pPr>
-      <w:r>
-        <w:rPr>
-          <w:rFonts w:ascii="Calibri" w:hAnsi="Calibri" w:cs="Calibri"/>
-        </w:rPr>
-        <w:t>The user manages social features such as sending friend request, accepting friend requests and viewing current friends.</w:t>
-      </w:r>
-    </w:p>
-    <w:p>
-      <w:pPr>
-        <w:pStyle w:val="ListParagraph"/>
-        <w:numPr>
-          <w:ilvl w:val="0"/>
-          <w:numId w:val="24"/>
-        </w:numPr>
-        <w:spacing w:line="360" w:lineRule="auto"/>
-        <w:rPr>
-          <w:rFonts w:ascii="Calibri" w:hAnsi="Calibri" w:cs="Calibri"/>
-        </w:rPr>
-      </w:pPr>
-      <w:r>
-        <w:rPr>
-          <w:rFonts w:ascii="Calibri" w:hAnsi="Calibri" w:cs="Calibri"/>
-        </w:rPr>
-        <w:t>The system validates and updates all information.</w:t>
-      </w:r>
-    </w:p>
-    <w:p>
-      <w:pPr>
-        <w:pStyle w:val="ListParagraph"/>
-        <w:numPr>
-          <w:ilvl w:val="0"/>
-          <w:numId w:val="24"/>
-        </w:numPr>
-        <w:spacing w:line="360" w:lineRule="auto"/>
-        <w:rPr>
-          <w:rFonts w:ascii="Calibri" w:hAnsi="Calibri" w:cs="Calibri"/>
-        </w:rPr>
-      </w:pPr>
-      <w:r>
-        <w:rPr>
-          <w:rFonts w:ascii="Calibri" w:hAnsi="Calibri" w:cs="Calibri"/>
-        </w:rPr>
-        <w:t>The updated account setting sare saved and applied.</w:t>
-      </w:r>
-    </w:p>
-    <w:p>
-      <w:pPr>
-        <w:spacing w:line="360" w:lineRule="auto"/>
-        <w:rPr>
-          <w:rFonts w:ascii="Calibri" w:hAnsi="Calibri" w:cs="Calibri"/>
-        </w:rPr>
-      </w:pPr>
-      <w:r>
-        <w:rPr>
-          <w:rFonts w:ascii="Calibri" w:hAnsi="Calibri" w:cs="Calibri"/>
-          <w:b/>
-          <w:bCs/>
-        </w:rPr>
-        <w:t>Alternative / Exception Flows:</w:t>
-      </w:r>
-    </w:p>
-    <w:p>
-      <w:pPr>
-        <w:numPr>
-          <w:ilvl w:val="0"/>
-          <w:numId w:val="22"/>
-        </w:numPr>
-        <w:spacing w:line="360" w:lineRule="auto"/>
-        <w:rPr>
-          <w:rFonts w:ascii="Calibri" w:hAnsi="Calibri" w:cs="Calibri"/>
-        </w:rPr>
-      </w:pPr>
-      <w:r>
-        <w:rPr>
-          <w:rFonts w:ascii="Calibri" w:hAnsi="Calibri" w:cs="Calibri"/>
-        </w:rPr>
-        <w:lastRenderedPageBreak/>
-        <w:t xml:space="preserve">If </w:t>
-      </w:r>
-      <w:r>
-        <w:rPr>
-          <w:rFonts w:ascii="Calibri" w:hAnsi="Calibri" w:cs="Calibri"/>
-        </w:rPr>
-        <w:t>invalid values are entered such as negative weight or height etc, the system prevents submission.</w:t>
-      </w:r>
-    </w:p>
-    <w:p>
-      <w:pPr>
-        <w:spacing w:line="360" w:lineRule="auto"/>
-        <w:rPr>
-          <w:rFonts w:ascii="Calibri" w:hAnsi="Calibri" w:cs="Calibri"/>
-        </w:rPr>
-      </w:pPr>
-      <w:r>
-        <w:rPr>
-          <w:rFonts w:ascii="Calibri" w:hAnsi="Calibri" w:cs="Calibri"/>
-          <w:b/>
-          <w:bCs/>
-        </w:rPr>
-        <w:t>Postconditions:</w:t>
-      </w:r>
-    </w:p>
-    <w:p>
-      <w:pPr>
-        <w:numPr>
-          <w:ilvl w:val="0"/>
-          <w:numId w:val="23"/>
-        </w:numPr>
-        <w:spacing w:line="360" w:lineRule="auto"/>
-        <w:rPr>
-          <w:rFonts w:ascii="Calibri" w:hAnsi="Calibri" w:cs="Calibri"/>
-        </w:rPr>
-      </w:pPr>
-      <w:r>
-        <w:rPr>
-          <w:rFonts w:ascii="Calibri" w:hAnsi="Calibri" w:cs="Calibri"/>
-        </w:rPr>
-        <w:t xml:space="preserve">The </w:t>
-      </w:r>
-      <w:r>
-        <w:rPr>
-          <w:rFonts w:ascii="Calibri" w:hAnsi="Calibri" w:cs="Calibri"/>
-        </w:rPr>
-        <w:t>user’s profile and preferences are updates within the system</w:t>
-      </w:r>
-    </w:p>
-    <w:p>
-      <w:pPr>
-        <w:numPr>
-          <w:ilvl w:val="0"/>
-          <w:numId w:val="23"/>
-        </w:numPr>
-        <w:spacing w:line="360" w:lineRule="auto"/>
-        <w:rPr>
-          <w:rFonts w:ascii="Calibri" w:hAnsi="Calibri" w:cs="Calibri"/>
-        </w:rPr>
-      </w:pPr>
-      <w:r>
-        <w:rPr>
-          <w:rFonts w:ascii="Calibri" w:hAnsi="Calibri" w:cs="Calibri"/>
-        </w:rPr>
-        <w:t>Updated profile data influences other system components, such as insights on the dashboard and nutritional targets.</w:t>
-      </w:r>
-    </w:p>
-    <w:p>
-      <w:pPr>
-        <w:spacing w:line="360" w:lineRule="auto"/>
-        <w:rPr>
-          <w:rFonts w:ascii="Calibri" w:hAnsi="Calibri" w:cs="Calibri"/>
-        </w:rPr>
-      </w:pPr>
-    </w:p>
-    <w:p>
-      <w:pPr>
-        <w:spacing w:line="360" w:lineRule="auto"/>
-        <w:rPr>
-          <w:rFonts w:ascii="Calibri" w:hAnsi="Calibri" w:cs="Calibri"/>
-          <w:b/>
-          <w:bCs/>
-        </w:rPr>
-      </w:pPr>
-      <w:r>
-        <w:rPr>
-          <w:rFonts w:ascii="Calibri" w:hAnsi="Calibri" w:cs="Calibri"/>
-          <w:b/>
-          <w:bCs/>
-        </w:rPr>
         <w:t xml:space="preserve">Use Case </w:t>
       </w:r>
       <w:r>
@@ -17244,7 +17736,21 @@
         <w:rPr>
           <w:rFonts w:ascii="Calibri" w:hAnsi="Calibri" w:cs="Calibri"/>
         </w:rPr>
-        <w:t>The user selects a metric to rank by, avg intensity, session duration, highest grade and number of sessions.</w:t>
+        <w:t xml:space="preserve">The user selects a metric to rank by, </w:t>
+      </w:r>
+      <w:proofErr w:type="spellStart"/>
+      <w:r>
+        <w:rPr>
+          <w:rFonts w:ascii="Calibri" w:hAnsi="Calibri" w:cs="Calibri"/>
+        </w:rPr>
+        <w:t>avg</w:t>
+      </w:r>
+      <w:proofErr w:type="spellEnd"/>
+      <w:r>
+        <w:rPr>
+          <w:rFonts w:ascii="Calibri" w:hAnsi="Calibri" w:cs="Calibri"/>
+        </w:rPr>
+        <w:t xml:space="preserve"> intensity, session duration, highest grade and number of sessions.</w:t>
       </w:r>
     </w:p>
     <w:p>
@@ -17388,7 +17894,6 @@
           <w:b/>
           <w:bCs/>
         </w:rPr>
-        <w:lastRenderedPageBreak/>
         <w:t>Postconditions:</w:t>
       </w:r>
     </w:p>
@@ -17425,6 +17930,7 @@
         <w:rPr>
           <w:rFonts w:ascii="Calibri" w:hAnsi="Calibri" w:cs="Calibri"/>
         </w:rPr>
+        <w:lastRenderedPageBreak/>
         <w:t>No new persistent data is created, but derived values are displayed for interpretation.</w:t>
       </w:r>
     </w:p>
@@ -17728,35 +18234,35 @@
         <w:rPr>
           <w:rFonts w:ascii="Calibri" w:hAnsi="Calibri" w:cs="Calibri"/>
         </w:rPr>
+        <w:t>10/01/26 Gemini Debugging a 'CORS'</w:t>
+      </w:r>
+    </w:p>
+    <w:p>
+      <w:pPr>
+        <w:spacing w:line="360" w:lineRule="auto"/>
+        <w:rPr>
+          <w:rFonts w:ascii="Calibri" w:hAnsi="Calibri" w:cs="Calibri"/>
+        </w:rPr>
+      </w:pPr>
+      <w:r>
+        <w:rPr>
+          <w:rFonts w:ascii="Calibri" w:hAnsi="Calibri" w:cs="Calibri"/>
+        </w:rPr>
+        <w:t>error.</w:t>
+      </w:r>
+    </w:p>
+    <w:p>
+      <w:pPr>
+        <w:spacing w:line="360" w:lineRule="auto"/>
+        <w:rPr>
+          <w:rFonts w:ascii="Calibri" w:hAnsi="Calibri" w:cs="Calibri"/>
+        </w:rPr>
+      </w:pPr>
+      <w:r>
+        <w:rPr>
+          <w:rFonts w:ascii="Calibri" w:hAnsi="Calibri" w:cs="Calibri"/>
+        </w:rPr>
         <w:lastRenderedPageBreak/>
-        <w:t>10/01/26 Gemini Debugging a 'CORS'</w:t>
-      </w:r>
-    </w:p>
-    <w:p>
-      <w:pPr>
-        <w:spacing w:line="360" w:lineRule="auto"/>
-        <w:rPr>
-          <w:rFonts w:ascii="Calibri" w:hAnsi="Calibri" w:cs="Calibri"/>
-        </w:rPr>
-      </w:pPr>
-      <w:r>
-        <w:rPr>
-          <w:rFonts w:ascii="Calibri" w:hAnsi="Calibri" w:cs="Calibri"/>
-        </w:rPr>
-        <w:t>error.</w:t>
-      </w:r>
-    </w:p>
-    <w:p>
-      <w:pPr>
-        <w:spacing w:line="360" w:lineRule="auto"/>
-        <w:rPr>
-          <w:rFonts w:ascii="Calibri" w:hAnsi="Calibri" w:cs="Calibri"/>
-        </w:rPr>
-      </w:pPr>
-      <w:r>
-        <w:rPr>
-          <w:rFonts w:ascii="Calibri" w:hAnsi="Calibri" w:cs="Calibri"/>
-        </w:rPr>
         <w:t>Explained headers; I implemented the fix manually.</w:t>
       </w:r>
     </w:p>
@@ -17781,11 +18287,19 @@
           <w:rFonts w:ascii="Calibri" w:hAnsi="Calibri" w:cs="Calibri"/>
         </w:rPr>
       </w:pPr>
-      <w:r>
-        <w:rPr>
-          <w:rFonts w:ascii="Calibri" w:hAnsi="Calibri" w:cs="Calibri"/>
-        </w:rPr>
-        <w:t>MoSCoW list.</w:t>
+      <w:proofErr w:type="spellStart"/>
+      <w:r>
+        <w:rPr>
+          <w:rFonts w:ascii="Calibri" w:hAnsi="Calibri" w:cs="Calibri"/>
+        </w:rPr>
+        <w:t>MoSCoW</w:t>
+      </w:r>
+      <w:proofErr w:type="spellEnd"/>
+      <w:r>
+        <w:rPr>
+          <w:rFonts w:ascii="Calibri" w:hAnsi="Calibri" w:cs="Calibri"/>
+        </w:rPr>
+        <w:t xml:space="preserve"> list.</w:t>
       </w:r>
     </w:p>
     <w:p>
@@ -17886,7 +18400,7 @@
           <w:rFonts w:ascii="Calibri" w:hAnsi="Calibri" w:cs="Calibri"/>
         </w:rPr>
       </w:pPr>
-      <w:hyperlink r:id="rId11" w:history="1">
+      <w:hyperlink r:id="rId12" w:history="1">
         <w:r>
           <w:rPr>
             <w:rStyle w:val="Hyperlink"/>
@@ -17939,7 +18453,7 @@
           <w:rFonts w:ascii="Calibri" w:hAnsi="Calibri" w:cs="Calibri"/>
         </w:rPr>
       </w:pPr>
-      <w:hyperlink r:id="rId12" w:history="1">
+      <w:hyperlink r:id="rId13" w:history="1">
         <w:r>
           <w:rPr>
             <w:rStyle w:val="Hyperlink"/>
@@ -17972,25 +18486,39 @@
         <w:rPr>
           <w:rFonts w:ascii="Calibri" w:hAnsi="Calibri" w:cs="Calibri"/>
         </w:rPr>
-        <w:t xml:space="preserve"> from Flaticon free icon website, I am using the free license with proper attribution.</w:t>
-      </w:r>
-    </w:p>
-    <w:p>
-      <w:pPr>
-        <w:spacing w:line="360" w:lineRule="auto"/>
-        <w:rPr>
-          <w:rFonts w:ascii="Calibri" w:hAnsi="Calibri" w:cs="Calibri"/>
-        </w:rPr>
-      </w:pPr>
-    </w:p>
-    <w:p>
-      <w:pPr>
-        <w:spacing w:line="360" w:lineRule="auto"/>
-        <w:rPr>
-          <w:rFonts w:ascii="Calibri" w:hAnsi="Calibri" w:cs="Calibri"/>
-        </w:rPr>
-      </w:pPr>
-      <w:hyperlink r:id="rId13" w:history="1">
+        <w:t xml:space="preserve"> from </w:t>
+      </w:r>
+      <w:proofErr w:type="spellStart"/>
+      <w:r>
+        <w:rPr>
+          <w:rFonts w:ascii="Calibri" w:hAnsi="Calibri" w:cs="Calibri"/>
+        </w:rPr>
+        <w:t>Flaticon</w:t>
+      </w:r>
+      <w:proofErr w:type="spellEnd"/>
+      <w:r>
+        <w:rPr>
+          <w:rFonts w:ascii="Calibri" w:hAnsi="Calibri" w:cs="Calibri"/>
+        </w:rPr>
+        <w:t xml:space="preserve"> free icon website, I am using the free license with proper attribution.</w:t>
+      </w:r>
+    </w:p>
+    <w:p>
+      <w:pPr>
+        <w:spacing w:line="360" w:lineRule="auto"/>
+        <w:rPr>
+          <w:rFonts w:ascii="Calibri" w:hAnsi="Calibri" w:cs="Calibri"/>
+        </w:rPr>
+      </w:pPr>
+    </w:p>
+    <w:p>
+      <w:pPr>
+        <w:spacing w:line="360" w:lineRule="auto"/>
+        <w:rPr>
+          <w:rFonts w:ascii="Calibri" w:hAnsi="Calibri" w:cs="Calibri"/>
+        </w:rPr>
+      </w:pPr>
+      <w:hyperlink r:id="rId14" w:history="1">
         <w:r>
           <w:rPr>
             <w:rStyle w:val="Hyperlink"/>
@@ -18011,7 +18539,21 @@
         <w:rPr>
           <w:rFonts w:ascii="Calibri" w:hAnsi="Calibri" w:cs="Calibri"/>
         </w:rPr>
-        <w:t>The homepage background image is taken from Ben Moreland on unsplash.com, I am using thr free license with proper attribution.</w:t>
+        <w:t xml:space="preserve">The homepage background image is taken from Ben Moreland on unsplash.com, I am using </w:t>
+      </w:r>
+      <w:proofErr w:type="spellStart"/>
+      <w:r>
+        <w:rPr>
+          <w:rFonts w:ascii="Calibri" w:hAnsi="Calibri" w:cs="Calibri"/>
+        </w:rPr>
+        <w:t>thr</w:t>
+      </w:r>
+      <w:proofErr w:type="spellEnd"/>
+      <w:r>
+        <w:rPr>
+          <w:rFonts w:ascii="Calibri" w:hAnsi="Calibri" w:cs="Calibri"/>
+        </w:rPr>
+        <w:t xml:space="preserve"> free license with proper attribution.</w:t>
       </w:r>
     </w:p>
     <w:sectPr>

--- a/Documents/Final Dissertation Doc.docx
+++ b/Documents/Final Dissertation Doc.docx
@@ -5678,13 +5678,7 @@
         <w:rPr>
           <w:rFonts w:ascii="Calibri" w:hAnsi="Calibri" w:cs="Calibri"/>
         </w:rPr>
-        <w:t xml:space="preserve">Version control of the project was managed through GitLab, allowing changes to be tracked through git commits and enabling the project to maintain a clear development history. Features and </w:t>
-      </w:r>
-      <w:r>
-        <w:rPr>
-          <w:rFonts w:ascii="Calibri" w:hAnsi="Calibri" w:cs="Calibri"/>
-        </w:rPr>
-        <w:t>improvements to the system were developed incrementally, allowing changes to be isolated and if necessary, rolled back without impacting the entire system.</w:t>
+        <w:t>Version control of the project was managed through GitLab, allowing changes to be tracked through git commits and enabling the project to maintain a clear development history. Features and improvements to the system were developed incrementally, allowing changes to be isolated and if necessary, rolled back without impacting the entire system.</w:t>
       </w:r>
     </w:p>
     <w:p>
@@ -5712,13 +5706,7 @@
         <w:rPr>
           <w:rFonts w:ascii="Calibri" w:hAnsi="Calibri" w:cs="Calibri"/>
         </w:rPr>
-        <w:t xml:space="preserve"> organise the core features and establish an initial structure for project backlog. </w:t>
-      </w:r>
-      <w:r>
-        <w:rPr>
-          <w:rFonts w:ascii="Calibri" w:hAnsi="Calibri" w:cs="Calibri"/>
-        </w:rPr>
-        <w:t>As development progressed and time constraints increased, the workflow became more implementation focused, with features being developed and refined iteratively rather than manged through strict issue tracking. Despite this shift, initial issue tracking was key to helping define the core components of the system and system direction.</w:t>
+        <w:t xml:space="preserve"> organise the core features and establish an initial structure for project backlog. As development progressed and time constraints increased, the workflow became more implementation focused, with features being developed and refined iteratively rather than manged through strict issue tracking. Despite this shift, initial issue tracking was key to helping define the core components of the system and system direction.</w:t>
       </w:r>
     </w:p>
     <w:p>
@@ -9296,23 +9284,7 @@
           <w:b/>
           <w:bCs/>
         </w:rPr>
-        <w:t xml:space="preserve">Use Case </w:t>
-      </w:r>
-      <w:r>
-        <w:rPr>
-          <w:rFonts w:ascii="Calibri" w:hAnsi="Calibri" w:cs="Calibri"/>
-          <w:b/>
-          <w:bCs/>
-        </w:rPr>
-        <w:t>4</w:t>
-      </w:r>
-      <w:r>
-        <w:rPr>
-          <w:rFonts w:ascii="Calibri" w:hAnsi="Calibri" w:cs="Calibri"/>
-          <w:b/>
-          <w:bCs/>
-        </w:rPr>
-        <w:t>: Manage account and Personal Settings</w:t>
+        <w:t>Use Case 4: Manage account and Personal Settings</w:t>
       </w:r>
     </w:p>
     <w:p>
@@ -10784,7 +10756,19 @@
         <w:rPr>
           <w:rFonts w:ascii="Calibri" w:hAnsi="Calibri" w:cs="Calibri"/>
         </w:rPr>
-        <w:t xml:space="preserve">The system is implemented as a web-based client-server application using Model-View-Controller (MVC) architectural pattern. Users interact with the application through a web browser, where html pages are rendered using Thymeleaf templates. Requests from the browser are handled by Spring Boot controllers, which </w:t>
+        <w:t xml:space="preserve">The system is implemented as a web-based client-server application using Model-View-Controller (MVC) architectural pattern. Users interact with the application through a web browser, where </w:t>
+      </w:r>
+      <w:r>
+        <w:rPr>
+          <w:rFonts w:ascii="Calibri" w:hAnsi="Calibri" w:cs="Calibri"/>
+        </w:rPr>
+        <w:t>HTML</w:t>
+      </w:r>
+      <w:r>
+        <w:rPr>
+          <w:rFonts w:ascii="Calibri" w:hAnsi="Calibri" w:cs="Calibri"/>
+        </w:rPr>
+        <w:t xml:space="preserve"> pages are rendered using Thymeleaf templates. Requests from the browser are handled by Spring Boot controllers, which </w:t>
       </w:r>
       <w:proofErr w:type="gramStart"/>
       <w:r>
@@ -10818,7 +10802,49 @@
         <w:rPr>
           <w:rFonts w:ascii="Calibri" w:hAnsi="Calibri" w:cs="Calibri"/>
         </w:rPr>
-        <w:t xml:space="preserve"> The application tier consists of the Spring Boot controllers, services, models, dto’s, repositories and configs, that manage system logic and data access. </w:t>
+        <w:t xml:space="preserve"> The application tier consists of the Spring Boot controllers,</w:t>
+      </w:r>
+      <w:r>
+        <w:rPr>
+          <w:rFonts w:ascii="Calibri" w:hAnsi="Calibri" w:cs="Calibri"/>
+        </w:rPr>
+        <w:t xml:space="preserve"> entity</w:t>
+      </w:r>
+      <w:r>
+        <w:rPr>
+          <w:rFonts w:ascii="Calibri" w:hAnsi="Calibri" w:cs="Calibri"/>
+        </w:rPr>
+        <w:t xml:space="preserve"> models, dto’s, repositories </w:t>
+      </w:r>
+      <w:r>
+        <w:rPr>
+          <w:rFonts w:ascii="Calibri" w:hAnsi="Calibri" w:cs="Calibri"/>
+        </w:rPr>
+        <w:t>interfaces and</w:t>
+      </w:r>
+      <w:r>
+        <w:rPr>
+          <w:rFonts w:ascii="Calibri" w:hAnsi="Calibri" w:cs="Calibri"/>
+        </w:rPr>
+        <w:t xml:space="preserve"> </w:t>
+      </w:r>
+      <w:r>
+        <w:rPr>
+          <w:rFonts w:ascii="Calibri" w:hAnsi="Calibri" w:cs="Calibri"/>
+        </w:rPr>
+        <w:t xml:space="preserve">security </w:t>
+      </w:r>
+      <w:r>
+        <w:rPr>
+          <w:rFonts w:ascii="Calibri" w:hAnsi="Calibri" w:cs="Calibri"/>
+        </w:rPr>
+        <w:t>config</w:t>
+      </w:r>
+      <w:r>
+        <w:rPr>
+          <w:rFonts w:ascii="Calibri" w:hAnsi="Calibri" w:cs="Calibri"/>
+        </w:rPr>
+        <w:t xml:space="preserve">uration classes. Controllers handle incoming requests and coordinate overall system behaviour, whilst entity models represent core domain data such as users, training sessions, food entries and forum content etc. Service logic is used selectively where additional processing is required such as the nutritional-based calculations. </w:t>
       </w:r>
       <w:r>
         <w:rPr>
@@ -10852,11 +10878,12 @@
         <w:rPr>
           <w:rFonts w:ascii="Calibri" w:hAnsi="Calibri" w:cs="Calibri"/>
         </w:rPr>
+        <w:lastRenderedPageBreak/>
         <w:drawing>
-          <wp:inline distT="0" distB="0" distL="0" distR="0" wp14:anchorId="3E43BFCD" wp14:editId="1F21CC40">
-            <wp:extent cx="5731510" cy="1809115"/>
-            <wp:effectExtent l="0" t="0" r="2540" b="635"/>
-            <wp:docPr id="1874016533" name="Picture 1"/>
+          <wp:inline distT="0" distB="0" distL="0" distR="0" wp14:anchorId="41745626" wp14:editId="1A500174">
+            <wp:extent cx="5774871" cy="1549070"/>
+            <wp:effectExtent l="0" t="0" r="0" b="0"/>
+            <wp:docPr id="1059991232" name="Picture 1"/>
             <wp:cNvGraphicFramePr>
               <a:graphicFrameLocks xmlns:a="http://schemas.openxmlformats.org/drawingml/2006/main" noChangeAspect="1"/>
             </wp:cNvGraphicFramePr>
@@ -10864,11 +10891,216 @@
               <a:graphicData uri="http://schemas.openxmlformats.org/drawingml/2006/picture">
                 <pic:pic xmlns:pic="http://schemas.openxmlformats.org/drawingml/2006/picture">
                   <pic:nvPicPr>
-                    <pic:cNvPr id="1874016533" name=""/>
+                    <pic:cNvPr id="1059991232" name=""/>
+                    <pic:cNvPicPr/>
+                  </pic:nvPicPr>
+                  <pic:blipFill rotWithShape="1">
+                    <a:blip r:embed="rId9"/>
+                    <a:srcRect t="9547" r="1555" b="7491"/>
+                    <a:stretch>
+                      <a:fillRect/>
+                    </a:stretch>
+                  </pic:blipFill>
+                  <pic:spPr bwMode="auto">
+                    <a:xfrm>
+                      <a:off x="0" y="0"/>
+                      <a:ext cx="5803399" cy="1556723"/>
+                    </a:xfrm>
+                    <a:prstGeom prst="rect">
+                      <a:avLst/>
+                    </a:prstGeom>
+                    <a:ln>
+                      <a:noFill/>
+                    </a:ln>
+                    <a:extLst>
+                      <a:ext uri="{53640926-AAD7-44D8-BBD7-CCE9431645EC}">
+                        <a14:shadowObscured xmlns:a14="http://schemas.microsoft.com/office/drawing/2010/main"/>
+                      </a:ext>
+                    </a:extLst>
+                  </pic:spPr>
+                </pic:pic>
+              </a:graphicData>
+            </a:graphic>
+          </wp:inline>
+        </w:drawing>
+      </w:r>
+    </w:p>
+    <w:p>
+      <w:pPr>
+        <w:spacing w:line="360" w:lineRule="auto"/>
+        <w:rPr>
+          <w:rFonts w:ascii="Calibri" w:hAnsi="Calibri" w:cs="Calibri"/>
+        </w:rPr>
+      </w:pPr>
+      <w:r>
+        <w:rPr>
+          <w:rFonts w:ascii="Calibri" w:hAnsi="Calibri" w:cs="Calibri"/>
+        </w:rPr>
+        <w:t>When a user performs an action, such as logging a training session, a food entry or accessing the dashboard, an HTTP request is sent from the web browser to the backend application. This request is received by the Spring Boot controller, which then determines the appropriate processing logic.</w:t>
+      </w:r>
+    </w:p>
+    <w:p>
+      <w:pPr>
+        <w:spacing w:line="360" w:lineRule="auto"/>
+        <w:rPr>
+          <w:rFonts w:ascii="Calibri" w:hAnsi="Calibri" w:cs="Calibri"/>
+        </w:rPr>
+      </w:pPr>
+      <w:r>
+        <w:rPr>
+          <w:rFonts w:ascii="Calibri" w:hAnsi="Calibri" w:cs="Calibri"/>
+        </w:rPr>
+        <w:t>If additional computation is required, such as calculating summaries or validating input data supplied, selected service logic is used. The controller interacts with repository interfaces to retrieve data or update data from within the relational database.</w:t>
+      </w:r>
+    </w:p>
+    <w:p>
+      <w:pPr>
+        <w:spacing w:line="360" w:lineRule="auto"/>
+        <w:rPr>
+          <w:rFonts w:ascii="Calibri" w:hAnsi="Calibri" w:cs="Calibri"/>
+        </w:rPr>
+      </w:pPr>
+      <w:r>
+        <w:rPr>
+          <w:rFonts w:ascii="Calibri" w:hAnsi="Calibri" w:cs="Calibri"/>
+        </w:rPr>
+        <w:t xml:space="preserve">Once processing has been completed, a Thymeleaf templates is used to display corresponding HTML view to the user which is returned via an HTTP Response to the </w:t>
+      </w:r>
+      <w:r>
+        <w:rPr>
+          <w:rFonts w:ascii="Calibri" w:hAnsi="Calibri" w:cs="Calibri"/>
+        </w:rPr>
+        <w:t>user’s</w:t>
+      </w:r>
+      <w:r>
+        <w:rPr>
+          <w:rFonts w:ascii="Calibri" w:hAnsi="Calibri" w:cs="Calibri"/>
+        </w:rPr>
+        <w:t xml:space="preserve"> browser.</w:t>
+      </w:r>
+    </w:p>
+    <w:p>
+      <w:pPr>
+        <w:spacing w:line="360" w:lineRule="auto"/>
+        <w:rPr>
+          <w:rFonts w:ascii="Calibri" w:hAnsi="Calibri" w:cs="Calibri"/>
+        </w:rPr>
+      </w:pPr>
+      <w:r>
+        <w:rPr>
+          <w:rFonts w:ascii="Calibri" w:hAnsi="Calibri" w:cs="Calibri"/>
+        </w:rPr>
+        <w:t xml:space="preserve">Overall, this architecture directly supports the functional requirements defined in chapter 3. Specifically, </w:t>
+      </w:r>
+      <w:r>
+        <w:rPr>
+          <w:rFonts w:ascii="Calibri" w:hAnsi="Calibri" w:cs="Calibri"/>
+        </w:rPr>
+        <w:t>in regard to</w:t>
+      </w:r>
+      <w:r>
+        <w:rPr>
+          <w:rFonts w:ascii="Calibri" w:hAnsi="Calibri" w:cs="Calibri"/>
+        </w:rPr>
+        <w:t xml:space="preserve"> enabling data capture, efficient data processing for dashboard insights as well as scalable support for user specific features such as personalised nutritional tracking or community interaction.</w:t>
+      </w:r>
+    </w:p>
+    <w:p>
+      <w:pPr>
+        <w:pStyle w:val="Heading2"/>
+        <w:spacing w:line="360" w:lineRule="auto"/>
+        <w:rPr>
+          <w:rFonts w:ascii="Calibri" w:hAnsi="Calibri" w:cs="Calibri"/>
+          <w:b/>
+          <w:bCs/>
+        </w:rPr>
+      </w:pPr>
+      <w:bookmarkStart w:id="17" w:name="_Toc227860124"/>
+      <w:r>
+        <w:rPr>
+          <w:rFonts w:ascii="Calibri" w:hAnsi="Calibri" w:cs="Calibri"/>
+          <w:b/>
+          <w:bCs/>
+        </w:rPr>
+        <w:t>4.2 Database Design</w:t>
+      </w:r>
+      <w:bookmarkEnd w:id="17"/>
+    </w:p>
+    <w:p>
+      <w:pPr>
+        <w:spacing w:line="360" w:lineRule="auto"/>
+        <w:rPr>
+          <w:rFonts w:ascii="Calibri" w:hAnsi="Calibri" w:cs="Calibri"/>
+        </w:rPr>
+      </w:pPr>
+      <w:r>
+        <w:rPr>
+          <w:rFonts w:ascii="Calibri" w:hAnsi="Calibri" w:cs="Calibri"/>
+        </w:rPr>
+        <w:t xml:space="preserve">A relational database was selected for this system due to the application storing structured data with clear relationships between entities. This system required data to persist across user accounts, training sessions, nutritional entries, forum content, post interactions and friend requests. These entities are closely </w:t>
+      </w:r>
+      <w:r>
+        <w:rPr>
+          <w:rFonts w:ascii="Calibri" w:hAnsi="Calibri" w:cs="Calibri"/>
+        </w:rPr>
+        <w:t>related;</w:t>
+      </w:r>
+      <w:r>
+        <w:rPr>
+          <w:rFonts w:ascii="Calibri" w:hAnsi="Calibri" w:cs="Calibri"/>
+        </w:rPr>
+        <w:t xml:space="preserve"> </w:t>
+      </w:r>
+      <w:r>
+        <w:rPr>
+          <w:rFonts w:ascii="Calibri" w:hAnsi="Calibri" w:cs="Calibri"/>
+        </w:rPr>
+        <w:t>this makes the relational model appropriate because it supports primary keys and foreign keys and referential integrity.</w:t>
+      </w:r>
+    </w:p>
+    <w:p>
+      <w:pPr>
+        <w:spacing w:line="360" w:lineRule="auto"/>
+        <w:rPr>
+          <w:rFonts w:ascii="Calibri" w:hAnsi="Calibri" w:cs="Calibri"/>
+        </w:rPr>
+      </w:pPr>
+      <w:r>
+        <w:rPr>
+          <w:rFonts w:ascii="Calibri" w:hAnsi="Calibri" w:cs="Calibri"/>
+        </w:rPr>
+        <w:t>The approach was chosen over a NoSQL data store because the system depends on its relationship between users and their records. E.g. each food entry and training session must belong to a specific user, whilst forum comments, favourites and likes need to be linked to both a user and forum post. A relational database is therefore the most logical choice and provides a stable structure for data consistency across the system.</w:t>
+      </w:r>
+    </w:p>
+    <w:p>
+      <w:pPr>
+        <w:spacing w:line="360" w:lineRule="auto"/>
+        <w:rPr>
+          <w:rFonts w:ascii="Calibri" w:hAnsi="Calibri" w:cs="Calibri"/>
+        </w:rPr>
+      </w:pPr>
+      <w:r>
+        <w:rPr>
+          <w:rFonts w:ascii="Calibri" w:hAnsi="Calibri" w:cs="Calibri"/>
+        </w:rPr>
+        <w:lastRenderedPageBreak/>
+        <w:drawing>
+          <wp:inline distT="0" distB="0" distL="0" distR="0" wp14:anchorId="03136D57" wp14:editId="1A2586DD">
+            <wp:extent cx="5645183" cy="4668253"/>
+            <wp:effectExtent l="0" t="0" r="0" b="0"/>
+            <wp:docPr id="1125675063" name="Picture 1"/>
+            <wp:cNvGraphicFramePr>
+              <a:graphicFrameLocks xmlns:a="http://schemas.openxmlformats.org/drawingml/2006/main" noChangeAspect="1"/>
+            </wp:cNvGraphicFramePr>
+            <a:graphic xmlns:a="http://schemas.openxmlformats.org/drawingml/2006/main">
+              <a:graphicData uri="http://schemas.openxmlformats.org/drawingml/2006/picture">
+                <pic:pic xmlns:pic="http://schemas.openxmlformats.org/drawingml/2006/picture">
+                  <pic:nvPicPr>
+                    <pic:cNvPr id="1125675063" name=""/>
                     <pic:cNvPicPr/>
                   </pic:nvPicPr>
                   <pic:blipFill>
-                    <a:blip r:embed="rId9"/>
+                    <a:blip r:embed="rId10"/>
                     <a:stretch>
                       <a:fillRect/>
                     </a:stretch>
@@ -10876,7 +11108,7 @@
                   <pic:spPr>
                     <a:xfrm>
                       <a:off x="0" y="0"/>
-                      <a:ext cx="5731510" cy="1809115"/>
+                      <a:ext cx="5662089" cy="4682233"/>
                     </a:xfrm>
                     <a:prstGeom prst="rect">
                       <a:avLst/>
@@ -10896,6 +11128,81 @@
           <w:rFonts w:ascii="Calibri" w:hAnsi="Calibri" w:cs="Calibri"/>
         </w:rPr>
       </w:pPr>
+      <w:r>
+        <w:rPr>
+          <w:rFonts w:ascii="Calibri" w:hAnsi="Calibri" w:cs="Calibri"/>
+        </w:rPr>
+        <w:t>An Entity Relationship diagram of the main database entries has been provided. The user table here acts as the central entity; you cannot interact with anything in this system without being a user. Additionally, the user table has a one-many relationships with Friend_Request, Food_Entry, Training_Sessions, Forum_Comments, Forum_Posts, Forum_Likes and Forum_Favourites. This links back to the requirement for an authenticated user account.</w:t>
+      </w:r>
+    </w:p>
+    <w:p>
+      <w:pPr>
+        <w:spacing w:line="360" w:lineRule="auto"/>
+        <w:rPr>
+          <w:rFonts w:ascii="Calibri" w:hAnsi="Calibri" w:cs="Calibri"/>
+        </w:rPr>
+      </w:pPr>
+      <w:r>
+        <w:rPr>
+          <w:rFonts w:ascii="Calibri" w:hAnsi="Calibri" w:cs="Calibri"/>
+        </w:rPr>
+        <w:t>The training and nutrition tables support the tracking requirements defined in chapter 3. Training_Sessions store session type, duration, intensity and many other climbing specific metrics such as highest grade, attempts, tops and flashes. Food_Entry stores information about meals and their macronutrient data, allowing daily nutrition totals and dashboard summaries to be calculated.</w:t>
+      </w:r>
+    </w:p>
+    <w:p>
+      <w:pPr>
+        <w:spacing w:line="360" w:lineRule="auto"/>
+        <w:rPr>
+          <w:rFonts w:ascii="Calibri" w:hAnsi="Calibri" w:cs="Calibri"/>
+        </w:rPr>
+      </w:pPr>
+      <w:r>
+        <w:rPr>
+          <w:rFonts w:ascii="Calibri" w:hAnsi="Calibri" w:cs="Calibri"/>
+        </w:rPr>
+        <w:t>The community related tables support forum interaction as well as social features. Forum_Posts store user created posts, while Forum_Comments sores any comments liked to post as well as the user who crated them. Forum_Likes and Forum_Favourites are associative tables that allow many users to interact with forum posts while still maintaining a clear relational structure.</w:t>
+      </w:r>
+    </w:p>
+    <w:p>
+      <w:pPr>
+        <w:spacing w:line="360" w:lineRule="auto"/>
+        <w:rPr>
+          <w:rFonts w:ascii="Calibri" w:hAnsi="Calibri" w:cs="Calibri"/>
+        </w:rPr>
+      </w:pPr>
+      <w:r>
+        <w:rPr>
+          <w:rFonts w:ascii="Calibri" w:hAnsi="Calibri" w:cs="Calibri"/>
+        </w:rPr>
+        <w:lastRenderedPageBreak/>
+        <w:t>Finally, the Friend_Requests table supports social connection functionality. It references User table twice for both the sender field and for the receiver field, allowing incoming and outgoing friend requests to be represented within the database.</w:t>
+      </w:r>
+    </w:p>
+    <w:p>
+      <w:pPr>
+        <w:spacing w:line="360" w:lineRule="auto"/>
+        <w:rPr>
+          <w:rFonts w:ascii="Calibri" w:hAnsi="Calibri" w:cs="Calibri"/>
+        </w:rPr>
+      </w:pPr>
+      <w:r>
+        <w:rPr>
+          <w:rFonts w:ascii="Calibri" w:hAnsi="Calibri" w:cs="Calibri"/>
+        </w:rPr>
+        <w:t>To note, for readability, only key attributes are shown in the ERD. Additional implementation fields are existent within the codebase but are omitted from the diagram above as they are not necessar</w:t>
+      </w:r>
+      <w:r>
+        <w:rPr>
+          <w:rFonts w:ascii="Calibri" w:hAnsi="Calibri" w:cs="Calibri"/>
+        </w:rPr>
+        <w:t>ily</w:t>
+      </w:r>
+      <w:r>
+        <w:rPr>
+          <w:rFonts w:ascii="Calibri" w:hAnsi="Calibri" w:cs="Calibri"/>
+        </w:rPr>
+        <w:t xml:space="preserve"> essential to understanding the main database structure.</w:t>
+      </w:r>
     </w:p>
     <w:p>
       <w:pPr>
@@ -10907,16 +11214,24 @@
           <w:bCs/>
         </w:rPr>
       </w:pPr>
-      <w:bookmarkStart w:id="17" w:name="_Toc227860124"/>
+      <w:bookmarkStart w:id="18" w:name="_Toc227860125"/>
       <w:r>
         <w:rPr>
           <w:rFonts w:ascii="Calibri" w:hAnsi="Calibri" w:cs="Calibri"/>
           <w:b/>
           <w:bCs/>
         </w:rPr>
-        <w:t>4.2 Database Design</w:t>
-      </w:r>
-      <w:bookmarkEnd w:id="17"/>
+        <w:t>4.3 Detailed Design (UML)</w:t>
+      </w:r>
+      <w:bookmarkEnd w:id="18"/>
+    </w:p>
+    <w:p>
+      <w:pPr>
+        <w:spacing w:line="360" w:lineRule="auto"/>
+        <w:rPr>
+          <w:rFonts w:ascii="Calibri" w:hAnsi="Calibri" w:cs="Calibri"/>
+        </w:rPr>
+      </w:pPr>
     </w:p>
     <w:p>
       <w:pPr>
@@ -10928,16 +11243,24 @@
           <w:bCs/>
         </w:rPr>
       </w:pPr>
-      <w:bookmarkStart w:id="18" w:name="_Toc227860125"/>
+      <w:bookmarkStart w:id="19" w:name="_Toc227860126"/>
       <w:r>
         <w:rPr>
           <w:rFonts w:ascii="Calibri" w:hAnsi="Calibri" w:cs="Calibri"/>
           <w:b/>
           <w:bCs/>
         </w:rPr>
-        <w:t>4.3 Detailed Design (UML)</w:t>
-      </w:r>
-      <w:bookmarkEnd w:id="18"/>
+        <w:t>4.4 User Interface (UI) Design</w:t>
+      </w:r>
+      <w:bookmarkEnd w:id="19"/>
+    </w:p>
+    <w:p>
+      <w:pPr>
+        <w:spacing w:line="360" w:lineRule="auto"/>
+        <w:rPr>
+          <w:rFonts w:ascii="Calibri" w:hAnsi="Calibri" w:cs="Calibri"/>
+        </w:rPr>
+      </w:pPr>
     </w:p>
     <w:p>
       <w:pPr>
@@ -10949,20 +11272,28 @@
           <w:bCs/>
         </w:rPr>
       </w:pPr>
-      <w:bookmarkStart w:id="19" w:name="_Toc227860126"/>
+      <w:bookmarkStart w:id="20" w:name="_Toc227860127"/>
       <w:r>
         <w:rPr>
           <w:rFonts w:ascii="Calibri" w:hAnsi="Calibri" w:cs="Calibri"/>
           <w:b/>
           <w:bCs/>
         </w:rPr>
-        <w:t>4.4 User Interface (UI) Design</w:t>
-      </w:r>
-      <w:bookmarkEnd w:id="19"/>
-    </w:p>
-    <w:p>
-      <w:pPr>
-        <w:pStyle w:val="Heading2"/>
+        <w:t>4.5 Technical Justification</w:t>
+      </w:r>
+      <w:bookmarkEnd w:id="20"/>
+    </w:p>
+    <w:p>
+      <w:pPr>
+        <w:spacing w:line="360" w:lineRule="auto"/>
+        <w:rPr>
+          <w:rFonts w:ascii="Calibri" w:hAnsi="Calibri" w:cs="Calibri"/>
+        </w:rPr>
+      </w:pPr>
+    </w:p>
+    <w:p>
+      <w:pPr>
+        <w:pStyle w:val="Heading1"/>
         <w:spacing w:line="360" w:lineRule="auto"/>
         <w:rPr>
           <w:rFonts w:ascii="Calibri" w:hAnsi="Calibri" w:cs="Calibri"/>
@@ -10970,20 +11301,351 @@
           <w:bCs/>
         </w:rPr>
       </w:pPr>
-      <w:bookmarkStart w:id="20" w:name="_Toc227860127"/>
+      <w:bookmarkStart w:id="21" w:name="_Toc227860128"/>
       <w:r>
         <w:rPr>
           <w:rFonts w:ascii="Calibri" w:hAnsi="Calibri" w:cs="Calibri"/>
           <w:b/>
           <w:bCs/>
         </w:rPr>
-        <w:t>4.5 Technical Justification</w:t>
-      </w:r>
-      <w:bookmarkEnd w:id="20"/>
-    </w:p>
-    <w:p>
-      <w:pPr>
-        <w:pStyle w:val="Heading1"/>
+        <w:t>Chapter 5 Implementation and Technical Realisation (15%)</w:t>
+      </w:r>
+      <w:bookmarkEnd w:id="21"/>
+    </w:p>
+    <w:p>
+      <w:pPr>
+        <w:spacing w:line="360" w:lineRule="auto"/>
+        <w:rPr>
+          <w:rFonts w:ascii="Calibri" w:hAnsi="Calibri" w:cs="Calibri"/>
+        </w:rPr>
+      </w:pPr>
+      <w:proofErr w:type="gramStart"/>
+      <w:r>
+        <w:rPr>
+          <w:rFonts w:ascii="Calibri" w:hAnsi="Calibri" w:cs="Calibri"/>
+        </w:rPr>
+        <w:t>Main Focus</w:t>
+      </w:r>
+      <w:proofErr w:type="gramEnd"/>
+      <w:r>
+        <w:rPr>
+          <w:rFonts w:ascii="Calibri" w:hAnsi="Calibri" w:cs="Calibri"/>
+        </w:rPr>
+        <w:t>: To describe the development process and highlight the significant technical challenges</w:t>
+      </w:r>
+    </w:p>
+    <w:p>
+      <w:pPr>
+        <w:spacing w:line="360" w:lineRule="auto"/>
+        <w:rPr>
+          <w:rFonts w:ascii="Calibri" w:hAnsi="Calibri" w:cs="Calibri"/>
+        </w:rPr>
+      </w:pPr>
+      <w:r>
+        <w:rPr>
+          <w:rFonts w:ascii="Calibri" w:hAnsi="Calibri" w:cs="Calibri"/>
+        </w:rPr>
+        <w:t>encountered.</w:t>
+      </w:r>
+    </w:p>
+    <w:p>
+      <w:pPr>
+        <w:spacing w:line="360" w:lineRule="auto"/>
+        <w:rPr>
+          <w:rFonts w:ascii="Calibri" w:hAnsi="Calibri" w:cs="Calibri"/>
+        </w:rPr>
+      </w:pPr>
+      <w:r>
+        <w:rPr>
+          <w:rFonts w:ascii="Calibri" w:hAnsi="Calibri" w:cs="Calibri"/>
+        </w:rPr>
+        <w:t>• Implementation Strategy: Provide a brief overview of your development environment and the</w:t>
+      </w:r>
+    </w:p>
+    <w:p>
+      <w:pPr>
+        <w:spacing w:line="360" w:lineRule="auto"/>
+        <w:rPr>
+          <w:rFonts w:ascii="Calibri" w:hAnsi="Calibri" w:cs="Calibri"/>
+        </w:rPr>
+      </w:pPr>
+      <w:r>
+        <w:rPr>
+          <w:rFonts w:ascii="Calibri" w:hAnsi="Calibri" w:cs="Calibri"/>
+        </w:rPr>
+        <w:t>strategy used to build the system. This should include (but not be restricted to) things such as the</w:t>
+      </w:r>
+    </w:p>
+    <w:p>
+      <w:pPr>
+        <w:spacing w:line="360" w:lineRule="auto"/>
+        <w:rPr>
+          <w:rFonts w:ascii="Calibri" w:hAnsi="Calibri" w:cs="Calibri"/>
+        </w:rPr>
+      </w:pPr>
+      <w:r>
+        <w:rPr>
+          <w:rFonts w:ascii="Calibri" w:hAnsi="Calibri" w:cs="Calibri"/>
+        </w:rPr>
+        <w:t>development environment (IDE, version control, etc.), your approach to modularisation (how you</w:t>
+      </w:r>
+    </w:p>
+    <w:p>
+      <w:pPr>
+        <w:spacing w:line="360" w:lineRule="auto"/>
+        <w:rPr>
+          <w:rFonts w:ascii="Calibri" w:hAnsi="Calibri" w:cs="Calibri"/>
+        </w:rPr>
+      </w:pPr>
+      <w:r>
+        <w:rPr>
+          <w:rFonts w:ascii="Calibri" w:hAnsi="Calibri" w:cs="Calibri"/>
+        </w:rPr>
+        <w:t>broke the system down into manageable parts), any use of Design Patterns (e.g., Singleton,</w:t>
+      </w:r>
+    </w:p>
+    <w:p>
+      <w:pPr>
+        <w:spacing w:line="360" w:lineRule="auto"/>
+        <w:rPr>
+          <w:rFonts w:ascii="Calibri" w:hAnsi="Calibri" w:cs="Calibri"/>
+        </w:rPr>
+      </w:pPr>
+      <w:r>
+        <w:rPr>
+          <w:rFonts w:ascii="Calibri" w:hAnsi="Calibri" w:cs="Calibri"/>
+        </w:rPr>
+        <w:t>Factory, Observer) that were implemented to ensure code quality and maintainability.</w:t>
+      </w:r>
+    </w:p>
+    <w:p>
+      <w:pPr>
+        <w:spacing w:line="360" w:lineRule="auto"/>
+        <w:rPr>
+          <w:rFonts w:ascii="Calibri" w:hAnsi="Calibri" w:cs="Calibri"/>
+        </w:rPr>
+      </w:pPr>
+      <w:r>
+        <w:rPr>
+          <w:rFonts w:ascii="Calibri" w:hAnsi="Calibri" w:cs="Calibri"/>
+        </w:rPr>
+        <w:t>• Core Feature Implementation: Choose your most critical or complex features (e.g. 2 or 3) and for</w:t>
+      </w:r>
+    </w:p>
+    <w:p>
+      <w:pPr>
+        <w:spacing w:line="360" w:lineRule="auto"/>
+        <w:rPr>
+          <w:rFonts w:ascii="Calibri" w:hAnsi="Calibri" w:cs="Calibri"/>
+        </w:rPr>
+      </w:pPr>
+      <w:r>
+        <w:rPr>
+          <w:rFonts w:ascii="Calibri" w:hAnsi="Calibri" w:cs="Calibri"/>
+        </w:rPr>
+        <w:t>each, explain how you translated the Design (from Chapter 4) into working code. Include concise,</w:t>
+      </w:r>
+    </w:p>
+    <w:p>
+      <w:pPr>
+        <w:spacing w:line="360" w:lineRule="auto"/>
+        <w:rPr>
+          <w:rFonts w:ascii="Calibri" w:hAnsi="Calibri" w:cs="Calibri"/>
+        </w:rPr>
+      </w:pPr>
+      <w:r>
+        <w:rPr>
+          <w:rFonts w:ascii="Calibri" w:hAnsi="Calibri" w:cs="Calibri"/>
+        </w:rPr>
+        <w:t>well-commented code snippets (~20–30 lines max) that demonstrate your implementation of the</w:t>
+      </w:r>
+    </w:p>
+    <w:p>
+      <w:pPr>
+        <w:spacing w:line="360" w:lineRule="auto"/>
+        <w:rPr>
+          <w:rFonts w:ascii="Calibri" w:hAnsi="Calibri" w:cs="Calibri"/>
+        </w:rPr>
+      </w:pPr>
+      <w:r>
+        <w:rPr>
+          <w:rFonts w:ascii="Calibri" w:hAnsi="Calibri" w:cs="Calibri"/>
+        </w:rPr>
+        <w:lastRenderedPageBreak/>
+        <w:t>core logic. Avoid "boilerplate" code (like imports or basic setup). Focus on the logic that makes the</w:t>
+      </w:r>
+    </w:p>
+    <w:p>
+      <w:pPr>
+        <w:spacing w:line="360" w:lineRule="auto"/>
+        <w:rPr>
+          <w:rFonts w:ascii="Calibri" w:hAnsi="Calibri" w:cs="Calibri"/>
+        </w:rPr>
+      </w:pPr>
+      <w:r>
+        <w:rPr>
+          <w:rFonts w:ascii="Calibri" w:hAnsi="Calibri" w:cs="Calibri"/>
+        </w:rPr>
+        <w:t>feature work. Do not include full source files in the main text, these belong in your repository.</w:t>
+      </w:r>
+    </w:p>
+    <w:p>
+      <w:pPr>
+        <w:spacing w:line="360" w:lineRule="auto"/>
+        <w:rPr>
+          <w:rFonts w:ascii="Calibri" w:hAnsi="Calibri" w:cs="Calibri"/>
+        </w:rPr>
+      </w:pPr>
+      <w:r>
+        <w:rPr>
+          <w:rFonts w:ascii="Calibri" w:hAnsi="Calibri" w:cs="Calibri"/>
+        </w:rPr>
+        <w:t>• Technical Challenges and Solutions: Describe the most significant technical "roadblocks" you</w:t>
+      </w:r>
+    </w:p>
+    <w:p>
+      <w:pPr>
+        <w:spacing w:line="360" w:lineRule="auto"/>
+        <w:rPr>
+          <w:rFonts w:ascii="Calibri" w:hAnsi="Calibri" w:cs="Calibri"/>
+        </w:rPr>
+      </w:pPr>
+      <w:r>
+        <w:rPr>
+          <w:rFonts w:ascii="Calibri" w:hAnsi="Calibri" w:cs="Calibri"/>
+        </w:rPr>
+        <w:t>encountered during the implementation. For each challenge, describe the problem (e.g. the bug,</w:t>
+      </w:r>
+    </w:p>
+    <w:p>
+      <w:pPr>
+        <w:spacing w:line="360" w:lineRule="auto"/>
+        <w:rPr>
+          <w:rFonts w:ascii="Calibri" w:hAnsi="Calibri" w:cs="Calibri"/>
+        </w:rPr>
+      </w:pPr>
+      <w:r>
+        <w:rPr>
+          <w:rFonts w:ascii="Calibri" w:hAnsi="Calibri" w:cs="Calibri"/>
+        </w:rPr>
+        <w:t>integration issue, or performance bottleneck), how you identified the root cause, how you fixed</w:t>
+      </w:r>
+    </w:p>
+    <w:p>
+      <w:pPr>
+        <w:spacing w:line="360" w:lineRule="auto"/>
+        <w:rPr>
+          <w:rFonts w:ascii="Calibri" w:hAnsi="Calibri" w:cs="Calibri"/>
+        </w:rPr>
+      </w:pPr>
+      <w:r>
+        <w:rPr>
+          <w:rFonts w:ascii="Calibri" w:hAnsi="Calibri" w:cs="Calibri"/>
+        </w:rPr>
+        <w:t>or bypassed the issue and how the solution affected the final system (e.g., improved performance</w:t>
+      </w:r>
+    </w:p>
+    <w:p>
+      <w:pPr>
+        <w:spacing w:line="360" w:lineRule="auto"/>
+        <w:rPr>
+          <w:rFonts w:ascii="Calibri" w:hAnsi="Calibri" w:cs="Calibri"/>
+        </w:rPr>
+      </w:pPr>
+      <w:r>
+        <w:rPr>
+          <w:rFonts w:ascii="Calibri" w:hAnsi="Calibri" w:cs="Calibri"/>
+        </w:rPr>
+        <w:t>or better security)</w:t>
+      </w:r>
+    </w:p>
+    <w:p>
+      <w:pPr>
+        <w:spacing w:line="360" w:lineRule="auto"/>
+        <w:rPr>
+          <w:rFonts w:ascii="Calibri" w:hAnsi="Calibri" w:cs="Calibri"/>
+        </w:rPr>
+      </w:pPr>
+      <w:r>
+        <w:rPr>
+          <w:rFonts w:ascii="Calibri" w:hAnsi="Calibri" w:cs="Calibri"/>
+        </w:rPr>
+        <w:t>• Use of Third-Party Integration (where appropriate): Discuss how you integrated external libraries,</w:t>
+      </w:r>
+    </w:p>
+    <w:p>
+      <w:pPr>
+        <w:spacing w:line="360" w:lineRule="auto"/>
+        <w:rPr>
+          <w:rFonts w:ascii="Calibri" w:hAnsi="Calibri" w:cs="Calibri"/>
+        </w:rPr>
+      </w:pPr>
+      <w:r>
+        <w:rPr>
+          <w:rFonts w:ascii="Calibri" w:hAnsi="Calibri" w:cs="Calibri"/>
+        </w:rPr>
+        <w:t>APIs, or frameworks. Focus on the technical hurdles of getting disparate systems to communicate</w:t>
+      </w:r>
+    </w:p>
+    <w:p>
+      <w:pPr>
+        <w:spacing w:line="360" w:lineRule="auto"/>
+        <w:rPr>
+          <w:rFonts w:ascii="Calibri" w:hAnsi="Calibri" w:cs="Calibri"/>
+        </w:rPr>
+      </w:pPr>
+      <w:r>
+        <w:rPr>
+          <w:rFonts w:ascii="Calibri" w:hAnsi="Calibri" w:cs="Calibri"/>
+        </w:rPr>
+        <w:t>and how you handled things such as data mapping or authentication between them.</w:t>
+      </w:r>
+    </w:p>
+    <w:p>
+      <w:pPr>
+        <w:spacing w:line="360" w:lineRule="auto"/>
+        <w:rPr>
+          <w:rFonts w:ascii="Calibri" w:hAnsi="Calibri" w:cs="Calibri"/>
+        </w:rPr>
+      </w:pPr>
+      <w:r>
+        <w:rPr>
+          <w:rFonts w:ascii="Calibri" w:hAnsi="Calibri" w:cs="Calibri"/>
+        </w:rPr>
+        <w:t>• Refinement and Refactoring: Briefly describe how your implementation evolved or any refactoring</w:t>
+      </w:r>
+    </w:p>
+    <w:p>
+      <w:pPr>
+        <w:spacing w:line="360" w:lineRule="auto"/>
+        <w:rPr>
+          <w:rFonts w:ascii="Calibri" w:hAnsi="Calibri" w:cs="Calibri"/>
+        </w:rPr>
+      </w:pPr>
+      <w:r>
+        <w:rPr>
+          <w:rFonts w:ascii="Calibri" w:hAnsi="Calibri" w:cs="Calibri"/>
+        </w:rPr>
+        <w:t>that was required, e.g. refactoring required to meet Non-Functional Requirements (such as</w:t>
+      </w:r>
+    </w:p>
+    <w:p>
+      <w:pPr>
+        <w:spacing w:line="360" w:lineRule="auto"/>
+        <w:rPr>
+          <w:rFonts w:ascii="Calibri" w:hAnsi="Calibri" w:cs="Calibri"/>
+        </w:rPr>
+      </w:pPr>
+      <w:r>
+        <w:rPr>
+          <w:rFonts w:ascii="Calibri" w:hAnsi="Calibri" w:cs="Calibri"/>
+        </w:rPr>
+        <w:t>Performance or Maintainability).</w:t>
+      </w:r>
+    </w:p>
+    <w:p>
+      <w:pPr>
+        <w:pStyle w:val="Heading2"/>
         <w:spacing w:line="360" w:lineRule="auto"/>
         <w:rPr>
           <w:rFonts w:ascii="Calibri" w:hAnsi="Calibri" w:cs="Calibri"/>
@@ -10991,347 +11653,16 @@
           <w:bCs/>
         </w:rPr>
       </w:pPr>
-      <w:bookmarkStart w:id="21" w:name="_Toc227860128"/>
+      <w:bookmarkStart w:id="22" w:name="_Toc227860129"/>
       <w:r>
         <w:rPr>
           <w:rFonts w:ascii="Calibri" w:hAnsi="Calibri" w:cs="Calibri"/>
           <w:b/>
           <w:bCs/>
         </w:rPr>
-        <w:t>Chapter 5 Implementation and Technical Realisation (15%)</w:t>
-      </w:r>
-      <w:bookmarkEnd w:id="21"/>
-    </w:p>
-    <w:p>
-      <w:pPr>
-        <w:spacing w:line="360" w:lineRule="auto"/>
-        <w:rPr>
-          <w:rFonts w:ascii="Calibri" w:hAnsi="Calibri" w:cs="Calibri"/>
-        </w:rPr>
-      </w:pPr>
-      <w:proofErr w:type="gramStart"/>
-      <w:r>
-        <w:rPr>
-          <w:rFonts w:ascii="Calibri" w:hAnsi="Calibri" w:cs="Calibri"/>
-        </w:rPr>
-        <w:t>Main Focus</w:t>
-      </w:r>
-      <w:proofErr w:type="gramEnd"/>
-      <w:r>
-        <w:rPr>
-          <w:rFonts w:ascii="Calibri" w:hAnsi="Calibri" w:cs="Calibri"/>
-        </w:rPr>
-        <w:t>: To describe the development process and highlight the significant technical challenges</w:t>
-      </w:r>
-    </w:p>
-    <w:p>
-      <w:pPr>
-        <w:spacing w:line="360" w:lineRule="auto"/>
-        <w:rPr>
-          <w:rFonts w:ascii="Calibri" w:hAnsi="Calibri" w:cs="Calibri"/>
-        </w:rPr>
-      </w:pPr>
-      <w:r>
-        <w:rPr>
-          <w:rFonts w:ascii="Calibri" w:hAnsi="Calibri" w:cs="Calibri"/>
-        </w:rPr>
-        <w:t>encountered.</w:t>
-      </w:r>
-    </w:p>
-    <w:p>
-      <w:pPr>
-        <w:spacing w:line="360" w:lineRule="auto"/>
-        <w:rPr>
-          <w:rFonts w:ascii="Calibri" w:hAnsi="Calibri" w:cs="Calibri"/>
-        </w:rPr>
-      </w:pPr>
-      <w:r>
-        <w:rPr>
-          <w:rFonts w:ascii="Calibri" w:hAnsi="Calibri" w:cs="Calibri"/>
-        </w:rPr>
-        <w:t>• Implementation Strategy: Provide a brief overview of your development environment and the</w:t>
-      </w:r>
-    </w:p>
-    <w:p>
-      <w:pPr>
-        <w:spacing w:line="360" w:lineRule="auto"/>
-        <w:rPr>
-          <w:rFonts w:ascii="Calibri" w:hAnsi="Calibri" w:cs="Calibri"/>
-        </w:rPr>
-      </w:pPr>
-      <w:r>
-        <w:rPr>
-          <w:rFonts w:ascii="Calibri" w:hAnsi="Calibri" w:cs="Calibri"/>
-        </w:rPr>
-        <w:t>strategy used to build the system. This should include (but not be restricted to) things such as the</w:t>
-      </w:r>
-    </w:p>
-    <w:p>
-      <w:pPr>
-        <w:spacing w:line="360" w:lineRule="auto"/>
-        <w:rPr>
-          <w:rFonts w:ascii="Calibri" w:hAnsi="Calibri" w:cs="Calibri"/>
-        </w:rPr>
-      </w:pPr>
-      <w:r>
-        <w:rPr>
-          <w:rFonts w:ascii="Calibri" w:hAnsi="Calibri" w:cs="Calibri"/>
-        </w:rPr>
-        <w:t>development environment (IDE, version control, etc.), your approach to modularisation (how you</w:t>
-      </w:r>
-    </w:p>
-    <w:p>
-      <w:pPr>
-        <w:spacing w:line="360" w:lineRule="auto"/>
-        <w:rPr>
-          <w:rFonts w:ascii="Calibri" w:hAnsi="Calibri" w:cs="Calibri"/>
-        </w:rPr>
-      </w:pPr>
-      <w:r>
-        <w:rPr>
-          <w:rFonts w:ascii="Calibri" w:hAnsi="Calibri" w:cs="Calibri"/>
-        </w:rPr>
-        <w:t>broke the system down into manageable parts), any use of Design Patterns (e.g., Singleton,</w:t>
-      </w:r>
-    </w:p>
-    <w:p>
-      <w:pPr>
-        <w:spacing w:line="360" w:lineRule="auto"/>
-        <w:rPr>
-          <w:rFonts w:ascii="Calibri" w:hAnsi="Calibri" w:cs="Calibri"/>
-        </w:rPr>
-      </w:pPr>
-      <w:r>
-        <w:rPr>
-          <w:rFonts w:ascii="Calibri" w:hAnsi="Calibri" w:cs="Calibri"/>
-        </w:rPr>
-        <w:t>Factory, Observer) that were implemented to ensure code quality and maintainability.</w:t>
-      </w:r>
-    </w:p>
-    <w:p>
-      <w:pPr>
-        <w:spacing w:line="360" w:lineRule="auto"/>
-        <w:rPr>
-          <w:rFonts w:ascii="Calibri" w:hAnsi="Calibri" w:cs="Calibri"/>
-        </w:rPr>
-      </w:pPr>
-      <w:r>
-        <w:rPr>
-          <w:rFonts w:ascii="Calibri" w:hAnsi="Calibri" w:cs="Calibri"/>
-        </w:rPr>
-        <w:t>• Core Feature Implementation: Choose your most critical or complex features (e.g. 2 or 3) and for</w:t>
-      </w:r>
-    </w:p>
-    <w:p>
-      <w:pPr>
-        <w:spacing w:line="360" w:lineRule="auto"/>
-        <w:rPr>
-          <w:rFonts w:ascii="Calibri" w:hAnsi="Calibri" w:cs="Calibri"/>
-        </w:rPr>
-      </w:pPr>
-      <w:r>
-        <w:rPr>
-          <w:rFonts w:ascii="Calibri" w:hAnsi="Calibri" w:cs="Calibri"/>
-        </w:rPr>
-        <w:t>each, explain how you translated the Design (from Chapter 4) into working code. Include concise,</w:t>
-      </w:r>
-    </w:p>
-    <w:p>
-      <w:pPr>
-        <w:spacing w:line="360" w:lineRule="auto"/>
-        <w:rPr>
-          <w:rFonts w:ascii="Calibri" w:hAnsi="Calibri" w:cs="Calibri"/>
-        </w:rPr>
-      </w:pPr>
-      <w:r>
-        <w:rPr>
-          <w:rFonts w:ascii="Calibri" w:hAnsi="Calibri" w:cs="Calibri"/>
-        </w:rPr>
-        <w:t>well-commented code snippets (~20–30 lines max) that demonstrate your implementation of the</w:t>
-      </w:r>
-    </w:p>
-    <w:p>
-      <w:pPr>
-        <w:spacing w:line="360" w:lineRule="auto"/>
-        <w:rPr>
-          <w:rFonts w:ascii="Calibri" w:hAnsi="Calibri" w:cs="Calibri"/>
-        </w:rPr>
-      </w:pPr>
-      <w:r>
-        <w:rPr>
-          <w:rFonts w:ascii="Calibri" w:hAnsi="Calibri" w:cs="Calibri"/>
-        </w:rPr>
-        <w:t>core logic. Avoid "boilerplate" code (like imports or basic setup). Focus on the logic that makes the</w:t>
-      </w:r>
-    </w:p>
-    <w:p>
-      <w:pPr>
-        <w:spacing w:line="360" w:lineRule="auto"/>
-        <w:rPr>
-          <w:rFonts w:ascii="Calibri" w:hAnsi="Calibri" w:cs="Calibri"/>
-        </w:rPr>
-      </w:pPr>
-      <w:r>
-        <w:rPr>
-          <w:rFonts w:ascii="Calibri" w:hAnsi="Calibri" w:cs="Calibri"/>
-        </w:rPr>
-        <w:t>feature work. Do not include full source files in the main text, these belong in your repository.</w:t>
-      </w:r>
-    </w:p>
-    <w:p>
-      <w:pPr>
-        <w:spacing w:line="360" w:lineRule="auto"/>
-        <w:rPr>
-          <w:rFonts w:ascii="Calibri" w:hAnsi="Calibri" w:cs="Calibri"/>
-        </w:rPr>
-      </w:pPr>
-      <w:r>
-        <w:rPr>
-          <w:rFonts w:ascii="Calibri" w:hAnsi="Calibri" w:cs="Calibri"/>
-        </w:rPr>
-        <w:t>• Technical Challenges and Solutions: Describe the most significant technical "roadblocks" you</w:t>
-      </w:r>
-    </w:p>
-    <w:p>
-      <w:pPr>
-        <w:spacing w:line="360" w:lineRule="auto"/>
-        <w:rPr>
-          <w:rFonts w:ascii="Calibri" w:hAnsi="Calibri" w:cs="Calibri"/>
-        </w:rPr>
-      </w:pPr>
-      <w:r>
-        <w:rPr>
-          <w:rFonts w:ascii="Calibri" w:hAnsi="Calibri" w:cs="Calibri"/>
-        </w:rPr>
-        <w:t>encountered during the implementation. For each challenge, describe the problem (e.g. the bug,</w:t>
-      </w:r>
-    </w:p>
-    <w:p>
-      <w:pPr>
-        <w:spacing w:line="360" w:lineRule="auto"/>
-        <w:rPr>
-          <w:rFonts w:ascii="Calibri" w:hAnsi="Calibri" w:cs="Calibri"/>
-        </w:rPr>
-      </w:pPr>
-      <w:r>
-        <w:rPr>
-          <w:rFonts w:ascii="Calibri" w:hAnsi="Calibri" w:cs="Calibri"/>
-        </w:rPr>
-        <w:t>integration issue, or performance bottleneck), how you identified the root cause, how you fixed</w:t>
-      </w:r>
-    </w:p>
-    <w:p>
-      <w:pPr>
-        <w:spacing w:line="360" w:lineRule="auto"/>
-        <w:rPr>
-          <w:rFonts w:ascii="Calibri" w:hAnsi="Calibri" w:cs="Calibri"/>
-        </w:rPr>
-      </w:pPr>
-      <w:r>
-        <w:rPr>
-          <w:rFonts w:ascii="Calibri" w:hAnsi="Calibri" w:cs="Calibri"/>
-        </w:rPr>
-        <w:lastRenderedPageBreak/>
-        <w:t>or bypassed the issue and how the solution affected the final system (e.g., improved performance</w:t>
-      </w:r>
-    </w:p>
-    <w:p>
-      <w:pPr>
-        <w:spacing w:line="360" w:lineRule="auto"/>
-        <w:rPr>
-          <w:rFonts w:ascii="Calibri" w:hAnsi="Calibri" w:cs="Calibri"/>
-        </w:rPr>
-      </w:pPr>
-      <w:r>
-        <w:rPr>
-          <w:rFonts w:ascii="Calibri" w:hAnsi="Calibri" w:cs="Calibri"/>
-        </w:rPr>
-        <w:t>or better security)</w:t>
-      </w:r>
-    </w:p>
-    <w:p>
-      <w:pPr>
-        <w:spacing w:line="360" w:lineRule="auto"/>
-        <w:rPr>
-          <w:rFonts w:ascii="Calibri" w:hAnsi="Calibri" w:cs="Calibri"/>
-        </w:rPr>
-      </w:pPr>
-      <w:r>
-        <w:rPr>
-          <w:rFonts w:ascii="Calibri" w:hAnsi="Calibri" w:cs="Calibri"/>
-        </w:rPr>
-        <w:t>• Use of Third-Party Integration (where appropriate): Discuss how you integrated external libraries,</w:t>
-      </w:r>
-    </w:p>
-    <w:p>
-      <w:pPr>
-        <w:spacing w:line="360" w:lineRule="auto"/>
-        <w:rPr>
-          <w:rFonts w:ascii="Calibri" w:hAnsi="Calibri" w:cs="Calibri"/>
-        </w:rPr>
-      </w:pPr>
-      <w:r>
-        <w:rPr>
-          <w:rFonts w:ascii="Calibri" w:hAnsi="Calibri" w:cs="Calibri"/>
-        </w:rPr>
-        <w:t>APIs, or frameworks. Focus on the technical hurdles of getting disparate systems to communicate</w:t>
-      </w:r>
-    </w:p>
-    <w:p>
-      <w:pPr>
-        <w:spacing w:line="360" w:lineRule="auto"/>
-        <w:rPr>
-          <w:rFonts w:ascii="Calibri" w:hAnsi="Calibri" w:cs="Calibri"/>
-        </w:rPr>
-      </w:pPr>
-      <w:r>
-        <w:rPr>
-          <w:rFonts w:ascii="Calibri" w:hAnsi="Calibri" w:cs="Calibri"/>
-        </w:rPr>
-        <w:t>and how you handled things such as data mapping or authentication between them.</w:t>
-      </w:r>
-    </w:p>
-    <w:p>
-      <w:pPr>
-        <w:spacing w:line="360" w:lineRule="auto"/>
-        <w:rPr>
-          <w:rFonts w:ascii="Calibri" w:hAnsi="Calibri" w:cs="Calibri"/>
-        </w:rPr>
-      </w:pPr>
-      <w:r>
-        <w:rPr>
-          <w:rFonts w:ascii="Calibri" w:hAnsi="Calibri" w:cs="Calibri"/>
-        </w:rPr>
-        <w:t>• Refinement and Refactoring: Briefly describe how your implementation evolved or any refactoring</w:t>
-      </w:r>
-    </w:p>
-    <w:p>
-      <w:pPr>
-        <w:spacing w:line="360" w:lineRule="auto"/>
-        <w:rPr>
-          <w:rFonts w:ascii="Calibri" w:hAnsi="Calibri" w:cs="Calibri"/>
-        </w:rPr>
-      </w:pPr>
-      <w:r>
-        <w:rPr>
-          <w:rFonts w:ascii="Calibri" w:hAnsi="Calibri" w:cs="Calibri"/>
-        </w:rPr>
-        <w:t>that was required, e.g. refactoring required to meet Non-Functional Requirements (such as</w:t>
-      </w:r>
-    </w:p>
-    <w:p>
-      <w:pPr>
-        <w:spacing w:line="360" w:lineRule="auto"/>
-        <w:rPr>
-          <w:rFonts w:ascii="Calibri" w:hAnsi="Calibri" w:cs="Calibri"/>
-        </w:rPr>
-      </w:pPr>
-      <w:r>
-        <w:rPr>
-          <w:rFonts w:ascii="Calibri" w:hAnsi="Calibri" w:cs="Calibri"/>
-        </w:rPr>
-        <w:t>Performance or Maintainability).</w:t>
-      </w:r>
+        <w:t>5.1 Implementation Strategy</w:t>
+      </w:r>
+      <w:bookmarkEnd w:id="22"/>
     </w:p>
     <w:p>
       <w:pPr>
@@ -11343,16 +11674,16 @@
           <w:bCs/>
         </w:rPr>
       </w:pPr>
-      <w:bookmarkStart w:id="22" w:name="_Toc227860129"/>
+      <w:bookmarkStart w:id="23" w:name="_Toc227860130"/>
       <w:r>
         <w:rPr>
           <w:rFonts w:ascii="Calibri" w:hAnsi="Calibri" w:cs="Calibri"/>
           <w:b/>
           <w:bCs/>
         </w:rPr>
-        <w:t>5.1 Implementation Strategy</w:t>
-      </w:r>
-      <w:bookmarkEnd w:id="22"/>
+        <w:t>5.2 Core Feature Implementation</w:t>
+      </w:r>
+      <w:bookmarkEnd w:id="23"/>
     </w:p>
     <w:p>
       <w:pPr>
@@ -11364,16 +11695,16 @@
           <w:bCs/>
         </w:rPr>
       </w:pPr>
-      <w:bookmarkStart w:id="23" w:name="_Toc227860130"/>
+      <w:bookmarkStart w:id="24" w:name="_Toc227860131"/>
       <w:r>
         <w:rPr>
           <w:rFonts w:ascii="Calibri" w:hAnsi="Calibri" w:cs="Calibri"/>
           <w:b/>
           <w:bCs/>
         </w:rPr>
-        <w:t>5.2 Core Feature Implementation</w:t>
-      </w:r>
-      <w:bookmarkEnd w:id="23"/>
+        <w:t>5.3 Technical Challenges and Solutions</w:t>
+      </w:r>
+      <w:bookmarkEnd w:id="24"/>
     </w:p>
     <w:p>
       <w:pPr>
@@ -11385,16 +11716,16 @@
           <w:bCs/>
         </w:rPr>
       </w:pPr>
-      <w:bookmarkStart w:id="24" w:name="_Toc227860131"/>
+      <w:bookmarkStart w:id="25" w:name="_Toc227860132"/>
       <w:r>
         <w:rPr>
           <w:rFonts w:ascii="Calibri" w:hAnsi="Calibri" w:cs="Calibri"/>
           <w:b/>
           <w:bCs/>
         </w:rPr>
-        <w:t>5.3 Technical Challenges and Solutions</w:t>
-      </w:r>
-      <w:bookmarkEnd w:id="24"/>
+        <w:t>5.4 Use of Third-Party Integration</w:t>
+      </w:r>
+      <w:bookmarkEnd w:id="25"/>
     </w:p>
     <w:p>
       <w:pPr>
@@ -11406,20 +11737,28 @@
           <w:bCs/>
         </w:rPr>
       </w:pPr>
-      <w:bookmarkStart w:id="25" w:name="_Toc227860132"/>
+      <w:bookmarkStart w:id="26" w:name="_Toc227860133"/>
       <w:r>
         <w:rPr>
           <w:rFonts w:ascii="Calibri" w:hAnsi="Calibri" w:cs="Calibri"/>
           <w:b/>
           <w:bCs/>
         </w:rPr>
-        <w:t>5.4 Use of Third-Party Integration</w:t>
-      </w:r>
-      <w:bookmarkEnd w:id="25"/>
-    </w:p>
-    <w:p>
-      <w:pPr>
-        <w:pStyle w:val="Heading2"/>
+        <w:t>5.5 Refinement and Refactoring</w:t>
+      </w:r>
+      <w:bookmarkEnd w:id="26"/>
+    </w:p>
+    <w:p>
+      <w:pPr>
+        <w:spacing w:line="360" w:lineRule="auto"/>
+        <w:rPr>
+          <w:rFonts w:ascii="Calibri" w:hAnsi="Calibri" w:cs="Calibri"/>
+        </w:rPr>
+      </w:pPr>
+    </w:p>
+    <w:p>
+      <w:pPr>
+        <w:pStyle w:val="Heading1"/>
         <w:spacing w:line="360" w:lineRule="auto"/>
         <w:rPr>
           <w:rFonts w:ascii="Calibri" w:hAnsi="Calibri" w:cs="Calibri"/>
@@ -11427,28 +11766,267 @@
           <w:bCs/>
         </w:rPr>
       </w:pPr>
-      <w:bookmarkStart w:id="26" w:name="_Toc227860133"/>
+      <w:bookmarkStart w:id="27" w:name="_Toc227860134"/>
       <w:r>
         <w:rPr>
           <w:rFonts w:ascii="Calibri" w:hAnsi="Calibri" w:cs="Calibri"/>
           <w:b/>
           <w:bCs/>
         </w:rPr>
-        <w:t>5.5 Refinement and Refactoring</w:t>
-      </w:r>
-      <w:bookmarkEnd w:id="26"/>
-    </w:p>
-    <w:p>
-      <w:pPr>
-        <w:spacing w:line="360" w:lineRule="auto"/>
-        <w:rPr>
-          <w:rFonts w:ascii="Calibri" w:hAnsi="Calibri" w:cs="Calibri"/>
-        </w:rPr>
-      </w:pPr>
-    </w:p>
-    <w:p>
-      <w:pPr>
-        <w:pStyle w:val="Heading1"/>
+        <w:t>Chapter 6 Testing and Evaluation (15%)</w:t>
+      </w:r>
+      <w:bookmarkEnd w:id="27"/>
+    </w:p>
+    <w:p>
+      <w:pPr>
+        <w:spacing w:line="360" w:lineRule="auto"/>
+        <w:rPr>
+          <w:rFonts w:ascii="Calibri" w:hAnsi="Calibri" w:cs="Calibri"/>
+        </w:rPr>
+      </w:pPr>
+      <w:proofErr w:type="gramStart"/>
+      <w:r>
+        <w:rPr>
+          <w:rFonts w:ascii="Calibri" w:hAnsi="Calibri" w:cs="Calibri"/>
+        </w:rPr>
+        <w:t>Main Focus</w:t>
+      </w:r>
+      <w:proofErr w:type="gramEnd"/>
+      <w:r>
+        <w:rPr>
+          <w:rFonts w:ascii="Calibri" w:hAnsi="Calibri" w:cs="Calibri"/>
+        </w:rPr>
+        <w:t>: To provide objective evidence of the system’s quality and to critically evaluate the final</w:t>
+      </w:r>
+    </w:p>
+    <w:p>
+      <w:pPr>
+        <w:spacing w:line="360" w:lineRule="auto"/>
+        <w:rPr>
+          <w:rFonts w:ascii="Calibri" w:hAnsi="Calibri" w:cs="Calibri"/>
+        </w:rPr>
+      </w:pPr>
+      <w:r>
+        <w:rPr>
+          <w:rFonts w:ascii="Calibri" w:hAnsi="Calibri" w:cs="Calibri"/>
+        </w:rPr>
+        <w:t>product against the requirements.</w:t>
+      </w:r>
+    </w:p>
+    <w:p>
+      <w:pPr>
+        <w:spacing w:line="360" w:lineRule="auto"/>
+        <w:rPr>
+          <w:rFonts w:ascii="Calibri" w:hAnsi="Calibri" w:cs="Calibri"/>
+        </w:rPr>
+      </w:pPr>
+      <w:r>
+        <w:rPr>
+          <w:rFonts w:ascii="Calibri" w:hAnsi="Calibri" w:cs="Calibri"/>
+        </w:rPr>
+        <w:t>• Testing Methodology: Define and justify your chosen testing strategy. You should explain why your</w:t>
+      </w:r>
+    </w:p>
+    <w:p>
+      <w:pPr>
+        <w:spacing w:line="360" w:lineRule="auto"/>
+        <w:rPr>
+          <w:rFonts w:ascii="Calibri" w:hAnsi="Calibri" w:cs="Calibri"/>
+        </w:rPr>
+      </w:pPr>
+      <w:r>
+        <w:rPr>
+          <w:rFonts w:ascii="Calibri" w:hAnsi="Calibri" w:cs="Calibri"/>
+        </w:rPr>
+        <w:lastRenderedPageBreak/>
+        <w:t>chosen levels of testing (e.g. Unit, Integration, System, or others) were appropriate for your project</w:t>
+      </w:r>
+    </w:p>
+    <w:p>
+      <w:pPr>
+        <w:spacing w:line="360" w:lineRule="auto"/>
+        <w:rPr>
+          <w:rFonts w:ascii="Calibri" w:hAnsi="Calibri" w:cs="Calibri"/>
+        </w:rPr>
+      </w:pPr>
+      <w:r>
+        <w:rPr>
+          <w:rFonts w:ascii="Calibri" w:hAnsi="Calibri" w:cs="Calibri"/>
+        </w:rPr>
+        <w:t>and describe the tools/frameworks used.</w:t>
+      </w:r>
+    </w:p>
+    <w:p>
+      <w:pPr>
+        <w:spacing w:line="360" w:lineRule="auto"/>
+        <w:rPr>
+          <w:rFonts w:ascii="Calibri" w:hAnsi="Calibri" w:cs="Calibri"/>
+        </w:rPr>
+      </w:pPr>
+      <w:r>
+        <w:rPr>
+          <w:rFonts w:ascii="Calibri" w:hAnsi="Calibri" w:cs="Calibri"/>
+        </w:rPr>
+        <w:t>• Verification of Requirements: Provide evidence that the functional requirements and acceptance</w:t>
+      </w:r>
+    </w:p>
+    <w:p>
+      <w:pPr>
+        <w:spacing w:line="360" w:lineRule="auto"/>
+        <w:rPr>
+          <w:rFonts w:ascii="Calibri" w:hAnsi="Calibri" w:cs="Calibri"/>
+        </w:rPr>
+      </w:pPr>
+      <w:r>
+        <w:rPr>
+          <w:rFonts w:ascii="Calibri" w:hAnsi="Calibri" w:cs="Calibri"/>
+        </w:rPr>
+        <w:t>criteria established in Chapter 3 have all been evaluated. You should present this data in a</w:t>
+      </w:r>
+    </w:p>
+    <w:p>
+      <w:pPr>
+        <w:spacing w:line="360" w:lineRule="auto"/>
+        <w:rPr>
+          <w:rFonts w:ascii="Calibri" w:hAnsi="Calibri" w:cs="Calibri"/>
+        </w:rPr>
+      </w:pPr>
+      <w:r>
+        <w:rPr>
+          <w:rFonts w:ascii="Calibri" w:hAnsi="Calibri" w:cs="Calibri"/>
+        </w:rPr>
+        <w:t>structured format that allows for clear traceability between the requirements and the test results.</w:t>
+      </w:r>
+    </w:p>
+    <w:p>
+      <w:pPr>
+        <w:spacing w:line="360" w:lineRule="auto"/>
+        <w:rPr>
+          <w:rFonts w:ascii="Calibri" w:hAnsi="Calibri" w:cs="Calibri"/>
+        </w:rPr>
+      </w:pPr>
+      <w:r>
+        <w:rPr>
+          <w:rFonts w:ascii="Calibri" w:hAnsi="Calibri" w:cs="Calibri"/>
+        </w:rPr>
+        <w:t>• Evaluation of Non-Functional Attributes: Demonstrate how the system performs against the</w:t>
+      </w:r>
+    </w:p>
+    <w:p>
+      <w:pPr>
+        <w:spacing w:line="360" w:lineRule="auto"/>
+        <w:rPr>
+          <w:rFonts w:ascii="Calibri" w:hAnsi="Calibri" w:cs="Calibri"/>
+        </w:rPr>
+      </w:pPr>
+      <w:r>
+        <w:rPr>
+          <w:rFonts w:ascii="Calibri" w:hAnsi="Calibri" w:cs="Calibri"/>
+        </w:rPr>
+        <w:t>quality attributes and constraints defined in your Non-Functional Specification. Use appropriate</w:t>
+      </w:r>
+    </w:p>
+    <w:p>
+      <w:pPr>
+        <w:spacing w:line="360" w:lineRule="auto"/>
+        <w:rPr>
+          <w:rFonts w:ascii="Calibri" w:hAnsi="Calibri" w:cs="Calibri"/>
+        </w:rPr>
+      </w:pPr>
+      <w:r>
+        <w:rPr>
+          <w:rFonts w:ascii="Calibri" w:hAnsi="Calibri" w:cs="Calibri"/>
+        </w:rPr>
+        <w:t>metrics to evaluate areas such as security, performance, or accessibility.</w:t>
+      </w:r>
+    </w:p>
+    <w:p>
+      <w:pPr>
+        <w:spacing w:line="360" w:lineRule="auto"/>
+        <w:rPr>
+          <w:rFonts w:ascii="Calibri" w:hAnsi="Calibri" w:cs="Calibri"/>
+        </w:rPr>
+      </w:pPr>
+      <w:r>
+        <w:rPr>
+          <w:rFonts w:ascii="Calibri" w:hAnsi="Calibri" w:cs="Calibri"/>
+        </w:rPr>
+        <w:t>• Critical Evaluation and Reflection: Provide a rigorous appraisal of the final system. Evaluate the</w:t>
+      </w:r>
+    </w:p>
+    <w:p>
+      <w:pPr>
+        <w:spacing w:line="360" w:lineRule="auto"/>
+        <w:rPr>
+          <w:rFonts w:ascii="Calibri" w:hAnsi="Calibri" w:cs="Calibri"/>
+        </w:rPr>
+      </w:pPr>
+      <w:r>
+        <w:rPr>
+          <w:rFonts w:ascii="Calibri" w:hAnsi="Calibri" w:cs="Calibri"/>
+        </w:rPr>
+        <w:t>extent to which the system addresses the original problem, the technical strengths and limitations</w:t>
+      </w:r>
+    </w:p>
+    <w:p>
+      <w:pPr>
+        <w:spacing w:line="360" w:lineRule="auto"/>
+        <w:rPr>
+          <w:rFonts w:ascii="Calibri" w:hAnsi="Calibri" w:cs="Calibri"/>
+        </w:rPr>
+      </w:pPr>
+      <w:r>
+        <w:rPr>
+          <w:rFonts w:ascii="Calibri" w:hAnsi="Calibri" w:cs="Calibri"/>
+        </w:rPr>
+        <w:t>of your implementation and the engineering trade-offs made during the project (e.g. why a specific</w:t>
+      </w:r>
+    </w:p>
+    <w:p>
+      <w:pPr>
+        <w:spacing w:line="360" w:lineRule="auto"/>
+        <w:rPr>
+          <w:rFonts w:ascii="Calibri" w:hAnsi="Calibri" w:cs="Calibri"/>
+        </w:rPr>
+      </w:pPr>
+      <w:r>
+        <w:rPr>
+          <w:rFonts w:ascii="Calibri" w:hAnsi="Calibri" w:cs="Calibri"/>
+        </w:rPr>
+        <w:t>quality attribute was prioritised over another). Remember that marks are awarded for the rigour</w:t>
+      </w:r>
+    </w:p>
+    <w:p>
+      <w:pPr>
+        <w:spacing w:line="360" w:lineRule="auto"/>
+        <w:rPr>
+          <w:rFonts w:ascii="Calibri" w:hAnsi="Calibri" w:cs="Calibri"/>
+        </w:rPr>
+      </w:pPr>
+      <w:r>
+        <w:rPr>
+          <w:rFonts w:ascii="Calibri" w:hAnsi="Calibri" w:cs="Calibri"/>
+        </w:rPr>
+        <w:t>of the testing process and the honesty of the evaluation, not just for having a perfect, bug-free</w:t>
+      </w:r>
+    </w:p>
+    <w:p>
+      <w:pPr>
+        <w:spacing w:line="360" w:lineRule="auto"/>
+        <w:rPr>
+          <w:rFonts w:ascii="Calibri" w:hAnsi="Calibri" w:cs="Calibri"/>
+        </w:rPr>
+      </w:pPr>
+      <w:r>
+        <w:rPr>
+          <w:rFonts w:ascii="Calibri" w:hAnsi="Calibri" w:cs="Calibri"/>
+        </w:rPr>
+        <w:t>system.</w:t>
+      </w:r>
+    </w:p>
+    <w:p>
+      <w:pPr>
+        <w:pStyle w:val="Heading2"/>
         <w:spacing w:line="360" w:lineRule="auto"/>
         <w:rPr>
           <w:rFonts w:ascii="Calibri" w:hAnsi="Calibri" w:cs="Calibri"/>
@@ -11456,263 +12034,16 @@
           <w:bCs/>
         </w:rPr>
       </w:pPr>
-      <w:bookmarkStart w:id="27" w:name="_Toc227860134"/>
+      <w:bookmarkStart w:id="28" w:name="_Toc227860135"/>
       <w:r>
         <w:rPr>
           <w:rFonts w:ascii="Calibri" w:hAnsi="Calibri" w:cs="Calibri"/>
           <w:b/>
           <w:bCs/>
         </w:rPr>
-        <w:t>Chapter 6 Testing and Evaluation (15%)</w:t>
-      </w:r>
-      <w:bookmarkEnd w:id="27"/>
-    </w:p>
-    <w:p>
-      <w:pPr>
-        <w:spacing w:line="360" w:lineRule="auto"/>
-        <w:rPr>
-          <w:rFonts w:ascii="Calibri" w:hAnsi="Calibri" w:cs="Calibri"/>
-        </w:rPr>
-      </w:pPr>
-      <w:proofErr w:type="gramStart"/>
-      <w:r>
-        <w:rPr>
-          <w:rFonts w:ascii="Calibri" w:hAnsi="Calibri" w:cs="Calibri"/>
-        </w:rPr>
-        <w:t>Main Focus</w:t>
-      </w:r>
-      <w:proofErr w:type="gramEnd"/>
-      <w:r>
-        <w:rPr>
-          <w:rFonts w:ascii="Calibri" w:hAnsi="Calibri" w:cs="Calibri"/>
-        </w:rPr>
-        <w:t>: To provide objective evidence of the system’s quality and to critically evaluate the final</w:t>
-      </w:r>
-    </w:p>
-    <w:p>
-      <w:pPr>
-        <w:spacing w:line="360" w:lineRule="auto"/>
-        <w:rPr>
-          <w:rFonts w:ascii="Calibri" w:hAnsi="Calibri" w:cs="Calibri"/>
-        </w:rPr>
-      </w:pPr>
-      <w:r>
-        <w:rPr>
-          <w:rFonts w:ascii="Calibri" w:hAnsi="Calibri" w:cs="Calibri"/>
-        </w:rPr>
-        <w:t>product against the requirements.</w:t>
-      </w:r>
-    </w:p>
-    <w:p>
-      <w:pPr>
-        <w:spacing w:line="360" w:lineRule="auto"/>
-        <w:rPr>
-          <w:rFonts w:ascii="Calibri" w:hAnsi="Calibri" w:cs="Calibri"/>
-        </w:rPr>
-      </w:pPr>
-      <w:r>
-        <w:rPr>
-          <w:rFonts w:ascii="Calibri" w:hAnsi="Calibri" w:cs="Calibri"/>
-        </w:rPr>
-        <w:t>• Testing Methodology: Define and justify your chosen testing strategy. You should explain why your</w:t>
-      </w:r>
-    </w:p>
-    <w:p>
-      <w:pPr>
-        <w:spacing w:line="360" w:lineRule="auto"/>
-        <w:rPr>
-          <w:rFonts w:ascii="Calibri" w:hAnsi="Calibri" w:cs="Calibri"/>
-        </w:rPr>
-      </w:pPr>
-      <w:r>
-        <w:rPr>
-          <w:rFonts w:ascii="Calibri" w:hAnsi="Calibri" w:cs="Calibri"/>
-        </w:rPr>
-        <w:t>chosen levels of testing (e.g. Unit, Integration, System, or others) were appropriate for your project</w:t>
-      </w:r>
-    </w:p>
-    <w:p>
-      <w:pPr>
-        <w:spacing w:line="360" w:lineRule="auto"/>
-        <w:rPr>
-          <w:rFonts w:ascii="Calibri" w:hAnsi="Calibri" w:cs="Calibri"/>
-        </w:rPr>
-      </w:pPr>
-      <w:r>
-        <w:rPr>
-          <w:rFonts w:ascii="Calibri" w:hAnsi="Calibri" w:cs="Calibri"/>
-        </w:rPr>
-        <w:t>and describe the tools/frameworks used.</w:t>
-      </w:r>
-    </w:p>
-    <w:p>
-      <w:pPr>
-        <w:spacing w:line="360" w:lineRule="auto"/>
-        <w:rPr>
-          <w:rFonts w:ascii="Calibri" w:hAnsi="Calibri" w:cs="Calibri"/>
-        </w:rPr>
-      </w:pPr>
-      <w:r>
-        <w:rPr>
-          <w:rFonts w:ascii="Calibri" w:hAnsi="Calibri" w:cs="Calibri"/>
-        </w:rPr>
-        <w:t>• Verification of Requirements: Provide evidence that the functional requirements and acceptance</w:t>
-      </w:r>
-    </w:p>
-    <w:p>
-      <w:pPr>
-        <w:spacing w:line="360" w:lineRule="auto"/>
-        <w:rPr>
-          <w:rFonts w:ascii="Calibri" w:hAnsi="Calibri" w:cs="Calibri"/>
-        </w:rPr>
-      </w:pPr>
-      <w:r>
-        <w:rPr>
-          <w:rFonts w:ascii="Calibri" w:hAnsi="Calibri" w:cs="Calibri"/>
-        </w:rPr>
-        <w:t>criteria established in Chapter 3 have all been evaluated. You should present this data in a</w:t>
-      </w:r>
-    </w:p>
-    <w:p>
-      <w:pPr>
-        <w:spacing w:line="360" w:lineRule="auto"/>
-        <w:rPr>
-          <w:rFonts w:ascii="Calibri" w:hAnsi="Calibri" w:cs="Calibri"/>
-        </w:rPr>
-      </w:pPr>
-      <w:r>
-        <w:rPr>
-          <w:rFonts w:ascii="Calibri" w:hAnsi="Calibri" w:cs="Calibri"/>
-        </w:rPr>
-        <w:t>structured format that allows for clear traceability between the requirements and the test results.</w:t>
-      </w:r>
-    </w:p>
-    <w:p>
-      <w:pPr>
-        <w:spacing w:line="360" w:lineRule="auto"/>
-        <w:rPr>
-          <w:rFonts w:ascii="Calibri" w:hAnsi="Calibri" w:cs="Calibri"/>
-        </w:rPr>
-      </w:pPr>
-      <w:r>
-        <w:rPr>
-          <w:rFonts w:ascii="Calibri" w:hAnsi="Calibri" w:cs="Calibri"/>
-        </w:rPr>
-        <w:lastRenderedPageBreak/>
-        <w:t>• Evaluation of Non-Functional Attributes: Demonstrate how the system performs against the</w:t>
-      </w:r>
-    </w:p>
-    <w:p>
-      <w:pPr>
-        <w:spacing w:line="360" w:lineRule="auto"/>
-        <w:rPr>
-          <w:rFonts w:ascii="Calibri" w:hAnsi="Calibri" w:cs="Calibri"/>
-        </w:rPr>
-      </w:pPr>
-      <w:r>
-        <w:rPr>
-          <w:rFonts w:ascii="Calibri" w:hAnsi="Calibri" w:cs="Calibri"/>
-        </w:rPr>
-        <w:t>quality attributes and constraints defined in your Non-Functional Specification. Use appropriate</w:t>
-      </w:r>
-    </w:p>
-    <w:p>
-      <w:pPr>
-        <w:spacing w:line="360" w:lineRule="auto"/>
-        <w:rPr>
-          <w:rFonts w:ascii="Calibri" w:hAnsi="Calibri" w:cs="Calibri"/>
-        </w:rPr>
-      </w:pPr>
-      <w:r>
-        <w:rPr>
-          <w:rFonts w:ascii="Calibri" w:hAnsi="Calibri" w:cs="Calibri"/>
-        </w:rPr>
-        <w:t>metrics to evaluate areas such as security, performance, or accessibility.</w:t>
-      </w:r>
-    </w:p>
-    <w:p>
-      <w:pPr>
-        <w:spacing w:line="360" w:lineRule="auto"/>
-        <w:rPr>
-          <w:rFonts w:ascii="Calibri" w:hAnsi="Calibri" w:cs="Calibri"/>
-        </w:rPr>
-      </w:pPr>
-      <w:r>
-        <w:rPr>
-          <w:rFonts w:ascii="Calibri" w:hAnsi="Calibri" w:cs="Calibri"/>
-        </w:rPr>
-        <w:t>• Critical Evaluation and Reflection: Provide a rigorous appraisal of the final system. Evaluate the</w:t>
-      </w:r>
-    </w:p>
-    <w:p>
-      <w:pPr>
-        <w:spacing w:line="360" w:lineRule="auto"/>
-        <w:rPr>
-          <w:rFonts w:ascii="Calibri" w:hAnsi="Calibri" w:cs="Calibri"/>
-        </w:rPr>
-      </w:pPr>
-      <w:r>
-        <w:rPr>
-          <w:rFonts w:ascii="Calibri" w:hAnsi="Calibri" w:cs="Calibri"/>
-        </w:rPr>
-        <w:t>extent to which the system addresses the original problem, the technical strengths and limitations</w:t>
-      </w:r>
-    </w:p>
-    <w:p>
-      <w:pPr>
-        <w:spacing w:line="360" w:lineRule="auto"/>
-        <w:rPr>
-          <w:rFonts w:ascii="Calibri" w:hAnsi="Calibri" w:cs="Calibri"/>
-        </w:rPr>
-      </w:pPr>
-      <w:r>
-        <w:rPr>
-          <w:rFonts w:ascii="Calibri" w:hAnsi="Calibri" w:cs="Calibri"/>
-        </w:rPr>
-        <w:t>of your implementation and the engineering trade-offs made during the project (e.g. why a specific</w:t>
-      </w:r>
-    </w:p>
-    <w:p>
-      <w:pPr>
-        <w:spacing w:line="360" w:lineRule="auto"/>
-        <w:rPr>
-          <w:rFonts w:ascii="Calibri" w:hAnsi="Calibri" w:cs="Calibri"/>
-        </w:rPr>
-      </w:pPr>
-      <w:r>
-        <w:rPr>
-          <w:rFonts w:ascii="Calibri" w:hAnsi="Calibri" w:cs="Calibri"/>
-        </w:rPr>
-        <w:t>quality attribute was prioritised over another). Remember that marks are awarded for the rigour</w:t>
-      </w:r>
-    </w:p>
-    <w:p>
-      <w:pPr>
-        <w:spacing w:line="360" w:lineRule="auto"/>
-        <w:rPr>
-          <w:rFonts w:ascii="Calibri" w:hAnsi="Calibri" w:cs="Calibri"/>
-        </w:rPr>
-      </w:pPr>
-      <w:r>
-        <w:rPr>
-          <w:rFonts w:ascii="Calibri" w:hAnsi="Calibri" w:cs="Calibri"/>
-        </w:rPr>
-        <w:t>of the testing process and the honesty of the evaluation, not just for having a perfect, bug-free</w:t>
-      </w:r>
-    </w:p>
-    <w:p>
-      <w:pPr>
-        <w:spacing w:line="360" w:lineRule="auto"/>
-        <w:rPr>
-          <w:rFonts w:ascii="Calibri" w:hAnsi="Calibri" w:cs="Calibri"/>
-        </w:rPr>
-      </w:pPr>
-      <w:r>
-        <w:rPr>
-          <w:rFonts w:ascii="Calibri" w:hAnsi="Calibri" w:cs="Calibri"/>
-        </w:rPr>
-        <w:t>system.</w:t>
-      </w:r>
+        <w:t>6.1 Testing Methodology</w:t>
+      </w:r>
+      <w:bookmarkEnd w:id="28"/>
     </w:p>
     <w:p>
       <w:pPr>
@@ -11724,16 +12055,16 @@
           <w:bCs/>
         </w:rPr>
       </w:pPr>
-      <w:bookmarkStart w:id="28" w:name="_Toc227860135"/>
+      <w:bookmarkStart w:id="29" w:name="_Toc227860136"/>
       <w:r>
         <w:rPr>
           <w:rFonts w:ascii="Calibri" w:hAnsi="Calibri" w:cs="Calibri"/>
           <w:b/>
           <w:bCs/>
         </w:rPr>
-        <w:t>6.1 Testing Methodology</w:t>
-      </w:r>
-      <w:bookmarkEnd w:id="28"/>
+        <w:t>6.2 Verification of Requirements</w:t>
+      </w:r>
+      <w:bookmarkEnd w:id="29"/>
     </w:p>
     <w:p>
       <w:pPr>
@@ -11745,16 +12076,16 @@
           <w:bCs/>
         </w:rPr>
       </w:pPr>
-      <w:bookmarkStart w:id="29" w:name="_Toc227860136"/>
+      <w:bookmarkStart w:id="30" w:name="_Toc227860137"/>
       <w:r>
         <w:rPr>
           <w:rFonts w:ascii="Calibri" w:hAnsi="Calibri" w:cs="Calibri"/>
           <w:b/>
           <w:bCs/>
         </w:rPr>
-        <w:t>6.2 Verification of Requirements</w:t>
-      </w:r>
-      <w:bookmarkEnd w:id="29"/>
+        <w:t>6.3 Evaluation of Non-Functional Attributes</w:t>
+      </w:r>
+      <w:bookmarkEnd w:id="30"/>
     </w:p>
     <w:p>
       <w:pPr>
@@ -11766,20 +12097,20 @@
           <w:bCs/>
         </w:rPr>
       </w:pPr>
-      <w:bookmarkStart w:id="30" w:name="_Toc227860137"/>
+      <w:bookmarkStart w:id="31" w:name="_Toc227860138"/>
       <w:r>
         <w:rPr>
           <w:rFonts w:ascii="Calibri" w:hAnsi="Calibri" w:cs="Calibri"/>
           <w:b/>
           <w:bCs/>
         </w:rPr>
-        <w:t>6.3 Evaluation of Non-Functional Attributes</w:t>
-      </w:r>
-      <w:bookmarkEnd w:id="30"/>
-    </w:p>
-    <w:p>
-      <w:pPr>
-        <w:pStyle w:val="Heading2"/>
+        <w:t>6.4 Critical Evaluation and Reflection</w:t>
+      </w:r>
+      <w:bookmarkEnd w:id="31"/>
+    </w:p>
+    <w:p>
+      <w:pPr>
+        <w:pStyle w:val="Heading1"/>
         <w:spacing w:line="360" w:lineRule="auto"/>
         <w:rPr>
           <w:rFonts w:ascii="Calibri" w:hAnsi="Calibri" w:cs="Calibri"/>
@@ -11787,20 +12118,183 @@
           <w:bCs/>
         </w:rPr>
       </w:pPr>
-      <w:bookmarkStart w:id="31" w:name="_Toc227860138"/>
+      <w:bookmarkStart w:id="32" w:name="_Toc227860139"/>
       <w:r>
         <w:rPr>
           <w:rFonts w:ascii="Calibri" w:hAnsi="Calibri" w:cs="Calibri"/>
           <w:b/>
           <w:bCs/>
         </w:rPr>
-        <w:t>6.4 Critical Evaluation and Reflection</w:t>
-      </w:r>
-      <w:bookmarkEnd w:id="31"/>
-    </w:p>
-    <w:p>
-      <w:pPr>
-        <w:pStyle w:val="Heading1"/>
+        <w:t>Chapter 7 Conclusion and Future Work (5%)</w:t>
+      </w:r>
+      <w:bookmarkEnd w:id="32"/>
+    </w:p>
+    <w:p>
+      <w:pPr>
+        <w:spacing w:line="360" w:lineRule="auto"/>
+        <w:rPr>
+          <w:rFonts w:ascii="Calibri" w:hAnsi="Calibri" w:cs="Calibri"/>
+        </w:rPr>
+      </w:pPr>
+      <w:proofErr w:type="gramStart"/>
+      <w:r>
+        <w:rPr>
+          <w:rFonts w:ascii="Calibri" w:hAnsi="Calibri" w:cs="Calibri"/>
+        </w:rPr>
+        <w:t>Main Focus</w:t>
+      </w:r>
+      <w:proofErr w:type="gramEnd"/>
+      <w:r>
+        <w:rPr>
+          <w:rFonts w:ascii="Calibri" w:hAnsi="Calibri" w:cs="Calibri"/>
+        </w:rPr>
+        <w:t>: To provide a final summary of the project’s achievements and a critical roadmap for the</w:t>
+      </w:r>
+    </w:p>
+    <w:p>
+      <w:pPr>
+        <w:spacing w:line="360" w:lineRule="auto"/>
+        <w:rPr>
+          <w:rFonts w:ascii="Calibri" w:hAnsi="Calibri" w:cs="Calibri"/>
+        </w:rPr>
+      </w:pPr>
+      <w:r>
+        <w:rPr>
+          <w:rFonts w:ascii="Calibri" w:hAnsi="Calibri" w:cs="Calibri"/>
+        </w:rPr>
+        <w:t>system’s future.</w:t>
+      </w:r>
+    </w:p>
+    <w:p>
+      <w:pPr>
+        <w:spacing w:line="360" w:lineRule="auto"/>
+        <w:rPr>
+          <w:rFonts w:ascii="Calibri" w:hAnsi="Calibri" w:cs="Calibri"/>
+        </w:rPr>
+      </w:pPr>
+      <w:r>
+        <w:rPr>
+          <w:rFonts w:ascii="Calibri" w:hAnsi="Calibri" w:cs="Calibri"/>
+        </w:rPr>
+        <w:t>• Project Summary: Briefly summarise the project's journey from the initial vision to the final</w:t>
+      </w:r>
+    </w:p>
+    <w:p>
+      <w:pPr>
+        <w:spacing w:line="360" w:lineRule="auto"/>
+        <w:rPr>
+          <w:rFonts w:ascii="Calibri" w:hAnsi="Calibri" w:cs="Calibri"/>
+        </w:rPr>
+      </w:pPr>
+      <w:r>
+        <w:rPr>
+          <w:rFonts w:ascii="Calibri" w:hAnsi="Calibri" w:cs="Calibri"/>
+        </w:rPr>
+        <w:t>delivered system. Reflect on the extent to which the original aims and objectives were achieved.</w:t>
+      </w:r>
+    </w:p>
+    <w:p>
+      <w:pPr>
+        <w:spacing w:line="360" w:lineRule="auto"/>
+        <w:rPr>
+          <w:rFonts w:ascii="Calibri" w:hAnsi="Calibri" w:cs="Calibri"/>
+        </w:rPr>
+      </w:pPr>
+      <w:r>
+        <w:rPr>
+          <w:rFonts w:ascii="Calibri" w:hAnsi="Calibri" w:cs="Calibri"/>
+        </w:rPr>
+        <w:lastRenderedPageBreak/>
+        <w:t>• Critical Reflection: Provide a candid assessment of the project from a professional perspective.</w:t>
+      </w:r>
+    </w:p>
+    <w:p>
+      <w:pPr>
+        <w:spacing w:line="360" w:lineRule="auto"/>
+        <w:rPr>
+          <w:rFonts w:ascii="Calibri" w:hAnsi="Calibri" w:cs="Calibri"/>
+        </w:rPr>
+      </w:pPr>
+      <w:r>
+        <w:rPr>
+          <w:rFonts w:ascii="Calibri" w:hAnsi="Calibri" w:cs="Calibri"/>
+        </w:rPr>
+        <w:t>This should include what was learned about the software engineering process, and what you</w:t>
+      </w:r>
+    </w:p>
+    <w:p>
+      <w:pPr>
+        <w:spacing w:line="360" w:lineRule="auto"/>
+        <w:rPr>
+          <w:rFonts w:ascii="Calibri" w:hAnsi="Calibri" w:cs="Calibri"/>
+        </w:rPr>
+      </w:pPr>
+      <w:r>
+        <w:rPr>
+          <w:rFonts w:ascii="Calibri" w:hAnsi="Calibri" w:cs="Calibri"/>
+        </w:rPr>
+        <w:t>would do differently if you were to start the project again with the benefit of hindsight.</w:t>
+      </w:r>
+    </w:p>
+    <w:p>
+      <w:pPr>
+        <w:spacing w:line="360" w:lineRule="auto"/>
+        <w:rPr>
+          <w:rFonts w:ascii="Calibri" w:hAnsi="Calibri" w:cs="Calibri"/>
+        </w:rPr>
+      </w:pPr>
+      <w:r>
+        <w:rPr>
+          <w:rFonts w:ascii="Calibri" w:hAnsi="Calibri" w:cs="Calibri"/>
+        </w:rPr>
+        <w:t>• Future Work: Identify the logical next steps for the system. Rather than just listing "more features,"</w:t>
+      </w:r>
+    </w:p>
+    <w:p>
+      <w:pPr>
+        <w:spacing w:line="360" w:lineRule="auto"/>
+        <w:rPr>
+          <w:rFonts w:ascii="Calibri" w:hAnsi="Calibri" w:cs="Calibri"/>
+        </w:rPr>
+      </w:pPr>
+      <w:r>
+        <w:rPr>
+          <w:rFonts w:ascii="Calibri" w:hAnsi="Calibri" w:cs="Calibri"/>
+        </w:rPr>
+        <w:t>suggest how the system could be evolved or scaled. This might include addressing limitations</w:t>
+      </w:r>
+    </w:p>
+    <w:p>
+      <w:pPr>
+        <w:spacing w:line="360" w:lineRule="auto"/>
+        <w:rPr>
+          <w:rFonts w:ascii="Calibri" w:hAnsi="Calibri" w:cs="Calibri"/>
+        </w:rPr>
+      </w:pPr>
+      <w:r>
+        <w:rPr>
+          <w:rFonts w:ascii="Calibri" w:hAnsi="Calibri" w:cs="Calibri"/>
+        </w:rPr>
+        <w:t>identified in the Evaluation (Chapter 6), emerging technologies or integrations that could enhance</w:t>
+      </w:r>
+    </w:p>
+    <w:p>
+      <w:pPr>
+        <w:spacing w:line="360" w:lineRule="auto"/>
+        <w:rPr>
+          <w:rFonts w:ascii="Calibri" w:hAnsi="Calibri" w:cs="Calibri"/>
+        </w:rPr>
+      </w:pPr>
+      <w:r>
+        <w:rPr>
+          <w:rFonts w:ascii="Calibri" w:hAnsi="Calibri" w:cs="Calibri"/>
+        </w:rPr>
+        <w:t>the product or strategies for long-term maintenance or deployment.</w:t>
+      </w:r>
+    </w:p>
+    <w:p>
+      <w:pPr>
+        <w:pStyle w:val="Heading2"/>
         <w:spacing w:line="360" w:lineRule="auto"/>
         <w:rPr>
           <w:rFonts w:ascii="Calibri" w:hAnsi="Calibri" w:cs="Calibri"/>
@@ -11808,179 +12302,16 @@
           <w:bCs/>
         </w:rPr>
       </w:pPr>
-      <w:bookmarkStart w:id="32" w:name="_Toc227860139"/>
+      <w:bookmarkStart w:id="33" w:name="_Toc227860140"/>
       <w:r>
         <w:rPr>
           <w:rFonts w:ascii="Calibri" w:hAnsi="Calibri" w:cs="Calibri"/>
           <w:b/>
           <w:bCs/>
         </w:rPr>
-        <w:t>Chapter 7 Conclusion and Future Work (5%)</w:t>
-      </w:r>
-      <w:bookmarkEnd w:id="32"/>
-    </w:p>
-    <w:p>
-      <w:pPr>
-        <w:spacing w:line="360" w:lineRule="auto"/>
-        <w:rPr>
-          <w:rFonts w:ascii="Calibri" w:hAnsi="Calibri" w:cs="Calibri"/>
-        </w:rPr>
-      </w:pPr>
-      <w:proofErr w:type="gramStart"/>
-      <w:r>
-        <w:rPr>
-          <w:rFonts w:ascii="Calibri" w:hAnsi="Calibri" w:cs="Calibri"/>
-        </w:rPr>
-        <w:t>Main Focus</w:t>
-      </w:r>
-      <w:proofErr w:type="gramEnd"/>
-      <w:r>
-        <w:rPr>
-          <w:rFonts w:ascii="Calibri" w:hAnsi="Calibri" w:cs="Calibri"/>
-        </w:rPr>
-        <w:t>: To provide a final summary of the project’s achievements and a critical roadmap for the</w:t>
-      </w:r>
-    </w:p>
-    <w:p>
-      <w:pPr>
-        <w:spacing w:line="360" w:lineRule="auto"/>
-        <w:rPr>
-          <w:rFonts w:ascii="Calibri" w:hAnsi="Calibri" w:cs="Calibri"/>
-        </w:rPr>
-      </w:pPr>
-      <w:r>
-        <w:rPr>
-          <w:rFonts w:ascii="Calibri" w:hAnsi="Calibri" w:cs="Calibri"/>
-        </w:rPr>
-        <w:t>system’s future.</w:t>
-      </w:r>
-    </w:p>
-    <w:p>
-      <w:pPr>
-        <w:spacing w:line="360" w:lineRule="auto"/>
-        <w:rPr>
-          <w:rFonts w:ascii="Calibri" w:hAnsi="Calibri" w:cs="Calibri"/>
-        </w:rPr>
-      </w:pPr>
-      <w:r>
-        <w:rPr>
-          <w:rFonts w:ascii="Calibri" w:hAnsi="Calibri" w:cs="Calibri"/>
-        </w:rPr>
-        <w:t>• Project Summary: Briefly summarise the project's journey from the initial vision to the final</w:t>
-      </w:r>
-    </w:p>
-    <w:p>
-      <w:pPr>
-        <w:spacing w:line="360" w:lineRule="auto"/>
-        <w:rPr>
-          <w:rFonts w:ascii="Calibri" w:hAnsi="Calibri" w:cs="Calibri"/>
-        </w:rPr>
-      </w:pPr>
-      <w:r>
-        <w:rPr>
-          <w:rFonts w:ascii="Calibri" w:hAnsi="Calibri" w:cs="Calibri"/>
-        </w:rPr>
-        <w:t>delivered system. Reflect on the extent to which the original aims and objectives were achieved.</w:t>
-      </w:r>
-    </w:p>
-    <w:p>
-      <w:pPr>
-        <w:spacing w:line="360" w:lineRule="auto"/>
-        <w:rPr>
-          <w:rFonts w:ascii="Calibri" w:hAnsi="Calibri" w:cs="Calibri"/>
-        </w:rPr>
-      </w:pPr>
-      <w:r>
-        <w:rPr>
-          <w:rFonts w:ascii="Calibri" w:hAnsi="Calibri" w:cs="Calibri"/>
-        </w:rPr>
-        <w:t>• Critical Reflection: Provide a candid assessment of the project from a professional perspective.</w:t>
-      </w:r>
-    </w:p>
-    <w:p>
-      <w:pPr>
-        <w:spacing w:line="360" w:lineRule="auto"/>
-        <w:rPr>
-          <w:rFonts w:ascii="Calibri" w:hAnsi="Calibri" w:cs="Calibri"/>
-        </w:rPr>
-      </w:pPr>
-      <w:r>
-        <w:rPr>
-          <w:rFonts w:ascii="Calibri" w:hAnsi="Calibri" w:cs="Calibri"/>
-        </w:rPr>
-        <w:t>This should include what was learned about the software engineering process, and what you</w:t>
-      </w:r>
-    </w:p>
-    <w:p>
-      <w:pPr>
-        <w:spacing w:line="360" w:lineRule="auto"/>
-        <w:rPr>
-          <w:rFonts w:ascii="Calibri" w:hAnsi="Calibri" w:cs="Calibri"/>
-        </w:rPr>
-      </w:pPr>
-      <w:r>
-        <w:rPr>
-          <w:rFonts w:ascii="Calibri" w:hAnsi="Calibri" w:cs="Calibri"/>
-        </w:rPr>
-        <w:t>would do differently if you were to start the project again with the benefit of hindsight.</w:t>
-      </w:r>
-    </w:p>
-    <w:p>
-      <w:pPr>
-        <w:spacing w:line="360" w:lineRule="auto"/>
-        <w:rPr>
-          <w:rFonts w:ascii="Calibri" w:hAnsi="Calibri" w:cs="Calibri"/>
-        </w:rPr>
-      </w:pPr>
-      <w:r>
-        <w:rPr>
-          <w:rFonts w:ascii="Calibri" w:hAnsi="Calibri" w:cs="Calibri"/>
-        </w:rPr>
-        <w:t>• Future Work: Identify the logical next steps for the system. Rather than just listing "more features,"</w:t>
-      </w:r>
-    </w:p>
-    <w:p>
-      <w:pPr>
-        <w:spacing w:line="360" w:lineRule="auto"/>
-        <w:rPr>
-          <w:rFonts w:ascii="Calibri" w:hAnsi="Calibri" w:cs="Calibri"/>
-        </w:rPr>
-      </w:pPr>
-      <w:r>
-        <w:rPr>
-          <w:rFonts w:ascii="Calibri" w:hAnsi="Calibri" w:cs="Calibri"/>
-        </w:rPr>
-        <w:t>suggest how the system could be evolved or scaled. This might include addressing limitations</w:t>
-      </w:r>
-    </w:p>
-    <w:p>
-      <w:pPr>
-        <w:spacing w:line="360" w:lineRule="auto"/>
-        <w:rPr>
-          <w:rFonts w:ascii="Calibri" w:hAnsi="Calibri" w:cs="Calibri"/>
-        </w:rPr>
-      </w:pPr>
-      <w:r>
-        <w:rPr>
-          <w:rFonts w:ascii="Calibri" w:hAnsi="Calibri" w:cs="Calibri"/>
-        </w:rPr>
-        <w:lastRenderedPageBreak/>
-        <w:t>identified in the Evaluation (Chapter 6), emerging technologies or integrations that could enhance</w:t>
-      </w:r>
-    </w:p>
-    <w:p>
-      <w:pPr>
-        <w:spacing w:line="360" w:lineRule="auto"/>
-        <w:rPr>
-          <w:rFonts w:ascii="Calibri" w:hAnsi="Calibri" w:cs="Calibri"/>
-        </w:rPr>
-      </w:pPr>
-      <w:r>
-        <w:rPr>
-          <w:rFonts w:ascii="Calibri" w:hAnsi="Calibri" w:cs="Calibri"/>
-        </w:rPr>
-        <w:t>the product or strategies for long-term maintenance or deployment.</w:t>
-      </w:r>
+        <w:t>7.1 Project Summary</w:t>
+      </w:r>
+      <w:bookmarkEnd w:id="33"/>
     </w:p>
     <w:p>
       <w:pPr>
@@ -11992,16 +12323,16 @@
           <w:bCs/>
         </w:rPr>
       </w:pPr>
-      <w:bookmarkStart w:id="33" w:name="_Toc227860140"/>
+      <w:bookmarkStart w:id="34" w:name="_Toc227860141"/>
       <w:r>
         <w:rPr>
           <w:rFonts w:ascii="Calibri" w:hAnsi="Calibri" w:cs="Calibri"/>
           <w:b/>
           <w:bCs/>
         </w:rPr>
-        <w:t>7.1 Project Summary</w:t>
-      </w:r>
-      <w:bookmarkEnd w:id="33"/>
+        <w:t>7.2 Critical Reflection</w:t>
+      </w:r>
+      <w:bookmarkEnd w:id="34"/>
     </w:p>
     <w:p>
       <w:pPr>
@@ -12013,20 +12344,20 @@
           <w:bCs/>
         </w:rPr>
       </w:pPr>
-      <w:bookmarkStart w:id="34" w:name="_Toc227860141"/>
+      <w:bookmarkStart w:id="35" w:name="_Toc227860142"/>
       <w:r>
         <w:rPr>
           <w:rFonts w:ascii="Calibri" w:hAnsi="Calibri" w:cs="Calibri"/>
           <w:b/>
           <w:bCs/>
         </w:rPr>
-        <w:t>7.2 Critical Reflection</w:t>
-      </w:r>
-      <w:bookmarkEnd w:id="34"/>
-    </w:p>
-    <w:p>
-      <w:pPr>
-        <w:pStyle w:val="Heading2"/>
+        <w:t>7.3 Future Work</w:t>
+      </w:r>
+      <w:bookmarkEnd w:id="35"/>
+    </w:p>
+    <w:p>
+      <w:pPr>
+        <w:pStyle w:val="Heading1"/>
         <w:spacing w:line="360" w:lineRule="auto"/>
         <w:rPr>
           <w:rFonts w:ascii="Calibri" w:hAnsi="Calibri" w:cs="Calibri"/>
@@ -12034,20 +12365,448 @@
           <w:bCs/>
         </w:rPr>
       </w:pPr>
-      <w:bookmarkStart w:id="35" w:name="_Toc227860142"/>
+      <w:bookmarkStart w:id="36" w:name="_Toc227860143"/>
       <w:r>
         <w:rPr>
           <w:rFonts w:ascii="Calibri" w:hAnsi="Calibri" w:cs="Calibri"/>
           <w:b/>
           <w:bCs/>
         </w:rPr>
-        <w:t>7.3 Future Work</w:t>
-      </w:r>
-      <w:bookmarkEnd w:id="35"/>
-    </w:p>
-    <w:p>
-      <w:pPr>
-        <w:pStyle w:val="Heading1"/>
+        <w:t>References</w:t>
+      </w:r>
+      <w:bookmarkEnd w:id="36"/>
+    </w:p>
+    <w:p>
+      <w:pPr>
+        <w:spacing w:line="360" w:lineRule="auto"/>
+        <w:rPr>
+          <w:rFonts w:ascii="Calibri" w:hAnsi="Calibri" w:cs="Calibri"/>
+        </w:rPr>
+      </w:pPr>
+      <w:r>
+        <w:rPr>
+          <w:rFonts w:ascii="Calibri" w:hAnsi="Calibri" w:cs="Calibri"/>
+        </w:rPr>
+        <w:t>In Software Engineering, documenting where your code and ideas come from is essential for academic</w:t>
+      </w:r>
+    </w:p>
+    <w:p>
+      <w:pPr>
+        <w:spacing w:line="360" w:lineRule="auto"/>
+        <w:rPr>
+          <w:rFonts w:ascii="Calibri" w:hAnsi="Calibri" w:cs="Calibri"/>
+        </w:rPr>
+      </w:pPr>
+      <w:r>
+        <w:rPr>
+          <w:rFonts w:ascii="Calibri" w:hAnsi="Calibri" w:cs="Calibri"/>
+        </w:rPr>
+        <w:t>integrity and professional ethics.</w:t>
+      </w:r>
+    </w:p>
+    <w:p>
+      <w:pPr>
+        <w:spacing w:line="360" w:lineRule="auto"/>
+        <w:rPr>
+          <w:rFonts w:ascii="Calibri" w:hAnsi="Calibri" w:cs="Calibri"/>
+        </w:rPr>
+      </w:pPr>
+      <w:r>
+        <w:rPr>
+          <w:rFonts w:ascii="Calibri" w:hAnsi="Calibri" w:cs="Calibri"/>
+        </w:rPr>
+        <w:t>You must cite any external knowledge used in your dissertation. This includes textbooks, academic</w:t>
+      </w:r>
+    </w:p>
+    <w:p>
+      <w:pPr>
+        <w:spacing w:line="360" w:lineRule="auto"/>
+        <w:rPr>
+          <w:rFonts w:ascii="Calibri" w:hAnsi="Calibri" w:cs="Calibri"/>
+        </w:rPr>
+      </w:pPr>
+      <w:r>
+        <w:rPr>
+          <w:rFonts w:ascii="Calibri" w:hAnsi="Calibri" w:cs="Calibri"/>
+        </w:rPr>
+        <w:t>papers, official documentation, and community tutorials.</w:t>
+      </w:r>
+    </w:p>
+    <w:p>
+      <w:pPr>
+        <w:spacing w:line="360" w:lineRule="auto"/>
+        <w:rPr>
+          <w:rFonts w:ascii="Calibri" w:hAnsi="Calibri" w:cs="Calibri"/>
+        </w:rPr>
+      </w:pPr>
+      <w:r>
+        <w:rPr>
+          <w:rFonts w:ascii="Calibri" w:hAnsi="Calibri" w:cs="Calibri"/>
+        </w:rPr>
+        <w:t>Common Technical Examples of referencing:</w:t>
+      </w:r>
+    </w:p>
+    <w:p>
+      <w:pPr>
+        <w:spacing w:line="360" w:lineRule="auto"/>
+        <w:rPr>
+          <w:rFonts w:ascii="Calibri" w:hAnsi="Calibri" w:cs="Calibri"/>
+        </w:rPr>
+      </w:pPr>
+      <w:r>
+        <w:rPr>
+          <w:rFonts w:ascii="Calibri" w:hAnsi="Calibri" w:cs="Calibri"/>
+        </w:rPr>
+        <w:t>• Official Documentation: "The system uses the React '</w:t>
+      </w:r>
+      <w:proofErr w:type="spellStart"/>
+      <w:r>
+        <w:rPr>
+          <w:rFonts w:ascii="Calibri" w:hAnsi="Calibri" w:cs="Calibri"/>
+        </w:rPr>
+        <w:t>UseContext</w:t>
+      </w:r>
+      <w:proofErr w:type="spellEnd"/>
+      <w:r>
+        <w:rPr>
+          <w:rFonts w:ascii="Calibri" w:hAnsi="Calibri" w:cs="Calibri"/>
+        </w:rPr>
+        <w:t>' hook for global state</w:t>
+      </w:r>
+    </w:p>
+    <w:p>
+      <w:pPr>
+        <w:spacing w:line="360" w:lineRule="auto"/>
+        <w:rPr>
+          <w:rFonts w:ascii="Calibri" w:hAnsi="Calibri" w:cs="Calibri"/>
+        </w:rPr>
+      </w:pPr>
+      <w:r>
+        <w:rPr>
+          <w:rFonts w:ascii="Calibri" w:hAnsi="Calibri" w:cs="Calibri"/>
+        </w:rPr>
+        <w:t>management (Meta, 2026)."</w:t>
+      </w:r>
+    </w:p>
+    <w:p>
+      <w:pPr>
+        <w:spacing w:line="360" w:lineRule="auto"/>
+        <w:rPr>
+          <w:rFonts w:ascii="Calibri" w:hAnsi="Calibri" w:cs="Calibri"/>
+        </w:rPr>
+      </w:pPr>
+      <w:r>
+        <w:rPr>
+          <w:rFonts w:ascii="Calibri" w:hAnsi="Calibri" w:cs="Calibri"/>
+        </w:rPr>
+        <w:t>• Community Solutions: "The recursive logic for the tree-view component was adapted from a</w:t>
+      </w:r>
+    </w:p>
+    <w:p>
+      <w:pPr>
+        <w:spacing w:line="360" w:lineRule="auto"/>
+        <w:rPr>
+          <w:rFonts w:ascii="Calibri" w:hAnsi="Calibri" w:cs="Calibri"/>
+        </w:rPr>
+      </w:pPr>
+      <w:r>
+        <w:rPr>
+          <w:rFonts w:ascii="Calibri" w:hAnsi="Calibri" w:cs="Calibri"/>
+        </w:rPr>
+        <w:t>solution by '</w:t>
+      </w:r>
+      <w:proofErr w:type="spellStart"/>
+      <w:r>
+        <w:rPr>
+          <w:rFonts w:ascii="Calibri" w:hAnsi="Calibri" w:cs="Calibri"/>
+        </w:rPr>
+        <w:t>DevGuru</w:t>
+      </w:r>
+      <w:proofErr w:type="spellEnd"/>
+      <w:r>
+        <w:rPr>
+          <w:rFonts w:ascii="Calibri" w:hAnsi="Calibri" w:cs="Calibri"/>
+        </w:rPr>
+        <w:t>' on Stack Overflow (2025)."</w:t>
+      </w:r>
+    </w:p>
+    <w:p>
+      <w:pPr>
+        <w:spacing w:line="360" w:lineRule="auto"/>
+        <w:rPr>
+          <w:rFonts w:ascii="Calibri" w:hAnsi="Calibri" w:cs="Calibri"/>
+        </w:rPr>
+      </w:pPr>
+      <w:r>
+        <w:rPr>
+          <w:rFonts w:ascii="Calibri" w:hAnsi="Calibri" w:cs="Calibri"/>
+        </w:rPr>
+        <w:t>• Technical Books: "Following the Factory Design Pattern (Gamma et al., 1994), the system..."</w:t>
+      </w:r>
+    </w:p>
+    <w:p>
+      <w:pPr>
+        <w:spacing w:line="360" w:lineRule="auto"/>
+        <w:rPr>
+          <w:rFonts w:ascii="Calibri" w:hAnsi="Calibri" w:cs="Calibri"/>
+        </w:rPr>
+      </w:pPr>
+      <w:r>
+        <w:rPr>
+          <w:rFonts w:ascii="Calibri" w:hAnsi="Calibri" w:cs="Calibri"/>
+        </w:rPr>
+        <w:t>The Reference List:</w:t>
+      </w:r>
+    </w:p>
+    <w:p>
+      <w:pPr>
+        <w:spacing w:line="360" w:lineRule="auto"/>
+        <w:rPr>
+          <w:rFonts w:ascii="Calibri" w:hAnsi="Calibri" w:cs="Calibri"/>
+        </w:rPr>
+      </w:pPr>
+      <w:r>
+        <w:rPr>
+          <w:rFonts w:ascii="Calibri" w:hAnsi="Calibri" w:cs="Calibri"/>
+        </w:rPr>
+        <w:lastRenderedPageBreak/>
+        <w:t>At the end of your document, list your sources alphabetically.</w:t>
+      </w:r>
+    </w:p>
+    <w:p>
+      <w:pPr>
+        <w:spacing w:line="360" w:lineRule="auto"/>
+        <w:rPr>
+          <w:rFonts w:ascii="Calibri" w:hAnsi="Calibri" w:cs="Calibri"/>
+        </w:rPr>
+      </w:pPr>
+      <w:r>
+        <w:rPr>
+          <w:rFonts w:ascii="Calibri" w:hAnsi="Calibri" w:cs="Calibri"/>
+        </w:rPr>
+        <w:t xml:space="preserve">• Meta. (2026). React Documentation: Scaling State. [Online]. Available at: </w:t>
+      </w:r>
+      <w:proofErr w:type="spellStart"/>
+      <w:r>
+        <w:rPr>
+          <w:rFonts w:ascii="Calibri" w:hAnsi="Calibri" w:cs="Calibri"/>
+        </w:rPr>
+        <w:t>react.dev</w:t>
+      </w:r>
+      <w:proofErr w:type="spellEnd"/>
+      <w:r>
+        <w:rPr>
+          <w:rFonts w:ascii="Calibri" w:hAnsi="Calibri" w:cs="Calibri"/>
+        </w:rPr>
+        <w:t>/docs</w:t>
+      </w:r>
+    </w:p>
+    <w:p>
+      <w:pPr>
+        <w:spacing w:line="360" w:lineRule="auto"/>
+        <w:rPr>
+          <w:rFonts w:ascii="Calibri" w:hAnsi="Calibri" w:cs="Calibri"/>
+        </w:rPr>
+      </w:pPr>
+      <w:r>
+        <w:rPr>
+          <w:rFonts w:ascii="Calibri" w:hAnsi="Calibri" w:cs="Calibri"/>
+        </w:rPr>
+        <w:t>• Gamma, E. et al. (1994). Design Patterns: Elements of Reusable Object-Oriented Software.</w:t>
+      </w:r>
+    </w:p>
+    <w:p>
+      <w:pPr>
+        <w:spacing w:line="360" w:lineRule="auto"/>
+        <w:rPr>
+          <w:rFonts w:ascii="Calibri" w:hAnsi="Calibri" w:cs="Calibri"/>
+        </w:rPr>
+      </w:pPr>
+      <w:r>
+        <w:rPr>
+          <w:rFonts w:ascii="Calibri" w:hAnsi="Calibri" w:cs="Calibri"/>
+        </w:rPr>
+        <w:t>Addison-Wesley.</w:t>
+      </w:r>
+    </w:p>
+    <w:p>
+      <w:pPr>
+        <w:spacing w:line="360" w:lineRule="auto"/>
+        <w:rPr>
+          <w:rFonts w:ascii="Calibri" w:hAnsi="Calibri" w:cs="Calibri"/>
+        </w:rPr>
+      </w:pPr>
+      <w:r>
+        <w:rPr>
+          <w:rFonts w:ascii="Calibri" w:hAnsi="Calibri" w:cs="Calibri"/>
+        </w:rPr>
+        <w:t>Source Code Attribution</w:t>
+      </w:r>
+    </w:p>
+    <w:p>
+      <w:pPr>
+        <w:spacing w:line="360" w:lineRule="auto"/>
+        <w:rPr>
+          <w:rFonts w:ascii="Calibri" w:hAnsi="Calibri" w:cs="Calibri"/>
+        </w:rPr>
+      </w:pPr>
+      <w:r>
+        <w:rPr>
+          <w:rFonts w:ascii="Calibri" w:hAnsi="Calibri" w:cs="Calibri"/>
+        </w:rPr>
+        <w:t>If you use a specific code snippet from the web or an AI tool, you must attribute it in the source code.</w:t>
+      </w:r>
+    </w:p>
+    <w:p>
+      <w:pPr>
+        <w:spacing w:line="360" w:lineRule="auto"/>
+        <w:rPr>
+          <w:rFonts w:ascii="Calibri" w:hAnsi="Calibri" w:cs="Calibri"/>
+        </w:rPr>
+      </w:pPr>
+      <w:r>
+        <w:rPr>
+          <w:rFonts w:ascii="Calibri" w:hAnsi="Calibri" w:cs="Calibri"/>
+        </w:rPr>
+        <w:t>This prevents plagiarism flags.</w:t>
+      </w:r>
+    </w:p>
+    <w:p>
+      <w:pPr>
+        <w:spacing w:line="360" w:lineRule="auto"/>
+        <w:rPr>
+          <w:rFonts w:ascii="Calibri" w:hAnsi="Calibri" w:cs="Calibri"/>
+        </w:rPr>
+      </w:pPr>
+      <w:r>
+        <w:rPr>
+          <w:rFonts w:ascii="Calibri" w:hAnsi="Calibri" w:cs="Calibri"/>
+        </w:rPr>
+        <w:t>Example of an attributed snippet:</w:t>
+      </w:r>
+    </w:p>
+    <w:p>
+      <w:pPr>
+        <w:spacing w:line="360" w:lineRule="auto"/>
+        <w:rPr>
+          <w:rFonts w:ascii="Calibri" w:hAnsi="Calibri" w:cs="Calibri"/>
+        </w:rPr>
+      </w:pPr>
+      <w:r>
+        <w:rPr>
+          <w:rFonts w:ascii="Calibri" w:hAnsi="Calibri" w:cs="Calibri"/>
+        </w:rPr>
+        <w:t>/* * ATTRIBUTION:</w:t>
+      </w:r>
+    </w:p>
+    <w:p>
+      <w:pPr>
+        <w:spacing w:line="360" w:lineRule="auto"/>
+        <w:rPr>
+          <w:rFonts w:ascii="Calibri" w:hAnsi="Calibri" w:cs="Calibri"/>
+        </w:rPr>
+      </w:pPr>
+      <w:r>
+        <w:rPr>
+          <w:rFonts w:ascii="Calibri" w:hAnsi="Calibri" w:cs="Calibri"/>
+        </w:rPr>
+        <w:t>* This validation logic was adapted from a solution on Stack Overflow.</w:t>
+      </w:r>
+    </w:p>
+    <w:p>
+      <w:pPr>
+        <w:spacing w:line="360" w:lineRule="auto"/>
+        <w:rPr>
+          <w:rFonts w:ascii="Calibri" w:hAnsi="Calibri" w:cs="Calibri"/>
+        </w:rPr>
+      </w:pPr>
+      <w:r>
+        <w:rPr>
+          <w:rFonts w:ascii="Calibri" w:hAnsi="Calibri" w:cs="Calibri"/>
+        </w:rPr>
+        <w:t>* URL: https://stackoverflow.com/questions/xxxxxx</w:t>
+      </w:r>
+    </w:p>
+    <w:p>
+      <w:pPr>
+        <w:spacing w:line="360" w:lineRule="auto"/>
+        <w:rPr>
+          <w:rFonts w:ascii="Calibri" w:hAnsi="Calibri" w:cs="Calibri"/>
+        </w:rPr>
+      </w:pPr>
+      <w:r>
+        <w:rPr>
+          <w:rFonts w:ascii="Calibri" w:hAnsi="Calibri" w:cs="Calibri"/>
+        </w:rPr>
+        <w:t>* Purpose: Handling complex email regex validation.</w:t>
+      </w:r>
+    </w:p>
+    <w:p>
+      <w:pPr>
+        <w:spacing w:line="360" w:lineRule="auto"/>
+        <w:rPr>
+          <w:rFonts w:ascii="Calibri" w:hAnsi="Calibri" w:cs="Calibri"/>
+        </w:rPr>
+      </w:pPr>
+      <w:r>
+        <w:rPr>
+          <w:rFonts w:ascii="Calibri" w:hAnsi="Calibri" w:cs="Calibri"/>
+        </w:rPr>
+        <w:t>*/</w:t>
+      </w:r>
+    </w:p>
+    <w:p>
+      <w:pPr>
+        <w:spacing w:line="360" w:lineRule="auto"/>
+        <w:rPr>
+          <w:rFonts w:ascii="Calibri" w:hAnsi="Calibri" w:cs="Calibri"/>
+        </w:rPr>
+      </w:pPr>
+      <w:r>
+        <w:rPr>
+          <w:rFonts w:ascii="Calibri" w:hAnsi="Calibri" w:cs="Calibri"/>
+        </w:rPr>
+        <w:t xml:space="preserve">function </w:t>
+      </w:r>
+      <w:proofErr w:type="spellStart"/>
+      <w:r>
+        <w:rPr>
+          <w:rFonts w:ascii="Calibri" w:hAnsi="Calibri" w:cs="Calibri"/>
+        </w:rPr>
+        <w:t>validateEmail</w:t>
+      </w:r>
+      <w:proofErr w:type="spellEnd"/>
+      <w:r>
+        <w:rPr>
+          <w:rFonts w:ascii="Calibri" w:hAnsi="Calibri" w:cs="Calibri"/>
+        </w:rPr>
+        <w:t xml:space="preserve">(email) </w:t>
+      </w:r>
+      <w:proofErr w:type="gramStart"/>
+      <w:r>
+        <w:rPr>
+          <w:rFonts w:ascii="Calibri" w:hAnsi="Calibri" w:cs="Calibri"/>
+        </w:rPr>
+        <w:t>{ ...</w:t>
+      </w:r>
+      <w:proofErr w:type="gramEnd"/>
+      <w:r>
+        <w:rPr>
+          <w:rFonts w:ascii="Calibri" w:hAnsi="Calibri" w:cs="Calibri"/>
+        </w:rPr>
+        <w:t xml:space="preserve"> }</w:t>
+      </w:r>
+    </w:p>
+    <w:p>
+      <w:pPr>
+        <w:spacing w:line="360" w:lineRule="auto"/>
+        <w:rPr>
+          <w:rFonts w:ascii="Calibri" w:hAnsi="Calibri" w:cs="Calibri"/>
+        </w:rPr>
+      </w:pPr>
+    </w:p>
+    <w:p>
+      <w:pPr>
         <w:spacing w:line="360" w:lineRule="auto"/>
         <w:rPr>
           <w:rFonts w:ascii="Calibri" w:hAnsi="Calibri" w:cs="Calibri"/>
@@ -12055,462 +12814,31 @@
           <w:bCs/>
         </w:rPr>
       </w:pPr>
-      <w:bookmarkStart w:id="36" w:name="_Toc227860143"/>
       <w:r>
         <w:rPr>
           <w:rFonts w:ascii="Calibri" w:hAnsi="Calibri" w:cs="Calibri"/>
           <w:b/>
           <w:bCs/>
         </w:rPr>
-        <w:t>References</w:t>
-      </w:r>
-      <w:bookmarkEnd w:id="36"/>
-    </w:p>
-    <w:p>
-      <w:pPr>
-        <w:spacing w:line="360" w:lineRule="auto"/>
-        <w:rPr>
-          <w:rFonts w:ascii="Calibri" w:hAnsi="Calibri" w:cs="Calibri"/>
-        </w:rPr>
-      </w:pPr>
-      <w:r>
-        <w:rPr>
-          <w:rFonts w:ascii="Calibri" w:hAnsi="Calibri" w:cs="Calibri"/>
-        </w:rPr>
-        <w:t>In Software Engineering, documenting where your code and ideas come from is essential for academic</w:t>
-      </w:r>
-    </w:p>
-    <w:p>
-      <w:pPr>
-        <w:spacing w:line="360" w:lineRule="auto"/>
-        <w:rPr>
-          <w:rFonts w:ascii="Calibri" w:hAnsi="Calibri" w:cs="Calibri"/>
-        </w:rPr>
-      </w:pPr>
-      <w:r>
-        <w:rPr>
-          <w:rFonts w:ascii="Calibri" w:hAnsi="Calibri" w:cs="Calibri"/>
-        </w:rPr>
-        <w:t>integrity and professional ethics.</w:t>
-      </w:r>
-    </w:p>
-    <w:p>
-      <w:pPr>
-        <w:spacing w:line="360" w:lineRule="auto"/>
-        <w:rPr>
-          <w:rFonts w:ascii="Calibri" w:hAnsi="Calibri" w:cs="Calibri"/>
-        </w:rPr>
-      </w:pPr>
-      <w:r>
-        <w:rPr>
-          <w:rFonts w:ascii="Calibri" w:hAnsi="Calibri" w:cs="Calibri"/>
-        </w:rPr>
-        <w:t>You must cite any external knowledge used in your dissertation. This includes textbooks, academic</w:t>
-      </w:r>
-    </w:p>
-    <w:p>
-      <w:pPr>
-        <w:spacing w:line="360" w:lineRule="auto"/>
-        <w:rPr>
-          <w:rFonts w:ascii="Calibri" w:hAnsi="Calibri" w:cs="Calibri"/>
-        </w:rPr>
-      </w:pPr>
-      <w:r>
-        <w:rPr>
-          <w:rFonts w:ascii="Calibri" w:hAnsi="Calibri" w:cs="Calibri"/>
-        </w:rPr>
-        <w:t>papers, official documentation, and community tutorials.</w:t>
-      </w:r>
-    </w:p>
-    <w:p>
-      <w:pPr>
-        <w:spacing w:line="360" w:lineRule="auto"/>
-        <w:rPr>
-          <w:rFonts w:ascii="Calibri" w:hAnsi="Calibri" w:cs="Calibri"/>
-        </w:rPr>
-      </w:pPr>
-      <w:r>
-        <w:rPr>
-          <w:rFonts w:ascii="Calibri" w:hAnsi="Calibri" w:cs="Calibri"/>
-        </w:rPr>
-        <w:t>Common Technical Examples of referencing:</w:t>
-      </w:r>
-    </w:p>
-    <w:p>
-      <w:pPr>
-        <w:spacing w:line="360" w:lineRule="auto"/>
-        <w:rPr>
-          <w:rFonts w:ascii="Calibri" w:hAnsi="Calibri" w:cs="Calibri"/>
-        </w:rPr>
-      </w:pPr>
-      <w:r>
-        <w:rPr>
-          <w:rFonts w:ascii="Calibri" w:hAnsi="Calibri" w:cs="Calibri"/>
-        </w:rPr>
-        <w:t>• Official Documentation: "The system uses the React '</w:t>
+        <w:t xml:space="preserve">remember to reference </w:t>
       </w:r>
       <w:proofErr w:type="spellStart"/>
       <w:r>
-        <w:rPr>
-          <w:rFonts w:ascii="Calibri" w:hAnsi="Calibri" w:cs="Calibri"/>
-        </w:rPr>
-        <w:t>UseContext</w:t>
-      </w:r>
-      <w:proofErr w:type="spellEnd"/>
-      <w:r>
-        <w:rPr>
-          <w:rFonts w:ascii="Calibri" w:hAnsi="Calibri" w:cs="Calibri"/>
-        </w:rPr>
-        <w:t>' hook for global state</w:t>
-      </w:r>
-    </w:p>
-    <w:p>
-      <w:pPr>
-        <w:spacing w:line="360" w:lineRule="auto"/>
-        <w:rPr>
-          <w:rFonts w:ascii="Calibri" w:hAnsi="Calibri" w:cs="Calibri"/>
-        </w:rPr>
-      </w:pPr>
-      <w:r>
-        <w:rPr>
-          <w:rFonts w:ascii="Calibri" w:hAnsi="Calibri" w:cs="Calibri"/>
-        </w:rPr>
-        <w:t>management (Meta, 2026)."</w:t>
-      </w:r>
-    </w:p>
-    <w:p>
-      <w:pPr>
-        <w:spacing w:line="360" w:lineRule="auto"/>
-        <w:rPr>
-          <w:rFonts w:ascii="Calibri" w:hAnsi="Calibri" w:cs="Calibri"/>
-        </w:rPr>
-      </w:pPr>
-      <w:r>
-        <w:rPr>
-          <w:rFonts w:ascii="Calibri" w:hAnsi="Calibri" w:cs="Calibri"/>
-        </w:rPr>
-        <w:t>• Community Solutions: "The recursive logic for the tree-view component was adapted from a</w:t>
-      </w:r>
-    </w:p>
-    <w:p>
-      <w:pPr>
-        <w:spacing w:line="360" w:lineRule="auto"/>
-        <w:rPr>
-          <w:rFonts w:ascii="Calibri" w:hAnsi="Calibri" w:cs="Calibri"/>
-        </w:rPr>
-      </w:pPr>
-      <w:r>
-        <w:rPr>
-          <w:rFonts w:ascii="Calibri" w:hAnsi="Calibri" w:cs="Calibri"/>
-        </w:rPr>
-        <w:t>solution by '</w:t>
-      </w:r>
-      <w:proofErr w:type="spellStart"/>
-      <w:r>
-        <w:rPr>
-          <w:rFonts w:ascii="Calibri" w:hAnsi="Calibri" w:cs="Calibri"/>
-        </w:rPr>
-        <w:t>DevGuru</w:t>
-      </w:r>
-      <w:proofErr w:type="spellEnd"/>
-      <w:r>
-        <w:rPr>
-          <w:rFonts w:ascii="Calibri" w:hAnsi="Calibri" w:cs="Calibri"/>
-        </w:rPr>
-        <w:t>' on Stack Overflow (2025)."</w:t>
-      </w:r>
-    </w:p>
-    <w:p>
-      <w:pPr>
-        <w:spacing w:line="360" w:lineRule="auto"/>
-        <w:rPr>
-          <w:rFonts w:ascii="Calibri" w:hAnsi="Calibri" w:cs="Calibri"/>
-        </w:rPr>
-      </w:pPr>
-      <w:r>
-        <w:rPr>
-          <w:rFonts w:ascii="Calibri" w:hAnsi="Calibri" w:cs="Calibri"/>
-        </w:rPr>
-        <w:t>• Technical Books: "Following the Factory Design Pattern (Gamma et al., 1994), the system..."</w:t>
-      </w:r>
-    </w:p>
-    <w:p>
-      <w:pPr>
-        <w:spacing w:line="360" w:lineRule="auto"/>
-        <w:rPr>
-          <w:rFonts w:ascii="Calibri" w:hAnsi="Calibri" w:cs="Calibri"/>
-        </w:rPr>
-      </w:pPr>
-      <w:r>
-        <w:rPr>
-          <w:rFonts w:ascii="Calibri" w:hAnsi="Calibri" w:cs="Calibri"/>
-        </w:rPr>
-        <w:t>The Reference List:</w:t>
-      </w:r>
-    </w:p>
-    <w:p>
-      <w:pPr>
-        <w:spacing w:line="360" w:lineRule="auto"/>
-        <w:rPr>
-          <w:rFonts w:ascii="Calibri" w:hAnsi="Calibri" w:cs="Calibri"/>
-        </w:rPr>
-      </w:pPr>
-      <w:r>
-        <w:rPr>
-          <w:rFonts w:ascii="Calibri" w:hAnsi="Calibri" w:cs="Calibri"/>
-        </w:rPr>
-        <w:t>At the end of your document, list your sources alphabetically.</w:t>
-      </w:r>
-    </w:p>
-    <w:p>
-      <w:pPr>
-        <w:spacing w:line="360" w:lineRule="auto"/>
-        <w:rPr>
-          <w:rFonts w:ascii="Calibri" w:hAnsi="Calibri" w:cs="Calibri"/>
-        </w:rPr>
-      </w:pPr>
-      <w:r>
-        <w:rPr>
-          <w:rFonts w:ascii="Calibri" w:hAnsi="Calibri" w:cs="Calibri"/>
-        </w:rPr>
-        <w:t xml:space="preserve">• Meta. (2026). React Documentation: Scaling State. [Online]. Available at: </w:t>
-      </w:r>
-      <w:proofErr w:type="spellStart"/>
-      <w:r>
-        <w:rPr>
-          <w:rFonts w:ascii="Calibri" w:hAnsi="Calibri" w:cs="Calibri"/>
-        </w:rPr>
-        <w:t>react.dev</w:t>
-      </w:r>
-      <w:proofErr w:type="spellEnd"/>
-      <w:r>
-        <w:rPr>
-          <w:rFonts w:ascii="Calibri" w:hAnsi="Calibri" w:cs="Calibri"/>
-        </w:rPr>
-        <w:t>/docs</w:t>
-      </w:r>
-    </w:p>
-    <w:p>
-      <w:pPr>
-        <w:spacing w:line="360" w:lineRule="auto"/>
-        <w:rPr>
-          <w:rFonts w:ascii="Calibri" w:hAnsi="Calibri" w:cs="Calibri"/>
-        </w:rPr>
-      </w:pPr>
-      <w:r>
-        <w:rPr>
-          <w:rFonts w:ascii="Calibri" w:hAnsi="Calibri" w:cs="Calibri"/>
-        </w:rPr>
-        <w:t>• Gamma, E. et al. (1994). Design Patterns: Elements of Reusable Object-Oriented Software.</w:t>
-      </w:r>
-    </w:p>
-    <w:p>
-      <w:pPr>
-        <w:spacing w:line="360" w:lineRule="auto"/>
-        <w:rPr>
-          <w:rFonts w:ascii="Calibri" w:hAnsi="Calibri" w:cs="Calibri"/>
-        </w:rPr>
-      </w:pPr>
-      <w:r>
-        <w:rPr>
-          <w:rFonts w:ascii="Calibri" w:hAnsi="Calibri" w:cs="Calibri"/>
-        </w:rPr>
-        <w:t>Addison-Wesley.</w:t>
-      </w:r>
-    </w:p>
-    <w:p>
-      <w:pPr>
-        <w:spacing w:line="360" w:lineRule="auto"/>
-        <w:rPr>
-          <w:rFonts w:ascii="Calibri" w:hAnsi="Calibri" w:cs="Calibri"/>
-        </w:rPr>
-      </w:pPr>
-      <w:r>
-        <w:rPr>
-          <w:rFonts w:ascii="Calibri" w:hAnsi="Calibri" w:cs="Calibri"/>
-        </w:rPr>
-        <w:t>Source Code Attribution</w:t>
-      </w:r>
-    </w:p>
-    <w:p>
-      <w:pPr>
-        <w:spacing w:line="360" w:lineRule="auto"/>
-        <w:rPr>
-          <w:rFonts w:ascii="Calibri" w:hAnsi="Calibri" w:cs="Calibri"/>
-        </w:rPr>
-      </w:pPr>
-      <w:r>
-        <w:rPr>
-          <w:rFonts w:ascii="Calibri" w:hAnsi="Calibri" w:cs="Calibri"/>
-        </w:rPr>
-        <w:lastRenderedPageBreak/>
-        <w:t>If you use a specific code snippet from the web or an AI tool, you must attribute it in the source code.</w:t>
-      </w:r>
-    </w:p>
-    <w:p>
-      <w:pPr>
-        <w:spacing w:line="360" w:lineRule="auto"/>
-        <w:rPr>
-          <w:rFonts w:ascii="Calibri" w:hAnsi="Calibri" w:cs="Calibri"/>
-        </w:rPr>
-      </w:pPr>
-      <w:r>
-        <w:rPr>
-          <w:rFonts w:ascii="Calibri" w:hAnsi="Calibri" w:cs="Calibri"/>
-        </w:rPr>
-        <w:t>This prevents plagiarism flags.</w:t>
-      </w:r>
-    </w:p>
-    <w:p>
-      <w:pPr>
-        <w:spacing w:line="360" w:lineRule="auto"/>
-        <w:rPr>
-          <w:rFonts w:ascii="Calibri" w:hAnsi="Calibri" w:cs="Calibri"/>
-        </w:rPr>
-      </w:pPr>
-      <w:r>
-        <w:rPr>
-          <w:rFonts w:ascii="Calibri" w:hAnsi="Calibri" w:cs="Calibri"/>
-        </w:rPr>
-        <w:t>Example of an attributed snippet:</w:t>
-      </w:r>
-    </w:p>
-    <w:p>
-      <w:pPr>
-        <w:spacing w:line="360" w:lineRule="auto"/>
-        <w:rPr>
-          <w:rFonts w:ascii="Calibri" w:hAnsi="Calibri" w:cs="Calibri"/>
-        </w:rPr>
-      </w:pPr>
-      <w:r>
-        <w:rPr>
-          <w:rFonts w:ascii="Calibri" w:hAnsi="Calibri" w:cs="Calibri"/>
-        </w:rPr>
-        <w:t>/* * ATTRIBUTION:</w:t>
-      </w:r>
-    </w:p>
-    <w:p>
-      <w:pPr>
-        <w:spacing w:line="360" w:lineRule="auto"/>
-        <w:rPr>
-          <w:rFonts w:ascii="Calibri" w:hAnsi="Calibri" w:cs="Calibri"/>
-        </w:rPr>
-      </w:pPr>
-      <w:r>
-        <w:rPr>
-          <w:rFonts w:ascii="Calibri" w:hAnsi="Calibri" w:cs="Calibri"/>
-        </w:rPr>
-        <w:t>* This validation logic was adapted from a solution on Stack Overflow.</w:t>
-      </w:r>
-    </w:p>
-    <w:p>
-      <w:pPr>
-        <w:spacing w:line="360" w:lineRule="auto"/>
-        <w:rPr>
-          <w:rFonts w:ascii="Calibri" w:hAnsi="Calibri" w:cs="Calibri"/>
-        </w:rPr>
-      </w:pPr>
-      <w:r>
-        <w:rPr>
-          <w:rFonts w:ascii="Calibri" w:hAnsi="Calibri" w:cs="Calibri"/>
-        </w:rPr>
-        <w:t>* URL: https://stackoverflow.com/questions/xxxxxx</w:t>
-      </w:r>
-    </w:p>
-    <w:p>
-      <w:pPr>
-        <w:spacing w:line="360" w:lineRule="auto"/>
-        <w:rPr>
-          <w:rFonts w:ascii="Calibri" w:hAnsi="Calibri" w:cs="Calibri"/>
-        </w:rPr>
-      </w:pPr>
-      <w:r>
-        <w:rPr>
-          <w:rFonts w:ascii="Calibri" w:hAnsi="Calibri" w:cs="Calibri"/>
-        </w:rPr>
-        <w:t>* Purpose: Handling complex email regex validation.</w:t>
-      </w:r>
-    </w:p>
-    <w:p>
-      <w:pPr>
-        <w:spacing w:line="360" w:lineRule="auto"/>
-        <w:rPr>
-          <w:rFonts w:ascii="Calibri" w:hAnsi="Calibri" w:cs="Calibri"/>
-        </w:rPr>
-      </w:pPr>
-      <w:r>
-        <w:rPr>
-          <w:rFonts w:ascii="Calibri" w:hAnsi="Calibri" w:cs="Calibri"/>
-        </w:rPr>
-        <w:t>*/</w:t>
-      </w:r>
-    </w:p>
-    <w:p>
-      <w:pPr>
-        <w:spacing w:line="360" w:lineRule="auto"/>
-        <w:rPr>
-          <w:rFonts w:ascii="Calibri" w:hAnsi="Calibri" w:cs="Calibri"/>
-        </w:rPr>
-      </w:pPr>
-      <w:r>
-        <w:rPr>
-          <w:rFonts w:ascii="Calibri" w:hAnsi="Calibri" w:cs="Calibri"/>
-        </w:rPr>
-        <w:t xml:space="preserve">function </w:t>
-      </w:r>
-      <w:proofErr w:type="spellStart"/>
-      <w:r>
-        <w:rPr>
-          <w:rFonts w:ascii="Calibri" w:hAnsi="Calibri" w:cs="Calibri"/>
-        </w:rPr>
-        <w:t>validateEmail</w:t>
-      </w:r>
-      <w:proofErr w:type="spellEnd"/>
-      <w:r>
-        <w:rPr>
-          <w:rFonts w:ascii="Calibri" w:hAnsi="Calibri" w:cs="Calibri"/>
-        </w:rPr>
-        <w:t xml:space="preserve">(email) </w:t>
-      </w:r>
-      <w:proofErr w:type="gramStart"/>
-      <w:r>
-        <w:rPr>
-          <w:rFonts w:ascii="Calibri" w:hAnsi="Calibri" w:cs="Calibri"/>
-        </w:rPr>
-        <w:t>{ ...</w:t>
-      </w:r>
-      <w:proofErr w:type="gramEnd"/>
-      <w:r>
-        <w:rPr>
-          <w:rFonts w:ascii="Calibri" w:hAnsi="Calibri" w:cs="Calibri"/>
-        </w:rPr>
-        <w:t xml:space="preserve"> }</w:t>
-      </w:r>
-    </w:p>
-    <w:p>
-      <w:pPr>
-        <w:spacing w:line="360" w:lineRule="auto"/>
-        <w:rPr>
-          <w:rFonts w:ascii="Calibri" w:hAnsi="Calibri" w:cs="Calibri"/>
-        </w:rPr>
-      </w:pPr>
-    </w:p>
-    <w:p>
-      <w:pPr>
-        <w:spacing w:line="360" w:lineRule="auto"/>
         <w:rPr>
           <w:rFonts w:ascii="Calibri" w:hAnsi="Calibri" w:cs="Calibri"/>
           <w:b/>
           <w:bCs/>
         </w:rPr>
-      </w:pPr>
+        <w:t>th</w:t>
+      </w:r>
+      <w:proofErr w:type="spellEnd"/>
       <w:r>
         <w:rPr>
           <w:rFonts w:ascii="Calibri" w:hAnsi="Calibri" w:cs="Calibri"/>
           <w:b/>
           <w:bCs/>
         </w:rPr>
-        <w:t xml:space="preserve">remember to reference </w:t>
+        <w:t xml:space="preserve"> following that </w:t>
       </w:r>
       <w:proofErr w:type="spellStart"/>
       <w:r>
@@ -12519,7 +12847,7 @@
           <w:b/>
           <w:bCs/>
         </w:rPr>
-        <w:t>th</w:t>
+        <w:t>ive</w:t>
       </w:r>
       <w:proofErr w:type="spellEnd"/>
       <w:r>
@@ -12528,25 +12856,25 @@
           <w:b/>
           <w:bCs/>
         </w:rPr>
-        <w:t xml:space="preserve"> following that </w:t>
-      </w:r>
-      <w:proofErr w:type="spellStart"/>
-      <w:r>
+        <w:t xml:space="preserve"> used for help,</w:t>
+      </w:r>
+    </w:p>
+    <w:p>
+      <w:pPr>
+        <w:spacing w:line="360" w:lineRule="auto"/>
         <w:rPr>
           <w:rFonts w:ascii="Calibri" w:hAnsi="Calibri" w:cs="Calibri"/>
           <w:b/>
           <w:bCs/>
         </w:rPr>
-        <w:t>ive</w:t>
-      </w:r>
-      <w:proofErr w:type="spellEnd"/>
+      </w:pPr>
       <w:r>
         <w:rPr>
           <w:rFonts w:ascii="Calibri" w:hAnsi="Calibri" w:cs="Calibri"/>
           <w:b/>
           <w:bCs/>
         </w:rPr>
-        <w:t xml:space="preserve"> used for help,</w:t>
+        <w:t>Phone responsiveness using @media</w:t>
       </w:r>
     </w:p>
     <w:p>
@@ -12564,11 +12892,20 @@
           <w:b/>
           <w:bCs/>
         </w:rPr>
-        <w:t>Phone responsiveness using @media</w:t>
-      </w:r>
-    </w:p>
-    <w:p>
-      <w:pPr>
+        <w:t xml:space="preserve">Html </w:t>
+      </w:r>
+    </w:p>
+    <w:p>
+      <w:pPr>
+        <w:spacing w:line="360" w:lineRule="auto"/>
+        <w:rPr>
+          <w:rFonts w:ascii="Calibri" w:hAnsi="Calibri" w:cs="Calibri"/>
+        </w:rPr>
+      </w:pPr>
+    </w:p>
+    <w:p>
+      <w:pPr>
+        <w:pStyle w:val="Heading1"/>
         <w:spacing w:line="360" w:lineRule="auto"/>
         <w:rPr>
           <w:rFonts w:ascii="Calibri" w:hAnsi="Calibri" w:cs="Calibri"/>
@@ -12576,40 +12913,13 @@
           <w:bCs/>
         </w:rPr>
       </w:pPr>
+      <w:bookmarkStart w:id="37" w:name="_Toc227860144"/>
       <w:r>
         <w:rPr>
           <w:rFonts w:ascii="Calibri" w:hAnsi="Calibri" w:cs="Calibri"/>
           <w:b/>
           <w:bCs/>
         </w:rPr>
-        <w:t xml:space="preserve">Html </w:t>
-      </w:r>
-    </w:p>
-    <w:p>
-      <w:pPr>
-        <w:spacing w:line="360" w:lineRule="auto"/>
-        <w:rPr>
-          <w:rFonts w:ascii="Calibri" w:hAnsi="Calibri" w:cs="Calibri"/>
-        </w:rPr>
-      </w:pPr>
-    </w:p>
-    <w:p>
-      <w:pPr>
-        <w:pStyle w:val="Heading1"/>
-        <w:spacing w:line="360" w:lineRule="auto"/>
-        <w:rPr>
-          <w:rFonts w:ascii="Calibri" w:hAnsi="Calibri" w:cs="Calibri"/>
-          <w:b/>
-          <w:bCs/>
-        </w:rPr>
-      </w:pPr>
-      <w:bookmarkStart w:id="37" w:name="_Toc227860144"/>
-      <w:r>
-        <w:rPr>
-          <w:rFonts w:ascii="Calibri" w:hAnsi="Calibri" w:cs="Calibri"/>
-          <w:b/>
-          <w:bCs/>
-        </w:rPr>
         <w:t>Appendices</w:t>
       </w:r>
       <w:bookmarkEnd w:id="37"/>
@@ -12621,7 +12931,7 @@
           <w:rFonts w:ascii="Calibri" w:hAnsi="Calibri" w:cs="Calibri"/>
         </w:rPr>
       </w:pPr>
-      <w:hyperlink r:id="rId10" w:history="1">
+      <w:hyperlink r:id="rId11" w:history="1">
         <w:r>
           <w:rPr>
             <w:rStyle w:val="Hyperlink"/>
@@ -12704,6 +13014,7 @@
           <w:b/>
           <w:bCs/>
         </w:rPr>
+        <w:lastRenderedPageBreak/>
         <w:t xml:space="preserve">Project Title: Crux Conqueror </w:t>
       </w:r>
     </w:p>
@@ -12759,7 +13070,6 @@
           <w:b/>
           <w:bCs/>
         </w:rPr>
-        <w:lastRenderedPageBreak/>
         <w:t>1.3 System Overview and User Profile:</w:t>
       </w:r>
     </w:p>
@@ -13012,6 +13322,7 @@
         <w:rPr>
           <w:rFonts w:ascii="Calibri" w:hAnsi="Calibri" w:cs="Calibri"/>
         </w:rPr>
+        <w:lastRenderedPageBreak/>
         <w:t xml:space="preserve">Additionally, A lot of climbing apps tend to separate training data and metrics from community data, which requires climbers to jump between sometimes 2/3 different platforms or apps to properly track workouts, nutrition, set goals, and receive feedback on their progress. </w:t>
       </w:r>
     </w:p>
@@ -13040,14 +13351,7 @@
         <w:rPr>
           <w:rFonts w:ascii="Calibri" w:hAnsi="Calibri" w:cs="Calibri"/>
         </w:rPr>
-        <w:t xml:space="preserve">Many climbers, particularly indoor boulderers, tend to visit their local gym without a structured training plan. Instead, they would often climb whichever routes appear most interesting at the time, </w:t>
-      </w:r>
-      <w:r>
-        <w:rPr>
-          <w:rFonts w:ascii="Calibri" w:hAnsi="Calibri" w:cs="Calibri"/>
-        </w:rPr>
-        <w:lastRenderedPageBreak/>
-        <w:t>completely neglecting targeted exercises or training plans. This type of mindset can future goals and performance of climbers and can make progress harder to measure without a baseline.</w:t>
+        <w:t>Many climbers, particularly indoor boulderers, tend to visit their local gym without a structured training plan. Instead, they would often climb whichever routes appear most interesting at the time, completely neglecting targeted exercises or training plans. This type of mindset can future goals and performance of climbers and can make progress harder to measure without a baseline.</w:t>
       </w:r>
     </w:p>
     <w:p>
@@ -13459,6 +13763,7 @@
                 <w:sz w:val="22"/>
                 <w:szCs w:val="22"/>
               </w:rPr>
+              <w:lastRenderedPageBreak/>
               <w:t>FR 1</w:t>
             </w:r>
           </w:p>
@@ -13630,16 +13935,7 @@
                 <w:sz w:val="22"/>
                 <w:szCs w:val="22"/>
               </w:rPr>
-              <w:t xml:space="preserve">The system presents user progress data in an interactive dashboard which is intuitive to read, including charts, streaks, and </w:t>
-            </w:r>
-            <w:r>
-              <w:rPr>
-                <w:rFonts w:ascii="Calibri" w:hAnsi="Calibri" w:cs="Calibri"/>
-                <w:sz w:val="22"/>
-                <w:szCs w:val="22"/>
-              </w:rPr>
-              <w:lastRenderedPageBreak/>
-              <w:t>leaderboard comparisons against friends or followers.</w:t>
+              <w:t>The system presents user progress data in an interactive dashboard which is intuitive to read, including charts, streaks, and leaderboard comparisons against friends or followers.</w:t>
             </w:r>
           </w:p>
         </w:tc>
@@ -13662,17 +13958,7 @@
                 <w:sz w:val="22"/>
                 <w:szCs w:val="22"/>
               </w:rPr>
-              <w:lastRenderedPageBreak/>
-              <w:t xml:space="preserve">Allow users to visualize their improvements and can drive </w:t>
-            </w:r>
-            <w:r>
-              <w:rPr>
-                <w:rFonts w:ascii="Calibri" w:hAnsi="Calibri" w:cs="Calibri"/>
-                <w:sz w:val="22"/>
-                <w:szCs w:val="22"/>
-              </w:rPr>
-              <w:lastRenderedPageBreak/>
-              <w:t>engagement in the app through gamification.</w:t>
+              <w:t>Allow users to visualize their improvements and can drive engagement in the app through gamification.</w:t>
             </w:r>
           </w:p>
         </w:tc>
@@ -13700,7 +13986,6 @@
                 <w:sz w:val="22"/>
                 <w:szCs w:val="22"/>
               </w:rPr>
-              <w:lastRenderedPageBreak/>
               <w:t>FR 4</w:t>
             </w:r>
           </w:p>
@@ -14176,6 +14461,7 @@
                 <w:sz w:val="22"/>
                 <w:szCs w:val="22"/>
               </w:rPr>
+              <w:lastRenderedPageBreak/>
               <w:t>Technology/Tool (e.g., Python, React, MySQL, Unity</w:t>
             </w:r>
           </w:p>
@@ -14372,16 +14658,7 @@
                 <w:sz w:val="22"/>
                 <w:szCs w:val="22"/>
               </w:rPr>
-              <w:t xml:space="preserve">I am Knowledgeable in java and object orientated programming, so Spring boot will help with building modularly. Handles user </w:t>
-            </w:r>
-            <w:r>
-              <w:rPr>
-                <w:rFonts w:ascii="Calibri" w:hAnsi="Calibri" w:cs="Calibri"/>
-                <w:sz w:val="22"/>
-                <w:szCs w:val="22"/>
-              </w:rPr>
-              <w:lastRenderedPageBreak/>
-              <w:t>profiles (FR1), training log storage (FR2), Community posts (FR4).</w:t>
+              <w:t>I am Knowledgeable in java and object orientated programming, so Spring boot will help with building modularly. Handles user profiles (FR1), training log storage (FR2), Community posts (FR4).</w:t>
             </w:r>
           </w:p>
         </w:tc>
@@ -14409,7 +14686,6 @@
                 <w:sz w:val="22"/>
                 <w:szCs w:val="22"/>
               </w:rPr>
-              <w:lastRenderedPageBreak/>
               <w:t>Java</w:t>
             </w:r>
           </w:p>
@@ -14982,7 +15258,6 @@
           <w:rFonts w:ascii="Calibri" w:hAnsi="Calibri" w:cs="Calibri"/>
           <w:noProof/>
         </w:rPr>
-        <w:lastRenderedPageBreak/>
         <w:drawing>
           <wp:inline distT="0" distB="0" distL="0" distR="0" wp14:anchorId="42BA402F" wp14:editId="24EB7A52">
             <wp:extent cx="5731510" cy="1630018"/>
@@ -14999,7 +15274,7 @@
                     <pic:cNvPicPr/>
                   </pic:nvPicPr>
                   <pic:blipFill>
-                    <a:blip r:embed="rId11" cstate="print">
+                    <a:blip r:embed="rId12" cstate="print">
                       <a:extLst>
                         <a:ext uri="{28A0092B-C50C-407E-A947-70E740481C1C}">
                           <a14:useLocalDpi xmlns:a14="http://schemas.microsoft.com/office/drawing/2010/main" val="0"/>
@@ -15768,6 +16043,7 @@
                 <w:sz w:val="22"/>
                 <w:szCs w:val="22"/>
               </w:rPr>
+              <w:lastRenderedPageBreak/>
               <w:t>Testing and Evaluation</w:t>
             </w:r>
           </w:p>
@@ -15998,7 +16274,6 @@
                 <w:sz w:val="22"/>
                 <w:szCs w:val="22"/>
               </w:rPr>
-              <w:lastRenderedPageBreak/>
               <w:t>Final Submission</w:t>
             </w:r>
           </w:p>
@@ -16587,6 +16862,7 @@
                 <w:sz w:val="22"/>
                 <w:szCs w:val="22"/>
               </w:rPr>
+              <w:lastRenderedPageBreak/>
               <w:t>I want there to be built in notifications or pop ups when people interact with my posts or profile.</w:t>
             </w:r>
           </w:p>
@@ -16791,7 +17067,6 @@
                 <w:sz w:val="22"/>
                 <w:szCs w:val="22"/>
               </w:rPr>
-              <w:lastRenderedPageBreak/>
               <w:t>I struggle to understand climbing metrics and would appreciate information about each one.</w:t>
             </w:r>
           </w:p>
@@ -17310,6 +17585,7 @@
         <w:rPr>
           <w:rFonts w:ascii="Calibri" w:hAnsi="Calibri" w:cs="Calibri"/>
         </w:rPr>
+        <w:lastRenderedPageBreak/>
         <w:t>The system displays the create post form at the top of the page.</w:t>
       </w:r>
     </w:p>
@@ -17450,7 +17726,6 @@
         <w:rPr>
           <w:rFonts w:ascii="Calibri" w:hAnsi="Calibri" w:cs="Calibri"/>
         </w:rPr>
-        <w:lastRenderedPageBreak/>
         <w:t xml:space="preserve">If </w:t>
       </w:r>
       <w:r>
@@ -17842,6 +18117,7 @@
           <w:b/>
           <w:bCs/>
         </w:rPr>
+        <w:lastRenderedPageBreak/>
         <w:t>Alternative / Exception Flows:</w:t>
       </w:r>
     </w:p>
@@ -17930,7 +18206,6 @@
         <w:rPr>
           <w:rFonts w:ascii="Calibri" w:hAnsi="Calibri" w:cs="Calibri"/>
         </w:rPr>
-        <w:lastRenderedPageBreak/>
         <w:t>No new persistent data is created, but derived values are displayed for interpretation.</w:t>
       </w:r>
     </w:p>
@@ -18164,6 +18439,7 @@
         <w:rPr>
           <w:rFonts w:ascii="Calibri" w:hAnsi="Calibri" w:cs="Calibri"/>
         </w:rPr>
+        <w:lastRenderedPageBreak/>
         <w:t>o Final Deliverable Generation (e.g., writing parts of your report).</w:t>
       </w:r>
     </w:p>
@@ -18262,7 +18538,6 @@
         <w:rPr>
           <w:rFonts w:ascii="Calibri" w:hAnsi="Calibri" w:cs="Calibri"/>
         </w:rPr>
-        <w:lastRenderedPageBreak/>
         <w:t>Explained headers; I implemented the fix manually.</w:t>
       </w:r>
     </w:p>
@@ -18400,7 +18675,7 @@
           <w:rFonts w:ascii="Calibri" w:hAnsi="Calibri" w:cs="Calibri"/>
         </w:rPr>
       </w:pPr>
-      <w:hyperlink r:id="rId12" w:history="1">
+      <w:hyperlink r:id="rId13" w:history="1">
         <w:r>
           <w:rPr>
             <w:rStyle w:val="Hyperlink"/>
@@ -18453,7 +18728,7 @@
           <w:rFonts w:ascii="Calibri" w:hAnsi="Calibri" w:cs="Calibri"/>
         </w:rPr>
       </w:pPr>
-      <w:hyperlink r:id="rId13" w:history="1">
+      <w:hyperlink r:id="rId14" w:history="1">
         <w:r>
           <w:rPr>
             <w:rStyle w:val="Hyperlink"/>
@@ -18518,7 +18793,7 @@
           <w:rFonts w:ascii="Calibri" w:hAnsi="Calibri" w:cs="Calibri"/>
         </w:rPr>
       </w:pPr>
-      <w:hyperlink r:id="rId14" w:history="1">
+      <w:hyperlink r:id="rId15" w:history="1">
         <w:r>
           <w:rPr>
             <w:rStyle w:val="Hyperlink"/>
@@ -18539,6 +18814,7 @@
         <w:rPr>
           <w:rFonts w:ascii="Calibri" w:hAnsi="Calibri" w:cs="Calibri"/>
         </w:rPr>
+        <w:lastRenderedPageBreak/>
         <w:t xml:space="preserve">The homepage background image is taken from Ben Moreland on unsplash.com, I am using </w:t>
       </w:r>
       <w:proofErr w:type="spellStart"/>
